--- a/doc/paper_apiems2026_v2/APIEMS2026_draft_v2_ja.docx
+++ b/doc/paper_apiems2026_v2/APIEMS2026_draft_v2_ja.docx
@@ -333,7 +333,22 @@
           <w:rFonts w:ascii="Times New Roman" w:hAnsi="Times New Roman" w:cs="Times New Roman" w:eastAsia="ＭＳ 明朝"/>
           <w:lang w:val="en-US" w:eastAsia="ja-JP"/>
         </w:rPr>
-        <w:t xml:space="preserve">）からの変更量（安定性）」がトレードオフの関係にある。大幅な変更は、現場の混乱・段取り替え・資材や治具の再手配・作業者の再配置・下流工程や外注先への予定変更の波及といったコスト（以下、</w:t>
+        <w:t xml:space="preserve">）からの変更量の小ささ（以下、</w:t>
+      </w:r>
+      <w:r>
+        <w:rPr>
+          <w:rFonts w:ascii="Times New Roman" w:hAnsi="Times New Roman" w:cs="Times New Roman" w:eastAsia="ＭＳ 明朝"/>
+          <w:b/>
+          <w:lang w:val="en-US" w:eastAsia="ja-JP"/>
+        </w:rPr>
+        <w:t xml:space="preserve">安定性</w:t>
+      </w:r>
+      <w:r>
+        <w:rPr>
+          <w:rFonts w:ascii="Times New Roman" w:hAnsi="Times New Roman" w:cs="Times New Roman" w:eastAsia="ＭＳ 明朝"/>
+          <w:lang w:val="en-US" w:eastAsia="ja-JP"/>
+        </w:rPr>
+        <w:t xml:space="preserve">）」がトレードオフの関係にある。大幅な変更は、現場の混乱・段取り替え・資材や治具の再手配・作業者の再配置・下流工程や外注先への予定変更の波及といったコスト（以下、</w:t>
       </w:r>
       <w:r>
         <w:rPr>
@@ -605,7 +620,7 @@
           <w:rFonts w:ascii="Times New Roman" w:hAnsi="Times New Roman" w:cs="Times New Roman" w:eastAsia="ＭＳ 明朝"/>
           <w:lang w:val="en-US" w:eastAsia="ja-JP"/>
         </w:rPr>
-        <w:t xml:space="preserve">。これが本研究の出発点となる仮説である。</w:t>
+        <w:t xml:space="preserve">。これが本研究の出発点である。</w:t>
       </w:r>
     </w:p>
     <w:p>
@@ -619,7 +634,7 @@
           <w:rFonts w:ascii="Times New Roman" w:hAnsi="Times New Roman" w:cs="Times New Roman" w:eastAsia="ＭＳ 明朝"/>
           <w:lang w:val="en-US" w:eastAsia="ja-JP"/>
         </w:rPr>
-        <w:t xml:space="preserve">本研究はこの仮説を、局所探索を揃えた ILS（軌道ベースの代表）と Memetic（GA に局所探索を組み込んだ集団ベースの代表）の統制比較で検証し、あわせて、解を </w:t>
+        <w:t xml:space="preserve">本研究はこれを、局所探索を揃えた ILS（軌道ベースの代表）と Memetic（GA に局所探索を組み込んだ集団ベースの代表）の統制比較で検証し、あわせて、解を </w:t>
       </w:r>
       <w:r>
         <w:rPr>
@@ -685,7 +700,7 @@
           <w:rFonts w:ascii="Times New Roman" w:hAnsi="Times New Roman" w:cs="Times New Roman" w:eastAsia="ＭＳ 明朝"/>
           <w:lang w:val="en-US" w:eastAsia="ja-JP"/>
         </w:rPr>
-        <w:t xml:space="preserve"> ILS はこの領域を自力で埋めるのに対し、同じ局所探索を備えた Memetic は埋められない。高安定領域の hypervolume（HV）で ILS が全 8 シナリオの全試行で上回る。</w:t>
+        <w:t xml:space="preserve"> ILS はこの領域を自力で埋めるのに対し、同じ局所探索を備えた Memetic は埋め方が粗く、3 シナリオではほとんど届かない。高安定領域の hypervolume（HV）で ILS が全 8 シナリオの全試行で上回る。</w:t>
       </w:r>
     </w:p>
     <w:p>
@@ -743,7 +758,7 @@
           <w:rFonts w:ascii="Times New Roman" w:hAnsi="Times New Roman" w:cs="Times New Roman" w:eastAsia="ＭＳ 明朝"/>
           <w:lang w:val="en-US" w:eastAsia="ja-JP"/>
         </w:rPr>
-        <w:t xml:space="preserve"> 高安定領域の品質では ILS と Memetic＋演算子が並ぶため、選択は残る 2 軸で決まる：変更の少ない再計画を早く出すなら ILS、計算時間を許容してトレードオフ全体の品質を追求するなら Memetic＋演算子が有利であり、両構造は再スケジューリングの異なる要求を補い合う。</w:t>
+        <w:t xml:space="preserve"> 高安定領域の品質では ILS と Memetic＋演算子が並ぶため、選択は残る 2 軸で決まる：変更の少ない再計画を早く出すなら ILS、計算時間を許容してトレードオフ全体の品質を追求するなら Memetic＋演算子が有利であり、両構造は再スケジューリングの異なる要求に応える。</w:t>
       </w:r>
     </w:p>
     <w:p>
@@ -935,7 +950,7 @@
                 <w:rFonts w:ascii="Times New Roman" w:hAnsi="Times New Roman" w:cs="Times New Roman" w:eastAsia="ＭＳ 明朝"/>
                 <w:lang w:val="en-US" w:eastAsia="ja-JP"/>
               </w:rPr>
-              <w:t xml:space="preserve">）、網掛けは高安定領域（</w:t>
+              <w:t xml:space="preserve">）、網掛けは高安定領域（境界は §3.4 で定める）、破線は到達可能なトレードオフフロント。(a) 演算子なし：</w:t>
             </w:r>
             <w:r>
               <w:rPr>
@@ -957,7 +972,35 @@
                 <w:rFonts w:ascii="Times New Roman" w:hAnsi="Times New Roman" w:cs="Times New Roman" w:eastAsia="ＭＳ 明朝"/>
                 <w:lang w:val="en-US" w:eastAsia="ja-JP"/>
               </w:rPr>
-              <w:t xml:space="preserve"> の近く。境界は §3.4 で定める）、破線は到達可能なトレードオフフロント。(a) 演算子なし：</w:t>
+              <w:t xml:space="preserve"> から小さな変更を重ねる ILS（橙の○）は高安定領域を段階的に埋める。組み替えで子個体が散る Memetic（緑の□）は小さい </w:t>
+            </w:r>
+            <w:r>
+              <w:rPr>
+                <w:rFonts w:ascii="Times New Roman" w:hAnsi="Times New Roman" w:cs="Times New Roman"/>
+                <w:i/>
+              </w:rPr>
+              <w:t xml:space="preserve">D</w:t>
+            </w:r>
+            <w:r>
+              <w:rPr>
+                <w:rFonts w:ascii="Times New Roman" w:hAnsi="Times New Roman" w:cs="Times New Roman" w:eastAsia="ＭＳ 明朝"/>
+                <w:lang w:val="en-US" w:eastAsia="ja-JP"/>
+              </w:rPr>
+              <w:t xml:space="preserve"> まで届かず、届く範囲でも MS で明確に劣って、到達可能フロントに追いつくのは大きな </w:t>
+            </w:r>
+            <w:r>
+              <w:rPr>
+                <w:rFonts w:ascii="Times New Roman" w:hAnsi="Times New Roman" w:cs="Times New Roman"/>
+                <w:i/>
+              </w:rPr>
+              <w:t xml:space="preserve">D</w:t>
+            </w:r>
+            <w:r>
+              <w:rPr>
+                <w:rFonts w:ascii="Times New Roman" w:hAnsi="Times New Roman" w:cs="Times New Roman" w:eastAsia="ＭＳ 明朝"/>
+                <w:lang w:val="en-US" w:eastAsia="ja-JP"/>
+              </w:rPr>
+              <w:t xml:space="preserve"> に限られる（図 2 の実測フロントと同じ形）。(b) 集団側に安定性誘導演算子を載せた場合：散った個体を </w:t>
             </w:r>
             <w:r>
               <w:rPr>
@@ -979,57 +1022,7 @@
                 <w:rFonts w:ascii="Times New Roman" w:hAnsi="Times New Roman" w:cs="Times New Roman" w:eastAsia="ＭＳ 明朝"/>
                 <w:lang w:val="en-US" w:eastAsia="ja-JP"/>
               </w:rPr>
-              <w:t xml:space="preserve"> から小さな変更を重ねる ILS（橙）は高安定領域を段階的に埋める。組み替えで子個体が散る Memetic（緑）は小さい </w:t>
-            </w:r>
-            <w:r>
-              <w:rPr>
-                <w:rFonts w:ascii="Times New Roman" w:hAnsi="Times New Roman" w:cs="Times New Roman"/>
-                <w:i/>
-              </w:rPr>
-              <w:t xml:space="preserve">D</w:t>
-            </w:r>
-            <w:r>
-              <w:rPr>
-                <w:rFonts w:ascii="Times New Roman" w:hAnsi="Times New Roman" w:cs="Times New Roman" w:eastAsia="ＭＳ 明朝"/>
-                <w:lang w:val="en-US" w:eastAsia="ja-JP"/>
-              </w:rPr>
-              <w:t xml:space="preserve"> まで届かず、届く範囲でも MS で明確に劣って、到達可能フロントに追いつくのは大きな </w:t>
-            </w:r>
-            <w:r>
-              <w:rPr>
-                <w:rFonts w:ascii="Times New Roman" w:hAnsi="Times New Roman" w:cs="Times New Roman"/>
-                <w:i/>
-              </w:rPr>
-              <w:t xml:space="preserve">D</w:t>
-            </w:r>
-            <w:r>
-              <w:rPr>
-                <w:rFonts w:ascii="Times New Roman" w:hAnsi="Times New Roman" w:cs="Times New Roman" w:eastAsia="ＭＳ 明朝"/>
-                <w:lang w:val="en-US" w:eastAsia="ja-JP"/>
-              </w:rPr>
-              <w:t xml:space="preserve"> に限られる（図 2 の実測フロントと同じ形）。(b) 集団側に安定性誘導演算子を載せた場合：散った個体を </w:t>
-            </w:r>
-            <w:r>
-              <w:rPr>
-                <w:rFonts w:ascii="Times New Roman" w:hAnsi="Times New Roman" w:cs="Times New Roman"/>
-                <w:i/>
-              </w:rPr>
-              <w:t xml:space="preserve">S</w:t>
-            </w:r>
-            <w:r>
-              <w:rPr>
-                <w:rFonts w:ascii="Times New Roman" w:hAnsi="Times New Roman" w:cs="Times New Roman"/>
-                <w:i/>
-                <w:vertAlign w:val="subscript"/>
-              </w:rPr>
-              <w:t xml:space="preserve">p</w:t>
-            </w:r>
-            <w:r>
-              <w:rPr>
-                <w:rFonts w:ascii="Times New Roman" w:hAnsi="Times New Roman" w:cs="Times New Roman" w:eastAsia="ＭＳ 明朝"/>
-                <w:lang w:val="en-US" w:eastAsia="ja-JP"/>
-              </w:rPr>
-              <w:t xml:space="preserve"> 方向へ swap で 1 不一致ずつ引き戻し、集団だけでは届かなかった高安定領域を経路上の中間解（茶）が埋める。この領域を自力で埋め終えた ILS には足す余地が乏しい。(a)(b) はそれぞれ §2 の H1・H2 に対応する。</w:t>
+              <w:t xml:space="preserve"> 方向へ swap で 1 不一致ずつ引き戻し、集団だけでは届かなかった高安定領域を経路上の中間解（濃い茶の◇）が埋める。この領域を自力で埋め終えた ILS には足す余地が乏しい。(a)(b) はそれぞれ §2 の H1・H2 に対応する。</w:t>
             </w:r>
           </w:p>
         </w:tc>
@@ -1081,47 +1074,9 @@
       <w:r>
         <w:rPr>
           <w:rFonts w:ascii="Times New Roman" w:hAnsi="Times New Roman" w:cs="Times New Roman" w:eastAsia="ＭＳ 明朝"/>
-          <w:b/>
-          <w:lang w:val="en-US" w:eastAsia="ja-JP"/>
-        </w:rPr>
-        <w:t xml:space="preserve">安定性を目的関数に組み込む系譜（併合型）.</w:t>
-      </w:r>
-      <w:r>
-        <w:rPr>
-          <w:rFonts w:ascii="Times New Roman" w:hAnsi="Times New Roman" w:cs="Times New Roman" w:eastAsia="ＭＳ 明朝"/>
-          <w:lang w:val="en-US" w:eastAsia="ja-JP"/>
-        </w:rPr>
-        <w:t xml:space="preserve"> 再スケジューリングで効率と安定性を同時に最適化する試みは、単一機械で両者を評価基準として定式化した Wu ら [14] に始まる。JSSP では Rangsaritratsamee ら [3] が GA に局所探索を組み込んだハイブリッド GA を、Zhang ら [4] が開始時刻偏差を安定性指標とする GA と tabu search のハイブリッドを提案し、フレキシブル JSSP（FJSP）では Fattahi &amp; Fallahi [18] の genetic local search や、ファジィ FJSP への人工蜂コロニーの適用 [20] がある。いずれも安定性を</w:t>
-      </w:r>
-      <w:r>
-        <w:rPr>
-          <w:rFonts w:ascii="Times New Roman" w:hAnsi="Times New Roman" w:cs="Times New Roman" w:eastAsia="ＭＳ 明朝"/>
-          <w:b/>
-          <w:lang w:val="en-US" w:eastAsia="ja-JP"/>
-        </w:rPr>
-        <w:t xml:space="preserve">目的関数の一項</w:t>
-      </w:r>
-      <w:r>
-        <w:rPr>
-          <w:rFonts w:ascii="Times New Roman" w:hAnsi="Times New Roman" w:cs="Times New Roman" w:eastAsia="ＭＳ 明朝"/>
-          <w:lang w:val="en-US" w:eastAsia="ja-JP"/>
-        </w:rPr>
-        <w:t xml:space="preserve">として扱い、重みを通じて効率との釣り合いを取る点で共通する。解法の構成に注目すると、</w:t>
-      </w:r>
-      <w:r>
-        <w:rPr>
-          <w:rFonts w:ascii="Times New Roman" w:hAnsi="Times New Roman" w:cs="Times New Roman" w:eastAsia="ＭＳ 明朝"/>
-          <w:b/>
-          <w:lang w:val="en-US" w:eastAsia="ja-JP"/>
-        </w:rPr>
-        <w:t xml:space="preserve">この系譜は一貫して集団ベースであり、その多くは集団に局所探索を組み合わせた形をとる</w:t>
-      </w:r>
-      <w:r>
-        <w:rPr>
-          <w:rFonts w:ascii="Times New Roman" w:hAnsi="Times New Roman" w:cs="Times New Roman" w:eastAsia="ＭＳ 明朝"/>
-          <w:lang w:val="en-US" w:eastAsia="ja-JP"/>
-        </w:rPr>
-        <w:t xml:space="preserve"> [3][4][18]。軌道ベースの適用例はフローショップの iterated greedy [19] にとどまり、JSSP の再スケジューリングでは見当たらない。本研究が集団ベースの代表に素の GA ではなく Memetic を採るのは、この標準構成に合わせるためである（§3.2）。</w:t>
+          <w:lang w:val="en-US" w:eastAsia="ja-JP"/>
+        </w:rPr>
+        <w:t xml:space="preserve">再スケジューリング研究は、効率だけを目的とするものと、安定性もあわせて求めるものに分かれる。前者が多数を占めることは繰り返し指摘されている [3][27]。本研究が前提とするのは後者であり、この系譜は安定性をどう確保するかでさらに二つに分かれる。本節はこの整理のもとで先行研究を概観し、残された課題から二つの仮説を導く。</w:t>
       </w:r>
     </w:p>
     <w:p>
@@ -1136,14 +1091,14 @@
           <w:b/>
           <w:lang w:val="en-US" w:eastAsia="ja-JP"/>
         </w:rPr>
-        <w:t xml:space="preserve">安定性を探索空間の制限で担う系譜（範囲限定型）.</w:t>
-      </w:r>
-      <w:r>
-        <w:rPr>
-          <w:rFonts w:ascii="Times New Roman" w:hAnsi="Times New Roman" w:cs="Times New Roman" w:eastAsia="ＭＳ 明朝"/>
-          <w:lang w:val="en-US" w:eastAsia="ja-JP"/>
-        </w:rPr>
-        <w:t xml:space="preserve"> 一方、安定性を</w:t>
+        <w:t xml:space="preserve">安定性を目的関数に組み込む系譜（併合型）.</w:t>
+      </w:r>
+      <w:r>
+        <w:rPr>
+          <w:rFonts w:ascii="Times New Roman" w:hAnsi="Times New Roman" w:cs="Times New Roman" w:eastAsia="ＭＳ 明朝"/>
+          <w:lang w:val="en-US" w:eastAsia="ja-JP"/>
+        </w:rPr>
+        <w:t xml:space="preserve"> 再スケジューリングで効率と安定性を同時に最適化する試みは、単一機械で両者を評価基準として定式化した Wu ら [14] に始まる。JSSP では Rangsaritratsamee ら [3] が GA に局所探索を組み合わせた memetic 構成の解法を、Zhang ら [4] が GA と tabu search のハイブリッドを提案し、フレキシブル JSSP（FJSP）では Fattahi &amp; Fallahi [18] が同じく memetic 構成の解法を適用している。いずれも安定性を</w:t>
       </w:r>
       <w:r>
         <w:rPr>
@@ -1151,29 +1106,14 @@
           <w:b/>
           <w:lang w:val="en-US" w:eastAsia="ja-JP"/>
         </w:rPr>
-        <w:t xml:space="preserve">再スケジュール範囲の限定</w:t>
-      </w:r>
-      <w:r>
-        <w:rPr>
-          <w:rFonts w:ascii="Times New Roman" w:hAnsi="Times New Roman" w:cs="Times New Roman" w:eastAsia="ＭＳ 明朝"/>
-          <w:lang w:val="en-US" w:eastAsia="ja-JP"/>
-        </w:rPr>
-        <w:t xml:space="preserve">で構造的に保証する系譜がある。match-up scheduling [15]、影響波及作業のみ再スケジュールする AOR [16]、染色体を区間に限定する Zakaria &amp; Petrovic [17]、範囲を 4 階層に定式化した Sun ら [27] などがある。いずれも安定性を</w:t>
-      </w:r>
-      <w:r>
-        <w:rPr>
-          <w:rFonts w:ascii="Times New Roman" w:hAnsi="Times New Roman" w:cs="Times New Roman" w:eastAsia="ＭＳ 明朝"/>
-          <w:b/>
-          <w:lang w:val="en-US" w:eastAsia="ja-JP"/>
-        </w:rPr>
-        <w:t xml:space="preserve">探索空間の制限</w:t>
-      </w:r>
-      <w:r>
-        <w:rPr>
-          <w:rFonts w:ascii="Times New Roman" w:hAnsi="Times New Roman" w:cs="Times New Roman" w:eastAsia="ＭＳ 明朝"/>
-          <w:lang w:val="en-US" w:eastAsia="ja-JP"/>
-        </w:rPr>
-        <w:t xml:space="preserve">で確保する点で共通する。</w:t>
+        <w:t xml:space="preserve">目的関数の一項</w:t>
+      </w:r>
+      <w:r>
+        <w:rPr>
+          <w:rFonts w:ascii="Times New Roman" w:hAnsi="Times New Roman" w:cs="Times New Roman" w:eastAsia="ＭＳ 明朝"/>
+          <w:lang w:val="en-US" w:eastAsia="ja-JP"/>
+        </w:rPr>
+        <w:t xml:space="preserve">として扱い、重みを通じて効率との釣り合いを取る点で共通する。</w:t>
       </w:r>
     </w:p>
     <w:p>
@@ -1188,14 +1128,14 @@
           <w:b/>
           <w:lang w:val="en-US" w:eastAsia="ja-JP"/>
         </w:rPr>
-        <w:t xml:space="preserve">残された課題と本研究の対応.</w:t>
-      </w:r>
-      <w:r>
-        <w:rPr>
-          <w:rFonts w:ascii="Times New Roman" w:hAnsi="Times New Roman" w:cs="Times New Roman" w:eastAsia="ＭＳ 明朝"/>
-          <w:lang w:val="en-US" w:eastAsia="ja-JP"/>
-        </w:rPr>
-        <w:t xml:space="preserve"> 上記二系譜を踏まえると、課題は二つ残る。</w:t>
+        <w:t xml:space="preserve">安定性を探索空間の制限で担う系譜（範囲限定型）.</w:t>
+      </w:r>
+      <w:r>
+        <w:rPr>
+          <w:rFonts w:ascii="Times New Roman" w:hAnsi="Times New Roman" w:cs="Times New Roman" w:eastAsia="ＭＳ 明朝"/>
+          <w:lang w:val="en-US" w:eastAsia="ja-JP"/>
+        </w:rPr>
+        <w:t xml:space="preserve"> 一方、安定性を</w:t>
       </w:r>
       <w:r>
         <w:rPr>
@@ -1203,36 +1143,14 @@
           <w:b/>
           <w:lang w:val="en-US" w:eastAsia="ja-JP"/>
         </w:rPr>
-        <w:t xml:space="preserve">第一に、解法が GA を基軸とする集団ベースに偏り</w:t>
-      </w:r>
-      <w:r>
-        <w:rPr>
-          <w:rFonts w:ascii="Times New Roman" w:hAnsi="Times New Roman" w:cs="Times New Roman" w:eastAsia="ＭＳ 明朝"/>
-          <w:lang w:val="en-US" w:eastAsia="ja-JP"/>
-        </w:rPr>
-        <w:t xml:space="preserve">、再スケジューリング固有の「高品質な元計画 </w:t>
-      </w:r>
-      <w:r>
-        <w:rPr>
-          <w:rFonts w:ascii="Times New Roman" w:hAnsi="Times New Roman" w:cs="Times New Roman"/>
-          <w:i/>
-        </w:rPr>
-        <w:t xml:space="preserve">S</w:t>
-      </w:r>
-      <w:r>
-        <w:rPr>
-          <w:rFonts w:ascii="Times New Roman" w:hAnsi="Times New Roman" w:cs="Times New Roman"/>
-          <w:i/>
-          <w:vertAlign w:val="subscript"/>
-        </w:rPr>
-        <w:t xml:space="preserve">p</w:t>
-      </w:r>
-      <w:r>
-        <w:rPr>
-          <w:rFonts w:ascii="Times New Roman" w:hAnsi="Times New Roman" w:cs="Times New Roman" w:eastAsia="ＭＳ 明朝"/>
-          <w:lang w:val="en-US" w:eastAsia="ja-JP"/>
-        </w:rPr>
-        <w:t xml:space="preserve"> が既に存在する」という特性が探索構造（軌道／集団）の挙動に与える影響は、われわれの知る限り正面から分析されていない。この分析が行われてこなかった一因は評価方法にもある：既存評価は少数の固定重みによるスカラー比較が主で、一点の比較では高安定領域がどれだけ埋まっているかが見えない。本研究は局所探索（N5）を揃えた ILS と Memetic の統制比較でこれを分析し、評価にはトレードオフ全体の品質・高安定領域の品質・速度に対応する 3 指標を用いる（§3.4）。</w:t>
+        <w:t xml:space="preserve">再スケジュール範囲の限定</w:t>
+      </w:r>
+      <w:r>
+        <w:rPr>
+          <w:rFonts w:ascii="Times New Roman" w:hAnsi="Times New Roman" w:cs="Times New Roman" w:eastAsia="ＭＳ 明朝"/>
+          <w:lang w:val="en-US" w:eastAsia="ja-JP"/>
+        </w:rPr>
+        <w:t xml:space="preserve">で構造的に保証する系譜がある。元スケジュールに復帰する時点までを再スケジュールする match-up scheduling [15]、影響波及作業のみ再スケジュールする AOR [16]、染色体を区間に限定する Zakaria &amp; Petrovic [17]、再最適化してよい作業の範囲を右シフトのみから全体再最適化まで 4 段階に整理した Sun ら [27] などがある。いずれも安定性を</w:t>
       </w:r>
       <w:r>
         <w:rPr>
@@ -1240,36 +1158,14 @@
           <w:b/>
           <w:lang w:val="en-US" w:eastAsia="ja-JP"/>
         </w:rPr>
-        <w:t xml:space="preserve">第二に、既存の安定性確保手段は、われわれの知る限り、探索空間を保ったまま探索を高安定領域へ引き寄せる演算子を持たない</w:t>
-      </w:r>
-      <w:r>
-        <w:rPr>
-          <w:rFonts w:ascii="Times New Roman" w:hAnsi="Times New Roman" w:cs="Times New Roman" w:eastAsia="ＭＳ 明朝"/>
-          <w:lang w:val="en-US" w:eastAsia="ja-JP"/>
-        </w:rPr>
-        <w:t xml:space="preserve">：探索空間を制限する範囲限定型は、安定性を構造的に保証する代わりに、制限の外側にある効率‒安定トレードオフ解を探索対象から外す。目的関数に組み込む併合型は、空間を保つ代わりに、高安定領域を埋める役目をベース探索構造の素の能力に委ねる。本研究は、解を </w:t>
-      </w:r>
-      <w:r>
-        <w:rPr>
-          <w:rFonts w:ascii="Times New Roman" w:hAnsi="Times New Roman" w:cs="Times New Roman"/>
-          <w:i/>
-        </w:rPr>
-        <w:t xml:space="preserve">S</w:t>
-      </w:r>
-      <w:r>
-        <w:rPr>
-          <w:rFonts w:ascii="Times New Roman" w:hAnsi="Times New Roman" w:cs="Times New Roman"/>
-          <w:i/>
-          <w:vertAlign w:val="subscript"/>
-        </w:rPr>
-        <w:t xml:space="preserve">p</w:t>
-      </w:r>
-      <w:r>
-        <w:rPr>
-          <w:rFonts w:ascii="Times New Roman" w:hAnsi="Times New Roman" w:cs="Times New Roman" w:eastAsia="ＭＳ 明朝"/>
-          <w:lang w:val="en-US" w:eastAsia="ja-JP"/>
-        </w:rPr>
-        <w:t xml:space="preserve"> へ能動的に引き寄せる演算子（§1）を両構造に搭載する。安定性を探索空間の制限ではなく演算子として確保する点が範囲限定型との設計上の違いであり、同一の演算子を両構造に載せられることが、第一の課題（構造間の差）を演算子の効き方の違いとしても検証可能にする。</w:t>
+        <w:t xml:space="preserve">探索空間の制限</w:t>
+      </w:r>
+      <w:r>
+        <w:rPr>
+          <w:rFonts w:ascii="Times New Roman" w:hAnsi="Times New Roman" w:cs="Times New Roman" w:eastAsia="ＭＳ 明朝"/>
+          <w:lang w:val="en-US" w:eastAsia="ja-JP"/>
+        </w:rPr>
+        <w:t xml:space="preserve">で確保する点で共通する。</w:t>
       </w:r>
     </w:p>
     <w:p>
@@ -1281,9 +1177,32 @@
       <w:r>
         <w:rPr>
           <w:rFonts w:ascii="Times New Roman" w:hAnsi="Times New Roman" w:cs="Times New Roman" w:eastAsia="ＭＳ 明朝"/>
-          <w:lang w:val="en-US" w:eastAsia="ja-JP"/>
-        </w:rPr>
-        <w:t xml:space="preserve">この立場から、§1 の出発点を検定可能な形に定め、二つの仮説を立てる（図 1）。</w:t>
+          <w:b/>
+          <w:lang w:val="en-US" w:eastAsia="ja-JP"/>
+        </w:rPr>
+        <w:t xml:space="preserve">残された課題.</w:t>
+      </w:r>
+      <w:r>
+        <w:rPr>
+          <w:rFonts w:ascii="Times New Roman" w:hAnsi="Times New Roman" w:cs="Times New Roman" w:eastAsia="ＭＳ 明朝"/>
+          <w:lang w:val="en-US" w:eastAsia="ja-JP"/>
+        </w:rPr>
+        <w:t xml:space="preserve"> 上記二系譜を踏まえると、われわれの知る限り、課題は三つ残る。</w:t>
+      </w:r>
+      <w:r>
+        <w:rPr>
+          <w:rFonts w:ascii="Times New Roman" w:hAnsi="Times New Roman" w:cs="Times New Roman" w:eastAsia="ＭＳ 明朝"/>
+          <w:b/>
+          <w:lang w:val="en-US" w:eastAsia="ja-JP"/>
+        </w:rPr>
+        <w:t xml:space="preserve">第一に、探索構造の差が検証されていない。</w:t>
+      </w:r>
+      <w:r>
+        <w:rPr>
+          <w:rFonts w:ascii="Times New Roman" w:hAnsi="Times New Roman" w:cs="Times New Roman" w:eastAsia="ＭＳ 明朝"/>
+          <w:lang w:val="en-US" w:eastAsia="ja-JP"/>
+        </w:rPr>
+        <w:t xml:space="preserve"> 二系譜を通して、探索を用いる解法は集団ベースに集中しており [3][4][17][18][27]、「高品質な元計画 </w:t>
       </w:r>
       <w:r>
         <w:rPr>
@@ -1305,6 +1224,102 @@
           <w:rFonts w:ascii="Times New Roman" w:hAnsi="Times New Roman" w:cs="Times New Roman" w:eastAsia="ＭＳ 明朝"/>
           <w:lang w:val="en-US" w:eastAsia="ja-JP"/>
         </w:rPr>
+        <w:t xml:space="preserve"> が既に存在する」という再スケジューリング固有の特性が探索構造（軌道／集団）の間にどのような差を生むかは、両構造を同一条件で比較する形では分析されていない。</w:t>
+      </w:r>
+      <w:r>
+        <w:rPr>
+          <w:rFonts w:ascii="Times New Roman" w:hAnsi="Times New Roman" w:cs="Times New Roman" w:eastAsia="ＭＳ 明朝"/>
+          <w:b/>
+          <w:lang w:val="en-US" w:eastAsia="ja-JP"/>
+        </w:rPr>
+        <w:t xml:space="preserve">第二に、その差を読み取れる評価の形式がない。</w:t>
+      </w:r>
+      <w:r>
+        <w:rPr>
+          <w:rFonts w:ascii="Times New Roman" w:hAnsi="Times New Roman" w:cs="Times New Roman" w:eastAsia="ＭＳ 明朝"/>
+          <w:lang w:val="en-US" w:eastAsia="ja-JP"/>
+        </w:rPr>
+        <w:t xml:space="preserve"> 探索構造の差を見るには、同じ安定性の範囲に限って効率を比べる必要がある。しかし比較は、少数の重み設定でのスカラー値 [3][4] や、安定性を併記した効率指標 [27] といった形で行われ、いずれも手法ごとに少数の点を与えるにとどまる。</w:t>
+      </w:r>
+      <w:r>
+        <w:rPr>
+          <w:rFonts w:ascii="Times New Roman" w:hAnsi="Times New Roman" w:cs="Times New Roman" w:eastAsia="ＭＳ 明朝"/>
+          <w:b/>
+          <w:lang w:val="en-US" w:eastAsia="ja-JP"/>
+        </w:rPr>
+        <w:t xml:space="preserve">第三に、安定性を移動として与える手段がない。</w:t>
+      </w:r>
+      <w:r>
+        <w:rPr>
+          <w:rFonts w:ascii="Times New Roman" w:hAnsi="Times New Roman" w:cs="Times New Roman" w:eastAsia="ＭＳ 明朝"/>
+          <w:lang w:val="en-US" w:eastAsia="ja-JP"/>
+        </w:rPr>
+        <w:t xml:space="preserve"> 併合型は解の評価に安定性を織り込み、範囲限定型は探索空間を切って安定性を構造的に保証する代わりに、制限の外側にある効率‒安定トレードオフ解を探索対象から外す。空間を保ったまま解を </w:t>
+      </w:r>
+      <w:r>
+        <w:rPr>
+          <w:rFonts w:ascii="Times New Roman" w:hAnsi="Times New Roman" w:cs="Times New Roman"/>
+          <w:i/>
+        </w:rPr>
+        <w:t xml:space="preserve">S</w:t>
+      </w:r>
+      <w:r>
+        <w:rPr>
+          <w:rFonts w:ascii="Times New Roman" w:hAnsi="Times New Roman" w:cs="Times New Roman"/>
+          <w:i/>
+          <w:vertAlign w:val="subscript"/>
+        </w:rPr>
+        <w:t xml:space="preserve">p</w:t>
+      </w:r>
+      <w:r>
+        <w:rPr>
+          <w:rFonts w:ascii="Times New Roman" w:hAnsi="Times New Roman" w:cs="Times New Roman" w:eastAsia="ＭＳ 明朝"/>
+          <w:lang w:val="en-US" w:eastAsia="ja-JP"/>
+        </w:rPr>
+        <w:t xml:space="preserve"> 方向へ動かす移動は、いずれも持たない。</w:t>
+      </w:r>
+    </w:p>
+    <w:p>
+      <w:pPr>
+        <w:pStyle w:val="a8"/>
+        <w:spacing w:line="240" w:lineRule="exact"/>
+        <w:jc w:val="both"/>
+      </w:pPr>
+      <w:r>
+        <w:rPr>
+          <w:rFonts w:ascii="Times New Roman" w:hAnsi="Times New Roman" w:cs="Times New Roman" w:eastAsia="ＭＳ 明朝"/>
+          <w:b/>
+          <w:lang w:val="en-US" w:eastAsia="ja-JP"/>
+        </w:rPr>
+        <w:t xml:space="preserve">二つの仮説.</w:t>
+      </w:r>
+      <w:r>
+        <w:rPr>
+          <w:rFonts w:ascii="Times New Roman" w:hAnsi="Times New Roman" w:cs="Times New Roman" w:eastAsia="ＭＳ 明朝"/>
+          <w:lang w:val="en-US" w:eastAsia="ja-JP"/>
+        </w:rPr>
+        <w:t xml:space="preserve"> 本研究は、高安定領域に限った品質を測る指標を導入し（§3.4）、これを応答として二つの仮説を立てる（図 1）。</w:t>
+      </w:r>
+      <w:r>
+        <w:rPr>
+          <w:rFonts w:ascii="Times New Roman" w:hAnsi="Times New Roman" w:cs="Times New Roman"/>
+          <w:i/>
+        </w:rPr>
+        <w:t xml:space="preserve">S</w:t>
+      </w:r>
+      <w:r>
+        <w:rPr>
+          <w:rFonts w:ascii="Times New Roman" w:hAnsi="Times New Roman" w:cs="Times New Roman"/>
+          <w:i/>
+          <w:vertAlign w:val="subscript"/>
+        </w:rPr>
+        <w:t xml:space="preserve">p</w:t>
+      </w:r>
+      <w:r>
+        <w:rPr>
+          <w:rFonts w:ascii="Times New Roman" w:hAnsi="Times New Roman" w:cs="Times New Roman" w:eastAsia="ＭＳ 明朝"/>
+          <w:lang w:val="en-US" w:eastAsia="ja-JP"/>
+        </w:rPr>
         <w:t xml:space="preserve"> から連続変形を重ねる軌道ベース（ILS）は、</w:t>
       </w:r>
       <w:r>
@@ -1349,7 +1364,7 @@
           <w:rFonts w:ascii="Times New Roman" w:hAnsi="Times New Roman" w:cs="Times New Roman" w:eastAsia="ＭＳ 明朝"/>
           <w:lang w:val="en-US" w:eastAsia="ja-JP"/>
         </w:rPr>
-        <w:t xml:space="preserve"> からの小さな変更では表せない飛躍を伴うため、子個体は高安定領域から外れやすく、同じ局所探索を備えてもこの領域の埋まり方が構造的に粗くなるはずである——</w:t>
+        <w:t xml:space="preserve"> からの小さな変更では表せない飛躍を伴うため、同じ局所探索を備えてもこの領域の埋まり方が構造的に粗くなるはずである——</w:t>
       </w:r>
       <w:r>
         <w:rPr>
@@ -1364,7 +1379,7 @@
           <w:rFonts w:ascii="Times New Roman" w:hAnsi="Times New Roman" w:cs="Times New Roman" w:eastAsia="ＭＳ 明朝"/>
           <w:lang w:val="en-US" w:eastAsia="ja-JP"/>
         </w:rPr>
-        <w:t xml:space="preserve">（図 1(a)）。H1 が成り立つなら、集団に欠けているのは高安定領域を埋める力である。解を </w:t>
+        <w:t xml:space="preserve">（図 1(a)）。H1 が成り立つなら、集団に欠けているのは高安定領域を埋める力である。本研究は、この移動を演算子として設計する（§3.3）。</w:t>
       </w:r>
       <w:r>
         <w:rPr>
@@ -1386,11 +1401,20 @@
           <w:rFonts w:ascii="Times New Roman" w:hAnsi="Times New Roman" w:cs="Times New Roman" w:eastAsia="ＭＳ 明朝"/>
           <w:lang w:val="en-US" w:eastAsia="ja-JP"/>
         </w:rPr>
-        <w:t xml:space="preserve"> 方向へ引き戻す演算子は、</w:t>
-      </w:r>
-      <w:r>
-        <w:rPr>
-          <w:rFonts w:ascii="Times New Roman" w:hAnsi="Times New Roman" w:cs="Times New Roman"/>
+        <w:t xml:space="preserve"> から離れて散った個体を</w:t>
+      </w:r>
+      <w:r>
+        <w:rPr>
+          <w:rFonts w:ascii="Times New Roman" w:hAnsi="Times New Roman" w:cs="Times New Roman" w:eastAsia="ＭＳ 明朝"/>
+          <w:b/>
+          <w:lang w:val="en-US" w:eastAsia="ja-JP"/>
+        </w:rPr>
+        <w:t xml:space="preserve">外側から </w:t>
+      </w:r>
+      <w:r>
+        <w:rPr>
+          <w:rFonts w:ascii="Times New Roman" w:hAnsi="Times New Roman" w:cs="Times New Roman"/>
+          <w:b/>
           <w:i/>
         </w:rPr>
         <w:t xml:space="preserve">S</w:t>
@@ -1398,6 +1422,7 @@
       <w:r>
         <w:rPr>
           <w:rFonts w:ascii="Times New Roman" w:hAnsi="Times New Roman" w:cs="Times New Roman"/>
+          <w:b/>
           <w:i/>
           <w:vertAlign w:val="subscript"/>
         </w:rPr>
@@ -1406,22 +1431,36 @@
       <w:r>
         <w:rPr>
           <w:rFonts w:ascii="Times New Roman" w:hAnsi="Times New Roman" w:cs="Times New Roman" w:eastAsia="ＭＳ 明朝"/>
-          <w:lang w:val="en-US" w:eastAsia="ja-JP"/>
-        </w:rPr>
-        <w:t xml:space="preserve"> から離れて散った個体を</w:t>
-      </w:r>
-      <w:r>
-        <w:rPr>
-          <w:rFonts w:ascii="Times New Roman" w:hAnsi="Times New Roman" w:cs="Times New Roman" w:eastAsia="ＭＳ 明朝"/>
           <w:b/>
           <w:lang w:val="en-US" w:eastAsia="ja-JP"/>
         </w:rPr>
-        <w:t xml:space="preserve">外側から </w:t>
-      </w:r>
-      <w:r>
-        <w:rPr>
-          <w:rFonts w:ascii="Times New Roman" w:hAnsi="Times New Roman" w:cs="Times New Roman"/>
+        <w:t xml:space="preserve"> へ戻す</w:t>
+      </w:r>
+      <w:r>
+        <w:rPr>
+          <w:rFonts w:ascii="Times New Roman" w:hAnsi="Times New Roman" w:cs="Times New Roman" w:eastAsia="ＭＳ 明朝"/>
+          <w:lang w:val="en-US" w:eastAsia="ja-JP"/>
+        </w:rPr>
+        <w:t xml:space="preserve">経路上の中間解がこの欠落を埋め、集団の高安定領域の品質を押し上げるはずである——</w:t>
+      </w:r>
+      <w:r>
+        <w:rPr>
+          <w:rFonts w:ascii="Times New Roman" w:hAnsi="Times New Roman" w:cs="Times New Roman" w:eastAsia="ＭＳ 明朝"/>
           <w:b/>
+          <w:lang w:val="en-US" w:eastAsia="ja-JP"/>
+        </w:rPr>
+        <w:t xml:space="preserve">H2</w:t>
+      </w:r>
+      <w:r>
+        <w:rPr>
+          <w:rFonts w:ascii="Times New Roman" w:hAnsi="Times New Roman" w:cs="Times New Roman" w:eastAsia="ＭＳ 明朝"/>
+          <w:lang w:val="en-US" w:eastAsia="ja-JP"/>
+        </w:rPr>
+        <w:t xml:space="preserve">（図 1(b)）。一方、</w:t>
+      </w:r>
+      <w:r>
+        <w:rPr>
+          <w:rFonts w:ascii="Times New Roman" w:hAnsi="Times New Roman" w:cs="Times New Roman"/>
           <w:i/>
         </w:rPr>
         <w:t xml:space="preserve">S</w:t>
@@ -1429,7 +1468,6 @@
       <w:r>
         <w:rPr>
           <w:rFonts w:ascii="Times New Roman" w:hAnsi="Times New Roman" w:cs="Times New Roman"/>
-          <w:b/>
           <w:i/>
           <w:vertAlign w:val="subscript"/>
         </w:rPr>
@@ -1438,54 +1476,9 @@
       <w:r>
         <w:rPr>
           <w:rFonts w:ascii="Times New Roman" w:hAnsi="Times New Roman" w:cs="Times New Roman" w:eastAsia="ＭＳ 明朝"/>
-          <w:b/>
-          <w:lang w:val="en-US" w:eastAsia="ja-JP"/>
-        </w:rPr>
-        <w:t xml:space="preserve"> へ戻す</w:t>
-      </w:r>
-      <w:r>
-        <w:rPr>
-          <w:rFonts w:ascii="Times New Roman" w:hAnsi="Times New Roman" w:cs="Times New Roman" w:eastAsia="ＭＳ 明朝"/>
-          <w:lang w:val="en-US" w:eastAsia="ja-JP"/>
-        </w:rPr>
-        <w:t xml:space="preserve">経路上の中間解でこの欠落を補い、集団の高安定領域の品質を押し上げるはずである——</w:t>
-      </w:r>
-      <w:r>
-        <w:rPr>
-          <w:rFonts w:ascii="Times New Roman" w:hAnsi="Times New Roman" w:cs="Times New Roman" w:eastAsia="ＭＳ 明朝"/>
-          <w:b/>
-          <w:lang w:val="en-US" w:eastAsia="ja-JP"/>
-        </w:rPr>
-        <w:t xml:space="preserve">H2</w:t>
-      </w:r>
-      <w:r>
-        <w:rPr>
-          <w:rFonts w:ascii="Times New Roman" w:hAnsi="Times New Roman" w:cs="Times New Roman" w:eastAsia="ＭＳ 明朝"/>
-          <w:lang w:val="en-US" w:eastAsia="ja-JP"/>
-        </w:rPr>
-        <w:t xml:space="preserve">（図 1(b)）。一方、</w:t>
-      </w:r>
-      <w:r>
-        <w:rPr>
-          <w:rFonts w:ascii="Times New Roman" w:hAnsi="Times New Roman" w:cs="Times New Roman"/>
-          <w:i/>
-        </w:rPr>
-        <w:t xml:space="preserve">S</w:t>
-      </w:r>
-      <w:r>
-        <w:rPr>
-          <w:rFonts w:ascii="Times New Roman" w:hAnsi="Times New Roman" w:cs="Times New Roman"/>
-          <w:i/>
-          <w:vertAlign w:val="subscript"/>
-        </w:rPr>
-        <w:t xml:space="preserve">p</w:t>
-      </w:r>
-      <w:r>
-        <w:rPr>
-          <w:rFonts w:ascii="Times New Roman" w:hAnsi="Times New Roman" w:cs="Times New Roman" w:eastAsia="ＭＳ 明朝"/>
-          <w:lang w:val="en-US" w:eastAsia="ja-JP"/>
-        </w:rPr>
-        <w:t xml:space="preserve"> から広がる探索で既にこの領域を埋めている軌道に、同じ演算子が上積みをもたらすかは自明でない。そこで本研究は同一の演算子を両構造へ載せ、その効果を構造間で比較する。</w:t>
+          <w:lang w:val="en-US" w:eastAsia="ja-JP"/>
+        </w:rPr>
+        <w:t xml:space="preserve"> から広がる探索で既にこの領域を埋めている軌道に上積みがあるかは自明でないため、効果の向きは予測せず、同一の演算子を両構造へ載せて構造間で比較する。</w:t>
       </w:r>
     </w:p>
     <w:p>
@@ -3093,7 +3086,7 @@
           <w:sz w:val="22"/>
           <w:szCs w:val="22"/>
         </w:rPr>
-        <w:t xml:space="preserve">3.2 Factor 1: Search Structure — ILS and Memetic-LS (H1)</w:t>
+        <w:t xml:space="preserve">3.2 Factor 1: Search Structure — ILS and Memetic (H1)</w:t>
       </w:r>
     </w:p>
     <w:p>
@@ -3115,7 +3108,7 @@
           <w:b/>
           <w:lang w:val="en-US" w:eastAsia="ja-JP"/>
         </w:rPr>
-        <w:t xml:space="preserve">局所探索（N5）を揃えた ILS と Memetic-LS の対比</w:t>
+        <w:t xml:space="preserve">局所探索（N5）を揃えた ILS と Memetic の対比</w:t>
       </w:r>
       <w:r>
         <w:rPr>
@@ -3166,7 +3159,7 @@
           <w:rFonts w:ascii="Times New Roman" w:hAnsi="Times New Roman" w:cs="Times New Roman" w:eastAsia="ＭＳ 明朝"/>
           <w:lang w:val="en-US" w:eastAsia="ja-JP"/>
         </w:rPr>
-        <w:t xml:space="preserve">は ILS と Memetic-LS で共有する JSSP 標準の N5 近傍 [1] で、候補をクリティカルブロック端の隣接 swap（makespan 改善見込みのある手）に絞り、採否は </w:t>
+        <w:t xml:space="preserve">は ILS と Memetic で共有する JSSP 標準の N5 近傍 [1] で、候補をクリティカルブロック端の隣接 swap（makespan 改善見込みのある手）に絞り、採否は </w:t>
       </w:r>
       <w:r>
         <w:rPr>
@@ -3381,7 +3374,7 @@
           <w:b/>
           <w:lang w:val="en-US" w:eastAsia="ja-JP"/>
         </w:rPr>
-        <w:t xml:space="preserve">集団ベース（GA / Memetic-LS）.</w:t>
+        <w:t xml:space="preserve">集団ベース（GA / Memetic）.</w:t>
       </w:r>
       <w:r>
         <w:rPr>
@@ -3470,14 +3463,14 @@
           <w:b/>
           <w:lang w:val="en-US" w:eastAsia="ja-JP"/>
         </w:rPr>
-        <w:t xml:space="preserve">Memetic-LS</w:t>
-      </w:r>
-      <w:r>
-        <w:rPr>
-          <w:rFonts w:ascii="Times New Roman" w:hAnsi="Times New Roman" w:cs="Times New Roman" w:eastAsia="ＭＳ 明朝"/>
-          <w:lang w:val="en-US" w:eastAsia="ja-JP"/>
-        </w:rPr>
-        <w:t xml:space="preserve"> は、この GA に局所探索を統合したもの [29] で、上記 N5 を各個体へ適用し、得られた改善解を染色体に書き戻す（Lamarckian）。集団側の代表をこの Memetic-LS とするのは、局所探索の有無という交絡を排すためであると同時に、集団に局所探索を組み合わせる構成が既存研究の標準だからでもある（§2）。局所探索をもたない素の GA は参考ベースラインとする。</w:t>
+        <w:t xml:space="preserve">Memetic</w:t>
+      </w:r>
+      <w:r>
+        <w:rPr>
+          <w:rFonts w:ascii="Times New Roman" w:hAnsi="Times New Roman" w:cs="Times New Roman" w:eastAsia="ＭＳ 明朝"/>
+          <w:lang w:val="en-US" w:eastAsia="ja-JP"/>
+        </w:rPr>
+        <w:t xml:space="preserve"> は、この GA に局所探索を統合したもの [29] で、上記 N5 を各個体へ適用し、得られた改善解を染色体に書き戻す（Lamarckian）。集団側の代表をこの Memetic とするのは、局所探索の有無という交絡を排すためであると同時に、集団に局所探索を組み合わせる構成が既存研究の標準だからでもある [3][4][18]。局所探索をもたない素の GA は参考ベースラインとする。</w:t>
       </w:r>
     </w:p>
     <w:p>
@@ -3868,7 +3861,7 @@
           <w:rFonts w:ascii="Times New Roman" w:hAnsi="Times New Roman" w:cs="Times New Roman" w:eastAsia="ＭＳ 明朝"/>
           <w:lang w:val="en-US" w:eastAsia="ja-JP"/>
         </w:rPr>
-        <w:t xml:space="preserve"> となり、品質の利得は僅か（統合 HV で約 +1%）である一方、外乱の大きいインスタンスでは経路長が伸びて計算時間が約 8 倍になるため採らない（予備実験）。</w:t>
+        <w:t xml:space="preserve"> となり、品質の利得は僅か（全域 HV で約 +1%）である一方、外乱の大きいインスタンスでは経路長が伸びて計算時間が約 8 倍になるため採らない（予備実験）。</w:t>
       </w:r>
     </w:p>
     <w:p>
@@ -4108,7 +4101,44 @@
           <w:rFonts w:ascii="Times New Roman" w:hAnsi="Times New Roman" w:cs="Times New Roman" w:eastAsia="ＭＳ 明朝"/>
           <w:lang w:val="en-US" w:eastAsia="ja-JP"/>
         </w:rPr>
-        <w:t xml:space="preserve"> 軌道ベース（ILS）では両演算子は摂動として働く：停滞時に発動し、repair の深さ </w:t>
+        <w:t xml:space="preserve"> 両構造には、</w:t>
+      </w:r>
+      <w:r>
+        <w:rPr>
+          <w:rFonts w:ascii="Times New Roman" w:hAnsi="Times New Roman" w:cs="Times New Roman"/>
+          <w:i/>
+        </w:rPr>
+        <w:t xml:space="preserve">S</w:t>
+      </w:r>
+      <w:r>
+        <w:rPr>
+          <w:rFonts w:ascii="Times New Roman" w:hAnsi="Times New Roman" w:cs="Times New Roman"/>
+          <w:i/>
+          <w:vertAlign w:val="subscript"/>
+        </w:rPr>
+        <w:t xml:space="preserve">p</w:t>
+      </w:r>
+      <w:r>
+        <w:rPr>
+          <w:rFonts w:ascii="Times New Roman" w:hAnsi="Times New Roman" w:cs="Times New Roman" w:eastAsia="ＭＳ 明朝"/>
+          <w:lang w:val="en-US" w:eastAsia="ja-JP"/>
+        </w:rPr>
+        <w:t xml:space="preserve"> 方向への swap 移動という</w:t>
+      </w:r>
+      <w:r>
+        <w:rPr>
+          <w:rFonts w:ascii="Times New Roman" w:hAnsi="Times New Roman" w:cs="Times New Roman" w:eastAsia="ＭＳ 明朝"/>
+          <w:b/>
+          <w:lang w:val="en-US" w:eastAsia="ja-JP"/>
+        </w:rPr>
+        <w:t xml:space="preserve">演算子の核を共有させ</w:t>
+      </w:r>
+      <w:r>
+        <w:rPr>
+          <w:rFonts w:ascii="Times New Roman" w:hAnsi="Times New Roman" w:cs="Times New Roman" w:eastAsia="ＭＳ 明朝"/>
+          <w:lang w:val="en-US" w:eastAsia="ja-JP"/>
+        </w:rPr>
+        <w:t xml:space="preserve">、発動の契機と返し方は各構造の標準的な組み込み方に合わせる（表 1）。軌道ベース（ILS）では両演算子は摂動として働く：停滞時に発動し、repair の深さ </w:t>
       </w:r>
       <w:r>
         <w:rPr>
@@ -4136,7 +4166,7 @@
           <w:rFonts w:ascii="Times New Roman" w:hAnsi="Times New Roman" w:cs="Times New Roman" w:eastAsia="ＭＳ 明朝"/>
           <w:lang w:val="en-US" w:eastAsia="ja-JP"/>
         </w:rPr>
-        <w:t xml:space="preserve"> は 1〜不一致数から一様に引く）、結果を N5 で再最適化して無条件に集団へ戻す——採否はトーナメント選択に委ねる。</w:t>
+        <w:t xml:space="preserve"> は 1〜不一致数から一様に引く）、結果を N5 で再最適化して無条件に集団へ戻す——採否はトーナメント選択に委ねる。この組み込み方の違いが結果を生んでいないことは §4.2 で確かめる。</w:t>
       </w:r>
     </w:p>
     <w:p>
@@ -4256,7 +4286,7 @@
           <w:rFonts w:ascii="Times New Roman" w:hAnsi="Times New Roman" w:cs="Times New Roman" w:eastAsia="ＭＳ 明朝"/>
           <w:lang w:val="en-US" w:eastAsia="ja-JP"/>
         </w:rPr>
-        <w:t xml:space="preserve"> を改善する解を一つも生成しなかったことを意味し、生成した解を選択が捨てたことを意味しない。さらに再スケジューリングが実際に重視するのは効率端ではなく高安定領域の解であり、いつ止めても良い解が得られるアンタイム性も実運用上重要である。この 3 つの問い——</w:t>
+        <w:t xml:space="preserve"> を改善する解を一つも生成しなかったことを意味し、生成した解を選択が捨てたことを意味しない。さらに再スケジューリングが実際に重視するのは効率端ではなく高安定領域の解であり、いつ止めても良い解が得られる anytime 性能も実運用上重要である。この 3 つの問い——</w:t>
       </w:r>
       <w:r>
         <w:rPr>
@@ -4264,7 +4294,7 @@
           <w:b/>
           <w:lang w:val="en-US" w:eastAsia="ja-JP"/>
         </w:rPr>
-        <w:t xml:space="preserve">トレードオフ全体の品質・高安定領域の品質・速度</w:t>
+        <w:t xml:space="preserve">トレードオフ全体の品質・高安定領域の品質・anytime 性能</w:t>
       </w:r>
       <w:r>
         <w:rPr>
@@ -4293,7 +4323,7 @@
           <w:b/>
           <w:lang w:val="en-US" w:eastAsia="ja-JP"/>
         </w:rPr>
-        <w:t xml:space="preserve">統合 HV</w:t>
+        <w:t xml:space="preserve">全域 HV</w:t>
       </w:r>
       <w:r>
         <w:rPr>
@@ -4593,7 +4623,7 @@
           <w:rFonts w:ascii="Times New Roman" w:hAnsi="Times New Roman" w:cs="Times New Roman" w:eastAsia="ＭＳ 明朝"/>
           <w:lang w:val="en-US" w:eastAsia="ja-JP"/>
         </w:rPr>
-        <w:t xml:space="preserve">（速度＝アンタイム性能 [26]）：HV-対-対数時間曲線の時間平均。</w:t>
+        <w:t xml:space="preserve">（anytime 性能 [26]）：HV-対-対数時間曲線の時間平均。</w:t>
       </w:r>
     </w:p>
     <w:p>
@@ -4781,7 +4811,7 @@
           <w:rFonts w:ascii="Times New Roman" w:hAnsi="Times New Roman" w:cs="Times New Roman" w:eastAsia="ＭＳ 明朝"/>
           <w:lang w:val="en-US" w:eastAsia="ja-JP"/>
         </w:rPr>
-        <w:t xml:space="preserve"> など）は全手法が探索せずに得る自明解なので、HV の算出から除く。AOC のアンタイム HV(</w:t>
+        <w:t xml:space="preserve"> など）は全手法が探索せずに得る自明解なので、HV の算出から除く。AOC のanytime HV(</w:t>
       </w:r>
       <w:r>
         <w:rPr>
@@ -4810,7 +4840,7 @@
           <w:rFonts w:ascii="Times New Roman" w:hAnsi="Times New Roman" w:cs="Times New Roman" w:eastAsia="ＭＳ 明朝"/>
           <w:lang w:val="en-US" w:eastAsia="ja-JP"/>
         </w:rPr>
-        <w:t xml:space="preserve">にとり、対数幅で正規化する。AOC 値は各重みのアンタイム HV(</w:t>
+        <w:t xml:space="preserve">にとり、対数幅で正規化する。AOC 値は各重みのanytime HV(</w:t>
       </w:r>
       <w:r>
         <w:rPr>
@@ -4824,7 +4854,76 @@
           <w:rFonts w:ascii="Times New Roman" w:hAnsi="Times New Roman" w:cs="Times New Roman" w:eastAsia="ＭＳ 明朝"/>
           <w:lang w:val="en-US" w:eastAsia="ja-JP"/>
         </w:rPr>
-        <w:t xml:space="preserve">) を 重み掃引の全点で平均する。</w:t>
+        <w:t xml:space="preserve">) を 重み掃引の全点で平均する。この 3 指標は互いに独立ではない：高安定 HV は全域 HV と同じ点集合を </w:t>
+      </w:r>
+      <w:r>
+        <w:rPr>
+          <w:rFonts w:ascii="Times New Roman" w:hAnsi="Times New Roman" w:cs="Times New Roman"/>
+          <w:i/>
+        </w:rPr>
+        <w:t xml:space="preserve">D</w:t>
+      </w:r>
+      <w:r>
+        <w:rPr>
+          <w:rFonts w:ascii="Times New Roman" w:hAnsi="Times New Roman" w:cs="Times New Roman"/>
+        </w:rPr>
+        <w:t xml:space="preserve">&lt;</w:t>
+      </w:r>
+      <w:r>
+        <w:rPr>
+          <w:rFonts w:ascii="Times New Roman" w:hAnsi="Times New Roman" w:cs="Times New Roman"/>
+          <w:i/>
+        </w:rPr>
+        <w:t xml:space="preserve">P</w:t>
+      </w:r>
+      <w:r>
+        <w:rPr>
+          <w:rFonts w:ascii="Times New Roman" w:hAnsi="Times New Roman" w:cs="Times New Roman"/>
+          <w:vertAlign w:val="subscript"/>
+        </w:rPr>
+        <w:t xml:space="preserve">\</w:t>
+      </w:r>
+      <w:r>
+        <w:rPr>
+          <w:rFonts w:ascii="Times New Roman" w:hAnsi="Times New Roman" w:cs="Times New Roman"/>
+          <w:i/>
+        </w:rPr>
+        <w:t xml:space="preserve">t</w:t>
+      </w:r>
+      <w:r>
+        <w:rPr>
+          <w:rFonts w:ascii="Times New Roman" w:hAnsi="Times New Roman" w:cs="Times New Roman"/>
+          <w:i/>
+        </w:rPr>
+        <w:t xml:space="preserve">h</w:t>
+      </w:r>
+      <w:r>
+        <w:rPr>
+          <w:rFonts w:ascii="Times New Roman" w:hAnsi="Times New Roman" w:cs="Times New Roman"/>
+          <w:i/>
+        </w:rPr>
+        <w:t xml:space="preserve">e</w:t>
+      </w:r>
+      <w:r>
+        <w:rPr>
+          <w:rFonts w:ascii="Times New Roman" w:hAnsi="Times New Roman" w:cs="Times New Roman"/>
+          <w:i/>
+        </w:rPr>
+        <w:t xml:space="preserve">t</w:t>
+      </w:r>
+      <w:r>
+        <w:rPr>
+          <w:rFonts w:ascii="Times New Roman" w:hAnsi="Times New Roman" w:cs="Times New Roman"/>
+          <w:i/>
+        </w:rPr>
+        <w:t xml:space="preserve">a</w:t>
+      </w:r>
+      <w:r>
+        <w:rPr>
+          <w:rFonts w:ascii="Times New Roman" w:hAnsi="Times New Roman" w:cs="Times New Roman" w:eastAsia="ＭＳ 明朝"/>
+          <w:lang w:val="en-US" w:eastAsia="ja-JP"/>
+        </w:rPr>
+        <w:t xml:space="preserve"> で切り出した部分であり、AOC はその全域 HV に至る曲線の対数時間平均で、曲線の終点が全域 HV に一致する。したがって以降で最良手法が指標によって替わるとすれば、それは無関係な量を三つ測ったからではなく、同じ探索過程の到達点・到達の早さ・到達先の位置が別の手法を指すことを意味する。</w:t>
       </w:r>
     </w:p>
     <w:p>
@@ -4894,7 +4993,7 @@
           <w:rFonts w:ascii="Times New Roman" w:hAnsi="Times New Roman" w:cs="Times New Roman" w:eastAsia="ＭＳ 明朝"/>
           <w:lang w:val="en-US" w:eastAsia="ja-JP"/>
         </w:rPr>
-        <w:t xml:space="preserve"> で評価し [32]、検定はすべて両側で行う。</w:t>
+        <w:t xml:space="preserve"> で評価し [32]、検定はすべて両側で行う。乱数シードは trial 番号で定め全手法に共通だが、構造の異なる手法間では乱数列が直ちに分岐するため、検定は対応を用いない U 検定とする（同一構造どうしの比較では、対応を捨てるぶん保守側の評価になる）。</w:t>
       </w:r>
       <w:r>
         <w:rPr>
@@ -5250,7 +5349,7 @@
           <w:rFonts w:ascii="Times New Roman" w:hAnsi="Times New Roman" w:cs="Times New Roman" w:eastAsia="ＭＳ 明朝"/>
           <w:lang w:val="en-US" w:eastAsia="ja-JP"/>
         </w:rPr>
-        <w:t xml:space="preserve"> H1 は、局所探索を揃えた ILS-baseline と Memetic-LS の高安定 HV の比較で検定し、全 8 シナリオで ILS が有意に上回れば支持されたとみなす。H2 は、Memetic-LS に対する Memetic＋演算子の高安定 HV の伸びを同じ形で検定する。軌道側の対応する比較（ILS-baseline 対 ILS＋演算子）については効果の向きを事前に予測せず、集団側との効き方の違いとして §4.2 で対比する。多重比較は、各仮説について 8 シナリオを 1 族として Holm 補正で扱う（演算子効果は探索構造ごとに族を分ける）。統合 HV と AOC にはいずれの仮説も方向の予測を置かず、手法間の比較として報告する。</w:t>
+        <w:t xml:space="preserve"> H1 は、局所探索を揃えた ILS-baseline と Memetic-baseline の高安定 HV の比較で検定し、全 8 シナリオで ILS が有意に上回れば支持されたとみなす。H2 は、Memetic-baseline に対する Memetic＋演算子の高安定 HV の伸びを同じ形で検定する。軌道側の対応する比較（ILS-baseline 対 ILS＋演算子）については効果の向きを事前に予測せず、集団側との効き方の違いとして §4.2 で対比する。多重比較は、各仮説について 8 シナリオを 1 族として Holm 補正で扱う（演算子効果は探索構造ごとに族を分ける）。全域 HV と AOC にはいずれの仮説も方向の予測を置かず、手法間の比較として報告する。</w:t>
       </w:r>
     </w:p>
     <w:p>
@@ -5279,7 +5378,7 @@
           <w:rFonts w:ascii="Times New Roman" w:hAnsi="Times New Roman" w:cs="Times New Roman" w:eastAsia="ＭＳ 明朝"/>
           <w:lang w:val="en-US" w:eastAsia="ja-JP"/>
         </w:rPr>
-        <w:t xml:space="preserve">本節は §3 の設計に従い、実験設定（§4.1）ののち、仮説を置いた高安定 HV で H1・H2 と構造間比較を検定し（§4.2）、仮説を置いていない統合 HV と AOC を同じ形で比較して含意を導く（§4.3）。</w:t>
+        <w:t xml:space="preserve">本節は §3 の設計に従い、実験設定（§4.1）ののち、仮説を置いた高安定 HV で H1・H2 と構造間比較を検定し（§4.2）、仮説を置いていない全域 HV と AOC を同じ形で比較して含意を導く（§4.3）。</w:t>
       </w:r>
     </w:p>
     <w:p>
@@ -6182,7 +6281,7 @@
                 <w:sz w:val="16"/>
                 <w:szCs w:val="16"/>
               </w:rPr>
-              <w:t xml:space="preserve">ILS 3000 反復／GA・Memetic 500 世代（早期終了なし・全 run を上限まで実行）。反復と世代は単位が異なるため族内（ILS 系どうし・集団系どうし）で公称値を揃え、手法横断の速度は壁時計上の AOC で比較する</w:t>
+              <w:t xml:space="preserve">ILS 3000 反復／GA・Memetic 500 世代（早期終了なし・全 run を上限まで実行）。反復と世代は単位が異なるため族内（ILS 系どうし・集団系どうし）で公称値を揃え、手法横断のanytime 性能は壁時計上の AOC で比較する</w:t>
             </w:r>
           </w:p>
         </w:tc>
@@ -6779,7 +6878,7 @@
           <w:rFonts w:ascii="Times New Roman" w:hAnsi="Times New Roman" w:cs="Times New Roman" w:eastAsia="ＭＳ 明朝"/>
           <w:lang w:val="en-US" w:eastAsia="ja-JP"/>
         </w:rPr>
-        <w:t xml:space="preserve">0.001）で、演算子をもたない集団だけが大きく劣るという手法間の構図も全閾値で保たれる（動くのは僅差で密集する上位群の内部順位のみである）。計算予算は、壁時計が族間で異なるにもかかわらず（Memetic+PR は ILS の 4.8〜9.4 倍）、中央値 run が全手法とも予算の 7 割以内で最終 HV の 99% に達しており、統合 HV の差は計算時間の差によるものではない。手法パラメータは、表 1 のうち手法の挙動を定める 11 軸を——提案演算子側だけでなくベース探索構造側も——2 シナリオで中心値の上下に振る一要因感度分析にかけて定めており、感度の大きさ（統合 HV で +0.5〜2%）は手法間の差（+7〜54%）より一桁小さい。</w:t>
+        <w:t xml:space="preserve">0.001）で、演算子をもたない集団だけが大きく劣るという手法間の構図も全閾値で保たれる（動くのは僅差で密集する上位群の内部順位のみである）。計算予算は、壁時計が族間で異なるにもかかわらず（Memetic+PR は ILS の 4.8〜9.4 倍）、中央値 run が全手法とも予算の 7 割以内で最終 HV の 99% に達しており、全域 HV の差は計算時間の差によるものではない。手法パラメータは、表 1 のうち手法の挙動を定める 11 軸を——提案演算子側だけでなくベース探索構造側も——2 シナリオで中心値の上下に振る一要因感度分析にかけて定めており、感度の大きさ（全域 HV で +0.5〜2%）は手法間の差（+7〜54%）より一桁小さい。</w:t>
       </w:r>
     </w:p>
     <w:p>
@@ -6830,7 +6929,7 @@
           <w:rFonts w:ascii="Times New Roman" w:hAnsi="Times New Roman" w:cs="Times New Roman" w:eastAsia="ＭＳ 明朝"/>
           <w:lang w:val="en-US" w:eastAsia="ja-JP"/>
         </w:rPr>
-        <w:t xml:space="preserve"> のまま外乱の規模だけを変えた ta21 対（ta21S・ta21L）について、ILS-baseline・Memetic-LS・Memetic+PR の非劣解（統合 HV が中央値の trial）を図 1 と同じ座標で示す。外乱の小さい ta21S では、ILS が高安定領域（</w:t>
+        <w:t xml:space="preserve"> のまま外乱の規模だけを変えた ta21 対（ta21S・ta21L）について、両構造の演算子なし（ILS-baseline・Memetic-baseline）と＋PR（ILS+PR・Memetic+PR）の非劣解（全域 HV が中央値の trial）を図 1 と同じ座標で示す。外乱の小さい ta21S では、ILS が高安定領域（</w:t>
       </w:r>
       <w:r>
         <w:rPr>
@@ -6871,7 +6970,7 @@
           <w:rFonts w:ascii="Times New Roman" w:hAnsi="Times New Roman" w:cs="Times New Roman" w:eastAsia="ＭＳ 明朝"/>
           <w:lang w:val="en-US" w:eastAsia="ja-JP"/>
         </w:rPr>
-        <w:t xml:space="preserve">=12）に 4 点の非劣解を持つのに対し、Memetic-LS はこの領域に 1 点も持たず、そのフロントは </w:t>
+        <w:t xml:space="preserve">=12）に 4 点の非劣解を持つのに対し、Memetic-baseline はこの領域に 1 点も持たず、ILS が </w:t>
       </w:r>
       <w:r>
         <w:rPr>
@@ -6885,7 +6984,7 @@
           <w:rFonts w:ascii="Times New Roman" w:hAnsi="Times New Roman" w:cs="Times New Roman" w:eastAsia="ＭＳ 明朝"/>
           <w:lang w:val="en-US" w:eastAsia="ja-JP"/>
         </w:rPr>
-        <w:t xml:space="preserve">=16 から始まる。しかも ILS が </w:t>
+        <w:t xml:space="preserve">=2 で得る MS に届くのは </w:t>
       </w:r>
       <w:r>
         <w:rPr>
@@ -6899,7 +6998,7 @@
           <w:rFonts w:ascii="Times New Roman" w:hAnsi="Times New Roman" w:cs="Times New Roman" w:eastAsia="ＭＳ 明朝"/>
           <w:lang w:val="en-US" w:eastAsia="ja-JP"/>
         </w:rPr>
-        <w:t xml:space="preserve">=2 で得る MS に Memetic-LS が届くのはその </w:t>
+        <w:t xml:space="preserve">=16 の点である。外乱の大きい ta21L では、Memetic-baseline も高安定領域に非劣解を持つが MS で ILS に大きく劣り（</w:t>
       </w:r>
       <w:r>
         <w:rPr>
@@ -6910,10 +7009,28 @@
       </w:r>
       <w:r>
         <w:rPr>
-          <w:rFonts w:ascii="Times New Roman" w:hAnsi="Times New Roman" w:cs="Times New Roman" w:eastAsia="ＭＳ 明朝"/>
-          <w:lang w:val="en-US" w:eastAsia="ja-JP"/>
-        </w:rPr>
-        <w:t xml:space="preserve">=16 の点であり、同じ MS を得るのに 8 倍の順序変更を要する。外乱の大きい ta21L では、Memetic-LS も高安定領域に非劣解を持つが MS で ILS に大きく劣り（</w:t>
+          <w:rFonts w:ascii="Times New Roman" w:hAnsi="Times New Roman" w:cs="Times New Roman"/>
+        </w:rPr>
+        <w:t xml:space="preserve">&lt;</w:t>
+      </w:r>
+      <w:r>
+        <w:rPr>
+          <w:rFonts w:ascii="Times New Roman" w:hAnsi="Times New Roman" w:cs="Times New Roman"/>
+        </w:rPr>
+        <w:t xml:space="preserve">3</w:t>
+      </w:r>
+      <w:r>
+        <w:rPr>
+          <w:rFonts w:ascii="Times New Roman" w:hAnsi="Times New Roman" w:cs="Times New Roman"/>
+        </w:rPr>
+        <w:t xml:space="preserve">0</w:t>
+      </w:r>
+      <w:r>
+        <w:rPr>
+          <w:rFonts w:ascii="Times New Roman" w:hAnsi="Times New Roman" w:cs="Times New Roman" w:eastAsia="ＭＳ 明朝"/>
+          <w:lang w:val="en-US" w:eastAsia="ja-JP"/>
+        </w:rPr>
+        <w:t xml:space="preserve"> で 1918 以上、ILS は 1883）、両者が並ぶのは効率端のみである。いずれの場合も演算子を載せると両構造のフロントは高安定領域で重なる。ta21S では ILS-baseline・ILS+PR・Memetic+PR の高安定領域の非劣解が同じ 4 点であり、ta21L では ILS+PR と Memetic+PR がともに </w:t>
       </w:r>
       <w:r>
         <w:rPr>
@@ -6924,28 +7041,10 @@
       </w:r>
       <w:r>
         <w:rPr>
-          <w:rFonts w:ascii="Times New Roman" w:hAnsi="Times New Roman" w:cs="Times New Roman"/>
-        </w:rPr>
-        <w:t xml:space="preserve">&lt;</w:t>
-      </w:r>
-      <w:r>
-        <w:rPr>
-          <w:rFonts w:ascii="Times New Roman" w:hAnsi="Times New Roman" w:cs="Times New Roman"/>
-        </w:rPr>
-        <w:t xml:space="preserve">3</w:t>
-      </w:r>
-      <w:r>
-        <w:rPr>
-          <w:rFonts w:ascii="Times New Roman" w:hAnsi="Times New Roman" w:cs="Times New Roman"/>
-        </w:rPr>
-        <w:t xml:space="preserve">0</w:t>
-      </w:r>
-      <w:r>
-        <w:rPr>
-          <w:rFonts w:ascii="Times New Roman" w:hAnsi="Times New Roman" w:cs="Times New Roman" w:eastAsia="ＭＳ 明朝"/>
-          <w:lang w:val="en-US" w:eastAsia="ja-JP"/>
-        </w:rPr>
-        <w:t xml:space="preserve"> で 1918 以上、ILS は 1883）、両者が並ぶのは効率端のみで、Memetic-LS が ILS の最良 MS（1859, </w:t>
+          <w:rFonts w:ascii="Times New Roman" w:hAnsi="Times New Roman" w:cs="Times New Roman" w:eastAsia="ＭＳ 明朝"/>
+          <w:lang w:val="en-US" w:eastAsia="ja-JP"/>
+        </w:rPr>
+        <w:t xml:space="preserve">=2 まで踏み込んで、ILS-baseline が中央値 trial で届く最小の </w:t>
       </w:r>
       <w:r>
         <w:rPr>
@@ -6959,21 +7058,29 @@
           <w:rFonts w:ascii="Times New Roman" w:hAnsi="Times New Roman" w:cs="Times New Roman" w:eastAsia="ＭＳ 明朝"/>
           <w:lang w:val="en-US" w:eastAsia="ja-JP"/>
         </w:rPr>
-        <w:t xml:space="preserve">=68）に届くのは </w:t>
-      </w:r>
-      <w:r>
-        <w:rPr>
-          <w:rFonts w:ascii="Times New Roman" w:hAnsi="Times New Roman" w:cs="Times New Roman"/>
-          <w:i/>
-        </w:rPr>
-        <w:t xml:space="preserve">D</w:t>
-      </w:r>
-      <w:r>
-        <w:rPr>
-          <w:rFonts w:ascii="Times New Roman" w:hAnsi="Times New Roman" w:cs="Times New Roman" w:eastAsia="ＭＳ 明朝"/>
-          <w:lang w:val="en-US" w:eastAsia="ja-JP"/>
-        </w:rPr>
-        <w:t xml:space="preserve">=166 である。いずれの場合も Memetic+PR のフロントは高安定領域で ILS にほぼ重なる。UEA は探索が生成した解を選択前にすべて記録するので（§3.4）、ta21S で Memetic-LS のフロントが高安定領域に点を持たないことは、集団がこの領域で </w:t>
+        <w:t xml:space="preserve">=4 より </w:t>
+      </w:r>
+      <w:r>
+        <w:rPr>
+          <w:rFonts w:ascii="Times New Roman" w:hAnsi="Times New Roman" w:cs="Times New Roman"/>
+          <w:i/>
+        </w:rPr>
+        <w:t xml:space="preserve">S</w:t>
+      </w:r>
+      <w:r>
+        <w:rPr>
+          <w:rFonts w:ascii="Times New Roman" w:hAnsi="Times New Roman" w:cs="Times New Roman"/>
+          <w:i/>
+          <w:vertAlign w:val="subscript"/>
+        </w:rPr>
+        <w:t xml:space="preserve">p</w:t>
+      </w:r>
+      <w:r>
+        <w:rPr>
+          <w:rFonts w:ascii="Times New Roman" w:hAnsi="Times New Roman" w:cs="Times New Roman" w:eastAsia="ＭＳ 明朝"/>
+          <w:lang w:val="en-US" w:eastAsia="ja-JP"/>
+        </w:rPr>
+        <w:t xml:space="preserve"> に近い解を返す。この重なりは ta21 対に限らず、8 シナリオ中 5 つで ILS+PR と Memetic+PR の高安定領域の非劣解が点集合まで一致する。UEA は探索が生成した解を選択前にすべて記録するので（§3.4）、ta21S で Memetic-baseline のフロントが高安定領域に点を持たないことは、集団がこの領域で </w:t>
       </w:r>
       <w:r>
         <w:rPr>
@@ -7074,7 +7181,7 @@
                 <w:rFonts w:ascii="Times New Roman" w:hAnsi="Times New Roman" w:cs="Times New Roman" w:eastAsia="ＭＳ 明朝"/>
                 <w:lang w:val="en-US" w:eastAsia="ja-JP"/>
               </w:rPr>
-              <w:t xml:space="preserve">図2. 実 Pareto フロント（ta21 対：同一インスタンス・同一 </w:t>
+              <w:t xml:space="preserve">図2. 実 Pareto フロント。ta21 対（ta21S・ta21L）は同一インスタンス・同一 </w:t>
             </w:r>
             <w:r>
               <w:rPr>
@@ -7096,7 +7203,7 @@
                 <w:rFonts w:ascii="Times New Roman" w:hAnsi="Times New Roman" w:cs="Times New Roman" w:eastAsia="ＭＳ 明朝"/>
                 <w:lang w:val="en-US" w:eastAsia="ja-JP"/>
               </w:rPr>
-              <w:t xml:space="preserve"> で外乱の規模のみを変えた 2 シナリオ）。横軸は順序偏差 </w:t>
+              <w:t xml:space="preserve"> で外乱の規模だけが異なるシナリオで、演算子をもたない集団が高安定領域を埋め損ねる 2 つの型——領域に入れない (a) と、入るが MS で劣る (b)——にあたる。この構図が全 8 シナリオで成り立つことは図 3 で検定する。横軸は順序偏差 </w:t>
             </w:r>
             <w:r>
               <w:rPr>
@@ -7198,7 +7305,7 @@
                 <w:rFonts w:ascii="Times New Roman" w:hAnsi="Times New Roman" w:cs="Times New Roman" w:eastAsia="ＭＳ 明朝"/>
                 <w:lang w:val="en-US" w:eastAsia="ja-JP"/>
               </w:rPr>
-              <w:t xml:space="preserve">）。階段線＋マーカーは統合 HV が中央値の trial の非劣解。(a) ta21S（</w:t>
+              <w:t xml:space="preserve">）。階段線は全域 HV が中央値の trial の非劣解で、探索構造を色とマーカー形状（橙・○: ILS、緑・□: Memetic）、演算子を線種（太く淡い実線: なし、濃い点線: PR）で表す。マーカーは本文で非劣解を数える演算子なしの 2 手法にのみ付す。＋PR の 2 本は点の大きさでも分けてあり（ILS+PR: 大きく淡い点、Memetic+PR: 小さく濃い点）、点線の位相を半周期ずらしてあるので、両者が重なる区間では 2 種類の点が交互に現れる。repair は高安定領域で PR とほぼ同じフロントを与えるため図では省く。(a) ta21S（</w:t>
             </w:r>
             <w:r>
               <w:rPr>
@@ -7232,7 +7339,7 @@
                 <w:rFonts w:ascii="Times New Roman" w:hAnsi="Times New Roman" w:cs="Times New Roman" w:eastAsia="ＭＳ 明朝"/>
                 <w:lang w:val="en-US" w:eastAsia="ja-JP"/>
               </w:rPr>
-              <w:t xml:space="preserve">=32%）：Memetic-LS のフロントは高安定領域に 1 点も持たず、ILS が </w:t>
+              <w:t xml:space="preserve">=32%）：Memetic-baseline のフロントは高安定領域に 1 点も持たず、ILS が </w:t>
             </w:r>
             <w:r>
               <w:rPr>
@@ -7260,7 +7367,7 @@
                 <w:rFonts w:ascii="Times New Roman" w:hAnsi="Times New Roman" w:cs="Times New Roman" w:eastAsia="ＭＳ 明朝"/>
                 <w:lang w:val="en-US" w:eastAsia="ja-JP"/>
               </w:rPr>
-              <w:t xml:space="preserve">=16 まで届かない。(b) ta21L（</w:t>
+              <w:t xml:space="preserve">=16 まで届かない。ILS+PR は ILS-baseline に重なる。(b) ta21L（</w:t>
             </w:r>
             <w:r>
               <w:rPr>
@@ -7294,7 +7401,21 @@
                 <w:rFonts w:ascii="Times New Roman" w:hAnsi="Times New Roman" w:cs="Times New Roman" w:eastAsia="ＭＳ 明朝"/>
                 <w:lang w:val="en-US" w:eastAsia="ja-JP"/>
               </w:rPr>
-              <w:t xml:space="preserve">=82%）：Memetic-LS は高安定領域に非劣解を持つが MS で ILS に大きく劣り、両者が並ぶのは効率端のみ。Memetic+PR は両シナリオとも高安定領域で ILS に重なる。</w:t>
+              <w:t xml:space="preserve">=82%）：Memetic-baseline は高安定領域に非劣解を持つが MS で ILS に大きく劣り、両者が並ぶのは効率端のみ。ILS+PR と Memetic+PR はともに </w:t>
+            </w:r>
+            <w:r>
+              <w:rPr>
+                <w:rFonts w:ascii="Times New Roman" w:hAnsi="Times New Roman" w:cs="Times New Roman"/>
+                <w:i/>
+              </w:rPr>
+              <w:t xml:space="preserve">D</w:t>
+            </w:r>
+            <w:r>
+              <w:rPr>
+                <w:rFonts w:ascii="Times New Roman" w:hAnsi="Times New Roman" w:cs="Times New Roman" w:eastAsia="ＭＳ 明朝"/>
+                <w:lang w:val="en-US" w:eastAsia="ja-JP"/>
+              </w:rPr>
+              <w:t xml:space="preserve">=2 まで踏み込む。</w:t>
             </w:r>
           </w:p>
         </w:tc>
@@ -7399,7 +7520,7 @@
                 <w:rFonts w:ascii="Times New Roman" w:hAnsi="Times New Roman" w:cs="Times New Roman" w:eastAsia="ＭＳ 明朝"/>
                 <w:lang w:val="en-US" w:eastAsia="ja-JP"/>
               </w:rPr>
-              <w:t xml:space="preserve">図3. 探索構造 × 安定性誘導演算子の交互作用図（高安定 HV）。横軸は演算子（なし／repair／PR）、縦軸は高安定 HV（中央値と四分位範囲）、橙: ILS、緑: Memetic、全 8 シナリオ。記号は演算子なしに対する両側 Mann–Whitney U 検定の有意水準（</w:t>
+              <w:t xml:space="preserve">図3. 探索構造 × 安定性誘導演算子の交互作用図（高安定 HV）。横軸は演算子（なし／repair／PR）、縦軸は高安定 HV（中央値と四分位範囲）、橙・○: ILS、緑・□: Memetic、全 8 シナリオ。記号は演算子なしに対する両側 Mann–Whitney U 検定の有意水準（</w:t>
             </w:r>
             <w:r>
               <w:rPr>
@@ -7484,7 +7605,7 @@
                 <w:rFonts w:ascii="Times New Roman" w:hAnsi="Times New Roman" w:cs="Times New Roman" w:eastAsia="ＭＳ 明朝"/>
                 <w:lang w:val="en-US" w:eastAsia="ja-JP"/>
               </w:rPr>
-              <w:t xml:space="preserve">0.001。線と同じ色で、もう一方の線から遠い側に置く）。Memetic の線は全シナリオで急上昇し、ILS の線は la36L・ta21L で僅かに上がるほかは平坦である。</w:t>
+              <w:t xml:space="preserve">0.001。ILS の記号は線の上、Memetic の記号は線の下に置く）。Memetic の線は全シナリオで急上昇し、ILS の線は la36L・ta21L で僅かに上がるほかは平坦である。</w:t>
             </w:r>
           </w:p>
         </w:tc>
@@ -7517,7 +7638,7 @@
           <w:b/>
           <w:lang w:val="en-US" w:eastAsia="ja-JP"/>
         </w:rPr>
-        <w:t xml:space="preserve">H1：ILS-baseline は Memetic-LS を全 8 シナリオで完全分離で上回る</w:t>
+        <w:t xml:space="preserve">H1：ILS-baseline は Memetic-baseline を全 8 シナリオで完全分離で上回る</w:t>
       </w:r>
       <w:r>
         <w:rPr>
@@ -7604,7 +7725,103 @@
           <w:rFonts w:ascii="Times New Roman" w:hAnsi="Times New Roman" w:cs="Times New Roman" w:eastAsia="ＭＳ 明朝"/>
           <w:lang w:val="en-US" w:eastAsia="ja-JP"/>
         </w:rPr>
-        <w:t xml:space="preserve">=1.0）。3 シナリオ（la36S・ta21S・la40）では Memetic-LS が高安定領域にほぼ非劣解を持てず（ta21S・la40 は全 trial、la36S は 10 trial 中 9 で 0 点。図 2(a)）、ILS のみが高安定領域を埋める。残る 5 シナリオでも ILS が 2〜4.5 倍。Holm 補正後も全シナリオで有意であり、H1 は支持された。局所探索は両者で同じ N5 であり（§3.2）、差は探索構造に由来する。</w:t>
+        <w:t xml:space="preserve">=1.0）。3 シナリオ（la36S・ta21S・la40）では Memetic-baseline が高安定領域にほぼ非劣解を持てず（ta21S・la40 は全 trial、la36S は 10 trial 中 9 で 0 点。図 2(a)）、ILS のみが高安定領域を埋める。残る 5 シナリオでも ILS が 2〜4.5 倍。Holm 補正後も全シナリオで有意であり、H1 は支持された。この差は局所探索の有無によるものではない：両者は同一の N5 と同一の </w:t>
+      </w:r>
+      <w:r>
+        <w:rPr>
+          <w:rFonts w:ascii="Times New Roman" w:hAnsi="Times New Roman" w:cs="Times New Roman"/>
+          <w:i/>
+        </w:rPr>
+        <w:t xml:space="preserve">F</w:t>
+      </w:r>
+      <w:r>
+        <w:rPr>
+          <w:rFonts w:ascii="Times New Roman" w:hAnsi="Times New Roman" w:cs="Times New Roman"/>
+        </w:rPr>
+        <w:t xml:space="preserve">(</w:t>
+      </w:r>
+      <w:r>
+        <w:rPr>
+          <w:rFonts w:ascii="Times New Roman" w:hAnsi="Times New Roman" w:cs="Times New Roman"/>
+        </w:rPr>
+        <w:t xml:space="preserve">\</w:t>
+      </w:r>
+      <w:r>
+        <w:rPr>
+          <w:rFonts w:ascii="Times New Roman" w:hAnsi="Times New Roman" w:cs="Times New Roman"/>
+          <w:i/>
+        </w:rPr>
+        <w:t xml:space="preserve">l</w:t>
+      </w:r>
+      <w:r>
+        <w:rPr>
+          <w:rFonts w:ascii="Times New Roman" w:hAnsi="Times New Roman" w:cs="Times New Roman"/>
+          <w:i/>
+        </w:rPr>
+        <w:t xml:space="preserve">a</w:t>
+      </w:r>
+      <w:r>
+        <w:rPr>
+          <w:rFonts w:ascii="Times New Roman" w:hAnsi="Times New Roman" w:cs="Times New Roman"/>
+          <w:i/>
+        </w:rPr>
+        <w:t xml:space="preserve">m</w:t>
+      </w:r>
+      <w:r>
+        <w:rPr>
+          <w:rFonts w:ascii="Times New Roman" w:hAnsi="Times New Roman" w:cs="Times New Roman"/>
+          <w:i/>
+        </w:rPr>
+        <w:t xml:space="preserve">b</w:t>
+      </w:r>
+      <w:r>
+        <w:rPr>
+          <w:rFonts w:ascii="Times New Roman" w:hAnsi="Times New Roman" w:cs="Times New Roman"/>
+          <w:i/>
+        </w:rPr>
+        <w:t xml:space="preserve">d</w:t>
+      </w:r>
+      <w:r>
+        <w:rPr>
+          <w:rFonts w:ascii="Times New Roman" w:hAnsi="Times New Roman" w:cs="Times New Roman"/>
+          <w:i/>
+        </w:rPr>
+        <w:t xml:space="preserve">a</w:t>
+      </w:r>
+      <w:r>
+        <w:rPr>
+          <w:rFonts w:ascii="Times New Roman" w:hAnsi="Times New Roman" w:cs="Times New Roman"/>
+        </w:rPr>
+        <w:t xml:space="preserve">)</w:t>
+      </w:r>
+      <w:r>
+        <w:rPr>
+          <w:rFonts w:ascii="Times New Roman" w:hAnsi="Times New Roman" w:cs="Times New Roman" w:eastAsia="ＭＳ 明朝"/>
+          <w:lang w:val="en-US" w:eastAsia="ja-JP"/>
+        </w:rPr>
+        <w:t xml:space="preserve"> を用い（§3.2）、</w:t>
+      </w:r>
+      <w:r>
+        <w:rPr>
+          <w:rFonts w:ascii="Times New Roman" w:hAnsi="Times New Roman" w:cs="Times New Roman"/>
+          <w:i/>
+        </w:rPr>
+        <w:t xml:space="preserve">S</w:t>
+      </w:r>
+      <w:r>
+        <w:rPr>
+          <w:rFonts w:ascii="Times New Roman" w:hAnsi="Times New Roman" w:cs="Times New Roman"/>
+          <w:i/>
+          <w:vertAlign w:val="subscript"/>
+        </w:rPr>
+        <w:t xml:space="preserve">p</w:t>
+      </w:r>
+      <w:r>
+        <w:rPr>
+          <w:rFonts w:ascii="Times New Roman" w:hAnsi="Times New Roman" w:cs="Times New Roman" w:eastAsia="ＭＳ 明朝"/>
+          <w:lang w:val="en-US" w:eastAsia="ja-JP"/>
+        </w:rPr>
+        <w:t xml:space="preserve"> も両構造に与えられ（表 1）、いずれも予算内で飽和している（§4.1）。</w:t>
       </w:r>
     </w:p>
     <w:p>
@@ -7713,7 +7930,125 @@
           <w:rFonts w:ascii="Times New Roman" w:hAnsi="Times New Roman" w:cs="Times New Roman" w:eastAsia="ＭＳ 明朝"/>
           <w:lang w:val="en-US" w:eastAsia="ja-JP"/>
         </w:rPr>
-        <w:t xml:space="preserve">=1.0。演算子なしでは高安定領域にほぼ届かない 3 シナリオで届くようになり、残る 5 シナリオでは 2.1〜4.7 倍）。H2 は支持された。届かなかった高安定領域を演算子が直接埋め、集団は演算子によって高安定 HV で ILS に並ぶ（図 3 で緑の線が橙に達する。図 2 では Memetic+PR のフロントが高安定領域で ILS に重なる）。</w:t>
+        <w:t xml:space="preserve">=1.0。演算子なしでは高安定領域にほぼ届かない 3 シナリオで届くようになり、残る 5 シナリオでは 2.1〜4.7 倍）。H2 は支持された。届かなかった高安定領域を演算子が直接埋め、集団は演算子によって高安定 HV で ILS に並ぶ（図 3 で緑の線が橙に達する。図 2 では Memetic+PR のフロントが高安定領域で ILS に重なる）。この押し上げを「摂動が加わること自体」に帰す説明は、演算子の核である </w:t>
+      </w:r>
+      <w:r>
+        <w:rPr>
+          <w:rFonts w:ascii="Times New Roman" w:hAnsi="Times New Roman" w:cs="Times New Roman"/>
+          <w:i/>
+        </w:rPr>
+        <w:t xml:space="preserve">S</w:t>
+      </w:r>
+      <w:r>
+        <w:rPr>
+          <w:rFonts w:ascii="Times New Roman" w:hAnsi="Times New Roman" w:cs="Times New Roman"/>
+          <w:i/>
+          <w:vertAlign w:val="subscript"/>
+        </w:rPr>
+        <w:t xml:space="preserve">p</w:t>
+      </w:r>
+      <w:r>
+        <w:rPr>
+          <w:rFonts w:ascii="Times New Roman" w:hAnsi="Times New Roman" w:cs="Times New Roman" w:eastAsia="ＭＳ 明朝"/>
+          <w:lang w:val="en-US" w:eastAsia="ja-JP"/>
+        </w:rPr>
+        <w:t xml:space="preserve"> 方向だけを無効化した対照で閉じる。操作（機械上の2位置 swap）を揃え、強度は演算子の実測深さ分布から抽選して同一にし、方向のみをランダム化した摂動は、2 シナリオ（mt10・la36S, n=10）で検証した限り、この押し上げの 7 割前後を再現するにとどまり、高安定 HV では演算子に完全分離で及ばず（</w:t>
+      </w:r>
+      <w:r>
+        <w:rPr>
+          <w:rFonts w:ascii="Times New Roman" w:hAnsi="Times New Roman" w:cs="Times New Roman"/>
+          <w:i/>
+        </w:rPr>
+        <w:t xml:space="preserve">p</w:t>
+      </w:r>
+      <w:r>
+        <w:rPr>
+          <w:rFonts w:ascii="Times New Roman" w:hAnsi="Times New Roman" w:cs="Times New Roman" w:eastAsia="ＭＳ 明朝"/>
+          <w:lang w:val="en-US" w:eastAsia="ja-JP"/>
+        </w:rPr>
+        <w:t xml:space="preserve">=0.001, </w:t>
+      </w:r>
+      <w:r>
+        <w:rPr>
+          <w:rFonts w:ascii="Times New Roman" w:hAnsi="Times New Roman" w:cs="Times New Roman"/>
+        </w:rPr>
+        <w:t xml:space="preserve">|</w:t>
+      </w:r>
+      <w:r>
+        <w:rPr>
+          <w:rFonts w:ascii="Times New Roman" w:hAnsi="Times New Roman" w:cs="Times New Roman"/>
+        </w:rPr>
+        <w:t xml:space="preserve">\</w:t>
+      </w:r>
+      <w:r>
+        <w:rPr>
+          <w:rFonts w:ascii="Times New Roman" w:hAnsi="Times New Roman" w:cs="Times New Roman"/>
+          <w:i/>
+        </w:rPr>
+        <w:t xml:space="preserve">d</w:t>
+      </w:r>
+      <w:r>
+        <w:rPr>
+          <w:rFonts w:ascii="Times New Roman" w:hAnsi="Times New Roman" w:cs="Times New Roman"/>
+          <w:i/>
+        </w:rPr>
+        <w:t xml:space="preserve">e</w:t>
+      </w:r>
+      <w:r>
+        <w:rPr>
+          <w:rFonts w:ascii="Times New Roman" w:hAnsi="Times New Roman" w:cs="Times New Roman"/>
+          <w:i/>
+        </w:rPr>
+        <w:t xml:space="preserve">l</w:t>
+      </w:r>
+      <w:r>
+        <w:rPr>
+          <w:rFonts w:ascii="Times New Roman" w:hAnsi="Times New Roman" w:cs="Times New Roman"/>
+          <w:i/>
+        </w:rPr>
+        <w:t xml:space="preserve">t</w:t>
+      </w:r>
+      <w:r>
+        <w:rPr>
+          <w:rFonts w:ascii="Times New Roman" w:hAnsi="Times New Roman" w:cs="Times New Roman"/>
+          <w:i/>
+        </w:rPr>
+        <w:t xml:space="preserve">a</w:t>
+      </w:r>
+      <w:r>
+        <w:rPr>
+          <w:rFonts w:ascii="Times New Roman" w:hAnsi="Times New Roman" w:cs="Times New Roman"/>
+        </w:rPr>
+        <w:t xml:space="preserve">|</w:t>
+      </w:r>
+      <w:r>
+        <w:rPr>
+          <w:rFonts w:ascii="Times New Roman" w:hAnsi="Times New Roman" w:cs="Times New Roman" w:eastAsia="ＭＳ 明朝"/>
+          <w:lang w:val="en-US" w:eastAsia="ja-JP"/>
+        </w:rPr>
+        <w:t xml:space="preserve">=1.0, 両シナリオ）、同水準に達するのに 1.7〜2.4 倍の計算時間を要した。</w:t>
+      </w:r>
+      <w:r>
+        <w:rPr>
+          <w:rFonts w:ascii="Times New Roman" w:hAnsi="Times New Roman" w:cs="Times New Roman"/>
+          <w:i/>
+        </w:rPr>
+        <w:t xml:space="preserve">S</w:t>
+      </w:r>
+      <w:r>
+        <w:rPr>
+          <w:rFonts w:ascii="Times New Roman" w:hAnsi="Times New Roman" w:cs="Times New Roman"/>
+          <w:i/>
+          <w:vertAlign w:val="subscript"/>
+        </w:rPr>
+        <w:t xml:space="preserve">p</w:t>
+      </w:r>
+      <w:r>
+        <w:rPr>
+          <w:rFonts w:ascii="Times New Roman" w:hAnsi="Times New Roman" w:cs="Times New Roman" w:eastAsia="ＭＳ 明朝"/>
+          <w:lang w:val="en-US" w:eastAsia="ja-JP"/>
+        </w:rPr>
+        <w:t xml:space="preserve"> 方向への誘導は高安定領域を埋めるための必要条件ではないが、同強度でも品質・コストの両面で演算子に劣る。</w:t>
       </w:r>
     </w:p>
     <w:p>
@@ -7742,7 +8077,7 @@
           <w:rFonts w:ascii="Times New Roman" w:hAnsi="Times New Roman" w:cs="Times New Roman" w:eastAsia="ＭＳ 明朝"/>
           <w:lang w:val="en-US" w:eastAsia="ja-JP"/>
         </w:rPr>
-        <w:t xml:space="preserve">。ILS-baseline の高安定 HV は 8 シナリオ中 6 つで Memetic＋演算子と同水準かそれ以上にあり（図 3）、演算子を足す余地がない。演算子が有意に効くのは、ILS-baseline が Memetic＋演算子を下回る 2 シナリオ（la36L・ta21L）のみである（PR・repair とも la36L で </w:t>
+        <w:t xml:space="preserve">。ILS-baseline の高安定 HV は 8 シナリオ中 6 つで Memetic＋演算子と同水準かそれ以上にあり（図 3）、演算子を足す余地がない。この水準は全手法に共通の上限である：5 シナリオでは上位 5 手法（ILS 系 3 手法と Memetic＋演算子）の中央値がそのシナリオの最良値から 2% 以内に並び、うち 3 つ（la21・la36M・mt10）では値が一致する（表 2 の高安定 HV 列の ARPD 0〜2%）。演算子が有意に効くのは、ILS-baseline が Memetic＋演算子を下回る 2 シナリオ（la36L・ta21L）のみである（PR・repair とも la36L で </w:t>
       </w:r>
       <w:r>
         <w:rPr>
@@ -8014,7 +8349,7 @@
           <w:rFonts w:ascii="Times New Roman" w:hAnsi="Times New Roman" w:cs="Times New Roman" w:eastAsia="ＭＳ 明朝"/>
           <w:lang w:val="en-US" w:eastAsia="ja-JP"/>
         </w:rPr>
-        <w:t xml:space="preserve">以上を並べると、同じ演算子の効果は載せる探索構造に依存して非対称に現れる。この非対称は演算子の発動回数の違い（表 1：集団では各個体に確率 0.3、軌道では停滞時のみ）だけでは説明できない。同じ発動設計のまま、ILS-baseline に余地が残る ta21L では演算子込みの全 trial が baseline を上回るからである。また演算子の埋め込み（返す解の数・深さの引き方, §3.3）は構造ごとに異なるが、PR と repair という二つの異なる埋め込みで同じ非対称が出ており、結果は埋め込みの細部ではなく構造に依る。</w:t>
+        <w:t xml:space="preserve">以上を並べると、同じ演算子の効果は載せる探索構造に依存して非対称に現れる。ただし両者を分けているのは構造そのものというより、構造が高安定領域に残す埋め残しの有無である：演算子は届いていない領域を埋めることで効くため、上記の共通の上限まで自力で埋めた探索構造には足す余地が残らない。構造依存はこの媒介を通じて現れており（どちらの構造が埋め残しを残すかは H1 が示している）、ta21L はその裏返しの事例である：ILS-baseline に余地が残るこのシナリオでは、軌道側にも演算子の上積みが一貫して出る。同じ発動設計のまま余地の有無だけで効きが変わる以上、非対称は演算子の発動回数の違い（表 1：集団では各個体に確率 0.3、軌道では停滞時のみ）では説明できない。また演算子の埋め込み（返す解の数・深さの引き方, §3.3）は構造ごとに異なるが、PR と repair という二つの異なる埋め込みで同じ非対称が出ており、結果は埋め込みの細部には依らない。</w:t>
       </w:r>
     </w:p>
     <w:p>
@@ -8029,7 +8364,7 @@
           <w:sz w:val="22"/>
           <w:szCs w:val="22"/>
         </w:rPr>
-        <w:t xml:space="preserve">4.3 Union HV and AOC: The Best Method Changes with the Criterion Emphasized</w:t>
+        <w:t xml:space="preserve">4.3 Overall HV and AOC: The Best Method Changes with the Criterion Emphasized</w:t>
       </w:r>
     </w:p>
     <w:p>
@@ -8043,7 +8378,7 @@
           <w:rFonts w:ascii="Times New Roman" w:hAnsi="Times New Roman" w:cs="Times New Roman" w:eastAsia="ＭＳ 明朝"/>
           <w:lang w:val="en-US" w:eastAsia="ja-JP"/>
         </w:rPr>
-        <w:t xml:space="preserve">高安定 HV に仮説を置いた §4.2 に対し、本節は仮説を置いていない統合 HV と AOC を比較する。この 2 指標は同じ探索過程の別の側面——どこまで到達したかと、どれだけ早く到達したか——を測るので、まず代表 2 シナリオのアンタイム HV 曲線で両者を同時に見る（図 4。終点が統合 HV、立ち上がりの速さが AOC に対応する）。</w:t>
+        <w:t xml:space="preserve">高安定 HV に仮説を置いた §4.2 に対し、本節は仮説を置いていない全域 HV と AOC を比較する。この 2 指標は同じ探索過程の別の側面——どこまで到達したかと、どれだけ早く到達したか——を測るので、まず代表 2 シナリオのanytime HV 曲線で両者を同時に見る（図 4。終点が全域 HV、立ち上がりの速さが AOC に対応する）。</w:t>
       </w:r>
     </w:p>
     <w:tbl>
@@ -8123,7 +8458,7 @@
                 <w:rFonts w:ascii="Times New Roman" w:hAnsi="Times New Roman" w:cs="Times New Roman" w:eastAsia="ＭＳ 明朝"/>
                 <w:lang w:val="en-US" w:eastAsia="ja-JP"/>
               </w:rPr>
-              <w:t xml:space="preserve">図4. アンタイム統合 HV 曲線（代表 2 シナリオ、trial の中央値。網掛けは演算子なしの四分位範囲）。横軸は各重みの探索に与えた CPU 時間（対数）、縦軸は時刻 </w:t>
+              <w:t xml:space="preserve">図4. anytime 全域 HV 曲線（代表 2 シナリオ、trial の中央値）。横軸は各重みの探索に与えた CPU 時間（対数）、縦軸は時刻 </w:t>
             </w:r>
             <w:r>
               <w:rPr>
@@ -8137,7 +8472,7 @@
                 <w:rFonts w:ascii="Times New Roman" w:hAnsi="Times New Roman" w:cs="Times New Roman" w:eastAsia="ＭＳ 明朝"/>
                 <w:lang w:val="en-US" w:eastAsia="ja-JP"/>
               </w:rPr>
-              <w:t xml:space="preserve"> までに 10 重みの探索が訪問した点を合併した統合 HV で、終点が表 2 の統合 HV にあたる。色は探索構造（橙: ILS、緑: Memetic）、線種は演算子（実線: なし、破線: repair、点線: PR）。(a) ta21S（</w:t>
+              <w:t xml:space="preserve"> までに 10 重みの探索が訪問した点を合併した全域 HV で、終点が表 2 の全域 HV にあたる。色と濃淡は探索構造（明るい橙: ILS、濃い緑: Memetic）、線種は演算子（実線: なし、長破線: repair、点線: PR）。(a) ta21S（</w:t>
             </w:r>
             <w:r>
               <w:rPr>
@@ -8171,7 +8506,7 @@
                 <w:rFonts w:ascii="Times New Roman" w:hAnsi="Times New Roman" w:cs="Times New Roman" w:eastAsia="ＭＳ 明朝"/>
                 <w:lang w:val="en-US" w:eastAsia="ja-JP"/>
               </w:rPr>
-              <w:t xml:space="preserve">=32%）：Memetic＋演算子は ILS と同じ水準 1.17 に達するが、到達は ILS の 2.5 秒に対し 5.6〜7.8 秒を要する。演算子をもたない Memetic-LS だけが 1.09 で止まる。(b) la36L（</w:t>
+              <w:t xml:space="preserve">=32%）：Memetic＋演算子は ILS と同じ水準 1.17 に達するが、到達は ILS の 2.5 秒に対し 5.6〜7.8 秒を要する。Memetic-baseline だけが 1.09 で止まる。(b) la36L（</w:t>
             </w:r>
             <w:r>
               <w:rPr>
@@ -8230,7 +8565,7 @@
           <w:rFonts w:ascii="Times New Roman" w:hAnsi="Times New Roman" w:cs="Times New Roman" w:eastAsia="ＭＳ 明朝"/>
           <w:lang w:val="en-US" w:eastAsia="ja-JP"/>
         </w:rPr>
-        <w:t xml:space="preserve">両シナリオとも ILS は探索開始の時点で既に高い統合 HV を持つ。</w:t>
+        <w:t xml:space="preserve">両シナリオとも ILS は探索開始の時点で既に高い全域 HV を持つ。</w:t>
       </w:r>
       <w:r>
         <w:rPr>
@@ -8300,7 +8635,7 @@
           <w:rFonts w:ascii="Times New Roman" w:hAnsi="Times New Roman" w:cs="Times New Roman" w:eastAsia="ＭＳ 明朝"/>
           <w:lang w:val="en-US" w:eastAsia="ja-JP"/>
         </w:rPr>
-        <w:t xml:space="preserve"> は統合 HV 0.59・高安定 HV 0.81・AOC 0.63。横断順位は探索的要約として扱う（§3.4）。</w:t>
+        <w:t xml:space="preserve"> は全域 HV 0.59・高安定 HV 0.81・AOC 0.63。横断順位は探索的要約として扱う（§3.4）。</w:t>
       </w:r>
     </w:p>
     <w:tbl>
@@ -8359,7 +8694,7 @@
                 <w:sz w:val="16"/>
                 <w:szCs w:val="16"/>
               </w:rPr>
-              <w:t xml:space="preserve">統合 HV</w:t>
+              <w:t xml:space="preserve">全域 HV</w:t>
             </w:r>
           </w:p>
         </w:tc>
@@ -8757,7 +9092,7 @@
                 <w:sz w:val="16"/>
                 <w:szCs w:val="16"/>
               </w:rPr>
-              <w:t xml:space="preserve">Memetic-LS</w:t>
+              <w:t xml:space="preserve">Memetic-baseline</w:t>
             </w:r>
           </w:p>
         </w:tc>
@@ -9026,14 +9361,14 @@
           <w:b/>
           <w:lang w:val="en-US" w:eastAsia="ja-JP"/>
         </w:rPr>
-        <w:t xml:space="preserve">統合 HV.</w:t>
-      </w:r>
-      <w:r>
-        <w:rPr>
-          <w:rFonts w:ascii="Times New Roman" w:hAnsi="Times New Roman" w:cs="Times New Roman" w:eastAsia="ＭＳ 明朝"/>
-          <w:lang w:val="en-US" w:eastAsia="ja-JP"/>
-        </w:rPr>
-        <w:t xml:space="preserve"> 最良の水準に達するのは演算子を載せた Memetic で、表 2 でも首位群を占める。ILS 系の水準はシナリオに依存し、4 シナリオ（la36S・ta21S・la40・la21）では最良に並ぶが、残る 4 つでは 6〜38% 下回る（図 4 の 2 パネルはこの両方にあたる）。演算子をもたない者どうしでは両構造は互角で、ILS-baseline が有意に上回るのは前者の 4 シナリオ、Memetic-LS が上回るのは la36M・mt10・la36L、ta21L は有意差がない（</w:t>
+        <w:t xml:space="preserve">全域 HV.</w:t>
+      </w:r>
+      <w:r>
+        <w:rPr>
+          <w:rFonts w:ascii="Times New Roman" w:hAnsi="Times New Roman" w:cs="Times New Roman" w:eastAsia="ＭＳ 明朝"/>
+          <w:lang w:val="en-US" w:eastAsia="ja-JP"/>
+        </w:rPr>
+        <w:t xml:space="preserve"> 最良の水準に達するのは演算子を載せた Memetic で、表 2 でも首位群を占める。ILS 系の水準はシナリオに依存し、4 シナリオ（la36S・ta21S・la40・la21）では最良に並ぶが、残る 4 つでは 6〜38% 下回る（図 4 の 2 パネルはこの両方にあたる）。演算子をもたない者どうしでは両構造は互角で、ILS-baseline が有意に上回るのは前者の 4 シナリオ、Memetic-baseline が上回るのは la36M・mt10・la36L、ta21L は有意差がない（</w:t>
       </w:r>
       <w:r>
         <w:rPr>
@@ -9047,7 +9382,7 @@
           <w:rFonts w:ascii="Times New Roman" w:hAnsi="Times New Roman" w:cs="Times New Roman" w:eastAsia="ＭＳ 明朝"/>
           <w:lang w:val="en-US" w:eastAsia="ja-JP"/>
         </w:rPr>
-        <w:t xml:space="preserve">=0.16）。勝者が入れ替わる以上、§4.2 の高安定領域の差は ILS が全体として優れていることの反映ではない。演算子の効き方はここでも構造で非対称で、Memetic の統合 HV を 8 シナリオ中 6 で有意に押し上げる（+2.8〜11.7%。残る 2 つは演算子なしでも既に ILS を上回るシナリオである）のに対し、ILS では全シナリオで ±0.5% 以内にとどまる。</w:t>
+        <w:t xml:space="preserve">=0.16）。勝者が入れ替わる以上、§4.2 の高安定領域の差は ILS が全体として優れていることの反映ではない。演算子の効き方はここでも §4.2 と同じ向きに分かれる：Memetic の全域 HV を 8 シナリオ中 6 で有意に押し上げる（+2.8〜11.7%。残る 2 つは演算子なしでも既に ILS を上回るシナリオである）のに対し、高安定領域を自力で埋めている ILS では全シナリオで ±0.5% 以内にとどまる。</w:t>
       </w:r>
     </w:p>
     <w:p>
@@ -9069,7 +9404,7 @@
           <w:rFonts w:ascii="Times New Roman" w:hAnsi="Times New Roman" w:cs="Times New Roman" w:eastAsia="ＭＳ 明朝"/>
           <w:lang w:val="en-US" w:eastAsia="ja-JP"/>
         </w:rPr>
-        <w:t xml:space="preserve"> 最良の水準にほぼ貼り付くのは ILS 系 3 手法で、6 シナリオで最良から 2% 以内に並ぶ。残る la36S・mt10 では Memetic-LS が最良で ILS 系は 10〜22% 下回り、演算子をもたない者どうしの有意差もこれと同じ 6 対 2 に分かれる。これは最終的な品質でなく立ち上がりの差である（図 4）：AOC は対数時間で早期を重く見るため、</w:t>
+        <w:t xml:space="preserve"> 最良の水準にほぼ貼り付くのは ILS 系 3 手法で、6 シナリオで最良から 2% 以内に並ぶ。残る la36S・mt10 では Memetic-baseline が最良で ILS 系は 10〜22% 下回り、演算子をもたない者どうしの有意差もこれと同じ 6 対 2 に分かれる。これは最終的な品質でなく立ち上がりの差である（図 4）：AOC は対数時間で早期を重く見るため、</w:t>
       </w:r>
       <w:r>
         <w:rPr>
@@ -9091,7 +9426,7 @@
           <w:rFonts w:ascii="Times New Roman" w:hAnsi="Times New Roman" w:cs="Times New Roman" w:eastAsia="ＭＳ 明朝"/>
           <w:lang w:val="en-US" w:eastAsia="ja-JP"/>
         </w:rPr>
-        <w:t xml:space="preserve"> を初期解として受け取る ILS の早さを強く反映する。演算子の効き方はここでも非対称だが、統合 HV とは向きが逆で集団側のコストとして現れる：ILS では 3 手法の差が全シナリオで 3% 以内かつ有意でない（軌道側は演算子が停滞時にしか発動しないため）のに対し、PR は Memetic の AOC を 8 シナリオ中 5 で有意に下げる（7〜26%）。PR は </w:t>
+        <w:t xml:space="preserve"> を初期解として受け取る ILS の早さを強く反映する。演算子の効き方はここでも非対称だが、全域 HV とは向きが逆で集団側のコストとして現れ、しかもその原因は埋め残しではなく発動の仕方そのものである：ILS では 3 手法の差が全シナリオで 3% 以内かつ有意でない（軌道側は演算子が停滞時にしか発動しないため）のに対し、PR は Memetic の AOC を 8 シナリオ中 5 で有意に下げる（7〜26%）。PR は </w:t>
       </w:r>
       <w:r>
         <w:rPr>
@@ -9135,7 +9470,7 @@
           <w:rFonts w:ascii="Times New Roman" w:hAnsi="Times New Roman" w:cs="Times New Roman" w:eastAsia="ＭＳ 明朝"/>
           <w:lang w:val="en-US" w:eastAsia="ja-JP"/>
         </w:rPr>
-        <w:t xml:space="preserve"> 評価軸が変われば最良手法も替わる（表 2）：統合 HV なら Memetic＋演算子、AOC なら ILS 系、高安定 HV は両者が並ぶ。ゆえに計算時間を許容してトレードオフ全体の品質を追求するなら Memetic＋演算子、変更の少ない再計画を早く出すなら ILS を選ぶ。集団に載せる演算子は repair が有利である：品質は PR とほぼ同等（有意差は統合 HV で 2/8、高安定 HV で 3/8 シナリオのみ）だが AOC で上回り、3 指標すべてで下位群に落ちないのは ILS 系と Memetic+repair である。</w:t>
+        <w:t xml:space="preserve"> 評価軸が変われば最良手法も替わる（表 2）：全域 HV なら Memetic＋演算子、AOC なら ILS 系、高安定 HV は両者が並ぶ。ゆえに計算時間を許容してトレードオフ全体の品質を追求するなら Memetic＋演算子、変更の少ない再計画を早く出すなら ILS を選ぶ。集団に載せる演算子は repair が有利である：品質は PR とほぼ同等（有意差は全域 HV で 2/8、高安定 HV で 3/8 シナリオのみ）だが AOC で上回り、3 指標すべてで下位群に落ちないのは ILS 系と Memetic+repair である。</w:t>
       </w:r>
     </w:p>
     <w:p>
@@ -9208,7 +9543,7 @@
           <w:b/>
           <w:lang w:val="en-US" w:eastAsia="ja-JP"/>
         </w:rPr>
-        <w:t xml:space="preserve">H1：軌道ベース（ILS）は高安定領域を Memetic-LS より良く埋める.</w:t>
+        <w:t xml:space="preserve">H1：軌道ベース（ILS）は高安定領域を Memetic-baseline より良く埋める.</w:t>
       </w:r>
       <w:r>
         <w:rPr>
@@ -9295,7 +9630,29 @@
           <w:rFonts w:ascii="Times New Roman" w:hAnsi="Times New Roman" w:cs="Times New Roman" w:eastAsia="ＭＳ 明朝"/>
           <w:lang w:val="en-US" w:eastAsia="ja-JP"/>
         </w:rPr>
-        <w:t xml:space="preserve">=1.0。5 シナリオで 2〜4.5 倍・残る 3 シナリオでは集団ベースが高安定領域にほぼ届かない）。統合 HV では両者は互角である。この差は局所探索の有無でなく探索構造に由来する。</w:t>
+        <w:t xml:space="preserve">=1.0。5 シナリオで 2〜4.5 倍・残る 3 シナリオでは集団ベースが高安定領域にほぼ届かない）。全域 HV では両者は互角である。この差は、局所探索・目的関数・</w:t>
+      </w:r>
+      <w:r>
+        <w:rPr>
+          <w:rFonts w:ascii="Times New Roman" w:hAnsi="Times New Roman" w:cs="Times New Roman"/>
+          <w:i/>
+        </w:rPr>
+        <w:t xml:space="preserve">S</w:t>
+      </w:r>
+      <w:r>
+        <w:rPr>
+          <w:rFonts w:ascii="Times New Roman" w:hAnsi="Times New Roman" w:cs="Times New Roman"/>
+          <w:i/>
+          <w:vertAlign w:val="subscript"/>
+        </w:rPr>
+        <w:t xml:space="preserve">p</w:t>
+      </w:r>
+      <w:r>
+        <w:rPr>
+          <w:rFonts w:ascii="Times New Roman" w:hAnsi="Times New Roman" w:cs="Times New Roman" w:eastAsia="ＭＳ 明朝"/>
+          <w:lang w:val="en-US" w:eastAsia="ja-JP"/>
+        </w:rPr>
+        <w:t xml:space="preserve"> の供給・予算を揃えた条件下で残ったものである（各構造の代表は 1 手法ずつであり、一般化の射程は限界 (v)）。</w:t>
       </w:r>
     </w:p>
     <w:p>
@@ -9353,7 +9710,7 @@
           <w:rFonts w:ascii="Times New Roman" w:hAnsi="Times New Roman" w:cs="Times New Roman" w:eastAsia="ＭＳ 明朝"/>
           <w:lang w:val="en-US" w:eastAsia="ja-JP"/>
         </w:rPr>
-        <w:t xml:space="preserve"> トレードオフ全体の品質（統合 HV）は Memetic＋安定性誘導演算子、高安定領域の品質（高安定 HV）は ILS と Memetic＋演算子の双方、速度（AOC）は ILS 系が優れる。ゆえに計算時間を許容してトレードオフ全体の品質を追求するなら Memetic＋演算子、変更の少ない再計画を早く出すなら ILS を選ぶ。Memetic に載せる演算子は、最終的な品質では PR と repair がほぼ並び、アンタイム性では repair が上回る（3 指標すべてで下位群に落ちないのは ILS 系と Memetic+repair である）。</w:t>
+        <w:t xml:space="preserve"> トレードオフ全体の品質（全域 HV）は Memetic＋安定性誘導演算子、高安定領域の品質（高安定 HV）は ILS と Memetic＋演算子の双方、anytime 性能（AOC）は ILS 系が優れる。ゆえに計算時間を許容してトレードオフ全体の品質を追求するなら Memetic＋演算子、変更の少ない再計画を早く出すなら ILS を選ぶ。Memetic に載せる演算子は、最終的な品質では PR と repair がほぼ並び、anytime 性能では repair が上回る（3 指標すべてで下位群に落ちないのは ILS 系と Memetic+repair である）。</w:t>
       </w:r>
     </w:p>
     <w:p>
@@ -9375,7 +9732,7 @@
           <w:b/>
           <w:lang w:val="en-US" w:eastAsia="ja-JP"/>
         </w:rPr>
-        <w:t xml:space="preserve">同じ演算子の価値が搭載先の探索構造によって大きく変わることを、局所探索を揃えた統制下で切り分けた</w:t>
+        <w:t xml:space="preserve">同じ演算子の価値が搭載先の探索構造によって（正確には、搭載先が高安定領域を自力で埋めているかによって）大きく変わることを、局所探索を揃えた統制下で切り分けた</w:t>
       </w:r>
       <w:r>
         <w:rPr>
@@ -10171,7 +10528,7 @@
           <w:sz w:val="17"/>
           <w:szCs w:val="17"/>
         </w:rPr>
-        <w:t xml:space="preserve">[19] Katragjini, K., Vallada, E., &amp; Ruiz, R. (2013). Flow shop rescheduling under different types of disruption. </w:t>
+        <w:t xml:space="preserve">[22] Lourenço, H. R., Martin, O. C., &amp; Stützle, T. (2019). Iterated local search: framework and applications. In Gendreau, M., &amp; Potvin, J.-Y. (eds.), </w:t>
       </w:r>
       <w:r>
         <w:rPr>
@@ -10181,7 +10538,7 @@
           <w:sz w:val="17"/>
           <w:szCs w:val="17"/>
         </w:rPr>
-        <w:t xml:space="preserve">International Journal of Production Research</w:t>
+        <w:t xml:space="preserve">Handbook of Metaheuristics</w:t>
       </w:r>
       <w:r>
         <w:rPr>
@@ -10190,7 +10547,7 @@
           <w:sz w:val="17"/>
           <w:szCs w:val="17"/>
         </w:rPr>
-        <w:t xml:space="preserve">, 51(3), 780–797.</w:t>
+        <w:t xml:space="preserve">, 3rd ed., pp. 129–168. Springer.</w:t>
       </w:r>
     </w:p>
     <w:p>
@@ -10206,7 +10563,7 @@
           <w:sz w:val="17"/>
           <w:szCs w:val="17"/>
         </w:rPr>
-        <w:t xml:space="preserve">[20] Gao, K. Z., Suganthan, P. N., Pan, Q.-K., Tasgetiren, M. F., &amp; Sadollah, A. (2016). Artificial bee colony algorithm for scheduling and rescheduling fuzzy flexible job shop problem with new job insertion. </w:t>
+        <w:t xml:space="preserve">[23] Giffler, B., &amp; Thompson, G. L. (1960). Algorithms for solving production-scheduling problems. </w:t>
       </w:r>
       <w:r>
         <w:rPr>
@@ -10216,7 +10573,7 @@
           <w:sz w:val="17"/>
           <w:szCs w:val="17"/>
         </w:rPr>
-        <w:t xml:space="preserve">Knowledge-Based Systems</w:t>
+        <w:t xml:space="preserve">Operations Research</w:t>
       </w:r>
       <w:r>
         <w:rPr>
@@ -10225,7 +10582,7 @@
           <w:sz w:val="17"/>
           <w:szCs w:val="17"/>
         </w:rPr>
-        <w:t xml:space="preserve">, 109, 1–16.</w:t>
+        <w:t xml:space="preserve">, 8(4), 487–503.</w:t>
       </w:r>
     </w:p>
     <w:p>
@@ -10241,7 +10598,7 @@
           <w:sz w:val="17"/>
           <w:szCs w:val="17"/>
         </w:rPr>
-        <w:t xml:space="preserve">[22] Lourenço, H. R., Martin, O. C., &amp; Stützle, T. (2019). Iterated local search: framework and applications. In Gendreau, M., &amp; Potvin, J.-Y. (eds.), </w:t>
+        <w:t xml:space="preserve">[24] Zitzler, E., &amp; Thiele, L. (1999). Multiobjective evolutionary algorithms: a comparative case study and the strength Pareto approach. </w:t>
       </w:r>
       <w:r>
         <w:rPr>
@@ -10251,7 +10608,7 @@
           <w:sz w:val="17"/>
           <w:szCs w:val="17"/>
         </w:rPr>
-        <w:t xml:space="preserve">Handbook of Metaheuristics</w:t>
+        <w:t xml:space="preserve">IEEE Transactions on Evolutionary Computation</w:t>
       </w:r>
       <w:r>
         <w:rPr>
@@ -10260,7 +10617,7 @@
           <w:sz w:val="17"/>
           <w:szCs w:val="17"/>
         </w:rPr>
-        <w:t xml:space="preserve">, 3rd ed., pp. 129–168. Springer.</w:t>
+        <w:t xml:space="preserve">, 3(4), 257–271.</w:t>
       </w:r>
     </w:p>
     <w:p>
@@ -10276,7 +10633,7 @@
           <w:sz w:val="17"/>
           <w:szCs w:val="17"/>
         </w:rPr>
-        <w:t xml:space="preserve">[23] Giffler, B., &amp; Thompson, G. L. (1960). Algorithms for solving production-scheduling problems. </w:t>
+        <w:t xml:space="preserve">[25] Bierwirth, C. (1995). A generalized permutation approach to job shop scheduling with genetic algorithms. </w:t>
       </w:r>
       <w:r>
         <w:rPr>
@@ -10286,7 +10643,7 @@
           <w:sz w:val="17"/>
           <w:szCs w:val="17"/>
         </w:rPr>
-        <w:t xml:space="preserve">Operations Research</w:t>
+        <w:t xml:space="preserve">OR Spektrum</w:t>
       </w:r>
       <w:r>
         <w:rPr>
@@ -10295,7 +10652,7 @@
           <w:sz w:val="17"/>
           <w:szCs w:val="17"/>
         </w:rPr>
-        <w:t xml:space="preserve">, 8(4), 487–503.</w:t>
+        <w:t xml:space="preserve">, 17(2–3), 87–92.</w:t>
       </w:r>
     </w:p>
     <w:p>
@@ -10311,7 +10668,7 @@
           <w:sz w:val="17"/>
           <w:szCs w:val="17"/>
         </w:rPr>
-        <w:t xml:space="preserve">[24] Zitzler, E., &amp; Thiele, L. (1999). Multiobjective evolutionary algorithms: a comparative case study and the strength Pareto approach. </w:t>
+        <w:t xml:space="preserve">[26] López-Ibáñez, M., &amp; Stützle, T. (2014). Automatically improving the anytime behaviour of optimisation algorithms. </w:t>
       </w:r>
       <w:r>
         <w:rPr>
@@ -10321,7 +10678,7 @@
           <w:sz w:val="17"/>
           <w:szCs w:val="17"/>
         </w:rPr>
-        <w:t xml:space="preserve">IEEE Transactions on Evolutionary Computation</w:t>
+        <w:t xml:space="preserve">European Journal of Operational Research</w:t>
       </w:r>
       <w:r>
         <w:rPr>
@@ -10330,7 +10687,7 @@
           <w:sz w:val="17"/>
           <w:szCs w:val="17"/>
         </w:rPr>
-        <w:t xml:space="preserve">, 3(4), 257–271.</w:t>
+        <w:t xml:space="preserve">, 235(3), 569–582.</w:t>
       </w:r>
     </w:p>
     <w:p>
@@ -10346,7 +10703,7 @@
           <w:sz w:val="17"/>
           <w:szCs w:val="17"/>
         </w:rPr>
-        <w:t xml:space="preserve">[25] Bierwirth, C. (1995). A generalized permutation approach to job shop scheduling with genetic algorithms. </w:t>
+        <w:t xml:space="preserve">[27] Sun, R., Cheng, G., Ding, Q., &amp; Zhao, X. (2026). Impact of optimization scope on solution quality and stability in dynamic flexible job shop rescheduling. </w:t>
       </w:r>
       <w:r>
         <w:rPr>
@@ -10356,7 +10713,7 @@
           <w:sz w:val="17"/>
           <w:szCs w:val="17"/>
         </w:rPr>
-        <w:t xml:space="preserve">OR Spektrum</w:t>
+        <w:t xml:space="preserve">Computers &amp; Industrial Engineering</w:t>
       </w:r>
       <w:r>
         <w:rPr>
@@ -10365,7 +10722,7 @@
           <w:sz w:val="17"/>
           <w:szCs w:val="17"/>
         </w:rPr>
-        <w:t xml:space="preserve">, 17(2–3), 87–92.</w:t>
+        <w:t xml:space="preserve">, 215, Article 111943.</w:t>
       </w:r>
     </w:p>
     <w:p>
@@ -10381,7 +10738,7 @@
           <w:sz w:val="17"/>
           <w:szCs w:val="17"/>
         </w:rPr>
-        <w:t xml:space="preserve">[26] López-Ibáñez, M., &amp; Stützle, T. (2014). Automatically improving the anytime behaviour of optimisation algorithms. </w:t>
+        <w:t xml:space="preserve">[29] Neri, F., &amp; Cotta, C. (2012). Memetic algorithms and memetic computing optimization: A literature review. </w:t>
       </w:r>
       <w:r>
         <w:rPr>
@@ -10391,7 +10748,7 @@
           <w:sz w:val="17"/>
           <w:szCs w:val="17"/>
         </w:rPr>
-        <w:t xml:space="preserve">European Journal of Operational Research</w:t>
+        <w:t xml:space="preserve">Swarm and Evolutionary Computation</w:t>
       </w:r>
       <w:r>
         <w:rPr>
@@ -10400,7 +10757,7 @@
           <w:sz w:val="17"/>
           <w:szCs w:val="17"/>
         </w:rPr>
-        <w:t xml:space="preserve">, 235(3), 569–582.</w:t>
+        <w:t xml:space="preserve">, 2, 1–14.</w:t>
       </w:r>
     </w:p>
     <w:p>
@@ -10416,7 +10773,7 @@
           <w:sz w:val="17"/>
           <w:szCs w:val="17"/>
         </w:rPr>
-        <w:t xml:space="preserve">[27] Sun, R., Cheng, G., Ding, Q., &amp; Zhao, X. (2026). Impact of optimization scope on solution quality and stability in dynamic flexible job shop rescheduling. </w:t>
+        <w:t xml:space="preserve">[30] Blum, C., &amp; Roli, A. (2003). Metaheuristics in combinatorial optimization: overview and conceptual comparison. </w:t>
       </w:r>
       <w:r>
         <w:rPr>
@@ -10426,7 +10783,7 @@
           <w:sz w:val="17"/>
           <w:szCs w:val="17"/>
         </w:rPr>
-        <w:t xml:space="preserve">Computers &amp; Industrial Engineering</w:t>
+        <w:t xml:space="preserve">ACM Computing Surveys</w:t>
       </w:r>
       <w:r>
         <w:rPr>
@@ -10435,7 +10792,7 @@
           <w:sz w:val="17"/>
           <w:szCs w:val="17"/>
         </w:rPr>
-        <w:t xml:space="preserve">, 215, Article 111943.</w:t>
+        <w:t xml:space="preserve">, 35(3), 268–308.</w:t>
       </w:r>
     </w:p>
     <w:p>
@@ -10451,7 +10808,7 @@
           <w:sz w:val="17"/>
           <w:szCs w:val="17"/>
         </w:rPr>
-        <w:t xml:space="preserve">[29] Neri, F., &amp; Cotta, C. (2012). Memetic algorithms and memetic computing optimization: A literature review. </w:t>
+        <w:t xml:space="preserve">[32] Derrac, J., García, S., Molina, D., &amp; Herrera, F. (2011). A practical tutorial on the use of nonparametric statistical tests as a methodology for comparing evolutionary and swarm intelligence algorithms. </w:t>
       </w:r>
       <w:r>
         <w:rPr>
@@ -10470,7 +10827,7 @@
           <w:sz w:val="17"/>
           <w:szCs w:val="17"/>
         </w:rPr>
-        <w:t xml:space="preserve">, 2, 1–14.</w:t>
+        <w:t xml:space="preserve">, 1(1), 3–18.</w:t>
       </w:r>
     </w:p>
     <w:p>
@@ -10486,7 +10843,7 @@
           <w:sz w:val="17"/>
           <w:szCs w:val="17"/>
         </w:rPr>
-        <w:t xml:space="preserve">[30] Blum, C., &amp; Roli, A. (2003). Metaheuristics in combinatorial optimization: overview and conceptual comparison. </w:t>
+        <w:t xml:space="preserve">[33] Garey, M. R., Johnson, D. S., &amp; Sethi, R. (1976). The complexity of flowshop and jobshop scheduling. </w:t>
       </w:r>
       <w:r>
         <w:rPr>
@@ -10496,7 +10853,7 @@
           <w:sz w:val="17"/>
           <w:szCs w:val="17"/>
         </w:rPr>
-        <w:t xml:space="preserve">ACM Computing Surveys</w:t>
+        <w:t xml:space="preserve">Mathematics of Operations Research</w:t>
       </w:r>
       <w:r>
         <w:rPr>
@@ -10505,91 +10862,7 @@
           <w:sz w:val="17"/>
           <w:szCs w:val="17"/>
         </w:rPr>
-        <w:t xml:space="preserve">, 35(3), 268–308.</w:t>
-      </w:r>
-    </w:p>
-    <w:p>
-      <w:pPr>
-        <w:spacing w:line="190" w:lineRule="exact"/>
-        <w:ind w:left="284" w:hanging="284"/>
-        <w:jc w:val="both"/>
-      </w:pPr>
-      <w:r>
-        <w:rPr>
-          <w:rFonts w:ascii="Times New Roman" w:hAnsi="Times New Roman" w:cs="Times New Roman" w:eastAsia="ＭＳ 明朝"/>
-          <w:lang w:val="en-US" w:eastAsia="ja-JP"/>
-          <w:sz w:val="17"/>
-          <w:szCs w:val="17"/>
-        </w:rPr>
-        <w:t xml:space="preserve">[32] Derrac, J., García, S., Molina, D., &amp; Herrera, F. (2011). A practical tutorial on the use of nonparametric statistical tests as a methodology for comparing evolutionary and swarm intelligence algorithms. </w:t>
-      </w:r>
-      <w:r>
-        <w:rPr>
-          <w:rFonts w:ascii="Times New Roman" w:hAnsi="Times New Roman" w:cs="Times New Roman" w:eastAsia="ＭＳ 明朝"/>
-          <w:i/>
-          <w:lang w:val="en-US" w:eastAsia="ja-JP"/>
-          <w:sz w:val="17"/>
-          <w:szCs w:val="17"/>
-        </w:rPr>
-        <w:t xml:space="preserve">Swarm and Evolutionary Computation</w:t>
-      </w:r>
-      <w:r>
-        <w:rPr>
-          <w:rFonts w:ascii="Times New Roman" w:hAnsi="Times New Roman" w:cs="Times New Roman" w:eastAsia="ＭＳ 明朝"/>
-          <w:lang w:val="en-US" w:eastAsia="ja-JP"/>
-          <w:sz w:val="17"/>
-          <w:szCs w:val="17"/>
-        </w:rPr>
-        <w:t xml:space="preserve">, 1(1), 3–18.</w:t>
-      </w:r>
-    </w:p>
-    <w:p>
-      <w:pPr>
-        <w:spacing w:line="190" w:lineRule="exact"/>
-        <w:ind w:left="284" w:hanging="284"/>
-        <w:jc w:val="both"/>
-      </w:pPr>
-      <w:r>
-        <w:rPr>
-          <w:rFonts w:ascii="Times New Roman" w:hAnsi="Times New Roman" w:cs="Times New Roman" w:eastAsia="ＭＳ 明朝"/>
-          <w:lang w:val="en-US" w:eastAsia="ja-JP"/>
-          <w:sz w:val="17"/>
-          <w:szCs w:val="17"/>
-        </w:rPr>
-        <w:t xml:space="preserve">[33] Garey, M. R., Johnson, D. S., &amp; Sethi, R. (1976). The complexity of flowshop and jobshop scheduling. </w:t>
-      </w:r>
-      <w:r>
-        <w:rPr>
-          <w:rFonts w:ascii="Times New Roman" w:hAnsi="Times New Roman" w:cs="Times New Roman" w:eastAsia="ＭＳ 明朝"/>
-          <w:i/>
-          <w:lang w:val="en-US" w:eastAsia="ja-JP"/>
-          <w:sz w:val="17"/>
-          <w:szCs w:val="17"/>
-        </w:rPr>
-        <w:t xml:space="preserve">Mathematics of Operations Research</w:t>
-      </w:r>
-      <w:r>
-        <w:rPr>
-          <w:rFonts w:ascii="Times New Roman" w:hAnsi="Times New Roman" w:cs="Times New Roman" w:eastAsia="ＭＳ 明朝"/>
-          <w:lang w:val="en-US" w:eastAsia="ja-JP"/>
-          <w:sz w:val="17"/>
-          <w:szCs w:val="17"/>
-        </w:rPr>
         <w:t xml:space="preserve">, 1(2), 117–129.</w:t>
-      </w:r>
-    </w:p>
-    <w:p>
-      <w:pPr>
-        <w:pStyle w:val="a8"/>
-        <w:spacing w:line="240" w:lineRule="exact"/>
-        <w:jc w:val="both"/>
-      </w:pPr>
-      <w:r>
-        <w:rPr>
-          <w:rFonts w:ascii="Times New Roman" w:hAnsi="Times New Roman" w:cs="Times New Roman" w:eastAsia="ＭＳ 明朝"/>
-          <w:lang w:val="en-US" w:eastAsia="ja-JP"/>
-        </w:rPr>
-        <w:t xml:space="preserve"># 付録: 計画メモ（投稿前作業用・最終稿では削除）</w:t>
       </w:r>
     </w:p>
     <w:sectPr>

--- a/doc/paper_apiems2026_v2/APIEMS2026_draft_v2_ja.docx
+++ b/doc/paper_apiems2026_v2/APIEMS2026_draft_v2_ja.docx
@@ -311,7 +311,22 @@
           <w:rFonts w:ascii="Times New Roman" w:hAnsi="Times New Roman" w:cs="Times New Roman" w:eastAsia="ＭＳ 明朝"/>
           <w:lang w:val="en-US" w:eastAsia="ja-JP"/>
         </w:rPr>
-        <w:t xml:space="preserve">再スケジューリングでは「修正後の効率（メイクスパン, MS）」と「外乱前のスケジュール（以下、元計画 </w:t>
+        <w:t xml:space="preserve">再スケジューリングでは「修正後の</w:t>
+      </w:r>
+      <w:r>
+        <w:rPr>
+          <w:rFonts w:ascii="Times New Roman" w:hAnsi="Times New Roman" w:cs="Times New Roman" w:eastAsia="ＭＳ 明朝"/>
+          <w:b/>
+          <w:lang w:val="en-US" w:eastAsia="ja-JP"/>
+        </w:rPr>
+        <w:t xml:space="preserve">効率</w:t>
+      </w:r>
+      <w:r>
+        <w:rPr>
+          <w:rFonts w:ascii="Times New Roman" w:hAnsi="Times New Roman" w:cs="Times New Roman" w:eastAsia="ＭＳ 明朝"/>
+          <w:lang w:val="en-US" w:eastAsia="ja-JP"/>
+        </w:rPr>
+        <w:t xml:space="preserve">」と「外乱前のスケジュール（以下、元計画 </w:t>
       </w:r>
       <w:r>
         <w:rPr>
@@ -363,7 +378,7 @@
           <w:rFonts w:ascii="Times New Roman" w:hAnsi="Times New Roman" w:cs="Times New Roman" w:eastAsia="ＭＳ 明朝"/>
           <w:lang w:val="en-US" w:eastAsia="ja-JP"/>
         </w:rPr>
-        <w:t xml:space="preserve">）を生む。このため安定性は MS と並ぶ目的であり [3][14]、本研究はこれを</w:t>
+        <w:t xml:space="preserve">）を生む。このため安定性は効率と並ぶ目的であり [3][14]、本研究はこれを</w:t>
       </w:r>
       <w:r>
         <w:rPr>
@@ -371,14 +386,74 @@
           <w:b/>
           <w:lang w:val="en-US" w:eastAsia="ja-JP"/>
         </w:rPr>
-        <w:t xml:space="preserve">効率性と安定性の多目的最適化</w:t>
-      </w:r>
-      <w:r>
-        <w:rPr>
-          <w:rFonts w:ascii="Times New Roman" w:hAnsi="Times New Roman" w:cs="Times New Roman" w:eastAsia="ＭＳ 明朝"/>
-          <w:lang w:val="en-US" w:eastAsia="ja-JP"/>
-        </w:rPr>
-        <w:t xml:space="preserve">として定式化する。</w:t>
+        <w:t xml:space="preserve">効率と安定性の多目的最適化</w:t>
+      </w:r>
+      <w:r>
+        <w:rPr>
+          <w:rFonts w:ascii="Times New Roman" w:hAnsi="Times New Roman" w:cs="Times New Roman" w:eastAsia="ＭＳ 明朝"/>
+          <w:lang w:val="en-US" w:eastAsia="ja-JP"/>
+        </w:rPr>
+        <w:t xml:space="preserve">として定式化する。指標は、効率に</w:t>
+      </w:r>
+      <w:r>
+        <w:rPr>
+          <w:rFonts w:ascii="Times New Roman" w:hAnsi="Times New Roman" w:cs="Times New Roman" w:eastAsia="ＭＳ 明朝"/>
+          <w:b/>
+          <w:lang w:val="en-US" w:eastAsia="ja-JP"/>
+        </w:rPr>
+        <w:t xml:space="preserve">メイクスパン（MS）</w:t>
+      </w:r>
+      <w:r>
+        <w:rPr>
+          <w:rFonts w:ascii="Times New Roman" w:hAnsi="Times New Roman" w:cs="Times New Roman" w:eastAsia="ＭＳ 明朝"/>
+          <w:lang w:val="en-US" w:eastAsia="ja-JP"/>
+        </w:rPr>
+        <w:t xml:space="preserve">、安定性に </w:t>
+      </w:r>
+      <w:r>
+        <w:rPr>
+          <w:rFonts w:ascii="Times New Roman" w:hAnsi="Times New Roman" w:cs="Times New Roman"/>
+          <w:i/>
+        </w:rPr>
+        <w:t xml:space="preserve">S</w:t>
+      </w:r>
+      <w:r>
+        <w:rPr>
+          <w:rFonts w:ascii="Times New Roman" w:hAnsi="Times New Roman" w:cs="Times New Roman"/>
+          <w:i/>
+          <w:vertAlign w:val="subscript"/>
+        </w:rPr>
+        <w:t xml:space="preserve">p</w:t>
+      </w:r>
+      <w:r>
+        <w:rPr>
+          <w:rFonts w:ascii="Times New Roman" w:hAnsi="Times New Roman" w:cs="Times New Roman" w:eastAsia="ＭＳ 明朝"/>
+          <w:lang w:val="en-US" w:eastAsia="ja-JP"/>
+        </w:rPr>
+        <w:t xml:space="preserve"> からの</w:t>
+      </w:r>
+      <w:r>
+        <w:rPr>
+          <w:rFonts w:ascii="Times New Roman" w:hAnsi="Times New Roman" w:cs="Times New Roman" w:eastAsia="ＭＳ 明朝"/>
+          <w:b/>
+          <w:lang w:val="en-US" w:eastAsia="ja-JP"/>
+        </w:rPr>
+        <w:t xml:space="preserve">順序偏差 </w:t>
+      </w:r>
+      <w:r>
+        <w:rPr>
+          <w:rFonts w:ascii="Times New Roman" w:hAnsi="Times New Roman" w:cs="Times New Roman"/>
+          <w:b/>
+          <w:i/>
+        </w:rPr>
+        <w:t xml:space="preserve">D</w:t>
+      </w:r>
+      <w:r>
+        <w:rPr>
+          <w:rFonts w:ascii="Times New Roman" w:hAnsi="Times New Roman" w:cs="Times New Roman" w:eastAsia="ＭＳ 明朝"/>
+          <w:lang w:val="en-US" w:eastAsia="ja-JP"/>
+        </w:rPr>
+        <w:t xml:space="preserve">（各機械上で処理順序がどれだけ入れ替わったか。小さいほど安定）を用いる（定義は §3.1）。</w:t>
       </w:r>
     </w:p>
     <w:p>
@@ -432,7 +507,7 @@
           <w:rFonts w:ascii="Times New Roman" w:hAnsi="Times New Roman" w:cs="Times New Roman" w:eastAsia="ＭＳ 明朝"/>
           <w:lang w:val="en-US" w:eastAsia="ja-JP"/>
         </w:rPr>
-        <w:t xml:space="preserve">ことである。この解は、横軸に順序変更量 </w:t>
+        <w:t xml:space="preserve">ことである。この解は、横軸に </w:t>
       </w:r>
       <w:r>
         <w:rPr>
@@ -494,7 +569,7 @@
           <w:rFonts w:ascii="Times New Roman" w:hAnsi="Times New Roman" w:cs="Times New Roman" w:eastAsia="ＭＳ 明朝"/>
           <w:lang w:val="en-US" w:eastAsia="ja-JP"/>
         </w:rPr>
-        <w:t xml:space="preserve"> 自体が外乱前に最適化されたスケジュールであるため効率の面でも良い水準にあるが、遅延をそのまま吸収したぶん、順序を組み直せば MS を縮められる余地が残る。求めたいのはその近く——本稿でいう</w:t>
+        <w:t xml:space="preserve"> 自体が外乱前に最適化されたスケジュールであるため効率の面でも良い水準にあるが、遅延をそのまま吸収したぶん、順序を組み直せば MS を縮められる余地が残る。変更コストが大きいほど、求められるのはその近く——本稿でいう</w:t>
       </w:r>
       <w:r>
         <w:rPr>
@@ -509,7 +584,7 @@
           <w:rFonts w:ascii="Times New Roman" w:hAnsi="Times New Roman" w:cs="Times New Roman" w:eastAsia="ＭＳ 明朝"/>
           <w:lang w:val="en-US" w:eastAsia="ja-JP"/>
         </w:rPr>
-        <w:t xml:space="preserve">——にある、変更を小さく抑えたうえで効率も改善した解である。したがってこの問題では、手法をトレードオフ全体の品質だけでなく、</w:t>
+        <w:t xml:space="preserve">——にある、変更を小さく抑えたうえで効率も改善した解になる。したがってこの問題では、手法をトレードオフ全体の品質だけでなく、</w:t>
       </w:r>
       <w:r>
         <w:rPr>
@@ -758,7 +833,7 @@
           <w:rFonts w:ascii="Times New Roman" w:hAnsi="Times New Roman" w:cs="Times New Roman" w:eastAsia="ＭＳ 明朝"/>
           <w:lang w:val="en-US" w:eastAsia="ja-JP"/>
         </w:rPr>
-        <w:t xml:space="preserve"> 高安定領域の品質では ILS と Memetic＋演算子が並ぶため、選択は残る 2 軸で決まる：変更の少ない再計画を早く出すなら ILS、計算時間を許容してトレードオフ全体の品質を追求するなら Memetic＋演算子が有利であり、両構造は再スケジューリングの異なる要求に応える。</w:t>
+        <w:t xml:space="preserve"> トレードオフ全体の品質では Memetic＋演算子が、いつ止めても良い解が得られる anytime 性能では ILS が最良で、高安定領域の品質では両者が並ぶ。ゆえに、変更の少ない再計画を早く出すなら ILS、計算時間を許容して全体の品質を追求するなら Memetic＋演算子であり、両構造は再スケジューリングの異なる要求に応える。</w:t>
       </w:r>
     </w:p>
     <w:p>
@@ -1298,7 +1373,22 @@
           <w:rFonts w:ascii="Times New Roman" w:hAnsi="Times New Roman" w:cs="Times New Roman" w:eastAsia="ＭＳ 明朝"/>
           <w:lang w:val="en-US" w:eastAsia="ja-JP"/>
         </w:rPr>
-        <w:t xml:space="preserve"> 本研究は、高安定領域に限った品質を測る指標を導入し（§3.4）、これを応答として二つの仮説を立てる（図 1）。</w:t>
+        <w:t xml:space="preserve"> 本研究は、トレードオフ全体の品質・</w:t>
+      </w:r>
+      <w:r>
+        <w:rPr>
+          <w:rFonts w:ascii="Times New Roman" w:hAnsi="Times New Roman" w:cs="Times New Roman" w:eastAsia="ＭＳ 明朝"/>
+          <w:b/>
+          <w:lang w:val="en-US" w:eastAsia="ja-JP"/>
+        </w:rPr>
+        <w:t xml:space="preserve">高安定領域に限った品質</w:t>
+      </w:r>
+      <w:r>
+        <w:rPr>
+          <w:rFonts w:ascii="Times New Roman" w:hAnsi="Times New Roman" w:cs="Times New Roman" w:eastAsia="ＭＳ 明朝"/>
+          <w:lang w:val="en-US" w:eastAsia="ja-JP"/>
+        </w:rPr>
+        <w:t xml:space="preserve">・anytime 性能の 3 つの軸で手法を測り（§3.4）、このうち高安定領域の品質を応答として二つの仮説を立てる（図 1）。</w:t>
       </w:r>
       <w:r>
         <w:rPr>
@@ -1827,7 +1917,22 @@
           <w:rFonts w:ascii="Times New Roman" w:hAnsi="Times New Roman" w:cs="Times New Roman" w:eastAsia="ＭＳ 明朝"/>
           <w:lang w:val="en-US" w:eastAsia="ja-JP"/>
         </w:rPr>
-        <w:t xml:space="preserve"> 逸脱量は (i) 開始時刻偏差（時間安定, temporal stability）と (ii) 処理順序（順列）偏差（順序安定, sequence stability）の二系統に大別される。たとえば Sun ら [27] は両者を明示的に区別したうえで前者（開始時刻の絶対偏差和 ADST）を安定性指標に採る。本研究は、探索で用いる操作（N5 近傍と安定性誘導演算子の swap 移動, §3.2–3.3）がいずれも順列操作であること、および MS との独立性が高いことから後者を採用する。</w:t>
+        <w:t xml:space="preserve"> 逸脱量は (i) 開始時刻偏差（時間安定, temporal stability）と (ii) 処理順序の偏差（以下、</w:t>
+      </w:r>
+      <w:r>
+        <w:rPr>
+          <w:rFonts w:ascii="Times New Roman" w:hAnsi="Times New Roman" w:cs="Times New Roman" w:eastAsia="ＭＳ 明朝"/>
+          <w:b/>
+          <w:lang w:val="en-US" w:eastAsia="ja-JP"/>
+        </w:rPr>
+        <w:t xml:space="preserve">順序偏差</w:t>
+      </w:r>
+      <w:r>
+        <w:rPr>
+          <w:rFonts w:ascii="Times New Roman" w:hAnsi="Times New Roman" w:cs="Times New Roman" w:eastAsia="ＭＳ 明朝"/>
+          <w:lang w:val="en-US" w:eastAsia="ja-JP"/>
+        </w:rPr>
+        <w:t xml:space="preserve">。順序安定, sequence stability）の二系統に大別される。たとえば Sun ら [27] は両者を明示的に区別したうえで前者（開始時刻の絶対偏差和 ADST）を安定性指標に採る。本研究は、探索で用いる操作（N5 近傍と安定性誘導演算子の swap 移動, §3.2–3.3）がいずれも順列操作であること、および MS との独立性が高いことから後者を採用する。</w:t>
       </w:r>
     </w:p>
     <w:p>
@@ -3255,7 +3360,7 @@
           <w:rFonts w:ascii="Times New Roman" w:hAnsi="Times New Roman" w:cs="Times New Roman" w:eastAsia="ＭＳ 明朝"/>
           <w:lang w:val="en-US" w:eastAsia="ja-JP"/>
         </w:rPr>
-        <w:t xml:space="preserve"> からの逸脱を小刻みに刻みつつ高安定領域を埋めることができ、高安定領域の解を重視する本設定と相性がよい。</w:t>
+        <w:t xml:space="preserve"> からの逸脱を小刻みに刻みながら高安定領域の内部を細かく埋められる。</w:t>
       </w:r>
       <w:r>
         <w:rPr>
@@ -4286,7 +4391,7 @@
           <w:rFonts w:ascii="Times New Roman" w:hAnsi="Times New Roman" w:cs="Times New Roman" w:eastAsia="ＭＳ 明朝"/>
           <w:lang w:val="en-US" w:eastAsia="ja-JP"/>
         </w:rPr>
-        <w:t xml:space="preserve"> を改善する解を一つも生成しなかったことを意味し、生成した解を選択が捨てたことを意味しない。さらに再スケジューリングが実際に重視するのは効率端ではなく高安定領域の解であり、いつ止めても良い解が得られる anytime 性能も実運用上重要である。この 3 つの問い——</w:t>
+        <w:t xml:space="preserve"> を改善する解を一つも生成しなかったことを意味し、生成した解を選択が捨てたことを意味しない。フロント全体をまとめて測る HV では、高安定領域が埋まっているかどうかの差は埋もれる。そこで本研究は、この領域に限った品質を別の指標として測る。加えて、いつ止めても良い解が得られる anytime 性能も実運用上重要である。この 3 つの問い——</w:t>
       </w:r>
       <w:r>
         <w:rPr>
@@ -9382,7 +9487,27 @@
           <w:rFonts w:ascii="Times New Roman" w:hAnsi="Times New Roman" w:cs="Times New Roman" w:eastAsia="ＭＳ 明朝"/>
           <w:lang w:val="en-US" w:eastAsia="ja-JP"/>
         </w:rPr>
-        <w:t xml:space="preserve">=0.16）。勝者が入れ替わる以上、§4.2 の高安定領域の差は ILS が全体として優れていることの反映ではない。演算子の効き方はここでも §4.2 と同じ向きに分かれる：Memetic の全域 HV を 8 シナリオ中 6 で有意に押し上げる（+2.8〜11.7%。残る 2 つは演算子なしでも既に ILS を上回るシナリオである）のに対し、高安定領域を自力で埋めている ILS では全シナリオで ±0.5% 以内にとどまる。</w:t>
+        <w:t xml:space="preserve">=0.16）。勝者が入れ替わる以上、§4.2 の高安定領域の差は ILS が全体として優れていることの反映ではない。演算子の効き方はここでも §4.2 と同じ向きに分かれる：Memetic の全域 HV を 8 シナリオ中 6 で有意に押し上げる（+2.8〜11.7%。残る 2 つは演算子なしでも既に ILS を上回るシナリオである）のに対し、高安定領域を自力で埋めている ILS では全シナリオで ±0.5% 以内にとどまる。変更量を問わず MS だけを下げたい場合も同じ構図である。10 重みの掃引全体で到達した最小 MS——フロントの効率端——は、前者の 4 シナリオでは GA を除く全手法が一致し、後者では集団側が低い（3 つで 1.2〜2.2%, </w:t>
+      </w:r>
+      <w:r>
+        <w:rPr>
+          <w:rFonts w:ascii="Times New Roman" w:hAnsi="Times New Roman" w:cs="Times New Roman"/>
+          <w:i/>
+        </w:rPr>
+        <w:t xml:space="preserve">p</w:t>
+      </w:r>
+      <w:r>
+        <w:rPr>
+          <w:rFonts w:ascii="Times New Roman" w:hAnsi="Times New Roman" w:cs="Times New Roman"/>
+        </w:rPr>
+        <w:t xml:space="preserve">&lt;</w:t>
+      </w:r>
+      <w:r>
+        <w:rPr>
+          <w:rFonts w:ascii="Times New Roman" w:hAnsi="Times New Roman" w:cs="Times New Roman" w:eastAsia="ＭＳ 明朝"/>
+          <w:lang w:val="en-US" w:eastAsia="ja-JP"/>
+        </w:rPr>
+        <w:t xml:space="preserve">0.001）。演算子はこの端点には効かない。</w:t>
       </w:r>
     </w:p>
     <w:p>
@@ -9470,7 +9595,7 @@
           <w:rFonts w:ascii="Times New Roman" w:hAnsi="Times New Roman" w:cs="Times New Roman" w:eastAsia="ＭＳ 明朝"/>
           <w:lang w:val="en-US" w:eastAsia="ja-JP"/>
         </w:rPr>
-        <w:t xml:space="preserve"> 評価軸が変われば最良手法も替わる（表 2）：全域 HV なら Memetic＋演算子、AOC なら ILS 系、高安定 HV は両者が並ぶ。ゆえに計算時間を許容してトレードオフ全体の品質を追求するなら Memetic＋演算子、変更の少ない再計画を早く出すなら ILS を選ぶ。集団に載せる演算子は repair が有利である：品質は PR とほぼ同等（有意差は全域 HV で 2/8、高安定 HV で 3/8 シナリオのみ）だが AOC で上回り、3 指標すべてで下位群に落ちないのは ILS 系と Memetic+repair である。</w:t>
+        <w:t xml:space="preserve"> 評価軸が変われば最良手法も替わる（表 2）：全域 HV なら Memetic＋演算子、AOC なら ILS 系、高安定 HV は両者が並ぶ。ゆえに計算時間を許容してトレードオフ全体の品質を追求するなら Memetic＋演算子、変更の少ない再計画を早く出すなら ILS を選ぶ。効率だけを重視する場合も、集団側が同等以上である。集団に載せる演算子は repair が有利である：品質は PR とほぼ同等（有意差は全域 HV で 2/8、高安定 HV で 3/8 シナリオのみ）だが AOC で上回り、3 指標すべてで下位群に落ちないのは ILS 系と Memetic+repair である。</w:t>
       </w:r>
     </w:p>
     <w:p>
@@ -9710,7 +9835,7 @@
           <w:rFonts w:ascii="Times New Roman" w:hAnsi="Times New Roman" w:cs="Times New Roman" w:eastAsia="ＭＳ 明朝"/>
           <w:lang w:val="en-US" w:eastAsia="ja-JP"/>
         </w:rPr>
-        <w:t xml:space="preserve"> トレードオフ全体の品質（全域 HV）は Memetic＋安定性誘導演算子、高安定領域の品質（高安定 HV）は ILS と Memetic＋演算子の双方、anytime 性能（AOC）は ILS 系が優れる。ゆえに計算時間を許容してトレードオフ全体の品質を追求するなら Memetic＋演算子、変更の少ない再計画を早く出すなら ILS を選ぶ。Memetic に載せる演算子は、最終的な品質では PR と repair がほぼ並び、anytime 性能では repair が上回る（3 指標すべてで下位群に落ちないのは ILS 系と Memetic+repair である）。</w:t>
+        <w:t xml:space="preserve"> 手法をこの 3 つの軸で測ると、最良手法は軸ごとに替わる：トレードオフ全体の品質（全域 HV）は Memetic＋安定性誘導演算子、高安定領域の品質（高安定 HV）は ILS と Memetic＋演算子の双方、anytime 性能（AOC）は ILS 系が優れる。ゆえに計算時間を許容してトレードオフ全体の品質を追求するなら Memetic＋演算子、変更の少ない再計画を早く出すなら ILS を選ぶ。効率だけを重視する場合も、集団側が同等以上である（§4.3）。Memetic に載せる演算子は、最終的な品質では PR と repair がほぼ並び、anytime 性能では repair が上回る（3 指標すべてで下位群に落ちないのは ILS 系と Memetic+repair である）。</w:t>
       </w:r>
     </w:p>
     <w:p>
@@ -9783,7 +9908,7 @@
           <w:rFonts w:ascii="Times New Roman" w:hAnsi="Times New Roman" w:cs="Times New Roman" w:eastAsia="ＭＳ 明朝"/>
           <w:lang w:val="en-US" w:eastAsia="ja-JP"/>
         </w:rPr>
-        <w:t xml:space="preserve"> (i) n=10 に基づく（飽和した主結論は頑健だが境界事例は別）。(ii) 安定性を順列偏差でのみ測っており、開始時刻偏差下での妥当性は未検証である（§3.1）。(iii) H1・H2 と演算子効果の非対称は、作業集合を保つ作業遅延型の外乱で確立した。特急ジョブの割込みやジョブ削除のように作業集合そのものを変える外乱では、</w:t>
+        <w:t xml:space="preserve"> (i) n=10 に基づく（飽和した主結論は頑健だが境界事例は別）。(ii) 安定性を順序偏差でのみ測っており、開始時刻偏差下での妥当性は未検証である（§3.1）。(iii) H1・H2 と演算子効果の非対称は、作業集合を保つ作業遅延型の外乱で確立した。特急ジョブの割込みやジョブ削除のように作業集合そのものを変える外乱では、</w:t>
       </w:r>
       <w:r>
         <w:rPr>

--- a/doc/paper_apiems2026_v2/APIEMS2026_draft_v2_ja.docx
+++ b/doc/paper_apiems2026_v2/APIEMS2026_draft_v2_ja.docx
@@ -203,7 +203,7 @@
           <w:rFonts w:ascii="Times New Roman" w:hAnsi="Times New Roman" w:cs="Times New Roman" w:eastAsia="ＭＳ 明朝"/>
           <w:lang w:val="en-US" w:eastAsia="ja-JP"/>
         </w:rPr>
-        <w:t xml:space="preserve"> へ引き戻す安定性誘導演算子（Path Relinking に基づく PR と repair）を両構造に搭載すると、効果は非対称に現れた。集団では高安定領域の HV が全シナリオの全試行で改善して ILS と並び、トレードオフ全体の品質で首位となった一方、軌道での改善はわずかであった。最良手法は評価軸によって入れ替わる。</w:t>
+        <w:t xml:space="preserve"> へ引き戻す安定性誘導演算子（Path Relinking に基づく PR と repair）を両構造に搭載すると、効果は非対称に現れた。集団では高安定領域の HV が全シナリオの全試行で改善し、8 シナリオ中 7 つで ILS と並び、トレードオフ全体の品質で首位となった一方、軌道での改善はわずかであった。最良手法は評価軸によって入れ替わる。</w:t>
       </w:r>
     </w:p>
     <w:p>
@@ -804,7 +804,7 @@
           <w:rFonts w:ascii="Times New Roman" w:hAnsi="Times New Roman" w:cs="Times New Roman" w:eastAsia="ＭＳ 明朝"/>
           <w:lang w:val="en-US" w:eastAsia="ja-JP"/>
         </w:rPr>
-        <w:t xml:space="preserve"> 集団が届かなかった高安定領域を演算子が埋め、Memetic は全 8 シナリオの全試行で高安定領域の HV が改善して ILS に並び、トレードオフ全体の品質でも ILS に並ぶか上回る。一方、この領域を自力で埋めている ILS での改善はわずかである。</w:t>
+        <w:t xml:space="preserve"> 集団が届かなかった高安定領域を演算子が埋め、Memetic は全 8 シナリオの全試行で高安定領域の HV が改善し、うち 7 シナリオで ILS に並び、トレードオフ全体の品質でも ILS に並ぶか上回る。一方、この領域を自力で埋めている ILS での改善はわずかである。</w:t>
       </w:r>
     </w:p>
     <w:p>
@@ -941,7 +941,7 @@
                 <w:rFonts w:ascii="Times New Roman" w:hAnsi="Times New Roman" w:cs="Times New Roman" w:eastAsia="ＭＳ 明朝"/>
                 <w:lang w:val="en-US" w:eastAsia="ja-JP"/>
               </w:rPr>
-              <w:t xml:space="preserve">図1. 本研究の結論を、結果と同じ座標系（横軸: </w:t>
+              <w:t xml:space="preserve">図1. 本研究の結論の模式図。横軸は </w:t>
             </w:r>
             <w:r>
               <w:rPr>
@@ -977,7 +977,7 @@
                 <w:rFonts w:ascii="Times New Roman" w:hAnsi="Times New Roman" w:cs="Times New Roman" w:eastAsia="ＭＳ 明朝"/>
                 <w:lang w:val="en-US" w:eastAsia="ja-JP"/>
               </w:rPr>
-              <w:t xml:space="preserve">、縦軸: メイクスパン MS）に描いた模式図。★は </w:t>
+              <w:t xml:space="preserve">、縦軸はメイクスパン MS で、結果の図と同じ座標をとる（★は </w:t>
             </w:r>
             <w:r>
               <w:rPr>
@@ -999,105 +999,7 @@
                 <w:rFonts w:ascii="Times New Roman" w:hAnsi="Times New Roman" w:cs="Times New Roman" w:eastAsia="ＭＳ 明朝"/>
                 <w:lang w:val="en-US" w:eastAsia="ja-JP"/>
               </w:rPr>
-              <w:t xml:space="preserve"> の順序を保った right-shift 解（</w:t>
-            </w:r>
-            <w:r>
-              <w:rPr>
-                <w:rFonts w:ascii="Times New Roman" w:hAnsi="Times New Roman" w:cs="Times New Roman"/>
-                <w:i/>
-              </w:rPr>
-              <w:t xml:space="preserve">D</w:t>
-            </w:r>
-            <w:r>
-              <w:rPr>
-                <w:rFonts w:ascii="Times New Roman" w:hAnsi="Times New Roman" w:cs="Times New Roman"/>
-              </w:rPr>
-              <w:t xml:space="preserve">=</w:t>
-            </w:r>
-            <w:r>
-              <w:rPr>
-                <w:rFonts w:ascii="Times New Roman" w:hAnsi="Times New Roman" w:cs="Times New Roman"/>
-              </w:rPr>
-              <w:t xml:space="preserve">0</w:t>
-            </w:r>
-            <w:r>
-              <w:rPr>
-                <w:rFonts w:ascii="Times New Roman" w:hAnsi="Times New Roman" w:cs="Times New Roman" w:eastAsia="ＭＳ 明朝"/>
-                <w:lang w:val="en-US" w:eastAsia="ja-JP"/>
-              </w:rPr>
-              <w:t xml:space="preserve">）、網掛けは高安定領域（境界は §3.4 で定める）、破線は到達可能なトレードオフフロント。(a) 演算子なし：</w:t>
-            </w:r>
-            <w:r>
-              <w:rPr>
-                <w:rFonts w:ascii="Times New Roman" w:hAnsi="Times New Roman" w:cs="Times New Roman"/>
-                <w:i/>
-              </w:rPr>
-              <w:t xml:space="preserve">S</w:t>
-            </w:r>
-            <w:r>
-              <w:rPr>
-                <w:rFonts w:ascii="Times New Roman" w:hAnsi="Times New Roman" w:cs="Times New Roman"/>
-                <w:i/>
-                <w:vertAlign w:val="subscript"/>
-              </w:rPr>
-              <w:t xml:space="preserve">p</w:t>
-            </w:r>
-            <w:r>
-              <w:rPr>
-                <w:rFonts w:ascii="Times New Roman" w:hAnsi="Times New Roman" w:cs="Times New Roman" w:eastAsia="ＭＳ 明朝"/>
-                <w:lang w:val="en-US" w:eastAsia="ja-JP"/>
-              </w:rPr>
-              <w:t xml:space="preserve"> から小さな変更を重ねる ILS（橙の○）は高安定領域を段階的に埋める。組み替えで子個体が散る Memetic（緑の□）は小さい </w:t>
-            </w:r>
-            <w:r>
-              <w:rPr>
-                <w:rFonts w:ascii="Times New Roman" w:hAnsi="Times New Roman" w:cs="Times New Roman"/>
-                <w:i/>
-              </w:rPr>
-              <w:t xml:space="preserve">D</w:t>
-            </w:r>
-            <w:r>
-              <w:rPr>
-                <w:rFonts w:ascii="Times New Roman" w:hAnsi="Times New Roman" w:cs="Times New Roman" w:eastAsia="ＭＳ 明朝"/>
-                <w:lang w:val="en-US" w:eastAsia="ja-JP"/>
-              </w:rPr>
-              <w:t xml:space="preserve"> まで届かず、届く範囲でも MS で明確に劣って、到達可能フロントに追いつくのは大きな </w:t>
-            </w:r>
-            <w:r>
-              <w:rPr>
-                <w:rFonts w:ascii="Times New Roman" w:hAnsi="Times New Roman" w:cs="Times New Roman"/>
-                <w:i/>
-              </w:rPr>
-              <w:t xml:space="preserve">D</w:t>
-            </w:r>
-            <w:r>
-              <w:rPr>
-                <w:rFonts w:ascii="Times New Roman" w:hAnsi="Times New Roman" w:cs="Times New Roman" w:eastAsia="ＭＳ 明朝"/>
-                <w:lang w:val="en-US" w:eastAsia="ja-JP"/>
-              </w:rPr>
-              <w:t xml:space="preserve"> に限られる（図 2 の実測フロントと同じ形）。(b) 集団側に安定性誘導演算子を載せた場合：散った個体を </w:t>
-            </w:r>
-            <w:r>
-              <w:rPr>
-                <w:rFonts w:ascii="Times New Roman" w:hAnsi="Times New Roman" w:cs="Times New Roman"/>
-                <w:i/>
-              </w:rPr>
-              <w:t xml:space="preserve">S</w:t>
-            </w:r>
-            <w:r>
-              <w:rPr>
-                <w:rFonts w:ascii="Times New Roman" w:hAnsi="Times New Roman" w:cs="Times New Roman"/>
-                <w:i/>
-                <w:vertAlign w:val="subscript"/>
-              </w:rPr>
-              <w:t xml:space="preserve">p</w:t>
-            </w:r>
-            <w:r>
-              <w:rPr>
-                <w:rFonts w:ascii="Times New Roman" w:hAnsi="Times New Roman" w:cs="Times New Roman" w:eastAsia="ＭＳ 明朝"/>
-                <w:lang w:val="en-US" w:eastAsia="ja-JP"/>
-              </w:rPr>
-              <w:t xml:space="preserve"> 方向へ swap で 1 不一致ずつ引き戻し、集団だけでは届かなかった高安定領域を経路上の中間解（濃い茶の◇）が埋める。この領域を自力で埋め終えた ILS には足す余地が乏しい。(a)(b) はそれぞれ §2 の H1・H2 に対応する。</w:t>
+              <w:t xml:space="preserve"> の順序を保った right-shift 解、高安定領域の境界は §3.4）。(a) 演算子なし、(b) 集団側に安定性誘導演算子を載せた場合。</w:t>
             </w:r>
           </w:p>
         </w:tc>
@@ -1314,7 +1216,7 @@
           <w:rFonts w:ascii="Times New Roman" w:hAnsi="Times New Roman" w:cs="Times New Roman" w:eastAsia="ＭＳ 明朝"/>
           <w:lang w:val="en-US" w:eastAsia="ja-JP"/>
         </w:rPr>
-        <w:t xml:space="preserve"> 探索構造の差を見るには、同じ安定性の範囲に限って効率を比べる必要がある。しかし比較は、少数の重み設定でのスカラー値 [3][4] や、安定性を併記した効率指標 [27] といった形で行われ、いずれも手法ごとに少数の点を与えるにとどまる。</w:t>
+        <w:t xml:space="preserve"> 探索構造の差は、手法が到達した解集合が高安定領域をどれだけ埋めているかに現れる。しかし比較は、少数の重み設定でのスカラー値 [3][4] や、安定性を併記した効率指標 [27] といった形で行われ、いずれも手法ごとに少数の点を与えるにとどまり、領域の埋まり方を測れない。</w:t>
       </w:r>
       <w:r>
         <w:rPr>
@@ -1373,7 +1275,7 @@
           <w:rFonts w:ascii="Times New Roman" w:hAnsi="Times New Roman" w:cs="Times New Roman" w:eastAsia="ＭＳ 明朝"/>
           <w:lang w:val="en-US" w:eastAsia="ja-JP"/>
         </w:rPr>
-        <w:t xml:space="preserve"> 本研究は、トレードオフ全体の品質・</w:t>
+        <w:t xml:space="preserve"> 第一・第三の課題には検定可能な仮説で、第二の課題には評価の枠組みで応える。後者は、トレードオフ全体の品質・</w:t>
       </w:r>
       <w:r>
         <w:rPr>
@@ -1388,7 +1290,7 @@
           <w:rFonts w:ascii="Times New Roman" w:hAnsi="Times New Roman" w:cs="Times New Roman" w:eastAsia="ＭＳ 明朝"/>
           <w:lang w:val="en-US" w:eastAsia="ja-JP"/>
         </w:rPr>
-        <w:t xml:space="preserve">・anytime 性能の 3 つの軸で手法を測り（§3.4）、このうち高安定領域の品質を応答として二つの仮説を立てる（図 1）。</w:t>
+        <w:t xml:space="preserve">・anytime 性能の 3 つの軸で手法を測るもので（§3.4）、仮説はこのうち高安定領域の品質を応答として立てる（図 1）。</w:t>
       </w:r>
       <w:r>
         <w:rPr>
@@ -1531,7 +1433,7 @@
           <w:rFonts w:ascii="Times New Roman" w:hAnsi="Times New Roman" w:cs="Times New Roman" w:eastAsia="ＭＳ 明朝"/>
           <w:lang w:val="en-US" w:eastAsia="ja-JP"/>
         </w:rPr>
-        <w:t xml:space="preserve">経路上の中間解がこの欠落を埋め、集団の高安定領域の品質を押し上げるはずである——</w:t>
+        <w:t xml:space="preserve">経路上の中間解がこの欠落を埋め、集団の高安定領域の品質を、軌道が自力で到達する水準まで押し上げるはずである——</w:t>
       </w:r>
       <w:r>
         <w:rPr>
@@ -4271,7 +4173,37 @@
           <w:rFonts w:ascii="Times New Roman" w:hAnsi="Times New Roman" w:cs="Times New Roman" w:eastAsia="ＭＳ 明朝"/>
           <w:lang w:val="en-US" w:eastAsia="ja-JP"/>
         </w:rPr>
-        <w:t xml:space="preserve"> は 1〜不一致数から一様に引く）、結果を N5 で再最適化して無条件に集団へ戻す——採否はトーナメント選択に委ねる。この組み込み方の違いが結果を生んでいないことは §4.2 で確かめる。</w:t>
+        <w:t xml:space="preserve"> は 1〜不一致数から一様に引く）、結果を N5 で再最適化して無条件に集団へ戻す——採否はトーナメント選択に委ねる。この組み込み方の違いが結果を生んでいないことは §4.2 で確かめる。以下、演算子を載せない構成を </w:t>
+      </w:r>
+      <w:r>
+        <w:rPr>
+          <w:rFonts w:ascii="Times New Roman" w:hAnsi="Times New Roman" w:cs="Times New Roman" w:eastAsia="ＭＳ 明朝"/>
+          <w:b/>
+          <w:lang w:val="en-US" w:eastAsia="ja-JP"/>
+        </w:rPr>
+        <w:t xml:space="preserve">ILS-baseline</w:t>
+      </w:r>
+      <w:r>
+        <w:rPr>
+          <w:rFonts w:ascii="Times New Roman" w:hAnsi="Times New Roman" w:cs="Times New Roman" w:eastAsia="ＭＳ 明朝"/>
+          <w:lang w:val="en-US" w:eastAsia="ja-JP"/>
+        </w:rPr>
+        <w:t xml:space="preserve">・</w:t>
+      </w:r>
+      <w:r>
+        <w:rPr>
+          <w:rFonts w:ascii="Times New Roman" w:hAnsi="Times New Roman" w:cs="Times New Roman" w:eastAsia="ＭＳ 明朝"/>
+          <w:b/>
+          <w:lang w:val="en-US" w:eastAsia="ja-JP"/>
+        </w:rPr>
+        <w:t xml:space="preserve">Memetic-baseline</w:t>
+      </w:r>
+      <w:r>
+        <w:rPr>
+          <w:rFonts w:ascii="Times New Roman" w:hAnsi="Times New Roman" w:cs="Times New Roman" w:eastAsia="ＭＳ 明朝"/>
+          <w:lang w:val="en-US" w:eastAsia="ja-JP"/>
+        </w:rPr>
+        <w:t xml:space="preserve"> と呼ぶ。</w:t>
       </w:r>
     </w:p>
     <w:p>
@@ -4916,7 +4848,7 @@
           <w:rFonts w:ascii="Times New Roman" w:hAnsi="Times New Roman" w:cs="Times New Roman" w:eastAsia="ＭＳ 明朝"/>
           <w:lang w:val="en-US" w:eastAsia="ja-JP"/>
         </w:rPr>
-        <w:t xml:space="preserve"> など）は全手法が探索せずに得る自明解なので、HV の算出から除く。AOC のanytime HV(</w:t>
+        <w:t xml:space="preserve"> など）は全手法が探索せずに得る自明解なので、HV の算出から除く。AOC の anytime HV(</w:t>
       </w:r>
       <w:r>
         <w:rPr>
@@ -4945,7 +4877,7 @@
           <w:rFonts w:ascii="Times New Roman" w:hAnsi="Times New Roman" w:cs="Times New Roman" w:eastAsia="ＭＳ 明朝"/>
           <w:lang w:val="en-US" w:eastAsia="ja-JP"/>
         </w:rPr>
-        <w:t xml:space="preserve">にとり、対数幅で正規化する。AOC 値は各重みのanytime HV(</w:t>
+        <w:t xml:space="preserve">にとり、対数幅で正規化する。AOC 値は各重みの anytime HV(</w:t>
       </w:r>
       <w:r>
         <w:rPr>
@@ -4959,7 +4891,7 @@
           <w:rFonts w:ascii="Times New Roman" w:hAnsi="Times New Roman" w:cs="Times New Roman" w:eastAsia="ＭＳ 明朝"/>
           <w:lang w:val="en-US" w:eastAsia="ja-JP"/>
         </w:rPr>
-        <w:t xml:space="preserve">) を 重み掃引の全点で平均する。この 3 指標は互いに独立ではない：高安定 HV は全域 HV と同じ点集合を </w:t>
+        <w:t xml:space="preserve">) を重み掃引の全点で平均する。この 3 指標は互いに独立ではない：高安定 HV は全域 HV と同じ点集合を </w:t>
       </w:r>
       <w:r>
         <w:rPr>
@@ -5454,7 +5386,7 @@
           <w:rFonts w:ascii="Times New Roman" w:hAnsi="Times New Roman" w:cs="Times New Roman" w:eastAsia="ＭＳ 明朝"/>
           <w:lang w:val="en-US" w:eastAsia="ja-JP"/>
         </w:rPr>
-        <w:t xml:space="preserve"> H1 は、局所探索を揃えた ILS-baseline と Memetic-baseline の高安定 HV の比較で検定し、全 8 シナリオで ILS が有意に上回れば支持されたとみなす。H2 は、Memetic-baseline に対する Memetic＋演算子の高安定 HV の伸びを同じ形で検定する。軌道側の対応する比較（ILS-baseline 対 ILS＋演算子）については効果の向きを事前に予測せず、集団側との効き方の違いとして §4.2 で対比する。多重比較は、各仮説について 8 シナリオを 1 族として Holm 補正で扱う（演算子効果は探索構造ごとに族を分ける）。全域 HV と AOC にはいずれの仮説も方向の予測を置かず、手法間の比較として報告する。</w:t>
+        <w:t xml:space="preserve"> H1 は、局所探索を揃えた ILS-baseline と Memetic-baseline の高安定 HV の比較で検定し、全 8 シナリオで ILS が有意に上回れば支持されたとみなす。H2 は、Memetic-baseline に対する Memetic＋演算子の高安定 HV の伸びを同じ形で検定し、押し上げの到達点は ILS-baseline との比較（差が有意でないシナリオを同水準とみなす）で確かめる。軌道側の対応する比較（ILS-baseline 対 ILS＋演算子）については効果の向きを事前に予測せず、集団側との効き方の違いとして §4.2 で対比する。多重比較は、各仮説について 8 シナリオを 1 族として Holm 補正で扱う（演算子効果は探索構造ごとに族を分ける）。全域 HV と AOC にはいずれの仮説も方向の予測を置かず、手法間の比較として報告する。</w:t>
       </w:r>
     </w:p>
     <w:p>
@@ -5470,6 +5402,21 @@
           <w:szCs w:val="22"/>
         </w:rPr>
         <w:t xml:space="preserve">4. Computational Experiments</w:t>
+      </w:r>
+    </w:p>
+    <w:p>
+      <w:pPr>
+        <w:pStyle w:val="2"/>
+        <w:spacing w:before="90" w:after="20" w:line="240" w:lineRule="exact"/>
+      </w:pPr>
+      <w:r>
+        <w:rPr>
+          <w:rFonts w:ascii="Times New Roman" w:hAnsi="Times New Roman" w:cs="Times New Roman" w:eastAsia="ＭＳ 明朝"/>
+          <w:lang w:val="en-US" w:eastAsia="ja-JP"/>
+          <w:sz w:val="22"/>
+          <w:szCs w:val="22"/>
+        </w:rPr>
+        <w:t xml:space="preserve">4.1 Experimental Setup</w:t>
       </w:r>
     </w:p>
     <w:p>
@@ -5483,36 +5430,55 @@
           <w:rFonts w:ascii="Times New Roman" w:hAnsi="Times New Roman" w:cs="Times New Roman" w:eastAsia="ＭＳ 明朝"/>
           <w:lang w:val="en-US" w:eastAsia="ja-JP"/>
         </w:rPr>
-        <w:t xml:space="preserve">本節は §3 の設計に従い、実験設定（§4.1）ののち、仮説を置いた高安定 HV で H1・H2 と構造間比較を検定し（§4.2）、仮説を置いていない全域 HV と AOC を同じ形で比較して含意を導く（§4.3）。</w:t>
-      </w:r>
-    </w:p>
-    <w:p>
-      <w:pPr>
-        <w:pStyle w:val="2"/>
-        <w:spacing w:before="90" w:after="20" w:line="240" w:lineRule="exact"/>
-      </w:pPr>
-      <w:r>
-        <w:rPr>
-          <w:rFonts w:ascii="Times New Roman" w:hAnsi="Times New Roman" w:cs="Times New Roman" w:eastAsia="ＭＳ 明朝"/>
-          <w:lang w:val="en-US" w:eastAsia="ja-JP"/>
-          <w:sz w:val="22"/>
-          <w:szCs w:val="22"/>
-        </w:rPr>
-        <w:t xml:space="preserve">4.1 Experimental Setup</w:t>
-      </w:r>
-    </w:p>
-    <w:p>
-      <w:pPr>
-        <w:pStyle w:val="a8"/>
-        <w:spacing w:line="240" w:lineRule="exact"/>
-        <w:jc w:val="both"/>
-      </w:pPr>
-      <w:r>
-        <w:rPr>
-          <w:rFonts w:ascii="Times New Roman" w:hAnsi="Times New Roman" w:cs="Times New Roman" w:eastAsia="ＭＳ 明朝"/>
-          <w:lang w:val="en-US" w:eastAsia="ja-JP"/>
-        </w:rPr>
-        <w:t xml:space="preserve">ベンチマークは mt10・la21・la36・la40・ta21。外乱は計 8 シナリオ＝la36S/la36M/la36L（27/54/73%）・ta21S/ta21L（32/82%）・mt10（72%）・la21（35%）・la40（32%）で、各シナリオに付した百分率は</w:t>
+        <w:t xml:space="preserve">ベンチマークは mt10・la21・la36・la40・ta21。外乱は単一作業の完了遅延（遅延量 </w:t>
+      </w:r>
+      <w:r>
+        <w:rPr>
+          <w:rFonts w:ascii="Times New Roman" w:hAnsi="Times New Roman" w:cs="Times New Roman"/>
+        </w:rPr>
+        <w:t xml:space="preserve">\</w:t>
+      </w:r>
+      <w:r>
+        <w:rPr>
+          <w:rFonts w:ascii="Times New Roman" w:hAnsi="Times New Roman" w:cs="Times New Roman"/>
+          <w:i/>
+        </w:rPr>
+        <w:t xml:space="preserve">D</w:t>
+      </w:r>
+      <w:r>
+        <w:rPr>
+          <w:rFonts w:ascii="Times New Roman" w:hAnsi="Times New Roman" w:cs="Times New Roman"/>
+          <w:i/>
+        </w:rPr>
+        <w:t xml:space="preserve">e</w:t>
+      </w:r>
+      <w:r>
+        <w:rPr>
+          <w:rFonts w:ascii="Times New Roman" w:hAnsi="Times New Roman" w:cs="Times New Roman"/>
+          <w:i/>
+        </w:rPr>
+        <w:t xml:space="preserve">l</w:t>
+      </w:r>
+      <w:r>
+        <w:rPr>
+          <w:rFonts w:ascii="Times New Roman" w:hAnsi="Times New Roman" w:cs="Times New Roman"/>
+          <w:i/>
+        </w:rPr>
+        <w:t xml:space="preserve">t</w:t>
+      </w:r>
+      <w:r>
+        <w:rPr>
+          <w:rFonts w:ascii="Times New Roman" w:hAnsi="Times New Roman" w:cs="Times New Roman"/>
+          <w:i/>
+        </w:rPr>
+        <w:t xml:space="preserve">a</w:t>
+      </w:r>
+      <w:r>
+        <w:rPr>
+          <w:rFonts w:ascii="Times New Roman" w:hAnsi="Times New Roman" w:cs="Times New Roman" w:eastAsia="ＭＳ 明朝"/>
+          <w:lang w:val="en-US" w:eastAsia="ja-JP"/>
+        </w:rPr>
+        <w:t xml:space="preserve">=60〜148＝対象作業の処理時間の約 0.9〜1.5 倍）で、計 8 シナリオ＝la36S/la36M/la36L（27/54/73%）・ta21S/ta21L（32/82%）・mt10（72%）・la21（35%）・la40（32%）を用いる。各シナリオに付した百分率は</w:t>
       </w:r>
       <w:r>
         <w:rPr>
@@ -5742,41 +5708,7 @@
           <w:rFonts w:ascii="Times New Roman" w:hAnsi="Times New Roman" w:cs="Times New Roman" w:eastAsia="ＭＳ 明朝"/>
           <w:lang w:val="en-US" w:eastAsia="ja-JP"/>
         </w:rPr>
-        <w:t xml:space="preserve"> となった割合——で、外乱がスケジュールのどれだけを作り直しの対象にするかを表す。本稿では </w:t>
-      </w:r>
-      <w:r>
-        <w:rPr>
-          <w:rFonts w:ascii="Times New Roman" w:hAnsi="Times New Roman" w:cs="Times New Roman"/>
-        </w:rPr>
-        <w:t xml:space="preserve">\</w:t>
-      </w:r>
-      <w:r>
-        <w:rPr>
-          <w:rFonts w:ascii="Times New Roman" w:hAnsi="Times New Roman" w:cs="Times New Roman"/>
-          <w:i/>
-        </w:rPr>
-        <w:t xml:space="preserve">r</w:t>
-      </w:r>
-      <w:r>
-        <w:rPr>
-          <w:rFonts w:ascii="Times New Roman" w:hAnsi="Times New Roman" w:cs="Times New Roman"/>
-          <w:i/>
-        </w:rPr>
-        <w:t xml:space="preserve">h</w:t>
-      </w:r>
-      <w:r>
-        <w:rPr>
-          <w:rFonts w:ascii="Times New Roman" w:hAnsi="Times New Roman" w:cs="Times New Roman"/>
-          <w:i/>
-        </w:rPr>
-        <w:t xml:space="preserve">o</w:t>
-      </w:r>
-      <w:r>
-        <w:rPr>
-          <w:rFonts w:ascii="Times New Roman" w:hAnsi="Times New Roman" w:cs="Times New Roman" w:eastAsia="ＭＳ 明朝"/>
-          <w:lang w:val="en-US" w:eastAsia="ja-JP"/>
-        </w:rPr>
-        <w:t xml:space="preserve"> をシナリオの記述に用い、難易度の尺度としては扱わない。</w:t>
+        <w:t xml:space="preserve"> となった割合——であり、シナリオの記述に用いて難易度の尺度としては扱わない。</w:t>
       </w:r>
       <w:r>
         <w:rPr>
@@ -5791,7 +5723,7 @@
           <w:rFonts w:ascii="Times New Roman" w:hAnsi="Times New Roman" w:cs="Times New Roman" w:eastAsia="ＭＳ 明朝"/>
           <w:lang w:val="en-US" w:eastAsia="ja-JP"/>
         </w:rPr>
-        <w:t xml:space="preserve">（27/54/73%）と </w:t>
+        <w:t xml:space="preserve">と </w:t>
       </w:r>
       <w:r>
         <w:rPr>
@@ -5806,7 +5738,7 @@
           <w:rFonts w:ascii="Times New Roman" w:hAnsi="Times New Roman" w:cs="Times New Roman" w:eastAsia="ＭＳ 明朝"/>
           <w:lang w:val="en-US" w:eastAsia="ja-JP"/>
         </w:rPr>
-        <w:t xml:space="preserve">（32/82%）は、同一インスタンス・同一 </w:t>
+        <w:t xml:space="preserve">は、同一インスタンス・同一 </w:t>
       </w:r>
       <w:r>
         <w:rPr>
@@ -5828,77 +5760,7 @@
           <w:rFonts w:ascii="Times New Roman" w:hAnsi="Times New Roman" w:cs="Times New Roman" w:eastAsia="ＭＳ 明朝"/>
           <w:lang w:val="en-US" w:eastAsia="ja-JP"/>
         </w:rPr>
-        <w:t xml:space="preserve"> のまま外乱の規模を段階的に変えたシナリオ群である。各シナリオの外乱は単一作業の完了遅延で、遅延量 </w:t>
-      </w:r>
-      <w:r>
-        <w:rPr>
-          <w:rFonts w:ascii="Times New Roman" w:hAnsi="Times New Roman" w:cs="Times New Roman"/>
-        </w:rPr>
-        <w:t xml:space="preserve">\</w:t>
-      </w:r>
-      <w:r>
-        <w:rPr>
-          <w:rFonts w:ascii="Times New Roman" w:hAnsi="Times New Roman" w:cs="Times New Roman"/>
-          <w:i/>
-        </w:rPr>
-        <w:t xml:space="preserve">D</w:t>
-      </w:r>
-      <w:r>
-        <w:rPr>
-          <w:rFonts w:ascii="Times New Roman" w:hAnsi="Times New Roman" w:cs="Times New Roman"/>
-          <w:i/>
-        </w:rPr>
-        <w:t xml:space="preserve">e</w:t>
-      </w:r>
-      <w:r>
-        <w:rPr>
-          <w:rFonts w:ascii="Times New Roman" w:hAnsi="Times New Roman" w:cs="Times New Roman"/>
-          <w:i/>
-        </w:rPr>
-        <w:t xml:space="preserve">l</w:t>
-      </w:r>
-      <w:r>
-        <w:rPr>
-          <w:rFonts w:ascii="Times New Roman" w:hAnsi="Times New Roman" w:cs="Times New Roman"/>
-          <w:i/>
-        </w:rPr>
-        <w:t xml:space="preserve">t</w:t>
-      </w:r>
-      <w:r>
-        <w:rPr>
-          <w:rFonts w:ascii="Times New Roman" w:hAnsi="Times New Roman" w:cs="Times New Roman"/>
-          <w:i/>
-        </w:rPr>
-        <w:t xml:space="preserve">a</w:t>
-      </w:r>
-      <w:r>
-        <w:rPr>
-          <w:rFonts w:ascii="Times New Roman" w:hAnsi="Times New Roman" w:cs="Times New Roman" w:eastAsia="ＭＳ 明朝"/>
-          <w:lang w:val="en-US" w:eastAsia="ja-JP"/>
-        </w:rPr>
-        <w:t xml:space="preserve">=60〜148（対象作業の処理時間の約 0.9〜1.5 倍）、再スケジューリング時刻 </w:t>
-      </w:r>
-      <w:r>
-        <w:rPr>
-          <w:rFonts w:ascii="Times New Roman" w:hAnsi="Times New Roman" w:cs="Times New Roman"/>
-          <w:i/>
-        </w:rPr>
-        <w:t xml:space="preserve">t</w:t>
-      </w:r>
-      <w:r>
-        <w:rPr>
-          <w:rFonts w:ascii="Times New Roman" w:hAnsi="Times New Roman" w:cs="Times New Roman"/>
-          <w:i/>
-          <w:vertAlign w:val="subscript"/>
-        </w:rPr>
-        <w:t xml:space="preserve">r</w:t>
-      </w:r>
-      <w:r>
-        <w:rPr>
-          <w:rFonts w:ascii="Times New Roman" w:hAnsi="Times New Roman" w:cs="Times New Roman" w:eastAsia="ＭＳ 明朝"/>
-          <w:lang w:val="en-US" w:eastAsia="ja-JP"/>
-        </w:rPr>
-        <w:t xml:space="preserve"> はその遅延解消時刻にとる（§3.1）。各シナリオの完全な定義と、手法 × シナリオ × 指標ごとの結果（trial 別の生値と検定）は公開リポジトリ（https://github.com/kitotakumi/stability_scheduling）に収録する。全 8 シナリオ共通の実験設定は表 1 に示す。</w:t>
+        <w:t xml:space="preserve"> のまま外乱の規模だけを段階的に変えたシナリオ群である。各シナリオの完全な定義と、手法 × シナリオ × 指標ごとの結果（trial 別の生値と検定）は公開リポジトリ（https://github.com/kitotakumi/stability_scheduling）に収録する。全 8 シナリオ共通の実験設定は表 1 に示す。</w:t>
       </w:r>
     </w:p>
     <w:p>
@@ -6386,7 +6248,7 @@
                 <w:sz w:val="16"/>
                 <w:szCs w:val="16"/>
               </w:rPr>
-              <w:t xml:space="preserve">ILS 3000 反復／GA・Memetic 500 世代（早期終了なし・全 run を上限まで実行）。反復と世代は単位が異なるため族内（ILS 系どうし・集団系どうし）で公称値を揃え、手法横断のanytime 性能は壁時計上の AOC で比較する</w:t>
+              <w:t xml:space="preserve">ILS 3000 反復／GA・Memetic 500 世代（早期終了なし・全 run を上限まで実行）。反復と世代は単位が異なるため族内（ILS 系どうし・集団系どうし）で公称値を揃え、手法横断の anytime 性能は壁時計上の AOC で比較する</w:t>
             </w:r>
           </w:p>
         </w:tc>
@@ -6983,7 +6845,7 @@
           <w:rFonts w:ascii="Times New Roman" w:hAnsi="Times New Roman" w:cs="Times New Roman" w:eastAsia="ＭＳ 明朝"/>
           <w:lang w:val="en-US" w:eastAsia="ja-JP"/>
         </w:rPr>
-        <w:t xml:space="preserve">0.001）で、演算子をもたない集団だけが大きく劣るという手法間の構図も全閾値で保たれる（動くのは僅差で密集する上位群の内部順位のみである）。計算予算は、壁時計が族間で異なるにもかかわらず（Memetic+PR は ILS の 4.8〜9.4 倍）、中央値 run が全手法とも予算の 7 割以内で最終 HV の 99% に達しており、全域 HV の差は計算時間の差によるものではない。手法パラメータは、表 1 のうち手法の挙動を定める 11 軸を——提案演算子側だけでなくベース探索構造側も——2 シナリオで中心値の上下に振る一要因感度分析にかけて定めており、感度の大きさ（全域 HV で +0.5〜2%）は手法間の差（+7〜54%）より一桁小さい。</w:t>
+        <w:t xml:space="preserve">0.001）である（動くのは僅差で密集する上位群の内部順位のみである）。計算予算は、壁時計が族間で異なるにもかかわらず（Memetic+PR は ILS の 4.8〜9.4 倍）、中央値 run が全手法とも予算の 7 割以内で最終 HV の 99% に達しており、全域 HV の差は計算時間の差によるものではない。手法パラメータは、表 1 のうち手法の挙動を定める 11 軸——提案演算子側だけでなくベース探索構造側も——を標準値で固定したうえで、2 シナリオで中心値の上下に振る一要因感度分析にかけ、感度の大きさ（全域 HV で +0.5〜2%）が手法間の差（+7〜54%）より一桁小さいことを確かめた。</w:t>
       </w:r>
     </w:p>
     <w:p>
@@ -7012,7 +6874,67 @@
           <w:rFonts w:ascii="Times New Roman" w:hAnsi="Times New Roman" w:cs="Times New Roman" w:eastAsia="ＭＳ 明朝"/>
           <w:lang w:val="en-US" w:eastAsia="ja-JP"/>
         </w:rPr>
-        <w:t xml:space="preserve">図 2 は、同一インスタンス・同一 </w:t>
+        <w:t xml:space="preserve">図 2 は ta21 対について、両構造の演算子なしと＋PR の非劣解を図 1 と同じ座標で示す。演算子をもたない集団の埋め損ね方は二つの型に分かれる。(a) ta21S では Memetic-baseline は高安定領域（</w:t>
+      </w:r>
+      <w:r>
+        <w:rPr>
+          <w:rFonts w:ascii="Times New Roman" w:hAnsi="Times New Roman" w:cs="Times New Roman"/>
+          <w:i/>
+        </w:rPr>
+        <w:t xml:space="preserve">D</w:t>
+      </w:r>
+      <w:r>
+        <w:rPr>
+          <w:rFonts w:ascii="Times New Roman" w:hAnsi="Times New Roman" w:cs="Times New Roman"/>
+        </w:rPr>
+        <w:t xml:space="preserve">&lt;</w:t>
+      </w:r>
+      <w:r>
+        <w:rPr>
+          <w:rFonts w:ascii="Times New Roman" w:hAnsi="Times New Roman" w:cs="Times New Roman"/>
+        </w:rPr>
+        <w:t xml:space="preserve">1</w:t>
+      </w:r>
+      <w:r>
+        <w:rPr>
+          <w:rFonts w:ascii="Times New Roman" w:hAnsi="Times New Roman" w:cs="Times New Roman"/>
+        </w:rPr>
+        <w:t xml:space="preserve">2</w:t>
+      </w:r>
+      <w:r>
+        <w:rPr>
+          <w:rFonts w:ascii="Times New Roman" w:hAnsi="Times New Roman" w:cs="Times New Roman" w:eastAsia="ＭＳ 明朝"/>
+          <w:lang w:val="en-US" w:eastAsia="ja-JP"/>
+        </w:rPr>
+        <w:t xml:space="preserve">）に非劣解を 1 点も持たず、ILS がそこに持つ 4 点のうち </w:t>
+      </w:r>
+      <w:r>
+        <w:rPr>
+          <w:rFonts w:ascii="Times New Roman" w:hAnsi="Times New Roman" w:cs="Times New Roman"/>
+          <w:i/>
+        </w:rPr>
+        <w:t xml:space="preserve">D</w:t>
+      </w:r>
+      <w:r>
+        <w:rPr>
+          <w:rFonts w:ascii="Times New Roman" w:hAnsi="Times New Roman" w:cs="Times New Roman" w:eastAsia="ＭＳ 明朝"/>
+          <w:lang w:val="en-US" w:eastAsia="ja-JP"/>
+        </w:rPr>
+        <w:t xml:space="preserve">=2 で得る MS には </w:t>
+      </w:r>
+      <w:r>
+        <w:rPr>
+          <w:rFonts w:ascii="Times New Roman" w:hAnsi="Times New Roman" w:cs="Times New Roman"/>
+          <w:i/>
+        </w:rPr>
+        <w:t xml:space="preserve">D</w:t>
+      </w:r>
+      <w:r>
+        <w:rPr>
+          <w:rFonts w:ascii="Times New Roman" w:hAnsi="Times New Roman" w:cs="Times New Roman" w:eastAsia="ＭＳ 明朝"/>
+          <w:lang w:val="en-US" w:eastAsia="ja-JP"/>
+        </w:rPr>
+        <w:t xml:space="preserve">=16 まで届かない。(b) ta21L では領域に入りはするが MS で劣り（1918 以上に対し ILS は 1883）、両者が並ぶのは効率端のみである。いずれの型でも演算子を載せると両構造のフロントは高安定領域で重なり、8 シナリオ中 5 つでは ILS+PR と Memetic+PR の非劣解が点集合まで一致する。(a) で Memetic-baseline が点を持たないことは、集団がこの領域で </w:t>
       </w:r>
       <w:r>
         <w:rPr>
@@ -7024,181 +6946,8 @@
       <w:r>
         <w:rPr>
           <w:rFonts w:ascii="Times New Roman" w:hAnsi="Times New Roman" w:cs="Times New Roman"/>
-          <w:i/>
           <w:vertAlign w:val="subscript"/>
         </w:rPr>
-        <w:t xml:space="preserve">p</w:t>
-      </w:r>
-      <w:r>
-        <w:rPr>
-          <w:rFonts w:ascii="Times New Roman" w:hAnsi="Times New Roman" w:cs="Times New Roman" w:eastAsia="ＭＳ 明朝"/>
-          <w:lang w:val="en-US" w:eastAsia="ja-JP"/>
-        </w:rPr>
-        <w:t xml:space="preserve"> のまま外乱の規模だけを変えた ta21 対（ta21S・ta21L）について、両構造の演算子なし（ILS-baseline・Memetic-baseline）と＋PR（ILS+PR・Memetic+PR）の非劣解（全域 HV が中央値の trial）を図 1 と同じ座標で示す。外乱の小さい ta21S では、ILS が高安定領域（</w:t>
-      </w:r>
-      <w:r>
-        <w:rPr>
-          <w:rFonts w:ascii="Times New Roman" w:hAnsi="Times New Roman" w:cs="Times New Roman"/>
-          <w:i/>
-        </w:rPr>
-        <w:t xml:space="preserve">D</w:t>
-      </w:r>
-      <w:r>
-        <w:rPr>
-          <w:rFonts w:ascii="Times New Roman" w:hAnsi="Times New Roman" w:cs="Times New Roman"/>
-        </w:rPr>
-        <w:t xml:space="preserve">&lt;</w:t>
-      </w:r>
-      <w:r>
-        <w:rPr>
-          <w:rFonts w:ascii="Times New Roman" w:hAnsi="Times New Roman" w:cs="Times New Roman"/>
-          <w:i/>
-        </w:rPr>
-        <w:t xml:space="preserve">P</w:t>
-      </w:r>
-      <w:r>
-        <w:rPr>
-          <w:rFonts w:ascii="Times New Roman" w:hAnsi="Times New Roman" w:cs="Times New Roman"/>
-          <w:vertAlign w:val="subscript"/>
-        </w:rPr>
-        <w:t xml:space="preserve">5</w:t>
-      </w:r>
-      <w:r>
-        <w:rPr>
-          <w:rFonts w:ascii="Times New Roman" w:hAnsi="Times New Roman" w:cs="Times New Roman"/>
-          <w:vertAlign w:val="subscript"/>
-        </w:rPr>
-        <w:t xml:space="preserve">0</w:t>
-      </w:r>
-      <w:r>
-        <w:rPr>
-          <w:rFonts w:ascii="Times New Roman" w:hAnsi="Times New Roman" w:cs="Times New Roman" w:eastAsia="ＭＳ 明朝"/>
-          <w:lang w:val="en-US" w:eastAsia="ja-JP"/>
-        </w:rPr>
-        <w:t xml:space="preserve">=12）に 4 点の非劣解を持つのに対し、Memetic-baseline はこの領域に 1 点も持たず、ILS が </w:t>
-      </w:r>
-      <w:r>
-        <w:rPr>
-          <w:rFonts w:ascii="Times New Roman" w:hAnsi="Times New Roman" w:cs="Times New Roman"/>
-          <w:i/>
-        </w:rPr>
-        <w:t xml:space="preserve">D</w:t>
-      </w:r>
-      <w:r>
-        <w:rPr>
-          <w:rFonts w:ascii="Times New Roman" w:hAnsi="Times New Roman" w:cs="Times New Roman" w:eastAsia="ＭＳ 明朝"/>
-          <w:lang w:val="en-US" w:eastAsia="ja-JP"/>
-        </w:rPr>
-        <w:t xml:space="preserve">=2 で得る MS に届くのは </w:t>
-      </w:r>
-      <w:r>
-        <w:rPr>
-          <w:rFonts w:ascii="Times New Roman" w:hAnsi="Times New Roman" w:cs="Times New Roman"/>
-          <w:i/>
-        </w:rPr>
-        <w:t xml:space="preserve">D</w:t>
-      </w:r>
-      <w:r>
-        <w:rPr>
-          <w:rFonts w:ascii="Times New Roman" w:hAnsi="Times New Roman" w:cs="Times New Roman" w:eastAsia="ＭＳ 明朝"/>
-          <w:lang w:val="en-US" w:eastAsia="ja-JP"/>
-        </w:rPr>
-        <w:t xml:space="preserve">=16 の点である。外乱の大きい ta21L では、Memetic-baseline も高安定領域に非劣解を持つが MS で ILS に大きく劣り（</w:t>
-      </w:r>
-      <w:r>
-        <w:rPr>
-          <w:rFonts w:ascii="Times New Roman" w:hAnsi="Times New Roman" w:cs="Times New Roman"/>
-          <w:i/>
-        </w:rPr>
-        <w:t xml:space="preserve">D</w:t>
-      </w:r>
-      <w:r>
-        <w:rPr>
-          <w:rFonts w:ascii="Times New Roman" w:hAnsi="Times New Roman" w:cs="Times New Roman"/>
-        </w:rPr>
-        <w:t xml:space="preserve">&lt;</w:t>
-      </w:r>
-      <w:r>
-        <w:rPr>
-          <w:rFonts w:ascii="Times New Roman" w:hAnsi="Times New Roman" w:cs="Times New Roman"/>
-        </w:rPr>
-        <w:t xml:space="preserve">3</w:t>
-      </w:r>
-      <w:r>
-        <w:rPr>
-          <w:rFonts w:ascii="Times New Roman" w:hAnsi="Times New Roman" w:cs="Times New Roman"/>
-        </w:rPr>
-        <w:t xml:space="preserve">0</w:t>
-      </w:r>
-      <w:r>
-        <w:rPr>
-          <w:rFonts w:ascii="Times New Roman" w:hAnsi="Times New Roman" w:cs="Times New Roman" w:eastAsia="ＭＳ 明朝"/>
-          <w:lang w:val="en-US" w:eastAsia="ja-JP"/>
-        </w:rPr>
-        <w:t xml:space="preserve"> で 1918 以上、ILS は 1883）、両者が並ぶのは効率端のみである。いずれの場合も演算子を載せると両構造のフロントは高安定領域で重なる。ta21S では ILS-baseline・ILS+PR・Memetic+PR の高安定領域の非劣解が同じ 4 点であり、ta21L では ILS+PR と Memetic+PR がともに </w:t>
-      </w:r>
-      <w:r>
-        <w:rPr>
-          <w:rFonts w:ascii="Times New Roman" w:hAnsi="Times New Roman" w:cs="Times New Roman"/>
-          <w:i/>
-        </w:rPr>
-        <w:t xml:space="preserve">D</w:t>
-      </w:r>
-      <w:r>
-        <w:rPr>
-          <w:rFonts w:ascii="Times New Roman" w:hAnsi="Times New Roman" w:cs="Times New Roman" w:eastAsia="ＭＳ 明朝"/>
-          <w:lang w:val="en-US" w:eastAsia="ja-JP"/>
-        </w:rPr>
-        <w:t xml:space="preserve">=2 まで踏み込んで、ILS-baseline が中央値 trial で届く最小の </w:t>
-      </w:r>
-      <w:r>
-        <w:rPr>
-          <w:rFonts w:ascii="Times New Roman" w:hAnsi="Times New Roman" w:cs="Times New Roman"/>
-          <w:i/>
-        </w:rPr>
-        <w:t xml:space="preserve">D</w:t>
-      </w:r>
-      <w:r>
-        <w:rPr>
-          <w:rFonts w:ascii="Times New Roman" w:hAnsi="Times New Roman" w:cs="Times New Roman" w:eastAsia="ＭＳ 明朝"/>
-          <w:lang w:val="en-US" w:eastAsia="ja-JP"/>
-        </w:rPr>
-        <w:t xml:space="preserve">=4 より </w:t>
-      </w:r>
-      <w:r>
-        <w:rPr>
-          <w:rFonts w:ascii="Times New Roman" w:hAnsi="Times New Roman" w:cs="Times New Roman"/>
-          <w:i/>
-        </w:rPr>
-        <w:t xml:space="preserve">S</w:t>
-      </w:r>
-      <w:r>
-        <w:rPr>
-          <w:rFonts w:ascii="Times New Roman" w:hAnsi="Times New Roman" w:cs="Times New Roman"/>
-          <w:i/>
-          <w:vertAlign w:val="subscript"/>
-        </w:rPr>
-        <w:t xml:space="preserve">p</w:t>
-      </w:r>
-      <w:r>
-        <w:rPr>
-          <w:rFonts w:ascii="Times New Roman" w:hAnsi="Times New Roman" w:cs="Times New Roman" w:eastAsia="ＭＳ 明朝"/>
-          <w:lang w:val="en-US" w:eastAsia="ja-JP"/>
-        </w:rPr>
-        <w:t xml:space="preserve"> に近い解を返す。この重なりは ta21 対に限らず、8 シナリオ中 5 つで ILS+PR と Memetic+PR の高安定領域の非劣解が点集合まで一致する。UEA は探索が生成した解を選択前にすべて記録するので（§3.4）、ta21S で Memetic-baseline のフロントが高安定領域に点を持たないことは、集団がこの領域で </w:t>
-      </w:r>
-      <w:r>
-        <w:rPr>
-          <w:rFonts w:ascii="Times New Roman" w:hAnsi="Times New Roman" w:cs="Times New Roman"/>
-          <w:i/>
-        </w:rPr>
-        <w:t xml:space="preserve">S</w:t>
-      </w:r>
-      <w:r>
-        <w:rPr>
-          <w:rFonts w:ascii="Times New Roman" w:hAnsi="Times New Roman" w:cs="Times New Roman"/>
-          <w:vertAlign w:val="subscript"/>
-        </w:rPr>
         <w:t xml:space="preserve">RSR</w:t>
       </w:r>
       <w:r>
@@ -7206,7 +6955,7 @@
           <w:rFonts w:ascii="Times New Roman" w:hAnsi="Times New Roman" w:cs="Times New Roman" w:eastAsia="ＭＳ 明朝"/>
           <w:lang w:val="en-US" w:eastAsia="ja-JP"/>
         </w:rPr>
-        <w:t xml:space="preserve"> を改善する解を一つも生成しなかったことを意味する。</w:t>
+        <w:t xml:space="preserve"> を改善する解を一つも生成しなかったことを意味する（選択が捨てたのではない。§3.4）。</w:t>
       </w:r>
     </w:p>
     <w:tbl>
@@ -7286,241 +7035,7 @@
                 <w:rFonts w:ascii="Times New Roman" w:hAnsi="Times New Roman" w:cs="Times New Roman" w:eastAsia="ＭＳ 明朝"/>
                 <w:lang w:val="en-US" w:eastAsia="ja-JP"/>
               </w:rPr>
-              <w:t xml:space="preserve">図2. 実 Pareto フロント。ta21 対（ta21S・ta21L）は同一インスタンス・同一 </w:t>
-            </w:r>
-            <w:r>
-              <w:rPr>
-                <w:rFonts w:ascii="Times New Roman" w:hAnsi="Times New Roman" w:cs="Times New Roman"/>
-                <w:i/>
-              </w:rPr>
-              <w:t xml:space="preserve">S</w:t>
-            </w:r>
-            <w:r>
-              <w:rPr>
-                <w:rFonts w:ascii="Times New Roman" w:hAnsi="Times New Roman" w:cs="Times New Roman"/>
-                <w:i/>
-                <w:vertAlign w:val="subscript"/>
-              </w:rPr>
-              <w:t xml:space="preserve">p</w:t>
-            </w:r>
-            <w:r>
-              <w:rPr>
-                <w:rFonts w:ascii="Times New Roman" w:hAnsi="Times New Roman" w:cs="Times New Roman" w:eastAsia="ＭＳ 明朝"/>
-                <w:lang w:val="en-US" w:eastAsia="ja-JP"/>
-              </w:rPr>
-              <w:t xml:space="preserve"> で外乱の規模だけが異なるシナリオで、演算子をもたない集団が高安定領域を埋め損ねる 2 つの型——領域に入れない (a) と、入るが MS で劣る (b)——にあたる。この構図が全 8 シナリオで成り立つことは図 3 で検定する。横軸は順序偏差 </w:t>
-            </w:r>
-            <w:r>
-              <w:rPr>
-                <w:rFonts w:ascii="Times New Roman" w:hAnsi="Times New Roman" w:cs="Times New Roman"/>
-                <w:i/>
-              </w:rPr>
-              <w:t xml:space="preserve">D</w:t>
-            </w:r>
-            <w:r>
-              <w:rPr>
-                <w:rFonts w:ascii="Times New Roman" w:hAnsi="Times New Roman" w:cs="Times New Roman" w:eastAsia="ＭＳ 明朝"/>
-                <w:lang w:val="en-US" w:eastAsia="ja-JP"/>
-              </w:rPr>
-              <w:t xml:space="preserve">、縦軸は MS（図 1 と同じ座標）。★は right-shift 解 </w:t>
-            </w:r>
-            <w:r>
-              <w:rPr>
-                <w:rFonts w:ascii="Times New Roman" w:hAnsi="Times New Roman" w:cs="Times New Roman"/>
-                <w:i/>
-              </w:rPr>
-              <w:t xml:space="preserve">S</w:t>
-            </w:r>
-            <w:r>
-              <w:rPr>
-                <w:rFonts w:ascii="Times New Roman" w:hAnsi="Times New Roman" w:cs="Times New Roman"/>
-                <w:vertAlign w:val="subscript"/>
-              </w:rPr>
-              <w:t xml:space="preserve">RSR</w:t>
-            </w:r>
-            <w:r>
-              <w:rPr>
-                <w:rFonts w:ascii="Times New Roman" w:hAnsi="Times New Roman" w:cs="Times New Roman" w:eastAsia="ＭＳ 明朝"/>
-                <w:lang w:val="en-US" w:eastAsia="ja-JP"/>
-              </w:rPr>
-              <w:t xml:space="preserve">（</w:t>
-            </w:r>
-            <w:r>
-              <w:rPr>
-                <w:rFonts w:ascii="Times New Roman" w:hAnsi="Times New Roman" w:cs="Times New Roman"/>
-                <w:i/>
-              </w:rPr>
-              <w:t xml:space="preserve">D</w:t>
-            </w:r>
-            <w:r>
-              <w:rPr>
-                <w:rFonts w:ascii="Times New Roman" w:hAnsi="Times New Roman" w:cs="Times New Roman"/>
-              </w:rPr>
-              <w:t xml:space="preserve">=</w:t>
-            </w:r>
-            <w:r>
-              <w:rPr>
-                <w:rFonts w:ascii="Times New Roman" w:hAnsi="Times New Roman" w:cs="Times New Roman"/>
-              </w:rPr>
-              <w:t xml:space="preserve">0</w:t>
-            </w:r>
-            <w:r>
-              <w:rPr>
-                <w:rFonts w:ascii="Times New Roman" w:hAnsi="Times New Roman" w:cs="Times New Roman" w:eastAsia="ＭＳ 明朝"/>
-                <w:lang w:val="en-US" w:eastAsia="ja-JP"/>
-              </w:rPr>
-              <w:t xml:space="preserve">）、網掛けは高安定領域（</w:t>
-            </w:r>
-            <w:r>
-              <w:rPr>
-                <w:rFonts w:ascii="Times New Roman" w:hAnsi="Times New Roman" w:cs="Times New Roman"/>
-                <w:i/>
-              </w:rPr>
-              <w:t xml:space="preserve">D</w:t>
-            </w:r>
-            <w:r>
-              <w:rPr>
-                <w:rFonts w:ascii="Times New Roman" w:hAnsi="Times New Roman" w:cs="Times New Roman"/>
-              </w:rPr>
-              <w:t xml:space="preserve">&lt;</w:t>
-            </w:r>
-            <w:r>
-              <w:rPr>
-                <w:rFonts w:ascii="Times New Roman" w:hAnsi="Times New Roman" w:cs="Times New Roman"/>
-                <w:i/>
-              </w:rPr>
-              <w:t xml:space="preserve">P</w:t>
-            </w:r>
-            <w:r>
-              <w:rPr>
-                <w:rFonts w:ascii="Times New Roman" w:hAnsi="Times New Roman" w:cs="Times New Roman"/>
-                <w:vertAlign w:val="subscript"/>
-              </w:rPr>
-              <w:t xml:space="preserve">5</w:t>
-            </w:r>
-            <w:r>
-              <w:rPr>
-                <w:rFonts w:ascii="Times New Roman" w:hAnsi="Times New Roman" w:cs="Times New Roman"/>
-                <w:vertAlign w:val="subscript"/>
-              </w:rPr>
-              <w:t xml:space="preserve">0</w:t>
-            </w:r>
-            <w:r>
-              <w:rPr>
-                <w:rFonts w:ascii="Times New Roman" w:hAnsi="Times New Roman" w:cs="Times New Roman" w:eastAsia="ＭＳ 明朝"/>
-                <w:lang w:val="en-US" w:eastAsia="ja-JP"/>
-              </w:rPr>
-              <w:t xml:space="preserve">）。階段線は全域 HV が中央値の trial の非劣解で、探索構造を色とマーカー形状（橙・○: ILS、緑・□: Memetic）、演算子を線種（太く淡い実線: なし、濃い点線: PR）で表す。マーカーは本文で非劣解を数える演算子なしの 2 手法にのみ付す。＋PR の 2 本は点の大きさでも分けてあり（ILS+PR: 大きく淡い点、Memetic+PR: 小さく濃い点）、点線の位相を半周期ずらしてあるので、両者が重なる区間では 2 種類の点が交互に現れる。repair は高安定領域で PR とほぼ同じフロントを与えるため図では省く。(a) ta21S（</w:t>
-            </w:r>
-            <w:r>
-              <w:rPr>
-                <w:rFonts w:ascii="Times New Roman" w:hAnsi="Times New Roman" w:cs="Times New Roman"/>
-              </w:rPr>
-              <w:t xml:space="preserve">\</w:t>
-            </w:r>
-            <w:r>
-              <w:rPr>
-                <w:rFonts w:ascii="Times New Roman" w:hAnsi="Times New Roman" w:cs="Times New Roman"/>
-                <w:i/>
-              </w:rPr>
-              <w:t xml:space="preserve">r</w:t>
-            </w:r>
-            <w:r>
-              <w:rPr>
-                <w:rFonts w:ascii="Times New Roman" w:hAnsi="Times New Roman" w:cs="Times New Roman"/>
-                <w:i/>
-              </w:rPr>
-              <w:t xml:space="preserve">h</w:t>
-            </w:r>
-            <w:r>
-              <w:rPr>
-                <w:rFonts w:ascii="Times New Roman" w:hAnsi="Times New Roman" w:cs="Times New Roman"/>
-                <w:i/>
-              </w:rPr>
-              <w:t xml:space="preserve">o</w:t>
-            </w:r>
-            <w:r>
-              <w:rPr>
-                <w:rFonts w:ascii="Times New Roman" w:hAnsi="Times New Roman" w:cs="Times New Roman" w:eastAsia="ＭＳ 明朝"/>
-                <w:lang w:val="en-US" w:eastAsia="ja-JP"/>
-              </w:rPr>
-              <w:t xml:space="preserve">=32%）：Memetic-baseline のフロントは高安定領域に 1 点も持たず、ILS が </w:t>
-            </w:r>
-            <w:r>
-              <w:rPr>
-                <w:rFonts w:ascii="Times New Roman" w:hAnsi="Times New Roman" w:cs="Times New Roman"/>
-                <w:i/>
-              </w:rPr>
-              <w:t xml:space="preserve">D</w:t>
-            </w:r>
-            <w:r>
-              <w:rPr>
-                <w:rFonts w:ascii="Times New Roman" w:hAnsi="Times New Roman" w:cs="Times New Roman" w:eastAsia="ＭＳ 明朝"/>
-                <w:lang w:val="en-US" w:eastAsia="ja-JP"/>
-              </w:rPr>
-              <w:t xml:space="preserve">=2 で得る MS に </w:t>
-            </w:r>
-            <w:r>
-              <w:rPr>
-                <w:rFonts w:ascii="Times New Roman" w:hAnsi="Times New Roman" w:cs="Times New Roman"/>
-                <w:i/>
-              </w:rPr>
-              <w:t xml:space="preserve">D</w:t>
-            </w:r>
-            <w:r>
-              <w:rPr>
-                <w:rFonts w:ascii="Times New Roman" w:hAnsi="Times New Roman" w:cs="Times New Roman" w:eastAsia="ＭＳ 明朝"/>
-                <w:lang w:val="en-US" w:eastAsia="ja-JP"/>
-              </w:rPr>
-              <w:t xml:space="preserve">=16 まで届かない。ILS+PR は ILS-baseline に重なる。(b) ta21L（</w:t>
-            </w:r>
-            <w:r>
-              <w:rPr>
-                <w:rFonts w:ascii="Times New Roman" w:hAnsi="Times New Roman" w:cs="Times New Roman"/>
-              </w:rPr>
-              <w:t xml:space="preserve">\</w:t>
-            </w:r>
-            <w:r>
-              <w:rPr>
-                <w:rFonts w:ascii="Times New Roman" w:hAnsi="Times New Roman" w:cs="Times New Roman"/>
-                <w:i/>
-              </w:rPr>
-              <w:t xml:space="preserve">r</w:t>
-            </w:r>
-            <w:r>
-              <w:rPr>
-                <w:rFonts w:ascii="Times New Roman" w:hAnsi="Times New Roman" w:cs="Times New Roman"/>
-                <w:i/>
-              </w:rPr>
-              <w:t xml:space="preserve">h</w:t>
-            </w:r>
-            <w:r>
-              <w:rPr>
-                <w:rFonts w:ascii="Times New Roman" w:hAnsi="Times New Roman" w:cs="Times New Roman"/>
-                <w:i/>
-              </w:rPr>
-              <w:t xml:space="preserve">o</w:t>
-            </w:r>
-            <w:r>
-              <w:rPr>
-                <w:rFonts w:ascii="Times New Roman" w:hAnsi="Times New Roman" w:cs="Times New Roman" w:eastAsia="ＭＳ 明朝"/>
-                <w:lang w:val="en-US" w:eastAsia="ja-JP"/>
-              </w:rPr>
-              <w:t xml:space="preserve">=82%）：Memetic-baseline は高安定領域に非劣解を持つが MS で ILS に大きく劣り、両者が並ぶのは効率端のみ。ILS+PR と Memetic+PR はともに </w:t>
-            </w:r>
-            <w:r>
-              <w:rPr>
-                <w:rFonts w:ascii="Times New Roman" w:hAnsi="Times New Roman" w:cs="Times New Roman"/>
-                <w:i/>
-              </w:rPr>
-              <w:t xml:space="preserve">D</w:t>
-            </w:r>
-            <w:r>
-              <w:rPr>
-                <w:rFonts w:ascii="Times New Roman" w:hAnsi="Times New Roman" w:cs="Times New Roman" w:eastAsia="ＭＳ 明朝"/>
-                <w:lang w:val="en-US" w:eastAsia="ja-JP"/>
-              </w:rPr>
-              <w:t xml:space="preserve">=2 まで踏み込む。</w:t>
+              <w:t xml:space="preserve">図2. ta21 対の実 Pareto フロント（全域 HV が中央値の trial の非劣解）。座標は図 1 と同じで、色とマーカーは探索構造、線種は演算子を表す（図 3・図 4 と共通）。repair は高安定領域で PR とほぼ同じフロントを与えるため省く。</w:t>
             </w:r>
           </w:p>
         </w:tc>
@@ -7545,7 +7060,7 @@
           <w:rFonts w:ascii="Times New Roman" w:hAnsi="Times New Roman" w:cs="Times New Roman" w:eastAsia="ＭＳ 明朝"/>
           <w:lang w:val="en-US" w:eastAsia="ja-JP"/>
         </w:rPr>
-        <w:t xml:space="preserve">この 2 シナリオの構図が全 8 シナリオで成り立つかを、高安定 HV で確かめる。図 3 は横軸に演算子（なし／repair／PR）、縦軸に高安定 HV をとり、ILS と Memetic の中央値を全 8 シナリオで折れ線にした交互作用図である。演算子なしの点の差が H1、Memetic の線の傾きが H2、ILS の線が平坦であることが構造間の違いに対応する。</w:t>
+        <w:t xml:space="preserve">この構図が全 8 シナリオで成り立つかを、高安定 HV で確かめる（図 3）。演算子なしの点の差が H1、Memetic の線の傾きが H2、ILS の線の平坦さが構造間の違いに対応する。</w:t>
       </w:r>
     </w:p>
     <w:tbl>
@@ -7625,7 +7140,7 @@
                 <w:rFonts w:ascii="Times New Roman" w:hAnsi="Times New Roman" w:cs="Times New Roman" w:eastAsia="ＭＳ 明朝"/>
                 <w:lang w:val="en-US" w:eastAsia="ja-JP"/>
               </w:rPr>
-              <w:t xml:space="preserve">図3. 探索構造 × 安定性誘導演算子の交互作用図（高安定 HV）。横軸は演算子（なし／repair／PR）、縦軸は高安定 HV（中央値と四分位範囲）、橙・○: ILS、緑・□: Memetic、全 8 シナリオ。記号は演算子なしに対する両側 Mann–Whitney U 検定の有意水準（</w:t>
+              <w:t xml:space="preserve">図3. 探索構造 × 安定性誘導演算子の交互作用図（高安定 HV、中央値と四分位範囲、全 8 シナリオ、n=10）。記号は演算子なしに対する両側 Mann–Whitney U 検定の有意水準で、対応する線と同じ色で示す（</w:t>
             </w:r>
             <w:r>
               <w:rPr>
@@ -7710,7 +7225,7 @@
                 <w:rFonts w:ascii="Times New Roman" w:hAnsi="Times New Roman" w:cs="Times New Roman" w:eastAsia="ＭＳ 明朝"/>
                 <w:lang w:val="en-US" w:eastAsia="ja-JP"/>
               </w:rPr>
-              <w:t xml:space="preserve">0.001。ILS の記号は線の上、Memetic の記号は線の下に置く）。Memetic の線は全シナリオで急上昇し、ILS の線は la36L・ta21L で僅かに上がるほかは平坦である。</w:t>
+              <w:t xml:space="preserve">0.001、多重比較補正なし）。</w:t>
             </w:r>
           </w:p>
         </w:tc>
@@ -7830,7 +7345,7 @@
           <w:rFonts w:ascii="Times New Roman" w:hAnsi="Times New Roman" w:cs="Times New Roman" w:eastAsia="ＭＳ 明朝"/>
           <w:lang w:val="en-US" w:eastAsia="ja-JP"/>
         </w:rPr>
-        <w:t xml:space="preserve">=1.0）。3 シナリオ（la36S・ta21S・la40）では Memetic-baseline が高安定領域にほぼ非劣解を持てず（ta21S・la40 は全 trial、la36S は 10 trial 中 9 で 0 点。図 2(a)）、ILS のみが高安定領域を埋める。残る 5 シナリオでも ILS が 2〜4.5 倍。Holm 補正後も全シナリオで有意であり、H1 は支持された。この差は局所探索の有無によるものではない：両者は同一の N5 と同一の </w:t>
+        <w:t xml:space="preserve">=1.0）。3 シナリオ（la36S・ta21S・la40）では Memetic-baseline が高安定領域にほぼ非劣解を持てず（10 trial 中 9〜10 で 0 点。図 2(a)）、ILS のみが高安定領域を埋める。残る 5 シナリオでも ILS が 2〜4.5 倍。Holm 補正後も全シナリオで有意であり、H1 は支持された。この差は局所探索の有無によるものではない：両者は同一の N5 と同一の </w:t>
       </w:r>
       <w:r>
         <w:rPr>
@@ -7948,14 +7463,14 @@
           <w:b/>
           <w:lang w:val="en-US" w:eastAsia="ja-JP"/>
         </w:rPr>
-        <w:t xml:space="preserve">H2：演算子は Memetic の高安定 HV を全 8 シナリオの全試行で押し上げる</w:t>
-      </w:r>
-      <w:r>
-        <w:rPr>
-          <w:rFonts w:ascii="Times New Roman" w:hAnsi="Times New Roman" w:cs="Times New Roman" w:eastAsia="ＭＳ 明朝"/>
-          <w:lang w:val="en-US" w:eastAsia="ja-JP"/>
-        </w:rPr>
-        <w:t xml:space="preserve">（</w:t>
+        <w:t xml:space="preserve">H2：演算子は Memetic の高安定 HV を全 8 シナリオの全試行で押し上げ、8 シナリオ中 7 つで軌道の水準に届かせる</w:t>
+      </w:r>
+      <w:r>
+        <w:rPr>
+          <w:rFonts w:ascii="Times New Roman" w:hAnsi="Times New Roman" w:cs="Times New Roman" w:eastAsia="ＭＳ 明朝"/>
+          <w:lang w:val="en-US" w:eastAsia="ja-JP"/>
+        </w:rPr>
+        <w:t xml:space="preserve">。押し上げは全シナリオで完全分離（</w:t>
       </w:r>
       <w:r>
         <w:rPr>
@@ -8035,7 +7550,41 @@
           <w:rFonts w:ascii="Times New Roman" w:hAnsi="Times New Roman" w:cs="Times New Roman" w:eastAsia="ＭＳ 明朝"/>
           <w:lang w:val="en-US" w:eastAsia="ja-JP"/>
         </w:rPr>
-        <w:t xml:space="preserve">=1.0。演算子なしでは高安定領域にほぼ届かない 3 シナリオで届くようになり、残る 5 シナリオでは 2.1〜4.7 倍）。H2 は支持された。届かなかった高安定領域を演算子が直接埋め、集団は演算子によって高安定 HV で ILS に並ぶ（図 3 で緑の線が橙に達する。図 2 では Memetic+PR のフロントが高安定領域で ILS に重なる）。この押し上げを「摂動が加わること自体」に帰す説明は、演算子の核である </w:t>
+        <w:t xml:space="preserve">=1.0。演算子なしではほぼ届かない 3 シナリオで届くようになり、残る 5 シナリオでは 2.1〜4.7 倍）。到達点を ILS-baseline と比べると、5 シナリオで有意差がなく、la36L・ta21L では上回る（図 3 で緑の線が橙に届く）。届かないのは la40 だけで、そこでも差は 5〜10% である（</w:t>
+      </w:r>
+      <w:r>
+        <w:rPr>
+          <w:rFonts w:ascii="Times New Roman" w:hAnsi="Times New Roman" w:cs="Times New Roman"/>
+          <w:i/>
+        </w:rPr>
+        <w:t xml:space="preserve">p</w:t>
+      </w:r>
+      <w:r>
+        <w:rPr>
+          <w:rFonts w:ascii="Times New Roman" w:hAnsi="Times New Roman" w:cs="Times New Roman"/>
+        </w:rPr>
+        <w:t xml:space="preserve">\</w:t>
+      </w:r>
+      <w:r>
+        <w:rPr>
+          <w:rFonts w:ascii="Times New Roman" w:hAnsi="Times New Roman" w:cs="Times New Roman"/>
+          <w:i/>
+        </w:rPr>
+        <w:t xml:space="preserve">l</w:t>
+      </w:r>
+      <w:r>
+        <w:rPr>
+          <w:rFonts w:ascii="Times New Roman" w:hAnsi="Times New Roman" w:cs="Times New Roman"/>
+          <w:i/>
+        </w:rPr>
+        <w:t xml:space="preserve">e</w:t>
+      </w:r>
+      <w:r>
+        <w:rPr>
+          <w:rFonts w:ascii="Times New Roman" w:hAnsi="Times New Roman" w:cs="Times New Roman" w:eastAsia="ＭＳ 明朝"/>
+          <w:lang w:val="en-US" w:eastAsia="ja-JP"/>
+        </w:rPr>
+        <w:t xml:space="preserve">0.002）。H2 はこの 1 シナリオを除いて支持された。この押し上げを「摂動が加わること自体」に帰す説明は、演算子の核である </w:t>
       </w:r>
       <w:r>
         <w:rPr>
@@ -8057,7 +7606,7 @@
           <w:rFonts w:ascii="Times New Roman" w:hAnsi="Times New Roman" w:cs="Times New Roman" w:eastAsia="ＭＳ 明朝"/>
           <w:lang w:val="en-US" w:eastAsia="ja-JP"/>
         </w:rPr>
-        <w:t xml:space="preserve"> 方向だけを無効化した対照で閉じる。操作（機械上の2位置 swap）を揃え、強度は演算子の実測深さ分布から抽選して同一にし、方向のみをランダム化した摂動は、2 シナリオ（mt10・la36S, n=10）で検証した限り、この押し上げの 7 割前後を再現するにとどまり、高安定 HV では演算子に完全分離で及ばず（</w:t>
+        <w:t xml:space="preserve"> 方向だけを無効化した対照で閉じる。操作（機械上の 2 位置 swap）と強度（演算子の実測深さ分布から抽選）を揃え、方向のみをランダム化した摂動は、2 シナリオ（mt10・la36S, n=10）で押し上げの 7 割前後を再現するにとどまり、高安定 HV では演算子に完全分離で及ばず（</w:t>
       </w:r>
       <w:r>
         <w:rPr>
@@ -8153,7 +7702,7 @@
           <w:rFonts w:ascii="Times New Roman" w:hAnsi="Times New Roman" w:cs="Times New Roman" w:eastAsia="ＭＳ 明朝"/>
           <w:lang w:val="en-US" w:eastAsia="ja-JP"/>
         </w:rPr>
-        <w:t xml:space="preserve"> 方向への誘導は高安定領域を埋めるための必要条件ではないが、同強度でも品質・コストの両面で演算子に劣る。</w:t>
+        <w:t xml:space="preserve"> 方向への誘導は高安定領域を埋めるための必要条件ではないが、同強度のランダム方向は品質・コストの両面でこれに劣る。</w:t>
       </w:r>
     </w:p>
     <w:p>
@@ -8182,7 +7731,7 @@
           <w:rFonts w:ascii="Times New Roman" w:hAnsi="Times New Roman" w:cs="Times New Roman" w:eastAsia="ＭＳ 明朝"/>
           <w:lang w:val="en-US" w:eastAsia="ja-JP"/>
         </w:rPr>
-        <w:t xml:space="preserve">。ILS-baseline の高安定 HV は 8 シナリオ中 6 つで Memetic＋演算子と同水準かそれ以上にあり（図 3）、演算子を足す余地がない。この水準は全手法に共通の上限である：5 シナリオでは上位 5 手法（ILS 系 3 手法と Memetic＋演算子）の中央値がそのシナリオの最良値から 2% 以内に並び、うち 3 つ（la21・la36M・mt10）では値が一致する（表 2 の高安定 HV 列の ARPD 0〜2%）。演算子が有意に効くのは、ILS-baseline が Memetic＋演算子を下回る 2 シナリオ（la36L・ta21L）のみである（PR・repair とも la36L で </w:t>
+        <w:t xml:space="preserve">。ILS-baseline の高安定 HV は 8 シナリオ中 6 つで Memetic＋演算子と同水準かそれ以上にあり（図 3）、演算子を足す余地がない。この水準は比較した全手法に共通の到達水準である：5 シナリオでは上位 5 手法（ILS 系 3 手法と Memetic＋演算子）の中央値が最良値から 2% 以内に並び、うち 3 つ（la21・la36M・mt10）では値が一致する（表 2）。演算子が有意に効くのは、ILS-baseline がこの水準に届いていない 2 シナリオ（la36L・ta21L）のみである。PR・repair とも la36L で </w:t>
       </w:r>
       <w:r>
         <w:rPr>
@@ -8216,7 +7765,7 @@
           <w:rFonts w:ascii="Times New Roman" w:hAnsi="Times New Roman" w:cs="Times New Roman" w:eastAsia="ＭＳ 明朝"/>
           <w:lang w:val="en-US" w:eastAsia="ja-JP"/>
         </w:rPr>
-        <w:t xml:space="preserve">0.001。ILS 側の 8 シナリオ族に Holm 補正を施すと有意に残るのは ta21L のみ, </w:t>
+        <w:t xml:space="preserve">0.001 だが、ILS 側の 8 シナリオ族に Holm 補正を施すと有意に残るのは ta21L のみである（</w:t>
       </w:r>
       <w:r>
         <w:rPr>
@@ -8295,22 +7844,26 @@
       </w:r>
       <w:r>
         <w:rPr>
-          <w:rFonts w:ascii="Times New Roman" w:hAnsi="Times New Roman" w:cs="Times New Roman" w:eastAsia="ＭＳ 明朝"/>
-          <w:lang w:val="en-US" w:eastAsia="ja-JP"/>
-        </w:rPr>
-        <w:t xml:space="preserve">=0.0014（PR）・0.0015（repair）。la36L は </w:t>
-      </w:r>
-      <w:r>
-        <w:rPr>
-          <w:rFonts w:ascii="Times New Roman" w:hAnsi="Times New Roman" w:cs="Times New Roman"/>
-          <w:i/>
-        </w:rPr>
-        <w:t xml:space="preserve">p</w:t>
-      </w:r>
-      <w:r>
-        <w:rPr>
-          <w:rFonts w:ascii="Times New Roman" w:hAnsi="Times New Roman" w:cs="Times New Roman"/>
-          <w:vertAlign w:val="subscript"/>
+          <w:rFonts w:ascii="Times New Roman" w:hAnsi="Times New Roman" w:cs="Times New Roman"/>
+        </w:rPr>
+        <w:t xml:space="preserve">&lt;</w:t>
+      </w:r>
+      <w:r>
+        <w:rPr>
+          <w:rFonts w:ascii="Times New Roman" w:hAnsi="Times New Roman" w:cs="Times New Roman" w:eastAsia="ＭＳ 明朝"/>
+          <w:lang w:val="en-US" w:eastAsia="ja-JP"/>
+        </w:rPr>
+        <w:t xml:space="preserve">0.002。la36L は 0.091）。改善幅も小さい——ta21L の中央値は 0.029→0.031——が、そこでは演算子込みの全 trial が baseline の全 trial を上回る（</w:t>
+      </w:r>
+      <w:r>
+        <w:rPr>
+          <w:rFonts w:ascii="Times New Roman" w:hAnsi="Times New Roman" w:cs="Times New Roman"/>
+        </w:rPr>
+        <w:t xml:space="preserve">|</w:t>
+      </w:r>
+      <w:r>
+        <w:rPr>
+          <w:rFonts w:ascii="Times New Roman" w:hAnsi="Times New Roman" w:cs="Times New Roman"/>
         </w:rPr>
         <w:t xml:space="preserve">\</w:t>
       </w:r>
@@ -8319,6 +7872,27 @@
           <w:rFonts w:ascii="Times New Roman" w:hAnsi="Times New Roman" w:cs="Times New Roman"/>
           <w:i/>
         </w:rPr>
+        <w:t xml:space="preserve">d</w:t>
+      </w:r>
+      <w:r>
+        <w:rPr>
+          <w:rFonts w:ascii="Times New Roman" w:hAnsi="Times New Roman" w:cs="Times New Roman"/>
+          <w:i/>
+        </w:rPr>
+        <w:t xml:space="preserve">e</w:t>
+      </w:r>
+      <w:r>
+        <w:rPr>
+          <w:rFonts w:ascii="Times New Roman" w:hAnsi="Times New Roman" w:cs="Times New Roman"/>
+          <w:i/>
+        </w:rPr>
+        <w:t xml:space="preserve">l</w:t>
+      </w:r>
+      <w:r>
+        <w:rPr>
+          <w:rFonts w:ascii="Times New Roman" w:hAnsi="Times New Roman" w:cs="Times New Roman"/>
+          <w:i/>
+        </w:rPr>
         <w:t xml:space="preserve">t</w:t>
       </w:r>
       <w:r>
@@ -8326,121 +7900,20 @@
           <w:rFonts w:ascii="Times New Roman" w:hAnsi="Times New Roman" w:cs="Times New Roman"/>
           <w:i/>
         </w:rPr>
-        <w:t xml:space="preserve">e</w:t>
-      </w:r>
-      <w:r>
-        <w:rPr>
-          <w:rFonts w:ascii="Times New Roman" w:hAnsi="Times New Roman" w:cs="Times New Roman"/>
-          <w:i/>
-        </w:rPr>
-        <w:t xml:space="preserve">x</w:t>
-      </w:r>
-      <w:r>
-        <w:rPr>
-          <w:rFonts w:ascii="Times New Roman" w:hAnsi="Times New Roman" w:cs="Times New Roman"/>
-          <w:i/>
-        </w:rPr>
-        <w:t xml:space="preserve">t</w:t>
-      </w:r>
-      <w:r>
-        <w:rPr>
-          <w:rFonts w:ascii="Times New Roman" w:hAnsi="Times New Roman" w:cs="Times New Roman"/>
-        </w:rPr>
-        <w:t xml:space="preserve">{</w:t>
-      </w:r>
-      <w:r>
-        <w:rPr>
-          <w:rFonts w:ascii="Times New Roman" w:hAnsi="Times New Roman" w:cs="Times New Roman"/>
-          <w:i/>
-        </w:rPr>
         <w:t xml:space="preserve">a</w:t>
       </w:r>
       <w:r>
         <w:rPr>
           <w:rFonts w:ascii="Times New Roman" w:hAnsi="Times New Roman" w:cs="Times New Roman"/>
-          <w:i/>
-        </w:rPr>
-        <w:t xml:space="preserve">d</w:t>
-      </w:r>
-      <w:r>
-        <w:rPr>
-          <w:rFonts w:ascii="Times New Roman" w:hAnsi="Times New Roman" w:cs="Times New Roman"/>
-          <w:i/>
-        </w:rPr>
-        <w:t xml:space="preserve">j</w:t>
-      </w:r>
-      <w:r>
-        <w:rPr>
-          <w:rFonts w:ascii="Times New Roman" w:hAnsi="Times New Roman" w:cs="Times New Roman"/>
-        </w:rPr>
-        <w:t xml:space="preserve">}</w:t>
-      </w:r>
-      <w:r>
-        <w:rPr>
-          <w:rFonts w:ascii="Times New Roman" w:hAnsi="Times New Roman" w:cs="Times New Roman" w:eastAsia="ＭＳ 明朝"/>
-          <w:lang w:val="en-US" w:eastAsia="ja-JP"/>
-        </w:rPr>
-        <w:t xml:space="preserve">=0.091。改善幅は小さい——ta21L の ILS 高安定 HV 中央値が baseline 0.029→演算子込み 0.031——が、ta21L では演算子込みの全 trial が baseline の全 trial を上回る, </w:t>
-      </w:r>
-      <w:r>
-        <w:rPr>
-          <w:rFonts w:ascii="Times New Roman" w:hAnsi="Times New Roman" w:cs="Times New Roman"/>
         </w:rPr>
         <w:t xml:space="preserve">|</w:t>
       </w:r>
       <w:r>
         <w:rPr>
-          <w:rFonts w:ascii="Times New Roman" w:hAnsi="Times New Roman" w:cs="Times New Roman"/>
-        </w:rPr>
-        <w:t xml:space="preserve">\</w:t>
-      </w:r>
-      <w:r>
-        <w:rPr>
-          <w:rFonts w:ascii="Times New Roman" w:hAnsi="Times New Roman" w:cs="Times New Roman"/>
-          <w:i/>
-        </w:rPr>
-        <w:t xml:space="preserve">d</w:t>
-      </w:r>
-      <w:r>
-        <w:rPr>
-          <w:rFonts w:ascii="Times New Roman" w:hAnsi="Times New Roman" w:cs="Times New Roman"/>
-          <w:i/>
-        </w:rPr>
-        <w:t xml:space="preserve">e</w:t>
-      </w:r>
-      <w:r>
-        <w:rPr>
-          <w:rFonts w:ascii="Times New Roman" w:hAnsi="Times New Roman" w:cs="Times New Roman"/>
-          <w:i/>
-        </w:rPr>
-        <w:t xml:space="preserve">l</w:t>
-      </w:r>
-      <w:r>
-        <w:rPr>
-          <w:rFonts w:ascii="Times New Roman" w:hAnsi="Times New Roman" w:cs="Times New Roman"/>
-          <w:i/>
-        </w:rPr>
-        <w:t xml:space="preserve">t</w:t>
-      </w:r>
-      <w:r>
-        <w:rPr>
-          <w:rFonts w:ascii="Times New Roman" w:hAnsi="Times New Roman" w:cs="Times New Roman"/>
-          <w:i/>
-        </w:rPr>
-        <w:t xml:space="preserve">a</w:t>
-      </w:r>
-      <w:r>
-        <w:rPr>
-          <w:rFonts w:ascii="Times New Roman" w:hAnsi="Times New Roman" w:cs="Times New Roman"/>
-        </w:rPr>
-        <w:t xml:space="preserve">|</w:t>
-      </w:r>
-      <w:r>
-        <w:rPr>
-          <w:rFonts w:ascii="Times New Roman" w:hAnsi="Times New Roman" w:cs="Times New Roman" w:eastAsia="ＭＳ 明朝"/>
-          <w:lang w:val="en-US" w:eastAsia="ja-JP"/>
-        </w:rPr>
-        <w:t xml:space="preserve">=1.0）。ILS は多くのシナリオで高安定領域を自力で埋めきるため伸びしろが乏しく、埋め残しがある場合にのみ僅かな上積みが残る。</w:t>
+          <w:rFonts w:ascii="Times New Roman" w:hAnsi="Times New Roman" w:cs="Times New Roman" w:eastAsia="ＭＳ 明朝"/>
+          <w:lang w:val="en-US" w:eastAsia="ja-JP"/>
+        </w:rPr>
+        <w:t xml:space="preserve">=1.0）。</w:t>
       </w:r>
     </w:p>
     <w:p>
@@ -8454,7 +7927,7 @@
           <w:rFonts w:ascii="Times New Roman" w:hAnsi="Times New Roman" w:cs="Times New Roman" w:eastAsia="ＭＳ 明朝"/>
           <w:lang w:val="en-US" w:eastAsia="ja-JP"/>
         </w:rPr>
-        <w:t xml:space="preserve">以上を並べると、同じ演算子の効果は載せる探索構造に依存して非対称に現れる。ただし両者を分けているのは構造そのものというより、構造が高安定領域に残す埋め残しの有無である：演算子は届いていない領域を埋めることで効くため、上記の共通の上限まで自力で埋めた探索構造には足す余地が残らない。構造依存はこの媒介を通じて現れており（どちらの構造が埋め残しを残すかは H1 が示している）、ta21L はその裏返しの事例である：ILS-baseline に余地が残るこのシナリオでは、軌道側にも演算子の上積みが一貫して出る。同じ発動設計のまま余地の有無だけで効きが変わる以上、非対称は演算子の発動回数の違い（表 1：集団では各個体に確率 0.3、軌道では停滞時のみ）では説明できない。また演算子の埋め込み（返す解の数・深さの引き方, §3.3）は構造ごとに異なるが、PR と repair という二つの異なる埋め込みで同じ非対称が出ており、結果は埋め込みの細部には依らない。</w:t>
+        <w:t xml:space="preserve">以上を並べると、同じ演算子の効果は載せる探索構造に依存して非対称に現れる。ただし両者を分けているのは構造そのものというより、構造が高安定領域に残す埋め残しの有無である：演算子は届いていない領域を埋めることで効くため、上記の共通の到達水準まで自力で埋めた探索構造には足す余地が残らない。この対応は 16 セル（2 構造 × 8 シナリオ）で一貫している——余地の残る集団側の 8 セルはすべて伸び、水準に達した軌道側の 6 セルは伸びず、余地の残る軌道側の 2 セルだけが伸びる。構造依存はこの媒介を通じて現れており、どちらの構造が埋め残しを残すかは H1 が示している。同じ発動設計のまま余地の有無だけで効きが変わる以上、非対称は演算子の発動回数の違い（表 1：集団では各個体に確率 0.3、軌道では停滞時のみ）では説明できない。また演算子の埋め込み（返す解の数・深さの引き方, §3.3）は構造ごとに異なるが、PR と repair という二つの異なる埋め込みで同じ非対称が出ており、結果は埋め込みの細部には依らない。</w:t>
       </w:r>
     </w:p>
     <w:p>
@@ -8483,7 +7956,7 @@
           <w:rFonts w:ascii="Times New Roman" w:hAnsi="Times New Roman" w:cs="Times New Roman" w:eastAsia="ＭＳ 明朝"/>
           <w:lang w:val="en-US" w:eastAsia="ja-JP"/>
         </w:rPr>
-        <w:t xml:space="preserve">高安定 HV に仮説を置いた §4.2 に対し、本節は仮説を置いていない全域 HV と AOC を比較する。この 2 指標は同じ探索過程の別の側面——どこまで到達したかと、どれだけ早く到達したか——を測るので、まず代表 2 シナリオのanytime HV 曲線で両者を同時に見る（図 4。終点が全域 HV、立ち上がりの速さが AOC に対応する）。</w:t>
+        <w:t xml:space="preserve">高安定 HV に仮説を置いた §4.2 に対し、本節は仮説を置いていない全域 HV と AOC を比較する。まず代表 2 シナリオの anytime HV 曲線で、到達点と到達の早さを同時に見る（図 4）。</w:t>
       </w:r>
     </w:p>
     <w:tbl>
@@ -8563,7 +8036,7 @@
                 <w:rFonts w:ascii="Times New Roman" w:hAnsi="Times New Roman" w:cs="Times New Roman" w:eastAsia="ＭＳ 明朝"/>
                 <w:lang w:val="en-US" w:eastAsia="ja-JP"/>
               </w:rPr>
-              <w:t xml:space="preserve">図4. anytime 全域 HV 曲線（代表 2 シナリオ、trial の中央値）。横軸は各重みの探索に与えた CPU 時間（対数）、縦軸は時刻 </w:t>
+              <w:t xml:space="preserve">図4. anytime 全域 HV 曲線（代表 2 シナリオ、trial の中央値）。縦軸は時刻 </w:t>
             </w:r>
             <w:r>
               <w:rPr>
@@ -8577,75 +8050,7 @@
                 <w:rFonts w:ascii="Times New Roman" w:hAnsi="Times New Roman" w:cs="Times New Roman" w:eastAsia="ＭＳ 明朝"/>
                 <w:lang w:val="en-US" w:eastAsia="ja-JP"/>
               </w:rPr>
-              <w:t xml:space="preserve"> までに 10 重みの探索が訪問した点を合併した全域 HV で、終点が表 2 の全域 HV にあたる。色と濃淡は探索構造（明るい橙: ILS、濃い緑: Memetic）、線種は演算子（実線: なし、長破線: repair、点線: PR）。(a) ta21S（</w:t>
-            </w:r>
-            <w:r>
-              <w:rPr>
-                <w:rFonts w:ascii="Times New Roman" w:hAnsi="Times New Roman" w:cs="Times New Roman"/>
-              </w:rPr>
-              <w:t xml:space="preserve">\</w:t>
-            </w:r>
-            <w:r>
-              <w:rPr>
-                <w:rFonts w:ascii="Times New Roman" w:hAnsi="Times New Roman" w:cs="Times New Roman"/>
-                <w:i/>
-              </w:rPr>
-              <w:t xml:space="preserve">r</w:t>
-            </w:r>
-            <w:r>
-              <w:rPr>
-                <w:rFonts w:ascii="Times New Roman" w:hAnsi="Times New Roman" w:cs="Times New Roman"/>
-                <w:i/>
-              </w:rPr>
-              <w:t xml:space="preserve">h</w:t>
-            </w:r>
-            <w:r>
-              <w:rPr>
-                <w:rFonts w:ascii="Times New Roman" w:hAnsi="Times New Roman" w:cs="Times New Roman"/>
-                <w:i/>
-              </w:rPr>
-              <w:t xml:space="preserve">o</w:t>
-            </w:r>
-            <w:r>
-              <w:rPr>
-                <w:rFonts w:ascii="Times New Roman" w:hAnsi="Times New Roman" w:cs="Times New Roman" w:eastAsia="ＭＳ 明朝"/>
-                <w:lang w:val="en-US" w:eastAsia="ja-JP"/>
-              </w:rPr>
-              <w:t xml:space="preserve">=32%）：Memetic＋演算子は ILS と同じ水準 1.17 に達するが、到達は ILS の 2.5 秒に対し 5.6〜7.8 秒を要する。Memetic-baseline だけが 1.09 で止まる。(b) la36L（</w:t>
-            </w:r>
-            <w:r>
-              <w:rPr>
-                <w:rFonts w:ascii="Times New Roman" w:hAnsi="Times New Roman" w:cs="Times New Roman"/>
-              </w:rPr>
-              <w:t xml:space="preserve">\</w:t>
-            </w:r>
-            <w:r>
-              <w:rPr>
-                <w:rFonts w:ascii="Times New Roman" w:hAnsi="Times New Roman" w:cs="Times New Roman"/>
-                <w:i/>
-              </w:rPr>
-              <w:t xml:space="preserve">r</w:t>
-            </w:r>
-            <w:r>
-              <w:rPr>
-                <w:rFonts w:ascii="Times New Roman" w:hAnsi="Times New Roman" w:cs="Times New Roman"/>
-                <w:i/>
-              </w:rPr>
-              <w:t xml:space="preserve">h</w:t>
-            </w:r>
-            <w:r>
-              <w:rPr>
-                <w:rFonts w:ascii="Times New Roman" w:hAnsi="Times New Roman" w:cs="Times New Roman"/>
-                <w:i/>
-              </w:rPr>
-              <w:t xml:space="preserve">o</w:t>
-            </w:r>
-            <w:r>
-              <w:rPr>
-                <w:rFonts w:ascii="Times New Roman" w:hAnsi="Times New Roman" w:cs="Times New Roman" w:eastAsia="ＭＳ 明朝"/>
-                <w:lang w:val="en-US" w:eastAsia="ja-JP"/>
-              </w:rPr>
-              <w:t xml:space="preserve">=73%）：集団は 7〜10 秒で ILS を追い越し、ILS が 0.80 で頭打ちになるのに対し 0.91（演算子なし）〜0.94（演算子込み）まで伸びる。いずれも ILS の 3 手法はほぼ重なる。</w:t>
+              <w:t xml:space="preserve"> までに 10 重みの探索が訪問した点を合併した全域 HV で、終点が §4.3 の全域 HV にあたる。AOC は各重みで同形の曲線を対数時間平均した値で、本図の面積そのものではないが立ち上がりの差として読める。</w:t>
             </w:r>
           </w:p>
         </w:tc>
@@ -8670,7 +8075,7 @@
           <w:rFonts w:ascii="Times New Roman" w:hAnsi="Times New Roman" w:cs="Times New Roman" w:eastAsia="ＭＳ 明朝"/>
           <w:lang w:val="en-US" w:eastAsia="ja-JP"/>
         </w:rPr>
-        <w:t xml:space="preserve">両シナリオとも ILS は探索開始の時点で既に高い全域 HV を持つ。</w:t>
+        <w:t xml:space="preserve">ILS が探索開始の時点で既に高い全域 HV を持つのは、</w:t>
       </w:r>
       <w:r>
         <w:rPr>
@@ -8692,7 +8097,7 @@
           <w:rFonts w:ascii="Times New Roman" w:hAnsi="Times New Roman" w:cs="Times New Roman" w:eastAsia="ＭＳ 明朝"/>
           <w:lang w:val="en-US" w:eastAsia="ja-JP"/>
         </w:rPr>
-        <w:t xml:space="preserve"> を初期解として受け取り、最初の局所探索がそれを改善するためである。集団は 0 から立ち上がり、ta21S では遅れて同水準に並び、la36L では追い越してより高い水準に達する。すなわち曲線の終点と立ち上がりの速さは別の手法を最良と指す。</w:t>
+        <w:t xml:space="preserve"> を初期解として受け取り最初の局所探索がそれを改善するためである。ta21S では Memetic＋演算子が ILS と同じ水準（1.17）に達するが、到達は ILS の 2.5 秒に対し 5.6〜7.8 秒を要する。la36L では集団が 7〜10 秒で ILS を追い越し、ILS が 0.80 で頭打ちになるのに対し 0.94 まで伸びる。曲線の終点と立ち上がりの速さは別の手法を最良と指す。</w:t>
       </w:r>
     </w:p>
     <w:p>
@@ -9473,7 +8878,7 @@
           <w:rFonts w:ascii="Times New Roman" w:hAnsi="Times New Roman" w:cs="Times New Roman" w:eastAsia="ＭＳ 明朝"/>
           <w:lang w:val="en-US" w:eastAsia="ja-JP"/>
         </w:rPr>
-        <w:t xml:space="preserve"> 最良の水準に達するのは演算子を載せた Memetic で、表 2 でも首位群を占める。ILS 系の水準はシナリオに依存し、4 シナリオ（la36S・ta21S・la40・la21）では最良に並ぶが、残る 4 つでは 6〜38% 下回る（図 4 の 2 パネルはこの両方にあたる）。演算子をもたない者どうしでは両構造は互角で、ILS-baseline が有意に上回るのは前者の 4 シナリオ、Memetic-baseline が上回るのは la36M・mt10・la36L、ta21L は有意差がない（</w:t>
+        <w:t xml:space="preserve"> 最良の水準に達するのは演算子を載せた Memetic で、表 2 でも首位群を占める。ILS 系の水準はシナリオに依存し、4 シナリオ（la36S・ta21S・la40・la21）では最良に並ぶが、残る 4 つでは 6〜38% 下回る（図 4 の 2 パネルはこの両方にあたる）。演算子をもたない 2 手法どうしでは両構造は互角で、ILS-baseline が有意に上回るのは前者の 4 シナリオ、Memetic-baseline が上回るのは la36M・mt10・la36L、ta21L は有意差がない（</w:t>
       </w:r>
       <w:r>
         <w:rPr>
@@ -9487,7 +8892,7 @@
           <w:rFonts w:ascii="Times New Roman" w:hAnsi="Times New Roman" w:cs="Times New Roman" w:eastAsia="ＭＳ 明朝"/>
           <w:lang w:val="en-US" w:eastAsia="ja-JP"/>
         </w:rPr>
-        <w:t xml:space="preserve">=0.16）。勝者が入れ替わる以上、§4.2 の高安定領域の差は ILS が全体として優れていることの反映ではない。演算子の効き方はここでも §4.2 と同じ向きに分かれる：Memetic の全域 HV を 8 シナリオ中 6 で有意に押し上げる（+2.8〜11.7%。残る 2 つは演算子なしでも既に ILS を上回るシナリオである）のに対し、高安定領域を自力で埋めている ILS では全シナリオで ±0.5% 以内にとどまる。変更量を問わず MS だけを下げたい場合も同じ構図である。10 重みの掃引全体で到達した最小 MS——フロントの効率端——は、前者の 4 シナリオでは GA を除く全手法が一致し、後者では集団側が低い（3 つで 1.2〜2.2%, </w:t>
+        <w:t xml:space="preserve">=0.16）。勝者が入れ替わる以上、§4.2 の高安定領域の差は ILS が全体として優れていることの反映ではない。演算子の効き方はここでも §4.2 と同じ向きに分かれる：Memetic の全域 HV を 8 シナリオ中 6 で有意に押し上げる（+2.8〜11.7%。残る 2 つは演算子なしでも既に ILS を上回るシナリオである）のに対し、高安定領域を自力で埋めている ILS では全シナリオで ±0.5% 以内にとどまる。フロントの効率端（10 重みの掃引全体で到達した最小 MS）も同じ構図で、前者の 4 シナリオでは GA を除く全手法が一致し、後者では集団側が低い（3 つで 1.2〜2.2%, </w:t>
       </w:r>
       <w:r>
         <w:rPr>
@@ -9529,7 +8934,7 @@
           <w:rFonts w:ascii="Times New Roman" w:hAnsi="Times New Roman" w:cs="Times New Roman" w:eastAsia="ＭＳ 明朝"/>
           <w:lang w:val="en-US" w:eastAsia="ja-JP"/>
         </w:rPr>
-        <w:t xml:space="preserve"> 最良の水準にほぼ貼り付くのは ILS 系 3 手法で、6 シナリオで最良から 2% 以内に並ぶ。残る la36S・mt10 では Memetic-baseline が最良で ILS 系は 10〜22% 下回り、演算子をもたない者どうしの有意差もこれと同じ 6 対 2 に分かれる。これは最終的な品質でなく立ち上がりの差である（図 4）：AOC は対数時間で早期を重く見るため、</w:t>
+        <w:t xml:space="preserve"> 最良の水準にほぼ貼り付くのは ILS 系 3 手法で、6 シナリオで最良から 2% 以内に並ぶ（表 2）。残る la36S・mt10 では Memetic-baseline が最良で ILS 系は 10〜22% 下回り、演算子をもたない 2 手法どうしの有意差もこれと同じ 6 対 2 に分かれる。これは最終的な品質でなく立ち上がりの差である（図 4）：AOC は対数時間で早期を重く見るため、</w:t>
       </w:r>
       <w:r>
         <w:rPr>
@@ -9573,7 +8978,7 @@
           <w:rFonts w:ascii="Times New Roman" w:hAnsi="Times New Roman" w:cs="Times New Roman" w:eastAsia="ＭＳ 明朝"/>
           <w:lang w:val="en-US" w:eastAsia="ja-JP"/>
         </w:rPr>
-        <w:t xml:space="preserve"> までの経路を辿り切り、中間解を再最適化してから返すため 1 回の呼び出しが重い。低下の小さい repair は AOC で PR を 6/8 シナリオで有意に上回る。</w:t>
+        <w:t xml:space="preserve"> までの経路を辿り切り、中間解を再最適化してから返すため 1 回の呼び出しが重い。集団に載せる 2 つの演算子を比べると、最終的な品質はほぼ同等（有意差は全域 HV で 2/8、高安定 HV で 3/8 シナリオのみ）で、AOC では repair が PR を 6/8 シナリオで有意に上回る。</w:t>
       </w:r>
     </w:p>
     <w:p>
@@ -9585,17 +8990,9 @@
       <w:r>
         <w:rPr>
           <w:rFonts w:ascii="Times New Roman" w:hAnsi="Times New Roman" w:cs="Times New Roman" w:eastAsia="ＭＳ 明朝"/>
-          <w:b/>
-          <w:lang w:val="en-US" w:eastAsia="ja-JP"/>
-        </w:rPr>
-        <w:t xml:space="preserve">含意.</w:t>
-      </w:r>
-      <w:r>
-        <w:rPr>
-          <w:rFonts w:ascii="Times New Roman" w:hAnsi="Times New Roman" w:cs="Times New Roman" w:eastAsia="ＭＳ 明朝"/>
-          <w:lang w:val="en-US" w:eastAsia="ja-JP"/>
-        </w:rPr>
-        <w:t xml:space="preserve"> 評価軸が変われば最良手法も替わる（表 2）：全域 HV なら Memetic＋演算子、AOC なら ILS 系、高安定 HV は両者が並ぶ。ゆえに計算時間を許容してトレードオフ全体の品質を追求するなら Memetic＋演算子、変更の少ない再計画を早く出すなら ILS を選ぶ。効率だけを重視する場合も、集団側が同等以上である。集団に載せる演算子は repair が有利である：品質は PR とほぼ同等（有意差は全域 HV で 2/8、高安定 HV で 3/8 シナリオのみ）だが AOC で上回り、3 指標すべてで下位群に落ちないのは ILS 系と Memetic+repair である。</w:t>
+          <w:lang w:val="en-US" w:eastAsia="ja-JP"/>
+        </w:rPr>
+        <w:t xml:space="preserve">最良手法は評価軸で替わる（表 2）：全域 HV なら Memetic＋演算子、AOC なら ILS 系、高安定 HV は両者が並ぶ。3 指標すべてで下位群に落ちないのは ILS 系と Memetic+repair である。</w:t>
       </w:r>
     </w:p>
     <w:p>
@@ -9806,7 +9203,7 @@
           <w:rFonts w:ascii="Times New Roman" w:hAnsi="Times New Roman" w:cs="Times New Roman" w:eastAsia="ＭＳ 明朝"/>
           <w:lang w:val="en-US" w:eastAsia="ja-JP"/>
         </w:rPr>
-        <w:t xml:space="preserve"> 集団に対しては高安定 HV を全 8 シナリオの全試行で押し上げ ILS 水準へ引き上げる（H2）一方、高安定領域を自力で埋め終えた軌道ではほぼ頭打ちとなる。ただし ILS が埋めきれない ta21L では、軌道にも小さいが一貫した上積みが残る。軌道側の比較は事前に方向を予測していないので（§3.4）、この非対称は仮説の検定結果ではなく、仮説を「演算子の価値は搭載先が自力で高安定領域を埋めているかに条件付く」と精密化する結果である。</w:t>
+        <w:t xml:space="preserve"> 集団に対しては高安定 HV を全 8 シナリオの全試行で押し上げ、8 シナリオ中 7 つで ILS 水準へ引き上げる（H2）一方、高安定領域を自力で埋め終えた軌道ではほぼ頭打ちとなる。ただし ILS が埋めきれない ta21L では、軌道にも小さいが一貫した上積みが残る。軌道側の比較は事前に方向を予測していないので（§3.4）、この非対称は仮説の検定結果ではなく、仮説を「演算子の価値は搭載先が自力で高安定領域を埋めているかに条件付く」と精密化する結果である。</w:t>
       </w:r>
     </w:p>
     <w:p>
@@ -9835,7 +9232,7 @@
           <w:rFonts w:ascii="Times New Roman" w:hAnsi="Times New Roman" w:cs="Times New Roman" w:eastAsia="ＭＳ 明朝"/>
           <w:lang w:val="en-US" w:eastAsia="ja-JP"/>
         </w:rPr>
-        <w:t xml:space="preserve"> 手法をこの 3 つの軸で測ると、最良手法は軸ごとに替わる：トレードオフ全体の品質（全域 HV）は Memetic＋安定性誘導演算子、高安定領域の品質（高安定 HV）は ILS と Memetic＋演算子の双方、anytime 性能（AOC）は ILS 系が優れる。ゆえに計算時間を許容してトレードオフ全体の品質を追求するなら Memetic＋演算子、変更の少ない再計画を早く出すなら ILS を選ぶ。効率だけを重視する場合も、集団側が同等以上である（§4.3）。Memetic に載せる演算子は、最終的な品質では PR と repair がほぼ並び、anytime 性能では repair が上回る（3 指標すべてで下位群に落ちないのは ILS 系と Memetic+repair である）。</w:t>
+        <w:t xml:space="preserve"> 手法をこの 3 つの軸で測ると、最良手法は軸ごとに替わる：トレードオフ全体の品質（全域 HV）は Memetic＋安定性誘導演算子、高安定領域の品質（高安定 HV）は ILS と Memetic＋演算子の双方、anytime 性能（AOC）は ILS 系が優れる。ゆえに計算時間を許容してトレードオフ全体の品質を追求するなら Memetic＋演算子、変更の少ない再計画を早く出すなら ILS を選ぶ。効率だけを重視する場合も、集団側が同等以上である（§4.3）。Memetic に載せる演算子は、最終的な品質では PR と repair がほぼ並び、anytime 性能では repair が上回る（§4.3）。</w:t>
       </w:r>
     </w:p>
     <w:p>
@@ -9908,7 +9305,7 @@
           <w:rFonts w:ascii="Times New Roman" w:hAnsi="Times New Roman" w:cs="Times New Roman" w:eastAsia="ＭＳ 明朝"/>
           <w:lang w:val="en-US" w:eastAsia="ja-JP"/>
         </w:rPr>
-        <w:t xml:space="preserve"> (i) n=10 に基づく（飽和した主結論は頑健だが境界事例は別）。(ii) 安定性を順序偏差でのみ測っており、開始時刻偏差下での妥当性は未検証である（§3.1）。(iii) H1・H2 と演算子効果の非対称は、作業集合を保つ作業遅延型の外乱で確立した。特急ジョブの割込みやジョブ削除のように作業集合そのものを変える外乱では、</w:t>
+        <w:t xml:space="preserve"> (i) n=10 に基づく（完全分離した主結論は頑健だが境界事例は別）。(ii) 安定性を順序偏差でのみ測っており、開始時刻偏差下での妥当性は未検証である（§3.1）。(iii) H1・H2 と演算子効果の非対称は、作業集合を保つ作業遅延型の外乱で確立した。特急ジョブの割込みやジョブ削除のように作業集合そのものを変える外乱では、</w:t>
       </w:r>
       <w:r>
         <w:rPr>

--- a/doc/paper_apiems2026_v2/APIEMS2026_draft_v2_ja.docx
+++ b/doc/paper_apiems2026_v2/APIEMS2026_draft_v2_ja.docx
@@ -1528,7 +1528,55 @@
           <w:rFonts w:ascii="Times New Roman" w:hAnsi="Times New Roman" w:cs="Times New Roman" w:eastAsia="ＭＳ 明朝"/>
           <w:lang w:val="en-US" w:eastAsia="ja-JP"/>
         </w:rPr>
-        <w:t xml:space="preserve">本研究が外乱のうち作業遅延を対象とするのは、それが作業集合を変えず処理順序の再調整だけで対処でき、修正解を高安定領域に保つ前提が最も素直に成立する外乱だからである。</w:t>
+        <w:t xml:space="preserve">作業遅延は作業集合を変えず処理順序の再調整だけで対処でき、修正解を高安定領域に保つ前提が最も素直に成立する外乱である。そこで本研究は、外乱を単一の作業遅延（遅延量 </w:t>
+      </w:r>
+      <w:r>
+        <w:rPr>
+          <w:rFonts w:ascii="Times New Roman" w:hAnsi="Times New Roman" w:cs="Times New Roman"/>
+        </w:rPr>
+        <w:t xml:space="preserve">\</w:t>
+      </w:r>
+      <w:r>
+        <w:rPr>
+          <w:rFonts w:ascii="Times New Roman" w:hAnsi="Times New Roman" w:cs="Times New Roman"/>
+          <w:i/>
+        </w:rPr>
+        <w:t xml:space="preserve">D</w:t>
+      </w:r>
+      <w:r>
+        <w:rPr>
+          <w:rFonts w:ascii="Times New Roman" w:hAnsi="Times New Roman" w:cs="Times New Roman"/>
+          <w:i/>
+        </w:rPr>
+        <w:t xml:space="preserve">e</w:t>
+      </w:r>
+      <w:r>
+        <w:rPr>
+          <w:rFonts w:ascii="Times New Roman" w:hAnsi="Times New Roman" w:cs="Times New Roman"/>
+          <w:i/>
+        </w:rPr>
+        <w:t xml:space="preserve">l</w:t>
+      </w:r>
+      <w:r>
+        <w:rPr>
+          <w:rFonts w:ascii="Times New Roman" w:hAnsi="Times New Roman" w:cs="Times New Roman"/>
+          <w:i/>
+        </w:rPr>
+        <w:t xml:space="preserve">t</w:t>
+      </w:r>
+      <w:r>
+        <w:rPr>
+          <w:rFonts w:ascii="Times New Roman" w:hAnsi="Times New Roman" w:cs="Times New Roman"/>
+          <w:i/>
+        </w:rPr>
+        <w:t xml:space="preserve">a</w:t>
+      </w:r>
+      <w:r>
+        <w:rPr>
+          <w:rFonts w:ascii="Times New Roman" w:hAnsi="Times New Roman" w:cs="Times New Roman" w:eastAsia="ＭＳ 明朝"/>
+          <w:lang w:val="en-US" w:eastAsia="ja-JP"/>
+        </w:rPr>
+        <w:t xml:space="preserve">）に限定する。</w:t>
       </w:r>
       <w:r>
         <w:rPr>
@@ -1556,7 +1604,7 @@
           <w:rFonts w:ascii="Times New Roman" w:hAnsi="Times New Roman" w:cs="Times New Roman" w:eastAsia="ＭＳ 明朝"/>
           <w:lang w:val="en-US" w:eastAsia="ja-JP"/>
         </w:rPr>
-        <w:t xml:space="preserve"> 機械の JSSP に外乱（作業遅延）が発生した後、元スケジュール </w:t>
+        <w:t xml:space="preserve"> 機械の JSSP に作業遅延が発生した後、元スケジュール </w:t>
       </w:r>
       <w:r>
         <w:rPr>
@@ -1600,55 +1648,7 @@
           <w:rFonts w:ascii="Times New Roman" w:hAnsi="Times New Roman" w:cs="Times New Roman" w:eastAsia="ＭＳ 明朝"/>
           <w:lang w:val="en-US" w:eastAsia="ja-JP"/>
         </w:rPr>
-        <w:t xml:space="preserve"> を求める。外乱は単一の作業遅延（遅延量 </w:t>
-      </w:r>
-      <w:r>
-        <w:rPr>
-          <w:rFonts w:ascii="Times New Roman" w:hAnsi="Times New Roman" w:cs="Times New Roman"/>
-        </w:rPr>
-        <w:t xml:space="preserve">\</w:t>
-      </w:r>
-      <w:r>
-        <w:rPr>
-          <w:rFonts w:ascii="Times New Roman" w:hAnsi="Times New Roman" w:cs="Times New Roman"/>
-          <w:i/>
-        </w:rPr>
-        <w:t xml:space="preserve">D</w:t>
-      </w:r>
-      <w:r>
-        <w:rPr>
-          <w:rFonts w:ascii="Times New Roman" w:hAnsi="Times New Roman" w:cs="Times New Roman"/>
-          <w:i/>
-        </w:rPr>
-        <w:t xml:space="preserve">e</w:t>
-      </w:r>
-      <w:r>
-        <w:rPr>
-          <w:rFonts w:ascii="Times New Roman" w:hAnsi="Times New Roman" w:cs="Times New Roman"/>
-          <w:i/>
-        </w:rPr>
-        <w:t xml:space="preserve">l</w:t>
-      </w:r>
-      <w:r>
-        <w:rPr>
-          <w:rFonts w:ascii="Times New Roman" w:hAnsi="Times New Roman" w:cs="Times New Roman"/>
-          <w:i/>
-        </w:rPr>
-        <w:t xml:space="preserve">t</w:t>
-      </w:r>
-      <w:r>
-        <w:rPr>
-          <w:rFonts w:ascii="Times New Roman" w:hAnsi="Times New Roman" w:cs="Times New Roman"/>
-          <w:i/>
-        </w:rPr>
-        <w:t xml:space="preserve">a</w:t>
-      </w:r>
-      <w:r>
-        <w:rPr>
-          <w:rFonts w:ascii="Times New Roman" w:hAnsi="Times New Roman" w:cs="Times New Roman" w:eastAsia="ＭＳ 明朝"/>
-          <w:lang w:val="en-US" w:eastAsia="ja-JP"/>
-        </w:rPr>
-        <w:t xml:space="preserve">）とし、機械上の順序を </w:t>
+        <w:t xml:space="preserve"> を求める。機械上の順序を </w:t>
       </w:r>
       <w:r>
         <w:rPr>
@@ -7986,7 +7986,7 @@
             <w:r>
               <w:drawing>
                 <wp:inline xmlns:a="http://schemas.openxmlformats.org/drawingml/2006/main" xmlns:pic="http://schemas.openxmlformats.org/drawingml/2006/picture">
-                  <wp:extent cx="6588125" cy="2328256"/>
+                  <wp:extent cx="6588125" cy="2138084"/>
                   <wp:docPr id="4" name="Picture 4"/>
                   <wp:cNvGraphicFramePr>
                     <a:graphicFrameLocks noChangeAspect="1"/>
@@ -8007,7 +8007,7 @@
                         <pic:spPr>
                           <a:xfrm>
                             <a:off x="0" y="0"/>
-                            <a:ext cx="6588125" cy="2328256"/>
+                            <a:ext cx="6588125" cy="2138084"/>
                           </a:xfrm>
                           <a:prstGeom prst="rect"/>
                         </pic:spPr>
@@ -8050,7 +8050,7 @@
                 <w:rFonts w:ascii="Times New Roman" w:hAnsi="Times New Roman" w:cs="Times New Roman" w:eastAsia="ＭＳ 明朝"/>
                 <w:lang w:val="en-US" w:eastAsia="ja-JP"/>
               </w:rPr>
-              <w:t xml:space="preserve"> までに 10 重みの探索が訪問した点を合併した全域 HV で、終点が §4.3 の全域 HV にあたる。AOC は各重みで同形の曲線を対数時間平均した値で、本図の面積そのものではないが立ち上がりの差として読める。</w:t>
+              <w:t xml:space="preserve"> までに 10 重みの探索が訪問した点を合併した全域 HV で、終点が §4.3 の全域 HV にあたる。AOC は各重みで同形の曲線を対数時間平均した値で、本図の面積そのものではないが立ち上がりの差として読める。横軸は、描いた全手法が最終値の 99.5% に達した時刻で打ち切ってある（以降はいずれも平坦）。</w:t>
             </w:r>
           </w:p>
         </w:tc>

--- a/doc/paper_apiems2026_v2/APIEMS2026_draft_v2_ja.docx
+++ b/doc/paper_apiems2026_v2/APIEMS2026_draft_v2_ja.docx
@@ -15,7 +15,7 @@
           <w:sz w:val="40"/>
           <w:szCs w:val="40"/>
         </w:rPr>
-        <w:t xml:space="preserve">ジョブショップ再スケジューリングにおける安定性誘導演算子の非対称効果——軌道探索と集団探索の横断比較</w:t>
+        <w:t xml:space="preserve">ジョブショップ再スケジューリングにおける安定性誘導演算子の非対称効果——単点探索と多点探索の横断比較</w:t>
       </w:r>
     </w:p>
     <w:p>
@@ -181,7 +181,7 @@
           <w:rFonts w:ascii="Times New Roman" w:hAnsi="Times New Roman" w:cs="Times New Roman" w:eastAsia="ＭＳ 明朝"/>
           <w:lang w:val="en-US" w:eastAsia="ja-JP"/>
         </w:rPr>
-        <w:t xml:space="preserve"> から連続変形する軌道ベース（ILS）は、交叉で解を組み替える集団ベース（Memetic）を高安定領域の HV で全 8 シナリオの全試行で上回った。次に、解を </w:t>
+        <w:t xml:space="preserve"> から連続変形する単点探索（ILS）は、交叉で解を組み替える多点探索（Memetic）を高安定領域の HV で全 8 シナリオの全試行で上回った。次に、解を </w:t>
       </w:r>
       <w:r>
         <w:rPr>
@@ -203,7 +203,7 @@
           <w:rFonts w:ascii="Times New Roman" w:hAnsi="Times New Roman" w:cs="Times New Roman" w:eastAsia="ＭＳ 明朝"/>
           <w:lang w:val="en-US" w:eastAsia="ja-JP"/>
         </w:rPr>
-        <w:t xml:space="preserve"> へ引き戻す安定性誘導演算子（Path Relinking に基づく PR と repair）を両構造に搭載すると、効果は非対称に現れた。集団では高安定領域の HV が全シナリオの全試行で改善し、8 シナリオ中 7 つで ILS と並び、トレードオフ全体の品質で首位となった一方、軌道での改善はわずかであった。最良手法は評価軸によって入れ替わる。</w:t>
+        <w:t xml:space="preserve"> へ引き戻す安定性誘導演算子（Path Relinking に基づく PR と repair）を両構造に搭載すると、効果は非対称に現れた。多点探索では高安定領域の HV が全シナリオの全試行で改善し、8 シナリオ中 7 つで ILS と並び、トレードオフ全体の品質で首位となった一方、単点探索での改善はわずかであった。最良手法は評価軸によって入れ替わる。</w:t>
       </w:r>
     </w:p>
     <w:p>
@@ -636,7 +636,7 @@
           <w:b/>
           <w:lang w:val="en-US" w:eastAsia="ja-JP"/>
         </w:rPr>
-        <w:t xml:space="preserve">軌道ベース</w:t>
+        <w:t xml:space="preserve">単点探索</w:t>
       </w:r>
       <w:r>
         <w:rPr>
@@ -651,14 +651,14 @@
           <w:b/>
           <w:lang w:val="en-US" w:eastAsia="ja-JP"/>
         </w:rPr>
-        <w:t xml:space="preserve">集団ベース</w:t>
-      </w:r>
-      <w:r>
-        <w:rPr>
-          <w:rFonts w:ascii="Times New Roman" w:hAnsi="Times New Roman" w:cs="Times New Roman" w:eastAsia="ＭＳ 明朝"/>
-          <w:lang w:val="en-US" w:eastAsia="ja-JP"/>
-        </w:rPr>
-        <w:t xml:space="preserve">の二系統に大別される [30]。再スケジューリングを含む多目的な JSSP の解法は、GA を基軸とする集団ベースが主流である（§2）。しかし、</w:t>
+        <w:t xml:space="preserve">多点探索</w:t>
+      </w:r>
+      <w:r>
+        <w:rPr>
+          <w:rFonts w:ascii="Times New Roman" w:hAnsi="Times New Roman" w:cs="Times New Roman" w:eastAsia="ＭＳ 明朝"/>
+          <w:lang w:val="en-US" w:eastAsia="ja-JP"/>
+        </w:rPr>
+        <w:t xml:space="preserve">の二系統に大別される [30]。再スケジューリングを含む多目的な JSSP の解法は、GA を基軸とする多点探索が主流である（§2）。しかし、</w:t>
       </w:r>
       <w:r>
         <w:rPr>
@@ -688,7 +688,7 @@
           <w:b/>
           <w:lang w:val="en-US" w:eastAsia="ja-JP"/>
         </w:rPr>
-        <w:t xml:space="preserve">それを少しずつ変形していく軌道ベースのほうが、高安定領域を埋めるのに向いているのではないか</w:t>
+        <w:t xml:space="preserve">それを少しずつ変形していく単点探索のほうが、高安定領域を埋めるのに向いているのではないか</w:t>
       </w:r>
       <w:r>
         <w:rPr>
@@ -709,7 +709,7 @@
           <w:rFonts w:ascii="Times New Roman" w:hAnsi="Times New Roman" w:cs="Times New Roman" w:eastAsia="ＭＳ 明朝"/>
           <w:lang w:val="en-US" w:eastAsia="ja-JP"/>
         </w:rPr>
-        <w:t xml:space="preserve">本研究はこれを、局所探索を揃えた ILS（軌道ベースの代表）と Memetic（GA に局所探索を組み込んだ集団ベースの代表）の統制比較で検証し、あわせて、解を </w:t>
+        <w:t xml:space="preserve">本研究はこれを、局所探索を揃えた ILS（単点探索の代表）と Memetic（GA に局所探索を組み込んだ多点探索の代表）の統制比較で検証し、あわせて、解を </w:t>
       </w:r>
       <w:r>
         <w:rPr>
@@ -768,7 +768,7 @@
           <w:b/>
           <w:lang w:val="en-US" w:eastAsia="ja-JP"/>
         </w:rPr>
-        <w:t xml:space="preserve">軌道（ILS）は集団（Memetic）より高安定領域を良く埋める.</w:t>
+        <w:t xml:space="preserve">単点探索（ILS）は多点探索（Memetic）より高安定領域を良く埋める.</w:t>
       </w:r>
       <w:r>
         <w:rPr>
@@ -797,14 +797,14 @@
           <w:b/>
           <w:lang w:val="en-US" w:eastAsia="ja-JP"/>
         </w:rPr>
-        <w:t xml:space="preserve">演算子は集団を ILS に並ばせ、軌道には足す余地がない.</w:t>
-      </w:r>
-      <w:r>
-        <w:rPr>
-          <w:rFonts w:ascii="Times New Roman" w:hAnsi="Times New Roman" w:cs="Times New Roman" w:eastAsia="ＭＳ 明朝"/>
-          <w:lang w:val="en-US" w:eastAsia="ja-JP"/>
-        </w:rPr>
-        <w:t xml:space="preserve"> 集団が届かなかった高安定領域を演算子が埋め、Memetic は全 8 シナリオの全試行で高安定領域の HV が改善し、うち 7 シナリオで ILS に並び、トレードオフ全体の品質でも ILS に並ぶか上回る。一方、この領域を自力で埋めている ILS での改善はわずかである。</w:t>
+        <w:t xml:space="preserve">演算子は多点探索を ILS に並ばせ、単点探索には足す余地がない.</w:t>
+      </w:r>
+      <w:r>
+        <w:rPr>
+          <w:rFonts w:ascii="Times New Roman" w:hAnsi="Times New Roman" w:cs="Times New Roman" w:eastAsia="ＭＳ 明朝"/>
+          <w:lang w:val="en-US" w:eastAsia="ja-JP"/>
+        </w:rPr>
+        <w:t xml:space="preserve"> 多点探索が届かなかった高安定領域を演算子が埋め、Memetic は全 8 シナリオの全試行で高安定領域の HV が改善し、うち 7 シナリオで ILS に並び、トレードオフ全体の品質でも ILS に並ぶか上回る。一方、この領域を自力で埋めている ILS での改善はわずかである。</w:t>
       </w:r>
     </w:p>
     <w:p>
@@ -999,7 +999,7 @@
                 <w:rFonts w:ascii="Times New Roman" w:hAnsi="Times New Roman" w:cs="Times New Roman" w:eastAsia="ＭＳ 明朝"/>
                 <w:lang w:val="en-US" w:eastAsia="ja-JP"/>
               </w:rPr>
-              <w:t xml:space="preserve"> の順序を保った right-shift 解、高安定領域の境界は §3.4）。(a) 演算子なし、(b) 集団側に安定性誘導演算子を載せた場合。</w:t>
+              <w:t xml:space="preserve"> の順序を保った right-shift 解、高安定領域の境界は §3.4）。(a) 演算子なし、(b) 多点探索側に安定性誘導演算子を載せた場合。</w:t>
             </w:r>
           </w:p>
         </w:tc>
@@ -1179,7 +1179,7 @@
           <w:rFonts w:ascii="Times New Roman" w:hAnsi="Times New Roman" w:cs="Times New Roman" w:eastAsia="ＭＳ 明朝"/>
           <w:lang w:val="en-US" w:eastAsia="ja-JP"/>
         </w:rPr>
-        <w:t xml:space="preserve"> 二系譜を通して、探索を用いる解法は集団ベースに集中しており [3][4][17][18][27]、「高品質な元計画 </w:t>
+        <w:t xml:space="preserve"> 二系譜を通して、探索を用いる解法は多点探索に集中しており [3][4][17][18][27]、「高品質な元計画 </w:t>
       </w:r>
       <w:r>
         <w:rPr>
@@ -1201,7 +1201,7 @@
           <w:rFonts w:ascii="Times New Roman" w:hAnsi="Times New Roman" w:cs="Times New Roman" w:eastAsia="ＭＳ 明朝"/>
           <w:lang w:val="en-US" w:eastAsia="ja-JP"/>
         </w:rPr>
-        <w:t xml:space="preserve"> が既に存在する」という再スケジューリング固有の特性が探索構造（軌道／集団）の間にどのような差を生むかは、両構造を同一条件で比較する形では分析されていない。</w:t>
+        <w:t xml:space="preserve"> が既に存在する」という再スケジューリング固有の特性が探索構造（単点探索／多点探索）の間にどのような差を生むかは、両構造を同一条件で比較する形では分析されていない。</w:t>
       </w:r>
       <w:r>
         <w:rPr>
@@ -1312,7 +1312,7 @@
           <w:rFonts w:ascii="Times New Roman" w:hAnsi="Times New Roman" w:cs="Times New Roman" w:eastAsia="ＭＳ 明朝"/>
           <w:lang w:val="en-US" w:eastAsia="ja-JP"/>
         </w:rPr>
-        <w:t xml:space="preserve"> から連続変形を重ねる軌道ベース（ILS）は、</w:t>
+        <w:t xml:space="preserve"> から連続変形を重ねる単点探索（ILS）は、</w:t>
       </w:r>
       <w:r>
         <w:rPr>
@@ -1334,7 +1334,7 @@
           <w:rFonts w:ascii="Times New Roman" w:hAnsi="Times New Roman" w:cs="Times New Roman" w:eastAsia="ＭＳ 明朝"/>
           <w:lang w:val="en-US" w:eastAsia="ja-JP"/>
         </w:rPr>
-        <w:t xml:space="preserve"> を起点に外へ広がりながら高安定領域を小刻みに埋めていけるのに対し、集団ベース（Memetic）は 2 親の構造を組み替えて解を作ることで探索を進める。組み替えは </w:t>
+        <w:t xml:space="preserve"> を起点に外へ広がりながら高安定領域を小刻みに埋めていけるのに対し、多点探索（Memetic）は 2 親の構造を組み替えて解を作ることで探索を進める。組み替えは </w:t>
       </w:r>
       <w:r>
         <w:rPr>
@@ -1371,7 +1371,7 @@
           <w:rFonts w:ascii="Times New Roman" w:hAnsi="Times New Roman" w:cs="Times New Roman" w:eastAsia="ＭＳ 明朝"/>
           <w:lang w:val="en-US" w:eastAsia="ja-JP"/>
         </w:rPr>
-        <w:t xml:space="preserve">（図 1(a)）。H1 が成り立つなら、集団に欠けているのは高安定領域を埋める力である。本研究は、この移動を演算子として設計する（§3.3）。</w:t>
+        <w:t xml:space="preserve">（図 1(a)）。H1 が成り立つなら、多点探索に欠けているのは高安定領域を埋める力である。本研究は、この移動を演算子として設計する（§3.3）。</w:t>
       </w:r>
       <w:r>
         <w:rPr>
@@ -1433,7 +1433,7 @@
           <w:rFonts w:ascii="Times New Roman" w:hAnsi="Times New Roman" w:cs="Times New Roman" w:eastAsia="ＭＳ 明朝"/>
           <w:lang w:val="en-US" w:eastAsia="ja-JP"/>
         </w:rPr>
-        <w:t xml:space="preserve">経路上の中間解がこの欠落を埋め、集団の高安定領域の品質を、軌道が自力で到達する水準まで押し上げるはずである——</w:t>
+        <w:t xml:space="preserve">経路上の中間解がこの欠落を埋め、多点探索の高安定領域の品質を、単点探索が自力で到達する水準まで押し上げるはずである——</w:t>
       </w:r>
       <w:r>
         <w:rPr>
@@ -1470,7 +1470,7 @@
           <w:rFonts w:ascii="Times New Roman" w:hAnsi="Times New Roman" w:cs="Times New Roman" w:eastAsia="ＭＳ 明朝"/>
           <w:lang w:val="en-US" w:eastAsia="ja-JP"/>
         </w:rPr>
-        <w:t xml:space="preserve"> から広がる探索で既にこの領域を埋めている軌道に上積みがあるかは自明でないため、効果の向きは予測せず、同一の演算子を両構造へ載せて構造間で比較する。</w:t>
+        <w:t xml:space="preserve"> から広がる探索で既にこの領域を埋めている単点探索に上積みがあるかは自明でないため、効果の向きは予測せず、同一の演算子を両構造へ載せて構造間で比較する。</w:t>
       </w:r>
     </w:p>
     <w:p>
@@ -1533,43 +1533,9 @@
       <w:r>
         <w:rPr>
           <w:rFonts w:ascii="Times New Roman" w:hAnsi="Times New Roman" w:cs="Times New Roman"/>
-        </w:rPr>
-        <w:t xml:space="preserve">\</w:t>
-      </w:r>
-      <w:r>
-        <w:rPr>
-          <w:rFonts w:ascii="Times New Roman" w:hAnsi="Times New Roman" w:cs="Times New Roman"/>
-          <w:i/>
-        </w:rPr>
-        <w:t xml:space="preserve">D</w:t>
-      </w:r>
-      <w:r>
-        <w:rPr>
-          <w:rFonts w:ascii="Times New Roman" w:hAnsi="Times New Roman" w:cs="Times New Roman"/>
-          <w:i/>
-        </w:rPr>
-        <w:t xml:space="preserve">e</w:t>
-      </w:r>
-      <w:r>
-        <w:rPr>
-          <w:rFonts w:ascii="Times New Roman" w:hAnsi="Times New Roman" w:cs="Times New Roman"/>
-          <w:i/>
-        </w:rPr>
-        <w:t xml:space="preserve">l</w:t>
-      </w:r>
-      <w:r>
-        <w:rPr>
-          <w:rFonts w:ascii="Times New Roman" w:hAnsi="Times New Roman" w:cs="Times New Roman"/>
-          <w:i/>
-        </w:rPr>
-        <w:t xml:space="preserve">t</w:t>
-      </w:r>
-      <w:r>
-        <w:rPr>
-          <w:rFonts w:ascii="Times New Roman" w:hAnsi="Times New Roman" w:cs="Times New Roman"/>
-          <w:i/>
-        </w:rPr>
-        <w:t xml:space="preserve">a</w:t>
+          <w:i/>
+        </w:rPr>
+        <w:t xml:space="preserve">Δ</w:t>
       </w:r>
       <w:r>
         <w:rPr>
@@ -1648,7 +1614,7 @@
           <w:rFonts w:ascii="Times New Roman" w:hAnsi="Times New Roman" w:cs="Times New Roman" w:eastAsia="ＭＳ 明朝"/>
           <w:lang w:val="en-US" w:eastAsia="ja-JP"/>
         </w:rPr>
-        <w:t xml:space="preserve"> を求める。機械上の順序を </w:t>
+        <w:t xml:space="preserve"> を求める。現場は機械上の順序を </w:t>
       </w:r>
       <w:r>
         <w:rPr>
@@ -1670,7 +1636,7 @@
           <w:rFonts w:ascii="Times New Roman" w:hAnsi="Times New Roman" w:cs="Times New Roman" w:eastAsia="ＭＳ 明朝"/>
           <w:lang w:val="en-US" w:eastAsia="ja-JP"/>
         </w:rPr>
-        <w:t xml:space="preserve"> のまま保って遅延を吸収した現場の実スケジュール </w:t>
+        <w:t xml:space="preserve"> から変えずに遅延を吸収して実行を続ける。この実スケジュールを </w:t>
       </w:r>
       <w:r>
         <w:rPr>
@@ -1701,7 +1667,28 @@
           <w:rFonts w:ascii="Times New Roman" w:hAnsi="Times New Roman" w:cs="Times New Roman" w:eastAsia="ＭＳ 明朝"/>
           <w:lang w:val="en-US" w:eastAsia="ja-JP"/>
         </w:rPr>
-        <w:t xml:space="preserve"> を得る。再スケジューリング時刻 </w:t>
+        <w:t xml:space="preserve"> と呼ぶ。</w:t>
+      </w:r>
+      <w:r>
+        <w:rPr>
+          <w:rFonts w:ascii="Times New Roman" w:hAnsi="Times New Roman" w:cs="Times New Roman"/>
+          <w:i/>
+        </w:rPr>
+        <w:t xml:space="preserve">S</w:t>
+      </w:r>
+      <w:r>
+        <w:rPr>
+          <w:rFonts w:ascii="Times New Roman" w:hAnsi="Times New Roman" w:cs="Times New Roman"/>
+          <w:vertAlign w:val="subscript"/>
+        </w:rPr>
+        <w:t xml:space="preserve">RSR</w:t>
+      </w:r>
+      <w:r>
+        <w:rPr>
+          <w:rFonts w:ascii="Times New Roman" w:hAnsi="Times New Roman" w:cs="Times New Roman" w:eastAsia="ＭＳ 明朝"/>
+          <w:lang w:val="en-US" w:eastAsia="ja-JP"/>
+        </w:rPr>
+        <w:t xml:space="preserve"> 上で再スケジューリング時刻 </w:t>
       </w:r>
       <w:r>
         <w:rPr>
@@ -1775,7 +1762,7 @@
           <w:rFonts w:ascii="Times New Roman" w:hAnsi="Times New Roman" w:cs="Times New Roman" w:eastAsia="ＭＳ 明朝"/>
           <w:lang w:val="en-US" w:eastAsia="ja-JP"/>
         </w:rPr>
-        <w:t xml:space="preserve">とする。決定変数は最適化対象作業の機械ごとの処理順序のみで、解は凍結部を先頭に固定し、与えられた機械順序を保ったまま各作業を </w:t>
+        <w:t xml:space="preserve">とする。決定変数は最適化対象作業の機械ごとの処理順序のみであり、解は凍結部を先頭に固定したまま各作業を </w:t>
       </w:r>
       <w:r>
         <w:rPr>
@@ -1797,7 +1784,7 @@
           <w:rFonts w:ascii="Times New Roman" w:hAnsi="Times New Roman" w:cs="Times New Roman" w:eastAsia="ＭＳ 明朝"/>
           <w:lang w:val="en-US" w:eastAsia="ja-JP"/>
         </w:rPr>
-        <w:t xml:space="preserve"> 以降の最早可能時刻へ詰め、実スケジュールに変換する。</w:t>
+        <w:t xml:space="preserve"> 以降の最早可能時刻へ詰めた semi-active スケジュールとして評価する。</w:t>
       </w:r>
     </w:p>
     <w:p>
@@ -1819,22 +1806,7 @@
           <w:rFonts w:ascii="Times New Roman" w:hAnsi="Times New Roman" w:cs="Times New Roman" w:eastAsia="ＭＳ 明朝"/>
           <w:lang w:val="en-US" w:eastAsia="ja-JP"/>
         </w:rPr>
-        <w:t xml:space="preserve"> 逸脱量は (i) 開始時刻偏差（時間安定, temporal stability）と (ii) 処理順序の偏差（以下、</w:t>
-      </w:r>
-      <w:r>
-        <w:rPr>
-          <w:rFonts w:ascii="Times New Roman" w:hAnsi="Times New Roman" w:cs="Times New Roman" w:eastAsia="ＭＳ 明朝"/>
-          <w:b/>
-          <w:lang w:val="en-US" w:eastAsia="ja-JP"/>
-        </w:rPr>
-        <w:t xml:space="preserve">順序偏差</w:t>
-      </w:r>
-      <w:r>
-        <w:rPr>
-          <w:rFonts w:ascii="Times New Roman" w:hAnsi="Times New Roman" w:cs="Times New Roman" w:eastAsia="ＭＳ 明朝"/>
-          <w:lang w:val="en-US" w:eastAsia="ja-JP"/>
-        </w:rPr>
-        <w:t xml:space="preserve">。順序安定, sequence stability）の二系統に大別される。たとえば Sun ら [27] は両者を明示的に区別したうえで前者（開始時刻の絶対偏差和 ADST）を安定性指標に採る。本研究は、探索で用いる操作（N5 近傍と安定性誘導演算子の swap 移動, §3.2–3.3）がいずれも順列操作であること、および MS との独立性が高いことから後者を採用する。</w:t>
+        <w:t xml:space="preserve"> 逸脱量は (i) 開始時刻偏差と (ii) 順序偏差の二系統に大別される。たとえば Sun ら [27] は両者を明示的に区別したうえで前者（開始時刻の絶対偏差和）を安定性指標に採る。本研究は、探索で用いる操作（N5 近傍と安定性誘導演算子の swap 移動, §3.2–3.3）がいずれも順列操作であること、および MS との独立性が高いことから後者を採用する。</w:t>
       </w:r>
     </w:p>
     <w:p>
@@ -2156,67 +2128,6 @@
       <w:r>
         <w:rPr>
           <w:rFonts w:ascii="Times New Roman" w:hAnsi="Times New Roman" w:cs="Times New Roman"/>
-        </w:rPr>
-        <w:t xml:space="preserve">\</w:t>
-      </w:r>
-      <w:r>
-        <w:rPr>
-          <w:rFonts w:ascii="Times New Roman" w:hAnsi="Times New Roman" w:cs="Times New Roman"/>
-          <w:i/>
-        </w:rPr>
-        <w:t xml:space="preserve">m</w:t>
-      </w:r>
-      <w:r>
-        <w:rPr>
-          <w:rFonts w:ascii="Times New Roman" w:hAnsi="Times New Roman" w:cs="Times New Roman"/>
-          <w:i/>
-        </w:rPr>
-        <w:t xml:space="preserve">a</w:t>
-      </w:r>
-      <w:r>
-        <w:rPr>
-          <w:rFonts w:ascii="Times New Roman" w:hAnsi="Times New Roman" w:cs="Times New Roman"/>
-          <w:i/>
-        </w:rPr>
-        <w:t xml:space="preserve">t</w:t>
-      </w:r>
-      <w:r>
-        <w:rPr>
-          <w:rFonts w:ascii="Times New Roman" w:hAnsi="Times New Roman" w:cs="Times New Roman"/>
-          <w:i/>
-        </w:rPr>
-        <w:t xml:space="preserve">h</w:t>
-      </w:r>
-      <w:r>
-        <w:rPr>
-          <w:rFonts w:ascii="Times New Roman" w:hAnsi="Times New Roman" w:cs="Times New Roman"/>
-          <w:i/>
-        </w:rPr>
-        <w:t xml:space="preserve">c</w:t>
-      </w:r>
-      <w:r>
-        <w:rPr>
-          <w:rFonts w:ascii="Times New Roman" w:hAnsi="Times New Roman" w:cs="Times New Roman"/>
-          <w:i/>
-        </w:rPr>
-        <w:t xml:space="preserve">a</w:t>
-      </w:r>
-      <w:r>
-        <w:rPr>
-          <w:rFonts w:ascii="Times New Roman" w:hAnsi="Times New Roman" w:cs="Times New Roman"/>
-          <w:i/>
-        </w:rPr>
-        <w:t xml:space="preserve">l</w:t>
-      </w:r>
-      <w:r>
-        <w:rPr>
-          <w:rFonts w:ascii="Times New Roman" w:hAnsi="Times New Roman" w:cs="Times New Roman"/>
-        </w:rPr>
-        <w:t xml:space="preserve">{</w:t>
-      </w:r>
-      <w:r>
-        <w:rPr>
-          <w:rFonts w:ascii="Times New Roman" w:hAnsi="Times New Roman" w:cs="Times New Roman"/>
           <w:i/>
         </w:rPr>
         <w:t xml:space="preserve">O</w:t>
@@ -2224,42 +2135,9 @@
       <w:r>
         <w:rPr>
           <w:rFonts w:ascii="Times New Roman" w:hAnsi="Times New Roman" w:cs="Times New Roman"/>
-        </w:rPr>
-        <w:t xml:space="preserve">}</w:t>
-      </w:r>
-      <w:r>
-        <w:rPr>
-          <w:rFonts w:ascii="Times New Roman" w:hAnsi="Times New Roman" w:cs="Times New Roman"/>
           <w:vertAlign w:val="subscript"/>
         </w:rPr>
-        <w:t xml:space="preserve">\</w:t>
-      </w:r>
-      <w:r>
-        <w:rPr>
-          <w:rFonts w:ascii="Times New Roman" w:hAnsi="Times New Roman" w:cs="Times New Roman"/>
-          <w:vertAlign w:val="subscript"/>
-        </w:rPr>
-        <w:t xml:space="preserve">mathrm</w:t>
-      </w:r>
-      <w:r>
-        <w:rPr>
-          <w:rFonts w:ascii="Times New Roman" w:hAnsi="Times New Roman" w:cs="Times New Roman"/>
-          <w:vertAlign w:val="subscript"/>
-        </w:rPr>
-        <w:t xml:space="preserve">{</w:t>
-      </w:r>
-      <w:r>
-        <w:rPr>
-          <w:rFonts w:ascii="Times New Roman" w:hAnsi="Times New Roman" w:cs="Times New Roman"/>
-          <w:vertAlign w:val="subscript"/>
-        </w:rPr>
         <w:t xml:space="preserve">opt</w:t>
-      </w:r>
-      <w:r>
-        <w:rPr>
-          <w:rFonts w:ascii="Times New Roman" w:hAnsi="Times New Roman" w:cs="Times New Roman"/>
-        </w:rPr>
-        <w:t xml:space="preserve">}</w:t>
       </w:r>
       <w:r>
         <w:rPr>
@@ -2362,12 +2240,6 @@
       <w:r>
         <w:rPr>
           <w:rFonts w:ascii="Times New Roman" w:hAnsi="Times New Roman" w:cs="Times New Roman"/>
-        </w:rPr>
-        <w:t xml:space="preserve">\</w:t>
-      </w:r>
-      <w:r>
-        <w:rPr>
-          <w:rFonts w:ascii="Times New Roman" w:hAnsi="Times New Roman" w:cs="Times New Roman"/>
           <w:i/>
         </w:rPr>
         <w:t xml:space="preserve">m</w:t>
@@ -2389,17 +2261,94 @@
       <w:r>
         <w:rPr>
           <w:rFonts w:ascii="Times New Roman" w:hAnsi="Times New Roman" w:cs="Times New Roman"/>
-          <w:i/>
           <w:vertAlign w:val="subscript"/>
         </w:rPr>
+        <w:t xml:space="preserve">Sq</w:t>
+      </w:r>
+      <w:r>
+        <w:rPr>
+          <w:rFonts w:ascii="Times New Roman" w:hAnsi="Times New Roman" w:cs="Times New Roman"/>
+        </w:rPr>
+        <w:t xml:space="preserve"> </w:t>
+      </w:r>
+      <w:r>
+        <w:rPr>
+          <w:rFonts w:ascii="Times New Roman" w:hAnsi="Times New Roman" w:cs="Times New Roman"/>
+        </w:rPr>
+        <w:t xml:space="preserve">(</w:t>
+      </w:r>
+      <w:r>
+        <w:rPr>
+          <w:rFonts w:ascii="Times New Roman" w:hAnsi="Times New Roman" w:cs="Times New Roman"/>
+          <w:i/>
+        </w:rPr>
+        <w:t xml:space="preserve">M</w:t>
+      </w:r>
+      <w:r>
+        <w:rPr>
+          <w:rFonts w:ascii="Times New Roman" w:hAnsi="Times New Roman" w:cs="Times New Roman"/>
+          <w:i/>
+        </w:rPr>
         <w:t xml:space="preserve">S</w:t>
       </w:r>
       <w:r>
         <w:rPr>
           <w:rFonts w:ascii="Times New Roman" w:hAnsi="Times New Roman" w:cs="Times New Roman"/>
+        </w:rPr>
+        <w:t xml:space="preserve">(</w:t>
+      </w:r>
+      <w:r>
+        <w:rPr>
+          <w:rFonts w:ascii="Times New Roman" w:hAnsi="Times New Roman" w:cs="Times New Roman"/>
+          <w:i/>
+        </w:rPr>
+        <w:t xml:space="preserve">S</w:t>
+      </w:r>
+      <w:r>
+        <w:rPr>
+          <w:rFonts w:ascii="Times New Roman" w:hAnsi="Times New Roman" w:cs="Times New Roman"/>
+          <w:i/>
           <w:vertAlign w:val="subscript"/>
         </w:rPr>
-        <w:t xml:space="preserve">_</w:t>
+        <w:t xml:space="preserve">q</w:t>
+      </w:r>
+      <w:r>
+        <w:rPr>
+          <w:rFonts w:ascii="Times New Roman" w:hAnsi="Times New Roman" w:cs="Times New Roman"/>
+        </w:rPr>
+        <w:t xml:space="preserve">)</w:t>
+      </w:r>
+      <w:r>
+        <w:rPr>
+          <w:rFonts w:ascii="Times New Roman" w:hAnsi="Times New Roman" w:cs="Times New Roman"/>
+        </w:rPr>
+        <w:t xml:space="preserve">,</w:t>
+      </w:r>
+      <w:r>
+        <w:rPr>
+          <w:rFonts w:ascii="Times New Roman" w:hAnsi="Times New Roman" w:cs="Times New Roman"/>
+        </w:rPr>
+        <w:t xml:space="preserve"> </w:t>
+      </w:r>
+      <w:r>
+        <w:rPr>
+          <w:rFonts w:ascii="Times New Roman" w:hAnsi="Times New Roman" w:cs="Times New Roman"/>
+          <w:i/>
+        </w:rPr>
+        <w:t xml:space="preserve">D</w:t>
+      </w:r>
+      <w:r>
+        <w:rPr>
+          <w:rFonts w:ascii="Times New Roman" w:hAnsi="Times New Roman" w:cs="Times New Roman"/>
+        </w:rPr>
+        <w:t xml:space="preserve">(</w:t>
+      </w:r>
+      <w:r>
+        <w:rPr>
+          <w:rFonts w:ascii="Times New Roman" w:hAnsi="Times New Roman" w:cs="Times New Roman"/>
+          <w:i/>
+        </w:rPr>
+        <w:t xml:space="preserve">S</w:t>
       </w:r>
       <w:r>
         <w:rPr>
@@ -2407,148 +2356,43 @@
           <w:i/>
           <w:vertAlign w:val="subscript"/>
         </w:rPr>
+        <w:t xml:space="preserve">p</w:t>
+      </w:r>
+      <w:r>
+        <w:rPr>
+          <w:rFonts w:ascii="Times New Roman" w:hAnsi="Times New Roman" w:cs="Times New Roman"/>
+        </w:rPr>
+        <w:t xml:space="preserve">,</w:t>
+      </w:r>
+      <w:r>
+        <w:rPr>
+          <w:rFonts w:ascii="Times New Roman" w:hAnsi="Times New Roman" w:cs="Times New Roman"/>
+          <w:i/>
+        </w:rPr>
+        <w:t xml:space="preserve">S</w:t>
+      </w:r>
+      <w:r>
+        <w:rPr>
+          <w:rFonts w:ascii="Times New Roman" w:hAnsi="Times New Roman" w:cs="Times New Roman"/>
+          <w:i/>
+          <w:vertAlign w:val="subscript"/>
+        </w:rPr>
         <w:t xml:space="preserve">q</w:t>
       </w:r>
       <w:r>
         <w:rPr>
           <w:rFonts w:ascii="Times New Roman" w:hAnsi="Times New Roman" w:cs="Times New Roman"/>
         </w:rPr>
-        <w:t xml:space="preserve">\</w:t>
-      </w:r>
-      <w:r>
-        <w:rPr>
-          <w:rFonts w:ascii="Times New Roman" w:hAnsi="Times New Roman" w:cs="Times New Roman"/>
-        </w:rPr>
-        <w:t xml:space="preserve">,</w:t>
-      </w:r>
-      <w:r>
-        <w:rPr>
-          <w:rFonts w:ascii="Times New Roman" w:hAnsi="Times New Roman" w:cs="Times New Roman"/>
-        </w:rPr>
-        <w:t xml:space="preserve">(</w:t>
-      </w:r>
-      <w:r>
-        <w:rPr>
-          <w:rFonts w:ascii="Times New Roman" w:hAnsi="Times New Roman" w:cs="Times New Roman"/>
-          <w:i/>
-        </w:rPr>
-        <w:t xml:space="preserve">M</w:t>
-      </w:r>
-      <w:r>
-        <w:rPr>
-          <w:rFonts w:ascii="Times New Roman" w:hAnsi="Times New Roman" w:cs="Times New Roman"/>
-          <w:i/>
-        </w:rPr>
-        <w:t xml:space="preserve">S</w:t>
-      </w:r>
-      <w:r>
-        <w:rPr>
-          <w:rFonts w:ascii="Times New Roman" w:hAnsi="Times New Roman" w:cs="Times New Roman"/>
-        </w:rPr>
-        <w:t xml:space="preserve">(</w:t>
-      </w:r>
-      <w:r>
-        <w:rPr>
-          <w:rFonts w:ascii="Times New Roman" w:hAnsi="Times New Roman" w:cs="Times New Roman"/>
-          <w:i/>
-        </w:rPr>
-        <w:t xml:space="preserve">S</w:t>
-      </w:r>
-      <w:r>
-        <w:rPr>
-          <w:rFonts w:ascii="Times New Roman" w:hAnsi="Times New Roman" w:cs="Times New Roman"/>
-          <w:i/>
-          <w:vertAlign w:val="subscript"/>
-        </w:rPr>
-        <w:t xml:space="preserve">q</w:t>
-      </w:r>
-      <w:r>
-        <w:rPr>
-          <w:rFonts w:ascii="Times New Roman" w:hAnsi="Times New Roman" w:cs="Times New Roman"/>
-        </w:rPr>
         <w:t xml:space="preserve">)</w:t>
       </w:r>
       <w:r>
         <w:rPr>
           <w:rFonts w:ascii="Times New Roman" w:hAnsi="Times New Roman" w:cs="Times New Roman"/>
         </w:rPr>
-        <w:t xml:space="preserve">,</w:t>
-      </w:r>
-      <w:r>
-        <w:rPr>
-          <w:rFonts w:ascii="Times New Roman" w:hAnsi="Times New Roman" w:cs="Times New Roman"/>
-        </w:rPr>
-        <w:t xml:space="preserve">\</w:t>
-      </w:r>
-      <w:r>
-        <w:rPr>
-          <w:rFonts w:ascii="Times New Roman" w:hAnsi="Times New Roman" w:cs="Times New Roman"/>
-        </w:rPr>
-        <w:t xml:space="preserve">,</w:t>
-      </w:r>
-      <w:r>
-        <w:rPr>
-          <w:rFonts w:ascii="Times New Roman" w:hAnsi="Times New Roman" w:cs="Times New Roman"/>
-          <w:i/>
-        </w:rPr>
-        <w:t xml:space="preserve">D</w:t>
-      </w:r>
-      <w:r>
-        <w:rPr>
-          <w:rFonts w:ascii="Times New Roman" w:hAnsi="Times New Roman" w:cs="Times New Roman"/>
-        </w:rPr>
-        <w:t xml:space="preserve">(</w:t>
-      </w:r>
-      <w:r>
-        <w:rPr>
-          <w:rFonts w:ascii="Times New Roman" w:hAnsi="Times New Roman" w:cs="Times New Roman"/>
-          <w:i/>
-        </w:rPr>
-        <w:t xml:space="preserve">S</w:t>
-      </w:r>
-      <w:r>
-        <w:rPr>
-          <w:rFonts w:ascii="Times New Roman" w:hAnsi="Times New Roman" w:cs="Times New Roman"/>
-          <w:i/>
-          <w:vertAlign w:val="subscript"/>
-        </w:rPr>
-        <w:t xml:space="preserve">p</w:t>
-      </w:r>
-      <w:r>
-        <w:rPr>
-          <w:rFonts w:ascii="Times New Roman" w:hAnsi="Times New Roman" w:cs="Times New Roman"/>
-        </w:rPr>
-        <w:t xml:space="preserve">,</w:t>
-      </w:r>
-      <w:r>
-        <w:rPr>
-          <w:rFonts w:ascii="Times New Roman" w:hAnsi="Times New Roman" w:cs="Times New Roman"/>
-          <w:i/>
-        </w:rPr>
-        <w:t xml:space="preserve">S</w:t>
-      </w:r>
-      <w:r>
-        <w:rPr>
-          <w:rFonts w:ascii="Times New Roman" w:hAnsi="Times New Roman" w:cs="Times New Roman"/>
-          <w:i/>
-          <w:vertAlign w:val="subscript"/>
-        </w:rPr>
-        <w:t xml:space="preserve">q</w:t>
-      </w:r>
-      <w:r>
-        <w:rPr>
-          <w:rFonts w:ascii="Times New Roman" w:hAnsi="Times New Roman" w:cs="Times New Roman"/>
-        </w:rPr>
         <w:t xml:space="preserve">)</w:t>
       </w:r>
       <w:r>
         <w:rPr>
-          <w:rFonts w:ascii="Times New Roman" w:hAnsi="Times New Roman" w:cs="Times New Roman"/>
-        </w:rPr>
-        <w:t xml:space="preserve">)</w:t>
-      </w:r>
-      <w:r>
-        <w:rPr>
           <w:rFonts w:ascii="Times New Roman" w:hAnsi="Times New Roman" w:cs="Times New Roman" w:eastAsia="ＭＳ 明朝"/>
           <w:lang w:val="en-US" w:eastAsia="ja-JP"/>
         </w:rPr>
@@ -2557,70 +2401,15 @@
       <w:r>
         <w:rPr>
           <w:rFonts w:ascii="Times New Roman" w:hAnsi="Times New Roman" w:cs="Times New Roman"/>
-        </w:rPr>
-        <w:t xml:space="preserve">\</w:t>
-      </w:r>
-      <w:r>
-        <w:rPr>
-          <w:rFonts w:ascii="Times New Roman" w:hAnsi="Times New Roman" w:cs="Times New Roman"/>
-          <w:i/>
-        </w:rPr>
-        <w:t xml:space="preserve">l</w:t>
-      </w:r>
-      <w:r>
-        <w:rPr>
-          <w:rFonts w:ascii="Times New Roman" w:hAnsi="Times New Roman" w:cs="Times New Roman"/>
-          <w:i/>
-        </w:rPr>
-        <w:t xml:space="preserve">a</w:t>
-      </w:r>
-      <w:r>
-        <w:rPr>
-          <w:rFonts w:ascii="Times New Roman" w:hAnsi="Times New Roman" w:cs="Times New Roman"/>
-          <w:i/>
-        </w:rPr>
-        <w:t xml:space="preserve">m</w:t>
-      </w:r>
-      <w:r>
-        <w:rPr>
-          <w:rFonts w:ascii="Times New Roman" w:hAnsi="Times New Roman" w:cs="Times New Roman"/>
-          <w:i/>
-        </w:rPr>
-        <w:t xml:space="preserve">b</w:t>
-      </w:r>
-      <w:r>
-        <w:rPr>
-          <w:rFonts w:ascii="Times New Roman" w:hAnsi="Times New Roman" w:cs="Times New Roman"/>
-          <w:i/>
-        </w:rPr>
-        <w:t xml:space="preserve">d</w:t>
-      </w:r>
-      <w:r>
-        <w:rPr>
-          <w:rFonts w:ascii="Times New Roman" w:hAnsi="Times New Roman" w:cs="Times New Roman"/>
-          <w:i/>
-        </w:rPr>
-        <w:t xml:space="preserve">a</w:t>
-      </w:r>
-      <w:r>
-        <w:rPr>
-          <w:rFonts w:ascii="Times New Roman" w:hAnsi="Times New Roman" w:cs="Times New Roman"/>
-        </w:rPr>
-        <w:t xml:space="preserve">\</w:t>
-      </w:r>
-      <w:r>
-        <w:rPr>
-          <w:rFonts w:ascii="Times New Roman" w:hAnsi="Times New Roman" w:cs="Times New Roman"/>
-          <w:i/>
-        </w:rPr>
-        <w:t xml:space="preserve">i</w:t>
-      </w:r>
-      <w:r>
-        <w:rPr>
-          <w:rFonts w:ascii="Times New Roman" w:hAnsi="Times New Roman" w:cs="Times New Roman"/>
-          <w:i/>
-        </w:rPr>
-        <w:t xml:space="preserve">n</w:t>
+          <w:i/>
+        </w:rPr>
+        <w:t xml:space="preserve">λ</w:t>
+      </w:r>
+      <w:r>
+        <w:rPr>
+          <w:rFonts w:ascii="Times New Roman" w:hAnsi="Times New Roman" w:cs="Times New Roman"/>
+        </w:rPr>
+        <w:t xml:space="preserve">∈</w:t>
       </w:r>
       <w:r>
         <w:rPr>
@@ -2887,198 +2676,48 @@
         <w:rPr>
           <w:rFonts w:ascii="Times New Roman" w:hAnsi="Times New Roman" w:cs="Times New Roman"/>
         </w:rPr>
-        <w:t xml:space="preserve">\</w:t>
-      </w:r>
-      <w:r>
-        <w:rPr>
-          <w:rFonts w:ascii="Times New Roman" w:hAnsi="Times New Roman" w:cs="Times New Roman"/>
-          <w:i/>
-        </w:rPr>
-        <w:t xml:space="preserve">h</w:t>
-      </w:r>
-      <w:r>
-        <w:rPr>
-          <w:rFonts w:ascii="Times New Roman" w:hAnsi="Times New Roman" w:cs="Times New Roman"/>
-          <w:i/>
-        </w:rPr>
-        <w:t xml:space="preserve">a</w:t>
-      </w:r>
-      <w:r>
-        <w:rPr>
-          <w:rFonts w:ascii="Times New Roman" w:hAnsi="Times New Roman" w:cs="Times New Roman"/>
-          <w:i/>
-        </w:rPr>
-        <w:t xml:space="preserve">t</w:t>
-      </w:r>
-      <w:r>
-        <w:rPr>
-          <w:rFonts w:ascii="Times New Roman" w:hAnsi="Times New Roman" w:cs="Times New Roman"/>
-        </w:rPr>
-        <w:t xml:space="preserve">\</w:t>
-      </w:r>
-      <w:r>
-        <w:rPr>
-          <w:rFonts w:ascii="Times New Roman" w:hAnsi="Times New Roman" w:cs="Times New Roman"/>
-          <w:i/>
-        </w:rPr>
-        <w:t xml:space="preserve">c</w:t>
-      </w:r>
-      <w:r>
-        <w:rPr>
-          <w:rFonts w:ascii="Times New Roman" w:hAnsi="Times New Roman" w:cs="Times New Roman"/>
-          <w:i/>
-        </w:rPr>
-        <w:t xml:space="preserve">d</w:t>
-      </w:r>
-      <w:r>
-        <w:rPr>
-          <w:rFonts w:ascii="Times New Roman" w:hAnsi="Times New Roman" w:cs="Times New Roman"/>
-          <w:i/>
-        </w:rPr>
-        <w:t xml:space="preserve">o</w:t>
-      </w:r>
-      <w:r>
-        <w:rPr>
-          <w:rFonts w:ascii="Times New Roman" w:hAnsi="Times New Roman" w:cs="Times New Roman"/>
-          <w:i/>
-        </w:rPr>
-        <w:t xml:space="preserve">t</w:t>
-      </w:r>
-      <w:r>
-        <w:rPr>
-          <w:rFonts w:ascii="Times New Roman" w:hAnsi="Times New Roman" w:cs="Times New Roman" w:eastAsia="ＭＳ 明朝"/>
-          <w:lang w:val="en-US" w:eastAsia="ja-JP"/>
-        </w:rPr>
-        <w:t xml:space="preserve"> は min-max 正規化値。重み付き和を用いるのは、効率と安定性の優先度を意思決定者が重みとして事前に与える再スケジューリングの標準的枠組み [3] と整合し、かつ単一解の ILS と集団の Memetic に同一のスカラー目的 </w:t>
-      </w:r>
-      <w:r>
-        <w:rPr>
-          <w:rFonts w:ascii="Times New Roman" w:hAnsi="Times New Roman" w:cs="Times New Roman"/>
-          <w:i/>
-        </w:rPr>
-        <w:t xml:space="preserve">F</w:t>
-      </w:r>
-      <w:r>
-        <w:rPr>
-          <w:rFonts w:ascii="Times New Roman" w:hAnsi="Times New Roman" w:cs="Times New Roman"/>
-        </w:rPr>
-        <w:t xml:space="preserve">(</w:t>
-      </w:r>
-      <w:r>
-        <w:rPr>
-          <w:rFonts w:ascii="Times New Roman" w:hAnsi="Times New Roman" w:cs="Times New Roman"/>
-        </w:rPr>
-        <w:t xml:space="preserve">\</w:t>
-      </w:r>
-      <w:r>
-        <w:rPr>
-          <w:rFonts w:ascii="Times New Roman" w:hAnsi="Times New Roman" w:cs="Times New Roman"/>
-          <w:i/>
-        </w:rPr>
-        <w:t xml:space="preserve">l</w:t>
-      </w:r>
-      <w:r>
-        <w:rPr>
-          <w:rFonts w:ascii="Times New Roman" w:hAnsi="Times New Roman" w:cs="Times New Roman"/>
-          <w:i/>
-        </w:rPr>
-        <w:t xml:space="preserve">a</w:t>
-      </w:r>
-      <w:r>
-        <w:rPr>
-          <w:rFonts w:ascii="Times New Roman" w:hAnsi="Times New Roman" w:cs="Times New Roman"/>
-          <w:i/>
-        </w:rPr>
-        <w:t xml:space="preserve">m</w:t>
-      </w:r>
-      <w:r>
-        <w:rPr>
-          <w:rFonts w:ascii="Times New Roman" w:hAnsi="Times New Roman" w:cs="Times New Roman"/>
-          <w:i/>
-        </w:rPr>
-        <w:t xml:space="preserve">b</w:t>
-      </w:r>
-      <w:r>
-        <w:rPr>
-          <w:rFonts w:ascii="Times New Roman" w:hAnsi="Times New Roman" w:cs="Times New Roman"/>
-          <w:i/>
-        </w:rPr>
-        <w:t xml:space="preserve">d</w:t>
-      </w:r>
-      <w:r>
-        <w:rPr>
-          <w:rFonts w:ascii="Times New Roman" w:hAnsi="Times New Roman" w:cs="Times New Roman"/>
-          <w:i/>
-        </w:rPr>
-        <w:t xml:space="preserve">a</w:t>
-      </w:r>
-      <w:r>
-        <w:rPr>
-          <w:rFonts w:ascii="Times New Roman" w:hAnsi="Times New Roman" w:cs="Times New Roman"/>
-        </w:rPr>
-        <w:t xml:space="preserve">)</w:t>
-      </w:r>
-      <w:r>
-        <w:rPr>
-          <w:rFonts w:ascii="Times New Roman" w:hAnsi="Times New Roman" w:cs="Times New Roman" w:eastAsia="ＭＳ 明朝"/>
-          <w:lang w:val="en-US" w:eastAsia="ja-JP"/>
-        </w:rPr>
-        <w:t xml:space="preserve"> を共有させることで、同じ演算子を両構造へ載せられるからである。</w:t>
-      </w:r>
-      <w:r>
-        <w:rPr>
-          <w:rFonts w:ascii="Times New Roman" w:hAnsi="Times New Roman" w:cs="Times New Roman"/>
-        </w:rPr>
-        <w:t xml:space="preserve">\</w:t>
-      </w:r>
-      <w:r>
-        <w:rPr>
-          <w:rFonts w:ascii="Times New Roman" w:hAnsi="Times New Roman" w:cs="Times New Roman"/>
-          <w:i/>
-        </w:rPr>
-        <w:t xml:space="preserve">l</w:t>
-      </w:r>
-      <w:r>
-        <w:rPr>
-          <w:rFonts w:ascii="Times New Roman" w:hAnsi="Times New Roman" w:cs="Times New Roman"/>
-          <w:i/>
-        </w:rPr>
-        <w:t xml:space="preserve">a</w:t>
-      </w:r>
-      <w:r>
-        <w:rPr>
-          <w:rFonts w:ascii="Times New Roman" w:hAnsi="Times New Roman" w:cs="Times New Roman"/>
-          <w:i/>
-        </w:rPr>
-        <w:t xml:space="preserve">m</w:t>
-      </w:r>
-      <w:r>
-        <w:rPr>
-          <w:rFonts w:ascii="Times New Roman" w:hAnsi="Times New Roman" w:cs="Times New Roman"/>
-          <w:i/>
-        </w:rPr>
-        <w:t xml:space="preserve">b</w:t>
-      </w:r>
-      <w:r>
-        <w:rPr>
-          <w:rFonts w:ascii="Times New Roman" w:hAnsi="Times New Roman" w:cs="Times New Roman"/>
-          <w:i/>
-        </w:rPr>
-        <w:t xml:space="preserve">d</w:t>
-      </w:r>
-      <w:r>
-        <w:rPr>
-          <w:rFonts w:ascii="Times New Roman" w:hAnsi="Times New Roman" w:cs="Times New Roman"/>
-          <w:i/>
-        </w:rPr>
-        <w:t xml:space="preserve">a</w:t>
-      </w:r>
-      <w:r>
-        <w:rPr>
-          <w:rFonts w:ascii="Times New Roman" w:hAnsi="Times New Roman" w:cs="Times New Roman" w:eastAsia="ＭＳ 明朝"/>
-          <w:lang w:val="en-US" w:eastAsia="ja-JP"/>
-        </w:rPr>
-        <w:t xml:space="preserve"> は複数点で掃引する（§3.4）。重み付き和は非凸フロントの凹部に届かない [8] が、全手法が同じスカラー化を共有し、探索中に訪問した凹部の解も UEA（§3.4）で記録されるため、構造差の比較への影響は限定的と考える。</w:t>
+        <w:t xml:space="preserve">·</w:t>
+      </w:r>
+      <w:r>
+        <w:rPr>
+          <w:rFonts w:ascii="Times New Roman" w:hAnsi="Times New Roman" w:cs="Times New Roman"/>
+        </w:rPr>
+        <w:t xml:space="preserve">̂</w:t>
+      </w:r>
+      <w:r>
+        <w:rPr>
+          <w:rFonts w:ascii="Times New Roman" w:hAnsi="Times New Roman" w:cs="Times New Roman" w:eastAsia="ＭＳ 明朝"/>
+          <w:lang w:val="en-US" w:eastAsia="ja-JP"/>
+        </w:rPr>
+        <w:t xml:space="preserve"> は min-max 正規化値であり、</w:t>
+      </w:r>
+      <w:r>
+        <w:rPr>
+          <w:rFonts w:ascii="Times New Roman" w:hAnsi="Times New Roman" w:cs="Times New Roman"/>
+          <w:i/>
+        </w:rPr>
+        <w:t xml:space="preserve">λ</w:t>
+      </w:r>
+      <w:r>
+        <w:rPr>
+          <w:rFonts w:ascii="Times New Roman" w:hAnsi="Times New Roman" w:cs="Times New Roman" w:eastAsia="ＭＳ 明朝"/>
+          <w:lang w:val="en-US" w:eastAsia="ja-JP"/>
+        </w:rPr>
+        <w:t xml:space="preserve"> が大きいほど安定性を重視する。本研究は </w:t>
+      </w:r>
+      <w:r>
+        <w:rPr>
+          <w:rFonts w:ascii="Times New Roman" w:hAnsi="Times New Roman" w:cs="Times New Roman"/>
+          <w:i/>
+        </w:rPr>
+        <w:t xml:space="preserve">λ</w:t>
+      </w:r>
+      <w:r>
+        <w:rPr>
+          <w:rFonts w:ascii="Times New Roman" w:hAnsi="Times New Roman" w:cs="Times New Roman" w:eastAsia="ＭＳ 明朝"/>
+          <w:lang w:val="en-US" w:eastAsia="ja-JP"/>
+        </w:rPr>
+        <w:t xml:space="preserve"> を複数点で掃引し（weighted-sum sweep）、各点で独立に探索を走らせる。1 点ぶんの探索は、重みが定まった状態で再スケジューリングを 1 回行う実運用に対応する [3]。そのため、各点の探索を時間で追えば実運用での速さが、全点の解を合わせればトレードオフ全体の品質が、同じ実験から測れる（§3.4）。重み付き和は非凸フロントの凹部に届かない [8] が、全手法が同じスカラー化を共有し、探索中に訪問した凹部の解も UEA（§3.4）で記録されるため、構造差の比較への影響は限定的と考える。</w:t>
       </w:r>
     </w:p>
     <w:p>
@@ -3115,14 +2754,14 @@
           <w:b/>
           <w:lang w:val="en-US" w:eastAsia="ja-JP"/>
         </w:rPr>
-        <w:t xml:space="preserve">局所探索（N5）を揃えた ILS と Memetic の対比</w:t>
-      </w:r>
-      <w:r>
-        <w:rPr>
-          <w:rFonts w:ascii="Times New Roman" w:hAnsi="Times New Roman" w:cs="Times New Roman" w:eastAsia="ＭＳ 明朝"/>
-          <w:lang w:val="en-US" w:eastAsia="ja-JP"/>
-        </w:rPr>
-        <w:t xml:space="preserve">に置き、局所探索の有無という交絡を排して探索構造（単一軌道 vs 集団＋交叉）を対照する。</w:t>
+        <w:t xml:space="preserve">ILS と Memetic の対比</w:t>
+      </w:r>
+      <w:r>
+        <w:rPr>
+          <w:rFonts w:ascii="Times New Roman" w:hAnsi="Times New Roman" w:cs="Times New Roman" w:eastAsia="ＭＳ 明朝"/>
+          <w:lang w:val="en-US" w:eastAsia="ja-JP"/>
+        </w:rPr>
+        <w:t xml:space="preserve">に置き、局所探索の有無という交絡を排して探索構造（単点探索 vs 多点探索）を対照する。</w:t>
       </w:r>
     </w:p>
     <w:p>
@@ -3136,7 +2775,7 @@
           <w:rFonts w:ascii="Times New Roman" w:hAnsi="Times New Roman" w:cs="Times New Roman" w:eastAsia="ＭＳ 明朝"/>
           <w:lang w:val="en-US" w:eastAsia="ja-JP"/>
         </w:rPr>
-        <w:t xml:space="preserve">ILS [22] は、現在解に摂動を加え、そこから局所探索で解を改善し、得られた解を受理するかを判定する、という反復で 1 つの解を改善していく枠組みである。単一解ベースの中で ILS を採る理由は、深掘り（局所探索）と脱出（摂動）が明確に分離されている点にある。この分離ゆえに、</w:t>
+        <w:t xml:space="preserve">ILS [22] は、現在解に摂動を加え、そこから局所探索で解を改善し、得られた解を受理するかを判定する、という反復で 1 つの解を改善していく枠組みである。単点探索の中で ILS を採る理由は、深掘り（局所探索）と脱出（摂動）が明確に分離されている点にある。この分離ゆえに、</w:t>
       </w:r>
       <w:r>
         <w:rPr>
@@ -3184,50 +2823,9 @@
       <w:r>
         <w:rPr>
           <w:rFonts w:ascii="Times New Roman" w:hAnsi="Times New Roman" w:cs="Times New Roman"/>
-        </w:rPr>
-        <w:t xml:space="preserve">\</w:t>
-      </w:r>
-      <w:r>
-        <w:rPr>
-          <w:rFonts w:ascii="Times New Roman" w:hAnsi="Times New Roman" w:cs="Times New Roman"/>
-          <w:i/>
-        </w:rPr>
-        <w:t xml:space="preserve">l</w:t>
-      </w:r>
-      <w:r>
-        <w:rPr>
-          <w:rFonts w:ascii="Times New Roman" w:hAnsi="Times New Roman" w:cs="Times New Roman"/>
-          <w:i/>
-        </w:rPr>
-        <w:t xml:space="preserve">a</w:t>
-      </w:r>
-      <w:r>
-        <w:rPr>
-          <w:rFonts w:ascii="Times New Roman" w:hAnsi="Times New Roman" w:cs="Times New Roman"/>
-          <w:i/>
-        </w:rPr>
-        <w:t xml:space="preserve">m</w:t>
-      </w:r>
-      <w:r>
-        <w:rPr>
-          <w:rFonts w:ascii="Times New Roman" w:hAnsi="Times New Roman" w:cs="Times New Roman"/>
-          <w:i/>
-        </w:rPr>
-        <w:t xml:space="preserve">b</w:t>
-      </w:r>
-      <w:r>
-        <w:rPr>
-          <w:rFonts w:ascii="Times New Roman" w:hAnsi="Times New Roman" w:cs="Times New Roman"/>
-          <w:i/>
-        </w:rPr>
-        <w:t xml:space="preserve">d</w:t>
-      </w:r>
-      <w:r>
-        <w:rPr>
-          <w:rFonts w:ascii="Times New Roman" w:hAnsi="Times New Roman" w:cs="Times New Roman"/>
-          <w:i/>
-        </w:rPr>
-        <w:t xml:space="preserve">a</w:t>
+          <w:i/>
+        </w:rPr>
+        <w:t xml:space="preserve">λ</w:t>
       </w:r>
       <w:r>
         <w:rPr>
@@ -3240,29 +2838,7 @@
           <w:rFonts w:ascii="Times New Roman" w:hAnsi="Times New Roman" w:cs="Times New Roman" w:eastAsia="ＭＳ 明朝"/>
           <w:lang w:val="en-US" w:eastAsia="ja-JP"/>
         </w:rPr>
-        <w:t xml:space="preserve"> で評価する。この隣接 swap は最小の構造変更ゆえ、</w:t>
-      </w:r>
-      <w:r>
-        <w:rPr>
-          <w:rFonts w:ascii="Times New Roman" w:hAnsi="Times New Roman" w:cs="Times New Roman"/>
-          <w:i/>
-        </w:rPr>
-        <w:t xml:space="preserve">S</w:t>
-      </w:r>
-      <w:r>
-        <w:rPr>
-          <w:rFonts w:ascii="Times New Roman" w:hAnsi="Times New Roman" w:cs="Times New Roman"/>
-          <w:i/>
-          <w:vertAlign w:val="subscript"/>
-        </w:rPr>
-        <w:t xml:space="preserve">p</w:t>
-      </w:r>
-      <w:r>
-        <w:rPr>
-          <w:rFonts w:ascii="Times New Roman" w:hAnsi="Times New Roman" w:cs="Times New Roman" w:eastAsia="ＭＳ 明朝"/>
-          <w:lang w:val="en-US" w:eastAsia="ja-JP"/>
-        </w:rPr>
-        <w:t xml:space="preserve"> からの逸脱を小刻みに刻みながら高安定領域の内部を細かく埋められる。</w:t>
+        <w:t xml:space="preserve"> で評価する。</w:t>
       </w:r>
       <w:r>
         <w:rPr>
@@ -3310,50 +2886,9 @@
       <w:r>
         <w:rPr>
           <w:rFonts w:ascii="Times New Roman" w:hAnsi="Times New Roman" w:cs="Times New Roman"/>
-        </w:rPr>
-        <w:t xml:space="preserve">\</w:t>
-      </w:r>
-      <w:r>
-        <w:rPr>
-          <w:rFonts w:ascii="Times New Roman" w:hAnsi="Times New Roman" w:cs="Times New Roman"/>
-          <w:i/>
-        </w:rPr>
-        <w:t xml:space="preserve">l</w:t>
-      </w:r>
-      <w:r>
-        <w:rPr>
-          <w:rFonts w:ascii="Times New Roman" w:hAnsi="Times New Roman" w:cs="Times New Roman"/>
-          <w:i/>
-        </w:rPr>
-        <w:t xml:space="preserve">a</w:t>
-      </w:r>
-      <w:r>
-        <w:rPr>
-          <w:rFonts w:ascii="Times New Roman" w:hAnsi="Times New Roman" w:cs="Times New Roman"/>
-          <w:i/>
-        </w:rPr>
-        <w:t xml:space="preserve">m</w:t>
-      </w:r>
-      <w:r>
-        <w:rPr>
-          <w:rFonts w:ascii="Times New Roman" w:hAnsi="Times New Roman" w:cs="Times New Roman"/>
-          <w:i/>
-        </w:rPr>
-        <w:t xml:space="preserve">b</w:t>
-      </w:r>
-      <w:r>
-        <w:rPr>
-          <w:rFonts w:ascii="Times New Roman" w:hAnsi="Times New Roman" w:cs="Times New Roman"/>
-          <w:i/>
-        </w:rPr>
-        <w:t xml:space="preserve">d</w:t>
-      </w:r>
-      <w:r>
-        <w:rPr>
-          <w:rFonts w:ascii="Times New Roman" w:hAnsi="Times New Roman" w:cs="Times New Roman"/>
-          <w:i/>
-        </w:rPr>
-        <w:t xml:space="preserve">a</w:t>
+          <w:i/>
+        </w:rPr>
+        <w:t xml:space="preserve">λ</w:t>
       </w:r>
       <w:r>
         <w:rPr>
@@ -3381,14 +2916,14 @@
           <w:b/>
           <w:lang w:val="en-US" w:eastAsia="ja-JP"/>
         </w:rPr>
-        <w:t xml:space="preserve">集団ベース（GA / Memetic）.</w:t>
-      </w:r>
-      <w:r>
-        <w:rPr>
-          <w:rFonts w:ascii="Times New Roman" w:hAnsi="Times New Roman" w:cs="Times New Roman" w:eastAsia="ＭＳ 明朝"/>
-          <w:lang w:val="en-US" w:eastAsia="ja-JP"/>
-        </w:rPr>
-        <w:t xml:space="preserve"> H1 の対照となる集団ベースは、operation-based 表現 [25] の標準 GA とする。染色体は作業の並びで、GT 法 [23] でスケジュールにデコードし </w:t>
+        <w:t xml:space="preserve">多点探索（GA / Memetic）.</w:t>
+      </w:r>
+      <w:r>
+        <w:rPr>
+          <w:rFonts w:ascii="Times New Roman" w:hAnsi="Times New Roman" w:cs="Times New Roman" w:eastAsia="ＭＳ 明朝"/>
+          <w:lang w:val="en-US" w:eastAsia="ja-JP"/>
+        </w:rPr>
+        <w:t xml:space="preserve"> H1 の対照となる多点探索は、operation-based 表現 [25] の標準 GA とする。染色体は作業の並びで、GT 法 [23] でスケジュールにデコードし </w:t>
       </w:r>
       <w:r>
         <w:rPr>
@@ -3406,50 +2941,9 @@
       <w:r>
         <w:rPr>
           <w:rFonts w:ascii="Times New Roman" w:hAnsi="Times New Roman" w:cs="Times New Roman"/>
-        </w:rPr>
-        <w:t xml:space="preserve">\</w:t>
-      </w:r>
-      <w:r>
-        <w:rPr>
-          <w:rFonts w:ascii="Times New Roman" w:hAnsi="Times New Roman" w:cs="Times New Roman"/>
-          <w:i/>
-        </w:rPr>
-        <w:t xml:space="preserve">l</w:t>
-      </w:r>
-      <w:r>
-        <w:rPr>
-          <w:rFonts w:ascii="Times New Roman" w:hAnsi="Times New Roman" w:cs="Times New Roman"/>
-          <w:i/>
-        </w:rPr>
-        <w:t xml:space="preserve">a</w:t>
-      </w:r>
-      <w:r>
-        <w:rPr>
-          <w:rFonts w:ascii="Times New Roman" w:hAnsi="Times New Roman" w:cs="Times New Roman"/>
-          <w:i/>
-        </w:rPr>
-        <w:t xml:space="preserve">m</w:t>
-      </w:r>
-      <w:r>
-        <w:rPr>
-          <w:rFonts w:ascii="Times New Roman" w:hAnsi="Times New Roman" w:cs="Times New Roman"/>
-          <w:i/>
-        </w:rPr>
-        <w:t xml:space="preserve">b</w:t>
-      </w:r>
-      <w:r>
-        <w:rPr>
-          <w:rFonts w:ascii="Times New Roman" w:hAnsi="Times New Roman" w:cs="Times New Roman"/>
-          <w:i/>
-        </w:rPr>
-        <w:t xml:space="preserve">d</w:t>
-      </w:r>
-      <w:r>
-        <w:rPr>
-          <w:rFonts w:ascii="Times New Roman" w:hAnsi="Times New Roman" w:cs="Times New Roman"/>
-          <w:i/>
-        </w:rPr>
-        <w:t xml:space="preserve">a</w:t>
+          <w:i/>
+        </w:rPr>
+        <w:t xml:space="preserve">λ</w:t>
       </w:r>
       <w:r>
         <w:rPr>
@@ -3477,7 +2971,7 @@
           <w:rFonts w:ascii="Times New Roman" w:hAnsi="Times New Roman" w:cs="Times New Roman" w:eastAsia="ＭＳ 明朝"/>
           <w:lang w:val="en-US" w:eastAsia="ja-JP"/>
         </w:rPr>
-        <w:t xml:space="preserve"> は、この GA に局所探索を統合したもの [29] で、上記 N5 を各個体へ適用し、得られた改善解を染色体に書き戻す（Lamarckian）。集団側の代表をこの Memetic とするのは、局所探索の有無という交絡を排すためであると同時に、集団に局所探索を組み合わせる構成が既存研究の標準だからでもある [3][4][18]。局所探索をもたない素の GA は参考ベースラインとする。</w:t>
+        <w:t xml:space="preserve"> は、この GA に局所探索を統合したもの [29] で、上記 N5 を各個体へ適用し、得られた改善解を染色体に書き戻す（Lamarckian）。多点探索側の代表をこの Memetic とするのは、局所探索の有無という交絡を排すためであると同時に、多点探索に局所探索を組み合わせる構成が既存研究の標準だからでもある [3][4][18]。局所探索をもたない素の GA は参考ベースラインとする。</w:t>
       </w:r>
     </w:p>
     <w:p>
@@ -3576,7 +3070,203 @@
           <w:rFonts w:ascii="Times New Roman" w:hAnsi="Times New Roman" w:cs="Times New Roman" w:eastAsia="ＭＳ 明朝"/>
           <w:lang w:val="en-US" w:eastAsia="ja-JP"/>
         </w:rPr>
-        <w:t xml:space="preserve">（guiding）へ向け、現在解と </w:t>
+        <w:t xml:space="preserve">（guiding）へ向かう。両者の隔たりは、式 (1) の順位が食い違う作業の数 </w:t>
+      </w:r>
+      <w:r>
+        <w:rPr>
+          <w:rFonts w:ascii="Times New Roman" w:hAnsi="Times New Roman" w:cs="Times New Roman"/>
+          <w:i/>
+        </w:rPr>
+        <w:t xml:space="preserve">d</w:t>
+      </w:r>
+      <w:r>
+        <w:rPr>
+          <w:rFonts w:ascii="Times New Roman" w:hAnsi="Times New Roman" w:cs="Times New Roman"/>
+        </w:rPr>
+        <w:t xml:space="preserve">=</w:t>
+      </w:r>
+      <w:r>
+        <w:rPr>
+          <w:rFonts w:ascii="Times New Roman" w:hAnsi="Times New Roman" w:cs="Times New Roman"/>
+        </w:rPr>
+        <w:t xml:space="preserve">|</w:t>
+      </w:r>
+      <w:r>
+        <w:rPr>
+          <w:rFonts w:ascii="Times New Roman" w:hAnsi="Times New Roman" w:cs="Times New Roman"/>
+        </w:rPr>
+        <w:t xml:space="preserve">{</w:t>
+      </w:r>
+      <w:r>
+        <w:rPr>
+          <w:rFonts w:ascii="Times New Roman" w:hAnsi="Times New Roman" w:cs="Times New Roman"/>
+        </w:rPr>
+        <w:t xml:space="preserve">(</w:t>
+      </w:r>
+      <w:r>
+        <w:rPr>
+          <w:rFonts w:ascii="Times New Roman" w:hAnsi="Times New Roman" w:cs="Times New Roman"/>
+          <w:i/>
+        </w:rPr>
+        <w:t xml:space="preserve">i</w:t>
+      </w:r>
+      <w:r>
+        <w:rPr>
+          <w:rFonts w:ascii="Times New Roman" w:hAnsi="Times New Roman" w:cs="Times New Roman"/>
+        </w:rPr>
+        <w:t xml:space="preserve">,</w:t>
+      </w:r>
+      <w:r>
+        <w:rPr>
+          <w:rFonts w:ascii="Times New Roman" w:hAnsi="Times New Roman" w:cs="Times New Roman"/>
+          <w:i/>
+        </w:rPr>
+        <w:t xml:space="preserve">j</w:t>
+      </w:r>
+      <w:r>
+        <w:rPr>
+          <w:rFonts w:ascii="Times New Roman" w:hAnsi="Times New Roman" w:cs="Times New Roman"/>
+        </w:rPr>
+        <w:t xml:space="preserve">)</w:t>
+      </w:r>
+      <w:r>
+        <w:rPr>
+          <w:rFonts w:ascii="Times New Roman" w:hAnsi="Times New Roman" w:cs="Times New Roman"/>
+        </w:rPr>
+        <w:t xml:space="preserve">∈</w:t>
+      </w:r>
+      <w:r>
+        <w:rPr>
+          <w:rFonts w:ascii="Times New Roman" w:hAnsi="Times New Roman" w:cs="Times New Roman"/>
+          <w:i/>
+        </w:rPr>
+        <w:t xml:space="preserve">O</w:t>
+      </w:r>
+      <w:r>
+        <w:rPr>
+          <w:rFonts w:ascii="Times New Roman" w:hAnsi="Times New Roman" w:cs="Times New Roman"/>
+          <w:vertAlign w:val="subscript"/>
+        </w:rPr>
+        <w:t xml:space="preserve">opt</w:t>
+      </w:r>
+      <w:r>
+        <w:rPr>
+          <w:rFonts w:ascii="Times New Roman" w:hAnsi="Times New Roman" w:cs="Times New Roman"/>
+        </w:rPr>
+        <w:t xml:space="preserve"> </w:t>
+      </w:r>
+      <w:r>
+        <w:rPr>
+          <w:rFonts w:ascii="Times New Roman" w:hAnsi="Times New Roman" w:cs="Times New Roman"/>
+        </w:rPr>
+        <w:t xml:space="preserve">:</w:t>
+      </w:r>
+      <w:r>
+        <w:rPr>
+          <w:rFonts w:ascii="Times New Roman" w:hAnsi="Times New Roman" w:cs="Times New Roman"/>
+        </w:rPr>
+        <w:t xml:space="preserve"> </w:t>
+      </w:r>
+      <w:r>
+        <w:rPr>
+          <w:rFonts w:ascii="Times New Roman" w:hAnsi="Times New Roman" w:cs="Times New Roman"/>
+          <w:i/>
+        </w:rPr>
+        <w:t xml:space="preserve">r</w:t>
+      </w:r>
+      <w:r>
+        <w:rPr>
+          <w:rFonts w:ascii="Times New Roman" w:hAnsi="Times New Roman" w:cs="Times New Roman"/>
+          <w:i/>
+          <w:vertAlign w:val="superscript"/>
+        </w:rPr>
+        <w:t xml:space="preserve">p</w:t>
+      </w:r>
+      <w:r>
+        <w:rPr>
+          <w:rFonts w:ascii="Times New Roman" w:hAnsi="Times New Roman" w:cs="Times New Roman"/>
+          <w:i/>
+          <w:vertAlign w:val="subscript"/>
+        </w:rPr>
+        <w:t xml:space="preserve">i</w:t>
+      </w:r>
+      <w:r>
+        <w:rPr>
+          <w:rFonts w:ascii="Times New Roman" w:hAnsi="Times New Roman" w:cs="Times New Roman"/>
+          <w:vertAlign w:val="subscript"/>
+        </w:rPr>
+        <w:t xml:space="preserve">,</w:t>
+      </w:r>
+      <w:r>
+        <w:rPr>
+          <w:rFonts w:ascii="Times New Roman" w:hAnsi="Times New Roman" w:cs="Times New Roman"/>
+          <w:i/>
+          <w:vertAlign w:val="subscript"/>
+        </w:rPr>
+        <w:t xml:space="preserve">j</w:t>
+      </w:r>
+      <w:r>
+        <w:rPr>
+          <w:rFonts w:ascii="Times New Roman" w:hAnsi="Times New Roman" w:cs="Times New Roman"/>
+        </w:rPr>
+        <w:t xml:space="preserve">≠</w:t>
+      </w:r>
+      <w:r>
+        <w:rPr>
+          <w:rFonts w:ascii="Times New Roman" w:hAnsi="Times New Roman" w:cs="Times New Roman"/>
+          <w:i/>
+        </w:rPr>
+        <w:t xml:space="preserve">r</w:t>
+      </w:r>
+      <w:r>
+        <w:rPr>
+          <w:rFonts w:ascii="Times New Roman" w:hAnsi="Times New Roman" w:cs="Times New Roman"/>
+          <w:i/>
+          <w:vertAlign w:val="superscript"/>
+        </w:rPr>
+        <w:t xml:space="preserve">q</w:t>
+      </w:r>
+      <w:r>
+        <w:rPr>
+          <w:rFonts w:ascii="Times New Roman" w:hAnsi="Times New Roman" w:cs="Times New Roman"/>
+          <w:i/>
+          <w:vertAlign w:val="subscript"/>
+        </w:rPr>
+        <w:t xml:space="preserve">i</w:t>
+      </w:r>
+      <w:r>
+        <w:rPr>
+          <w:rFonts w:ascii="Times New Roman" w:hAnsi="Times New Roman" w:cs="Times New Roman"/>
+          <w:vertAlign w:val="subscript"/>
+        </w:rPr>
+        <w:t xml:space="preserve">,</w:t>
+      </w:r>
+      <w:r>
+        <w:rPr>
+          <w:rFonts w:ascii="Times New Roman" w:hAnsi="Times New Roman" w:cs="Times New Roman"/>
+          <w:i/>
+          <w:vertAlign w:val="subscript"/>
+        </w:rPr>
+        <w:t xml:space="preserve">j</w:t>
+      </w:r>
+      <w:r>
+        <w:rPr>
+          <w:rFonts w:ascii="Times New Roman" w:hAnsi="Times New Roman" w:cs="Times New Roman"/>
+        </w:rPr>
+        <w:t xml:space="preserve">}</w:t>
+      </w:r>
+      <w:r>
+        <w:rPr>
+          <w:rFonts w:ascii="Times New Roman" w:hAnsi="Times New Roman" w:cs="Times New Roman"/>
+        </w:rPr>
+        <w:t xml:space="preserve">|</w:t>
+      </w:r>
+      <w:r>
+        <w:rPr>
+          <w:rFonts w:ascii="Times New Roman" w:hAnsi="Times New Roman" w:cs="Times New Roman" w:eastAsia="ＭＳ 明朝"/>
+          <w:lang w:val="en-US" w:eastAsia="ja-JP"/>
+        </w:rPr>
+        <w:t xml:space="preserve"> で測る。1 ステップでは食い違う作業を 1 つ選び、その作業が </w:t>
       </w:r>
       <w:r>
         <w:rPr>
@@ -3598,7 +3288,125 @@
           <w:rFonts w:ascii="Times New Roman" w:hAnsi="Times New Roman" w:cs="Times New Roman" w:eastAsia="ＭＳ 明朝"/>
           <w:lang w:val="en-US" w:eastAsia="ja-JP"/>
         </w:rPr>
-        <w:t xml:space="preserve"> が食い違う機械上の位置を選びそこに </w:t>
+        <w:t xml:space="preserve"> での順位 </w:t>
+      </w:r>
+      <w:r>
+        <w:rPr>
+          <w:rFonts w:ascii="Times New Roman" w:hAnsi="Times New Roman" w:cs="Times New Roman"/>
+          <w:i/>
+        </w:rPr>
+        <w:t xml:space="preserve">r</w:t>
+      </w:r>
+      <w:r>
+        <w:rPr>
+          <w:rFonts w:ascii="Times New Roman" w:hAnsi="Times New Roman" w:cs="Times New Roman"/>
+          <w:i/>
+          <w:vertAlign w:val="superscript"/>
+        </w:rPr>
+        <w:t xml:space="preserve">p</w:t>
+      </w:r>
+      <w:r>
+        <w:rPr>
+          <w:rFonts w:ascii="Times New Roman" w:hAnsi="Times New Roman" w:cs="Times New Roman"/>
+          <w:i/>
+          <w:vertAlign w:val="subscript"/>
+        </w:rPr>
+        <w:t xml:space="preserve">i</w:t>
+      </w:r>
+      <w:r>
+        <w:rPr>
+          <w:rFonts w:ascii="Times New Roman" w:hAnsi="Times New Roman" w:cs="Times New Roman"/>
+          <w:vertAlign w:val="subscript"/>
+        </w:rPr>
+        <w:t xml:space="preserve">,</w:t>
+      </w:r>
+      <w:r>
+        <w:rPr>
+          <w:rFonts w:ascii="Times New Roman" w:hAnsi="Times New Roman" w:cs="Times New Roman"/>
+          <w:i/>
+          <w:vertAlign w:val="subscript"/>
+        </w:rPr>
+        <w:t xml:space="preserve">j</w:t>
+      </w:r>
+      <w:r>
+        <w:rPr>
+          <w:rFonts w:ascii="Times New Roman" w:hAnsi="Times New Roman" w:cs="Times New Roman" w:eastAsia="ＭＳ 明朝"/>
+          <w:lang w:val="en-US" w:eastAsia="ja-JP"/>
+        </w:rPr>
+        <w:t xml:space="preserve"> に来るよう、同じ機械上でいまその順位にある作業と入れ替える。これを繰り返せば </w:t>
+      </w:r>
+      <w:r>
+        <w:rPr>
+          <w:rFonts w:ascii="Times New Roman" w:hAnsi="Times New Roman" w:cs="Times New Roman"/>
+          <w:i/>
+        </w:rPr>
+        <w:t xml:space="preserve">d</w:t>
+      </w:r>
+      <w:r>
+        <w:rPr>
+          <w:rFonts w:ascii="Times New Roman" w:hAnsi="Times New Roman" w:cs="Times New Roman" w:eastAsia="ＭＳ 明朝"/>
+          <w:lang w:val="en-US" w:eastAsia="ja-JP"/>
+        </w:rPr>
+        <w:t xml:space="preserve"> ステップ以内に </w:t>
+      </w:r>
+      <w:r>
+        <w:rPr>
+          <w:rFonts w:ascii="Times New Roman" w:hAnsi="Times New Roman" w:cs="Times New Roman"/>
+          <w:i/>
+        </w:rPr>
+        <w:t xml:space="preserve">D</w:t>
+      </w:r>
+      <w:r>
+        <w:rPr>
+          <w:rFonts w:ascii="Times New Roman" w:hAnsi="Times New Roman" w:cs="Times New Roman"/>
+        </w:rPr>
+        <w:t xml:space="preserve">=</w:t>
+      </w:r>
+      <w:r>
+        <w:rPr>
+          <w:rFonts w:ascii="Times New Roman" w:hAnsi="Times New Roman" w:cs="Times New Roman"/>
+        </w:rPr>
+        <w:t xml:space="preserve">0</w:t>
+      </w:r>
+      <w:r>
+        <w:rPr>
+          <w:rFonts w:ascii="Times New Roman" w:hAnsi="Times New Roman" w:cs="Times New Roman" w:eastAsia="ＭＳ 明朝"/>
+          <w:lang w:val="en-US" w:eastAsia="ja-JP"/>
+        </w:rPr>
+        <w:t xml:space="preserve"> に達し、この経路上で </w:t>
+      </w:r>
+      <w:r>
+        <w:rPr>
+          <w:rFonts w:ascii="Times New Roman" w:hAnsi="Times New Roman" w:cs="Times New Roman"/>
+          <w:i/>
+        </w:rPr>
+        <w:t xml:space="preserve">F</w:t>
+      </w:r>
+      <w:r>
+        <w:rPr>
+          <w:rFonts w:ascii="Times New Roman" w:hAnsi="Times New Roman" w:cs="Times New Roman"/>
+        </w:rPr>
+        <w:t xml:space="preserve">(</w:t>
+      </w:r>
+      <w:r>
+        <w:rPr>
+          <w:rFonts w:ascii="Times New Roman" w:hAnsi="Times New Roman" w:cs="Times New Roman"/>
+          <w:i/>
+        </w:rPr>
+        <w:t xml:space="preserve">λ</w:t>
+      </w:r>
+      <w:r>
+        <w:rPr>
+          <w:rFonts w:ascii="Times New Roman" w:hAnsi="Times New Roman" w:cs="Times New Roman"/>
+        </w:rPr>
+        <w:t xml:space="preserve">)</w:t>
+      </w:r>
+      <w:r>
+        <w:rPr>
+          <w:rFonts w:ascii="Times New Roman" w:hAnsi="Times New Roman" w:cs="Times New Roman" w:eastAsia="ＭＳ 明朝"/>
+          <w:lang w:val="en-US" w:eastAsia="ja-JP"/>
+        </w:rPr>
+        <w:t xml:space="preserve"> が最良の解を返す。</w:t>
       </w:r>
       <w:r>
         <w:rPr>
@@ -3620,7 +3428,7 @@
           <w:rFonts w:ascii="Times New Roman" w:hAnsi="Times New Roman" w:cs="Times New Roman" w:eastAsia="ＭＳ 明朝"/>
           <w:lang w:val="en-US" w:eastAsia="ja-JP"/>
         </w:rPr>
-        <w:t xml:space="preserve"> の作業が来るよう入れ替える swap 移動で不一致を 1 つずつ縮めながら経路を辿り、経路上の最良解を返す（集団側では、経路上の上位の中間解を N5 で再最適化し、その最良を返す）。</w:t>
+        <w:t xml:space="preserve"> に固定する理由は、(a) </w:t>
       </w:r>
       <w:r>
         <w:rPr>
@@ -3642,7 +3450,7 @@
           <w:rFonts w:ascii="Times New Roman" w:hAnsi="Times New Roman" w:cs="Times New Roman" w:eastAsia="ＭＳ 明朝"/>
           <w:lang w:val="en-US" w:eastAsia="ja-JP"/>
         </w:rPr>
-        <w:t xml:space="preserve"> に固定する理由は、(a) </w:t>
+        <w:t xml:space="preserve"> が安定性目的の最適端点ゆえ PR を「安定性の最適端点へ向かう移動」として一意に解釈できること、(b) </w:t>
       </w:r>
       <w:r>
         <w:rPr>
@@ -3664,14 +3472,14 @@
           <w:rFonts w:ascii="Times New Roman" w:hAnsi="Times New Roman" w:cs="Times New Roman" w:eastAsia="ＭＳ 明朝"/>
           <w:lang w:val="en-US" w:eastAsia="ja-JP"/>
         </w:rPr>
-        <w:t xml:space="preserve"> が安定性目的の最適端点ゆえ PR を「安定性の最適端点へ向かう移動」として一意に解釈できること、(b) </w:t>
-      </w:r>
-      <w:r>
-        <w:rPr>
-          <w:rFonts w:ascii="Times New Roman" w:hAnsi="Times New Roman" w:cs="Times New Roman"/>
-          <w:i/>
-        </w:rPr>
-        <w:t xml:space="preserve">F</w:t>
+        <w:t xml:space="preserve"> へ向かう途中には、安定性を高めつつ MS の劣化を抑えた解が現れると期待でき、それが高安定領域を埋めることに直結すること、である。入れ替える作業は実行可能な候補からランダムに選び、評価回数を </w:t>
+      </w:r>
+      <w:r>
+        <w:rPr>
+          <w:rFonts w:ascii="Times New Roman" w:hAnsi="Times New Roman" w:cs="Times New Roman"/>
+          <w:i/>
+        </w:rPr>
+        <w:t xml:space="preserve">O</w:t>
       </w:r>
       <w:r>
         <w:rPr>
@@ -3682,40 +3490,6 @@
       <w:r>
         <w:rPr>
           <w:rFonts w:ascii="Times New Roman" w:hAnsi="Times New Roman" w:cs="Times New Roman"/>
-        </w:rPr>
-        <w:t xml:space="preserve">\</w:t>
-      </w:r>
-      <w:r>
-        <w:rPr>
-          <w:rFonts w:ascii="Times New Roman" w:hAnsi="Times New Roman" w:cs="Times New Roman"/>
-          <w:i/>
-        </w:rPr>
-        <w:t xml:space="preserve">l</w:t>
-      </w:r>
-      <w:r>
-        <w:rPr>
-          <w:rFonts w:ascii="Times New Roman" w:hAnsi="Times New Roman" w:cs="Times New Roman"/>
-          <w:i/>
-        </w:rPr>
-        <w:t xml:space="preserve">a</w:t>
-      </w:r>
-      <w:r>
-        <w:rPr>
-          <w:rFonts w:ascii="Times New Roman" w:hAnsi="Times New Roman" w:cs="Times New Roman"/>
-          <w:i/>
-        </w:rPr>
-        <w:t xml:space="preserve">m</w:t>
-      </w:r>
-      <w:r>
-        <w:rPr>
-          <w:rFonts w:ascii="Times New Roman" w:hAnsi="Times New Roman" w:cs="Times New Roman"/>
-          <w:i/>
-        </w:rPr>
-        <w:t xml:space="preserve">b</w:t>
-      </w:r>
-      <w:r>
-        <w:rPr>
-          <w:rFonts w:ascii="Times New Roman" w:hAnsi="Times New Roman" w:cs="Times New Roman"/>
           <w:i/>
         </w:rPr>
         <w:t xml:space="preserve">d</w:t>
@@ -3723,13 +3497,6 @@
       <w:r>
         <w:rPr>
           <w:rFonts w:ascii="Times New Roman" w:hAnsi="Times New Roman" w:cs="Times New Roman"/>
-          <w:i/>
-        </w:rPr>
-        <w:t xml:space="preserve">a</w:t>
-      </w:r>
-      <w:r>
-        <w:rPr>
-          <w:rFonts w:ascii="Times New Roman" w:hAnsi="Times New Roman" w:cs="Times New Roman"/>
         </w:rPr>
         <w:t xml:space="preserve">)</w:t>
       </w:r>
@@ -3738,50 +3505,7 @@
           <w:rFonts w:ascii="Times New Roman" w:hAnsi="Times New Roman" w:cs="Times New Roman" w:eastAsia="ＭＳ 明朝"/>
           <w:lang w:val="en-US" w:eastAsia="ja-JP"/>
         </w:rPr>
-        <w:t xml:space="preserve"> 局所最適である </w:t>
-      </w:r>
-      <w:r>
-        <w:rPr>
-          <w:rFonts w:ascii="Times New Roman" w:hAnsi="Times New Roman" w:cs="Times New Roman"/>
-          <w:i/>
-        </w:rPr>
-        <w:t xml:space="preserve">S</w:t>
-      </w:r>
-      <w:r>
-        <w:rPr>
-          <w:rFonts w:ascii="Times New Roman" w:hAnsi="Times New Roman" w:cs="Times New Roman"/>
-          <w:vertAlign w:val="subscript"/>
-        </w:rPr>
-        <w:t xml:space="preserve">cur</w:t>
-      </w:r>
-      <w:r>
-        <w:rPr>
-          <w:rFonts w:ascii="Times New Roman" w:hAnsi="Times New Roman" w:cs="Times New Roman" w:eastAsia="ＭＳ 明朝"/>
-          <w:lang w:val="en-US" w:eastAsia="ja-JP"/>
-        </w:rPr>
-        <w:t xml:space="preserve"> と </w:t>
-      </w:r>
-      <w:r>
-        <w:rPr>
-          <w:rFonts w:ascii="Times New Roman" w:hAnsi="Times New Roman" w:cs="Times New Roman"/>
-          <w:i/>
-        </w:rPr>
-        <w:t xml:space="preserve">S</w:t>
-      </w:r>
-      <w:r>
-        <w:rPr>
-          <w:rFonts w:ascii="Times New Roman" w:hAnsi="Times New Roman" w:cs="Times New Roman"/>
-          <w:i/>
-          <w:vertAlign w:val="subscript"/>
-        </w:rPr>
-        <w:t xml:space="preserve">p</w:t>
-      </w:r>
-      <w:r>
-        <w:rPr>
-          <w:rFonts w:ascii="Times New Roman" w:hAnsi="Times New Roman" w:cs="Times New Roman" w:eastAsia="ＭＳ 明朝"/>
-          <w:lang w:val="en-US" w:eastAsia="ja-JP"/>
-        </w:rPr>
-        <w:t xml:space="preserve"> を結ぶ経路の中間解が MS–安定性トレードオフ上に並び Pareto フロントを埋めることに直接寄与すること、である。ムーブは各ステップで実行可能な不一致 swap を 1 つランダムに選び、評価回数を </w:t>
+        <w:t xml:space="preserve"> に抑える。全候補を評価する best 選択は </w:t>
       </w:r>
       <w:r>
         <w:rPr>
@@ -3806,6 +3530,13 @@
       <w:r>
         <w:rPr>
           <w:rFonts w:ascii="Times New Roman" w:hAnsi="Times New Roman" w:cs="Times New Roman"/>
+          <w:vertAlign w:val="superscript"/>
+        </w:rPr>
+        <w:t xml:space="preserve">2</w:t>
+      </w:r>
+      <w:r>
+        <w:rPr>
+          <w:rFonts w:ascii="Times New Roman" w:hAnsi="Times New Roman" w:cs="Times New Roman"/>
         </w:rPr>
         <w:t xml:space="preserve">)</w:t>
       </w:r>
@@ -3814,61 +3545,7 @@
           <w:rFonts w:ascii="Times New Roman" w:hAnsi="Times New Roman" w:cs="Times New Roman" w:eastAsia="ＭＳ 明朝"/>
           <w:lang w:val="en-US" w:eastAsia="ja-JP"/>
         </w:rPr>
-        <w:t xml:space="preserve">（</w:t>
-      </w:r>
-      <w:r>
-        <w:rPr>
-          <w:rFonts w:ascii="Times New Roman" w:hAnsi="Times New Roman" w:cs="Times New Roman"/>
-          <w:i/>
-        </w:rPr>
-        <w:t xml:space="preserve">d</w:t>
-      </w:r>
-      <w:r>
-        <w:rPr>
-          <w:rFonts w:ascii="Times New Roman" w:hAnsi="Times New Roman" w:cs="Times New Roman" w:eastAsia="ＭＳ 明朝"/>
-          <w:lang w:val="en-US" w:eastAsia="ja-JP"/>
-        </w:rPr>
-        <w:t xml:space="preserve">=不一致数）に抑える。全候補を評価する best 選択は </w:t>
-      </w:r>
-      <w:r>
-        <w:rPr>
-          <w:rFonts w:ascii="Times New Roman" w:hAnsi="Times New Roman" w:cs="Times New Roman"/>
-          <w:i/>
-        </w:rPr>
-        <w:t xml:space="preserve">O</w:t>
-      </w:r>
-      <w:r>
-        <w:rPr>
-          <w:rFonts w:ascii="Times New Roman" w:hAnsi="Times New Roman" w:cs="Times New Roman"/>
-        </w:rPr>
-        <w:t xml:space="preserve">(</w:t>
-      </w:r>
-      <w:r>
-        <w:rPr>
-          <w:rFonts w:ascii="Times New Roman" w:hAnsi="Times New Roman" w:cs="Times New Roman"/>
-          <w:i/>
-        </w:rPr>
-        <w:t xml:space="preserve">d</w:t>
-      </w:r>
-      <w:r>
-        <w:rPr>
-          <w:rFonts w:ascii="Times New Roman" w:hAnsi="Times New Roman" w:cs="Times New Roman"/>
-          <w:vertAlign w:val="superscript"/>
-        </w:rPr>
-        <w:t xml:space="preserve">2</w:t>
-      </w:r>
-      <w:r>
-        <w:rPr>
-          <w:rFonts w:ascii="Times New Roman" w:hAnsi="Times New Roman" w:cs="Times New Roman"/>
-        </w:rPr>
-        <w:t xml:space="preserve">)</w:t>
-      </w:r>
-      <w:r>
-        <w:rPr>
-          <w:rFonts w:ascii="Times New Roman" w:hAnsi="Times New Roman" w:cs="Times New Roman" w:eastAsia="ＭＳ 明朝"/>
-          <w:lang w:val="en-US" w:eastAsia="ja-JP"/>
-        </w:rPr>
-        <w:t xml:space="preserve"> となり、品質の利得は僅か（全域 HV で約 +1%）である一方、外乱の大きいインスタンスでは経路長が伸びて計算時間が約 8 倍になるため採らない（予備実験）。</w:t>
+        <w:t xml:space="preserve"> で、全域 HV で約 +1% の利得に対し大きい外乱では約 8 倍の時間を要したため採らない（予備実験）。</w:t>
       </w:r>
     </w:p>
     <w:p>
@@ -3916,27 +3593,7 @@
         <w:rPr>
           <w:rFonts w:ascii="Times New Roman" w:hAnsi="Times New Roman" w:cs="Times New Roman"/>
         </w:rPr>
-        <w:t xml:space="preserve">\</w:t>
-      </w:r>
-      <w:r>
-        <w:rPr>
-          <w:rFonts w:ascii="Times New Roman" w:hAnsi="Times New Roman" w:cs="Times New Roman"/>
-          <w:i/>
-        </w:rPr>
-        <w:t xml:space="preserve">l</w:t>
-      </w:r>
-      <w:r>
-        <w:rPr>
-          <w:rFonts w:ascii="Times New Roman" w:hAnsi="Times New Roman" w:cs="Times New Roman"/>
-          <w:i/>
-        </w:rPr>
-        <w:t xml:space="preserve">e</w:t>
-      </w:r>
-      <w:r>
-        <w:rPr>
-          <w:rFonts w:ascii="Times New Roman" w:hAnsi="Times New Roman" w:cs="Times New Roman"/>
-        </w:rPr>
-        <w:t xml:space="preserve"> </w:t>
+        <w:t xml:space="preserve">≤</w:t>
       </w:r>
       <w:r>
         <w:rPr>
@@ -3949,28 +3606,21 @@
         <w:rPr>
           <w:rFonts w:ascii="Times New Roman" w:hAnsi="Times New Roman" w:cs="Times New Roman"/>
         </w:rPr>
-        <w:t xml:space="preserve">\</w:t>
-      </w:r>
-      <w:r>
-        <w:rPr>
-          <w:rFonts w:ascii="Times New Roman" w:hAnsi="Times New Roman" w:cs="Times New Roman"/>
-          <w:i/>
-        </w:rPr>
-        <w:t xml:space="preserve">l</w:t>
-      </w:r>
-      <w:r>
-        <w:rPr>
-          <w:rFonts w:ascii="Times New Roman" w:hAnsi="Times New Roman" w:cs="Times New Roman"/>
-          <w:i/>
-        </w:rPr>
-        <w:t xml:space="preserve">e</w:t>
-      </w:r>
-      <w:r>
-        <w:rPr>
-          <w:rFonts w:ascii="Times New Roman" w:hAnsi="Times New Roman" w:cs="Times New Roman" w:eastAsia="ＭＳ 明朝"/>
-          <w:lang w:val="en-US" w:eastAsia="ja-JP"/>
-        </w:rPr>
-        <w:t xml:space="preserve"> 不一致数）回だけ適用して解を </w:t>
+        <w:t xml:space="preserve">≤</w:t>
+      </w:r>
+      <w:r>
+        <w:rPr>
+          <w:rFonts w:ascii="Times New Roman" w:hAnsi="Times New Roman" w:cs="Times New Roman"/>
+          <w:i/>
+        </w:rPr>
+        <w:t xml:space="preserve">d</w:t>
+      </w:r>
+      <w:r>
+        <w:rPr>
+          <w:rFonts w:ascii="Times New Roman" w:hAnsi="Times New Roman" w:cs="Times New Roman" w:eastAsia="ＭＳ 明朝"/>
+          <w:lang w:val="en-US" w:eastAsia="ja-JP"/>
+        </w:rPr>
+        <w:t xml:space="preserve">）回だけ適用して解を </w:t>
       </w:r>
       <w:r>
         <w:rPr>
@@ -4028,7 +3678,21 @@
           <w:rFonts w:ascii="Times New Roman" w:hAnsi="Times New Roman" w:cs="Times New Roman" w:eastAsia="ＭＳ 明朝"/>
           <w:lang w:val="en-US" w:eastAsia="ja-JP"/>
         </w:rPr>
-        <w:t xml:space="preserve"> が不一致数に等しければ </w:t>
+        <w:t xml:space="preserve"> が </w:t>
+      </w:r>
+      <w:r>
+        <w:rPr>
+          <w:rFonts w:ascii="Times New Roman" w:hAnsi="Times New Roman" w:cs="Times New Roman"/>
+          <w:i/>
+        </w:rPr>
+        <w:t xml:space="preserve">d</w:t>
+      </w:r>
+      <w:r>
+        <w:rPr>
+          <w:rFonts w:ascii="Times New Roman" w:hAnsi="Times New Roman" w:cs="Times New Roman" w:eastAsia="ＭＳ 明朝"/>
+          <w:lang w:val="en-US" w:eastAsia="ja-JP"/>
+        </w:rPr>
+        <w:t xml:space="preserve"> に等しければ </w:t>
       </w:r>
       <w:r>
         <w:rPr>
@@ -4145,7 +3809,7 @@
           <w:rFonts w:ascii="Times New Roman" w:hAnsi="Times New Roman" w:cs="Times New Roman" w:eastAsia="ＭＳ 明朝"/>
           <w:lang w:val="en-US" w:eastAsia="ja-JP"/>
         </w:rPr>
-        <w:t xml:space="preserve">、発動の契機と返し方は各構造の標準的な組み込み方に合わせる（表 1）。軌道ベース（ILS）では両演算子は摂動として働く：停滞時に発動し、repair の深さ </w:t>
+        <w:t xml:space="preserve">、発動の契機と返し方は各構造の標準的な組み込み方に合わせる（表 1）。単点探索（ILS）では両演算子は摂動として働く：停滞時に発動し、repair の深さ </w:t>
       </w:r>
       <w:r>
         <w:rPr>
@@ -4159,7 +3823,21 @@
           <w:rFonts w:ascii="Times New Roman" w:hAnsi="Times New Roman" w:cs="Times New Roman" w:eastAsia="ＭＳ 明朝"/>
           <w:lang w:val="en-US" w:eastAsia="ja-JP"/>
         </w:rPr>
-        <w:t xml:space="preserve"> は発動のたびに 1 から不一致数まで 1 ずつ増やし、上限に達するか best が改善したら 1 に戻す（鋸歯状）。集団ベース（Memetic）では各個体の精緻化に組み込む：局所探索の後、演算子を個体ごとに確率的に適用し（repair の深さ </w:t>
+        <w:t xml:space="preserve"> は発動のたびに 1 から </w:t>
+      </w:r>
+      <w:r>
+        <w:rPr>
+          <w:rFonts w:ascii="Times New Roman" w:hAnsi="Times New Roman" w:cs="Times New Roman"/>
+          <w:i/>
+        </w:rPr>
+        <w:t xml:space="preserve">d</w:t>
+      </w:r>
+      <w:r>
+        <w:rPr>
+          <w:rFonts w:ascii="Times New Roman" w:hAnsi="Times New Roman" w:cs="Times New Roman" w:eastAsia="ＭＳ 明朝"/>
+          <w:lang w:val="en-US" w:eastAsia="ja-JP"/>
+        </w:rPr>
+        <w:t xml:space="preserve"> まで 1 ずつ増やし、上限に達するか best が改善したら 1 に戻す（鋸歯状）。多点探索（Memetic）では各個体の精緻化に組み込む：局所探索の後、演算子を個体ごとに確率的に適用し（repair の深さ </w:t>
       </w:r>
       <w:r>
         <w:rPr>
@@ -4173,7 +3851,21 @@
           <w:rFonts w:ascii="Times New Roman" w:hAnsi="Times New Roman" w:cs="Times New Roman" w:eastAsia="ＭＳ 明朝"/>
           <w:lang w:val="en-US" w:eastAsia="ja-JP"/>
         </w:rPr>
-        <w:t xml:space="preserve"> は 1〜不一致数から一様に引く）、結果を N5 で再最適化して無条件に集団へ戻す——採否はトーナメント選択に委ねる。この組み込み方の違いが結果を生んでいないことは §4.2 で確かめる。以下、演算子を載せない構成を </w:t>
+        <w:t xml:space="preserve"> は 1〜</w:t>
+      </w:r>
+      <w:r>
+        <w:rPr>
+          <w:rFonts w:ascii="Times New Roman" w:hAnsi="Times New Roman" w:cs="Times New Roman"/>
+          <w:i/>
+        </w:rPr>
+        <w:t xml:space="preserve">d</w:t>
+      </w:r>
+      <w:r>
+        <w:rPr>
+          <w:rFonts w:ascii="Times New Roman" w:hAnsi="Times New Roman" w:cs="Times New Roman" w:eastAsia="ＭＳ 明朝"/>
+          <w:lang w:val="en-US" w:eastAsia="ja-JP"/>
+        </w:rPr>
+        <w:t xml:space="preserve"> から一様に引く）、結果を N5 で再最適化して無条件に集団へ戻す——採否はトーナメント選択に委ねる。以下、演算子を載せない構成を </w:t>
       </w:r>
       <w:r>
         <w:rPr>
@@ -4232,62 +3924,7 @@
           <w:rFonts w:ascii="Times New Roman" w:hAnsi="Times New Roman" w:cs="Times New Roman" w:eastAsia="ＭＳ 明朝"/>
           <w:lang w:val="en-US" w:eastAsia="ja-JP"/>
         </w:rPr>
-        <w:t xml:space="preserve">重み </w:t>
-      </w:r>
-      <w:r>
-        <w:rPr>
-          <w:rFonts w:ascii="Times New Roman" w:hAnsi="Times New Roman" w:cs="Times New Roman"/>
-        </w:rPr>
-        <w:t xml:space="preserve">\</w:t>
-      </w:r>
-      <w:r>
-        <w:rPr>
-          <w:rFonts w:ascii="Times New Roman" w:hAnsi="Times New Roman" w:cs="Times New Roman"/>
-          <w:i/>
-        </w:rPr>
-        <w:t xml:space="preserve">l</w:t>
-      </w:r>
-      <w:r>
-        <w:rPr>
-          <w:rFonts w:ascii="Times New Roman" w:hAnsi="Times New Roman" w:cs="Times New Roman"/>
-          <w:i/>
-        </w:rPr>
-        <w:t xml:space="preserve">a</w:t>
-      </w:r>
-      <w:r>
-        <w:rPr>
-          <w:rFonts w:ascii="Times New Roman" w:hAnsi="Times New Roman" w:cs="Times New Roman"/>
-          <w:i/>
-        </w:rPr>
-        <w:t xml:space="preserve">m</w:t>
-      </w:r>
-      <w:r>
-        <w:rPr>
-          <w:rFonts w:ascii="Times New Roman" w:hAnsi="Times New Roman" w:cs="Times New Roman"/>
-          <w:i/>
-        </w:rPr>
-        <w:t xml:space="preserve">b</w:t>
-      </w:r>
-      <w:r>
-        <w:rPr>
-          <w:rFonts w:ascii="Times New Roman" w:hAnsi="Times New Roman" w:cs="Times New Roman"/>
-          <w:i/>
-        </w:rPr>
-        <w:t xml:space="preserve">d</w:t>
-      </w:r>
-      <w:r>
-        <w:rPr>
-          <w:rFonts w:ascii="Times New Roman" w:hAnsi="Times New Roman" w:cs="Times New Roman"/>
-          <w:i/>
-        </w:rPr>
-        <w:t xml:space="preserve">a</w:t>
-      </w:r>
-      <w:r>
-        <w:rPr>
-          <w:rFonts w:ascii="Times New Roman" w:hAnsi="Times New Roman" w:cs="Times New Roman" w:eastAsia="ＭＳ 明朝"/>
-          <w:lang w:val="en-US" w:eastAsia="ja-JP"/>
-        </w:rPr>
-        <w:t xml:space="preserve"> を複数点で掃引し（weighted-sum sweep）、各探索が訪問した全非劣解を保存する </w:t>
+        <w:t xml:space="preserve">各探索が</w:t>
       </w:r>
       <w:r>
         <w:rPr>
@@ -4295,6 +3932,21 @@
           <w:b/>
           <w:lang w:val="en-US" w:eastAsia="ja-JP"/>
         </w:rPr>
+        <w:t xml:space="preserve">選択にかける前に</w:t>
+      </w:r>
+      <w:r>
+        <w:rPr>
+          <w:rFonts w:ascii="Times New Roman" w:hAnsi="Times New Roman" w:cs="Times New Roman" w:eastAsia="ＭＳ 明朝"/>
+          <w:lang w:val="en-US" w:eastAsia="ja-JP"/>
+        </w:rPr>
+        <w:t xml:space="preserve">生成した全解を対象に非劣解を保存する </w:t>
+      </w:r>
+      <w:r>
+        <w:rPr>
+          <w:rFonts w:ascii="Times New Roman" w:hAnsi="Times New Roman" w:cs="Times New Roman" w:eastAsia="ＭＳ 明朝"/>
+          <w:b/>
+          <w:lang w:val="en-US" w:eastAsia="ja-JP"/>
+        </w:rPr>
         <w:t xml:space="preserve">UEA</w:t>
       </w:r>
       <w:r>
@@ -4302,43 +3954,7 @@
           <w:rFonts w:ascii="Times New Roman" w:hAnsi="Times New Roman" w:cs="Times New Roman" w:eastAsia="ＭＳ 明朝"/>
           <w:lang w:val="en-US" w:eastAsia="ja-JP"/>
         </w:rPr>
-        <w:t xml:space="preserve"> [9] のもとで Pareto フロントの hypervolume（HV）[24] を測る。UEA は探索が生成した解をすべて記録する：ILS では摂動直後の解と局所探索後の解、集団では交叉・突然変異直後の子と局所探索後の個体を、選択にかける前に記録する。したがって高安定領域にフロントの点がないことは、その構造が同領域で </w:t>
-      </w:r>
-      <w:r>
-        <w:rPr>
-          <w:rFonts w:ascii="Times New Roman" w:hAnsi="Times New Roman" w:cs="Times New Roman"/>
-          <w:i/>
-        </w:rPr>
-        <w:t xml:space="preserve">S</w:t>
-      </w:r>
-      <w:r>
-        <w:rPr>
-          <w:rFonts w:ascii="Times New Roman" w:hAnsi="Times New Roman" w:cs="Times New Roman"/>
-          <w:vertAlign w:val="subscript"/>
-        </w:rPr>
-        <w:t xml:space="preserve">RSR</w:t>
-      </w:r>
-      <w:r>
-        <w:rPr>
-          <w:rFonts w:ascii="Times New Roman" w:hAnsi="Times New Roman" w:cs="Times New Roman" w:eastAsia="ＭＳ 明朝"/>
-          <w:lang w:val="en-US" w:eastAsia="ja-JP"/>
-        </w:rPr>
-        <w:t xml:space="preserve"> を改善する解を一つも生成しなかったことを意味し、生成した解を選択が捨てたことを意味しない。フロント全体をまとめて測る HV では、高安定領域が埋まっているかどうかの差は埋もれる。そこで本研究は、この領域に限った品質を別の指標として測る。加えて、いつ止めても良い解が得られる anytime 性能も実運用上重要である。この 3 つの問い——</w:t>
-      </w:r>
-      <w:r>
-        <w:rPr>
-          <w:rFonts w:ascii="Times New Roman" w:hAnsi="Times New Roman" w:cs="Times New Roman" w:eastAsia="ＭＳ 明朝"/>
-          <w:b/>
-          <w:lang w:val="en-US" w:eastAsia="ja-JP"/>
-        </w:rPr>
-        <w:t xml:space="preserve">トレードオフ全体の品質・高安定領域の品質・anytime 性能</w:t>
-      </w:r>
-      <w:r>
-        <w:rPr>
-          <w:rFonts w:ascii="Times New Roman" w:hAnsi="Times New Roman" w:cs="Times New Roman" w:eastAsia="ＭＳ 明朝"/>
-          <w:lang w:val="en-US" w:eastAsia="ja-JP"/>
-        </w:rPr>
-        <w:t xml:space="preserve">——に対応する 3 指標を用いる：</w:t>
+        <w:t xml:space="preserve"> [9] のもとで、Pareto フロントの hypervolume（HV）[24] を測る。記録点は両構造で揃え、解を動かす操作（ILS の摂動、多点探索の交叉・突然変異、両者の演算子）の直後と局所探索後の双方を記録する。フロント全体をまとめて測る HV では、高安定領域が埋まっているかどうかの差は埋もれる。そこで本研究は、この HV に加え、この領域に限った品質と、いつ止めても良い解が得られる anytime 性能を測る：</w:t>
       </w:r>
     </w:p>
     <w:p>
@@ -4421,44 +4037,10 @@
       <w:r>
         <w:rPr>
           <w:rFonts w:ascii="Times New Roman" w:hAnsi="Times New Roman" w:cs="Times New Roman"/>
+          <w:i/>
           <w:vertAlign w:val="subscript"/>
         </w:rPr>
-        <w:t xml:space="preserve">\</w:t>
-      </w:r>
-      <w:r>
-        <w:rPr>
-          <w:rFonts w:ascii="Times New Roman" w:hAnsi="Times New Roman" w:cs="Times New Roman"/>
-          <w:i/>
-        </w:rPr>
-        <w:t xml:space="preserve">t</w:t>
-      </w:r>
-      <w:r>
-        <w:rPr>
-          <w:rFonts w:ascii="Times New Roman" w:hAnsi="Times New Roman" w:cs="Times New Roman"/>
-          <w:i/>
-        </w:rPr>
-        <w:t xml:space="preserve">h</w:t>
-      </w:r>
-      <w:r>
-        <w:rPr>
-          <w:rFonts w:ascii="Times New Roman" w:hAnsi="Times New Roman" w:cs="Times New Roman"/>
-          <w:i/>
-        </w:rPr>
-        <w:t xml:space="preserve">e</w:t>
-      </w:r>
-      <w:r>
-        <w:rPr>
-          <w:rFonts w:ascii="Times New Roman" w:hAnsi="Times New Roman" w:cs="Times New Roman"/>
-          <w:i/>
-        </w:rPr>
-        <w:t xml:space="preserve">t</w:t>
-      </w:r>
-      <w:r>
-        <w:rPr>
-          <w:rFonts w:ascii="Times New Roman" w:hAnsi="Times New Roman" w:cs="Times New Roman"/>
-          <w:i/>
-        </w:rPr>
-        <w:t xml:space="preserve">a</w:t>
+        <w:t xml:space="preserve">θ</w:t>
       </w:r>
       <w:r>
         <w:rPr>
@@ -4477,44 +4059,10 @@
       <w:r>
         <w:rPr>
           <w:rFonts w:ascii="Times New Roman" w:hAnsi="Times New Roman" w:cs="Times New Roman"/>
+          <w:i/>
           <w:vertAlign w:val="subscript"/>
         </w:rPr>
-        <w:t xml:space="preserve">\</w:t>
-      </w:r>
-      <w:r>
-        <w:rPr>
-          <w:rFonts w:ascii="Times New Roman" w:hAnsi="Times New Roman" w:cs="Times New Roman"/>
-          <w:i/>
-        </w:rPr>
-        <w:t xml:space="preserve">t</w:t>
-      </w:r>
-      <w:r>
-        <w:rPr>
-          <w:rFonts w:ascii="Times New Roman" w:hAnsi="Times New Roman" w:cs="Times New Roman"/>
-          <w:i/>
-        </w:rPr>
-        <w:t xml:space="preserve">h</w:t>
-      </w:r>
-      <w:r>
-        <w:rPr>
-          <w:rFonts w:ascii="Times New Roman" w:hAnsi="Times New Roman" w:cs="Times New Roman"/>
-          <w:i/>
-        </w:rPr>
-        <w:t xml:space="preserve">e</w:t>
-      </w:r>
-      <w:r>
-        <w:rPr>
-          <w:rFonts w:ascii="Times New Roman" w:hAnsi="Times New Roman" w:cs="Times New Roman"/>
-          <w:i/>
-        </w:rPr>
-        <w:t xml:space="preserve">t</w:t>
-      </w:r>
-      <w:r>
-        <w:rPr>
-          <w:rFonts w:ascii="Times New Roman" w:hAnsi="Times New Roman" w:cs="Times New Roman"/>
-          <w:i/>
-        </w:rPr>
-        <w:t xml:space="preserve">a</w:t>
+        <w:t xml:space="preserve">θ</w:t>
       </w:r>
       <w:r>
         <w:rPr>
@@ -4540,43 +4088,9 @@
       <w:r>
         <w:rPr>
           <w:rFonts w:ascii="Times New Roman" w:hAnsi="Times New Roman" w:cs="Times New Roman"/>
-        </w:rPr>
-        <w:t xml:space="preserve">\</w:t>
-      </w:r>
-      <w:r>
-        <w:rPr>
-          <w:rFonts w:ascii="Times New Roman" w:hAnsi="Times New Roman" w:cs="Times New Roman"/>
-          <w:i/>
-        </w:rPr>
-        <w:t xml:space="preserve">t</w:t>
-      </w:r>
-      <w:r>
-        <w:rPr>
-          <w:rFonts w:ascii="Times New Roman" w:hAnsi="Times New Roman" w:cs="Times New Roman"/>
-          <w:i/>
-        </w:rPr>
-        <w:t xml:space="preserve">h</w:t>
-      </w:r>
-      <w:r>
-        <w:rPr>
-          <w:rFonts w:ascii="Times New Roman" w:hAnsi="Times New Roman" w:cs="Times New Roman"/>
-          <w:i/>
-        </w:rPr>
-        <w:t xml:space="preserve">e</w:t>
-      </w:r>
-      <w:r>
-        <w:rPr>
-          <w:rFonts w:ascii="Times New Roman" w:hAnsi="Times New Roman" w:cs="Times New Roman"/>
-          <w:i/>
-        </w:rPr>
-        <w:t xml:space="preserve">t</w:t>
-      </w:r>
-      <w:r>
-        <w:rPr>
-          <w:rFonts w:ascii="Times New Roman" w:hAnsi="Times New Roman" w:cs="Times New Roman"/>
-          <w:i/>
-        </w:rPr>
-        <w:t xml:space="preserve">a</w:t>
+          <w:i/>
+        </w:rPr>
+        <w:t xml:space="preserve">θ</w:t>
       </w:r>
       <w:r>
         <w:rPr>
@@ -4588,43 +4102,9 @@
       <w:r>
         <w:rPr>
           <w:rFonts w:ascii="Times New Roman" w:hAnsi="Times New Roman" w:cs="Times New Roman"/>
-        </w:rPr>
-        <w:t xml:space="preserve">\</w:t>
-      </w:r>
-      <w:r>
-        <w:rPr>
-          <w:rFonts w:ascii="Times New Roman" w:hAnsi="Times New Roman" w:cs="Times New Roman"/>
-          <w:i/>
-        </w:rPr>
-        <w:t xml:space="preserve">t</w:t>
-      </w:r>
-      <w:r>
-        <w:rPr>
-          <w:rFonts w:ascii="Times New Roman" w:hAnsi="Times New Roman" w:cs="Times New Roman"/>
-          <w:i/>
-        </w:rPr>
-        <w:t xml:space="preserve">h</w:t>
-      </w:r>
-      <w:r>
-        <w:rPr>
-          <w:rFonts w:ascii="Times New Roman" w:hAnsi="Times New Roman" w:cs="Times New Roman"/>
-          <w:i/>
-        </w:rPr>
-        <w:t xml:space="preserve">e</w:t>
-      </w:r>
-      <w:r>
-        <w:rPr>
-          <w:rFonts w:ascii="Times New Roman" w:hAnsi="Times New Roman" w:cs="Times New Roman"/>
-          <w:i/>
-        </w:rPr>
-        <w:t xml:space="preserve">t</w:t>
-      </w:r>
-      <w:r>
-        <w:rPr>
-          <w:rFonts w:ascii="Times New Roman" w:hAnsi="Times New Roman" w:cs="Times New Roman"/>
-          <w:i/>
-        </w:rPr>
-        <w:t xml:space="preserve">a</w:t>
+          <w:i/>
+        </w:rPr>
+        <w:t xml:space="preserve">θ</w:t>
       </w:r>
       <w:r>
         <w:rPr>
@@ -4848,7 +4328,22 @@
           <w:rFonts w:ascii="Times New Roman" w:hAnsi="Times New Roman" w:cs="Times New Roman" w:eastAsia="ＭＳ 明朝"/>
           <w:lang w:val="en-US" w:eastAsia="ja-JP"/>
         </w:rPr>
-        <w:t xml:space="preserve"> など）は全手法が探索せずに得る自明解なので、HV の算出から除く。AOC の anytime HV(</w:t>
+        <w:t xml:space="preserve"> など）は全手法が探索せずに得る自明解なので、HV の算出から除く。全域 HV と高安定 HV は、各試行で重み掃引の全点の解を合併してから算出する。AOC は逆に</w:t>
+      </w:r>
+      <w:r>
+        <w:rPr>
+          <w:rFonts w:ascii="Times New Roman" w:hAnsi="Times New Roman" w:cs="Times New Roman" w:eastAsia="ＭＳ 明朝"/>
+          <w:b/>
+          <w:lang w:val="en-US" w:eastAsia="ja-JP"/>
+        </w:rPr>
+        <w:t xml:space="preserve">重みごとの探索を単位</w:t>
+      </w:r>
+      <w:r>
+        <w:rPr>
+          <w:rFonts w:ascii="Times New Roman" w:hAnsi="Times New Roman" w:cs="Times New Roman" w:eastAsia="ＭＳ 明朝"/>
+          <w:lang w:val="en-US" w:eastAsia="ja-JP"/>
+        </w:rPr>
+        <w:t xml:space="preserve">として測る：各重み・各試行の HV(</w:t>
       </w:r>
       <w:r>
         <w:rPr>
@@ -4862,36 +4357,7 @@
           <w:rFonts w:ascii="Times New Roman" w:hAnsi="Times New Roman" w:cs="Times New Roman" w:eastAsia="ＭＳ 明朝"/>
           <w:lang w:val="en-US" w:eastAsia="ja-JP"/>
         </w:rPr>
-        <w:t xml:space="preserve">) は壁時計上で測り、積分窓は</w:t>
-      </w:r>
-      <w:r>
-        <w:rPr>
-          <w:rFonts w:ascii="Times New Roman" w:hAnsi="Times New Roman" w:cs="Times New Roman" w:eastAsia="ＭＳ 明朝"/>
-          <w:b/>
-          <w:lang w:val="en-US" w:eastAsia="ja-JP"/>
-        </w:rPr>
-        <w:t xml:space="preserve">全手法で共通</w:t>
-      </w:r>
-      <w:r>
-        <w:rPr>
-          <w:rFonts w:ascii="Times New Roman" w:hAnsi="Times New Roman" w:cs="Times New Roman" w:eastAsia="ＭＳ 明朝"/>
-          <w:lang w:val="en-US" w:eastAsia="ja-JP"/>
-        </w:rPr>
-        <w:t xml:space="preserve">にとり、対数幅で正規化する。AOC 値は各重みの anytime HV(</w:t>
-      </w:r>
-      <w:r>
-        <w:rPr>
-          <w:rFonts w:ascii="Times New Roman" w:hAnsi="Times New Roman" w:cs="Times New Roman"/>
-          <w:i/>
-        </w:rPr>
-        <w:t xml:space="preserve">t</w:t>
-      </w:r>
-      <w:r>
-        <w:rPr>
-          <w:rFonts w:ascii="Times New Roman" w:hAnsi="Times New Roman" w:cs="Times New Roman" w:eastAsia="ＭＳ 明朝"/>
-          <w:lang w:val="en-US" w:eastAsia="ja-JP"/>
-        </w:rPr>
-        <w:t xml:space="preserve">) を重み掃引の全点で平均する。この 3 指標は互いに独立ではない：高安定 HV は全域 HV と同じ点集合を </w:t>
+        <w:t xml:space="preserve">) を壁時計の対数時間で平均し（時間窓は各重みで全手法共通）、得た値を試行ごとに全重みで平均する。この 3 指標は互いに独立ではない：高安定 HV は全域 HV と同じ点集合を </w:t>
       </w:r>
       <w:r>
         <w:rPr>
@@ -4916,51 +4382,17 @@
       <w:r>
         <w:rPr>
           <w:rFonts w:ascii="Times New Roman" w:hAnsi="Times New Roman" w:cs="Times New Roman"/>
+          <w:i/>
           <w:vertAlign w:val="subscript"/>
         </w:rPr>
-        <w:t xml:space="preserve">\</w:t>
-      </w:r>
-      <w:r>
-        <w:rPr>
-          <w:rFonts w:ascii="Times New Roman" w:hAnsi="Times New Roman" w:cs="Times New Roman"/>
-          <w:i/>
-        </w:rPr>
-        <w:t xml:space="preserve">t</w:t>
-      </w:r>
-      <w:r>
-        <w:rPr>
-          <w:rFonts w:ascii="Times New Roman" w:hAnsi="Times New Roman" w:cs="Times New Roman"/>
-          <w:i/>
-        </w:rPr>
-        <w:t xml:space="preserve">h</w:t>
-      </w:r>
-      <w:r>
-        <w:rPr>
-          <w:rFonts w:ascii="Times New Roman" w:hAnsi="Times New Roman" w:cs="Times New Roman"/>
-          <w:i/>
-        </w:rPr>
-        <w:t xml:space="preserve">e</w:t>
-      </w:r>
-      <w:r>
-        <w:rPr>
-          <w:rFonts w:ascii="Times New Roman" w:hAnsi="Times New Roman" w:cs="Times New Roman"/>
-          <w:i/>
-        </w:rPr>
-        <w:t xml:space="preserve">t</w:t>
-      </w:r>
-      <w:r>
-        <w:rPr>
-          <w:rFonts w:ascii="Times New Roman" w:hAnsi="Times New Roman" w:cs="Times New Roman"/>
-          <w:i/>
-        </w:rPr>
-        <w:t xml:space="preserve">a</w:t>
-      </w:r>
-      <w:r>
-        <w:rPr>
-          <w:rFonts w:ascii="Times New Roman" w:hAnsi="Times New Roman" w:cs="Times New Roman" w:eastAsia="ＭＳ 明朝"/>
-          <w:lang w:val="en-US" w:eastAsia="ja-JP"/>
-        </w:rPr>
-        <w:t xml:space="preserve"> で切り出した部分であり、AOC はその全域 HV に至る曲線の対数時間平均で、曲線の終点が全域 HV に一致する。したがって以降で最良手法が指標によって替わるとすれば、それは無関係な量を三つ測ったからではなく、同じ探索過程の到達点・到達の早さ・到達先の位置が別の手法を指すことを意味する。</w:t>
+        <w:t xml:space="preserve">θ</w:t>
+      </w:r>
+      <w:r>
+        <w:rPr>
+          <w:rFonts w:ascii="Times New Roman" w:hAnsi="Times New Roman" w:cs="Times New Roman" w:eastAsia="ＭＳ 明朝"/>
+          <w:lang w:val="en-US" w:eastAsia="ja-JP"/>
+        </w:rPr>
+        <w:t xml:space="preserve"> で切り出した部分であり、AOC は全域 HV に至る曲線を重みごとに測った対数時間平均で、各曲線の終点はその重みの最終 HV に一致する。</w:t>
       </w:r>
     </w:p>
     <w:p>
@@ -4987,15 +4419,55 @@
       <w:r>
         <w:rPr>
           <w:rFonts w:ascii="Times New Roman" w:hAnsi="Times New Roman" w:cs="Times New Roman"/>
-        </w:rPr>
-        <w:t xml:space="preserve">\</w:t>
-      </w:r>
-      <w:r>
-        <w:rPr>
-          <w:rFonts w:ascii="Times New Roman" w:hAnsi="Times New Roman" w:cs="Times New Roman"/>
-          <w:i/>
-        </w:rPr>
-        <w:t xml:space="preserve">d</w:t>
+          <w:i/>
+        </w:rPr>
+        <w:t xml:space="preserve">δ</w:t>
+      </w:r>
+      <w:r>
+        <w:rPr>
+          <w:rFonts w:ascii="Times New Roman" w:hAnsi="Times New Roman" w:cs="Times New Roman" w:eastAsia="ＭＳ 明朝"/>
+          <w:lang w:val="en-US" w:eastAsia="ja-JP"/>
+        </w:rPr>
+        <w:t xml:space="preserve"> で評価し [32]、検定はすべて両側で行う。乱数シードは trial 番号で定め全手法に共通だが、構造の異なる手法間では乱数列が直ちに分岐するため、検定は対応を用いない U 検定とする（同一構造どうしの比較では、対応を捨てるぶん保守側の評価になる）。</w:t>
+      </w:r>
+      <w:r>
+        <w:rPr>
+          <w:rFonts w:ascii="Times New Roman" w:hAnsi="Times New Roman" w:cs="Times New Roman"/>
+        </w:rPr>
+        <w:t xml:space="preserve">|</w:t>
+      </w:r>
+      <w:r>
+        <w:rPr>
+          <w:rFonts w:ascii="Times New Roman" w:hAnsi="Times New Roman" w:cs="Times New Roman"/>
+          <w:i/>
+        </w:rPr>
+        <w:t xml:space="preserve">δ</w:t>
+      </w:r>
+      <w:r>
+        <w:rPr>
+          <w:rFonts w:ascii="Times New Roman" w:hAnsi="Times New Roman" w:cs="Times New Roman"/>
+        </w:rPr>
+        <w:t xml:space="preserve">|</w:t>
+      </w:r>
+      <w:r>
+        <w:rPr>
+          <w:rFonts w:ascii="Times New Roman" w:hAnsi="Times New Roman" w:cs="Times New Roman" w:eastAsia="ＭＳ 明朝"/>
+          <w:lang w:val="en-US" w:eastAsia="ja-JP"/>
+        </w:rPr>
+        <w:t xml:space="preserve">=1.0 は一方の全 trial が他方の全 trial を上回る完全分離を意味する。差の大きさは中央値の倍率・相対差と、最良手法からの相対偏差 ARPD%（</w:t>
+      </w:r>
+      <w:r>
+        <w:rPr>
+          <w:rFonts w:ascii="Times New Roman" w:hAnsi="Times New Roman" w:cs="Times New Roman"/>
+        </w:rPr>
+        <w:t xml:space="preserve">(</w:t>
+      </w:r>
+      <w:r>
+        <w:rPr>
+          <w:rFonts w:ascii="Times New Roman" w:hAnsi="Times New Roman" w:cs="Times New Roman"/>
+          <w:i/>
+        </w:rPr>
+        <w:t xml:space="preserve">b</w:t>
       </w:r>
       <w:r>
         <w:rPr>
@@ -5009,7 +4481,7 @@
           <w:rFonts w:ascii="Times New Roman" w:hAnsi="Times New Roman" w:cs="Times New Roman"/>
           <w:i/>
         </w:rPr>
-        <w:t xml:space="preserve">l</w:t>
+        <w:t xml:space="preserve">s</w:t>
       </w:r>
       <w:r>
         <w:rPr>
@@ -5021,35 +4493,34 @@
       <w:r>
         <w:rPr>
           <w:rFonts w:ascii="Times New Roman" w:hAnsi="Times New Roman" w:cs="Times New Roman"/>
-          <w:i/>
-        </w:rPr>
-        <w:t xml:space="preserve">a</w:t>
-      </w:r>
-      <w:r>
-        <w:rPr>
-          <w:rFonts w:ascii="Times New Roman" w:hAnsi="Times New Roman" w:cs="Times New Roman" w:eastAsia="ＭＳ 明朝"/>
-          <w:lang w:val="en-US" w:eastAsia="ja-JP"/>
-        </w:rPr>
-        <w:t xml:space="preserve"> で評価し [32]、検定はすべて両側で行う。乱数シードは trial 番号で定め全手法に共通だが、構造の異なる手法間では乱数列が直ちに分岐するため、検定は対応を用いない U 検定とする（同一構造どうしの比較では、対応を捨てるぶん保守側の評価になる）。</w:t>
-      </w:r>
-      <w:r>
-        <w:rPr>
-          <w:rFonts w:ascii="Times New Roman" w:hAnsi="Times New Roman" w:cs="Times New Roman"/>
-        </w:rPr>
-        <w:t xml:space="preserve">|</w:t>
-      </w:r>
-      <w:r>
-        <w:rPr>
-          <w:rFonts w:ascii="Times New Roman" w:hAnsi="Times New Roman" w:cs="Times New Roman"/>
-        </w:rPr>
-        <w:t xml:space="preserve">\</w:t>
-      </w:r>
-      <w:r>
-        <w:rPr>
-          <w:rFonts w:ascii="Times New Roman" w:hAnsi="Times New Roman" w:cs="Times New Roman"/>
-          <w:i/>
-        </w:rPr>
-        <w:t xml:space="preserve">d</w:t>
+        </w:rPr>
+        <w:t xml:space="preserve">-</w:t>
+      </w:r>
+      <w:r>
+        <w:rPr>
+          <w:rFonts w:ascii="Times New Roman" w:hAnsi="Times New Roman" w:cs="Times New Roman"/>
+          <w:i/>
+        </w:rPr>
+        <w:t xml:space="preserve">x</w:t>
+      </w:r>
+      <w:r>
+        <w:rPr>
+          <w:rFonts w:ascii="Times New Roman" w:hAnsi="Times New Roman" w:cs="Times New Roman"/>
+        </w:rPr>
+        <w:t xml:space="preserve">)</w:t>
+      </w:r>
+      <w:r>
+        <w:rPr>
+          <w:rFonts w:ascii="Times New Roman" w:hAnsi="Times New Roman" w:cs="Times New Roman"/>
+        </w:rPr>
+        <w:t xml:space="preserve">/</w:t>
+      </w:r>
+      <w:r>
+        <w:rPr>
+          <w:rFonts w:ascii="Times New Roman" w:hAnsi="Times New Roman" w:cs="Times New Roman"/>
+          <w:i/>
+        </w:rPr>
+        <w:t xml:space="preserve">b</w:t>
       </w:r>
       <w:r>
         <w:rPr>
@@ -5063,7 +4534,7 @@
           <w:rFonts w:ascii="Times New Roman" w:hAnsi="Times New Roman" w:cs="Times New Roman"/>
           <w:i/>
         </w:rPr>
-        <w:t xml:space="preserve">l</w:t>
+        <w:t xml:space="preserve">s</w:t>
       </w:r>
       <w:r>
         <w:rPr>
@@ -5075,242 +4546,8 @@
       <w:r>
         <w:rPr>
           <w:rFonts w:ascii="Times New Roman" w:hAnsi="Times New Roman" w:cs="Times New Roman"/>
-          <w:i/>
-        </w:rPr>
-        <w:t xml:space="preserve">a</w:t>
-      </w:r>
-      <w:r>
-        <w:rPr>
-          <w:rFonts w:ascii="Times New Roman" w:hAnsi="Times New Roman" w:cs="Times New Roman"/>
-        </w:rPr>
-        <w:t xml:space="preserve">|</w:t>
-      </w:r>
-      <w:r>
-        <w:rPr>
-          <w:rFonts w:ascii="Times New Roman" w:hAnsi="Times New Roman" w:cs="Times New Roman" w:eastAsia="ＭＳ 明朝"/>
-          <w:lang w:val="en-US" w:eastAsia="ja-JP"/>
-        </w:rPr>
-        <w:t xml:space="preserve">=1.0 は一方の全 trial が他方の全 trial を上回る完全分離を意味する。差の大きさは中央値の倍率・相対差と、最良手法からの相対偏差 ARPD%（</w:t>
-      </w:r>
-      <w:r>
-        <w:rPr>
-          <w:rFonts w:ascii="Times New Roman" w:hAnsi="Times New Roman" w:cs="Times New Roman"/>
-        </w:rPr>
-        <w:t xml:space="preserve">(</w:t>
-      </w:r>
-      <w:r>
-        <w:rPr>
-          <w:rFonts w:ascii="Times New Roman" w:hAnsi="Times New Roman" w:cs="Times New Roman"/>
-        </w:rPr>
-        <w:t xml:space="preserve">\</w:t>
-      </w:r>
-      <w:r>
-        <w:rPr>
-          <w:rFonts w:ascii="Times New Roman" w:hAnsi="Times New Roman" w:cs="Times New Roman"/>
-          <w:i/>
-        </w:rPr>
-        <w:t xml:space="preserve">t</w:t>
-      </w:r>
-      <w:r>
-        <w:rPr>
-          <w:rFonts w:ascii="Times New Roman" w:hAnsi="Times New Roman" w:cs="Times New Roman"/>
-          <w:i/>
-        </w:rPr>
-        <w:t xml:space="preserve">e</w:t>
-      </w:r>
-      <w:r>
-        <w:rPr>
-          <w:rFonts w:ascii="Times New Roman" w:hAnsi="Times New Roman" w:cs="Times New Roman"/>
-          <w:i/>
-        </w:rPr>
-        <w:t xml:space="preserve">x</w:t>
-      </w:r>
-      <w:r>
-        <w:rPr>
-          <w:rFonts w:ascii="Times New Roman" w:hAnsi="Times New Roman" w:cs="Times New Roman"/>
-          <w:i/>
-        </w:rPr>
-        <w:t xml:space="preserve">t</w:t>
-      </w:r>
-      <w:r>
-        <w:rPr>
-          <w:rFonts w:ascii="Times New Roman" w:hAnsi="Times New Roman" w:cs="Times New Roman"/>
-        </w:rPr>
-        <w:t xml:space="preserve">{</w:t>
-      </w:r>
-      <w:r>
-        <w:rPr>
-          <w:rFonts w:ascii="Times New Roman" w:hAnsi="Times New Roman" w:cs="Times New Roman"/>
-          <w:i/>
-        </w:rPr>
-        <w:t xml:space="preserve">b</w:t>
-      </w:r>
-      <w:r>
-        <w:rPr>
-          <w:rFonts w:ascii="Times New Roman" w:hAnsi="Times New Roman" w:cs="Times New Roman"/>
-          <w:i/>
-        </w:rPr>
-        <w:t xml:space="preserve">e</w:t>
-      </w:r>
-      <w:r>
-        <w:rPr>
-          <w:rFonts w:ascii="Times New Roman" w:hAnsi="Times New Roman" w:cs="Times New Roman"/>
-          <w:i/>
-        </w:rPr>
-        <w:t xml:space="preserve">s</w:t>
-      </w:r>
-      <w:r>
-        <w:rPr>
-          <w:rFonts w:ascii="Times New Roman" w:hAnsi="Times New Roman" w:cs="Times New Roman"/>
-          <w:i/>
-        </w:rPr>
-        <w:t xml:space="preserve">t</w:t>
-      </w:r>
-      <w:r>
-        <w:rPr>
-          <w:rFonts w:ascii="Times New Roman" w:hAnsi="Times New Roman" w:cs="Times New Roman"/>
-        </w:rPr>
-        <w:t xml:space="preserve">}</w:t>
-      </w:r>
-      <w:r>
-        <w:rPr>
-          <w:rFonts w:ascii="Times New Roman" w:hAnsi="Times New Roman" w:cs="Times New Roman"/>
-        </w:rPr>
-        <w:t xml:space="preserve">-</w:t>
-      </w:r>
-      <w:r>
-        <w:rPr>
-          <w:rFonts w:ascii="Times New Roman" w:hAnsi="Times New Roman" w:cs="Times New Roman"/>
-          <w:i/>
-        </w:rPr>
-        <w:t xml:space="preserve">x</w:t>
-      </w:r>
-      <w:r>
-        <w:rPr>
-          <w:rFonts w:ascii="Times New Roman" w:hAnsi="Times New Roman" w:cs="Times New Roman"/>
-        </w:rPr>
-        <w:t xml:space="preserve">)</w:t>
-      </w:r>
-      <w:r>
-        <w:rPr>
-          <w:rFonts w:ascii="Times New Roman" w:hAnsi="Times New Roman" w:cs="Times New Roman"/>
-        </w:rPr>
-        <w:t xml:space="preserve">/</w:t>
-      </w:r>
-      <w:r>
-        <w:rPr>
-          <w:rFonts w:ascii="Times New Roman" w:hAnsi="Times New Roman" w:cs="Times New Roman"/>
-        </w:rPr>
-        <w:t xml:space="preserve">\</w:t>
-      </w:r>
-      <w:r>
-        <w:rPr>
-          <w:rFonts w:ascii="Times New Roman" w:hAnsi="Times New Roman" w:cs="Times New Roman"/>
-          <w:i/>
-        </w:rPr>
-        <w:t xml:space="preserve">t</w:t>
-      </w:r>
-      <w:r>
-        <w:rPr>
-          <w:rFonts w:ascii="Times New Roman" w:hAnsi="Times New Roman" w:cs="Times New Roman"/>
-          <w:i/>
-        </w:rPr>
-        <w:t xml:space="preserve">e</w:t>
-      </w:r>
-      <w:r>
-        <w:rPr>
-          <w:rFonts w:ascii="Times New Roman" w:hAnsi="Times New Roman" w:cs="Times New Roman"/>
-          <w:i/>
-        </w:rPr>
-        <w:t xml:space="preserve">x</w:t>
-      </w:r>
-      <w:r>
-        <w:rPr>
-          <w:rFonts w:ascii="Times New Roman" w:hAnsi="Times New Roman" w:cs="Times New Roman"/>
-          <w:i/>
-        </w:rPr>
-        <w:t xml:space="preserve">t</w:t>
-      </w:r>
-      <w:r>
-        <w:rPr>
-          <w:rFonts w:ascii="Times New Roman" w:hAnsi="Times New Roman" w:cs="Times New Roman"/>
-        </w:rPr>
-        <w:t xml:space="preserve">{</w:t>
-      </w:r>
-      <w:r>
-        <w:rPr>
-          <w:rFonts w:ascii="Times New Roman" w:hAnsi="Times New Roman" w:cs="Times New Roman"/>
-          <w:i/>
-        </w:rPr>
-        <w:t xml:space="preserve">b</w:t>
-      </w:r>
-      <w:r>
-        <w:rPr>
-          <w:rFonts w:ascii="Times New Roman" w:hAnsi="Times New Roman" w:cs="Times New Roman"/>
-          <w:i/>
-        </w:rPr>
-        <w:t xml:space="preserve">e</w:t>
-      </w:r>
-      <w:r>
-        <w:rPr>
-          <w:rFonts w:ascii="Times New Roman" w:hAnsi="Times New Roman" w:cs="Times New Roman"/>
-          <w:i/>
-        </w:rPr>
-        <w:t xml:space="preserve">s</w:t>
-      </w:r>
-      <w:r>
-        <w:rPr>
-          <w:rFonts w:ascii="Times New Roman" w:hAnsi="Times New Roman" w:cs="Times New Roman"/>
-          <w:i/>
-        </w:rPr>
-        <w:t xml:space="preserve">t</w:t>
-      </w:r>
-      <w:r>
-        <w:rPr>
-          <w:rFonts w:ascii="Times New Roman" w:hAnsi="Times New Roman" w:cs="Times New Roman"/>
-        </w:rPr>
-        <w:t xml:space="preserve">}</w:t>
-      </w:r>
-      <w:r>
-        <w:rPr>
-          <w:rFonts w:ascii="Times New Roman" w:hAnsi="Times New Roman" w:cs="Times New Roman"/>
-        </w:rPr>
-        <w:t xml:space="preserve">\</w:t>
-      </w:r>
-      <w:r>
-        <w:rPr>
-          <w:rFonts w:ascii="Times New Roman" w:hAnsi="Times New Roman" w:cs="Times New Roman"/>
-          <w:i/>
-        </w:rPr>
-        <w:t xml:space="preserve">t</w:t>
-      </w:r>
-      <w:r>
-        <w:rPr>
-          <w:rFonts w:ascii="Times New Roman" w:hAnsi="Times New Roman" w:cs="Times New Roman"/>
-          <w:i/>
-        </w:rPr>
-        <w:t xml:space="preserve">i</w:t>
-      </w:r>
-      <w:r>
-        <w:rPr>
-          <w:rFonts w:ascii="Times New Roman" w:hAnsi="Times New Roman" w:cs="Times New Roman"/>
-          <w:i/>
-        </w:rPr>
-        <w:t xml:space="preserve">m</w:t>
-      </w:r>
-      <w:r>
-        <w:rPr>
-          <w:rFonts w:ascii="Times New Roman" w:hAnsi="Times New Roman" w:cs="Times New Roman"/>
-          <w:i/>
-        </w:rPr>
-        <w:t xml:space="preserve">e</w:t>
-      </w:r>
-      <w:r>
-        <w:rPr>
-          <w:rFonts w:ascii="Times New Roman" w:hAnsi="Times New Roman" w:cs="Times New Roman"/>
-          <w:i/>
-        </w:rPr>
-        <w:t xml:space="preserve">s</w:t>
+        </w:rPr>
+        <w:t xml:space="preserve">×</w:t>
       </w:r>
       <w:r>
         <w:rPr>
@@ -5386,7 +4623,7 @@
           <w:rFonts w:ascii="Times New Roman" w:hAnsi="Times New Roman" w:cs="Times New Roman" w:eastAsia="ＭＳ 明朝"/>
           <w:lang w:val="en-US" w:eastAsia="ja-JP"/>
         </w:rPr>
-        <w:t xml:space="preserve"> H1 は、局所探索を揃えた ILS-baseline と Memetic-baseline の高安定 HV の比較で検定し、全 8 シナリオで ILS が有意に上回れば支持されたとみなす。H2 は、Memetic-baseline に対する Memetic＋演算子の高安定 HV の伸びを同じ形で検定し、押し上げの到達点は ILS-baseline との比較（差が有意でないシナリオを同水準とみなす）で確かめる。軌道側の対応する比較（ILS-baseline 対 ILS＋演算子）については効果の向きを事前に予測せず、集団側との効き方の違いとして §4.2 で対比する。多重比較は、各仮説について 8 シナリオを 1 族として Holm 補正で扱う（演算子効果は探索構造ごとに族を分ける）。全域 HV と AOC にはいずれの仮説も方向の予測を置かず、手法間の比較として報告する。</w:t>
+        <w:t xml:space="preserve"> H1 は、局所探索を揃えた ILS-baseline と Memetic-baseline の高安定 HV の比較で検定し、全 8 シナリオで ILS が有意に上回れば支持されたとみなす。H2 は、Memetic-baseline に対する Memetic＋演算子の高安定 HV の伸びを同じ形で検定し、押し上げの到達点は ILS-baseline との比較（差が有意でないシナリオを同水準とみなす）で確かめる。単点探索側の対応する比較（ILS-baseline 対 ILS＋演算子）については効果の向きを事前に予測せず、多点探索側との効き方の違いとして §4.2 で対比する。多重比較は、各仮説について 8 シナリオを 1 族として Holm 補正で扱う（演算子効果は探索構造ごとに族を分ける）。全域 HV と AOC にはいずれの仮説も方向の予測を置かず、手法間の比較として報告する。</w:t>
       </w:r>
     </w:p>
     <w:p>
@@ -5435,43 +4672,9 @@
       <w:r>
         <w:rPr>
           <w:rFonts w:ascii="Times New Roman" w:hAnsi="Times New Roman" w:cs="Times New Roman"/>
-        </w:rPr>
-        <w:t xml:space="preserve">\</w:t>
-      </w:r>
-      <w:r>
-        <w:rPr>
-          <w:rFonts w:ascii="Times New Roman" w:hAnsi="Times New Roman" w:cs="Times New Roman"/>
-          <w:i/>
-        </w:rPr>
-        <w:t xml:space="preserve">D</w:t>
-      </w:r>
-      <w:r>
-        <w:rPr>
-          <w:rFonts w:ascii="Times New Roman" w:hAnsi="Times New Roman" w:cs="Times New Roman"/>
-          <w:i/>
-        </w:rPr>
-        <w:t xml:space="preserve">e</w:t>
-      </w:r>
-      <w:r>
-        <w:rPr>
-          <w:rFonts w:ascii="Times New Roman" w:hAnsi="Times New Roman" w:cs="Times New Roman"/>
-          <w:i/>
-        </w:rPr>
-        <w:t xml:space="preserve">l</w:t>
-      </w:r>
-      <w:r>
-        <w:rPr>
-          <w:rFonts w:ascii="Times New Roman" w:hAnsi="Times New Roman" w:cs="Times New Roman"/>
-          <w:i/>
-        </w:rPr>
-        <w:t xml:space="preserve">t</w:t>
-      </w:r>
-      <w:r>
-        <w:rPr>
-          <w:rFonts w:ascii="Times New Roman" w:hAnsi="Times New Roman" w:cs="Times New Roman"/>
-          <w:i/>
-        </w:rPr>
-        <w:t xml:space="preserve">a</w:t>
+          <w:i/>
+        </w:rPr>
+        <w:t xml:space="preserve">Δ</w:t>
       </w:r>
       <w:r>
         <w:rPr>
@@ -5498,22 +4701,35 @@
       <w:r>
         <w:rPr>
           <w:rFonts w:ascii="Times New Roman" w:hAnsi="Times New Roman" w:cs="Times New Roman"/>
-        </w:rPr>
-        <w:t xml:space="preserve">\</w:t>
-      </w:r>
-      <w:r>
-        <w:rPr>
-          <w:rFonts w:ascii="Times New Roman" w:hAnsi="Times New Roman" w:cs="Times New Roman"/>
-          <w:i/>
-        </w:rPr>
-        <w:t xml:space="preserve">r</w:t>
-      </w:r>
-      <w:r>
-        <w:rPr>
-          <w:rFonts w:ascii="Times New Roman" w:hAnsi="Times New Roman" w:cs="Times New Roman"/>
-          <w:i/>
-        </w:rPr>
-        <w:t xml:space="preserve">h</w:t>
+          <w:i/>
+        </w:rPr>
+        <w:t xml:space="preserve">ρ</w:t>
+      </w:r>
+      <w:r>
+        <w:rPr>
+          <w:rFonts w:ascii="Times New Roman" w:hAnsi="Times New Roman" w:cs="Times New Roman"/>
+        </w:rPr>
+        <w:t xml:space="preserve">=</w:t>
+      </w:r>
+      <w:r>
+        <w:rPr>
+          <w:rFonts w:ascii="Times New Roman" w:hAnsi="Times New Roman" w:cs="Times New Roman"/>
+          <w:i/>
+        </w:rPr>
+        <w:t xml:space="preserve">n</w:t>
+      </w:r>
+      <w:r>
+        <w:rPr>
+          <w:rFonts w:ascii="Times New Roman" w:hAnsi="Times New Roman" w:cs="Times New Roman"/>
+          <w:vertAlign w:val="subscript"/>
+        </w:rPr>
+        <w:t xml:space="preserve">res</w:t>
+      </w:r>
+      <w:r>
+        <w:rPr>
+          <w:rFonts w:ascii="Times New Roman" w:hAnsi="Times New Roman" w:cs="Times New Roman"/>
+        </w:rPr>
+        <w:t xml:space="preserve">/</w:t>
       </w:r>
       <w:r>
         <w:rPr>
@@ -5525,79 +4741,6 @@
       <w:r>
         <w:rPr>
           <w:rFonts w:ascii="Times New Roman" w:hAnsi="Times New Roman" w:cs="Times New Roman"/>
-        </w:rPr>
-        <w:t xml:space="preserve">=</w:t>
-      </w:r>
-      <w:r>
-        <w:rPr>
-          <w:rFonts w:ascii="Times New Roman" w:hAnsi="Times New Roman" w:cs="Times New Roman"/>
-          <w:i/>
-        </w:rPr>
-        <w:t xml:space="preserve">n</w:t>
-      </w:r>
-      <w:r>
-        <w:rPr>
-          <w:rFonts w:ascii="Times New Roman" w:hAnsi="Times New Roman" w:cs="Times New Roman"/>
-          <w:vertAlign w:val="subscript"/>
-        </w:rPr>
-        <w:t xml:space="preserve">res</w:t>
-      </w:r>
-      <w:r>
-        <w:rPr>
-          <w:rFonts w:ascii="Times New Roman" w:hAnsi="Times New Roman" w:cs="Times New Roman"/>
-        </w:rPr>
-        <w:t xml:space="preserve">/</w:t>
-      </w:r>
-      <w:r>
-        <w:rPr>
-          <w:rFonts w:ascii="Times New Roman" w:hAnsi="Times New Roman" w:cs="Times New Roman"/>
-        </w:rPr>
-        <w:t xml:space="preserve">\</w:t>
-      </w:r>
-      <w:r>
-        <w:rPr>
-          <w:rFonts w:ascii="Times New Roman" w:hAnsi="Times New Roman" w:cs="Times New Roman"/>
-          <w:i/>
-        </w:rPr>
-        <w:t xml:space="preserve">t</w:t>
-      </w:r>
-      <w:r>
-        <w:rPr>
-          <w:rFonts w:ascii="Times New Roman" w:hAnsi="Times New Roman" w:cs="Times New Roman"/>
-          <w:i/>
-        </w:rPr>
-        <w:t xml:space="preserve">e</w:t>
-      </w:r>
-      <w:r>
-        <w:rPr>
-          <w:rFonts w:ascii="Times New Roman" w:hAnsi="Times New Roman" w:cs="Times New Roman"/>
-          <w:i/>
-        </w:rPr>
-        <w:t xml:space="preserve">x</w:t>
-      </w:r>
-      <w:r>
-        <w:rPr>
-          <w:rFonts w:ascii="Times New Roman" w:hAnsi="Times New Roman" w:cs="Times New Roman"/>
-          <w:i/>
-        </w:rPr>
-        <w:t xml:space="preserve">t</w:t>
-      </w:r>
-      <w:r>
-        <w:rPr>
-          <w:rFonts w:ascii="Times New Roman" w:hAnsi="Times New Roman" w:cs="Times New Roman"/>
-        </w:rPr>
-        <w:t xml:space="preserve">{</w:t>
-      </w:r>
-      <w:r>
-        <w:rPr>
-          <w:rFonts w:ascii="Times New Roman" w:hAnsi="Times New Roman" w:cs="Times New Roman"/>
-          <w:i/>
-        </w:rPr>
-        <w:t xml:space="preserve">o</w:t>
-      </w:r>
-      <w:r>
-        <w:rPr>
-          <w:rFonts w:ascii="Times New Roman" w:hAnsi="Times New Roman" w:cs="Times New Roman"/>
           <w:i/>
         </w:rPr>
         <w:t xml:space="preserve">p</w:t>
@@ -5611,12 +4754,6 @@
       </w:r>
       <w:r>
         <w:rPr>
-          <w:rFonts w:ascii="Times New Roman" w:hAnsi="Times New Roman" w:cs="Times New Roman"/>
-        </w:rPr>
-        <w:t xml:space="preserve">}</w:t>
-      </w:r>
-      <w:r>
-        <w:rPr>
           <w:rFonts w:ascii="Times New Roman" w:hAnsi="Times New Roman" w:cs="Times New Roman" w:eastAsia="ＭＳ 明朝"/>
           <w:lang w:val="en-US" w:eastAsia="ja-JP"/>
         </w:rPr>
@@ -5625,76 +4762,9 @@
       <w:r>
         <w:rPr>
           <w:rFonts w:ascii="Times New Roman" w:hAnsi="Times New Roman" w:cs="Times New Roman"/>
-        </w:rPr>
-        <w:t xml:space="preserve">\</w:t>
-      </w:r>
-      <w:r>
-        <w:rPr>
-          <w:rFonts w:ascii="Times New Roman" w:hAnsi="Times New Roman" w:cs="Times New Roman"/>
-          <w:i/>
-        </w:rPr>
-        <w:t xml:space="preserve">m</w:t>
-      </w:r>
-      <w:r>
-        <w:rPr>
-          <w:rFonts w:ascii="Times New Roman" w:hAnsi="Times New Roman" w:cs="Times New Roman"/>
-          <w:i/>
-        </w:rPr>
-        <w:t xml:space="preserve">a</w:t>
-      </w:r>
-      <w:r>
-        <w:rPr>
-          <w:rFonts w:ascii="Times New Roman" w:hAnsi="Times New Roman" w:cs="Times New Roman"/>
-          <w:i/>
-        </w:rPr>
-        <w:t xml:space="preserve">t</w:t>
-      </w:r>
-      <w:r>
-        <w:rPr>
-          <w:rFonts w:ascii="Times New Roman" w:hAnsi="Times New Roman" w:cs="Times New Roman"/>
-          <w:i/>
-        </w:rPr>
-        <w:t xml:space="preserve">h</w:t>
-      </w:r>
-      <w:r>
-        <w:rPr>
-          <w:rFonts w:ascii="Times New Roman" w:hAnsi="Times New Roman" w:cs="Times New Roman"/>
-          <w:i/>
-        </w:rPr>
-        <w:t xml:space="preserve">c</w:t>
-      </w:r>
-      <w:r>
-        <w:rPr>
-          <w:rFonts w:ascii="Times New Roman" w:hAnsi="Times New Roman" w:cs="Times New Roman"/>
-          <w:i/>
-        </w:rPr>
-        <w:t xml:space="preserve">a</w:t>
-      </w:r>
-      <w:r>
-        <w:rPr>
-          <w:rFonts w:ascii="Times New Roman" w:hAnsi="Times New Roman" w:cs="Times New Roman"/>
-          <w:i/>
-        </w:rPr>
-        <w:t xml:space="preserve">l</w:t>
-      </w:r>
-      <w:r>
-        <w:rPr>
-          <w:rFonts w:ascii="Times New Roman" w:hAnsi="Times New Roman" w:cs="Times New Roman"/>
-        </w:rPr>
-        <w:t xml:space="preserve">{</w:t>
-      </w:r>
-      <w:r>
-        <w:rPr>
-          <w:rFonts w:ascii="Times New Roman" w:hAnsi="Times New Roman" w:cs="Times New Roman"/>
           <w:i/>
         </w:rPr>
         <w:t xml:space="preserve">O</w:t>
-      </w:r>
-      <w:r>
-        <w:rPr>
-          <w:rFonts w:ascii="Times New Roman" w:hAnsi="Times New Roman" w:cs="Times New Roman"/>
-        </w:rPr>
-        <w:t xml:space="preserve">}</w:t>
       </w:r>
       <w:r>
         <w:rPr>
@@ -5869,10 +4939,20 @@
             <w:r>
               <w:rPr>
                 <w:rFonts w:ascii="Times New Roman" w:hAnsi="Times New Roman" w:cs="Times New Roman"/>
+                <w:i/>
                 <w:sz w:val="16"/>
                 <w:szCs w:val="16"/>
               </w:rPr>
-              <w:t xml:space="preserve">\</w:t>
+              <w:t xml:space="preserve">λ</w:t>
+            </w:r>
+            <w:r>
+              <w:rPr>
+                <w:rFonts w:ascii="Times New Roman" w:hAnsi="Times New Roman" w:cs="Times New Roman" w:eastAsia="ＭＳ 明朝"/>
+                <w:lang w:val="en-US" w:eastAsia="ja-JP"/>
+                <w:sz w:val="16"/>
+                <w:szCs w:val="16"/>
+              </w:rPr>
+              <w:t xml:space="preserve"> = 0, 0.1, …, 0.9 の 10 点（</w:t>
             </w:r>
             <w:r>
               <w:rPr>
@@ -5881,123 +4961,7 @@
                 <w:sz w:val="16"/>
                 <w:szCs w:val="16"/>
               </w:rPr>
-              <w:t xml:space="preserve">l</w:t>
-            </w:r>
-            <w:r>
-              <w:rPr>
-                <w:rFonts w:ascii="Times New Roman" w:hAnsi="Times New Roman" w:cs="Times New Roman"/>
-                <w:i/>
-                <w:sz w:val="16"/>
-                <w:szCs w:val="16"/>
-              </w:rPr>
-              <w:t xml:space="preserve">a</w:t>
-            </w:r>
-            <w:r>
-              <w:rPr>
-                <w:rFonts w:ascii="Times New Roman" w:hAnsi="Times New Roman" w:cs="Times New Roman"/>
-                <w:i/>
-                <w:sz w:val="16"/>
-                <w:szCs w:val="16"/>
-              </w:rPr>
-              <w:t xml:space="preserve">m</w:t>
-            </w:r>
-            <w:r>
-              <w:rPr>
-                <w:rFonts w:ascii="Times New Roman" w:hAnsi="Times New Roman" w:cs="Times New Roman"/>
-                <w:i/>
-                <w:sz w:val="16"/>
-                <w:szCs w:val="16"/>
-              </w:rPr>
-              <w:t xml:space="preserve">b</w:t>
-            </w:r>
-            <w:r>
-              <w:rPr>
-                <w:rFonts w:ascii="Times New Roman" w:hAnsi="Times New Roman" w:cs="Times New Roman"/>
-                <w:i/>
-                <w:sz w:val="16"/>
-                <w:szCs w:val="16"/>
-              </w:rPr>
-              <w:t xml:space="preserve">d</w:t>
-            </w:r>
-            <w:r>
-              <w:rPr>
-                <w:rFonts w:ascii="Times New Roman" w:hAnsi="Times New Roman" w:cs="Times New Roman"/>
-                <w:i/>
-                <w:sz w:val="16"/>
-                <w:szCs w:val="16"/>
-              </w:rPr>
-              <w:t xml:space="preserve">a</w:t>
-            </w:r>
-            <w:r>
-              <w:rPr>
-                <w:rFonts w:ascii="Times New Roman" w:hAnsi="Times New Roman" w:cs="Times New Roman" w:eastAsia="ＭＳ 明朝"/>
-                <w:lang w:val="en-US" w:eastAsia="ja-JP"/>
-                <w:sz w:val="16"/>
-                <w:szCs w:val="16"/>
-              </w:rPr>
-              <w:t xml:space="preserve"> = 0, 0.1, …, 0.9 の 10 点（</w:t>
-            </w:r>
-            <w:r>
-              <w:rPr>
-                <w:rFonts w:ascii="Times New Roman" w:hAnsi="Times New Roman" w:cs="Times New Roman"/>
-                <w:sz w:val="16"/>
-                <w:szCs w:val="16"/>
-              </w:rPr>
-              <w:t xml:space="preserve">\</w:t>
-            </w:r>
-            <w:r>
-              <w:rPr>
-                <w:rFonts w:ascii="Times New Roman" w:hAnsi="Times New Roman" w:cs="Times New Roman"/>
-                <w:i/>
-                <w:sz w:val="16"/>
-                <w:szCs w:val="16"/>
-              </w:rPr>
-              <w:t xml:space="preserve">l</w:t>
-            </w:r>
-            <w:r>
-              <w:rPr>
-                <w:rFonts w:ascii="Times New Roman" w:hAnsi="Times New Roman" w:cs="Times New Roman"/>
-                <w:i/>
-                <w:sz w:val="16"/>
-                <w:szCs w:val="16"/>
-              </w:rPr>
-              <w:t xml:space="preserve">a</w:t>
-            </w:r>
-            <w:r>
-              <w:rPr>
-                <w:rFonts w:ascii="Times New Roman" w:hAnsi="Times New Roman" w:cs="Times New Roman"/>
-                <w:i/>
-                <w:sz w:val="16"/>
-                <w:szCs w:val="16"/>
-              </w:rPr>
-              <w:t xml:space="preserve">m</w:t>
-            </w:r>
-            <w:r>
-              <w:rPr>
-                <w:rFonts w:ascii="Times New Roman" w:hAnsi="Times New Roman" w:cs="Times New Roman"/>
-                <w:i/>
-                <w:sz w:val="16"/>
-                <w:szCs w:val="16"/>
-              </w:rPr>
-              <w:t xml:space="preserve">b</w:t>
-            </w:r>
-            <w:r>
-              <w:rPr>
-                <w:rFonts w:ascii="Times New Roman" w:hAnsi="Times New Roman" w:cs="Times New Roman"/>
-                <w:i/>
-                <w:sz w:val="16"/>
-                <w:szCs w:val="16"/>
-              </w:rPr>
-              <w:t xml:space="preserve">d</w:t>
-            </w:r>
-            <w:r>
-              <w:rPr>
-                <w:rFonts w:ascii="Times New Roman" w:hAnsi="Times New Roman" w:cs="Times New Roman"/>
-                <w:i/>
-                <w:sz w:val="16"/>
-                <w:szCs w:val="16"/>
-              </w:rPr>
-              <w:t xml:space="preserve">a</w:t>
+              <w:t xml:space="preserve">λ</w:t>
             </w:r>
             <w:r>
               <w:rPr>
@@ -6131,55 +5095,11 @@
             <w:r>
               <w:rPr>
                 <w:rFonts w:ascii="Times New Roman" w:hAnsi="Times New Roman" w:cs="Times New Roman"/>
-                <w:sz w:val="16"/>
-                <w:szCs w:val="16"/>
-              </w:rPr>
-              <w:t xml:space="preserve">\</w:t>
-            </w:r>
-            <w:r>
-              <w:rPr>
-                <w:rFonts w:ascii="Times New Roman" w:hAnsi="Times New Roman" w:cs="Times New Roman"/>
                 <w:i/>
                 <w:sz w:val="16"/>
                 <w:szCs w:val="16"/>
               </w:rPr>
-              <w:t xml:space="preserve">t</w:t>
-            </w:r>
-            <w:r>
-              <w:rPr>
-                <w:rFonts w:ascii="Times New Roman" w:hAnsi="Times New Roman" w:cs="Times New Roman"/>
-                <w:i/>
-                <w:sz w:val="16"/>
-                <w:szCs w:val="16"/>
-              </w:rPr>
-              <w:t xml:space="preserve">h</w:t>
-            </w:r>
-            <w:r>
-              <w:rPr>
-                <w:rFonts w:ascii="Times New Roman" w:hAnsi="Times New Roman" w:cs="Times New Roman"/>
-                <w:i/>
-                <w:sz w:val="16"/>
-                <w:szCs w:val="16"/>
-              </w:rPr>
-              <w:t xml:space="preserve">e</w:t>
-            </w:r>
-            <w:r>
-              <w:rPr>
-                <w:rFonts w:ascii="Times New Roman" w:hAnsi="Times New Roman" w:cs="Times New Roman"/>
-                <w:i/>
-                <w:sz w:val="16"/>
-                <w:szCs w:val="16"/>
-              </w:rPr>
-              <w:t xml:space="preserve">t</w:t>
-            </w:r>
-            <w:r>
-              <w:rPr>
-                <w:rFonts w:ascii="Times New Roman" w:hAnsi="Times New Roman" w:cs="Times New Roman"/>
-                <w:i/>
-                <w:sz w:val="16"/>
-                <w:szCs w:val="16"/>
-              </w:rPr>
-              <w:t xml:space="preserve">a</w:t>
+              <w:t xml:space="preserve">θ</w:t>
             </w:r>
             <w:r>
               <w:rPr>
@@ -6248,7 +5168,7 @@
                 <w:sz w:val="16"/>
                 <w:szCs w:val="16"/>
               </w:rPr>
-              <w:t xml:space="preserve">ILS 3000 反復／GA・Memetic 500 世代（早期終了なし・全 run を上限まで実行）。反復と世代は単位が異なるため族内（ILS 系どうし・集団系どうし）で公称値を揃え、手法横断の anytime 性能は壁時計上の AOC で比較する</w:t>
+              <w:t xml:space="preserve">ILS 3000 反復／GA・Memetic 500 世代（早期終了なし・全 run を上限まで実行）。反復と世代は単位が異なるため族内（ILS 系どうし・多点探索系どうし）で公称値を揃え、手法横断の anytime 性能は壁時計上の AOC で比較する</w:t>
             </w:r>
           </w:p>
         </w:tc>
@@ -6331,7 +5251,7 @@
                 <w:sz w:val="16"/>
                 <w:szCs w:val="16"/>
               </w:rPr>
-              <w:t xml:space="preserve">集団（GA・Memetic）</w:t>
+              <w:t xml:space="preserve">多点探索（GA・Memetic）</w:t>
             </w:r>
           </w:p>
         </w:tc>
@@ -6445,7 +5365,7 @@
                 <w:sz w:val="16"/>
                 <w:szCs w:val="16"/>
               </w:rPr>
-              <w:t xml:space="preserve">軌道（ILS）</w:t>
+              <w:t xml:space="preserve">単点探索（ILS）</w:t>
             </w:r>
           </w:p>
         </w:tc>
@@ -6487,7 +5407,7 @@
                 <w:sz w:val="16"/>
                 <w:szCs w:val="16"/>
               </w:rPr>
-              <w:t xml:space="preserve">演算子（集団側）</w:t>
+              <w:t xml:space="preserve">演算子（多点探索側）</w:t>
             </w:r>
           </w:p>
         </w:tc>
@@ -6507,7 +5427,25 @@
                 <w:sz w:val="16"/>
                 <w:szCs w:val="16"/>
               </w:rPr>
-              <w:t xml:space="preserve">各個体に確率 0.3 で発動。PR は経路上位 3 中間解を N5 で再最適化し最良を返す。repair の深さは 1〜不一致数から一様</w:t>
+              <w:t xml:space="preserve">各個体に確率 0.3 で発動。PR は経路上位 3 中間解を N5 で再最適化し最良を返す。repair の深さは 1〜</w:t>
+            </w:r>
+            <w:r>
+              <w:rPr>
+                <w:rFonts w:ascii="Times New Roman" w:hAnsi="Times New Roman" w:cs="Times New Roman"/>
+                <w:i/>
+                <w:sz w:val="16"/>
+                <w:szCs w:val="16"/>
+              </w:rPr>
+              <w:t xml:space="preserve">d</w:t>
+            </w:r>
+            <w:r>
+              <w:rPr>
+                <w:rFonts w:ascii="Times New Roman" w:hAnsi="Times New Roman" w:cs="Times New Roman" w:eastAsia="ＭＳ 明朝"/>
+                <w:lang w:val="en-US" w:eastAsia="ja-JP"/>
+                <w:sz w:val="16"/>
+                <w:szCs w:val="16"/>
+              </w:rPr>
+              <w:t xml:space="preserve"> から一様</w:t>
             </w:r>
           </w:p>
         </w:tc>
@@ -6529,7 +5467,7 @@
                 <w:sz w:val="16"/>
                 <w:szCs w:val="16"/>
               </w:rPr>
-              <w:t xml:space="preserve">演算子（軌道側）</w:t>
+              <w:t xml:space="preserve">演算子（単点探索側）</w:t>
             </w:r>
           </w:p>
         </w:tc>
@@ -6549,7 +5487,25 @@
                 <w:sz w:val="16"/>
                 <w:szCs w:val="16"/>
               </w:rPr>
-              <w:t xml:space="preserve">停滞時に摂動として発動（無改善 400 反復で初回、以降は 10 反復）。PR は経路上最良の 1 解を返す。repair の深さは 1→不一致数を鋸歯状に掃き、best 改善で 1 に戻す</w:t>
+              <w:t xml:space="preserve">停滞時に摂動として発動（無改善 400 反復で初回、以降は 10 反復）。PR は経路上最良の 1 解を返す。repair の深さは 1→</w:t>
+            </w:r>
+            <w:r>
+              <w:rPr>
+                <w:rFonts w:ascii="Times New Roman" w:hAnsi="Times New Roman" w:cs="Times New Roman"/>
+                <w:i/>
+                <w:sz w:val="16"/>
+                <w:szCs w:val="16"/>
+              </w:rPr>
+              <w:t xml:space="preserve">d</w:t>
+            </w:r>
+            <w:r>
+              <w:rPr>
+                <w:rFonts w:ascii="Times New Roman" w:hAnsi="Times New Roman" w:cs="Times New Roman" w:eastAsia="ＭＳ 明朝"/>
+                <w:lang w:val="en-US" w:eastAsia="ja-JP"/>
+                <w:sz w:val="16"/>
+                <w:szCs w:val="16"/>
+              </w:rPr>
+              <w:t xml:space="preserve"> を鋸歯状に掃き、best 改善で 1 に戻す</w:t>
             </w:r>
           </w:p>
         </w:tc>
@@ -6637,44 +5593,10 @@
       <w:r>
         <w:rPr>
           <w:rFonts w:ascii="Times New Roman" w:hAnsi="Times New Roman" w:cs="Times New Roman"/>
+          <w:i/>
           <w:vertAlign w:val="subscript"/>
         </w:rPr>
-        <w:t xml:space="preserve">\</w:t>
-      </w:r>
-      <w:r>
-        <w:rPr>
-          <w:rFonts w:ascii="Times New Roman" w:hAnsi="Times New Roman" w:cs="Times New Roman"/>
-          <w:i/>
-        </w:rPr>
-        <w:t xml:space="preserve">t</w:t>
-      </w:r>
-      <w:r>
-        <w:rPr>
-          <w:rFonts w:ascii="Times New Roman" w:hAnsi="Times New Roman" w:cs="Times New Roman"/>
-          <w:i/>
-        </w:rPr>
-        <w:t xml:space="preserve">h</w:t>
-      </w:r>
-      <w:r>
-        <w:rPr>
-          <w:rFonts w:ascii="Times New Roman" w:hAnsi="Times New Roman" w:cs="Times New Roman"/>
-          <w:i/>
-        </w:rPr>
-        <w:t xml:space="preserve">e</w:t>
-      </w:r>
-      <w:r>
-        <w:rPr>
-          <w:rFonts w:ascii="Times New Roman" w:hAnsi="Times New Roman" w:cs="Times New Roman"/>
-          <w:i/>
-        </w:rPr>
-        <w:t xml:space="preserve">t</w:t>
-      </w:r>
-      <w:r>
-        <w:rPr>
-          <w:rFonts w:ascii="Times New Roman" w:hAnsi="Times New Roman" w:cs="Times New Roman"/>
-          <w:i/>
-        </w:rPr>
-        <w:t xml:space="preserve">a</w:t>
+        <w:t xml:space="preserve">θ</w:t>
       </w:r>
       <w:r>
         <w:rPr>
@@ -6686,43 +5608,9 @@
       <w:r>
         <w:rPr>
           <w:rFonts w:ascii="Times New Roman" w:hAnsi="Times New Roman" w:cs="Times New Roman"/>
-        </w:rPr>
-        <w:t xml:space="preserve">\</w:t>
-      </w:r>
-      <w:r>
-        <w:rPr>
-          <w:rFonts w:ascii="Times New Roman" w:hAnsi="Times New Roman" w:cs="Times New Roman"/>
-          <w:i/>
-        </w:rPr>
-        <w:t xml:space="preserve">t</w:t>
-      </w:r>
-      <w:r>
-        <w:rPr>
-          <w:rFonts w:ascii="Times New Roman" w:hAnsi="Times New Roman" w:cs="Times New Roman"/>
-          <w:i/>
-        </w:rPr>
-        <w:t xml:space="preserve">h</w:t>
-      </w:r>
-      <w:r>
-        <w:rPr>
-          <w:rFonts w:ascii="Times New Roman" w:hAnsi="Times New Roman" w:cs="Times New Roman"/>
-          <w:i/>
-        </w:rPr>
-        <w:t xml:space="preserve">e</w:t>
-      </w:r>
-      <w:r>
-        <w:rPr>
-          <w:rFonts w:ascii="Times New Roman" w:hAnsi="Times New Roman" w:cs="Times New Roman"/>
-          <w:i/>
-        </w:rPr>
-        <w:t xml:space="preserve">t</w:t>
-      </w:r>
-      <w:r>
-        <w:rPr>
-          <w:rFonts w:ascii="Times New Roman" w:hAnsi="Times New Roman" w:cs="Times New Roman"/>
-          <w:i/>
-        </w:rPr>
-        <w:t xml:space="preserve">a</w:t>
+          <w:i/>
+        </w:rPr>
+        <w:t xml:space="preserve">θ</w:t>
       </w:r>
       <w:r>
         <w:rPr>
@@ -6734,43 +5622,9 @@
       <w:r>
         <w:rPr>
           <w:rFonts w:ascii="Times New Roman" w:hAnsi="Times New Roman" w:cs="Times New Roman"/>
-        </w:rPr>
-        <w:t xml:space="preserve">\</w:t>
-      </w:r>
-      <w:r>
-        <w:rPr>
-          <w:rFonts w:ascii="Times New Roman" w:hAnsi="Times New Roman" w:cs="Times New Roman"/>
-          <w:i/>
-        </w:rPr>
-        <w:t xml:space="preserve">t</w:t>
-      </w:r>
-      <w:r>
-        <w:rPr>
-          <w:rFonts w:ascii="Times New Roman" w:hAnsi="Times New Roman" w:cs="Times New Roman"/>
-          <w:i/>
-        </w:rPr>
-        <w:t xml:space="preserve">h</w:t>
-      </w:r>
-      <w:r>
-        <w:rPr>
-          <w:rFonts w:ascii="Times New Roman" w:hAnsi="Times New Roman" w:cs="Times New Roman"/>
-          <w:i/>
-        </w:rPr>
-        <w:t xml:space="preserve">e</w:t>
-      </w:r>
-      <w:r>
-        <w:rPr>
-          <w:rFonts w:ascii="Times New Roman" w:hAnsi="Times New Roman" w:cs="Times New Roman"/>
-          <w:i/>
-        </w:rPr>
-        <w:t xml:space="preserve">t</w:t>
-      </w:r>
-      <w:r>
-        <w:rPr>
-          <w:rFonts w:ascii="Times New Roman" w:hAnsi="Times New Roman" w:cs="Times New Roman"/>
-          <w:i/>
-        </w:rPr>
-        <w:t xml:space="preserve">a</w:t>
+          <w:i/>
+        </w:rPr>
+        <w:t xml:space="preserve">θ</w:t>
       </w:r>
       <w:r>
         <w:rPr>
@@ -6782,50 +5636,16 @@
       <w:r>
         <w:rPr>
           <w:rFonts w:ascii="Times New Roman" w:hAnsi="Times New Roman" w:cs="Times New Roman"/>
-        </w:rPr>
-        <w:t xml:space="preserve">\</w:t>
-      </w:r>
-      <w:r>
-        <w:rPr>
-          <w:rFonts w:ascii="Times New Roman" w:hAnsi="Times New Roman" w:cs="Times New Roman"/>
-          <w:i/>
-        </w:rPr>
-        <w:t xml:space="preserve">t</w:t>
-      </w:r>
-      <w:r>
-        <w:rPr>
-          <w:rFonts w:ascii="Times New Roman" w:hAnsi="Times New Roman" w:cs="Times New Roman"/>
-          <w:i/>
-        </w:rPr>
-        <w:t xml:space="preserve">h</w:t>
-      </w:r>
-      <w:r>
-        <w:rPr>
-          <w:rFonts w:ascii="Times New Roman" w:hAnsi="Times New Roman" w:cs="Times New Roman"/>
-          <w:i/>
-        </w:rPr>
-        <w:t xml:space="preserve">e</w:t>
-      </w:r>
-      <w:r>
-        <w:rPr>
-          <w:rFonts w:ascii="Times New Roman" w:hAnsi="Times New Roman" w:cs="Times New Roman"/>
-          <w:i/>
-        </w:rPr>
-        <w:t xml:space="preserve">t</w:t>
-      </w:r>
-      <w:r>
-        <w:rPr>
-          <w:rFonts w:ascii="Times New Roman" w:hAnsi="Times New Roman" w:cs="Times New Roman"/>
-          <w:i/>
-        </w:rPr>
-        <w:t xml:space="preserve">a</w:t>
-      </w:r>
-      <w:r>
-        <w:rPr>
-          <w:rFonts w:ascii="Times New Roman" w:hAnsi="Times New Roman" w:cs="Times New Roman" w:eastAsia="ＭＳ 明朝"/>
-          <w:lang w:val="en-US" w:eastAsia="ja-JP"/>
-        </w:rPr>
-        <w:t xml:space="preserve">=33〜67 で保たれて両端でも向きは変わらず、集団側の演算子効果は全閾値で有意（</w:t>
+          <w:i/>
+        </w:rPr>
+        <w:t xml:space="preserve">θ</w:t>
+      </w:r>
+      <w:r>
+        <w:rPr>
+          <w:rFonts w:ascii="Times New Roman" w:hAnsi="Times New Roman" w:cs="Times New Roman" w:eastAsia="ＭＳ 明朝"/>
+          <w:lang w:val="en-US" w:eastAsia="ja-JP"/>
+        </w:rPr>
+        <w:t xml:space="preserve">=33〜67 で保たれて両端でも向きは変わらず、多点探索側の演算子効果は全閾値で有意（</w:t>
       </w:r>
       <w:r>
         <w:rPr>
@@ -6874,7 +5694,7 @@
           <w:rFonts w:ascii="Times New Roman" w:hAnsi="Times New Roman" w:cs="Times New Roman" w:eastAsia="ＭＳ 明朝"/>
           <w:lang w:val="en-US" w:eastAsia="ja-JP"/>
         </w:rPr>
-        <w:t xml:space="preserve">図 2 は ta21 対について、両構造の演算子なしと＋PR の非劣解を図 1 と同じ座標で示す。演算子をもたない集団の埋め損ね方は二つの型に分かれる。(a) ta21S では Memetic-baseline は高安定領域（</w:t>
+        <w:t xml:space="preserve">図 2 は ta21 対について、両構造の演算子なしと＋PR の非劣解を図 1 と同じ座標で示す。演算子をもたない多点探索の埋め損ね方は二つの型に分かれる。(a) ta21S では Memetic-baseline は高安定領域（</w:t>
       </w:r>
       <w:r>
         <w:rPr>
@@ -6934,7 +5754,7 @@
           <w:rFonts w:ascii="Times New Roman" w:hAnsi="Times New Roman" w:cs="Times New Roman" w:eastAsia="ＭＳ 明朝"/>
           <w:lang w:val="en-US" w:eastAsia="ja-JP"/>
         </w:rPr>
-        <w:t xml:space="preserve">=16 まで届かない。(b) ta21L では領域に入りはするが MS で劣り（1918 以上に対し ILS は 1883）、両者が並ぶのは効率端のみである。いずれの型でも演算子を載せると両構造のフロントは高安定領域で重なり、8 シナリオ中 5 つでは ILS+PR と Memetic+PR の非劣解が点集合まで一致する。(a) で Memetic-baseline が点を持たないことは、集団がこの領域で </w:t>
+        <w:t xml:space="preserve">=16 まで届かない。(b) ta21L では領域に入りはするが MS で劣り（1918 以上に対し ILS は 1883）、両者が並ぶのは効率端のみである。いずれの型でも演算子を載せると両構造のフロントは高安定領域で重なり、8 シナリオ中 5 つでは ILS+PR と Memetic+PR の非劣解が点集合まで一致する。(a) で Memetic-baseline が点を持たないことは、多点探索がこの領域で </w:t>
       </w:r>
       <w:r>
         <w:rPr>
@@ -7296,43 +6116,9 @@
       <w:r>
         <w:rPr>
           <w:rFonts w:ascii="Times New Roman" w:hAnsi="Times New Roman" w:cs="Times New Roman"/>
-        </w:rPr>
-        <w:t xml:space="preserve">\</w:t>
-      </w:r>
-      <w:r>
-        <w:rPr>
-          <w:rFonts w:ascii="Times New Roman" w:hAnsi="Times New Roman" w:cs="Times New Roman"/>
-          <w:i/>
-        </w:rPr>
-        <w:t xml:space="preserve">d</w:t>
-      </w:r>
-      <w:r>
-        <w:rPr>
-          <w:rFonts w:ascii="Times New Roman" w:hAnsi="Times New Roman" w:cs="Times New Roman"/>
-          <w:i/>
-        </w:rPr>
-        <w:t xml:space="preserve">e</w:t>
-      </w:r>
-      <w:r>
-        <w:rPr>
-          <w:rFonts w:ascii="Times New Roman" w:hAnsi="Times New Roman" w:cs="Times New Roman"/>
-          <w:i/>
-        </w:rPr>
-        <w:t xml:space="preserve">l</w:t>
-      </w:r>
-      <w:r>
-        <w:rPr>
-          <w:rFonts w:ascii="Times New Roman" w:hAnsi="Times New Roman" w:cs="Times New Roman"/>
-          <w:i/>
-        </w:rPr>
-        <w:t xml:space="preserve">t</w:t>
-      </w:r>
-      <w:r>
-        <w:rPr>
-          <w:rFonts w:ascii="Times New Roman" w:hAnsi="Times New Roman" w:cs="Times New Roman"/>
-          <w:i/>
-        </w:rPr>
-        <w:t xml:space="preserve">a</w:t>
+          <w:i/>
+        </w:rPr>
+        <w:t xml:space="preserve">δ</w:t>
       </w:r>
       <w:r>
         <w:rPr>
@@ -7363,50 +6149,9 @@
       <w:r>
         <w:rPr>
           <w:rFonts w:ascii="Times New Roman" w:hAnsi="Times New Roman" w:cs="Times New Roman"/>
-        </w:rPr>
-        <w:t xml:space="preserve">\</w:t>
-      </w:r>
-      <w:r>
-        <w:rPr>
-          <w:rFonts w:ascii="Times New Roman" w:hAnsi="Times New Roman" w:cs="Times New Roman"/>
-          <w:i/>
-        </w:rPr>
-        <w:t xml:space="preserve">l</w:t>
-      </w:r>
-      <w:r>
-        <w:rPr>
-          <w:rFonts w:ascii="Times New Roman" w:hAnsi="Times New Roman" w:cs="Times New Roman"/>
-          <w:i/>
-        </w:rPr>
-        <w:t xml:space="preserve">a</w:t>
-      </w:r>
-      <w:r>
-        <w:rPr>
-          <w:rFonts w:ascii="Times New Roman" w:hAnsi="Times New Roman" w:cs="Times New Roman"/>
-          <w:i/>
-        </w:rPr>
-        <w:t xml:space="preserve">m</w:t>
-      </w:r>
-      <w:r>
-        <w:rPr>
-          <w:rFonts w:ascii="Times New Roman" w:hAnsi="Times New Roman" w:cs="Times New Roman"/>
-          <w:i/>
-        </w:rPr>
-        <w:t xml:space="preserve">b</w:t>
-      </w:r>
-      <w:r>
-        <w:rPr>
-          <w:rFonts w:ascii="Times New Roman" w:hAnsi="Times New Roman" w:cs="Times New Roman"/>
-          <w:i/>
-        </w:rPr>
-        <w:t xml:space="preserve">d</w:t>
-      </w:r>
-      <w:r>
-        <w:rPr>
-          <w:rFonts w:ascii="Times New Roman" w:hAnsi="Times New Roman" w:cs="Times New Roman"/>
-          <w:i/>
-        </w:rPr>
-        <w:t xml:space="preserve">a</w:t>
+          <w:i/>
+        </w:rPr>
+        <w:t xml:space="preserve">λ</w:t>
       </w:r>
       <w:r>
         <w:rPr>
@@ -7463,7 +6208,7 @@
           <w:b/>
           <w:lang w:val="en-US" w:eastAsia="ja-JP"/>
         </w:rPr>
-        <w:t xml:space="preserve">H2：演算子は Memetic の高安定 HV を全 8 シナリオの全試行で押し上げ、8 シナリオ中 7 つで軌道の水準に届かせる</w:t>
+        <w:t xml:space="preserve">H2：演算子は Memetic の高安定 HV を全 8 シナリオの全試行で押し上げ、8 シナリオ中 7 つで単点探索の水準に届かせる</w:t>
       </w:r>
       <w:r>
         <w:rPr>
@@ -7501,43 +6246,9 @@
       <w:r>
         <w:rPr>
           <w:rFonts w:ascii="Times New Roman" w:hAnsi="Times New Roman" w:cs="Times New Roman"/>
-        </w:rPr>
-        <w:t xml:space="preserve">\</w:t>
-      </w:r>
-      <w:r>
-        <w:rPr>
-          <w:rFonts w:ascii="Times New Roman" w:hAnsi="Times New Roman" w:cs="Times New Roman"/>
-          <w:i/>
-        </w:rPr>
-        <w:t xml:space="preserve">d</w:t>
-      </w:r>
-      <w:r>
-        <w:rPr>
-          <w:rFonts w:ascii="Times New Roman" w:hAnsi="Times New Roman" w:cs="Times New Roman"/>
-          <w:i/>
-        </w:rPr>
-        <w:t xml:space="preserve">e</w:t>
-      </w:r>
-      <w:r>
-        <w:rPr>
-          <w:rFonts w:ascii="Times New Roman" w:hAnsi="Times New Roman" w:cs="Times New Roman"/>
-          <w:i/>
-        </w:rPr>
-        <w:t xml:space="preserve">l</w:t>
-      </w:r>
-      <w:r>
-        <w:rPr>
-          <w:rFonts w:ascii="Times New Roman" w:hAnsi="Times New Roman" w:cs="Times New Roman"/>
-          <w:i/>
-        </w:rPr>
-        <w:t xml:space="preserve">t</w:t>
-      </w:r>
-      <w:r>
-        <w:rPr>
-          <w:rFonts w:ascii="Times New Roman" w:hAnsi="Times New Roman" w:cs="Times New Roman"/>
-          <w:i/>
-        </w:rPr>
-        <w:t xml:space="preserve">a</w:t>
+          <w:i/>
+        </w:rPr>
+        <w:t xml:space="preserve">δ</w:t>
       </w:r>
       <w:r>
         <w:rPr>
@@ -7563,21 +6274,7 @@
         <w:rPr>
           <w:rFonts w:ascii="Times New Roman" w:hAnsi="Times New Roman" w:cs="Times New Roman"/>
         </w:rPr>
-        <w:t xml:space="preserve">\</w:t>
-      </w:r>
-      <w:r>
-        <w:rPr>
-          <w:rFonts w:ascii="Times New Roman" w:hAnsi="Times New Roman" w:cs="Times New Roman"/>
-          <w:i/>
-        </w:rPr>
-        <w:t xml:space="preserve">l</w:t>
-      </w:r>
-      <w:r>
-        <w:rPr>
-          <w:rFonts w:ascii="Times New Roman" w:hAnsi="Times New Roman" w:cs="Times New Roman"/>
-          <w:i/>
-        </w:rPr>
-        <w:t xml:space="preserve">e</w:t>
+        <w:t xml:space="preserve">≤</w:t>
       </w:r>
       <w:r>
         <w:rPr>
@@ -7617,10 +6314,16 @@
       </w:r>
       <w:r>
         <w:rPr>
-          <w:rFonts w:ascii="Times New Roman" w:hAnsi="Times New Roman" w:cs="Times New Roman" w:eastAsia="ＭＳ 明朝"/>
-          <w:lang w:val="en-US" w:eastAsia="ja-JP"/>
-        </w:rPr>
-        <w:t xml:space="preserve">=0.001, </w:t>
+          <w:rFonts w:ascii="Times New Roman" w:hAnsi="Times New Roman" w:cs="Times New Roman"/>
+        </w:rPr>
+        <w:t xml:space="preserve">&lt;</w:t>
+      </w:r>
+      <w:r>
+        <w:rPr>
+          <w:rFonts w:ascii="Times New Roman" w:hAnsi="Times New Roman" w:cs="Times New Roman" w:eastAsia="ＭＳ 明朝"/>
+          <w:lang w:val="en-US" w:eastAsia="ja-JP"/>
+        </w:rPr>
+        <w:t xml:space="preserve">0.001, </w:t>
       </w:r>
       <w:r>
         <w:rPr>
@@ -7631,43 +6334,9 @@
       <w:r>
         <w:rPr>
           <w:rFonts w:ascii="Times New Roman" w:hAnsi="Times New Roman" w:cs="Times New Roman"/>
-        </w:rPr>
-        <w:t xml:space="preserve">\</w:t>
-      </w:r>
-      <w:r>
-        <w:rPr>
-          <w:rFonts w:ascii="Times New Roman" w:hAnsi="Times New Roman" w:cs="Times New Roman"/>
-          <w:i/>
-        </w:rPr>
-        <w:t xml:space="preserve">d</w:t>
-      </w:r>
-      <w:r>
-        <w:rPr>
-          <w:rFonts w:ascii="Times New Roman" w:hAnsi="Times New Roman" w:cs="Times New Roman"/>
-          <w:i/>
-        </w:rPr>
-        <w:t xml:space="preserve">e</w:t>
-      </w:r>
-      <w:r>
-        <w:rPr>
-          <w:rFonts w:ascii="Times New Roman" w:hAnsi="Times New Roman" w:cs="Times New Roman"/>
-          <w:i/>
-        </w:rPr>
-        <w:t xml:space="preserve">l</w:t>
-      </w:r>
-      <w:r>
-        <w:rPr>
-          <w:rFonts w:ascii="Times New Roman" w:hAnsi="Times New Roman" w:cs="Times New Roman"/>
-          <w:i/>
-        </w:rPr>
-        <w:t xml:space="preserve">t</w:t>
-      </w:r>
-      <w:r>
-        <w:rPr>
-          <w:rFonts w:ascii="Times New Roman" w:hAnsi="Times New Roman" w:cs="Times New Roman"/>
-          <w:i/>
-        </w:rPr>
-        <w:t xml:space="preserve">a</w:t>
+          <w:i/>
+        </w:rPr>
+        <w:t xml:space="preserve">δ</w:t>
       </w:r>
       <w:r>
         <w:rPr>
@@ -7724,7 +6393,7 @@
           <w:b/>
           <w:lang w:val="en-US" w:eastAsia="ja-JP"/>
         </w:rPr>
-        <w:t xml:space="preserve">構造間比較：軌道側はほぼ頭打ち</w:t>
+        <w:t xml:space="preserve">構造間比較：単点探索側はほぼ頭打ち</w:t>
       </w:r>
       <w:r>
         <w:rPr>
@@ -7777,49 +6446,9 @@
       <w:r>
         <w:rPr>
           <w:rFonts w:ascii="Times New Roman" w:hAnsi="Times New Roman" w:cs="Times New Roman"/>
+          <w:i/>
           <w:vertAlign w:val="subscript"/>
         </w:rPr>
-        <w:t xml:space="preserve">\</w:t>
-      </w:r>
-      <w:r>
-        <w:rPr>
-          <w:rFonts w:ascii="Times New Roman" w:hAnsi="Times New Roman" w:cs="Times New Roman"/>
-          <w:i/>
-        </w:rPr>
-        <w:t xml:space="preserve">t</w:t>
-      </w:r>
-      <w:r>
-        <w:rPr>
-          <w:rFonts w:ascii="Times New Roman" w:hAnsi="Times New Roman" w:cs="Times New Roman"/>
-          <w:i/>
-        </w:rPr>
-        <w:t xml:space="preserve">e</w:t>
-      </w:r>
-      <w:r>
-        <w:rPr>
-          <w:rFonts w:ascii="Times New Roman" w:hAnsi="Times New Roman" w:cs="Times New Roman"/>
-          <w:i/>
-        </w:rPr>
-        <w:t xml:space="preserve">x</w:t>
-      </w:r>
-      <w:r>
-        <w:rPr>
-          <w:rFonts w:ascii="Times New Roman" w:hAnsi="Times New Roman" w:cs="Times New Roman"/>
-          <w:i/>
-        </w:rPr>
-        <w:t xml:space="preserve">t</w:t>
-      </w:r>
-      <w:r>
-        <w:rPr>
-          <w:rFonts w:ascii="Times New Roman" w:hAnsi="Times New Roman" w:cs="Times New Roman"/>
-        </w:rPr>
-        <w:t xml:space="preserve">{</w:t>
-      </w:r>
-      <w:r>
-        <w:rPr>
-          <w:rFonts w:ascii="Times New Roman" w:hAnsi="Times New Roman" w:cs="Times New Roman"/>
-          <w:i/>
-        </w:rPr>
         <w:t xml:space="preserve">a</w:t>
       </w:r>
       <w:r>
@@ -7840,12 +6469,6 @@
         <w:rPr>
           <w:rFonts w:ascii="Times New Roman" w:hAnsi="Times New Roman" w:cs="Times New Roman"/>
         </w:rPr>
-        <w:t xml:space="preserve">}</w:t>
-      </w:r>
-      <w:r>
-        <w:rPr>
-          <w:rFonts w:ascii="Times New Roman" w:hAnsi="Times New Roman" w:cs="Times New Roman"/>
-        </w:rPr>
         <w:t xml:space="preserve">&lt;</w:t>
       </w:r>
       <w:r>
@@ -7864,43 +6487,9 @@
       <w:r>
         <w:rPr>
           <w:rFonts w:ascii="Times New Roman" w:hAnsi="Times New Roman" w:cs="Times New Roman"/>
-        </w:rPr>
-        <w:t xml:space="preserve">\</w:t>
-      </w:r>
-      <w:r>
-        <w:rPr>
-          <w:rFonts w:ascii="Times New Roman" w:hAnsi="Times New Roman" w:cs="Times New Roman"/>
-          <w:i/>
-        </w:rPr>
-        <w:t xml:space="preserve">d</w:t>
-      </w:r>
-      <w:r>
-        <w:rPr>
-          <w:rFonts w:ascii="Times New Roman" w:hAnsi="Times New Roman" w:cs="Times New Roman"/>
-          <w:i/>
-        </w:rPr>
-        <w:t xml:space="preserve">e</w:t>
-      </w:r>
-      <w:r>
-        <w:rPr>
-          <w:rFonts w:ascii="Times New Roman" w:hAnsi="Times New Roman" w:cs="Times New Roman"/>
-          <w:i/>
-        </w:rPr>
-        <w:t xml:space="preserve">l</w:t>
-      </w:r>
-      <w:r>
-        <w:rPr>
-          <w:rFonts w:ascii="Times New Roman" w:hAnsi="Times New Roman" w:cs="Times New Roman"/>
-          <w:i/>
-        </w:rPr>
-        <w:t xml:space="preserve">t</w:t>
-      </w:r>
-      <w:r>
-        <w:rPr>
-          <w:rFonts w:ascii="Times New Roman" w:hAnsi="Times New Roman" w:cs="Times New Roman"/>
-          <w:i/>
-        </w:rPr>
-        <w:t xml:space="preserve">a</w:t>
+          <w:i/>
+        </w:rPr>
+        <w:t xml:space="preserve">δ</w:t>
       </w:r>
       <w:r>
         <w:rPr>
@@ -7927,7 +6516,7 @@
           <w:rFonts w:ascii="Times New Roman" w:hAnsi="Times New Roman" w:cs="Times New Roman" w:eastAsia="ＭＳ 明朝"/>
           <w:lang w:val="en-US" w:eastAsia="ja-JP"/>
         </w:rPr>
-        <w:t xml:space="preserve">以上を並べると、同じ演算子の効果は載せる探索構造に依存して非対称に現れる。ただし両者を分けているのは構造そのものというより、構造が高安定領域に残す埋め残しの有無である：演算子は届いていない領域を埋めることで効くため、上記の共通の到達水準まで自力で埋めた探索構造には足す余地が残らない。この対応は 16 セル（2 構造 × 8 シナリオ）で一貫している——余地の残る集団側の 8 セルはすべて伸び、水準に達した軌道側の 6 セルは伸びず、余地の残る軌道側の 2 セルだけが伸びる。構造依存はこの媒介を通じて現れており、どちらの構造が埋め残しを残すかは H1 が示している。同じ発動設計のまま余地の有無だけで効きが変わる以上、非対称は演算子の発動回数の違い（表 1：集団では各個体に確率 0.3、軌道では停滞時のみ）では説明できない。また演算子の埋め込み（返す解の数・深さの引き方, §3.3）は構造ごとに異なるが、PR と repair という二つの異なる埋め込みで同じ非対称が出ており、結果は埋め込みの細部には依らない。</w:t>
+        <w:t xml:space="preserve">以上を並べると、同じ演算子の効果は載せる探索構造に依存して非対称に現れる。ただし両者を分けているのは構造そのものというより、構造が高安定領域に残す埋め残しの有無である：演算子は届いていない領域を埋めることで効くため、上記の共通の到達水準まで自力で埋めた探索構造には足す余地が残らない。この対応は 16 セル（2 構造 × 8 シナリオ）で一貫している——余地の残る多点探索側の 8 セルはすべて伸び、水準に達した単点探索側の 6 セルは伸びず、余地の残る単点探索側の 2 セルだけが伸びる。構造依存はこの媒介を通じて現れており、どちらの構造が埋め残しを残すかは H1 が示している。同じ発動設計のまま余地の有無だけで効きが変わる以上、非対称は演算子の発動回数の違い（表 1：多点探索では各個体に確率 0.3、単点探索では停滞時のみ）では説明できない。また演算子の組み込み方（返す解の数・深さの引き方, §3.3）は構造ごとに異なるが、組み込み方の異なる PR と repair で同じ非対称が出ており、結果はその細部には依らない。</w:t>
       </w:r>
     </w:p>
     <w:p>
@@ -7956,7 +6545,7 @@
           <w:rFonts w:ascii="Times New Roman" w:hAnsi="Times New Roman" w:cs="Times New Roman" w:eastAsia="ＭＳ 明朝"/>
           <w:lang w:val="en-US" w:eastAsia="ja-JP"/>
         </w:rPr>
-        <w:t xml:space="preserve">高安定 HV に仮説を置いた §4.2 に対し、本節は仮説を置いていない全域 HV と AOC を比較する。まず代表 2 シナリオの anytime HV 曲線で、到達点と到達の早さを同時に見る（図 4）。</w:t>
+        <w:t xml:space="preserve">高安定 HV に仮説を置いた §4.2 に対し、本節は仮説を置いていない全域 HV と AOC を比較する。まず代表 2 シナリオの anytime 全域 HV 曲線で、到達点と到達の早さを同時に見る（図 4）。</w:t>
       </w:r>
     </w:p>
     <w:tbl>
@@ -8036,7 +6625,7 @@
                 <w:rFonts w:ascii="Times New Roman" w:hAnsi="Times New Roman" w:cs="Times New Roman" w:eastAsia="ＭＳ 明朝"/>
                 <w:lang w:val="en-US" w:eastAsia="ja-JP"/>
               </w:rPr>
-              <w:t xml:space="preserve">図4. anytime 全域 HV 曲線（代表 2 シナリオ、trial の中央値）。縦軸は時刻 </w:t>
+              <w:t xml:space="preserve">図4. anytime 全域 HV 曲線（代表 2 シナリオ、trial の中央値）。横軸は各 run の経過時間、縦軸は時刻 </w:t>
             </w:r>
             <w:r>
               <w:rPr>
@@ -8050,7 +6639,7 @@
                 <w:rFonts w:ascii="Times New Roman" w:hAnsi="Times New Roman" w:cs="Times New Roman" w:eastAsia="ＭＳ 明朝"/>
                 <w:lang w:val="en-US" w:eastAsia="ja-JP"/>
               </w:rPr>
-              <w:t xml:space="preserve"> までに 10 重みの探索が訪問した点を合併した全域 HV で、終点が §4.3 の全域 HV にあたる。AOC は各重みで同形の曲線を対数時間平均した値で、本図の面積そのものではないが立ち上がりの差として読める。横軸は、描いた全手法が最終値の 99.5% に達した時刻で打ち切ってある（以降はいずれも平坦）。</w:t>
+              <w:t xml:space="preserve"> までに 10 重みの run が訪問した点を合併した全域 HV で、終点が §4.3 の全域 HV にあたる。AOC は重みごとの曲線を対数時間平均してから全重みで平均した値なので本図の面積そのものではないが、立ち上がりの差として読める。描画範囲は、全手法が最終値の 99.5% に達した時刻で打ち切ってある（以降はいずれも平坦）。</w:t>
             </w:r>
           </w:p>
         </w:tc>
@@ -8097,7 +6686,7 @@
           <w:rFonts w:ascii="Times New Roman" w:hAnsi="Times New Roman" w:cs="Times New Roman" w:eastAsia="ＭＳ 明朝"/>
           <w:lang w:val="en-US" w:eastAsia="ja-JP"/>
         </w:rPr>
-        <w:t xml:space="preserve"> を初期解として受け取り最初の局所探索がそれを改善するためである。ta21S では Memetic＋演算子が ILS と同じ水準（1.17）に達するが、到達は ILS の 2.5 秒に対し 5.6〜7.8 秒を要する。la36L では集団が 7〜10 秒で ILS を追い越し、ILS が 0.80 で頭打ちになるのに対し 0.94 まで伸びる。曲線の終点と立ち上がりの速さは別の手法を最良と指す。</w:t>
+        <w:t xml:space="preserve"> を初期解として受け取り最初の局所探索がそれを改善するためである。ta21S では Memetic＋演算子が ILS と同じ水準（1.17）に達するが、到達は ILS の 2.5 秒に対し 5.6〜7.8 秒を要する。la36L では多点探索が 7〜10 秒で ILS を追い越し、ILS が 0.80 で頭打ちになるのに対し 0.94 まで伸びる。曲線の終点と立ち上がりの速さは別の手法を最良と指す。</w:t>
       </w:r>
     </w:p>
     <w:p>
@@ -8892,7 +7481,7 @@
           <w:rFonts w:ascii="Times New Roman" w:hAnsi="Times New Roman" w:cs="Times New Roman" w:eastAsia="ＭＳ 明朝"/>
           <w:lang w:val="en-US" w:eastAsia="ja-JP"/>
         </w:rPr>
-        <w:t xml:space="preserve">=0.16）。勝者が入れ替わる以上、§4.2 の高安定領域の差は ILS が全体として優れていることの反映ではない。演算子の効き方はここでも §4.2 と同じ向きに分かれる：Memetic の全域 HV を 8 シナリオ中 6 で有意に押し上げる（+2.8〜11.7%。残る 2 つは演算子なしでも既に ILS を上回るシナリオである）のに対し、高安定領域を自力で埋めている ILS では全シナリオで ±0.5% 以内にとどまる。フロントの効率端（10 重みの掃引全体で到達した最小 MS）も同じ構図で、前者の 4 シナリオでは GA を除く全手法が一致し、後者では集団側が低い（3 つで 1.2〜2.2%, </w:t>
+        <w:t xml:space="preserve">=0.16）。勝者が入れ替わる以上、§4.2 の高安定領域の差は ILS が全体として優れていることの反映ではない。演算子の効き方はここでも §4.2 と同じ向きに分かれる：Memetic の全域 HV を 8 シナリオ中 6 で有意に押し上げる（+2.8〜11.7%。残る 2 つは演算子なしでも既に ILS を上回るシナリオである）のに対し、高安定領域を自力で埋めている ILS では全シナリオで ±0.5% 以内にとどまる。フロントの効率端（10 重みの掃引全体で到達した最小 MS）も同じ構図で、前者の 4 シナリオでは GA を除く全手法が一致し、後者では多点探索側が低い（3 つで 1.2〜2.2%, </w:t>
       </w:r>
       <w:r>
         <w:rPr>
@@ -8956,7 +7545,7 @@
           <w:rFonts w:ascii="Times New Roman" w:hAnsi="Times New Roman" w:cs="Times New Roman" w:eastAsia="ＭＳ 明朝"/>
           <w:lang w:val="en-US" w:eastAsia="ja-JP"/>
         </w:rPr>
-        <w:t xml:space="preserve"> を初期解として受け取る ILS の早さを強く反映する。演算子の効き方はここでも非対称だが、全域 HV とは向きが逆で集団側のコストとして現れ、しかもその原因は埋め残しではなく発動の仕方そのものである：ILS では 3 手法の差が全シナリオで 3% 以内かつ有意でない（軌道側は演算子が停滞時にしか発動しないため）のに対し、PR は Memetic の AOC を 8 シナリオ中 5 で有意に下げる（7〜26%）。PR は </w:t>
+        <w:t xml:space="preserve"> を初期解として受け取る ILS の早さを強く反映する。演算子の効き方はここでも非対称だが、全域 HV とは向きが逆で多点探索側のコストとして現れ、しかもその原因は埋め残しではなく発動の仕方そのものである：ILS では 3 手法の差が全シナリオで 3% 以内かつ有意でない（単点探索側は演算子が停滞時にしか発動しないため）のに対し、PR は Memetic の AOC を 8 シナリオ中 5 で有意に下げる（7〜26%）。PR は </w:t>
       </w:r>
       <w:r>
         <w:rPr>
@@ -8978,7 +7567,7 @@
           <w:rFonts w:ascii="Times New Roman" w:hAnsi="Times New Roman" w:cs="Times New Roman" w:eastAsia="ＭＳ 明朝"/>
           <w:lang w:val="en-US" w:eastAsia="ja-JP"/>
         </w:rPr>
-        <w:t xml:space="preserve"> までの経路を辿り切り、中間解を再最適化してから返すため 1 回の呼び出しが重い。集団に載せる 2 つの演算子を比べると、最終的な品質はほぼ同等（有意差は全域 HV で 2/8、高安定 HV で 3/8 シナリオのみ）で、AOC では repair が PR を 6/8 シナリオで有意に上回る。</w:t>
+        <w:t xml:space="preserve"> までの経路を辿り切り、中間解を再最適化してから返すため 1 回の呼び出しが重い。多点探索に載せる 2 つの演算子を比べると、最終的な品質はほぼ同等（有意差は全域 HV で 2/8、高安定 HV で 3/8 シナリオのみ）で、AOC では repair が PR を 6/8 シナリオで有意に上回る。</w:t>
       </w:r>
     </w:p>
     <w:p>
@@ -9065,14 +7654,14 @@
           <w:b/>
           <w:lang w:val="en-US" w:eastAsia="ja-JP"/>
         </w:rPr>
-        <w:t xml:space="preserve">H1：軌道ベース（ILS）は高安定領域を Memetic-baseline より良く埋める.</w:t>
-      </w:r>
-      <w:r>
-        <w:rPr>
-          <w:rFonts w:ascii="Times New Roman" w:hAnsi="Times New Roman" w:cs="Times New Roman" w:eastAsia="ＭＳ 明朝"/>
-          <w:lang w:val="en-US" w:eastAsia="ja-JP"/>
-        </w:rPr>
-        <w:t xml:space="preserve"> 高安定 HV で、同一 N5 を揃えた集団ベースを全 8 シナリオで完全分離で上回った（</w:t>
+        <w:t xml:space="preserve">H1：単点探索（ILS）は高安定領域を Memetic-baseline より良く埋める.</w:t>
+      </w:r>
+      <w:r>
+        <w:rPr>
+          <w:rFonts w:ascii="Times New Roman" w:hAnsi="Times New Roman" w:cs="Times New Roman" w:eastAsia="ＭＳ 明朝"/>
+          <w:lang w:val="en-US" w:eastAsia="ja-JP"/>
+        </w:rPr>
+        <w:t xml:space="preserve"> 高安定 HV で、同一 N5 を揃えた多点探索を全 8 シナリオで完全分離で上回った（</w:t>
       </w:r>
       <w:r>
         <w:rPr>
@@ -9103,43 +7692,9 @@
       <w:r>
         <w:rPr>
           <w:rFonts w:ascii="Times New Roman" w:hAnsi="Times New Roman" w:cs="Times New Roman"/>
-        </w:rPr>
-        <w:t xml:space="preserve">\</w:t>
-      </w:r>
-      <w:r>
-        <w:rPr>
-          <w:rFonts w:ascii="Times New Roman" w:hAnsi="Times New Roman" w:cs="Times New Roman"/>
-          <w:i/>
-        </w:rPr>
-        <w:t xml:space="preserve">d</w:t>
-      </w:r>
-      <w:r>
-        <w:rPr>
-          <w:rFonts w:ascii="Times New Roman" w:hAnsi="Times New Roman" w:cs="Times New Roman"/>
-          <w:i/>
-        </w:rPr>
-        <w:t xml:space="preserve">e</w:t>
-      </w:r>
-      <w:r>
-        <w:rPr>
-          <w:rFonts w:ascii="Times New Roman" w:hAnsi="Times New Roman" w:cs="Times New Roman"/>
-          <w:i/>
-        </w:rPr>
-        <w:t xml:space="preserve">l</w:t>
-      </w:r>
-      <w:r>
-        <w:rPr>
-          <w:rFonts w:ascii="Times New Roman" w:hAnsi="Times New Roman" w:cs="Times New Roman"/>
-          <w:i/>
-        </w:rPr>
-        <w:t xml:space="preserve">t</w:t>
-      </w:r>
-      <w:r>
-        <w:rPr>
-          <w:rFonts w:ascii="Times New Roman" w:hAnsi="Times New Roman" w:cs="Times New Roman"/>
-          <w:i/>
-        </w:rPr>
-        <w:t xml:space="preserve">a</w:t>
+          <w:i/>
+        </w:rPr>
+        <w:t xml:space="preserve">δ</w:t>
       </w:r>
       <w:r>
         <w:rPr>
@@ -9152,7 +7707,7 @@
           <w:rFonts w:ascii="Times New Roman" w:hAnsi="Times New Roman" w:cs="Times New Roman" w:eastAsia="ＭＳ 明朝"/>
           <w:lang w:val="en-US" w:eastAsia="ja-JP"/>
         </w:rPr>
-        <w:t xml:space="preserve">=1.0。5 シナリオで 2〜4.5 倍・残る 3 シナリオでは集団ベースが高安定領域にほぼ届かない）。全域 HV では両者は互角である。この差は、局所探索・目的関数・</w:t>
+        <w:t xml:space="preserve">=1.0。5 シナリオで 2〜4.5 倍・残る 3 シナリオでは多点探索が高安定領域にほぼ届かない）。全域 HV では両者は互角である。この差は、局所探索・目的関数・</w:t>
       </w:r>
       <w:r>
         <w:rPr>
@@ -9203,7 +7758,7 @@
           <w:rFonts w:ascii="Times New Roman" w:hAnsi="Times New Roman" w:cs="Times New Roman" w:eastAsia="ＭＳ 明朝"/>
           <w:lang w:val="en-US" w:eastAsia="ja-JP"/>
         </w:rPr>
-        <w:t xml:space="preserve"> 集団に対しては高安定 HV を全 8 シナリオの全試行で押し上げ、8 シナリオ中 7 つで ILS 水準へ引き上げる（H2）一方、高安定領域を自力で埋め終えた軌道ではほぼ頭打ちとなる。ただし ILS が埋めきれない ta21L では、軌道にも小さいが一貫した上積みが残る。軌道側の比較は事前に方向を予測していないので（§3.4）、この非対称は仮説の検定結果ではなく、仮説を「演算子の価値は搭載先が自力で高安定領域を埋めているかに条件付く」と精密化する結果である。</w:t>
+        <w:t xml:space="preserve"> 多点探索に対しては高安定 HV を全 8 シナリオの全試行で押し上げ、8 シナリオ中 7 つで ILS 水準へ引き上げる（H2）一方、高安定領域を自力で埋め終えた単点探索ではほぼ頭打ちとなる。ただし ILS が埋めきれない ta21L では、単点探索にも小さいが一貫した上積みが残る。単点探索側の比較は事前に方向を予測していないので（§3.4）、この非対称は仮説の検定結果ではなく、仮説を「演算子の価値は搭載先が自力で高安定領域を埋めているかに条件付く」と精密化する結果である。</w:t>
       </w:r>
     </w:p>
     <w:p>
@@ -9232,7 +7787,7 @@
           <w:rFonts w:ascii="Times New Roman" w:hAnsi="Times New Roman" w:cs="Times New Roman" w:eastAsia="ＭＳ 明朝"/>
           <w:lang w:val="en-US" w:eastAsia="ja-JP"/>
         </w:rPr>
-        <w:t xml:space="preserve"> 手法をこの 3 つの軸で測ると、最良手法は軸ごとに替わる：トレードオフ全体の品質（全域 HV）は Memetic＋安定性誘導演算子、高安定領域の品質（高安定 HV）は ILS と Memetic＋演算子の双方、anytime 性能（AOC）は ILS 系が優れる。ゆえに計算時間を許容してトレードオフ全体の品質を追求するなら Memetic＋演算子、変更の少ない再計画を早く出すなら ILS を選ぶ。効率だけを重視する場合も、集団側が同等以上である（§4.3）。Memetic に載せる演算子は、最終的な品質では PR と repair がほぼ並び、anytime 性能では repair が上回る（§4.3）。</w:t>
+        <w:t xml:space="preserve"> 手法をこの 3 つの軸で測ると、最良手法は軸ごとに替わる：トレードオフ全体の品質（全域 HV）は Memetic＋安定性誘導演算子、高安定領域の品質（高安定 HV）は ILS と Memetic＋演算子の双方、anytime 性能（AOC）は ILS 系が優れる。ゆえに計算時間を許容してトレードオフ全体の品質を追求するなら Memetic＋演算子、変更の少ない再計画を早く出すなら ILS を選ぶ。効率だけを重視する場合も、多点探索側が同等以上である（§4.3）。Memetic に載せる演算子は、最終的な品質では PR と repair がほぼ並び、anytime 性能では repair が上回る（§4.3）。</w:t>
       </w:r>
     </w:p>
     <w:p>
@@ -9261,7 +7816,7 @@
           <w:rFonts w:ascii="Times New Roman" w:hAnsi="Times New Roman" w:cs="Times New Roman" w:eastAsia="ＭＳ 明朝"/>
           <w:lang w:val="en-US" w:eastAsia="ja-JP"/>
         </w:rPr>
-        <w:t xml:space="preserve">ことである。結果は、§2 で仮説の根拠とした説明——組み替えで散った集団は高安定領域の解を生成できず、</w:t>
+        <w:t xml:space="preserve">ことである。結果は、§2 で仮説の根拠とした説明——組み替えで散った多点探索は高安定領域の解を生成できず、</w:t>
       </w:r>
       <w:r>
         <w:rPr>
@@ -9393,7 +7948,7 @@
           <w:rFonts w:ascii="Times New Roman" w:hAnsi="Times New Roman" w:cs="Times New Roman" w:eastAsia="ＭＳ 明朝"/>
           <w:lang w:val="en-US" w:eastAsia="ja-JP"/>
         </w:rPr>
-        <w:t xml:space="preserve"> の品質が結果に与える影響は検証していない。(v) 各探索構造の代表は 1 手法ずつであり（軌道＝ILS、集団＝Memetic、交叉は PPX の 1 方式）、構造間の差が各構造内の手法選択や交叉方式にどこまで依存するかは検証していない。</w:t>
+        <w:t xml:space="preserve"> の品質が結果に与える影響は検証していない。(v) 各探索構造の代表は 1 手法ずつであり（単点探索＝ILS、多点探索＝Memetic、交叉は PPX の 1 方式）、構造間の差が各構造内の手法選択や交叉方式にどこまで依存するかは検証していない。</w:t>
       </w:r>
     </w:p>
     <w:p>

--- a/doc/paper_apiems2026_v2/APIEMS2026_draft_v2_ja.docx
+++ b/doc/paper_apiems2026_v2/APIEMS2026_draft_v2_ja.docx
@@ -6400,7 +6400,7 @@
           <w:rFonts w:ascii="Times New Roman" w:hAnsi="Times New Roman" w:cs="Times New Roman" w:eastAsia="ＭＳ 明朝"/>
           <w:lang w:val="en-US" w:eastAsia="ja-JP"/>
         </w:rPr>
-        <w:t xml:space="preserve">。ILS-baseline の高安定 HV は 8 シナリオ中 6 つで Memetic＋演算子と同水準かそれ以上にあり（図 3）、演算子を足す余地がない。この水準は比較した全手法に共通の到達水準である：5 シナリオでは上位 5 手法（ILS 系 3 手法と Memetic＋演算子）の中央値が最良値から 2% 以内に並び、うち 3 つ（la21・la36M・mt10）では値が一致する（表 2）。演算子が有意に効くのは、ILS-baseline がこの水準に届いていない 2 シナリオ（la36L・ta21L）のみである。PR・repair とも la36L で </w:t>
+        <w:t xml:space="preserve">。ILS-baseline の高安定 HV は 8 シナリオ中 6 つで Memetic＋演算子と同水準かそれ以上にあり（図 3）、演算子を足す余地がない。この水準は上位 5 手法（ILS 系 3 手法と Memetic＋演算子）に共通の到達水準である：5 シナリオではこの 5 手法の中央値が最良値から 2% 以内に並び、うち 3 つ（la21・la36M・mt10）では値が一致する（図 3）。演算子が有意に効くのは、ILS-baseline がこの水準に届いていない 2 シナリオ（la36L・ta21L）のみである。PR・repair とも la36L で </w:t>
       </w:r>
       <w:r>
         <w:rPr>
@@ -6516,7 +6516,7 @@
           <w:rFonts w:ascii="Times New Roman" w:hAnsi="Times New Roman" w:cs="Times New Roman" w:eastAsia="ＭＳ 明朝"/>
           <w:lang w:val="en-US" w:eastAsia="ja-JP"/>
         </w:rPr>
-        <w:t xml:space="preserve">以上を並べると、同じ演算子の効果は載せる探索構造に依存して非対称に現れる。ただし両者を分けているのは構造そのものというより、構造が高安定領域に残す埋め残しの有無である：演算子は届いていない領域を埋めることで効くため、上記の共通の到達水準まで自力で埋めた探索構造には足す余地が残らない。この対応は 16 セル（2 構造 × 8 シナリオ）で一貫している——余地の残る多点探索側の 8 セルはすべて伸び、水準に達した単点探索側の 6 セルは伸びず、余地の残る単点探索側の 2 セルだけが伸びる。構造依存はこの媒介を通じて現れており、どちらの構造が埋め残しを残すかは H1 が示している。同じ発動設計のまま余地の有無だけで効きが変わる以上、非対称は演算子の発動回数の違い（表 1：多点探索では各個体に確率 0.3、単点探索では停滞時のみ）では説明できない。また演算子の組み込み方（返す解の数・深さの引き方, §3.3）は構造ごとに異なるが、組み込み方の異なる PR と repair で同じ非対称が出ており、結果はその細部には依らない。</w:t>
+        <w:t xml:space="preserve">以上を並べると、同じ演算子の効果は載せる探索構造に依存して非対称に現れる。ただし両者を分けているのは構造そのものというより、構造が高安定領域に残す埋め残しの有無である：演算子は届いていない領域を埋めることで効くため、上記の到達水準まで自力で埋めた探索構造には足す余地が残らない。この対応は 16 セル（2 構造 × 8 シナリオ）で一貫している——余地の残る多点探索側の 8 セルはすべて伸び、水準に達した単点探索側の 6 セルは伸びず、余地の残る単点探索側の 2 セルだけが伸びる。構造依存はこの媒介を通じて現れており、どちらの構造が埋め残しを残すかは H1 が示している。同じ発動設計のまま余地の有無だけで効きが変わる以上、非対称は演算子の発動回数の違い（表 1：多点探索では各個体に確率 0.3、単点探索では停滞時のみ）では説明できない。また演算子の組み込み方（返す解の数・深さの引き方, §3.3）は構造ごとに異なるが、組み込み方の異なる PR と repair で同じ非対称が出ており、結果はその細部には依らない。</w:t>
       </w:r>
     </w:p>
     <w:p>
@@ -7523,7 +7523,7 @@
           <w:rFonts w:ascii="Times New Roman" w:hAnsi="Times New Roman" w:cs="Times New Roman" w:eastAsia="ＭＳ 明朝"/>
           <w:lang w:val="en-US" w:eastAsia="ja-JP"/>
         </w:rPr>
-        <w:t xml:space="preserve"> 最良の水準にほぼ貼り付くのは ILS 系 3 手法で、6 シナリオで最良から 2% 以内に並ぶ（表 2）。残る la36S・mt10 では Memetic-baseline が最良で ILS 系は 10〜22% 下回り、演算子をもたない 2 手法どうしの有意差もこれと同じ 6 対 2 に分かれる。これは最終的な品質でなく立ち上がりの差である（図 4）：AOC は対数時間で早期を重く見るため、</w:t>
+        <w:t xml:space="preserve"> 最良の水準に並ぶのは ILS 系 3 手法で、6 シナリオで最良から 2% 以内にある（表 2）。残る la36S・mt10 では Memetic-baseline が最良で ILS 系は 10〜22% 下回り、演算子をもたない 2 手法どうしの有意差もこれと同じ 6 対 2 に分かれる。これは最終的な品質でなく立ち上がりの差である（図 4）：AOC は対数時間で早期を重く見るため、</w:t>
       </w:r>
       <w:r>
         <w:rPr>
@@ -7654,7 +7654,7 @@
           <w:b/>
           <w:lang w:val="en-US" w:eastAsia="ja-JP"/>
         </w:rPr>
-        <w:t xml:space="preserve">H1：単点探索（ILS）は高安定領域を Memetic-baseline より良く埋める.</w:t>
+        <w:t xml:space="preserve">H1：単点探索（ILS）は多点探索（Memetic）より高安定領域を良く埋める.</w:t>
       </w:r>
       <w:r>
         <w:rPr>

--- a/doc/paper_apiems2026_v2/APIEMS2026_draft_v2_ja.docx
+++ b/doc/paper_apiems2026_v2/APIEMS2026_draft_v2_ja.docx
@@ -569,7 +569,29 @@
           <w:rFonts w:ascii="Times New Roman" w:hAnsi="Times New Roman" w:cs="Times New Roman" w:eastAsia="ＭＳ 明朝"/>
           <w:lang w:val="en-US" w:eastAsia="ja-JP"/>
         </w:rPr>
-        <w:t xml:space="preserve"> 自体が外乱前に最適化されたスケジュールであるため効率の面でも良い水準にあるが、遅延をそのまま吸収したぶん、順序を組み直せば MS を縮められる余地が残る。変更コストが大きいほど、求められるのはその近く——本稿でいう</w:t>
+        <w:t xml:space="preserve"> 自体が外乱前に最適化されたスケジュールであるため効率の面でも良い水準にあるが、遅延をそのまま吸収したぶん、順序を組み直せば MS を縮められる余地が残る。変更コストが無視できない場面で求められるのは、</w:t>
+      </w:r>
+      <w:r>
+        <w:rPr>
+          <w:rFonts w:ascii="Times New Roman" w:hAnsi="Times New Roman" w:cs="Times New Roman"/>
+          <w:i/>
+        </w:rPr>
+        <w:t xml:space="preserve">S</w:t>
+      </w:r>
+      <w:r>
+        <w:rPr>
+          <w:rFonts w:ascii="Times New Roman" w:hAnsi="Times New Roman" w:cs="Times New Roman"/>
+          <w:i/>
+          <w:vertAlign w:val="subscript"/>
+        </w:rPr>
+        <w:t xml:space="preserve">p</w:t>
+      </w:r>
+      <w:r>
+        <w:rPr>
+          <w:rFonts w:ascii="Times New Roman" w:hAnsi="Times New Roman" w:cs="Times New Roman" w:eastAsia="ＭＳ 明朝"/>
+          <w:lang w:val="en-US" w:eastAsia="ja-JP"/>
+        </w:rPr>
+        <w:t xml:space="preserve"> の近く——本稿でいう</w:t>
       </w:r>
       <w:r>
         <w:rPr>
@@ -584,7 +606,7 @@
           <w:rFonts w:ascii="Times New Roman" w:hAnsi="Times New Roman" w:cs="Times New Roman" w:eastAsia="ＭＳ 明朝"/>
           <w:lang w:val="en-US" w:eastAsia="ja-JP"/>
         </w:rPr>
-        <w:t xml:space="preserve">——にある、変更を小さく抑えたうえで効率も改善した解になる。したがってこの問題では、手法をトレードオフ全体の品質だけでなく、</w:t>
+        <w:t xml:space="preserve">——にある、変更を小さく抑えたうえで効率も改善した解である。したがってこの問題では、手法をトレードオフ全体の品質だけでなく、</w:t>
       </w:r>
       <w:r>
         <w:rPr>
@@ -1275,7 +1297,7 @@
           <w:rFonts w:ascii="Times New Roman" w:hAnsi="Times New Roman" w:cs="Times New Roman" w:eastAsia="ＭＳ 明朝"/>
           <w:lang w:val="en-US" w:eastAsia="ja-JP"/>
         </w:rPr>
-        <w:t xml:space="preserve"> 第一・第三の課題には検定可能な仮説で、第二の課題には評価の枠組みで応える。後者は、トレードオフ全体の品質・</w:t>
+        <w:t xml:space="preserve"> これらの課題に対し、本研究はフロント全体の品質とは別に</w:t>
       </w:r>
       <w:r>
         <w:rPr>
@@ -1290,7 +1312,7 @@
           <w:rFonts w:ascii="Times New Roman" w:hAnsi="Times New Roman" w:cs="Times New Roman" w:eastAsia="ＭＳ 明朝"/>
           <w:lang w:val="en-US" w:eastAsia="ja-JP"/>
         </w:rPr>
-        <w:t xml:space="preserve">・anytime 性能の 3 つの軸で手法を測るもので（§3.4）、仮説はこのうち高安定領域の品質を応答として立てる（図 1）。</w:t>
+        <w:t xml:space="preserve">を測り（§3.4）、これを応答として二つの仮説を立てる（図 1）。</w:t>
       </w:r>
       <w:r>
         <w:rPr>
@@ -2240,23 +2262,8 @@
       <w:r>
         <w:rPr>
           <w:rFonts w:ascii="Times New Roman" w:hAnsi="Times New Roman" w:cs="Times New Roman"/>
-          <w:i/>
-        </w:rPr>
-        <w:t xml:space="preserve">m</w:t>
-      </w:r>
-      <w:r>
-        <w:rPr>
-          <w:rFonts w:ascii="Times New Roman" w:hAnsi="Times New Roman" w:cs="Times New Roman"/>
-          <w:i/>
-        </w:rPr>
-        <w:t xml:space="preserve">i</w:t>
-      </w:r>
-      <w:r>
-        <w:rPr>
-          <w:rFonts w:ascii="Times New Roman" w:hAnsi="Times New Roman" w:cs="Times New Roman"/>
-          <w:i/>
-        </w:rPr>
-        <w:t xml:space="preserve">n</w:t>
+        </w:rPr>
+        <w:t xml:space="preserve">min</w:t>
       </w:r>
       <w:r>
         <w:rPr>
@@ -2798,6 +2805,43 @@
           <w:b/>
           <w:lang w:val="en-US" w:eastAsia="ja-JP"/>
         </w:rPr>
+        <w:t xml:space="preserve">初期解</w:t>
+      </w:r>
+      <w:r>
+        <w:rPr>
+          <w:rFonts w:ascii="Times New Roman" w:hAnsi="Times New Roman" w:cs="Times New Roman" w:eastAsia="ＭＳ 明朝"/>
+          <w:lang w:val="en-US" w:eastAsia="ja-JP"/>
+        </w:rPr>
+        <w:t xml:space="preserve">は </w:t>
+      </w:r>
+      <w:r>
+        <w:rPr>
+          <w:rFonts w:ascii="Times New Roman" w:hAnsi="Times New Roman" w:cs="Times New Roman"/>
+          <w:i/>
+        </w:rPr>
+        <w:t xml:space="preserve">S</w:t>
+      </w:r>
+      <w:r>
+        <w:rPr>
+          <w:rFonts w:ascii="Times New Roman" w:hAnsi="Times New Roman" w:cs="Times New Roman"/>
+          <w:i/>
+          <w:vertAlign w:val="subscript"/>
+        </w:rPr>
+        <w:t xml:space="preserve">p</w:t>
+      </w:r>
+      <w:r>
+        <w:rPr>
+          <w:rFonts w:ascii="Times New Roman" w:hAnsi="Times New Roman" w:cs="Times New Roman" w:eastAsia="ＭＳ 明朝"/>
+          <w:lang w:val="en-US" w:eastAsia="ja-JP"/>
+        </w:rPr>
+        <w:t xml:space="preserve"> とする。</w:t>
+      </w:r>
+      <w:r>
+        <w:rPr>
+          <w:rFonts w:ascii="Times New Roman" w:hAnsi="Times New Roman" w:cs="Times New Roman" w:eastAsia="ＭＳ 明朝"/>
+          <w:b/>
+          <w:lang w:val="en-US" w:eastAsia="ja-JP"/>
+        </w:rPr>
         <w:t xml:space="preserve">局所探索</w:t>
       </w:r>
       <w:r>
@@ -2956,7 +3000,44 @@
           <w:rFonts w:ascii="Times New Roman" w:hAnsi="Times New Roman" w:cs="Times New Roman" w:eastAsia="ＭＳ 明朝"/>
           <w:lang w:val="en-US" w:eastAsia="ja-JP"/>
         </w:rPr>
-        <w:t xml:space="preserve"> で評価する。各世代は、エリート保存付きトーナメント選択で親を選び、PPX 交叉 [11] と逆位突然変異で子個体を作る。</w:t>
+        <w:t xml:space="preserve"> で評価する。</w:t>
+      </w:r>
+      <w:r>
+        <w:rPr>
+          <w:rFonts w:ascii="Times New Roman" w:hAnsi="Times New Roman" w:cs="Times New Roman" w:eastAsia="ＭＳ 明朝"/>
+          <w:b/>
+          <w:lang w:val="en-US" w:eastAsia="ja-JP"/>
+        </w:rPr>
+        <w:t xml:space="preserve">初期集団</w:t>
+      </w:r>
+      <w:r>
+        <w:rPr>
+          <w:rFonts w:ascii="Times New Roman" w:hAnsi="Times New Roman" w:cs="Times New Roman" w:eastAsia="ＭＳ 明朝"/>
+          <w:lang w:val="en-US" w:eastAsia="ja-JP"/>
+        </w:rPr>
+        <w:t xml:space="preserve">には ILS と同じく </w:t>
+      </w:r>
+      <w:r>
+        <w:rPr>
+          <w:rFonts w:ascii="Times New Roman" w:hAnsi="Times New Roman" w:cs="Times New Roman"/>
+          <w:i/>
+        </w:rPr>
+        <w:t xml:space="preserve">S</w:t>
+      </w:r>
+      <w:r>
+        <w:rPr>
+          <w:rFonts w:ascii="Times New Roman" w:hAnsi="Times New Roman" w:cs="Times New Roman"/>
+          <w:i/>
+          <w:vertAlign w:val="subscript"/>
+        </w:rPr>
+        <w:t xml:space="preserve">p</w:t>
+      </w:r>
+      <w:r>
+        <w:rPr>
+          <w:rFonts w:ascii="Times New Roman" w:hAnsi="Times New Roman" w:cs="Times New Roman" w:eastAsia="ＭＳ 明朝"/>
+          <w:lang w:val="en-US" w:eastAsia="ja-JP"/>
+        </w:rPr>
+        <w:t xml:space="preserve"> を 1 個体として含める。各世代は、エリート保存付きトーナメント選択で親を選び、PPX 交叉 [11] と逆位突然変異で子個体を作る。</w:t>
       </w:r>
       <w:r>
         <w:rPr>
@@ -4357,7 +4438,7 @@
           <w:rFonts w:ascii="Times New Roman" w:hAnsi="Times New Roman" w:cs="Times New Roman" w:eastAsia="ＭＳ 明朝"/>
           <w:lang w:val="en-US" w:eastAsia="ja-JP"/>
         </w:rPr>
-        <w:t xml:space="preserve">) を壁時計の対数時間で平均し（時間窓は各重みで全手法共通）、得た値を試行ごとに全重みで平均する。この 3 指標は互いに独立ではない：高安定 HV は全域 HV と同じ点集合を </w:t>
+        <w:t xml:space="preserve">) を壁時計の対数時間で平均し（時間窓は各重みで全手法共通）、得た値を試行ごとに全重みで平均する。この 3 指標は同じ探索の記録から作られる：高安定 HV は全域 HV と同じ点集合を </w:t>
       </w:r>
       <w:r>
         <w:rPr>
@@ -4392,7 +4473,7 @@
           <w:rFonts w:ascii="Times New Roman" w:hAnsi="Times New Roman" w:cs="Times New Roman" w:eastAsia="ＭＳ 明朝"/>
           <w:lang w:val="en-US" w:eastAsia="ja-JP"/>
         </w:rPr>
-        <w:t xml:space="preserve"> で切り出した部分であり、AOC は全域 HV に至る曲線を重みごとに測った対数時間平均で、各曲線の終点はその重みの最終 HV に一致する。</w:t>
+        <w:t xml:space="preserve"> で切り出したものであり、AOC は同じ点集合を重みごとに時間方向へ読んだ値である。</w:t>
       </w:r>
     </w:p>
     <w:p>
@@ -4428,7 +4509,7 @@
           <w:rFonts w:ascii="Times New Roman" w:hAnsi="Times New Roman" w:cs="Times New Roman" w:eastAsia="ＭＳ 明朝"/>
           <w:lang w:val="en-US" w:eastAsia="ja-JP"/>
         </w:rPr>
-        <w:t xml:space="preserve"> で評価し [32]、検定はすべて両側で行う。乱数シードは trial 番号で定め全手法に共通だが、構造の異なる手法間では乱数列が直ちに分岐するため、検定は対応を用いない U 検定とする（同一構造どうしの比較では、対応を捨てるぶん保守側の評価になる）。</w:t>
+        <w:t xml:space="preserve"> で評価し [32]、検定はすべて両側で行う。</w:t>
       </w:r>
       <w:r>
         <w:rPr>
@@ -4465,30 +4546,8 @@
       <w:r>
         <w:rPr>
           <w:rFonts w:ascii="Times New Roman" w:hAnsi="Times New Roman" w:cs="Times New Roman"/>
-          <w:i/>
-        </w:rPr>
-        <w:t xml:space="preserve">b</w:t>
-      </w:r>
-      <w:r>
-        <w:rPr>
-          <w:rFonts w:ascii="Times New Roman" w:hAnsi="Times New Roman" w:cs="Times New Roman"/>
-          <w:i/>
-        </w:rPr>
-        <w:t xml:space="preserve">e</w:t>
-      </w:r>
-      <w:r>
-        <w:rPr>
-          <w:rFonts w:ascii="Times New Roman" w:hAnsi="Times New Roman" w:cs="Times New Roman"/>
-          <w:i/>
-        </w:rPr>
-        <w:t xml:space="preserve">s</w:t>
-      </w:r>
-      <w:r>
-        <w:rPr>
-          <w:rFonts w:ascii="Times New Roman" w:hAnsi="Times New Roman" w:cs="Times New Roman"/>
-          <w:i/>
-        </w:rPr>
-        <w:t xml:space="preserve">t</w:t>
+        </w:rPr>
+        <w:t xml:space="preserve">best</w:t>
       </w:r>
       <w:r>
         <w:rPr>
@@ -4518,30 +4577,8 @@
       <w:r>
         <w:rPr>
           <w:rFonts w:ascii="Times New Roman" w:hAnsi="Times New Roman" w:cs="Times New Roman"/>
-          <w:i/>
-        </w:rPr>
-        <w:t xml:space="preserve">b</w:t>
-      </w:r>
-      <w:r>
-        <w:rPr>
-          <w:rFonts w:ascii="Times New Roman" w:hAnsi="Times New Roman" w:cs="Times New Roman"/>
-          <w:i/>
-        </w:rPr>
-        <w:t xml:space="preserve">e</w:t>
-      </w:r>
-      <w:r>
-        <w:rPr>
-          <w:rFonts w:ascii="Times New Roman" w:hAnsi="Times New Roman" w:cs="Times New Roman"/>
-          <w:i/>
-        </w:rPr>
-        <w:t xml:space="preserve">s</w:t>
-      </w:r>
-      <w:r>
-        <w:rPr>
-          <w:rFonts w:ascii="Times New Roman" w:hAnsi="Times New Roman" w:cs="Times New Roman"/>
-          <w:i/>
-        </w:rPr>
-        <w:t xml:space="preserve">t</w:t>
+        </w:rPr>
+        <w:t xml:space="preserve">best</w:t>
       </w:r>
       <w:r>
         <w:rPr>
@@ -4572,36 +4609,7 @@
           <w:rFonts w:ascii="Times New Roman" w:hAnsi="Times New Roman" w:cs="Times New Roman" w:eastAsia="ＭＳ 明朝"/>
           <w:lang w:val="en-US" w:eastAsia="ja-JP"/>
         </w:rPr>
-        <w:t xml:space="preserve">, 低いほど良い）で示す。シナリオ横断の傾向は Friedman＋平均順位＋Kendall's </w:t>
-      </w:r>
-      <w:r>
-        <w:rPr>
-          <w:rFonts w:ascii="Times New Roman" w:hAnsi="Times New Roman" w:cs="Times New Roman"/>
-          <w:i/>
-        </w:rPr>
-        <w:t xml:space="preserve">W</w:t>
-      </w:r>
-      <w:r>
-        <w:rPr>
-          <w:rFonts w:ascii="Times New Roman" w:hAnsi="Times New Roman" w:cs="Times New Roman" w:eastAsia="ＭＳ 明朝"/>
-          <w:lang w:val="en-US" w:eastAsia="ja-JP"/>
-        </w:rPr>
-        <w:t xml:space="preserve"> で要約するが、la36 ラダーと ta21 対は同一インスタンスで外乱条件のみを変えたシナリオで互いに独立でないため、</w:t>
-      </w:r>
-      <w:r>
-        <w:rPr>
-          <w:rFonts w:ascii="Times New Roman" w:hAnsi="Times New Roman" w:cs="Times New Roman" w:eastAsia="ＭＳ 明朝"/>
-          <w:b/>
-          <w:lang w:val="en-US" w:eastAsia="ja-JP"/>
-        </w:rPr>
-        <w:t xml:space="preserve">順位一貫性の探索的要約</w:t>
-      </w:r>
-      <w:r>
-        <w:rPr>
-          <w:rFonts w:ascii="Times New Roman" w:hAnsi="Times New Roman" w:cs="Times New Roman" w:eastAsia="ＭＳ 明朝"/>
-          <w:lang w:val="en-US" w:eastAsia="ja-JP"/>
-        </w:rPr>
-        <w:t xml:space="preserve">として扱う。</w:t>
+        <w:t xml:space="preserve">, 低いほど良い）で示す。</w:t>
       </w:r>
     </w:p>
     <w:p>
@@ -4623,7 +4631,7 @@
           <w:rFonts w:ascii="Times New Roman" w:hAnsi="Times New Roman" w:cs="Times New Roman" w:eastAsia="ＭＳ 明朝"/>
           <w:lang w:val="en-US" w:eastAsia="ja-JP"/>
         </w:rPr>
-        <w:t xml:space="preserve"> H1 は、局所探索を揃えた ILS-baseline と Memetic-baseline の高安定 HV の比較で検定し、全 8 シナリオで ILS が有意に上回れば支持されたとみなす。H2 は、Memetic-baseline に対する Memetic＋演算子の高安定 HV の伸びを同じ形で検定し、押し上げの到達点は ILS-baseline との比較（差が有意でないシナリオを同水準とみなす）で確かめる。単点探索側の対応する比較（ILS-baseline 対 ILS＋演算子）については効果の向きを事前に予測せず、多点探索側との効き方の違いとして §4.2 で対比する。多重比較は、各仮説について 8 シナリオを 1 族として Holm 補正で扱う（演算子効果は探索構造ごとに族を分ける）。全域 HV と AOC にはいずれの仮説も方向の予測を置かず、手法間の比較として報告する。</w:t>
+        <w:t xml:space="preserve"> H1 は、局所探索を揃えた ILS-baseline と Memetic-baseline の高安定 HV の比較で検定し、全 8 シナリオで ILS が有意に上回れば支持されたとみなす。H2 は、Memetic-baseline に対する Memetic＋演算子の高安定 HV の伸びを同じ形で検定し、押し上げの到達点は ILS-baseline との比較で確かめる。単点探索側の対応する比較（ILS-baseline 対 ILS＋演算子）については効果の向きを事前に予測せず、多点探索側との効き方の違いとして §4.2 で対比する。多重比較は 8 シナリオを 1 族として Holm 補正で扱う（演算子効果は探索構造ごと、到達点比較はさらに別の族とする）。全域 HV と AOC にはいずれの仮説も方向の予測を置かず、手法間の比較として報告する。</w:t>
       </w:r>
     </w:p>
     <w:p>
@@ -4667,7 +4675,7 @@
           <w:rFonts w:ascii="Times New Roman" w:hAnsi="Times New Roman" w:cs="Times New Roman" w:eastAsia="ＭＳ 明朝"/>
           <w:lang w:val="en-US" w:eastAsia="ja-JP"/>
         </w:rPr>
-        <w:t xml:space="preserve">ベンチマークは mt10・la21・la36・la40・ta21。外乱は単一作業の完了遅延（遅延量 </w:t>
+        <w:t xml:space="preserve">mt10・la21・la36・la40・ta21 の 5 インスタンスに単一作業の完了遅延（</w:t>
       </w:r>
       <w:r>
         <w:rPr>
@@ -4681,7 +4689,7 @@
           <w:rFonts w:ascii="Times New Roman" w:hAnsi="Times New Roman" w:cs="Times New Roman" w:eastAsia="ＭＳ 明朝"/>
           <w:lang w:val="en-US" w:eastAsia="ja-JP"/>
         </w:rPr>
-        <w:t xml:space="preserve">=60〜148＝対象作業の処理時間の約 0.9〜1.5 倍）で、計 8 シナリオ＝la36S/la36M/la36L（27/54/73%）・ta21S/ta21L（32/82%）・mt10（72%）・la21（35%）・la40（32%）を用いる。各シナリオに付した百分率は</w:t>
+        <w:t xml:space="preserve">=60〜148＝対象作業の処理時間の約 0.9〜1.5 倍）を与えた計 8 シナリオ＝la36S/la36M/la36L（27/54/73%）・ta21S/ta21L（32/82%）・mt10（72%）・la21（35%）・la40（32%）を用いる。括弧内は</w:t>
       </w:r>
       <w:r>
         <w:rPr>
@@ -4734,103 +4742,88 @@
       <w:r>
         <w:rPr>
           <w:rFonts w:ascii="Times New Roman" w:hAnsi="Times New Roman" w:cs="Times New Roman"/>
-          <w:i/>
-        </w:rPr>
-        <w:t xml:space="preserve">o</w:t>
-      </w:r>
-      <w:r>
-        <w:rPr>
-          <w:rFonts w:ascii="Times New Roman" w:hAnsi="Times New Roman" w:cs="Times New Roman"/>
-          <w:i/>
+        </w:rPr>
+        <w:t xml:space="preserve">ops</w:t>
+      </w:r>
+      <w:r>
+        <w:rPr>
+          <w:rFonts w:ascii="Times New Roman" w:hAnsi="Times New Roman" w:cs="Times New Roman" w:eastAsia="ＭＳ 明朝"/>
+          <w:lang w:val="en-US" w:eastAsia="ja-JP"/>
+        </w:rPr>
+        <w:t xml:space="preserve">（全作業のうち外乱で再最適化対象 </w:t>
+      </w:r>
+      <w:r>
+        <w:rPr>
+          <w:rFonts w:ascii="Times New Roman" w:hAnsi="Times New Roman" w:cs="Times New Roman"/>
+          <w:i/>
+        </w:rPr>
+        <w:t xml:space="preserve">O</w:t>
+      </w:r>
+      <w:r>
+        <w:rPr>
+          <w:rFonts w:ascii="Times New Roman" w:hAnsi="Times New Roman" w:cs="Times New Roman"/>
+          <w:vertAlign w:val="subscript"/>
+        </w:rPr>
+        <w:t xml:space="preserve">opt</w:t>
+      </w:r>
+      <w:r>
+        <w:rPr>
+          <w:rFonts w:ascii="Times New Roman" w:hAnsi="Times New Roman" w:cs="Times New Roman" w:eastAsia="ＭＳ 明朝"/>
+          <w:lang w:val="en-US" w:eastAsia="ja-JP"/>
+        </w:rPr>
+        <w:t xml:space="preserve"> となる割合）で、8 シナリオは 27〜82% を張る。</w:t>
+      </w:r>
+      <w:r>
+        <w:rPr>
+          <w:rFonts w:ascii="Times New Roman" w:hAnsi="Times New Roman" w:cs="Times New Roman" w:eastAsia="ＭＳ 明朝"/>
+          <w:b/>
+          <w:lang w:val="en-US" w:eastAsia="ja-JP"/>
+        </w:rPr>
+        <w:t xml:space="preserve">la36 ラダー</w:t>
+      </w:r>
+      <w:r>
+        <w:rPr>
+          <w:rFonts w:ascii="Times New Roman" w:hAnsi="Times New Roman" w:cs="Times New Roman" w:eastAsia="ＭＳ 明朝"/>
+          <w:lang w:val="en-US" w:eastAsia="ja-JP"/>
+        </w:rPr>
+        <w:t xml:space="preserve">と </w:t>
+      </w:r>
+      <w:r>
+        <w:rPr>
+          <w:rFonts w:ascii="Times New Roman" w:hAnsi="Times New Roman" w:cs="Times New Roman" w:eastAsia="ＭＳ 明朝"/>
+          <w:b/>
+          <w:lang w:val="en-US" w:eastAsia="ja-JP"/>
+        </w:rPr>
+        <w:t xml:space="preserve">ta21 対</w:t>
+      </w:r>
+      <w:r>
+        <w:rPr>
+          <w:rFonts w:ascii="Times New Roman" w:hAnsi="Times New Roman" w:cs="Times New Roman" w:eastAsia="ＭＳ 明朝"/>
+          <w:lang w:val="en-US" w:eastAsia="ja-JP"/>
+        </w:rPr>
+        <w:t xml:space="preserve">は、同一インスタンス・同一 </w:t>
+      </w:r>
+      <w:r>
+        <w:rPr>
+          <w:rFonts w:ascii="Times New Roman" w:hAnsi="Times New Roman" w:cs="Times New Roman"/>
+          <w:i/>
+        </w:rPr>
+        <w:t xml:space="preserve">S</w:t>
+      </w:r>
+      <w:r>
+        <w:rPr>
+          <w:rFonts w:ascii="Times New Roman" w:hAnsi="Times New Roman" w:cs="Times New Roman"/>
+          <w:i/>
+          <w:vertAlign w:val="subscript"/>
         </w:rPr>
         <w:t xml:space="preserve">p</w:t>
       </w:r>
       <w:r>
         <w:rPr>
-          <w:rFonts w:ascii="Times New Roman" w:hAnsi="Times New Roman" w:cs="Times New Roman"/>
-          <w:i/>
-        </w:rPr>
-        <w:t xml:space="preserve">s</w:t>
-      </w:r>
-      <w:r>
-        <w:rPr>
-          <w:rFonts w:ascii="Times New Roman" w:hAnsi="Times New Roman" w:cs="Times New Roman" w:eastAsia="ＭＳ 明朝"/>
-          <w:lang w:val="en-US" w:eastAsia="ja-JP"/>
-        </w:rPr>
-        <w:t xml:space="preserve">——全作業のうち外乱で再最適化対象 </w:t>
-      </w:r>
-      <w:r>
-        <w:rPr>
-          <w:rFonts w:ascii="Times New Roman" w:hAnsi="Times New Roman" w:cs="Times New Roman"/>
-          <w:i/>
-        </w:rPr>
-        <w:t xml:space="preserve">O</w:t>
-      </w:r>
-      <w:r>
-        <w:rPr>
-          <w:rFonts w:ascii="Times New Roman" w:hAnsi="Times New Roman" w:cs="Times New Roman"/>
-          <w:vertAlign w:val="subscript"/>
-        </w:rPr>
-        <w:t xml:space="preserve">opt</w:t>
-      </w:r>
-      <w:r>
-        <w:rPr>
-          <w:rFonts w:ascii="Times New Roman" w:hAnsi="Times New Roman" w:cs="Times New Roman" w:eastAsia="ＭＳ 明朝"/>
-          <w:lang w:val="en-US" w:eastAsia="ja-JP"/>
-        </w:rPr>
-        <w:t xml:space="preserve"> となった割合——であり、シナリオの記述に用いて難易度の尺度としては扱わない。</w:t>
-      </w:r>
-      <w:r>
-        <w:rPr>
-          <w:rFonts w:ascii="Times New Roman" w:hAnsi="Times New Roman" w:cs="Times New Roman" w:eastAsia="ＭＳ 明朝"/>
-          <w:b/>
-          <w:lang w:val="en-US" w:eastAsia="ja-JP"/>
-        </w:rPr>
-        <w:t xml:space="preserve">la36 ラダー</w:t>
-      </w:r>
-      <w:r>
-        <w:rPr>
-          <w:rFonts w:ascii="Times New Roman" w:hAnsi="Times New Roman" w:cs="Times New Roman" w:eastAsia="ＭＳ 明朝"/>
-          <w:lang w:val="en-US" w:eastAsia="ja-JP"/>
-        </w:rPr>
-        <w:t xml:space="preserve">と </w:t>
-      </w:r>
-      <w:r>
-        <w:rPr>
-          <w:rFonts w:ascii="Times New Roman" w:hAnsi="Times New Roman" w:cs="Times New Roman" w:eastAsia="ＭＳ 明朝"/>
-          <w:b/>
-          <w:lang w:val="en-US" w:eastAsia="ja-JP"/>
-        </w:rPr>
-        <w:t xml:space="preserve">ta21 対</w:t>
-      </w:r>
-      <w:r>
-        <w:rPr>
-          <w:rFonts w:ascii="Times New Roman" w:hAnsi="Times New Roman" w:cs="Times New Roman" w:eastAsia="ＭＳ 明朝"/>
-          <w:lang w:val="en-US" w:eastAsia="ja-JP"/>
-        </w:rPr>
-        <w:t xml:space="preserve">は、同一インスタンス・同一 </w:t>
-      </w:r>
-      <w:r>
-        <w:rPr>
-          <w:rFonts w:ascii="Times New Roman" w:hAnsi="Times New Roman" w:cs="Times New Roman"/>
-          <w:i/>
-        </w:rPr>
-        <w:t xml:space="preserve">S</w:t>
-      </w:r>
-      <w:r>
-        <w:rPr>
-          <w:rFonts w:ascii="Times New Roman" w:hAnsi="Times New Roman" w:cs="Times New Roman"/>
-          <w:i/>
-          <w:vertAlign w:val="subscript"/>
-        </w:rPr>
-        <w:t xml:space="preserve">p</w:t>
-      </w:r>
-      <w:r>
-        <w:rPr>
-          <w:rFonts w:ascii="Times New Roman" w:hAnsi="Times New Roman" w:cs="Times New Roman" w:eastAsia="ＭＳ 明朝"/>
-          <w:lang w:val="en-US" w:eastAsia="ja-JP"/>
-        </w:rPr>
-        <w:t xml:space="preserve"> のまま外乱の規模だけを段階的に変えたシナリオ群である。各シナリオの完全な定義と、手法 × シナリオ × 指標ごとの結果（trial 別の生値と検定）は公開リポジトリ（https://github.com/kitotakumi/stability_scheduling）に収録する。全 8 シナリオ共通の実験設定は表 1 に示す。</w:t>
+          <w:rFonts w:ascii="Times New Roman" w:hAnsi="Times New Roman" w:cs="Times New Roman" w:eastAsia="ＭＳ 明朝"/>
+          <w:lang w:val="en-US" w:eastAsia="ja-JP"/>
+        </w:rPr>
+        <w:t xml:space="preserve"> のまま外乱の規模だけを段階的に変えたシナリオ群である。各シナリオの完全な定義と trial 別の生値・検定は公開リポジトリ（https://github.com/kitotakumi/stability_scheduling）に収録する。実験設定は表 1 に示す。</w:t>
       </w:r>
     </w:p>
     <w:p>
@@ -4970,7 +4963,7 @@
                 <w:sz w:val="16"/>
                 <w:szCs w:val="16"/>
               </w:rPr>
-              <w:t xml:space="preserve">=1.0 は最適が自明解 </w:t>
+              <w:t xml:space="preserve">=1.0 は自明解 </w:t>
             </w:r>
             <w:r>
               <w:rPr>
@@ -4997,25 +4990,7 @@
                 <w:sz w:val="16"/>
                 <w:szCs w:val="16"/>
               </w:rPr>
-              <w:t xml:space="preserve">（</w:t>
-            </w:r>
-            <w:r>
-              <w:rPr>
-                <w:rFonts w:ascii="Times New Roman" w:hAnsi="Times New Roman" w:cs="Times New Roman"/>
-                <w:i/>
-                <w:sz w:val="16"/>
-                <w:szCs w:val="16"/>
-              </w:rPr>
-              <w:t xml:space="preserve">D</w:t>
-            </w:r>
-            <w:r>
-              <w:rPr>
-                <w:rFonts w:ascii="Times New Roman" w:hAnsi="Times New Roman" w:cs="Times New Roman" w:eastAsia="ＭＳ 明朝"/>
-                <w:lang w:val="en-US" w:eastAsia="ja-JP"/>
-                <w:sz w:val="16"/>
-                <w:szCs w:val="16"/>
-              </w:rPr>
-              <w:t xml:space="preserve">=0）に縮退するため除外）</w:t>
+              <w:t xml:space="preserve"> に縮退するため除外）</w:t>
             </w:r>
           </w:p>
         </w:tc>
@@ -5057,7 +5032,7 @@
                 <w:sz w:val="16"/>
                 <w:szCs w:val="16"/>
               </w:rPr>
-              <w:t xml:space="preserve">各（シナリオ×手法）10 trial。解析単位は 1 trial（＝10 重みの掃引全体）で HV は trial あたり 1 値、代表値は特記なき限り中央値、検定は n=10</w:t>
+              <w:t xml:space="preserve">各（シナリオ×手法）10 trial（検定は n=10、代表値は特記なき限り中央値）</w:t>
             </w:r>
           </w:p>
         </w:tc>
@@ -5108,7 +5083,7 @@
                 <w:sz w:val="16"/>
                 <w:szCs w:val="16"/>
               </w:rPr>
-              <w:t xml:space="preserve">=50（全手法・全 trial の Pareto 解の </w:t>
+              <w:t xml:space="preserve">=50（§3.4 の </w:t>
             </w:r>
             <w:r>
               <w:rPr>
@@ -5117,7 +5092,17 @@
                 <w:sz w:val="16"/>
                 <w:szCs w:val="16"/>
               </w:rPr>
-              <w:t xml:space="preserve">D</w:t>
+              <w:t xml:space="preserve">P</w:t>
+            </w:r>
+            <w:r>
+              <w:rPr>
+                <w:rFonts w:ascii="Times New Roman" w:hAnsi="Times New Roman" w:cs="Times New Roman"/>
+                <w:i/>
+                <w:vertAlign w:val="subscript"/>
+                <w:sz w:val="16"/>
+                <w:szCs w:val="16"/>
+              </w:rPr>
+              <w:t xml:space="preserve">θ</w:t>
             </w:r>
             <w:r>
               <w:rPr>
@@ -5126,7 +5111,7 @@
                 <w:sz w:val="16"/>
                 <w:szCs w:val="16"/>
               </w:rPr>
-              <w:t xml:space="preserve"> の中央値）</w:t>
+              <w:t xml:space="preserve"> の百分位）</w:t>
             </w:r>
           </w:p>
         </w:tc>
@@ -5168,7 +5153,7 @@
                 <w:sz w:val="16"/>
                 <w:szCs w:val="16"/>
               </w:rPr>
-              <w:t xml:space="preserve">ILS 3000 反復／GA・Memetic 500 世代（早期終了なし・全 run を上限まで実行）。反復と世代は単位が異なるため族内（ILS 系どうし・多点探索系どうし）で公称値を揃え、手法横断の anytime 性能は壁時計上の AOC で比較する</w:t>
+              <w:t xml:space="preserve">ILS 系は一律 3000 反復、GA・Memetic 系は一律 500 世代</w:t>
             </w:r>
           </w:p>
         </w:tc>
@@ -5229,7 +5214,7 @@
                 <w:sz w:val="16"/>
                 <w:szCs w:val="16"/>
               </w:rPr>
-              <w:t xml:space="preserve">GA-500 で生成した高品質スケジュール。ILS は初期解として、GA・Memetic は初期集団に含めて受け取る（残る 49 個体は無作為生成）</w:t>
+              <w:t xml:space="preserve">GA-500 で生成</w:t>
             </w:r>
           </w:p>
         </w:tc>
@@ -5251,7 +5236,7 @@
                 <w:sz w:val="16"/>
                 <w:szCs w:val="16"/>
               </w:rPr>
-              <w:t xml:space="preserve">多点探索（GA・Memetic）</w:t>
+              <w:t xml:space="preserve">多点探索</w:t>
             </w:r>
           </w:p>
         </w:tc>
@@ -5343,7 +5328,35 @@
                 <w:sz w:val="16"/>
                 <w:szCs w:val="16"/>
               </w:rPr>
-              <w:t xml:space="preserve">=0.1, pop=50</w:t>
+              <w:t xml:space="preserve">=0.1, pop=50（</w:t>
+            </w:r>
+            <w:r>
+              <w:rPr>
+                <w:rFonts w:ascii="Times New Roman" w:hAnsi="Times New Roman" w:cs="Times New Roman"/>
+                <w:i/>
+                <w:sz w:val="16"/>
+                <w:szCs w:val="16"/>
+              </w:rPr>
+              <w:t xml:space="preserve">S</w:t>
+            </w:r>
+            <w:r>
+              <w:rPr>
+                <w:rFonts w:ascii="Times New Roman" w:hAnsi="Times New Roman" w:cs="Times New Roman"/>
+                <w:i/>
+                <w:vertAlign w:val="subscript"/>
+                <w:sz w:val="16"/>
+                <w:szCs w:val="16"/>
+              </w:rPr>
+              <w:t xml:space="preserve">p</w:t>
+            </w:r>
+            <w:r>
+              <w:rPr>
+                <w:rFonts w:ascii="Times New Roman" w:hAnsi="Times New Roman" w:cs="Times New Roman" w:eastAsia="ＭＳ 明朝"/>
+                <w:lang w:val="en-US" w:eastAsia="ja-JP"/>
+                <w:sz w:val="16"/>
+                <w:szCs w:val="16"/>
+              </w:rPr>
+              <w:t xml:space="preserve"> 以外の 49 個体は無作為生成）</w:t>
             </w:r>
           </w:p>
         </w:tc>
@@ -5365,7 +5378,7 @@
                 <w:sz w:val="16"/>
                 <w:szCs w:val="16"/>
               </w:rPr>
-              <w:t xml:space="preserve">単点探索（ILS）</w:t>
+              <w:t xml:space="preserve">単点探索</w:t>
             </w:r>
           </w:p>
         </w:tc>
@@ -5427,25 +5440,7 @@
                 <w:sz w:val="16"/>
                 <w:szCs w:val="16"/>
               </w:rPr>
-              <w:t xml:space="preserve">各個体に確率 0.3 で発動。PR は経路上位 3 中間解を N5 で再最適化し最良を返す。repair の深さは 1〜</w:t>
-            </w:r>
-            <w:r>
-              <w:rPr>
-                <w:rFonts w:ascii="Times New Roman" w:hAnsi="Times New Roman" w:cs="Times New Roman"/>
-                <w:i/>
-                <w:sz w:val="16"/>
-                <w:szCs w:val="16"/>
-              </w:rPr>
-              <w:t xml:space="preserve">d</w:t>
-            </w:r>
-            <w:r>
-              <w:rPr>
-                <w:rFonts w:ascii="Times New Roman" w:hAnsi="Times New Roman" w:cs="Times New Roman" w:eastAsia="ＭＳ 明朝"/>
-                <w:lang w:val="en-US" w:eastAsia="ja-JP"/>
-                <w:sz w:val="16"/>
-                <w:szCs w:val="16"/>
-              </w:rPr>
-              <w:t xml:space="preserve"> から一様</w:t>
+              <w:t xml:space="preserve">発動確率 0.3（各個体）。PR は経路上位 3 中間解から最良を返す</w:t>
             </w:r>
           </w:p>
         </w:tc>
@@ -5487,25 +5482,7 @@
                 <w:sz w:val="16"/>
                 <w:szCs w:val="16"/>
               </w:rPr>
-              <w:t xml:space="preserve">停滞時に摂動として発動（無改善 400 反復で初回、以降は 10 反復）。PR は経路上最良の 1 解を返す。repair の深さは 1→</w:t>
-            </w:r>
-            <w:r>
-              <w:rPr>
-                <w:rFonts w:ascii="Times New Roman" w:hAnsi="Times New Roman" w:cs="Times New Roman"/>
-                <w:i/>
-                <w:sz w:val="16"/>
-                <w:szCs w:val="16"/>
-              </w:rPr>
-              <w:t xml:space="preserve">d</w:t>
-            </w:r>
-            <w:r>
-              <w:rPr>
-                <w:rFonts w:ascii="Times New Roman" w:hAnsi="Times New Roman" w:cs="Times New Roman" w:eastAsia="ＭＳ 明朝"/>
-                <w:lang w:val="en-US" w:eastAsia="ja-JP"/>
-                <w:sz w:val="16"/>
-                <w:szCs w:val="16"/>
-              </w:rPr>
-              <w:t xml:space="preserve"> を鋸歯状に掃き、best 改善で 1 に戻す</w:t>
+              <w:t xml:space="preserve">発動は無改善 400 反復で初回、以降 10 反復ごと。PR は経路上の最良 1 解を返す</w:t>
             </w:r>
           </w:p>
         </w:tc>
@@ -5581,7 +5558,7 @@
           <w:rFonts w:ascii="Times New Roman" w:hAnsi="Times New Roman" w:cs="Times New Roman" w:eastAsia="ＭＳ 明朝"/>
           <w:lang w:val="en-US" w:eastAsia="ja-JP"/>
         </w:rPr>
-        <w:t xml:space="preserve"> 評価側の境界 </w:t>
+        <w:t xml:space="preserve"> 境界 </w:t>
       </w:r>
       <w:r>
         <w:rPr>
@@ -5603,7 +5580,7 @@
           <w:rFonts w:ascii="Times New Roman" w:hAnsi="Times New Roman" w:cs="Times New Roman" w:eastAsia="ＭＳ 明朝"/>
           <w:lang w:val="en-US" w:eastAsia="ja-JP"/>
         </w:rPr>
-        <w:t xml:space="preserve"> は比較手法プールに相対的に定まるため、</w:t>
+        <w:t xml:space="preserve"> は手法プールから定まるが、百分位 </w:t>
       </w:r>
       <w:r>
         <w:rPr>
@@ -5617,35 +5594,7 @@
           <w:rFonts w:ascii="Times New Roman" w:hAnsi="Times New Roman" w:cs="Times New Roman" w:eastAsia="ＭＳ 明朝"/>
           <w:lang w:val="en-US" w:eastAsia="ja-JP"/>
         </w:rPr>
-        <w:t xml:space="preserve">=50 を中心に 25〜75 で振って確認した。以降の結論は </w:t>
-      </w:r>
-      <w:r>
-        <w:rPr>
-          <w:rFonts w:ascii="Times New Roman" w:hAnsi="Times New Roman" w:cs="Times New Roman"/>
-          <w:i/>
-        </w:rPr>
-        <w:t xml:space="preserve">θ</w:t>
-      </w:r>
-      <w:r>
-        <w:rPr>
-          <w:rFonts w:ascii="Times New Roman" w:hAnsi="Times New Roman" w:cs="Times New Roman" w:eastAsia="ＭＳ 明朝"/>
-          <w:lang w:val="en-US" w:eastAsia="ja-JP"/>
-        </w:rPr>
-        <w:t xml:space="preserve"> の選択に依存しない：H1 の完全分離は </w:t>
-      </w:r>
-      <w:r>
-        <w:rPr>
-          <w:rFonts w:ascii="Times New Roman" w:hAnsi="Times New Roman" w:cs="Times New Roman"/>
-          <w:i/>
-        </w:rPr>
-        <w:t xml:space="preserve">θ</w:t>
-      </w:r>
-      <w:r>
-        <w:rPr>
-          <w:rFonts w:ascii="Times New Roman" w:hAnsi="Times New Roman" w:cs="Times New Roman" w:eastAsia="ＭＳ 明朝"/>
-          <w:lang w:val="en-US" w:eastAsia="ja-JP"/>
-        </w:rPr>
-        <w:t xml:space="preserve">=33〜67 で保たれて両端でも向きは変わらず、多点探索側の演算子効果は全閾値で有意（</w:t>
+        <w:t xml:space="preserve"> を 50 から 33〜67 に振っても H1・H2 の結論は変わらない（全シナリオで完全分離, </w:t>
       </w:r>
       <w:r>
         <w:rPr>
@@ -5665,7 +5614,7 @@
           <w:rFonts w:ascii="Times New Roman" w:hAnsi="Times New Roman" w:cs="Times New Roman" w:eastAsia="ＭＳ 明朝"/>
           <w:lang w:val="en-US" w:eastAsia="ja-JP"/>
         </w:rPr>
-        <w:t xml:space="preserve">0.001）である（動くのは僅差で密集する上位群の内部順位のみである）。計算予算は、壁時計が族間で異なるにもかかわらず（Memetic+PR は ILS の 4.8〜9.4 倍）、中央値 run が全手法とも予算の 7 割以内で最終 HV の 99% に達しており、全域 HV の差は計算時間の差によるものではない。手法パラメータは、表 1 のうち手法の挙動を定める 11 軸——提案演算子側だけでなくベース探索構造側も——を標準値で固定したうえで、2 シナリオで中心値の上下に振る一要因感度分析にかけ、感度の大きさ（全域 HV で +0.5〜2%）が手法間の差（+7〜54%）より一桁小さいことを確かめた。</w:t>
+        <w:t xml:space="preserve">0.001）。壁時計は Memetic+PR が ILS の 4.8〜9.4 倍だが、中央値 run は全手法とも予算の 7 割以内で最終 HV の 99% に達しており、全域 HV の差は計算時間によらない。手法パラメータは標準値で固定し、挙動を定める 11 軸（ベース探索構造側を含む）を 2 シナリオで一要因ずつ上下に振ったが、感度は全域 HV で +0.5〜2% と手法間の差（+7〜54%）より一桁小さい。</w:t>
       </w:r>
     </w:p>
     <w:p>
@@ -5960,15 +5909,7 @@
                 <w:rFonts w:ascii="Times New Roman" w:hAnsi="Times New Roman" w:cs="Times New Roman" w:eastAsia="ＭＳ 明朝"/>
                 <w:lang w:val="en-US" w:eastAsia="ja-JP"/>
               </w:rPr>
-              <w:t xml:space="preserve">図3. 探索構造 × 安定性誘導演算子の交互作用図（高安定 HV、中央値と四分位範囲、全 8 シナリオ、n=10）。記号は演算子なしに対する両側 Mann–Whitney U 検定の有意水準で、対応する線と同じ色で示す（</w:t>
-            </w:r>
-            <w:r>
-              <w:rPr>
-                <w:rFonts w:ascii="Times New Roman" w:hAnsi="Times New Roman" w:cs="Times New Roman" w:eastAsia="ＭＳ 明朝"/>
-                <w:i/>
-                <w:lang w:val="en-US" w:eastAsia="ja-JP"/>
-              </w:rPr>
-              <w:t xml:space="preserve"> </w:t>
+              <w:t xml:space="preserve">図3. 探索構造 × 安定性誘導演算子の交互作用図（高安定 HV、中央値と四分位範囲、全 8 シナリオ、n=10）。記号は演算子なしに対する両側 Mann–Whitney U 検定の有意水準で、対応する線と同じ色で示す（* </w:t>
             </w:r>
             <w:r>
               <w:rPr>
@@ -5986,18 +5927,9 @@
             <w:r>
               <w:rPr>
                 <w:rFonts w:ascii="Times New Roman" w:hAnsi="Times New Roman" w:cs="Times New Roman" w:eastAsia="ＭＳ 明朝"/>
-                <w:i/>
                 <w:lang w:val="en-US" w:eastAsia="ja-JP"/>
               </w:rPr>
-              <w:t xml:space="preserve">0.05, </w:t>
-            </w:r>
-            <w:r>
-              <w:rPr>
-                <w:rFonts w:ascii="Times New Roman" w:hAnsi="Times New Roman" w:cs="Times New Roman" w:eastAsia="ＭＳ 明朝"/>
-                <w:i/>
-                <w:lang w:val="en-US" w:eastAsia="ja-JP"/>
-              </w:rPr>
-              <w:t xml:space="preserve"> </w:t>
+              <w:t xml:space="preserve">0.05, ** </w:t>
             </w:r>
             <w:r>
               <w:rPr>
@@ -6015,17 +5947,9 @@
             <w:r>
               <w:rPr>
                 <w:rFonts w:ascii="Times New Roman" w:hAnsi="Times New Roman" w:cs="Times New Roman" w:eastAsia="ＭＳ 明朝"/>
-                <w:i/>
                 <w:lang w:val="en-US" w:eastAsia="ja-JP"/>
               </w:rPr>
-              <w:t xml:space="preserve">0.01, </w:t>
-            </w:r>
-            <w:r>
-              <w:rPr>
-                <w:rFonts w:ascii="Times New Roman" w:hAnsi="Times New Roman" w:cs="Times New Roman" w:eastAsia="ＭＳ 明朝"/>
-                <w:lang w:val="en-US" w:eastAsia="ja-JP"/>
-              </w:rPr>
-              <w:t xml:space="preserve">** </w:t>
+              <w:t xml:space="preserve">0.01, *** </w:t>
             </w:r>
             <w:r>
               <w:rPr>
@@ -6131,7 +6055,7 @@
           <w:rFonts w:ascii="Times New Roman" w:hAnsi="Times New Roman" w:cs="Times New Roman" w:eastAsia="ＭＳ 明朝"/>
           <w:lang w:val="en-US" w:eastAsia="ja-JP"/>
         </w:rPr>
-        <w:t xml:space="preserve">=1.0）。3 シナリオ（la36S・ta21S・la40）では Memetic-baseline が高安定領域にほぼ非劣解を持てず（10 trial 中 9〜10 で 0 点。図 2(a)）、ILS のみが高安定領域を埋める。残る 5 シナリオでも ILS が 2〜4.5 倍。Holm 補正後も全シナリオで有意であり、H1 は支持された。この差は局所探索の有無によるものではない：両者は同一の N5 と同一の </w:t>
+        <w:t xml:space="preserve">=1.0）。3 シナリオ（la36S・ta21S・la40）では Memetic-baseline が高安定領域にほぼ非劣解を持てず（10 trial 中 9〜10 で 0 点。図 2(a)）、ILS のみが高安定領域を埋める。残る 5 シナリオでも ILS が 2.1〜4.5 倍。Holm 補正後も全シナリオで有意であり、H1 は支持された。この差は局所探索の有無によるものではない：両者は同一の N5・同一の </w:t>
       </w:r>
       <w:r>
         <w:rPr>
@@ -6164,7 +6088,7 @@
           <w:rFonts w:ascii="Times New Roman" w:hAnsi="Times New Roman" w:cs="Times New Roman" w:eastAsia="ＭＳ 明朝"/>
           <w:lang w:val="en-US" w:eastAsia="ja-JP"/>
         </w:rPr>
-        <w:t xml:space="preserve"> を用い（§3.2）、</w:t>
+        <w:t xml:space="preserve">・同一の </w:t>
       </w:r>
       <w:r>
         <w:rPr>
@@ -6186,7 +6110,7 @@
           <w:rFonts w:ascii="Times New Roman" w:hAnsi="Times New Roman" w:cs="Times New Roman" w:eastAsia="ＭＳ 明朝"/>
           <w:lang w:val="en-US" w:eastAsia="ja-JP"/>
         </w:rPr>
-        <w:t xml:space="preserve"> も両構造に与えられ（表 1）、いずれも予算内で飽和している（§4.1）。</w:t>
+        <w:t xml:space="preserve"> を与えられており（§3.2）、いずれも予算内で飽和している（§4.1）。</w:t>
       </w:r>
     </w:p>
     <w:p>
@@ -6261,7 +6185,7 @@
           <w:rFonts w:ascii="Times New Roman" w:hAnsi="Times New Roman" w:cs="Times New Roman" w:eastAsia="ＭＳ 明朝"/>
           <w:lang w:val="en-US" w:eastAsia="ja-JP"/>
         </w:rPr>
-        <w:t xml:space="preserve">=1.0。演算子なしではほぼ届かない 3 シナリオで届くようになり、残る 5 シナリオでは 2.1〜4.7 倍）。到達点を ILS-baseline と比べると、5 シナリオで有意差がなく、la36L・ta21L では上回る（図 3 で緑の線が橙に届く）。届かないのは la40 だけで、そこでも差は 5〜10% である（</w:t>
+        <w:t xml:space="preserve">=1.0。演算子なしではほぼ届かない 3 シナリオで届くようになり、残る 5 シナリオでは 2.1〜4.7 倍）。到達点を ILS-baseline と比べると、6 シナリオで有意差がなく、うち 5 つは中央値比も 1.00〜1.01 とほぼ一致する（残る la36L は中央値で 6% 上、</w:t>
       </w:r>
       <w:r>
         <w:rPr>
@@ -6273,15 +6197,43 @@
       <w:r>
         <w:rPr>
           <w:rFonts w:ascii="Times New Roman" w:hAnsi="Times New Roman" w:cs="Times New Roman"/>
-        </w:rPr>
-        <w:t xml:space="preserve">≤</w:t>
-      </w:r>
-      <w:r>
-        <w:rPr>
-          <w:rFonts w:ascii="Times New Roman" w:hAnsi="Times New Roman" w:cs="Times New Roman" w:eastAsia="ＭＳ 明朝"/>
-          <w:lang w:val="en-US" w:eastAsia="ja-JP"/>
-        </w:rPr>
-        <w:t xml:space="preserve">0.002）。H2 はこの 1 シナリオを除いて支持された。この押し上げを「摂動が加わること自体」に帰す説明は、演算子の核である </w:t>
+          <w:vertAlign w:val="subscript"/>
+        </w:rPr>
+        <w:t xml:space="preserve">adj</w:t>
+      </w:r>
+      <w:r>
+        <w:rPr>
+          <w:rFonts w:ascii="Times New Roman" w:hAnsi="Times New Roman" w:cs="Times New Roman" w:eastAsia="ＭＳ 明朝"/>
+          <w:lang w:val="en-US" w:eastAsia="ja-JP"/>
+        </w:rPr>
+        <w:t xml:space="preserve">=0.078）。ta21L では上回り（図 3 で緑の線が橙に届く）、届かないのは la40 だけで、そこでも差は 5〜10% である（</w:t>
+      </w:r>
+      <w:r>
+        <w:rPr>
+          <w:rFonts w:ascii="Times New Roman" w:hAnsi="Times New Roman" w:cs="Times New Roman"/>
+          <w:i/>
+        </w:rPr>
+        <w:t xml:space="preserve">p</w:t>
+      </w:r>
+      <w:r>
+        <w:rPr>
+          <w:rFonts w:ascii="Times New Roman" w:hAnsi="Times New Roman" w:cs="Times New Roman"/>
+          <w:vertAlign w:val="subscript"/>
+        </w:rPr>
+        <w:t xml:space="preserve">adj</w:t>
+      </w:r>
+      <w:r>
+        <w:rPr>
+          <w:rFonts w:ascii="Times New Roman" w:hAnsi="Times New Roman" w:cs="Times New Roman"/>
+        </w:rPr>
+        <w:t xml:space="preserve">&lt;</w:t>
+      </w:r>
+      <w:r>
+        <w:rPr>
+          <w:rFonts w:ascii="Times New Roman" w:hAnsi="Times New Roman" w:cs="Times New Roman" w:eastAsia="ＭＳ 明朝"/>
+          <w:lang w:val="en-US" w:eastAsia="ja-JP"/>
+        </w:rPr>
+        <w:t xml:space="preserve">0.015）。H2 はこの 1 シナリオを除いて支持された。この押し上げを「摂動が加わること自体」に帰す説明は、演算子の核である </w:t>
       </w:r>
       <w:r>
         <w:rPr>
@@ -6446,24 +6398,9 @@
       <w:r>
         <w:rPr>
           <w:rFonts w:ascii="Times New Roman" w:hAnsi="Times New Roman" w:cs="Times New Roman"/>
-          <w:i/>
           <w:vertAlign w:val="subscript"/>
         </w:rPr>
-        <w:t xml:space="preserve">a</w:t>
-      </w:r>
-      <w:r>
-        <w:rPr>
-          <w:rFonts w:ascii="Times New Roman" w:hAnsi="Times New Roman" w:cs="Times New Roman"/>
-          <w:i/>
-        </w:rPr>
-        <w:t xml:space="preserve">d</w:t>
-      </w:r>
-      <w:r>
-        <w:rPr>
-          <w:rFonts w:ascii="Times New Roman" w:hAnsi="Times New Roman" w:cs="Times New Roman"/>
-          <w:i/>
-        </w:rPr>
-        <w:t xml:space="preserve">j</w:t>
+        <w:t xml:space="preserve">adj</w:t>
       </w:r>
       <w:r>
         <w:rPr>
@@ -6686,7 +6623,7 @@
           <w:rFonts w:ascii="Times New Roman" w:hAnsi="Times New Roman" w:cs="Times New Roman" w:eastAsia="ＭＳ 明朝"/>
           <w:lang w:val="en-US" w:eastAsia="ja-JP"/>
         </w:rPr>
-        <w:t xml:space="preserve"> を初期解として受け取り最初の局所探索がそれを改善するためである。ta21S では Memetic＋演算子が ILS と同じ水準（1.17）に達するが、到達は ILS の 2.5 秒に対し 5.6〜7.8 秒を要する。la36L では多点探索が 7〜10 秒で ILS を追い越し、ILS が 0.80 で頭打ちになるのに対し 0.94 まで伸びる。曲線の終点と立ち上がりの速さは別の手法を最良と指す。</w:t>
+        <w:t xml:space="preserve"> を初期解として受け取り最初の局所探索がそれを改善するためである。ta21S では Memetic＋演算子が ILS と同じ水準（1.17）に達するが、到達は ILS の 2.5 秒に対し 6.6〜7.8 秒を要する。la36L では多点探索が 7〜10 秒で ILS を追い越し、ILS が 0.80 で頭打ちになるのに対し 0.94 まで伸びる。曲線の終点と立ち上がりの速さは別の手法を最良と指す。</w:t>
       </w:r>
     </w:p>
     <w:p>
@@ -6734,7 +6671,7 @@
           <w:rFonts w:ascii="Times New Roman" w:hAnsi="Times New Roman" w:cs="Times New Roman" w:eastAsia="ＭＳ 明朝"/>
           <w:lang w:val="en-US" w:eastAsia="ja-JP"/>
         </w:rPr>
-        <w:t xml:space="preserve"> は全域 HV 0.59・高安定 HV 0.81・AOC 0.63。横断順位は探索的要約として扱う（§3.4）。</w:t>
+        <w:t xml:space="preserve"> は全域 HV 0.59・高安定 HV 0.81・AOC 0.63。8 シナリオは la36 ラダーと ta21 対を含み互いに独立でないため、横断順位は順位一貫性の探索的要約として扱う。</w:t>
       </w:r>
     </w:p>
     <w:tbl>
@@ -7445,7 +7382,21 @@
           <w:rFonts w:ascii="Times New Roman" w:hAnsi="Times New Roman" w:cs="Times New Roman" w:eastAsia="ＭＳ 明朝"/>
           <w:lang w:val="en-US" w:eastAsia="ja-JP"/>
         </w:rPr>
-        <w:t xml:space="preserve">表 2 の高安定 HV の列は §4.2 の結果を横断順位で再確認するものなので、以下では残る 2 指標を全 8 シナリオで見る。</w:t>
+        <w:t xml:space="preserve">表 2 の高安定 HV の列は §4.2 の結果を横断順位で再確認するもので、順位の一貫性も 3 指標で最も高い（Kendall's </w:t>
+      </w:r>
+      <w:r>
+        <w:rPr>
+          <w:rFonts w:ascii="Times New Roman" w:hAnsi="Times New Roman" w:cs="Times New Roman"/>
+          <w:i/>
+        </w:rPr>
+        <w:t xml:space="preserve">W</w:t>
+      </w:r>
+      <w:r>
+        <w:rPr>
+          <w:rFonts w:ascii="Times New Roman" w:hAnsi="Times New Roman" w:cs="Times New Roman" w:eastAsia="ＭＳ 明朝"/>
+          <w:lang w:val="en-US" w:eastAsia="ja-JP"/>
+        </w:rPr>
+        <w:t xml:space="preserve">=0.81）。以下では残る 2 指標を全 8 シナリオで見る。</w:t>
       </w:r>
     </w:p>
     <w:p>
@@ -7467,7 +7418,7 @@
           <w:rFonts w:ascii="Times New Roman" w:hAnsi="Times New Roman" w:cs="Times New Roman" w:eastAsia="ＭＳ 明朝"/>
           <w:lang w:val="en-US" w:eastAsia="ja-JP"/>
         </w:rPr>
-        <w:t xml:space="preserve"> 最良の水準に達するのは演算子を載せた Memetic で、表 2 でも首位群を占める。ILS 系の水準はシナリオに依存し、4 シナリオ（la36S・ta21S・la40・la21）では最良に並ぶが、残る 4 つでは 6〜38% 下回る（図 4 の 2 パネルはこの両方にあたる）。演算子をもたない 2 手法どうしでは両構造は互角で、ILS-baseline が有意に上回るのは前者の 4 シナリオ、Memetic-baseline が上回るのは la36M・mt10・la36L、ta21L は有意差がない（</w:t>
+        <w:t xml:space="preserve"> 最良の水準に達するのは演算子を載せた Memetic で、表 2 でも首位群を占める。ILS 系の水準はシナリオに依存し、4 シナリオ（la36S・ta21S・la40・la21）では最良に並ぶが、残る 4 つでは 5〜38% 下回る（図 4 の 2 パネルはこの両方にあたる）。演算子をもたない 2 手法どうしでは両構造は互角で、ILS-baseline が有意に上回るのは前者の 4 シナリオ、Memetic-baseline が上回るのは la36M・mt10・la36L、ta21L は有意差がない（</w:t>
       </w:r>
       <w:r>
         <w:rPr>
@@ -7523,7 +7474,7 @@
           <w:rFonts w:ascii="Times New Roman" w:hAnsi="Times New Roman" w:cs="Times New Roman" w:eastAsia="ＭＳ 明朝"/>
           <w:lang w:val="en-US" w:eastAsia="ja-JP"/>
         </w:rPr>
-        <w:t xml:space="preserve"> 最良の水準に並ぶのは ILS 系 3 手法で、6 シナリオで最良から 2% 以内にある（表 2）。残る la36S・mt10 では Memetic-baseline が最良で ILS 系は 10〜22% 下回り、演算子をもたない 2 手法どうしの有意差もこれと同じ 6 対 2 に分かれる。これは最終的な品質でなく立ち上がりの差である（図 4）：AOC は対数時間で早期を重く見るため、</w:t>
+        <w:t xml:space="preserve"> 最良の水準に並ぶのは ILS 系 3 手法で、6 シナリオで最良から 2% 以内にある（表 2）。残る la36S・mt10 では Memetic-baseline が最良で ILS 系は 10〜22% 下回り、演算子をもたない 2 手法どうしの有意差もこれと同じ 6 対 2 に分かれる。AOC は対数時間で早期を重く見るため、</w:t>
       </w:r>
       <w:r>
         <w:rPr>
@@ -7545,7 +7496,7 @@
           <w:rFonts w:ascii="Times New Roman" w:hAnsi="Times New Roman" w:cs="Times New Roman" w:eastAsia="ＭＳ 明朝"/>
           <w:lang w:val="en-US" w:eastAsia="ja-JP"/>
         </w:rPr>
-        <w:t xml:space="preserve"> を初期解として受け取る ILS の早さを強く反映する。演算子の効き方はここでも非対称だが、全域 HV とは向きが逆で多点探索側のコストとして現れ、しかもその原因は埋め残しではなく発動の仕方そのものである：ILS では 3 手法の差が全シナリオで 3% 以内かつ有意でない（単点探索側は演算子が停滞時にしか発動しないため）のに対し、PR は Memetic の AOC を 8 シナリオ中 5 で有意に下げる（7〜26%）。PR は </w:t>
+        <w:t xml:space="preserve"> を初期解として受け取る ILS の早さを強く反映する（図 4）。演算子の効き方はここでも非対称だが、全域 HV とは向きが逆で多点探索側のコストとして現れ、しかもその原因は埋め残しではなく発動の仕方そのものである：ILS では 3 手法の差が全シナリオで 3% 以内かつ有意でない（単点探索側は演算子が停滞時にしか発動しないため）のに対し、PR は Memetic の AOC を 8 シナリオ中 5 で有意に下げる（7〜26%）。PR は </w:t>
       </w:r>
       <w:r>
         <w:rPr>

--- a/doc/paper_apiems2026_v2/APIEMS2026_draft_v2_ja.docx
+++ b/doc/paper_apiems2026_v2/APIEMS2026_draft_v2_ja.docx
@@ -203,7 +203,7 @@
           <w:rFonts w:ascii="Times New Roman" w:hAnsi="Times New Roman" w:cs="Times New Roman" w:eastAsia="ＭＳ 明朝"/>
           <w:lang w:val="en-US" w:eastAsia="ja-JP"/>
         </w:rPr>
-        <w:t xml:space="preserve"> へ引き戻す安定性誘導演算子（Path Relinking に基づく PR と repair）を両構造に搭載すると、効果は非対称に現れた。多点探索では高安定領域の HV が全シナリオの全試行で改善し、8 シナリオ中 7 つで ILS と並び、トレードオフ全体の品質で首位となった一方、単点探索での改善はわずかであった。最良手法は評価軸によって入れ替わる。</w:t>
+        <w:t xml:space="preserve"> へ引き戻す安定性誘導演算子（Path Relinking に基づく PR と repair）を両構造に搭載すると、効果は非対称に現れた。多点探索では高安定領域の HV が全シナリオの全試行で改善し、8 シナリオ中 7 つで ILS と並び、トレードオフ全体の品質で首位となった一方、この領域を自力で埋めている単点探索では改善の余地がほとんど残らなかった。最良手法は評価軸によって入れ替わる。</w:t>
       </w:r>
     </w:p>
     <w:p>
@@ -1521,7 +1521,7 @@
           <w:rFonts w:ascii="Times New Roman" w:hAnsi="Times New Roman" w:cs="Times New Roman" w:eastAsia="ＭＳ 明朝"/>
           <w:lang w:val="en-US" w:eastAsia="ja-JP"/>
         </w:rPr>
-        <w:t xml:space="preserve">本節は §2 の仮説を検定可能な形に落とす。まず問題と目的関数を定式化し（§3.1）、H1 を検定する因子 1＝探索構造——局所探索を揃えた ILS と Memetic——を設計し（§3.2）、H2 と構造間比較を担う因子 2＝安定性誘導演算子を両構造へ搭載する（§3.3）。応答は 3 指標の枠組みで測る（§3.4）。ベンチマークシナリオと計算予算は §4.1 に示す。</w:t>
+        <w:t xml:space="preserve">本節は §2 の仮説を検定可能な形に落とす。まず問題と目的関数を定式化し（§3.1）、H1 を検定する因子 1＝探索構造——局所探索を揃えた ILS と Memetic——を設計し（§3.2）、H2 と構造間比較を担う因子 2＝安定性誘導演算子を両構造へ搭載する（§3.3）。応答は 3 指標の枠組みで測る（§3.4）。</w:t>
       </w:r>
     </w:p>
     <w:p>
@@ -2768,7 +2768,7 @@
           <w:rFonts w:ascii="Times New Roman" w:hAnsi="Times New Roman" w:cs="Times New Roman" w:eastAsia="ＭＳ 明朝"/>
           <w:lang w:val="en-US" w:eastAsia="ja-JP"/>
         </w:rPr>
-        <w:t xml:space="preserve">に置き、局所探索の有無という交絡を排して探索構造（単点探索 vs 多点探索）を対照する。</w:t>
+        <w:t xml:space="preserve">に置き、局所探索の有無という交絡を排して探索構造（単点探索 vs 多点探索）だけを対比する。</w:t>
       </w:r>
     </w:p>
     <w:p>
@@ -2780,9 +2780,17 @@
       <w:r>
         <w:rPr>
           <w:rFonts w:ascii="Times New Roman" w:hAnsi="Times New Roman" w:cs="Times New Roman" w:eastAsia="ＭＳ 明朝"/>
-          <w:lang w:val="en-US" w:eastAsia="ja-JP"/>
-        </w:rPr>
-        <w:t xml:space="preserve">ILS [22] は、現在解に摂動を加え、そこから局所探索で解を改善し、得られた解を受理するかを判定する、という反復で 1 つの解を改善していく枠組みである。単点探索の中で ILS を採る理由は、深掘り（局所探索）と脱出（摂動）が明確に分離されている点にある。この分離ゆえに、</w:t>
+          <w:b/>
+          <w:lang w:val="en-US" w:eastAsia="ja-JP"/>
+        </w:rPr>
+        <w:t xml:space="preserve">単点探索（ILS）.</w:t>
+      </w:r>
+      <w:r>
+        <w:rPr>
+          <w:rFonts w:ascii="Times New Roman" w:hAnsi="Times New Roman" w:cs="Times New Roman" w:eastAsia="ＭＳ 明朝"/>
+          <w:lang w:val="en-US" w:eastAsia="ja-JP"/>
+        </w:rPr>
+        <w:t xml:space="preserve"> ILS [22] は、現在解に摂動を加え、そこから局所探索で解を改善し、得られた解を受理するかを判定する、という反復で 1 つの解を改善していく枠組みである。単点探索の中で ILS を採る理由は、深掘り（局所探索）と脱出（摂動）が明確に分離されている点にある。この分離ゆえに、</w:t>
       </w:r>
       <w:r>
         <w:rPr>
@@ -2967,7 +2975,22 @@
           <w:rFonts w:ascii="Times New Roman" w:hAnsi="Times New Roman" w:cs="Times New Roman" w:eastAsia="ＭＳ 明朝"/>
           <w:lang w:val="en-US" w:eastAsia="ja-JP"/>
         </w:rPr>
-        <w:t xml:space="preserve"> H1 の対照となる多点探索は、operation-based 表現 [25] の標準 GA とする。染色体は作業の並びで、GT 法 [23] でスケジュールにデコードし </w:t>
+        <w:t xml:space="preserve"> H1 の比較相手となる多点探索は、GA に局所探索を統合した </w:t>
+      </w:r>
+      <w:r>
+        <w:rPr>
+          <w:rFonts w:ascii="Times New Roman" w:hAnsi="Times New Roman" w:cs="Times New Roman" w:eastAsia="ＭＳ 明朝"/>
+          <w:b/>
+          <w:lang w:val="en-US" w:eastAsia="ja-JP"/>
+        </w:rPr>
+        <w:t xml:space="preserve">Memetic</w:t>
+      </w:r>
+      <w:r>
+        <w:rPr>
+          <w:rFonts w:ascii="Times New Roman" w:hAnsi="Times New Roman" w:cs="Times New Roman" w:eastAsia="ＭＳ 明朝"/>
+          <w:lang w:val="en-US" w:eastAsia="ja-JP"/>
+        </w:rPr>
+        <w:t xml:space="preserve"> [29] とする。土台とする GA は operation-based 表現 [25] の標準的なもので、染色体は作業の並び、GT 法 [23] でスケジュールにデコードし </w:t>
       </w:r>
       <w:r>
         <w:rPr>
@@ -3037,22 +3060,7 @@
           <w:rFonts w:ascii="Times New Roman" w:hAnsi="Times New Roman" w:cs="Times New Roman" w:eastAsia="ＭＳ 明朝"/>
           <w:lang w:val="en-US" w:eastAsia="ja-JP"/>
         </w:rPr>
-        <w:t xml:space="preserve"> を 1 個体として含める。各世代は、エリート保存付きトーナメント選択で親を選び、PPX 交叉 [11] と逆位突然変異で子個体を作る。</w:t>
-      </w:r>
-      <w:r>
-        <w:rPr>
-          <w:rFonts w:ascii="Times New Roman" w:hAnsi="Times New Roman" w:cs="Times New Roman" w:eastAsia="ＭＳ 明朝"/>
-          <w:b/>
-          <w:lang w:val="en-US" w:eastAsia="ja-JP"/>
-        </w:rPr>
-        <w:t xml:space="preserve">Memetic</w:t>
-      </w:r>
-      <w:r>
-        <w:rPr>
-          <w:rFonts w:ascii="Times New Roman" w:hAnsi="Times New Roman" w:cs="Times New Roman" w:eastAsia="ＭＳ 明朝"/>
-          <w:lang w:val="en-US" w:eastAsia="ja-JP"/>
-        </w:rPr>
-        <w:t xml:space="preserve"> は、この GA に局所探索を統合したもの [29] で、上記 N5 を各個体へ適用し、得られた改善解を染色体に書き戻す（Lamarckian）。多点探索側の代表をこの Memetic とするのは、局所探索の有無という交絡を排すためであると同時に、多点探索に局所探索を組み合わせる構成が既存研究の標準だからでもある [3][4][18]。局所探索をもたない素の GA は参考ベースラインとする。</w:t>
+        <w:t xml:space="preserve"> を 1 個体として含める。各世代は、エリート保存付きトーナメント選択で親を選び、PPX 交叉 [11] と逆位突然変異で子個体を作る。Memetic は、この GA の各個体へ上記 N5 を適用し、得られた改善解を染色体に書き戻す（Lamarckian）。局所探索をもたない素の GA は参考ベースラインとする。</w:t>
       </w:r>
     </w:p>
     <w:p>
@@ -4192,7 +4200,7 @@
           <w:rFonts w:ascii="Times New Roman" w:hAnsi="Times New Roman" w:cs="Times New Roman" w:eastAsia="ＭＳ 明朝"/>
           <w:lang w:val="en-US" w:eastAsia="ja-JP"/>
         </w:rPr>
-        <w:t xml:space="preserve"> の値と感度は §4 で扱う（図 1・図 2 の網掛け領域）。</w:t>
+        <w:t xml:space="preserve"> の値と感度は §4.1 で扱う（図 1・図 2 の網掛け領域）。</w:t>
       </w:r>
     </w:p>
     <w:p>
@@ -4221,7 +4229,7 @@
           <w:rFonts w:ascii="Times New Roman" w:hAnsi="Times New Roman" w:cs="Times New Roman" w:eastAsia="ＭＳ 明朝"/>
           <w:lang w:val="en-US" w:eastAsia="ja-JP"/>
         </w:rPr>
-        <w:t xml:space="preserve">（anytime 性能 [26]）：HV-対-対数時間曲線の時間平均。</w:t>
+        <w:t xml:space="preserve">（anytime 性能 [26]）：全域HV-対-対数時間曲線の時間平均。</w:t>
       </w:r>
     </w:p>
     <w:p>
@@ -4438,42 +4446,7 @@
           <w:rFonts w:ascii="Times New Roman" w:hAnsi="Times New Roman" w:cs="Times New Roman" w:eastAsia="ＭＳ 明朝"/>
           <w:lang w:val="en-US" w:eastAsia="ja-JP"/>
         </w:rPr>
-        <w:t xml:space="preserve">) を壁時計の対数時間で平均し（時間窓は各重みで全手法共通）、得た値を試行ごとに全重みで平均する。この 3 指標は同じ探索の記録から作られる：高安定 HV は全域 HV と同じ点集合を </w:t>
-      </w:r>
-      <w:r>
-        <w:rPr>
-          <w:rFonts w:ascii="Times New Roman" w:hAnsi="Times New Roman" w:cs="Times New Roman"/>
-          <w:i/>
-        </w:rPr>
-        <w:t xml:space="preserve">D</w:t>
-      </w:r>
-      <w:r>
-        <w:rPr>
-          <w:rFonts w:ascii="Times New Roman" w:hAnsi="Times New Roman" w:cs="Times New Roman"/>
-        </w:rPr>
-        <w:t xml:space="preserve">&lt;</w:t>
-      </w:r>
-      <w:r>
-        <w:rPr>
-          <w:rFonts w:ascii="Times New Roman" w:hAnsi="Times New Roman" w:cs="Times New Roman"/>
-          <w:i/>
-        </w:rPr>
-        <w:t xml:space="preserve">P</w:t>
-      </w:r>
-      <w:r>
-        <w:rPr>
-          <w:rFonts w:ascii="Times New Roman" w:hAnsi="Times New Roman" w:cs="Times New Roman"/>
-          <w:i/>
-          <w:vertAlign w:val="subscript"/>
-        </w:rPr>
-        <w:t xml:space="preserve">θ</w:t>
-      </w:r>
-      <w:r>
-        <w:rPr>
-          <w:rFonts w:ascii="Times New Roman" w:hAnsi="Times New Roman" w:cs="Times New Roman" w:eastAsia="ＭＳ 明朝"/>
-          <w:lang w:val="en-US" w:eastAsia="ja-JP"/>
-        </w:rPr>
-        <w:t xml:space="preserve"> で切り出したものであり、AOC は同じ点集合を重みごとに時間方向へ読んだ値である。</w:t>
+        <w:t xml:space="preserve">) を壁時計の対数時間で平均し（時間窓は各重みで全手法共通）、得た値を試行ごとに全重みで平均する。</w:t>
       </w:r>
     </w:p>
     <w:p>
@@ -4631,7 +4604,7 @@
           <w:rFonts w:ascii="Times New Roman" w:hAnsi="Times New Roman" w:cs="Times New Roman" w:eastAsia="ＭＳ 明朝"/>
           <w:lang w:val="en-US" w:eastAsia="ja-JP"/>
         </w:rPr>
-        <w:t xml:space="preserve"> H1 は、局所探索を揃えた ILS-baseline と Memetic-baseline の高安定 HV の比較で検定し、全 8 シナリオで ILS が有意に上回れば支持されたとみなす。H2 は、Memetic-baseline に対する Memetic＋演算子の高安定 HV の伸びを同じ形で検定し、押し上げの到達点は ILS-baseline との比較で確かめる。単点探索側の対応する比較（ILS-baseline 対 ILS＋演算子）については効果の向きを事前に予測せず、多点探索側との効き方の違いとして §4.2 で対比する。多重比較は 8 シナリオを 1 族として Holm 補正で扱う（演算子効果は探索構造ごと、到達点比較はさらに別の族とする）。全域 HV と AOC にはいずれの仮説も方向の予測を置かず、手法間の比較として報告する。</w:t>
+        <w:t xml:space="preserve"> H1 は、局所探索を揃えた ILS-baseline と Memetic-baseline の高安定 HV の比較で検定し、全 8 シナリオで ILS が有意に上回れば支持されたとみなす。H2 は、Memetic-baseline に対する Memetic＋演算子の高安定 HV の伸びを同じ形で検定し、押し上げの到達点は ILS-baseline との比較で確かめる。単点探索側の対応する比較（ILS-baseline 対 ILS＋演算子）については効果の向きを事前に予測せず、多点探索側との効き方の違いとして対比する。多重比較は、同じ比較を 8 シナリオに渡したものを 1 族として Holm 補正で扱う。全域 HV と AOC にはいずれの仮説も方向の予測を置かず、手法間の比較として報告する。</w:t>
       </w:r>
     </w:p>
     <w:p>
@@ -4647,21 +4620,6 @@
           <w:szCs w:val="22"/>
         </w:rPr>
         <w:t xml:space="preserve">4. Computational Experiments</w:t>
-      </w:r>
-    </w:p>
-    <w:p>
-      <w:pPr>
-        <w:pStyle w:val="2"/>
-        <w:spacing w:before="90" w:after="20" w:line="240" w:lineRule="exact"/>
-      </w:pPr>
-      <w:r>
-        <w:rPr>
-          <w:rFonts w:ascii="Times New Roman" w:hAnsi="Times New Roman" w:cs="Times New Roman" w:eastAsia="ＭＳ 明朝"/>
-          <w:lang w:val="en-US" w:eastAsia="ja-JP"/>
-          <w:sz w:val="22"/>
-          <w:szCs w:val="22"/>
-        </w:rPr>
-        <w:t xml:space="preserve">4.1 Experimental Setup</w:t>
       </w:r>
     </w:p>
     <w:p>
@@ -4675,6 +4633,35 @@
           <w:rFonts w:ascii="Times New Roman" w:hAnsi="Times New Roman" w:cs="Times New Roman" w:eastAsia="ＭＳ 明朝"/>
           <w:lang w:val="en-US" w:eastAsia="ja-JP"/>
         </w:rPr>
+        <w:t xml:space="preserve">本節では実験設定（§4.1）ののち、結果を指標ごとに示す。高安定 HV で仮説 H1・H2 を検定し（§4.2）、次いで全域 HV と AOC を比較する（§4.3）。</w:t>
+      </w:r>
+    </w:p>
+    <w:p>
+      <w:pPr>
+        <w:pStyle w:val="2"/>
+        <w:spacing w:before="90" w:after="20" w:line="240" w:lineRule="exact"/>
+      </w:pPr>
+      <w:r>
+        <w:rPr>
+          <w:rFonts w:ascii="Times New Roman" w:hAnsi="Times New Roman" w:cs="Times New Roman" w:eastAsia="ＭＳ 明朝"/>
+          <w:lang w:val="en-US" w:eastAsia="ja-JP"/>
+          <w:sz w:val="22"/>
+          <w:szCs w:val="22"/>
+        </w:rPr>
+        <w:t xml:space="preserve">4.1 Experimental Setup</w:t>
+      </w:r>
+    </w:p>
+    <w:p>
+      <w:pPr>
+        <w:pStyle w:val="a8"/>
+        <w:spacing w:line="240" w:lineRule="exact"/>
+        <w:jc w:val="both"/>
+      </w:pPr>
+      <w:r>
+        <w:rPr>
+          <w:rFonts w:ascii="Times New Roman" w:hAnsi="Times New Roman" w:cs="Times New Roman" w:eastAsia="ＭＳ 明朝"/>
+          <w:lang w:val="en-US" w:eastAsia="ja-JP"/>
+        </w:rPr>
         <w:t xml:space="preserve">mt10・la21・la36・la40・ta21 の 5 インスタンスに単一作業の完了遅延（</w:t>
       </w:r>
       <w:r>
@@ -4771,7 +4758,29 @@
           <w:rFonts w:ascii="Times New Roman" w:hAnsi="Times New Roman" w:cs="Times New Roman" w:eastAsia="ＭＳ 明朝"/>
           <w:lang w:val="en-US" w:eastAsia="ja-JP"/>
         </w:rPr>
-        <w:t xml:space="preserve"> となる割合）で、8 シナリオは 27〜82% を張る。</w:t>
+        <w:t xml:space="preserve"> となる割合）で、8 シナリオは 27〜82% を張る。各インスタンスの元計画 </w:t>
+      </w:r>
+      <w:r>
+        <w:rPr>
+          <w:rFonts w:ascii="Times New Roman" w:hAnsi="Times New Roman" w:cs="Times New Roman"/>
+          <w:i/>
+        </w:rPr>
+        <w:t xml:space="preserve">S</w:t>
+      </w:r>
+      <w:r>
+        <w:rPr>
+          <w:rFonts w:ascii="Times New Roman" w:hAnsi="Times New Roman" w:cs="Times New Roman"/>
+          <w:i/>
+          <w:vertAlign w:val="subscript"/>
+        </w:rPr>
+        <w:t xml:space="preserve">p</w:t>
+      </w:r>
+      <w:r>
+        <w:rPr>
+          <w:rFonts w:ascii="Times New Roman" w:hAnsi="Times New Roman" w:cs="Times New Roman" w:eastAsia="ＭＳ 明朝"/>
+          <w:lang w:val="en-US" w:eastAsia="ja-JP"/>
+        </w:rPr>
+        <w:t xml:space="preserve"> は 500 世代の GA で生成する。</w:t>
       </w:r>
       <w:r>
         <w:rPr>
@@ -4828,6 +4837,7 @@
     </w:p>
     <w:p>
       <w:pPr>
+        <w:keepNext/>
         <w:spacing w:line="240" w:lineRule="exact"/>
         <w:jc w:val="center"/>
         <w:ind w:left="284" w:right="284"/>
@@ -4860,6 +4870,7 @@
           </w:tcPr>
           <w:p>
             <w:pPr>
+              <w:keepNext/>
               <w:spacing w:line="180" w:lineRule="exact"/>
             </w:pPr>
             <w:r>
@@ -4884,6 +4895,7 @@
           </w:tcPr>
           <w:p>
             <w:pPr>
+              <w:keepNext/>
               <w:spacing w:line="180" w:lineRule="exact"/>
             </w:pPr>
             <w:r>
@@ -4900,6 +4912,9 @@
         </w:tc>
       </w:tr>
       <w:tr>
+        <w:trPr>
+          <w:cantSplit/>
+        </w:trPr>
         <w:tc>
           <w:tcPr>
             <w:tcW w:w="1393" w:type="dxa"/>
@@ -4907,6 +4922,7 @@
           </w:tcPr>
           <w:p>
             <w:pPr>
+              <w:keepNext/>
               <w:spacing w:line="180" w:lineRule="exact"/>
             </w:pPr>
             <w:r>
@@ -4927,6 +4943,7 @@
           </w:tcPr>
           <w:p>
             <w:pPr>
+              <w:keepNext/>
               <w:spacing w:line="180" w:lineRule="exact"/>
             </w:pPr>
             <w:r>
@@ -4996,6 +5013,9 @@
         </w:tc>
       </w:tr>
       <w:tr>
+        <w:trPr>
+          <w:cantSplit/>
+        </w:trPr>
         <w:tc>
           <w:tcPr>
             <w:tcW w:w="1393" w:type="dxa"/>
@@ -5003,6 +5023,7 @@
           </w:tcPr>
           <w:p>
             <w:pPr>
+              <w:keepNext/>
               <w:spacing w:line="180" w:lineRule="exact"/>
             </w:pPr>
             <w:r>
@@ -5023,6 +5044,7 @@
           </w:tcPr>
           <w:p>
             <w:pPr>
+              <w:keepNext/>
               <w:spacing w:line="180" w:lineRule="exact"/>
             </w:pPr>
             <w:r>
@@ -5032,12 +5054,15 @@
                 <w:sz w:val="16"/>
                 <w:szCs w:val="16"/>
               </w:rPr>
-              <w:t xml:space="preserve">各（シナリオ×手法）10 trial（検定は n=10、代表値は特記なき限り中央値）</w:t>
+              <w:t xml:space="preserve">各（シナリオ×手法）10 trial</w:t>
             </w:r>
           </w:p>
         </w:tc>
       </w:tr>
       <w:tr>
+        <w:trPr>
+          <w:cantSplit/>
+        </w:trPr>
         <w:tc>
           <w:tcPr>
             <w:tcW w:w="1393" w:type="dxa"/>
@@ -5045,85 +5070,7 @@
           </w:tcPr>
           <w:p>
             <w:pPr>
-              <w:spacing w:line="180" w:lineRule="exact"/>
-            </w:pPr>
-            <w:r>
-              <w:rPr>
-                <w:rFonts w:ascii="Times New Roman" w:hAnsi="Times New Roman" w:cs="Times New Roman" w:eastAsia="ＭＳ 明朝"/>
-                <w:lang w:val="en-US" w:eastAsia="ja-JP"/>
-                <w:sz w:val="16"/>
-                <w:szCs w:val="16"/>
-              </w:rPr>
-              <w:t xml:space="preserve">高安定領域の境界</w:t>
-            </w:r>
-          </w:p>
-        </w:tc>
-        <w:tc>
-          <w:tcPr>
-            <w:tcW w:w="3582" w:type="dxa"/>
-            <w:tcBorders/>
-          </w:tcPr>
-          <w:p>
-            <w:pPr>
-              <w:spacing w:line="180" w:lineRule="exact"/>
-            </w:pPr>
-            <w:r>
-              <w:rPr>
-                <w:rFonts w:ascii="Times New Roman" w:hAnsi="Times New Roman" w:cs="Times New Roman"/>
-                <w:i/>
-                <w:sz w:val="16"/>
-                <w:szCs w:val="16"/>
-              </w:rPr>
-              <w:t xml:space="preserve">θ</w:t>
-            </w:r>
-            <w:r>
-              <w:rPr>
-                <w:rFonts w:ascii="Times New Roman" w:hAnsi="Times New Roman" w:cs="Times New Roman" w:eastAsia="ＭＳ 明朝"/>
-                <w:lang w:val="en-US" w:eastAsia="ja-JP"/>
-                <w:sz w:val="16"/>
-                <w:szCs w:val="16"/>
-              </w:rPr>
-              <w:t xml:space="preserve">=50（§3.4 の </w:t>
-            </w:r>
-            <w:r>
-              <w:rPr>
-                <w:rFonts w:ascii="Times New Roman" w:hAnsi="Times New Roman" w:cs="Times New Roman"/>
-                <w:i/>
-                <w:sz w:val="16"/>
-                <w:szCs w:val="16"/>
-              </w:rPr>
-              <w:t xml:space="preserve">P</w:t>
-            </w:r>
-            <w:r>
-              <w:rPr>
-                <w:rFonts w:ascii="Times New Roman" w:hAnsi="Times New Roman" w:cs="Times New Roman"/>
-                <w:i/>
-                <w:vertAlign w:val="subscript"/>
-                <w:sz w:val="16"/>
-                <w:szCs w:val="16"/>
-              </w:rPr>
-              <w:t xml:space="preserve">θ</w:t>
-            </w:r>
-            <w:r>
-              <w:rPr>
-                <w:rFonts w:ascii="Times New Roman" w:hAnsi="Times New Roman" w:cs="Times New Roman" w:eastAsia="ＭＳ 明朝"/>
-                <w:lang w:val="en-US" w:eastAsia="ja-JP"/>
-                <w:sz w:val="16"/>
-                <w:szCs w:val="16"/>
-              </w:rPr>
-              <w:t xml:space="preserve"> の百分位）</w:t>
-            </w:r>
-          </w:p>
-        </w:tc>
-      </w:tr>
-      <w:tr>
-        <w:tc>
-          <w:tcPr>
-            <w:tcW w:w="1393" w:type="dxa"/>
-            <w:tcBorders/>
-          </w:tcPr>
-          <w:p>
-            <w:pPr>
+              <w:keepNext/>
               <w:spacing w:line="180" w:lineRule="exact"/>
             </w:pPr>
             <w:r>
@@ -5144,6 +5091,7 @@
           </w:tcPr>
           <w:p>
             <w:pPr>
+              <w:keepNext/>
               <w:spacing w:line="180" w:lineRule="exact"/>
             </w:pPr>
             <w:r>
@@ -5153,12 +5101,15 @@
                 <w:sz w:val="16"/>
                 <w:szCs w:val="16"/>
               </w:rPr>
-              <w:t xml:space="preserve">ILS 系は一律 3000 反復、GA・Memetic 系は一律 500 世代</w:t>
+              <w:t xml:space="preserve">ILS 系 3000 反復、GA・Memetic 系 500 世代</w:t>
             </w:r>
           </w:p>
         </w:tc>
       </w:tr>
       <w:tr>
+        <w:trPr>
+          <w:cantSplit/>
+        </w:trPr>
         <w:tc>
           <w:tcPr>
             <w:tcW w:w="1393" w:type="dxa"/>
@@ -5166,6 +5117,7 @@
           </w:tcPr>
           <w:p>
             <w:pPr>
+              <w:keepNext/>
               <w:spacing w:line="180" w:lineRule="exact"/>
             </w:pPr>
             <w:r>
@@ -5175,26 +5127,7 @@
                 <w:sz w:val="16"/>
                 <w:szCs w:val="16"/>
               </w:rPr>
-              <w:t xml:space="preserve">初期解 </w:t>
-            </w:r>
-            <w:r>
-              <w:rPr>
-                <w:rFonts w:ascii="Times New Roman" w:hAnsi="Times New Roman" w:cs="Times New Roman"/>
-                <w:i/>
-                <w:sz w:val="16"/>
-                <w:szCs w:val="16"/>
-              </w:rPr>
-              <w:t xml:space="preserve">S</w:t>
-            </w:r>
-            <w:r>
-              <w:rPr>
-                <w:rFonts w:ascii="Times New Roman" w:hAnsi="Times New Roman" w:cs="Times New Roman"/>
-                <w:i/>
-                <w:vertAlign w:val="subscript"/>
-                <w:sz w:val="16"/>
-                <w:szCs w:val="16"/>
-              </w:rPr>
-              <w:t xml:space="preserve">p</w:t>
+              <w:t xml:space="preserve">探索</w:t>
             </w:r>
           </w:p>
         </w:tc>
@@ -5205,6 +5138,7 @@
           </w:tcPr>
           <w:p>
             <w:pPr>
+              <w:keepNext/>
               <w:spacing w:line="180" w:lineRule="exact"/>
             </w:pPr>
             <w:r>
@@ -5214,12 +5148,124 @@
                 <w:sz w:val="16"/>
                 <w:szCs w:val="16"/>
               </w:rPr>
-              <w:t xml:space="preserve">GA-500 で生成</w:t>
+              <w:t xml:space="preserve">多点探索: </w:t>
+            </w:r>
+            <w:r>
+              <w:rPr>
+                <w:rFonts w:ascii="Times New Roman" w:hAnsi="Times New Roman" w:cs="Times New Roman"/>
+                <w:i/>
+                <w:sz w:val="16"/>
+                <w:szCs w:val="16"/>
+              </w:rPr>
+              <w:t xml:space="preserve">c</w:t>
+            </w:r>
+            <w:r>
+              <w:rPr>
+                <w:rFonts w:ascii="Times New Roman" w:hAnsi="Times New Roman" w:cs="Times New Roman"/>
+                <w:i/>
+                <w:sz w:val="16"/>
+                <w:szCs w:val="16"/>
+              </w:rPr>
+              <w:t xml:space="preserve">x</w:t>
+            </w:r>
+            <w:r>
+              <w:rPr>
+                <w:rFonts w:ascii="Times New Roman" w:hAnsi="Times New Roman" w:cs="Times New Roman"/>
+                <w:vertAlign w:val="subscript"/>
+                <w:sz w:val="16"/>
+                <w:szCs w:val="16"/>
+              </w:rPr>
+              <w:t xml:space="preserve">pb</w:t>
+            </w:r>
+            <w:r>
+              <w:rPr>
+                <w:rFonts w:ascii="Times New Roman" w:hAnsi="Times New Roman" w:cs="Times New Roman" w:eastAsia="ＭＳ 明朝"/>
+                <w:lang w:val="en-US" w:eastAsia="ja-JP"/>
+                <w:sz w:val="16"/>
+                <w:szCs w:val="16"/>
+              </w:rPr>
+              <w:t xml:space="preserve">=0.85, </w:t>
+            </w:r>
+            <w:r>
+              <w:rPr>
+                <w:rFonts w:ascii="Times New Roman" w:hAnsi="Times New Roman" w:cs="Times New Roman"/>
+                <w:i/>
+                <w:sz w:val="16"/>
+                <w:szCs w:val="16"/>
+              </w:rPr>
+              <w:t xml:space="preserve">m</w:t>
+            </w:r>
+            <w:r>
+              <w:rPr>
+                <w:rFonts w:ascii="Times New Roman" w:hAnsi="Times New Roman" w:cs="Times New Roman"/>
+                <w:i/>
+                <w:sz w:val="16"/>
+                <w:szCs w:val="16"/>
+              </w:rPr>
+              <w:t xml:space="preserve">u</w:t>
+            </w:r>
+            <w:r>
+              <w:rPr>
+                <w:rFonts w:ascii="Times New Roman" w:hAnsi="Times New Roman" w:cs="Times New Roman"/>
+                <w:i/>
+                <w:sz w:val="16"/>
+                <w:szCs w:val="16"/>
+              </w:rPr>
+              <w:t xml:space="preserve">t</w:t>
+            </w:r>
+            <w:r>
+              <w:rPr>
+                <w:rFonts w:ascii="Times New Roman" w:hAnsi="Times New Roman" w:cs="Times New Roman"/>
+                <w:vertAlign w:val="subscript"/>
+                <w:sz w:val="16"/>
+                <w:szCs w:val="16"/>
+              </w:rPr>
+              <w:t xml:space="preserve">pb</w:t>
+            </w:r>
+            <w:r>
+              <w:rPr>
+                <w:rFonts w:ascii="Times New Roman" w:hAnsi="Times New Roman" w:cs="Times New Roman" w:eastAsia="ＭＳ 明朝"/>
+                <w:lang w:val="en-US" w:eastAsia="ja-JP"/>
+                <w:sz w:val="16"/>
+                <w:szCs w:val="16"/>
+              </w:rPr>
+              <w:t xml:space="preserve">=0.1, pop=50（</w:t>
+            </w:r>
+            <w:r>
+              <w:rPr>
+                <w:rFonts w:ascii="Times New Roman" w:hAnsi="Times New Roman" w:cs="Times New Roman"/>
+                <w:i/>
+                <w:sz w:val="16"/>
+                <w:szCs w:val="16"/>
+              </w:rPr>
+              <w:t xml:space="preserve">S</w:t>
+            </w:r>
+            <w:r>
+              <w:rPr>
+                <w:rFonts w:ascii="Times New Roman" w:hAnsi="Times New Roman" w:cs="Times New Roman"/>
+                <w:i/>
+                <w:vertAlign w:val="subscript"/>
+                <w:sz w:val="16"/>
+                <w:szCs w:val="16"/>
+              </w:rPr>
+              <w:t xml:space="preserve">p</w:t>
+            </w:r>
+            <w:r>
+              <w:rPr>
+                <w:rFonts w:ascii="Times New Roman" w:hAnsi="Times New Roman" w:cs="Times New Roman" w:eastAsia="ＭＳ 明朝"/>
+                <w:lang w:val="en-US" w:eastAsia="ja-JP"/>
+                <w:sz w:val="16"/>
+                <w:szCs w:val="16"/>
+              </w:rPr>
+              <w:t xml:space="preserve"> 以外の 49 個体は無作為生成）。単点探索: insert 摂動 2〜5 手を鋸歯状に巡回</w:t>
             </w:r>
           </w:p>
         </w:tc>
       </w:tr>
       <w:tr>
+        <w:trPr>
+          <w:cantSplit/>
+        </w:trPr>
         <w:tc>
           <w:tcPr>
             <w:tcW w:w="1393" w:type="dxa"/>
@@ -5227,6 +5273,7 @@
           </w:tcPr>
           <w:p>
             <w:pPr>
+              <w:keepNext/>
               <w:spacing w:line="180" w:lineRule="exact"/>
             </w:pPr>
             <w:r>
@@ -5236,7 +5283,7 @@
                 <w:sz w:val="16"/>
                 <w:szCs w:val="16"/>
               </w:rPr>
-              <w:t xml:space="preserve">多点探索</w:t>
+              <w:t xml:space="preserve">演算子</w:t>
             </w:r>
           </w:p>
         </w:tc>
@@ -5247,35 +5294,9 @@
           </w:tcPr>
           <w:p>
             <w:pPr>
+              <w:keepNext/>
               <w:spacing w:line="180" w:lineRule="exact"/>
             </w:pPr>
-            <w:r>
-              <w:rPr>
-                <w:rFonts w:ascii="Times New Roman" w:hAnsi="Times New Roman" w:cs="Times New Roman"/>
-                <w:i/>
-                <w:sz w:val="16"/>
-                <w:szCs w:val="16"/>
-              </w:rPr>
-              <w:t xml:space="preserve">c</w:t>
-            </w:r>
-            <w:r>
-              <w:rPr>
-                <w:rFonts w:ascii="Times New Roman" w:hAnsi="Times New Roman" w:cs="Times New Roman"/>
-                <w:i/>
-                <w:sz w:val="16"/>
-                <w:szCs w:val="16"/>
-              </w:rPr>
-              <w:t xml:space="preserve">x</w:t>
-            </w:r>
-            <w:r>
-              <w:rPr>
-                <w:rFonts w:ascii="Times New Roman" w:hAnsi="Times New Roman" w:cs="Times New Roman"/>
-                <w:vertAlign w:val="subscript"/>
-                <w:sz w:val="16"/>
-                <w:szCs w:val="16"/>
-              </w:rPr>
-              <w:t xml:space="preserve">pb</w:t>
-            </w:r>
             <w:r>
               <w:rPr>
                 <w:rFonts w:ascii="Times New Roman" w:hAnsi="Times New Roman" w:cs="Times New Roman" w:eastAsia="ＭＳ 明朝"/>
@@ -5283,211 +5304,15 @@
                 <w:sz w:val="16"/>
                 <w:szCs w:val="16"/>
               </w:rPr>
-              <w:t xml:space="preserve">=0.85, </w:t>
-            </w:r>
-            <w:r>
-              <w:rPr>
-                <w:rFonts w:ascii="Times New Roman" w:hAnsi="Times New Roman" w:cs="Times New Roman"/>
-                <w:i/>
-                <w:sz w:val="16"/>
-                <w:szCs w:val="16"/>
-              </w:rPr>
-              <w:t xml:space="preserve">m</w:t>
-            </w:r>
-            <w:r>
-              <w:rPr>
-                <w:rFonts w:ascii="Times New Roman" w:hAnsi="Times New Roman" w:cs="Times New Roman"/>
-                <w:i/>
-                <w:sz w:val="16"/>
-                <w:szCs w:val="16"/>
-              </w:rPr>
-              <w:t xml:space="preserve">u</w:t>
-            </w:r>
-            <w:r>
-              <w:rPr>
-                <w:rFonts w:ascii="Times New Roman" w:hAnsi="Times New Roman" w:cs="Times New Roman"/>
-                <w:i/>
-                <w:sz w:val="16"/>
-                <w:szCs w:val="16"/>
-              </w:rPr>
-              <w:t xml:space="preserve">t</w:t>
-            </w:r>
-            <w:r>
-              <w:rPr>
-                <w:rFonts w:ascii="Times New Roman" w:hAnsi="Times New Roman" w:cs="Times New Roman"/>
-                <w:vertAlign w:val="subscript"/>
-                <w:sz w:val="16"/>
-                <w:szCs w:val="16"/>
-              </w:rPr>
-              <w:t xml:space="preserve">pb</w:t>
-            </w:r>
-            <w:r>
-              <w:rPr>
-                <w:rFonts w:ascii="Times New Roman" w:hAnsi="Times New Roman" w:cs="Times New Roman" w:eastAsia="ＭＳ 明朝"/>
-                <w:lang w:val="en-US" w:eastAsia="ja-JP"/>
-                <w:sz w:val="16"/>
-                <w:szCs w:val="16"/>
-              </w:rPr>
-              <w:t xml:space="preserve">=0.1, pop=50（</w:t>
-            </w:r>
-            <w:r>
-              <w:rPr>
-                <w:rFonts w:ascii="Times New Roman" w:hAnsi="Times New Roman" w:cs="Times New Roman"/>
-                <w:i/>
-                <w:sz w:val="16"/>
-                <w:szCs w:val="16"/>
-              </w:rPr>
-              <w:t xml:space="preserve">S</w:t>
-            </w:r>
-            <w:r>
-              <w:rPr>
-                <w:rFonts w:ascii="Times New Roman" w:hAnsi="Times New Roman" w:cs="Times New Roman"/>
-                <w:i/>
-                <w:vertAlign w:val="subscript"/>
-                <w:sz w:val="16"/>
-                <w:szCs w:val="16"/>
-              </w:rPr>
-              <w:t xml:space="preserve">p</w:t>
-            </w:r>
-            <w:r>
-              <w:rPr>
-                <w:rFonts w:ascii="Times New Roman" w:hAnsi="Times New Roman" w:cs="Times New Roman" w:eastAsia="ＭＳ 明朝"/>
-                <w:lang w:val="en-US" w:eastAsia="ja-JP"/>
-                <w:sz w:val="16"/>
-                <w:szCs w:val="16"/>
-              </w:rPr>
-              <w:t xml:space="preserve"> 以外の 49 個体は無作為生成）</w:t>
+              <w:t xml:space="preserve">多点探索側: 各個体に発動確率 0.3、PR は経路上位 3 中間解から最良を返す。単点探索側: 無改善 400 反復で初回・以降 10 反復ごとに発動、PR は経路上の最良 1 解を返す</w:t>
             </w:r>
           </w:p>
         </w:tc>
       </w:tr>
       <w:tr>
-        <w:tc>
-          <w:tcPr>
-            <w:tcW w:w="1393" w:type="dxa"/>
-            <w:tcBorders/>
-          </w:tcPr>
-          <w:p>
-            <w:pPr>
-              <w:spacing w:line="180" w:lineRule="exact"/>
-            </w:pPr>
-            <w:r>
-              <w:rPr>
-                <w:rFonts w:ascii="Times New Roman" w:hAnsi="Times New Roman" w:cs="Times New Roman" w:eastAsia="ＭＳ 明朝"/>
-                <w:lang w:val="en-US" w:eastAsia="ja-JP"/>
-                <w:sz w:val="16"/>
-                <w:szCs w:val="16"/>
-              </w:rPr>
-              <w:t xml:space="preserve">単点探索</w:t>
-            </w:r>
-          </w:p>
-        </w:tc>
-        <w:tc>
-          <w:tcPr>
-            <w:tcW w:w="3582" w:type="dxa"/>
-            <w:tcBorders/>
-          </w:tcPr>
-          <w:p>
-            <w:pPr>
-              <w:spacing w:line="180" w:lineRule="exact"/>
-            </w:pPr>
-            <w:r>
-              <w:rPr>
-                <w:rFonts w:ascii="Times New Roman" w:hAnsi="Times New Roman" w:cs="Times New Roman" w:eastAsia="ＭＳ 明朝"/>
-                <w:lang w:val="en-US" w:eastAsia="ja-JP"/>
-                <w:sz w:val="16"/>
-                <w:szCs w:val="16"/>
-              </w:rPr>
-              <w:t xml:space="preserve">insert 摂動の強度（挿入手数）2〜5 手を鋸歯状に巡回</w:t>
-            </w:r>
-          </w:p>
-        </w:tc>
-      </w:tr>
-      <w:tr>
-        <w:tc>
-          <w:tcPr>
-            <w:tcW w:w="1393" w:type="dxa"/>
-            <w:tcBorders/>
-          </w:tcPr>
-          <w:p>
-            <w:pPr>
-              <w:spacing w:line="180" w:lineRule="exact"/>
-            </w:pPr>
-            <w:r>
-              <w:rPr>
-                <w:rFonts w:ascii="Times New Roman" w:hAnsi="Times New Roman" w:cs="Times New Roman" w:eastAsia="ＭＳ 明朝"/>
-                <w:lang w:val="en-US" w:eastAsia="ja-JP"/>
-                <w:sz w:val="16"/>
-                <w:szCs w:val="16"/>
-              </w:rPr>
-              <w:t xml:space="preserve">演算子（多点探索側）</w:t>
-            </w:r>
-          </w:p>
-        </w:tc>
-        <w:tc>
-          <w:tcPr>
-            <w:tcW w:w="3582" w:type="dxa"/>
-            <w:tcBorders/>
-          </w:tcPr>
-          <w:p>
-            <w:pPr>
-              <w:spacing w:line="180" w:lineRule="exact"/>
-            </w:pPr>
-            <w:r>
-              <w:rPr>
-                <w:rFonts w:ascii="Times New Roman" w:hAnsi="Times New Roman" w:cs="Times New Roman" w:eastAsia="ＭＳ 明朝"/>
-                <w:lang w:val="en-US" w:eastAsia="ja-JP"/>
-                <w:sz w:val="16"/>
-                <w:szCs w:val="16"/>
-              </w:rPr>
-              <w:t xml:space="preserve">発動確率 0.3（各個体）。PR は経路上位 3 中間解から最良を返す</w:t>
-            </w:r>
-          </w:p>
-        </w:tc>
-      </w:tr>
-      <w:tr>
-        <w:tc>
-          <w:tcPr>
-            <w:tcW w:w="1393" w:type="dxa"/>
-            <w:tcBorders/>
-          </w:tcPr>
-          <w:p>
-            <w:pPr>
-              <w:spacing w:line="180" w:lineRule="exact"/>
-            </w:pPr>
-            <w:r>
-              <w:rPr>
-                <w:rFonts w:ascii="Times New Roman" w:hAnsi="Times New Roman" w:cs="Times New Roman" w:eastAsia="ＭＳ 明朝"/>
-                <w:lang w:val="en-US" w:eastAsia="ja-JP"/>
-                <w:sz w:val="16"/>
-                <w:szCs w:val="16"/>
-              </w:rPr>
-              <w:t xml:space="preserve">演算子（単点探索側）</w:t>
-            </w:r>
-          </w:p>
-        </w:tc>
-        <w:tc>
-          <w:tcPr>
-            <w:tcW w:w="3582" w:type="dxa"/>
-            <w:tcBorders/>
-          </w:tcPr>
-          <w:p>
-            <w:pPr>
-              <w:spacing w:line="180" w:lineRule="exact"/>
-            </w:pPr>
-            <w:r>
-              <w:rPr>
-                <w:rFonts w:ascii="Times New Roman" w:hAnsi="Times New Roman" w:cs="Times New Roman" w:eastAsia="ＭＳ 明朝"/>
-                <w:lang w:val="en-US" w:eastAsia="ja-JP"/>
-                <w:sz w:val="16"/>
-                <w:szCs w:val="16"/>
-              </w:rPr>
-              <w:t xml:space="preserve">発動は無改善 400 反復で初回、以降 10 反復ごと。PR は経路上の最良 1 解を返す</w:t>
-            </w:r>
-          </w:p>
-        </w:tc>
-      </w:tr>
-      <w:tr>
+        <w:trPr>
+          <w:cantSplit/>
+        </w:trPr>
         <w:tc>
           <w:tcPr>
             <w:tcW w:w="1393" w:type="dxa"/>
@@ -5558,7 +5383,21 @@
           <w:rFonts w:ascii="Times New Roman" w:hAnsi="Times New Roman" w:cs="Times New Roman" w:eastAsia="ＭＳ 明朝"/>
           <w:lang w:val="en-US" w:eastAsia="ja-JP"/>
         </w:rPr>
-        <w:t xml:space="preserve"> 境界 </w:t>
+        <w:t xml:space="preserve"> 高安定領域の境界は </w:t>
+      </w:r>
+      <w:r>
+        <w:rPr>
+          <w:rFonts w:ascii="Times New Roman" w:hAnsi="Times New Roman" w:cs="Times New Roman"/>
+          <w:i/>
+        </w:rPr>
+        <w:t xml:space="preserve">θ</w:t>
+      </w:r>
+      <w:r>
+        <w:rPr>
+          <w:rFonts w:ascii="Times New Roman" w:hAnsi="Times New Roman" w:cs="Times New Roman" w:eastAsia="ＭＳ 明朝"/>
+          <w:lang w:val="en-US" w:eastAsia="ja-JP"/>
+        </w:rPr>
+        <w:t xml:space="preserve">=50 とし、</w:t>
       </w:r>
       <w:r>
         <w:rPr>
@@ -5570,9 +5409,43 @@
       <w:r>
         <w:rPr>
           <w:rFonts w:ascii="Times New Roman" w:hAnsi="Times New Roman" w:cs="Times New Roman"/>
-          <w:i/>
           <w:vertAlign w:val="subscript"/>
         </w:rPr>
+        <w:t xml:space="preserve">5</w:t>
+      </w:r>
+      <w:r>
+        <w:rPr>
+          <w:rFonts w:ascii="Times New Roman" w:hAnsi="Times New Roman" w:cs="Times New Roman"/>
+          <w:vertAlign w:val="subscript"/>
+        </w:rPr>
+        <w:t xml:space="preserve">0</w:t>
+      </w:r>
+      <w:r>
+        <w:rPr>
+          <w:rFonts w:ascii="Times New Roman" w:hAnsi="Times New Roman" w:cs="Times New Roman" w:eastAsia="ＭＳ 明朝"/>
+          <w:lang w:val="en-US" w:eastAsia="ja-JP"/>
+        </w:rPr>
+        <w:t xml:space="preserve"> は全手法・全 trial の Pareto 解の </w:t>
+      </w:r>
+      <w:r>
+        <w:rPr>
+          <w:rFonts w:ascii="Times New Roman" w:hAnsi="Times New Roman" w:cs="Times New Roman"/>
+          <w:i/>
+        </w:rPr>
+        <w:t xml:space="preserve">D</w:t>
+      </w:r>
+      <w:r>
+        <w:rPr>
+          <w:rFonts w:ascii="Times New Roman" w:hAnsi="Times New Roman" w:cs="Times New Roman" w:eastAsia="ＭＳ 明朝"/>
+          <w:lang w:val="en-US" w:eastAsia="ja-JP"/>
+        </w:rPr>
+        <w:t xml:space="preserve"> の中央値である。この境界は手法プールから定まるが、</w:t>
+      </w:r>
+      <w:r>
+        <w:rPr>
+          <w:rFonts w:ascii="Times New Roman" w:hAnsi="Times New Roman" w:cs="Times New Roman"/>
+          <w:i/>
+        </w:rPr>
         <w:t xml:space="preserve">θ</w:t>
       </w:r>
       <w:r>
@@ -5580,21 +5453,7 @@
           <w:rFonts w:ascii="Times New Roman" w:hAnsi="Times New Roman" w:cs="Times New Roman" w:eastAsia="ＭＳ 明朝"/>
           <w:lang w:val="en-US" w:eastAsia="ja-JP"/>
         </w:rPr>
-        <w:t xml:space="preserve"> は手法プールから定まるが、百分位 </w:t>
-      </w:r>
-      <w:r>
-        <w:rPr>
-          <w:rFonts w:ascii="Times New Roman" w:hAnsi="Times New Roman" w:cs="Times New Roman"/>
-          <w:i/>
-        </w:rPr>
-        <w:t xml:space="preserve">θ</w:t>
-      </w:r>
-      <w:r>
-        <w:rPr>
-          <w:rFonts w:ascii="Times New Roman" w:hAnsi="Times New Roman" w:cs="Times New Roman" w:eastAsia="ＭＳ 明朝"/>
-          <w:lang w:val="en-US" w:eastAsia="ja-JP"/>
-        </w:rPr>
-        <w:t xml:space="preserve"> を 50 から 33〜67 に振っても H1・H2 の結論は変わらない（全シナリオで完全分離, </w:t>
+        <w:t xml:space="preserve"> を 33〜67 に振っても H1・H2 の結論は変わらない（全シナリオで完全分離, </w:t>
       </w:r>
       <w:r>
         <w:rPr>
@@ -5629,7 +5488,7 @@
           <w:sz w:val="22"/>
           <w:szCs w:val="22"/>
         </w:rPr>
-        <w:t xml:space="preserve">4.2 High-Stability Region: ILS Fills It Alone, the Population Fills It with Operators (H1, H2, Cross-Structure Comparison)</w:t>
+        <w:t xml:space="preserve">4.2 High-Stability Region: ILS Fills It Alone, the Population Fills It with Operators (H1, H2)</w:t>
       </w:r>
     </w:p>
     <w:p>
@@ -5643,7 +5502,7 @@
           <w:rFonts w:ascii="Times New Roman" w:hAnsi="Times New Roman" w:cs="Times New Roman" w:eastAsia="ＭＳ 明朝"/>
           <w:lang w:val="en-US" w:eastAsia="ja-JP"/>
         </w:rPr>
-        <w:t xml:space="preserve">図 2 は ta21 対について、両構造の演算子なしと＋PR の非劣解を図 1 と同じ座標で示す。演算子をもたない多点探索の埋め損ね方は二つの型に分かれる。(a) ta21S では Memetic-baseline は高安定領域（</w:t>
+        <w:t xml:space="preserve">演算子をもたない多点探索の埋め損ね方は二つの型に分かれる（図 2）。(a) ta21S では Memetic-baseline が高安定領域に非劣解を 1 点も持たず、ILS が </w:t>
       </w:r>
       <w:r>
         <w:rPr>
@@ -5654,28 +5513,10 @@
       </w:r>
       <w:r>
         <w:rPr>
-          <w:rFonts w:ascii="Times New Roman" w:hAnsi="Times New Roman" w:cs="Times New Roman"/>
-        </w:rPr>
-        <w:t xml:space="preserve">&lt;</w:t>
-      </w:r>
-      <w:r>
-        <w:rPr>
-          <w:rFonts w:ascii="Times New Roman" w:hAnsi="Times New Roman" w:cs="Times New Roman"/>
-        </w:rPr>
-        <w:t xml:space="preserve">1</w:t>
-      </w:r>
-      <w:r>
-        <w:rPr>
-          <w:rFonts w:ascii="Times New Roman" w:hAnsi="Times New Roman" w:cs="Times New Roman"/>
-        </w:rPr>
-        <w:t xml:space="preserve">2</w:t>
-      </w:r>
-      <w:r>
-        <w:rPr>
-          <w:rFonts w:ascii="Times New Roman" w:hAnsi="Times New Roman" w:cs="Times New Roman" w:eastAsia="ＭＳ 明朝"/>
-          <w:lang w:val="en-US" w:eastAsia="ja-JP"/>
-        </w:rPr>
-        <w:t xml:space="preserve">）に非劣解を 1 点も持たず、ILS がそこに持つ 4 点のうち </w:t>
+          <w:rFonts w:ascii="Times New Roman" w:hAnsi="Times New Roman" w:cs="Times New Roman" w:eastAsia="ＭＳ 明朝"/>
+          <w:lang w:val="en-US" w:eastAsia="ja-JP"/>
+        </w:rPr>
+        <w:t xml:space="preserve">=2 で得る MS に並ぶには </w:t>
       </w:r>
       <w:r>
         <w:rPr>
@@ -5689,42 +5530,7 @@
           <w:rFonts w:ascii="Times New Roman" w:hAnsi="Times New Roman" w:cs="Times New Roman" w:eastAsia="ＭＳ 明朝"/>
           <w:lang w:val="en-US" w:eastAsia="ja-JP"/>
         </w:rPr>
-        <w:t xml:space="preserve">=2 で得る MS には </w:t>
-      </w:r>
-      <w:r>
-        <w:rPr>
-          <w:rFonts w:ascii="Times New Roman" w:hAnsi="Times New Roman" w:cs="Times New Roman"/>
-          <w:i/>
-        </w:rPr>
-        <w:t xml:space="preserve">D</w:t>
-      </w:r>
-      <w:r>
-        <w:rPr>
-          <w:rFonts w:ascii="Times New Roman" w:hAnsi="Times New Roman" w:cs="Times New Roman" w:eastAsia="ＭＳ 明朝"/>
-          <w:lang w:val="en-US" w:eastAsia="ja-JP"/>
-        </w:rPr>
-        <w:t xml:space="preserve">=16 まで届かない。(b) ta21L では領域に入りはするが MS で劣り（1918 以上に対し ILS は 1883）、両者が並ぶのは効率端のみである。いずれの型でも演算子を載せると両構造のフロントは高安定領域で重なり、8 シナリオ中 5 つでは ILS+PR と Memetic+PR の非劣解が点集合まで一致する。(a) で Memetic-baseline が点を持たないことは、多点探索がこの領域で </w:t>
-      </w:r>
-      <w:r>
-        <w:rPr>
-          <w:rFonts w:ascii="Times New Roman" w:hAnsi="Times New Roman" w:cs="Times New Roman"/>
-          <w:i/>
-        </w:rPr>
-        <w:t xml:space="preserve">S</w:t>
-      </w:r>
-      <w:r>
-        <w:rPr>
-          <w:rFonts w:ascii="Times New Roman" w:hAnsi="Times New Roman" w:cs="Times New Roman"/>
-          <w:vertAlign w:val="subscript"/>
-        </w:rPr>
-        <w:t xml:space="preserve">RSR</w:t>
-      </w:r>
-      <w:r>
-        <w:rPr>
-          <w:rFonts w:ascii="Times New Roman" w:hAnsi="Times New Roman" w:cs="Times New Roman" w:eastAsia="ＭＳ 明朝"/>
-          <w:lang w:val="en-US" w:eastAsia="ja-JP"/>
-        </w:rPr>
-        <w:t xml:space="preserve"> を改善する解を一つも生成しなかったことを意味する（選択が捨てたのではない。§3.4）。</w:t>
+        <w:t xml:space="preserve">=16 を要する。(b) ta21L では入りはするが MS で ILS に劣り、両者が並ぶのは効率端のみである。いずれの型でも演算子を載せると両構造のフロントは高安定領域で重なり、8 シナリオ中 5 つでは ILS+PR と Memetic+PR の非劣解が点集合まで一致する。</w:t>
       </w:r>
     </w:p>
     <w:tbl>
@@ -5829,7 +5635,7 @@
           <w:rFonts w:ascii="Times New Roman" w:hAnsi="Times New Roman" w:cs="Times New Roman" w:eastAsia="ＭＳ 明朝"/>
           <w:lang w:val="en-US" w:eastAsia="ja-JP"/>
         </w:rPr>
-        <w:t xml:space="preserve">この構図が全 8 シナリオで成り立つかを、高安定 HV で確かめる（図 3）。演算子なしの点の差が H1、Memetic の線の傾きが H2、ILS の線の平坦さが構造間の違いに対応する。</w:t>
+        <w:t xml:space="preserve">この構図が全 8 シナリオで成り立つかを、高安定 HV で確かめる（図 3）。演算子なしの点の差が H1、Memetic の線の傾きが H2 に対応する。</w:t>
       </w:r>
     </w:p>
     <w:tbl>
@@ -6055,62 +5861,7 @@
           <w:rFonts w:ascii="Times New Roman" w:hAnsi="Times New Roman" w:cs="Times New Roman" w:eastAsia="ＭＳ 明朝"/>
           <w:lang w:val="en-US" w:eastAsia="ja-JP"/>
         </w:rPr>
-        <w:t xml:space="preserve">=1.0）。3 シナリオ（la36S・ta21S・la40）では Memetic-baseline が高安定領域にほぼ非劣解を持てず（10 trial 中 9〜10 で 0 点。図 2(a)）、ILS のみが高安定領域を埋める。残る 5 シナリオでも ILS が 2.1〜4.5 倍。Holm 補正後も全シナリオで有意であり、H1 は支持された。この差は局所探索の有無によるものではない：両者は同一の N5・同一の </w:t>
-      </w:r>
-      <w:r>
-        <w:rPr>
-          <w:rFonts w:ascii="Times New Roman" w:hAnsi="Times New Roman" w:cs="Times New Roman"/>
-          <w:i/>
-        </w:rPr>
-        <w:t xml:space="preserve">F</w:t>
-      </w:r>
-      <w:r>
-        <w:rPr>
-          <w:rFonts w:ascii="Times New Roman" w:hAnsi="Times New Roman" w:cs="Times New Roman"/>
-        </w:rPr>
-        <w:t xml:space="preserve">(</w:t>
-      </w:r>
-      <w:r>
-        <w:rPr>
-          <w:rFonts w:ascii="Times New Roman" w:hAnsi="Times New Roman" w:cs="Times New Roman"/>
-          <w:i/>
-        </w:rPr>
-        <w:t xml:space="preserve">λ</w:t>
-      </w:r>
-      <w:r>
-        <w:rPr>
-          <w:rFonts w:ascii="Times New Roman" w:hAnsi="Times New Roman" w:cs="Times New Roman"/>
-        </w:rPr>
-        <w:t xml:space="preserve">)</w:t>
-      </w:r>
-      <w:r>
-        <w:rPr>
-          <w:rFonts w:ascii="Times New Roman" w:hAnsi="Times New Roman" w:cs="Times New Roman" w:eastAsia="ＭＳ 明朝"/>
-          <w:lang w:val="en-US" w:eastAsia="ja-JP"/>
-        </w:rPr>
-        <w:t xml:space="preserve">・同一の </w:t>
-      </w:r>
-      <w:r>
-        <w:rPr>
-          <w:rFonts w:ascii="Times New Roman" w:hAnsi="Times New Roman" w:cs="Times New Roman"/>
-          <w:i/>
-        </w:rPr>
-        <w:t xml:space="preserve">S</w:t>
-      </w:r>
-      <w:r>
-        <w:rPr>
-          <w:rFonts w:ascii="Times New Roman" w:hAnsi="Times New Roman" w:cs="Times New Roman"/>
-          <w:i/>
-          <w:vertAlign w:val="subscript"/>
-        </w:rPr>
-        <w:t xml:space="preserve">p</w:t>
-      </w:r>
-      <w:r>
-        <w:rPr>
-          <w:rFonts w:ascii="Times New Roman" w:hAnsi="Times New Roman" w:cs="Times New Roman" w:eastAsia="ＭＳ 明朝"/>
-          <w:lang w:val="en-US" w:eastAsia="ja-JP"/>
-        </w:rPr>
-        <w:t xml:space="preserve"> を与えられており（§3.2）、いずれも予算内で飽和している（§4.1）。</w:t>
+        <w:t xml:space="preserve">=1.0）。3 シナリオ（la36S・ta21S・la40）では Memetic-baseline が高安定領域にほぼ非劣解を持てず（10 trial 中 9〜10 で 0 点。図 2(a)）、ILS のみが高安定領域を埋める。残る 5 シナリオでも ILS が 2.0〜4.5 倍。Holm 補正後も全シナリオで有意であり、H1 は支持された。</w:t>
       </w:r>
     </w:p>
     <w:p>
@@ -6185,7 +5936,7 @@
           <w:rFonts w:ascii="Times New Roman" w:hAnsi="Times New Roman" w:cs="Times New Roman" w:eastAsia="ＭＳ 明朝"/>
           <w:lang w:val="en-US" w:eastAsia="ja-JP"/>
         </w:rPr>
-        <w:t xml:space="preserve">=1.0。演算子なしではほぼ届かない 3 シナリオで届くようになり、残る 5 シナリオでは 2.1〜4.7 倍）。到達点を ILS-baseline と比べると、6 シナリオで有意差がなく、うち 5 つは中央値比も 1.00〜1.01 とほぼ一致する（残る la36L は中央値で 6% 上、</w:t>
+        <w:t xml:space="preserve">=1.0）。演算子なしでは高安定領域にほぼ解を持てなかった 3 シナリオで解が現れ、残る 5 シナリオでは高安定 HV が 2.1〜4.7 倍になる。到達点は 7 シナリオで ILS-baseline の水準に届く：6 つで有意差がなく（うち 5 つは中央値比 1.00〜1.01）、ta21L では中央値比 1.04〜1.05 で有意に上回る。届かないのは la40 だけで、そこでも中央値比は 0.90〜0.95 にとどまる（Holm 補正後 </w:t>
       </w:r>
       <w:r>
         <w:rPr>
@@ -6203,24 +5954,45 @@
       </w:r>
       <w:r>
         <w:rPr>
-          <w:rFonts w:ascii="Times New Roman" w:hAnsi="Times New Roman" w:cs="Times New Roman" w:eastAsia="ＭＳ 明朝"/>
-          <w:lang w:val="en-US" w:eastAsia="ja-JP"/>
-        </w:rPr>
-        <w:t xml:space="preserve">=0.078）。ta21L では上回り（図 3 で緑の線が橙に届く）、届かないのは la40 だけで、そこでも差は 5〜10% である（</w:t>
-      </w:r>
-      <w:r>
-        <w:rPr>
-          <w:rFonts w:ascii="Times New Roman" w:hAnsi="Times New Roman" w:cs="Times New Roman"/>
-          <w:i/>
+          <w:rFonts w:ascii="Times New Roman" w:hAnsi="Times New Roman" w:cs="Times New Roman"/>
+        </w:rPr>
+        <w:t xml:space="preserve">&lt;</w:t>
+      </w:r>
+      <w:r>
+        <w:rPr>
+          <w:rFonts w:ascii="Times New Roman" w:hAnsi="Times New Roman" w:cs="Times New Roman" w:eastAsia="ＭＳ 明朝"/>
+          <w:lang w:val="en-US" w:eastAsia="ja-JP"/>
+        </w:rPr>
+        <w:t xml:space="preserve">0.015）。H2 はこの 1 シナリオを除いて支持された。押し上げが摂動一般の効果か、</w:t>
+      </w:r>
+      <w:r>
+        <w:rPr>
+          <w:rFonts w:ascii="Times New Roman" w:hAnsi="Times New Roman" w:cs="Times New Roman"/>
+          <w:i/>
+        </w:rPr>
+        <w:t xml:space="preserve">S</w:t>
+      </w:r>
+      <w:r>
+        <w:rPr>
+          <w:rFonts w:ascii="Times New Roman" w:hAnsi="Times New Roman" w:cs="Times New Roman"/>
+          <w:i/>
+          <w:vertAlign w:val="subscript"/>
         </w:rPr>
         <w:t xml:space="preserve">p</w:t>
       </w:r>
       <w:r>
         <w:rPr>
-          <w:rFonts w:ascii="Times New Roman" w:hAnsi="Times New Roman" w:cs="Times New Roman"/>
-          <w:vertAlign w:val="subscript"/>
-        </w:rPr>
-        <w:t xml:space="preserve">adj</w:t>
+          <w:rFonts w:ascii="Times New Roman" w:hAnsi="Times New Roman" w:cs="Times New Roman" w:eastAsia="ＭＳ 明朝"/>
+          <w:lang w:val="en-US" w:eastAsia="ja-JP"/>
+        </w:rPr>
+        <w:t xml:space="preserve"> 方向に固有の効果かは、強度を揃えて方向だけをランダム化した対照実験を 2 シナリオ（mt10・la36S）で回して確かめた：ランダム方向は押し上げの 7 割前後しか再現せず、高安定 HV では演算子に完全分離で及ばず（</w:t>
+      </w:r>
+      <w:r>
+        <w:rPr>
+          <w:rFonts w:ascii="Times New Roman" w:hAnsi="Times New Roman" w:cs="Times New Roman"/>
+          <w:i/>
+        </w:rPr>
+        <w:t xml:space="preserve">p</w:t>
       </w:r>
       <w:r>
         <w:rPr>
@@ -6233,97 +6005,7 @@
           <w:rFonts w:ascii="Times New Roman" w:hAnsi="Times New Roman" w:cs="Times New Roman" w:eastAsia="ＭＳ 明朝"/>
           <w:lang w:val="en-US" w:eastAsia="ja-JP"/>
         </w:rPr>
-        <w:t xml:space="preserve">0.015）。H2 はこの 1 シナリオを除いて支持された。この押し上げを「摂動が加わること自体」に帰す説明は、演算子の核である </w:t>
-      </w:r>
-      <w:r>
-        <w:rPr>
-          <w:rFonts w:ascii="Times New Roman" w:hAnsi="Times New Roman" w:cs="Times New Roman"/>
-          <w:i/>
-        </w:rPr>
-        <w:t xml:space="preserve">S</w:t>
-      </w:r>
-      <w:r>
-        <w:rPr>
-          <w:rFonts w:ascii="Times New Roman" w:hAnsi="Times New Roman" w:cs="Times New Roman"/>
-          <w:i/>
-          <w:vertAlign w:val="subscript"/>
-        </w:rPr>
-        <w:t xml:space="preserve">p</w:t>
-      </w:r>
-      <w:r>
-        <w:rPr>
-          <w:rFonts w:ascii="Times New Roman" w:hAnsi="Times New Roman" w:cs="Times New Roman" w:eastAsia="ＭＳ 明朝"/>
-          <w:lang w:val="en-US" w:eastAsia="ja-JP"/>
-        </w:rPr>
-        <w:t xml:space="preserve"> 方向だけを無効化した対照で閉じる。操作（機械上の 2 位置 swap）と強度（演算子の実測深さ分布から抽選）を揃え、方向のみをランダム化した摂動は、2 シナリオ（mt10・la36S, n=10）で押し上げの 7 割前後を再現するにとどまり、高安定 HV では演算子に完全分離で及ばず（</w:t>
-      </w:r>
-      <w:r>
-        <w:rPr>
-          <w:rFonts w:ascii="Times New Roman" w:hAnsi="Times New Roman" w:cs="Times New Roman"/>
-          <w:i/>
-        </w:rPr>
-        <w:t xml:space="preserve">p</w:t>
-      </w:r>
-      <w:r>
-        <w:rPr>
-          <w:rFonts w:ascii="Times New Roman" w:hAnsi="Times New Roman" w:cs="Times New Roman"/>
-        </w:rPr>
-        <w:t xml:space="preserve">&lt;</w:t>
-      </w:r>
-      <w:r>
-        <w:rPr>
-          <w:rFonts w:ascii="Times New Roman" w:hAnsi="Times New Roman" w:cs="Times New Roman" w:eastAsia="ＭＳ 明朝"/>
-          <w:lang w:val="en-US" w:eastAsia="ja-JP"/>
-        </w:rPr>
-        <w:t xml:space="preserve">0.001, </w:t>
-      </w:r>
-      <w:r>
-        <w:rPr>
-          <w:rFonts w:ascii="Times New Roman" w:hAnsi="Times New Roman" w:cs="Times New Roman"/>
-        </w:rPr>
-        <w:t xml:space="preserve">|</w:t>
-      </w:r>
-      <w:r>
-        <w:rPr>
-          <w:rFonts w:ascii="Times New Roman" w:hAnsi="Times New Roman" w:cs="Times New Roman"/>
-          <w:i/>
-        </w:rPr>
-        <w:t xml:space="preserve">δ</w:t>
-      </w:r>
-      <w:r>
-        <w:rPr>
-          <w:rFonts w:ascii="Times New Roman" w:hAnsi="Times New Roman" w:cs="Times New Roman"/>
-        </w:rPr>
-        <w:t xml:space="preserve">|</w:t>
-      </w:r>
-      <w:r>
-        <w:rPr>
-          <w:rFonts w:ascii="Times New Roman" w:hAnsi="Times New Roman" w:cs="Times New Roman" w:eastAsia="ＭＳ 明朝"/>
-          <w:lang w:val="en-US" w:eastAsia="ja-JP"/>
-        </w:rPr>
-        <w:t xml:space="preserve">=1.0, 両シナリオ）、同水準に達するのに 1.7〜2.4 倍の計算時間を要した。</w:t>
-      </w:r>
-      <w:r>
-        <w:rPr>
-          <w:rFonts w:ascii="Times New Roman" w:hAnsi="Times New Roman" w:cs="Times New Roman"/>
-          <w:i/>
-        </w:rPr>
-        <w:t xml:space="preserve">S</w:t>
-      </w:r>
-      <w:r>
-        <w:rPr>
-          <w:rFonts w:ascii="Times New Roman" w:hAnsi="Times New Roman" w:cs="Times New Roman"/>
-          <w:i/>
-          <w:vertAlign w:val="subscript"/>
-        </w:rPr>
-        <w:t xml:space="preserve">p</w:t>
-      </w:r>
-      <w:r>
-        <w:rPr>
-          <w:rFonts w:ascii="Times New Roman" w:hAnsi="Times New Roman" w:cs="Times New Roman" w:eastAsia="ＭＳ 明朝"/>
-          <w:lang w:val="en-US" w:eastAsia="ja-JP"/>
-        </w:rPr>
-        <w:t xml:space="preserve"> 方向への誘導は高安定領域を埋めるための必要条件ではないが、同強度のランダム方向は品質・コストの両面でこれに劣る。</w:t>
+        <w:t xml:space="preserve">0.001）、同水準に達するには 1.7〜2.4 倍の時間を要する。</w:t>
       </w:r>
     </w:p>
     <w:p>
@@ -6345,14 +6027,14 @@
           <w:b/>
           <w:lang w:val="en-US" w:eastAsia="ja-JP"/>
         </w:rPr>
-        <w:t xml:space="preserve">構造間比較：単点探索側はほぼ頭打ち</w:t>
-      </w:r>
-      <w:r>
-        <w:rPr>
-          <w:rFonts w:ascii="Times New Roman" w:hAnsi="Times New Roman" w:cs="Times New Roman" w:eastAsia="ＭＳ 明朝"/>
-          <w:lang w:val="en-US" w:eastAsia="ja-JP"/>
-        </w:rPr>
-        <w:t xml:space="preserve">。ILS-baseline の高安定 HV は 8 シナリオ中 6 つで Memetic＋演算子と同水準かそれ以上にあり（図 3）、演算子を足す余地がない。この水準は上位 5 手法（ILS 系 3 手法と Memetic＋演算子）に共通の到達水準である：5 シナリオではこの 5 手法の中央値が最良値から 2% 以内に並び、うち 3 つ（la21・la36M・mt10）では値が一致する（図 3）。演算子が有意に効くのは、ILS-baseline がこの水準に届いていない 2 シナリオ（la36L・ta21L）のみである。PR・repair とも la36L で </w:t>
+        <w:t xml:space="preserve">単点探索側は演算子を足してもほとんど伸びない</w:t>
+      </w:r>
+      <w:r>
+        <w:rPr>
+          <w:rFonts w:ascii="Times New Roman" w:hAnsi="Times New Roman" w:cs="Times New Roman" w:eastAsia="ＭＳ 明朝"/>
+          <w:lang w:val="en-US" w:eastAsia="ja-JP"/>
+        </w:rPr>
+        <w:t xml:space="preserve">。演算子を載せた ILS が baseline を上回るのは 8 シナリオ中 2 つ（la36L・ta21L）にとどまる。PR・repair とも la36L で </w:t>
       </w:r>
       <w:r>
         <w:rPr>
@@ -6386,7 +6068,7 @@
           <w:rFonts w:ascii="Times New Roman" w:hAnsi="Times New Roman" w:cs="Times New Roman" w:eastAsia="ＭＳ 明朝"/>
           <w:lang w:val="en-US" w:eastAsia="ja-JP"/>
         </w:rPr>
-        <w:t xml:space="preserve">0.001 だが、ILS 側の 8 シナリオ族に Holm 補正を施すと有意に残るのは ta21L のみである（</w:t>
+        <w:t xml:space="preserve">0.001 だが、ILS 側の 8 シナリオ族に Holm 補正を施すと残るのは ta21L のみである（</w:t>
       </w:r>
       <w:r>
         <w:rPr>
@@ -6413,7 +6095,7 @@
           <w:rFonts w:ascii="Times New Roman" w:hAnsi="Times New Roman" w:cs="Times New Roman" w:eastAsia="ＭＳ 明朝"/>
           <w:lang w:val="en-US" w:eastAsia="ja-JP"/>
         </w:rPr>
-        <w:t xml:space="preserve">0.002。la36L は 0.091）。改善幅も小さい——ta21L の中央値は 0.029→0.031——が、そこでは演算子込みの全 trial が baseline の全 trial を上回る（</w:t>
+        <w:t xml:space="preserve">0.002。la36L は 0.091）。その ta21L でも改善幅は中央値 0.029→0.031 と小さい（ただし演算子込みの全 trial が baseline の全 trial を上回る, </w:t>
       </w:r>
       <w:r>
         <w:rPr>
@@ -6439,7 +6121,7 @@
           <w:rFonts w:ascii="Times New Roman" w:hAnsi="Times New Roman" w:cs="Times New Roman" w:eastAsia="ＭＳ 明朝"/>
           <w:lang w:val="en-US" w:eastAsia="ja-JP"/>
         </w:rPr>
-        <w:t xml:space="preserve">=1.0）。</w:t>
+        <w:t xml:space="preserve">=1.0）。残る 6 シナリオでは差がない。</w:t>
       </w:r>
     </w:p>
     <w:p>
@@ -6453,7 +6135,7 @@
           <w:rFonts w:ascii="Times New Roman" w:hAnsi="Times New Roman" w:cs="Times New Roman" w:eastAsia="ＭＳ 明朝"/>
           <w:lang w:val="en-US" w:eastAsia="ja-JP"/>
         </w:rPr>
-        <w:t xml:space="preserve">以上を並べると、同じ演算子の効果は載せる探索構造に依存して非対称に現れる。ただし両者を分けているのは構造そのものというより、構造が高安定領域に残す埋め残しの有無である：演算子は届いていない領域を埋めることで効くため、上記の到達水準まで自力で埋めた探索構造には足す余地が残らない。この対応は 16 セル（2 構造 × 8 シナリオ）で一貫している——余地の残る多点探索側の 8 セルはすべて伸び、水準に達した単点探索側の 6 セルは伸びず、余地の残る単点探索側の 2 セルだけが伸びる。構造依存はこの媒介を通じて現れており、どちらの構造が埋め残しを残すかは H1 が示している。同じ発動設計のまま余地の有無だけで効きが変わる以上、非対称は演算子の発動回数の違い（表 1：多点探索では各個体に確率 0.3、単点探索では停滞時のみ）では説明できない。また演算子の組み込み方（返す解の数・深さの引き方, §3.3）は構造ごとに異なるが、組み込み方の異なる PR と repair で同じ非対称が出ており、結果はその細部には依らない。</w:t>
+        <w:t xml:space="preserve">同じ演算子の効きが構造で非対称なのは、構造そのものの違いというより、その構造が到達水準に自力で届いているかの違いである。高安定 HV には、複数の手法が到達して止まる水準がある（どのシナリオでも 7 手法中 3〜5 手法が最良値の 2% 以内。図 3）。ILS に載せても Memetic に載せても、その構造が水準に届いていなければ演算子は高安定 HV を押し上げ、届いていれば伸びない。発動設計が同じ単点探索の中でも水準に届いたかどうかで効きが変わるので、非対称は構造ごとに異なる発動設計（表 1）では説明できない。</w:t>
       </w:r>
     </w:p>
     <w:p>
@@ -6482,7 +6164,872 @@
           <w:rFonts w:ascii="Times New Roman" w:hAnsi="Times New Roman" w:cs="Times New Roman" w:eastAsia="ＭＳ 明朝"/>
           <w:lang w:val="en-US" w:eastAsia="ja-JP"/>
         </w:rPr>
-        <w:t xml:space="preserve">高安定 HV に仮説を置いた §4.2 に対し、本節は仮説を置いていない全域 HV と AOC を比較する。まず代表 2 シナリオの anytime 全域 HV 曲線で、到達点と到達の早さを同時に見る（図 4）。</w:t>
+        <w:t xml:space="preserve">まず代表 2 シナリオの anytime 全域 HV 曲線で、到達点と到達の早さを同時に見る（図 4）。</w:t>
+      </w:r>
+    </w:p>
+    <w:p>
+      <w:pPr>
+        <w:pStyle w:val="a8"/>
+        <w:spacing w:line="240" w:lineRule="exact"/>
+        <w:jc w:val="both"/>
+      </w:pPr>
+      <w:r>
+        <w:rPr>
+          <w:rFonts w:ascii="Times New Roman" w:hAnsi="Times New Roman" w:cs="Times New Roman" w:eastAsia="ＭＳ 明朝"/>
+          <w:lang w:val="en-US" w:eastAsia="ja-JP"/>
+        </w:rPr>
+        <w:t xml:space="preserve">ta21S では Memetic＋演算子が ILS と同じ水準（1.17）に達するが、到達は ILS の 2.5 秒に対し 6.6〜7.8 秒を要する。la36L では多点探索が 7〜10 秒で ILS を追い越し、ILS が 0.80 で止まるのに対し 0.94 まで伸びる。曲線の終点と立ち上がりの速さは別の手法を最良と指す。</w:t>
+      </w:r>
+    </w:p>
+    <w:p>
+      <w:pPr>
+        <w:keepNext/>
+        <w:spacing w:line="240" w:lineRule="exact"/>
+        <w:jc w:val="center"/>
+        <w:ind w:left="284" w:right="284"/>
+      </w:pPr>
+      <w:r>
+        <w:rPr>
+          <w:rFonts w:ascii="Times New Roman" w:hAnsi="Times New Roman" w:cs="Times New Roman" w:eastAsia="ＭＳ 明朝"/>
+          <w:lang w:val="en-US" w:eastAsia="ja-JP"/>
+        </w:rPr>
+        <w:t xml:space="preserve">表 2. 3 指標の横断要約。各セルは「Friedman 平均順位（小さいほど良い）／ARPD%（各シナリオの最良手法からの相対偏差の 8 シナリオ平均, 低いほど良い）／最良群シナリオ数（そのシナリオの最良手法と有意差がないシナリオの数, /8。両側 Mann–Whitney U, 補正なし）」。Friedman 検定は 3 指標とも </w:t>
+      </w:r>
+      <w:r>
+        <w:rPr>
+          <w:rFonts w:ascii="Times New Roman" w:hAnsi="Times New Roman" w:cs="Times New Roman"/>
+          <w:i/>
+        </w:rPr>
+        <w:t xml:space="preserve">p</w:t>
+      </w:r>
+      <w:r>
+        <w:rPr>
+          <w:rFonts w:ascii="Times New Roman" w:hAnsi="Times New Roman" w:cs="Times New Roman"/>
+        </w:rPr>
+        <w:t xml:space="preserve">&lt;</w:t>
+      </w:r>
+      <w:r>
+        <w:rPr>
+          <w:rFonts w:ascii="Times New Roman" w:hAnsi="Times New Roman" w:cs="Times New Roman" w:eastAsia="ＭＳ 明朝"/>
+          <w:lang w:val="en-US" w:eastAsia="ja-JP"/>
+        </w:rPr>
+        <w:t xml:space="preserve">0.0001、Kendall's </w:t>
+      </w:r>
+      <w:r>
+        <w:rPr>
+          <w:rFonts w:ascii="Times New Roman" w:hAnsi="Times New Roman" w:cs="Times New Roman"/>
+          <w:i/>
+        </w:rPr>
+        <w:t xml:space="preserve">W</w:t>
+      </w:r>
+      <w:r>
+        <w:rPr>
+          <w:rFonts w:ascii="Times New Roman" w:hAnsi="Times New Roman" w:cs="Times New Roman" w:eastAsia="ＭＳ 明朝"/>
+          <w:lang w:val="en-US" w:eastAsia="ja-JP"/>
+        </w:rPr>
+        <w:t xml:space="preserve"> は全域 HV 0.59・高安定 HV 0.81・AOC 0.63。8 シナリオは la36 ラダーと ta21 対を含み互いに独立でないため、横断順位は順位一貫性の探索的要約として扱う。</w:t>
+      </w:r>
+    </w:p>
+    <w:tbl>
+      <w:tblPr>
+        <w:tblW w:w="4975" w:type="dxa"/>
+        <w:tblLayout w:type="fixed"/>
+      </w:tblPr>
+      <w:tblGrid>
+        <w:gridCol w:w="1393"/>
+        <w:gridCol w:w="1194"/>
+        <w:gridCol w:w="1194"/>
+        <w:gridCol w:w="1194"/>
+      </w:tblGrid>
+      <w:tr>
+        <w:tc>
+          <w:tcPr>
+            <w:tcW w:w="1393" w:type="dxa"/>
+            <w:tcBorders>
+              <w:top w:val="single" w:sz="8" w:space="0" w:color="000000"/>
+              <w:bottom w:val="single" w:sz="8" w:space="0" w:color="000000"/>
+            </w:tcBorders>
+          </w:tcPr>
+          <w:p>
+            <w:pPr>
+              <w:keepNext/>
+              <w:spacing w:line="180" w:lineRule="exact"/>
+            </w:pPr>
+            <w:r>
+              <w:rPr>
+                <w:rFonts w:ascii="Times New Roman" w:hAnsi="Times New Roman" w:cs="Times New Roman" w:eastAsia="ＭＳ 明朝"/>
+                <w:b/>
+                <w:lang w:val="en-US" w:eastAsia="ja-JP"/>
+                <w:sz w:val="16"/>
+                <w:szCs w:val="16"/>
+              </w:rPr>
+              <w:t xml:space="preserve">手法</w:t>
+            </w:r>
+          </w:p>
+        </w:tc>
+        <w:tc>
+          <w:tcPr>
+            <w:tcW w:w="1194" w:type="dxa"/>
+            <w:tcBorders>
+              <w:top w:val="single" w:sz="8" w:space="0" w:color="000000"/>
+              <w:bottom w:val="single" w:sz="8" w:space="0" w:color="000000"/>
+            </w:tcBorders>
+          </w:tcPr>
+          <w:p>
+            <w:pPr>
+              <w:keepNext/>
+              <w:spacing w:line="180" w:lineRule="exact"/>
+            </w:pPr>
+            <w:r>
+              <w:rPr>
+                <w:rFonts w:ascii="Times New Roman" w:hAnsi="Times New Roman" w:cs="Times New Roman" w:eastAsia="ＭＳ 明朝"/>
+                <w:b/>
+                <w:lang w:val="en-US" w:eastAsia="ja-JP"/>
+                <w:sz w:val="16"/>
+                <w:szCs w:val="16"/>
+              </w:rPr>
+              <w:t xml:space="preserve">全域 HV</w:t>
+            </w:r>
+          </w:p>
+        </w:tc>
+        <w:tc>
+          <w:tcPr>
+            <w:tcW w:w="1194" w:type="dxa"/>
+            <w:tcBorders>
+              <w:top w:val="single" w:sz="8" w:space="0" w:color="000000"/>
+              <w:bottom w:val="single" w:sz="8" w:space="0" w:color="000000"/>
+            </w:tcBorders>
+          </w:tcPr>
+          <w:p>
+            <w:pPr>
+              <w:keepNext/>
+              <w:spacing w:line="180" w:lineRule="exact"/>
+            </w:pPr>
+            <w:r>
+              <w:rPr>
+                <w:rFonts w:ascii="Times New Roman" w:hAnsi="Times New Roman" w:cs="Times New Roman" w:eastAsia="ＭＳ 明朝"/>
+                <w:b/>
+                <w:lang w:val="en-US" w:eastAsia="ja-JP"/>
+                <w:sz w:val="16"/>
+                <w:szCs w:val="16"/>
+              </w:rPr>
+              <w:t xml:space="preserve">高安定 HV</w:t>
+            </w:r>
+          </w:p>
+        </w:tc>
+        <w:tc>
+          <w:tcPr>
+            <w:tcW w:w="1194" w:type="dxa"/>
+            <w:tcBorders>
+              <w:top w:val="single" w:sz="8" w:space="0" w:color="000000"/>
+              <w:bottom w:val="single" w:sz="8" w:space="0" w:color="000000"/>
+            </w:tcBorders>
+          </w:tcPr>
+          <w:p>
+            <w:pPr>
+              <w:keepNext/>
+              <w:spacing w:line="180" w:lineRule="exact"/>
+            </w:pPr>
+            <w:r>
+              <w:rPr>
+                <w:rFonts w:ascii="Times New Roman" w:hAnsi="Times New Roman" w:cs="Times New Roman" w:eastAsia="ＭＳ 明朝"/>
+                <w:b/>
+                <w:lang w:val="en-US" w:eastAsia="ja-JP"/>
+                <w:sz w:val="16"/>
+                <w:szCs w:val="16"/>
+              </w:rPr>
+              <w:t xml:space="preserve">AOC</w:t>
+            </w:r>
+          </w:p>
+        </w:tc>
+      </w:tr>
+      <w:tr>
+        <w:trPr>
+          <w:cantSplit/>
+        </w:trPr>
+        <w:tc>
+          <w:tcPr>
+            <w:tcW w:w="1393" w:type="dxa"/>
+            <w:tcBorders/>
+          </w:tcPr>
+          <w:p>
+            <w:pPr>
+              <w:keepNext/>
+              <w:spacing w:line="180" w:lineRule="exact"/>
+            </w:pPr>
+            <w:r>
+              <w:rPr>
+                <w:rFonts w:ascii="Times New Roman" w:hAnsi="Times New Roman" w:cs="Times New Roman" w:eastAsia="ＭＳ 明朝"/>
+                <w:lang w:val="en-US" w:eastAsia="ja-JP"/>
+                <w:sz w:val="16"/>
+                <w:szCs w:val="16"/>
+              </w:rPr>
+              <w:t xml:space="preserve">ILS-baseline</w:t>
+            </w:r>
+          </w:p>
+        </w:tc>
+        <w:tc>
+          <w:tcPr>
+            <w:tcW w:w="1194" w:type="dxa"/>
+            <w:tcBorders/>
+          </w:tcPr>
+          <w:p>
+            <w:pPr>
+              <w:keepNext/>
+              <w:spacing w:line="180" w:lineRule="exact"/>
+            </w:pPr>
+            <w:r>
+              <w:rPr>
+                <w:rFonts w:ascii="Times New Roman" w:hAnsi="Times New Roman" w:cs="Times New Roman" w:eastAsia="ＭＳ 明朝"/>
+                <w:lang w:val="en-US" w:eastAsia="ja-JP"/>
+                <w:sz w:val="16"/>
+                <w:szCs w:val="16"/>
+              </w:rPr>
+              <w:t xml:space="preserve">4.44 ／ 10 ／ 1</w:t>
+            </w:r>
+          </w:p>
+        </w:tc>
+        <w:tc>
+          <w:tcPr>
+            <w:tcW w:w="1194" w:type="dxa"/>
+            <w:tcBorders/>
+          </w:tcPr>
+          <w:p>
+            <w:pPr>
+              <w:keepNext/>
+              <w:spacing w:line="180" w:lineRule="exact"/>
+            </w:pPr>
+            <w:r>
+              <w:rPr>
+                <w:rFonts w:ascii="Times New Roman" w:hAnsi="Times New Roman" w:cs="Times New Roman" w:eastAsia="ＭＳ 明朝"/>
+                <w:lang w:val="en-US" w:eastAsia="ja-JP"/>
+                <w:sz w:val="16"/>
+                <w:szCs w:val="16"/>
+              </w:rPr>
+              <w:t xml:space="preserve">3.44 ／ 2 ／ 6</w:t>
+            </w:r>
+          </w:p>
+        </w:tc>
+        <w:tc>
+          <w:tcPr>
+            <w:tcW w:w="1194" w:type="dxa"/>
+            <w:tcBorders/>
+          </w:tcPr>
+          <w:p>
+            <w:pPr>
+              <w:keepNext/>
+              <w:spacing w:line="180" w:lineRule="exact"/>
+            </w:pPr>
+            <w:r>
+              <w:rPr>
+                <w:rFonts w:ascii="Times New Roman" w:hAnsi="Times New Roman" w:cs="Times New Roman" w:eastAsia="ＭＳ 明朝"/>
+                <w:lang w:val="en-US" w:eastAsia="ja-JP"/>
+                <w:sz w:val="16"/>
+                <w:szCs w:val="16"/>
+              </w:rPr>
+              <w:t xml:space="preserve">2.75 ／ 4 ／ 6</w:t>
+            </w:r>
+          </w:p>
+        </w:tc>
+      </w:tr>
+      <w:tr>
+        <w:trPr>
+          <w:cantSplit/>
+        </w:trPr>
+        <w:tc>
+          <w:tcPr>
+            <w:tcW w:w="1393" w:type="dxa"/>
+            <w:tcBorders/>
+          </w:tcPr>
+          <w:p>
+            <w:pPr>
+              <w:keepNext/>
+              <w:spacing w:line="180" w:lineRule="exact"/>
+            </w:pPr>
+            <w:r>
+              <w:rPr>
+                <w:rFonts w:ascii="Times New Roman" w:hAnsi="Times New Roman" w:cs="Times New Roman" w:eastAsia="ＭＳ 明朝"/>
+                <w:lang w:val="en-US" w:eastAsia="ja-JP"/>
+                <w:sz w:val="16"/>
+                <w:szCs w:val="16"/>
+              </w:rPr>
+              <w:t xml:space="preserve">ILS+repair</w:t>
+            </w:r>
+          </w:p>
+        </w:tc>
+        <w:tc>
+          <w:tcPr>
+            <w:tcW w:w="1194" w:type="dxa"/>
+            <w:tcBorders/>
+          </w:tcPr>
+          <w:p>
+            <w:pPr>
+              <w:keepNext/>
+              <w:spacing w:line="180" w:lineRule="exact"/>
+            </w:pPr>
+            <w:r>
+              <w:rPr>
+                <w:rFonts w:ascii="Times New Roman" w:hAnsi="Times New Roman" w:cs="Times New Roman" w:eastAsia="ＭＳ 明朝"/>
+                <w:lang w:val="en-US" w:eastAsia="ja-JP"/>
+                <w:sz w:val="16"/>
+                <w:szCs w:val="16"/>
+              </w:rPr>
+              <w:t xml:space="preserve">3.56 ／ 9 ／ 2</w:t>
+            </w:r>
+          </w:p>
+        </w:tc>
+        <w:tc>
+          <w:tcPr>
+            <w:tcW w:w="1194" w:type="dxa"/>
+            <w:tcBorders/>
+          </w:tcPr>
+          <w:p>
+            <w:pPr>
+              <w:keepNext/>
+              <w:spacing w:line="180" w:lineRule="exact"/>
+            </w:pPr>
+            <w:r>
+              <w:rPr>
+                <w:rFonts w:ascii="Times New Roman" w:hAnsi="Times New Roman" w:cs="Times New Roman" w:eastAsia="ＭＳ 明朝"/>
+                <w:lang w:val="en-US" w:eastAsia="ja-JP"/>
+                <w:sz w:val="16"/>
+                <w:szCs w:val="16"/>
+              </w:rPr>
+              <w:t xml:space="preserve">2.62 ／ 0 ／ 8</w:t>
+            </w:r>
+          </w:p>
+        </w:tc>
+        <w:tc>
+          <w:tcPr>
+            <w:tcW w:w="1194" w:type="dxa"/>
+            <w:tcBorders/>
+          </w:tcPr>
+          <w:p>
+            <w:pPr>
+              <w:keepNext/>
+              <w:spacing w:line="180" w:lineRule="exact"/>
+            </w:pPr>
+            <w:r>
+              <w:rPr>
+                <w:rFonts w:ascii="Times New Roman" w:hAnsi="Times New Roman" w:cs="Times New Roman" w:eastAsia="ＭＳ 明朝"/>
+                <w:lang w:val="en-US" w:eastAsia="ja-JP"/>
+                <w:sz w:val="16"/>
+                <w:szCs w:val="16"/>
+              </w:rPr>
+              <w:t xml:space="preserve">2.62 ／ 5 ／ 6</w:t>
+            </w:r>
+          </w:p>
+        </w:tc>
+      </w:tr>
+      <w:tr>
+        <w:trPr>
+          <w:cantSplit/>
+        </w:trPr>
+        <w:tc>
+          <w:tcPr>
+            <w:tcW w:w="1393" w:type="dxa"/>
+            <w:tcBorders/>
+          </w:tcPr>
+          <w:p>
+            <w:pPr>
+              <w:keepNext/>
+              <w:spacing w:line="180" w:lineRule="exact"/>
+            </w:pPr>
+            <w:r>
+              <w:rPr>
+                <w:rFonts w:ascii="Times New Roman" w:hAnsi="Times New Roman" w:cs="Times New Roman" w:eastAsia="ＭＳ 明朝"/>
+                <w:lang w:val="en-US" w:eastAsia="ja-JP"/>
+                <w:sz w:val="16"/>
+                <w:szCs w:val="16"/>
+              </w:rPr>
+              <w:t xml:space="preserve">ILS+PR</w:t>
+            </w:r>
+          </w:p>
+        </w:tc>
+        <w:tc>
+          <w:tcPr>
+            <w:tcW w:w="1194" w:type="dxa"/>
+            <w:tcBorders/>
+          </w:tcPr>
+          <w:p>
+            <w:pPr>
+              <w:keepNext/>
+              <w:spacing w:line="180" w:lineRule="exact"/>
+            </w:pPr>
+            <w:r>
+              <w:rPr>
+                <w:rFonts w:ascii="Times New Roman" w:hAnsi="Times New Roman" w:cs="Times New Roman" w:eastAsia="ＭＳ 明朝"/>
+                <w:lang w:val="en-US" w:eastAsia="ja-JP"/>
+                <w:sz w:val="16"/>
+                <w:szCs w:val="16"/>
+              </w:rPr>
+              <w:t xml:space="preserve">3.75 ／ 10 ／ 3</w:t>
+            </w:r>
+          </w:p>
+        </w:tc>
+        <w:tc>
+          <w:tcPr>
+            <w:tcW w:w="1194" w:type="dxa"/>
+            <w:tcBorders/>
+          </w:tcPr>
+          <w:p>
+            <w:pPr>
+              <w:keepNext/>
+              <w:spacing w:line="180" w:lineRule="exact"/>
+            </w:pPr>
+            <w:r>
+              <w:rPr>
+                <w:rFonts w:ascii="Times New Roman" w:hAnsi="Times New Roman" w:cs="Times New Roman" w:eastAsia="ＭＳ 明朝"/>
+                <w:lang w:val="en-US" w:eastAsia="ja-JP"/>
+                <w:sz w:val="16"/>
+                <w:szCs w:val="16"/>
+              </w:rPr>
+              <w:t xml:space="preserve">2.75 ／ 0 ／ 8</w:t>
+            </w:r>
+          </w:p>
+        </w:tc>
+        <w:tc>
+          <w:tcPr>
+            <w:tcW w:w="1194" w:type="dxa"/>
+            <w:tcBorders/>
+          </w:tcPr>
+          <w:p>
+            <w:pPr>
+              <w:keepNext/>
+              <w:spacing w:line="180" w:lineRule="exact"/>
+            </w:pPr>
+            <w:r>
+              <w:rPr>
+                <w:rFonts w:ascii="Times New Roman" w:hAnsi="Times New Roman" w:cs="Times New Roman" w:eastAsia="ＭＳ 明朝"/>
+                <w:lang w:val="en-US" w:eastAsia="ja-JP"/>
+                <w:sz w:val="16"/>
+                <w:szCs w:val="16"/>
+              </w:rPr>
+              <w:t xml:space="preserve">2.50 ／ 4 ／ 6</w:t>
+            </w:r>
+          </w:p>
+        </w:tc>
+      </w:tr>
+      <w:tr>
+        <w:trPr>
+          <w:cantSplit/>
+        </w:trPr>
+        <w:tc>
+          <w:tcPr>
+            <w:tcW w:w="1393" w:type="dxa"/>
+            <w:tcBorders/>
+          </w:tcPr>
+          <w:p>
+            <w:pPr>
+              <w:keepNext/>
+              <w:spacing w:line="180" w:lineRule="exact"/>
+            </w:pPr>
+            <w:r>
+              <w:rPr>
+                <w:rFonts w:ascii="Times New Roman" w:hAnsi="Times New Roman" w:cs="Times New Roman" w:eastAsia="ＭＳ 明朝"/>
+                <w:lang w:val="en-US" w:eastAsia="ja-JP"/>
+                <w:sz w:val="16"/>
+                <w:szCs w:val="16"/>
+              </w:rPr>
+              <w:t xml:space="preserve">GA</w:t>
+            </w:r>
+          </w:p>
+        </w:tc>
+        <w:tc>
+          <w:tcPr>
+            <w:tcW w:w="1194" w:type="dxa"/>
+            <w:tcBorders/>
+          </w:tcPr>
+          <w:p>
+            <w:pPr>
+              <w:keepNext/>
+              <w:spacing w:line="180" w:lineRule="exact"/>
+            </w:pPr>
+            <w:r>
+              <w:rPr>
+                <w:rFonts w:ascii="Times New Roman" w:hAnsi="Times New Roman" w:cs="Times New Roman" w:eastAsia="ＭＳ 明朝"/>
+                <w:lang w:val="en-US" w:eastAsia="ja-JP"/>
+                <w:sz w:val="16"/>
+                <w:szCs w:val="16"/>
+              </w:rPr>
+              <w:t xml:space="preserve">6.94 ／ 25 ／ 0</w:t>
+            </w:r>
+          </w:p>
+        </w:tc>
+        <w:tc>
+          <w:tcPr>
+            <w:tcW w:w="1194" w:type="dxa"/>
+            <w:tcBorders/>
+          </w:tcPr>
+          <w:p>
+            <w:pPr>
+              <w:keepNext/>
+              <w:spacing w:line="180" w:lineRule="exact"/>
+            </w:pPr>
+            <w:r>
+              <w:rPr>
+                <w:rFonts w:ascii="Times New Roman" w:hAnsi="Times New Roman" w:cs="Times New Roman" w:eastAsia="ＭＳ 明朝"/>
+                <w:lang w:val="en-US" w:eastAsia="ja-JP"/>
+                <w:sz w:val="16"/>
+                <w:szCs w:val="16"/>
+              </w:rPr>
+              <w:t xml:space="preserve">6.38 ／ 71 ／ 0</w:t>
+            </w:r>
+          </w:p>
+        </w:tc>
+        <w:tc>
+          <w:tcPr>
+            <w:tcW w:w="1194" w:type="dxa"/>
+            <w:tcBorders/>
+          </w:tcPr>
+          <w:p>
+            <w:pPr>
+              <w:keepNext/>
+              <w:spacing w:line="180" w:lineRule="exact"/>
+            </w:pPr>
+            <w:r>
+              <w:rPr>
+                <w:rFonts w:ascii="Times New Roman" w:hAnsi="Times New Roman" w:cs="Times New Roman" w:eastAsia="ＭＳ 明朝"/>
+                <w:lang w:val="en-US" w:eastAsia="ja-JP"/>
+                <w:sz w:val="16"/>
+                <w:szCs w:val="16"/>
+              </w:rPr>
+              <w:t xml:space="preserve">7.00 ／ 48 ／ 0</w:t>
+            </w:r>
+          </w:p>
+        </w:tc>
+      </w:tr>
+      <w:tr>
+        <w:trPr>
+          <w:cantSplit/>
+        </w:trPr>
+        <w:tc>
+          <w:tcPr>
+            <w:tcW w:w="1393" w:type="dxa"/>
+            <w:tcBorders/>
+          </w:tcPr>
+          <w:p>
+            <w:pPr>
+              <w:keepNext/>
+              <w:spacing w:line="180" w:lineRule="exact"/>
+            </w:pPr>
+            <w:r>
+              <w:rPr>
+                <w:rFonts w:ascii="Times New Roman" w:hAnsi="Times New Roman" w:cs="Times New Roman" w:eastAsia="ＭＳ 明朝"/>
+                <w:lang w:val="en-US" w:eastAsia="ja-JP"/>
+                <w:sz w:val="16"/>
+                <w:szCs w:val="16"/>
+              </w:rPr>
+              <w:t xml:space="preserve">Memetic-baseline</w:t>
+            </w:r>
+          </w:p>
+        </w:tc>
+        <w:tc>
+          <w:tcPr>
+            <w:tcW w:w="1194" w:type="dxa"/>
+            <w:tcBorders/>
+          </w:tcPr>
+          <w:p>
+            <w:pPr>
+              <w:keepNext/>
+              <w:spacing w:line="180" w:lineRule="exact"/>
+            </w:pPr>
+            <w:r>
+              <w:rPr>
+                <w:rFonts w:ascii="Times New Roman" w:hAnsi="Times New Roman" w:cs="Times New Roman" w:eastAsia="ＭＳ 明朝"/>
+                <w:lang w:val="en-US" w:eastAsia="ja-JP"/>
+                <w:sz w:val="16"/>
+                <w:szCs w:val="16"/>
+              </w:rPr>
+              <w:t xml:space="preserve">4.81 ／ 5 ／ 2</w:t>
+            </w:r>
+          </w:p>
+        </w:tc>
+        <w:tc>
+          <w:tcPr>
+            <w:tcW w:w="1194" w:type="dxa"/>
+            <w:tcBorders/>
+          </w:tcPr>
+          <w:p>
+            <w:pPr>
+              <w:keepNext/>
+              <w:spacing w:line="180" w:lineRule="exact"/>
+            </w:pPr>
+            <w:r>
+              <w:rPr>
+                <w:rFonts w:ascii="Times New Roman" w:hAnsi="Times New Roman" w:cs="Times New Roman" w:eastAsia="ＭＳ 明朝"/>
+                <w:lang w:val="en-US" w:eastAsia="ja-JP"/>
+                <w:sz w:val="16"/>
+                <w:szCs w:val="16"/>
+              </w:rPr>
+              <w:t xml:space="preserve">6.62 ／ 78 ／ 0</w:t>
+            </w:r>
+          </w:p>
+        </w:tc>
+        <w:tc>
+          <w:tcPr>
+            <w:tcW w:w="1194" w:type="dxa"/>
+            <w:tcBorders/>
+          </w:tcPr>
+          <w:p>
+            <w:pPr>
+              <w:keepNext/>
+              <w:spacing w:line="180" w:lineRule="exact"/>
+            </w:pPr>
+            <w:r>
+              <w:rPr>
+                <w:rFonts w:ascii="Times New Roman" w:hAnsi="Times New Roman" w:cs="Times New Roman" w:eastAsia="ＭＳ 明朝"/>
+                <w:lang w:val="en-US" w:eastAsia="ja-JP"/>
+                <w:sz w:val="16"/>
+                <w:szCs w:val="16"/>
+              </w:rPr>
+              <w:t xml:space="preserve">3.50 ／ 18 ／ 2</w:t>
+            </w:r>
+          </w:p>
+        </w:tc>
+      </w:tr>
+      <w:tr>
+        <w:trPr>
+          <w:cantSplit/>
+        </w:trPr>
+        <w:tc>
+          <w:tcPr>
+            <w:tcW w:w="1393" w:type="dxa"/>
+            <w:tcBorders/>
+          </w:tcPr>
+          <w:p>
+            <w:pPr>
+              <w:keepNext/>
+              <w:spacing w:line="180" w:lineRule="exact"/>
+            </w:pPr>
+            <w:r>
+              <w:rPr>
+                <w:rFonts w:ascii="Times New Roman" w:hAnsi="Times New Roman" w:cs="Times New Roman" w:eastAsia="ＭＳ 明朝"/>
+                <w:lang w:val="en-US" w:eastAsia="ja-JP"/>
+                <w:sz w:val="16"/>
+                <w:szCs w:val="16"/>
+              </w:rPr>
+              <w:t xml:space="preserve">Memetic+repair</w:t>
+            </w:r>
+          </w:p>
+        </w:tc>
+        <w:tc>
+          <w:tcPr>
+            <w:tcW w:w="1194" w:type="dxa"/>
+            <w:tcBorders/>
+          </w:tcPr>
+          <w:p>
+            <w:pPr>
+              <w:keepNext/>
+              <w:spacing w:line="180" w:lineRule="exact"/>
+            </w:pPr>
+            <w:r>
+              <w:rPr>
+                <w:rFonts w:ascii="Times New Roman" w:hAnsi="Times New Roman" w:cs="Times New Roman" w:eastAsia="ＭＳ 明朝"/>
+                <w:lang w:val="en-US" w:eastAsia="ja-JP"/>
+                <w:sz w:val="16"/>
+                <w:szCs w:val="16"/>
+              </w:rPr>
+              <w:t xml:space="preserve">2.50 ／ 1 ／ 6</w:t>
+            </w:r>
+          </w:p>
+        </w:tc>
+        <w:tc>
+          <w:tcPr>
+            <w:tcW w:w="1194" w:type="dxa"/>
+            <w:tcBorders/>
+          </w:tcPr>
+          <w:p>
+            <w:pPr>
+              <w:keepNext/>
+              <w:spacing w:line="180" w:lineRule="exact"/>
+            </w:pPr>
+            <w:r>
+              <w:rPr>
+                <w:rFonts w:ascii="Times New Roman" w:hAnsi="Times New Roman" w:cs="Times New Roman" w:eastAsia="ＭＳ 明朝"/>
+                <w:lang w:val="en-US" w:eastAsia="ja-JP"/>
+                <w:sz w:val="16"/>
+                <w:szCs w:val="16"/>
+              </w:rPr>
+              <w:t xml:space="preserve">3.31 ／ 2 ／ 6</w:t>
+            </w:r>
+          </w:p>
+        </w:tc>
+        <w:tc>
+          <w:tcPr>
+            <w:tcW w:w="1194" w:type="dxa"/>
+            <w:tcBorders/>
+          </w:tcPr>
+          <w:p>
+            <w:pPr>
+              <w:keepNext/>
+              <w:spacing w:line="180" w:lineRule="exact"/>
+            </w:pPr>
+            <w:r>
+              <w:rPr>
+                <w:rFonts w:ascii="Times New Roman" w:hAnsi="Times New Roman" w:cs="Times New Roman" w:eastAsia="ＭＳ 明朝"/>
+                <w:lang w:val="en-US" w:eastAsia="ja-JP"/>
+                <w:sz w:val="16"/>
+                <w:szCs w:val="16"/>
+              </w:rPr>
+              <w:t xml:space="preserve">4.00 ／ 22 ／ 1</w:t>
+            </w:r>
+          </w:p>
+        </w:tc>
+      </w:tr>
+      <w:tr>
+        <w:trPr>
+          <w:cantSplit/>
+        </w:trPr>
+        <w:tc>
+          <w:tcPr>
+            <w:tcW w:w="1393" w:type="dxa"/>
+            <w:tcBorders>
+              <w:bottom w:val="single" w:sz="8" w:space="0" w:color="000000"/>
+            </w:tcBorders>
+          </w:tcPr>
+          <w:p>
+            <w:pPr>
+              <w:spacing w:line="180" w:lineRule="exact"/>
+            </w:pPr>
+            <w:r>
+              <w:rPr>
+                <w:rFonts w:ascii="Times New Roman" w:hAnsi="Times New Roman" w:cs="Times New Roman" w:eastAsia="ＭＳ 明朝"/>
+                <w:lang w:val="en-US" w:eastAsia="ja-JP"/>
+                <w:sz w:val="16"/>
+                <w:szCs w:val="16"/>
+              </w:rPr>
+              <w:t xml:space="preserve">Memetic+PR</w:t>
+            </w:r>
+          </w:p>
+        </w:tc>
+        <w:tc>
+          <w:tcPr>
+            <w:tcW w:w="1194" w:type="dxa"/>
+            <w:tcBorders>
+              <w:bottom w:val="single" w:sz="8" w:space="0" w:color="000000"/>
+            </w:tcBorders>
+          </w:tcPr>
+          <w:p>
+            <w:pPr>
+              <w:spacing w:line="180" w:lineRule="exact"/>
+            </w:pPr>
+            <w:r>
+              <w:rPr>
+                <w:rFonts w:ascii="Times New Roman" w:hAnsi="Times New Roman" w:cs="Times New Roman" w:eastAsia="ＭＳ 明朝"/>
+                <w:lang w:val="en-US" w:eastAsia="ja-JP"/>
+                <w:sz w:val="16"/>
+                <w:szCs w:val="16"/>
+              </w:rPr>
+              <w:t xml:space="preserve">2.00 ／ 0 ／ 7</w:t>
+            </w:r>
+          </w:p>
+        </w:tc>
+        <w:tc>
+          <w:tcPr>
+            <w:tcW w:w="1194" w:type="dxa"/>
+            <w:tcBorders>
+              <w:bottom w:val="single" w:sz="8" w:space="0" w:color="000000"/>
+            </w:tcBorders>
+          </w:tcPr>
+          <w:p>
+            <w:pPr>
+              <w:spacing w:line="180" w:lineRule="exact"/>
+            </w:pPr>
+            <w:r>
+              <w:rPr>
+                <w:rFonts w:ascii="Times New Roman" w:hAnsi="Times New Roman" w:cs="Times New Roman" w:eastAsia="ＭＳ 明朝"/>
+                <w:lang w:val="en-US" w:eastAsia="ja-JP"/>
+                <w:sz w:val="16"/>
+                <w:szCs w:val="16"/>
+              </w:rPr>
+              <w:t xml:space="preserve">2.88 ／ 1 ／ 6</w:t>
+            </w:r>
+          </w:p>
+        </w:tc>
+        <w:tc>
+          <w:tcPr>
+            <w:tcW w:w="1194" w:type="dxa"/>
+            <w:tcBorders>
+              <w:bottom w:val="single" w:sz="8" w:space="0" w:color="000000"/>
+            </w:tcBorders>
+          </w:tcPr>
+          <w:p>
+            <w:pPr>
+              <w:spacing w:line="180" w:lineRule="exact"/>
+            </w:pPr>
+            <w:r>
+              <w:rPr>
+                <w:rFonts w:ascii="Times New Roman" w:hAnsi="Times New Roman" w:cs="Times New Roman" w:eastAsia="ＭＳ 明朝"/>
+                <w:lang w:val="en-US" w:eastAsia="ja-JP"/>
+                <w:sz w:val="16"/>
+                <w:szCs w:val="16"/>
+              </w:rPr>
+              <w:t xml:space="preserve">5.62 ／ 27 ／ 1</w:t>
+            </w:r>
+          </w:p>
+        </w:tc>
+      </w:tr>
+    </w:tbl>
+    <w:p>
+      <w:pPr>
+        <w:spacing w:line="240" w:lineRule="exact"/>
+      </w:pPr>
+    </w:p>
+    <w:p>
+      <w:pPr>
+        <w:pStyle w:val="a8"/>
+        <w:spacing w:line="240" w:lineRule="exact"/>
+        <w:jc w:val="both"/>
+      </w:pPr>
+      <w:r>
+        <w:rPr>
+          <w:rFonts w:ascii="Times New Roman" w:hAnsi="Times New Roman" w:cs="Times New Roman" w:eastAsia="ＭＳ 明朝"/>
+          <w:b/>
+          <w:lang w:val="en-US" w:eastAsia="ja-JP"/>
+        </w:rPr>
+        <w:t xml:space="preserve">全域 HV.</w:t>
+      </w:r>
+      <w:r>
+        <w:rPr>
+          <w:rFonts w:ascii="Times New Roman" w:hAnsi="Times New Roman" w:cs="Times New Roman" w:eastAsia="ＭＳ 明朝"/>
+          <w:lang w:val="en-US" w:eastAsia="ja-JP"/>
+        </w:rPr>
+        <w:t xml:space="preserve"> 最良の水準に達するのは演算子を載せた Memetic で、表 2 でも首位群を占める。ILS 系の水準はシナリオに依存し、4 シナリオ（la36S・ta21S・la40・la21）では最良に並ぶが、残る 4 つでは 5〜38% 下回る（図 4 の 2 パネルはこの両方にあたる）。演算子をもたない 2 手法どうしでは両構造は互角で、ILS-baseline が有意に上回るのは前者の 4 シナリオ、Memetic-baseline が上回るのは la36M・mt10・la36L、ta21L は有意差がない（</w:t>
+      </w:r>
+      <w:r>
+        <w:rPr>
+          <w:rFonts w:ascii="Times New Roman" w:hAnsi="Times New Roman" w:cs="Times New Roman"/>
+          <w:i/>
+        </w:rPr>
+        <w:t xml:space="preserve">p</w:t>
+      </w:r>
+      <w:r>
+        <w:rPr>
+          <w:rFonts w:ascii="Times New Roman" w:hAnsi="Times New Roman" w:cs="Times New Roman" w:eastAsia="ＭＳ 明朝"/>
+          <w:lang w:val="en-US" w:eastAsia="ja-JP"/>
+        </w:rPr>
+        <w:t xml:space="preserve">=0.16）。勝者が入れ替わる以上、§4.2 の高安定領域の差は ILS が全体として優れていることの反映ではない。演算子の効き方はここでも §4.2 と同じ向きに分かれる：Memetic の全域 HV を 8 シナリオ中 6 で有意に押し上げる（+2.8〜11.7%。残る 2 つは演算子なしでも既に ILS を上回るシナリオである）のに対し、ILS では全シナリオで ±0.5% 以内にとどまる。ILS の全域 HV が最良を 15〜38% 下回る 3 シナリオでも変わらない。フロントの効率端（10 重みの掃引全体で到達した最小 MS）も同じ構図で、前者の 4 シナリオでは GA を除く全手法が一致し、後者では多点探索側が低い（3 つで 1.2〜2.2%, </w:t>
+      </w:r>
+      <w:r>
+        <w:rPr>
+          <w:rFonts w:ascii="Times New Roman" w:hAnsi="Times New Roman" w:cs="Times New Roman"/>
+          <w:i/>
+        </w:rPr>
+        <w:t xml:space="preserve">p</w:t>
+      </w:r>
+      <w:r>
+        <w:rPr>
+          <w:rFonts w:ascii="Times New Roman" w:hAnsi="Times New Roman" w:cs="Times New Roman"/>
+        </w:rPr>
+        <w:t xml:space="preserve">&lt;</w:t>
+      </w:r>
+      <w:r>
+        <w:rPr>
+          <w:rFonts w:ascii="Times New Roman" w:hAnsi="Times New Roman" w:cs="Times New Roman" w:eastAsia="ＭＳ 明朝"/>
+          <w:lang w:val="en-US" w:eastAsia="ja-JP"/>
+        </w:rPr>
+        <w:t xml:space="preserve">0.001）。演算子はこの端点には効かない。</w:t>
       </w:r>
     </w:p>
     <w:tbl>
@@ -6599,9 +7146,17 @@
       <w:r>
         <w:rPr>
           <w:rFonts w:ascii="Times New Roman" w:hAnsi="Times New Roman" w:cs="Times New Roman" w:eastAsia="ＭＳ 明朝"/>
-          <w:lang w:val="en-US" w:eastAsia="ja-JP"/>
-        </w:rPr>
-        <w:t xml:space="preserve">ILS が探索開始の時点で既に高い全域 HV を持つのは、</w:t>
+          <w:b/>
+          <w:lang w:val="en-US" w:eastAsia="ja-JP"/>
+        </w:rPr>
+        <w:t xml:space="preserve">AOC.</w:t>
+      </w:r>
+      <w:r>
+        <w:rPr>
+          <w:rFonts w:ascii="Times New Roman" w:hAnsi="Times New Roman" w:cs="Times New Roman" w:eastAsia="ＭＳ 明朝"/>
+          <w:lang w:val="en-US" w:eastAsia="ja-JP"/>
+        </w:rPr>
+        <w:t xml:space="preserve"> 最良の水準に並ぶのは ILS 系 3 手法で、6 シナリオで最良から 2% 以内にある（表 2）。残る la36S・mt10 では Memetic-baseline が最良で ILS 系は 10〜22% 下回り、演算子をもたない 2 手法どうしの有意差もこれと同じ 6 対 2 に分かれる。AOC は対数時間で早期を重く見るため、</w:t>
       </w:r>
       <w:r>
         <w:rPr>
@@ -6623,753 +7178,30 @@
           <w:rFonts w:ascii="Times New Roman" w:hAnsi="Times New Roman" w:cs="Times New Roman" w:eastAsia="ＭＳ 明朝"/>
           <w:lang w:val="en-US" w:eastAsia="ja-JP"/>
         </w:rPr>
-        <w:t xml:space="preserve"> を初期解として受け取り最初の局所探索がそれを改善するためである。ta21S では Memetic＋演算子が ILS と同じ水準（1.17）に達するが、到達は ILS の 2.5 秒に対し 6.6〜7.8 秒を要する。la36L では多点探索が 7〜10 秒で ILS を追い越し、ILS が 0.80 で頭打ちになるのに対し 0.94 まで伸びる。曲線の終点と立ち上がりの速さは別の手法を最良と指す。</w:t>
-      </w:r>
-    </w:p>
-    <w:p>
-      <w:pPr>
-        <w:spacing w:line="240" w:lineRule="exact"/>
-        <w:jc w:val="center"/>
-        <w:ind w:left="284" w:right="284"/>
-      </w:pPr>
-      <w:r>
-        <w:rPr>
-          <w:rFonts w:ascii="Times New Roman" w:hAnsi="Times New Roman" w:cs="Times New Roman" w:eastAsia="ＭＳ 明朝"/>
-          <w:lang w:val="en-US" w:eastAsia="ja-JP"/>
-        </w:rPr>
-        <w:t xml:space="preserve">表 2. 3 指標の横断要約。各セルは「Friedman 平均順位（小さいほど良い）／ARPD%（各シナリオの最良手法からの相対偏差の 8 シナリオ平均, 低いほど良い）／最良群シナリオ数（そのシナリオの最良手法と有意差がないシナリオの数, /8。両側 Mann–Whitney U, 補正なし）」。Friedman 検定は 3 指標とも </w:t>
-      </w:r>
-      <w:r>
-        <w:rPr>
-          <w:rFonts w:ascii="Times New Roman" w:hAnsi="Times New Roman" w:cs="Times New Roman"/>
-          <w:i/>
+        <w:t xml:space="preserve"> を初期解として受け取る ILS の早さを強く反映する（図 4）。演算子の効き方はここでも非対称だが、全域 HV とは向きが逆で多点探索側のコストとして現れ、しかもその原因は埋め残しではなく発動の仕方そのものである：ILS では 3 手法の差が全シナリオで 3% 以内かつ有意でない（単点探索側は演算子が停滞時にしか発動しないため）のに対し、PR は Memetic の AOC を 8 シナリオ中 5 で有意に下げる（7〜26%）。PR は </w:t>
+      </w:r>
+      <w:r>
+        <w:rPr>
+          <w:rFonts w:ascii="Times New Roman" w:hAnsi="Times New Roman" w:cs="Times New Roman"/>
+          <w:i/>
+        </w:rPr>
+        <w:t xml:space="preserve">S</w:t>
+      </w:r>
+      <w:r>
+        <w:rPr>
+          <w:rFonts w:ascii="Times New Roman" w:hAnsi="Times New Roman" w:cs="Times New Roman"/>
+          <w:i/>
+          <w:vertAlign w:val="subscript"/>
         </w:rPr>
         <w:t xml:space="preserve">p</w:t>
       </w:r>
       <w:r>
         <w:rPr>
-          <w:rFonts w:ascii="Times New Roman" w:hAnsi="Times New Roman" w:cs="Times New Roman"/>
-        </w:rPr>
-        <w:t xml:space="preserve">&lt;</w:t>
-      </w:r>
-      <w:r>
-        <w:rPr>
-          <w:rFonts w:ascii="Times New Roman" w:hAnsi="Times New Roman" w:cs="Times New Roman" w:eastAsia="ＭＳ 明朝"/>
-          <w:lang w:val="en-US" w:eastAsia="ja-JP"/>
-        </w:rPr>
-        <w:t xml:space="preserve">0.0001、Kendall's </w:t>
-      </w:r>
-      <w:r>
-        <w:rPr>
-          <w:rFonts w:ascii="Times New Roman" w:hAnsi="Times New Roman" w:cs="Times New Roman"/>
-          <w:i/>
-        </w:rPr>
-        <w:t xml:space="preserve">W</w:t>
-      </w:r>
-      <w:r>
-        <w:rPr>
-          <w:rFonts w:ascii="Times New Roman" w:hAnsi="Times New Roman" w:cs="Times New Roman" w:eastAsia="ＭＳ 明朝"/>
-          <w:lang w:val="en-US" w:eastAsia="ja-JP"/>
-        </w:rPr>
-        <w:t xml:space="preserve"> は全域 HV 0.59・高安定 HV 0.81・AOC 0.63。8 シナリオは la36 ラダーと ta21 対を含み互いに独立でないため、横断順位は順位一貫性の探索的要約として扱う。</w:t>
-      </w:r>
-    </w:p>
-    <w:tbl>
-      <w:tblPr>
-        <w:tblW w:w="4975" w:type="dxa"/>
-        <w:tblLayout w:type="fixed"/>
-      </w:tblPr>
-      <w:tblGrid>
-        <w:gridCol w:w="1393"/>
-        <w:gridCol w:w="1194"/>
-        <w:gridCol w:w="1194"/>
-        <w:gridCol w:w="1194"/>
-      </w:tblGrid>
-      <w:tr>
-        <w:tc>
-          <w:tcPr>
-            <w:tcW w:w="1393" w:type="dxa"/>
-            <w:tcBorders>
-              <w:top w:val="single" w:sz="8" w:space="0" w:color="000000"/>
-              <w:bottom w:val="single" w:sz="8" w:space="0" w:color="000000"/>
-            </w:tcBorders>
-          </w:tcPr>
-          <w:p>
-            <w:pPr>
-              <w:spacing w:line="180" w:lineRule="exact"/>
-            </w:pPr>
-            <w:r>
-              <w:rPr>
-                <w:rFonts w:ascii="Times New Roman" w:hAnsi="Times New Roman" w:cs="Times New Roman" w:eastAsia="ＭＳ 明朝"/>
-                <w:b/>
-                <w:lang w:val="en-US" w:eastAsia="ja-JP"/>
-                <w:sz w:val="16"/>
-                <w:szCs w:val="16"/>
-              </w:rPr>
-              <w:t xml:space="preserve">手法</w:t>
-            </w:r>
-          </w:p>
-        </w:tc>
-        <w:tc>
-          <w:tcPr>
-            <w:tcW w:w="1194" w:type="dxa"/>
-            <w:tcBorders>
-              <w:top w:val="single" w:sz="8" w:space="0" w:color="000000"/>
-              <w:bottom w:val="single" w:sz="8" w:space="0" w:color="000000"/>
-            </w:tcBorders>
-          </w:tcPr>
-          <w:p>
-            <w:pPr>
-              <w:spacing w:line="180" w:lineRule="exact"/>
-            </w:pPr>
-            <w:r>
-              <w:rPr>
-                <w:rFonts w:ascii="Times New Roman" w:hAnsi="Times New Roman" w:cs="Times New Roman" w:eastAsia="ＭＳ 明朝"/>
-                <w:b/>
-                <w:lang w:val="en-US" w:eastAsia="ja-JP"/>
-                <w:sz w:val="16"/>
-                <w:szCs w:val="16"/>
-              </w:rPr>
-              <w:t xml:space="preserve">全域 HV</w:t>
-            </w:r>
-          </w:p>
-        </w:tc>
-        <w:tc>
-          <w:tcPr>
-            <w:tcW w:w="1194" w:type="dxa"/>
-            <w:tcBorders>
-              <w:top w:val="single" w:sz="8" w:space="0" w:color="000000"/>
-              <w:bottom w:val="single" w:sz="8" w:space="0" w:color="000000"/>
-            </w:tcBorders>
-          </w:tcPr>
-          <w:p>
-            <w:pPr>
-              <w:spacing w:line="180" w:lineRule="exact"/>
-            </w:pPr>
-            <w:r>
-              <w:rPr>
-                <w:rFonts w:ascii="Times New Roman" w:hAnsi="Times New Roman" w:cs="Times New Roman" w:eastAsia="ＭＳ 明朝"/>
-                <w:b/>
-                <w:lang w:val="en-US" w:eastAsia="ja-JP"/>
-                <w:sz w:val="16"/>
-                <w:szCs w:val="16"/>
-              </w:rPr>
-              <w:t xml:space="preserve">高安定 HV</w:t>
-            </w:r>
-          </w:p>
-        </w:tc>
-        <w:tc>
-          <w:tcPr>
-            <w:tcW w:w="1194" w:type="dxa"/>
-            <w:tcBorders>
-              <w:top w:val="single" w:sz="8" w:space="0" w:color="000000"/>
-              <w:bottom w:val="single" w:sz="8" w:space="0" w:color="000000"/>
-            </w:tcBorders>
-          </w:tcPr>
-          <w:p>
-            <w:pPr>
-              <w:spacing w:line="180" w:lineRule="exact"/>
-            </w:pPr>
-            <w:r>
-              <w:rPr>
-                <w:rFonts w:ascii="Times New Roman" w:hAnsi="Times New Roman" w:cs="Times New Roman" w:eastAsia="ＭＳ 明朝"/>
-                <w:b/>
-                <w:lang w:val="en-US" w:eastAsia="ja-JP"/>
-                <w:sz w:val="16"/>
-                <w:szCs w:val="16"/>
-              </w:rPr>
-              <w:t xml:space="preserve">AOC</w:t>
-            </w:r>
-          </w:p>
-        </w:tc>
-      </w:tr>
-      <w:tr>
-        <w:tc>
-          <w:tcPr>
-            <w:tcW w:w="1393" w:type="dxa"/>
-            <w:tcBorders/>
-          </w:tcPr>
-          <w:p>
-            <w:pPr>
-              <w:spacing w:line="180" w:lineRule="exact"/>
-            </w:pPr>
-            <w:r>
-              <w:rPr>
-                <w:rFonts w:ascii="Times New Roman" w:hAnsi="Times New Roman" w:cs="Times New Roman" w:eastAsia="ＭＳ 明朝"/>
-                <w:lang w:val="en-US" w:eastAsia="ja-JP"/>
-                <w:sz w:val="16"/>
-                <w:szCs w:val="16"/>
-              </w:rPr>
-              <w:t xml:space="preserve">ILS-baseline</w:t>
-            </w:r>
-          </w:p>
-        </w:tc>
-        <w:tc>
-          <w:tcPr>
-            <w:tcW w:w="1194" w:type="dxa"/>
-            <w:tcBorders/>
-          </w:tcPr>
-          <w:p>
-            <w:pPr>
-              <w:spacing w:line="180" w:lineRule="exact"/>
-            </w:pPr>
-            <w:r>
-              <w:rPr>
-                <w:rFonts w:ascii="Times New Roman" w:hAnsi="Times New Roman" w:cs="Times New Roman" w:eastAsia="ＭＳ 明朝"/>
-                <w:lang w:val="en-US" w:eastAsia="ja-JP"/>
-                <w:sz w:val="16"/>
-                <w:szCs w:val="16"/>
-              </w:rPr>
-              <w:t xml:space="preserve">4.44 ／ 10 ／ 1</w:t>
-            </w:r>
-          </w:p>
-        </w:tc>
-        <w:tc>
-          <w:tcPr>
-            <w:tcW w:w="1194" w:type="dxa"/>
-            <w:tcBorders/>
-          </w:tcPr>
-          <w:p>
-            <w:pPr>
-              <w:spacing w:line="180" w:lineRule="exact"/>
-            </w:pPr>
-            <w:r>
-              <w:rPr>
-                <w:rFonts w:ascii="Times New Roman" w:hAnsi="Times New Roman" w:cs="Times New Roman" w:eastAsia="ＭＳ 明朝"/>
-                <w:lang w:val="en-US" w:eastAsia="ja-JP"/>
-                <w:sz w:val="16"/>
-                <w:szCs w:val="16"/>
-              </w:rPr>
-              <w:t xml:space="preserve">3.44 ／ 2 ／ 6</w:t>
-            </w:r>
-          </w:p>
-        </w:tc>
-        <w:tc>
-          <w:tcPr>
-            <w:tcW w:w="1194" w:type="dxa"/>
-            <w:tcBorders/>
-          </w:tcPr>
-          <w:p>
-            <w:pPr>
-              <w:spacing w:line="180" w:lineRule="exact"/>
-            </w:pPr>
-            <w:r>
-              <w:rPr>
-                <w:rFonts w:ascii="Times New Roman" w:hAnsi="Times New Roman" w:cs="Times New Roman" w:eastAsia="ＭＳ 明朝"/>
-                <w:lang w:val="en-US" w:eastAsia="ja-JP"/>
-                <w:sz w:val="16"/>
-                <w:szCs w:val="16"/>
-              </w:rPr>
-              <w:t xml:space="preserve">2.75 ／ 4 ／ 6</w:t>
-            </w:r>
-          </w:p>
-        </w:tc>
-      </w:tr>
-      <w:tr>
-        <w:tc>
-          <w:tcPr>
-            <w:tcW w:w="1393" w:type="dxa"/>
-            <w:tcBorders/>
-          </w:tcPr>
-          <w:p>
-            <w:pPr>
-              <w:spacing w:line="180" w:lineRule="exact"/>
-            </w:pPr>
-            <w:r>
-              <w:rPr>
-                <w:rFonts w:ascii="Times New Roman" w:hAnsi="Times New Roman" w:cs="Times New Roman" w:eastAsia="ＭＳ 明朝"/>
-                <w:lang w:val="en-US" w:eastAsia="ja-JP"/>
-                <w:sz w:val="16"/>
-                <w:szCs w:val="16"/>
-              </w:rPr>
-              <w:t xml:space="preserve">ILS+repair</w:t>
-            </w:r>
-          </w:p>
-        </w:tc>
-        <w:tc>
-          <w:tcPr>
-            <w:tcW w:w="1194" w:type="dxa"/>
-            <w:tcBorders/>
-          </w:tcPr>
-          <w:p>
-            <w:pPr>
-              <w:spacing w:line="180" w:lineRule="exact"/>
-            </w:pPr>
-            <w:r>
-              <w:rPr>
-                <w:rFonts w:ascii="Times New Roman" w:hAnsi="Times New Roman" w:cs="Times New Roman" w:eastAsia="ＭＳ 明朝"/>
-                <w:lang w:val="en-US" w:eastAsia="ja-JP"/>
-                <w:sz w:val="16"/>
-                <w:szCs w:val="16"/>
-              </w:rPr>
-              <w:t xml:space="preserve">3.56 ／ 9 ／ 2</w:t>
-            </w:r>
-          </w:p>
-        </w:tc>
-        <w:tc>
-          <w:tcPr>
-            <w:tcW w:w="1194" w:type="dxa"/>
-            <w:tcBorders/>
-          </w:tcPr>
-          <w:p>
-            <w:pPr>
-              <w:spacing w:line="180" w:lineRule="exact"/>
-            </w:pPr>
-            <w:r>
-              <w:rPr>
-                <w:rFonts w:ascii="Times New Roman" w:hAnsi="Times New Roman" w:cs="Times New Roman" w:eastAsia="ＭＳ 明朝"/>
-                <w:lang w:val="en-US" w:eastAsia="ja-JP"/>
-                <w:sz w:val="16"/>
-                <w:szCs w:val="16"/>
-              </w:rPr>
-              <w:t xml:space="preserve">2.62 ／ 0 ／ 8</w:t>
-            </w:r>
-          </w:p>
-        </w:tc>
-        <w:tc>
-          <w:tcPr>
-            <w:tcW w:w="1194" w:type="dxa"/>
-            <w:tcBorders/>
-          </w:tcPr>
-          <w:p>
-            <w:pPr>
-              <w:spacing w:line="180" w:lineRule="exact"/>
-            </w:pPr>
-            <w:r>
-              <w:rPr>
-                <w:rFonts w:ascii="Times New Roman" w:hAnsi="Times New Roman" w:cs="Times New Roman" w:eastAsia="ＭＳ 明朝"/>
-                <w:lang w:val="en-US" w:eastAsia="ja-JP"/>
-                <w:sz w:val="16"/>
-                <w:szCs w:val="16"/>
-              </w:rPr>
-              <w:t xml:space="preserve">2.62 ／ 5 ／ 6</w:t>
-            </w:r>
-          </w:p>
-        </w:tc>
-      </w:tr>
-      <w:tr>
-        <w:tc>
-          <w:tcPr>
-            <w:tcW w:w="1393" w:type="dxa"/>
-            <w:tcBorders/>
-          </w:tcPr>
-          <w:p>
-            <w:pPr>
-              <w:spacing w:line="180" w:lineRule="exact"/>
-            </w:pPr>
-            <w:r>
-              <w:rPr>
-                <w:rFonts w:ascii="Times New Roman" w:hAnsi="Times New Roman" w:cs="Times New Roman" w:eastAsia="ＭＳ 明朝"/>
-                <w:lang w:val="en-US" w:eastAsia="ja-JP"/>
-                <w:sz w:val="16"/>
-                <w:szCs w:val="16"/>
-              </w:rPr>
-              <w:t xml:space="preserve">ILS+PR</w:t>
-            </w:r>
-          </w:p>
-        </w:tc>
-        <w:tc>
-          <w:tcPr>
-            <w:tcW w:w="1194" w:type="dxa"/>
-            <w:tcBorders/>
-          </w:tcPr>
-          <w:p>
-            <w:pPr>
-              <w:spacing w:line="180" w:lineRule="exact"/>
-            </w:pPr>
-            <w:r>
-              <w:rPr>
-                <w:rFonts w:ascii="Times New Roman" w:hAnsi="Times New Roman" w:cs="Times New Roman" w:eastAsia="ＭＳ 明朝"/>
-                <w:lang w:val="en-US" w:eastAsia="ja-JP"/>
-                <w:sz w:val="16"/>
-                <w:szCs w:val="16"/>
-              </w:rPr>
-              <w:t xml:space="preserve">3.75 ／ 10 ／ 3</w:t>
-            </w:r>
-          </w:p>
-        </w:tc>
-        <w:tc>
-          <w:tcPr>
-            <w:tcW w:w="1194" w:type="dxa"/>
-            <w:tcBorders/>
-          </w:tcPr>
-          <w:p>
-            <w:pPr>
-              <w:spacing w:line="180" w:lineRule="exact"/>
-            </w:pPr>
-            <w:r>
-              <w:rPr>
-                <w:rFonts w:ascii="Times New Roman" w:hAnsi="Times New Roman" w:cs="Times New Roman" w:eastAsia="ＭＳ 明朝"/>
-                <w:lang w:val="en-US" w:eastAsia="ja-JP"/>
-                <w:sz w:val="16"/>
-                <w:szCs w:val="16"/>
-              </w:rPr>
-              <w:t xml:space="preserve">2.75 ／ 0 ／ 8</w:t>
-            </w:r>
-          </w:p>
-        </w:tc>
-        <w:tc>
-          <w:tcPr>
-            <w:tcW w:w="1194" w:type="dxa"/>
-            <w:tcBorders/>
-          </w:tcPr>
-          <w:p>
-            <w:pPr>
-              <w:spacing w:line="180" w:lineRule="exact"/>
-            </w:pPr>
-            <w:r>
-              <w:rPr>
-                <w:rFonts w:ascii="Times New Roman" w:hAnsi="Times New Roman" w:cs="Times New Roman" w:eastAsia="ＭＳ 明朝"/>
-                <w:lang w:val="en-US" w:eastAsia="ja-JP"/>
-                <w:sz w:val="16"/>
-                <w:szCs w:val="16"/>
-              </w:rPr>
-              <w:t xml:space="preserve">2.50 ／ 4 ／ 6</w:t>
-            </w:r>
-          </w:p>
-        </w:tc>
-      </w:tr>
-      <w:tr>
-        <w:tc>
-          <w:tcPr>
-            <w:tcW w:w="1393" w:type="dxa"/>
-            <w:tcBorders/>
-          </w:tcPr>
-          <w:p>
-            <w:pPr>
-              <w:spacing w:line="180" w:lineRule="exact"/>
-            </w:pPr>
-            <w:r>
-              <w:rPr>
-                <w:rFonts w:ascii="Times New Roman" w:hAnsi="Times New Roman" w:cs="Times New Roman" w:eastAsia="ＭＳ 明朝"/>
-                <w:lang w:val="en-US" w:eastAsia="ja-JP"/>
-                <w:sz w:val="16"/>
-                <w:szCs w:val="16"/>
-              </w:rPr>
-              <w:t xml:space="preserve">GA</w:t>
-            </w:r>
-          </w:p>
-        </w:tc>
-        <w:tc>
-          <w:tcPr>
-            <w:tcW w:w="1194" w:type="dxa"/>
-            <w:tcBorders/>
-          </w:tcPr>
-          <w:p>
-            <w:pPr>
-              <w:spacing w:line="180" w:lineRule="exact"/>
-            </w:pPr>
-            <w:r>
-              <w:rPr>
-                <w:rFonts w:ascii="Times New Roman" w:hAnsi="Times New Roman" w:cs="Times New Roman" w:eastAsia="ＭＳ 明朝"/>
-                <w:lang w:val="en-US" w:eastAsia="ja-JP"/>
-                <w:sz w:val="16"/>
-                <w:szCs w:val="16"/>
-              </w:rPr>
-              <w:t xml:space="preserve">6.94 ／ 25 ／ 0</w:t>
-            </w:r>
-          </w:p>
-        </w:tc>
-        <w:tc>
-          <w:tcPr>
-            <w:tcW w:w="1194" w:type="dxa"/>
-            <w:tcBorders/>
-          </w:tcPr>
-          <w:p>
-            <w:pPr>
-              <w:spacing w:line="180" w:lineRule="exact"/>
-            </w:pPr>
-            <w:r>
-              <w:rPr>
-                <w:rFonts w:ascii="Times New Roman" w:hAnsi="Times New Roman" w:cs="Times New Roman" w:eastAsia="ＭＳ 明朝"/>
-                <w:lang w:val="en-US" w:eastAsia="ja-JP"/>
-                <w:sz w:val="16"/>
-                <w:szCs w:val="16"/>
-              </w:rPr>
-              <w:t xml:space="preserve">6.38 ／ 71 ／ 0</w:t>
-            </w:r>
-          </w:p>
-        </w:tc>
-        <w:tc>
-          <w:tcPr>
-            <w:tcW w:w="1194" w:type="dxa"/>
-            <w:tcBorders/>
-          </w:tcPr>
-          <w:p>
-            <w:pPr>
-              <w:spacing w:line="180" w:lineRule="exact"/>
-            </w:pPr>
-            <w:r>
-              <w:rPr>
-                <w:rFonts w:ascii="Times New Roman" w:hAnsi="Times New Roman" w:cs="Times New Roman" w:eastAsia="ＭＳ 明朝"/>
-                <w:lang w:val="en-US" w:eastAsia="ja-JP"/>
-                <w:sz w:val="16"/>
-                <w:szCs w:val="16"/>
-              </w:rPr>
-              <w:t xml:space="preserve">7.00 ／ 48 ／ 0</w:t>
-            </w:r>
-          </w:p>
-        </w:tc>
-      </w:tr>
-      <w:tr>
-        <w:tc>
-          <w:tcPr>
-            <w:tcW w:w="1393" w:type="dxa"/>
-            <w:tcBorders/>
-          </w:tcPr>
-          <w:p>
-            <w:pPr>
-              <w:spacing w:line="180" w:lineRule="exact"/>
-            </w:pPr>
-            <w:r>
-              <w:rPr>
-                <w:rFonts w:ascii="Times New Roman" w:hAnsi="Times New Roman" w:cs="Times New Roman" w:eastAsia="ＭＳ 明朝"/>
-                <w:lang w:val="en-US" w:eastAsia="ja-JP"/>
-                <w:sz w:val="16"/>
-                <w:szCs w:val="16"/>
-              </w:rPr>
-              <w:t xml:space="preserve">Memetic-baseline</w:t>
-            </w:r>
-          </w:p>
-        </w:tc>
-        <w:tc>
-          <w:tcPr>
-            <w:tcW w:w="1194" w:type="dxa"/>
-            <w:tcBorders/>
-          </w:tcPr>
-          <w:p>
-            <w:pPr>
-              <w:spacing w:line="180" w:lineRule="exact"/>
-            </w:pPr>
-            <w:r>
-              <w:rPr>
-                <w:rFonts w:ascii="Times New Roman" w:hAnsi="Times New Roman" w:cs="Times New Roman" w:eastAsia="ＭＳ 明朝"/>
-                <w:lang w:val="en-US" w:eastAsia="ja-JP"/>
-                <w:sz w:val="16"/>
-                <w:szCs w:val="16"/>
-              </w:rPr>
-              <w:t xml:space="preserve">4.81 ／ 5 ／ 2</w:t>
-            </w:r>
-          </w:p>
-        </w:tc>
-        <w:tc>
-          <w:tcPr>
-            <w:tcW w:w="1194" w:type="dxa"/>
-            <w:tcBorders/>
-          </w:tcPr>
-          <w:p>
-            <w:pPr>
-              <w:spacing w:line="180" w:lineRule="exact"/>
-            </w:pPr>
-            <w:r>
-              <w:rPr>
-                <w:rFonts w:ascii="Times New Roman" w:hAnsi="Times New Roman" w:cs="Times New Roman" w:eastAsia="ＭＳ 明朝"/>
-                <w:lang w:val="en-US" w:eastAsia="ja-JP"/>
-                <w:sz w:val="16"/>
-                <w:szCs w:val="16"/>
-              </w:rPr>
-              <w:t xml:space="preserve">6.62 ／ 78 ／ 0</w:t>
-            </w:r>
-          </w:p>
-        </w:tc>
-        <w:tc>
-          <w:tcPr>
-            <w:tcW w:w="1194" w:type="dxa"/>
-            <w:tcBorders/>
-          </w:tcPr>
-          <w:p>
-            <w:pPr>
-              <w:spacing w:line="180" w:lineRule="exact"/>
-            </w:pPr>
-            <w:r>
-              <w:rPr>
-                <w:rFonts w:ascii="Times New Roman" w:hAnsi="Times New Roman" w:cs="Times New Roman" w:eastAsia="ＭＳ 明朝"/>
-                <w:lang w:val="en-US" w:eastAsia="ja-JP"/>
-                <w:sz w:val="16"/>
-                <w:szCs w:val="16"/>
-              </w:rPr>
-              <w:t xml:space="preserve">3.50 ／ 18 ／ 2</w:t>
-            </w:r>
-          </w:p>
-        </w:tc>
-      </w:tr>
-      <w:tr>
-        <w:tc>
-          <w:tcPr>
-            <w:tcW w:w="1393" w:type="dxa"/>
-            <w:tcBorders/>
-          </w:tcPr>
-          <w:p>
-            <w:pPr>
-              <w:spacing w:line="180" w:lineRule="exact"/>
-            </w:pPr>
-            <w:r>
-              <w:rPr>
-                <w:rFonts w:ascii="Times New Roman" w:hAnsi="Times New Roman" w:cs="Times New Roman" w:eastAsia="ＭＳ 明朝"/>
-                <w:lang w:val="en-US" w:eastAsia="ja-JP"/>
-                <w:sz w:val="16"/>
-                <w:szCs w:val="16"/>
-              </w:rPr>
-              <w:t xml:space="preserve">Memetic+repair</w:t>
-            </w:r>
-          </w:p>
-        </w:tc>
-        <w:tc>
-          <w:tcPr>
-            <w:tcW w:w="1194" w:type="dxa"/>
-            <w:tcBorders/>
-          </w:tcPr>
-          <w:p>
-            <w:pPr>
-              <w:spacing w:line="180" w:lineRule="exact"/>
-            </w:pPr>
-            <w:r>
-              <w:rPr>
-                <w:rFonts w:ascii="Times New Roman" w:hAnsi="Times New Roman" w:cs="Times New Roman" w:eastAsia="ＭＳ 明朝"/>
-                <w:lang w:val="en-US" w:eastAsia="ja-JP"/>
-                <w:sz w:val="16"/>
-                <w:szCs w:val="16"/>
-              </w:rPr>
-              <w:t xml:space="preserve">2.50 ／ 1 ／ 6</w:t>
-            </w:r>
-          </w:p>
-        </w:tc>
-        <w:tc>
-          <w:tcPr>
-            <w:tcW w:w="1194" w:type="dxa"/>
-            <w:tcBorders/>
-          </w:tcPr>
-          <w:p>
-            <w:pPr>
-              <w:spacing w:line="180" w:lineRule="exact"/>
-            </w:pPr>
-            <w:r>
-              <w:rPr>
-                <w:rFonts w:ascii="Times New Roman" w:hAnsi="Times New Roman" w:cs="Times New Roman" w:eastAsia="ＭＳ 明朝"/>
-                <w:lang w:val="en-US" w:eastAsia="ja-JP"/>
-                <w:sz w:val="16"/>
-                <w:szCs w:val="16"/>
-              </w:rPr>
-              <w:t xml:space="preserve">3.31 ／ 2 ／ 6</w:t>
-            </w:r>
-          </w:p>
-        </w:tc>
-        <w:tc>
-          <w:tcPr>
-            <w:tcW w:w="1194" w:type="dxa"/>
-            <w:tcBorders/>
-          </w:tcPr>
-          <w:p>
-            <w:pPr>
-              <w:spacing w:line="180" w:lineRule="exact"/>
-            </w:pPr>
-            <w:r>
-              <w:rPr>
-                <w:rFonts w:ascii="Times New Roman" w:hAnsi="Times New Roman" w:cs="Times New Roman" w:eastAsia="ＭＳ 明朝"/>
-                <w:lang w:val="en-US" w:eastAsia="ja-JP"/>
-                <w:sz w:val="16"/>
-                <w:szCs w:val="16"/>
-              </w:rPr>
-              <w:t xml:space="preserve">4.00 ／ 22 ／ 1</w:t>
-            </w:r>
-          </w:p>
-        </w:tc>
-      </w:tr>
-      <w:tr>
-        <w:tc>
-          <w:tcPr>
-            <w:tcW w:w="1393" w:type="dxa"/>
-            <w:tcBorders>
-              <w:bottom w:val="single" w:sz="8" w:space="0" w:color="000000"/>
-            </w:tcBorders>
-          </w:tcPr>
-          <w:p>
-            <w:pPr>
-              <w:spacing w:line="180" w:lineRule="exact"/>
-            </w:pPr>
-            <w:r>
-              <w:rPr>
-                <w:rFonts w:ascii="Times New Roman" w:hAnsi="Times New Roman" w:cs="Times New Roman" w:eastAsia="ＭＳ 明朝"/>
-                <w:lang w:val="en-US" w:eastAsia="ja-JP"/>
-                <w:sz w:val="16"/>
-                <w:szCs w:val="16"/>
-              </w:rPr>
-              <w:t xml:space="preserve">Memetic+PR</w:t>
-            </w:r>
-          </w:p>
-        </w:tc>
-        <w:tc>
-          <w:tcPr>
-            <w:tcW w:w="1194" w:type="dxa"/>
-            <w:tcBorders>
-              <w:bottom w:val="single" w:sz="8" w:space="0" w:color="000000"/>
-            </w:tcBorders>
-          </w:tcPr>
-          <w:p>
-            <w:pPr>
-              <w:spacing w:line="180" w:lineRule="exact"/>
-            </w:pPr>
-            <w:r>
-              <w:rPr>
-                <w:rFonts w:ascii="Times New Roman" w:hAnsi="Times New Roman" w:cs="Times New Roman" w:eastAsia="ＭＳ 明朝"/>
-                <w:lang w:val="en-US" w:eastAsia="ja-JP"/>
-                <w:sz w:val="16"/>
-                <w:szCs w:val="16"/>
-              </w:rPr>
-              <w:t xml:space="preserve">2.00 ／ 0 ／ 7</w:t>
-            </w:r>
-          </w:p>
-        </w:tc>
-        <w:tc>
-          <w:tcPr>
-            <w:tcW w:w="1194" w:type="dxa"/>
-            <w:tcBorders>
-              <w:bottom w:val="single" w:sz="8" w:space="0" w:color="000000"/>
-            </w:tcBorders>
-          </w:tcPr>
-          <w:p>
-            <w:pPr>
-              <w:spacing w:line="180" w:lineRule="exact"/>
-            </w:pPr>
-            <w:r>
-              <w:rPr>
-                <w:rFonts w:ascii="Times New Roman" w:hAnsi="Times New Roman" w:cs="Times New Roman" w:eastAsia="ＭＳ 明朝"/>
-                <w:lang w:val="en-US" w:eastAsia="ja-JP"/>
-                <w:sz w:val="16"/>
-                <w:szCs w:val="16"/>
-              </w:rPr>
-              <w:t xml:space="preserve">2.88 ／ 1 ／ 6</w:t>
-            </w:r>
-          </w:p>
-        </w:tc>
-        <w:tc>
-          <w:tcPr>
-            <w:tcW w:w="1194" w:type="dxa"/>
-            <w:tcBorders>
-              <w:bottom w:val="single" w:sz="8" w:space="0" w:color="000000"/>
-            </w:tcBorders>
-          </w:tcPr>
-          <w:p>
-            <w:pPr>
-              <w:spacing w:line="180" w:lineRule="exact"/>
-            </w:pPr>
-            <w:r>
-              <w:rPr>
-                <w:rFonts w:ascii="Times New Roman" w:hAnsi="Times New Roman" w:cs="Times New Roman" w:eastAsia="ＭＳ 明朝"/>
-                <w:lang w:val="en-US" w:eastAsia="ja-JP"/>
-                <w:sz w:val="16"/>
-                <w:szCs w:val="16"/>
-              </w:rPr>
-              <w:t xml:space="preserve">5.62 ／ 27 ／ 1</w:t>
-            </w:r>
-          </w:p>
-        </w:tc>
-      </w:tr>
-    </w:tbl>
-    <w:p>
-      <w:pPr>
-        <w:spacing w:line="240" w:lineRule="exact"/>
-      </w:pPr>
+          <w:rFonts w:ascii="Times New Roman" w:hAnsi="Times New Roman" w:cs="Times New Roman" w:eastAsia="ＭＳ 明朝"/>
+          <w:lang w:val="en-US" w:eastAsia="ja-JP"/>
+        </w:rPr>
+        <w:t xml:space="preserve"> までの経路を辿り切り、中間解を再最適化してから返すため 1 回の呼び出しが重い。多点探索に載せる 2 つの演算子を比べると、最終的な品質はほぼ同等（有意差は全域 HV で 2/8、高安定 HV で 3/8 シナリオのみ）で、AOC では repair が PR を 6/8 シナリオで有意に上回る。</w:t>
+      </w:r>
     </w:p>
     <w:p>
       <w:pPr>
@@ -7382,21 +7214,22 @@
           <w:rFonts w:ascii="Times New Roman" w:hAnsi="Times New Roman" w:cs="Times New Roman" w:eastAsia="ＭＳ 明朝"/>
           <w:lang w:val="en-US" w:eastAsia="ja-JP"/>
         </w:rPr>
-        <w:t xml:space="preserve">表 2 の高安定 HV の列は §4.2 の結果を横断順位で再確認するもので、順位の一貫性も 3 指標で最も高い（Kendall's </w:t>
-      </w:r>
-      <w:r>
-        <w:rPr>
-          <w:rFonts w:ascii="Times New Roman" w:hAnsi="Times New Roman" w:cs="Times New Roman"/>
-          <w:i/>
-        </w:rPr>
-        <w:t xml:space="preserve">W</w:t>
-      </w:r>
-      <w:r>
-        <w:rPr>
-          <w:rFonts w:ascii="Times New Roman" w:hAnsi="Times New Roman" w:cs="Times New Roman" w:eastAsia="ＭＳ 明朝"/>
-          <w:lang w:val="en-US" w:eastAsia="ja-JP"/>
-        </w:rPr>
-        <w:t xml:space="preserve">=0.81）。以下では残る 2 指標を全 8 シナリオで見る。</w:t>
+        <w:t xml:space="preserve">最良手法は評価軸で替わる（表 2）：全域 HV なら Memetic＋演算子、AOC なら ILS 系、高安定 HV は両者が並ぶ。3 指標すべてで下位群に落ちないのは ILS 系と Memetic+repair である。</w:t>
+      </w:r>
+    </w:p>
+    <w:p>
+      <w:pPr>
+        <w:pStyle w:val="2"/>
+        <w:spacing w:before="90" w:after="20" w:line="240" w:lineRule="exact"/>
+      </w:pPr>
+      <w:r>
+        <w:rPr>
+          <w:rFonts w:ascii="Times New Roman" w:hAnsi="Times New Roman" w:cs="Times New Roman" w:eastAsia="ＭＳ 明朝"/>
+          <w:lang w:val="en-US" w:eastAsia="ja-JP"/>
+          <w:sz w:val="22"/>
+          <w:szCs w:val="22"/>
+        </w:rPr>
+        <w:t xml:space="preserve">5. Conclusions</w:t>
       </w:r>
     </w:p>
     <w:p>
@@ -7408,22 +7241,22 @@
       <w:r>
         <w:rPr>
           <w:rFonts w:ascii="Times New Roman" w:hAnsi="Times New Roman" w:cs="Times New Roman" w:eastAsia="ＭＳ 明朝"/>
-          <w:b/>
-          <w:lang w:val="en-US" w:eastAsia="ja-JP"/>
-        </w:rPr>
-        <w:t xml:space="preserve">全域 HV.</w:t>
-      </w:r>
-      <w:r>
-        <w:rPr>
-          <w:rFonts w:ascii="Times New Roman" w:hAnsi="Times New Roman" w:cs="Times New Roman" w:eastAsia="ＭＳ 明朝"/>
-          <w:lang w:val="en-US" w:eastAsia="ja-JP"/>
-        </w:rPr>
-        <w:t xml:space="preserve"> 最良の水準に達するのは演算子を載せた Memetic で、表 2 でも首位群を占める。ILS 系の水準はシナリオに依存し、4 シナリオ（la36S・ta21S・la40・la21）では最良に並ぶが、残る 4 つでは 5〜38% 下回る（図 4 の 2 パネルはこの両方にあたる）。演算子をもたない 2 手法どうしでは両構造は互角で、ILS-baseline が有意に上回るのは前者の 4 シナリオ、Memetic-baseline が上回るのは la36M・mt10・la36L、ta21L は有意差がない（</w:t>
-      </w:r>
-      <w:r>
-        <w:rPr>
-          <w:rFonts w:ascii="Times New Roman" w:hAnsi="Times New Roman" w:cs="Times New Roman"/>
-          <w:i/>
+          <w:lang w:val="en-US" w:eastAsia="ja-JP"/>
+        </w:rPr>
+        <w:t xml:space="preserve">本研究は、高品質な元計画 </w:t>
+      </w:r>
+      <w:r>
+        <w:rPr>
+          <w:rFonts w:ascii="Times New Roman" w:hAnsi="Times New Roman" w:cs="Times New Roman"/>
+          <w:i/>
+        </w:rPr>
+        <w:t xml:space="preserve">S</w:t>
+      </w:r>
+      <w:r>
+        <w:rPr>
+          <w:rFonts w:ascii="Times New Roman" w:hAnsi="Times New Roman" w:cs="Times New Roman"/>
+          <w:i/>
+          <w:vertAlign w:val="subscript"/>
         </w:rPr>
         <w:t xml:space="preserve">p</w:t>
       </w:r>
@@ -7432,27 +7265,7 @@
           <w:rFonts w:ascii="Times New Roman" w:hAnsi="Times New Roman" w:cs="Times New Roman" w:eastAsia="ＭＳ 明朝"/>
           <w:lang w:val="en-US" w:eastAsia="ja-JP"/>
         </w:rPr>
-        <w:t xml:space="preserve">=0.16）。勝者が入れ替わる以上、§4.2 の高安定領域の差は ILS が全体として優れていることの反映ではない。演算子の効き方はここでも §4.2 と同じ向きに分かれる：Memetic の全域 HV を 8 シナリオ中 6 で有意に押し上げる（+2.8〜11.7%。残る 2 つは演算子なしでも既に ILS を上回るシナリオである）のに対し、高安定領域を自力で埋めている ILS では全シナリオで ±0.5% 以内にとどまる。フロントの効率端（10 重みの掃引全体で到達した最小 MS）も同じ構図で、前者の 4 シナリオでは GA を除く全手法が一致し、後者では多点探索側が低い（3 つで 1.2〜2.2%, </w:t>
-      </w:r>
-      <w:r>
-        <w:rPr>
-          <w:rFonts w:ascii="Times New Roman" w:hAnsi="Times New Roman" w:cs="Times New Roman"/>
-          <w:i/>
-        </w:rPr>
-        <w:t xml:space="preserve">p</w:t>
-      </w:r>
-      <w:r>
-        <w:rPr>
-          <w:rFonts w:ascii="Times New Roman" w:hAnsi="Times New Roman" w:cs="Times New Roman"/>
-        </w:rPr>
-        <w:t xml:space="preserve">&lt;</w:t>
-      </w:r>
-      <w:r>
-        <w:rPr>
-          <w:rFonts w:ascii="Times New Roman" w:hAnsi="Times New Roman" w:cs="Times New Roman" w:eastAsia="ＭＳ 明朝"/>
-          <w:lang w:val="en-US" w:eastAsia="ja-JP"/>
-        </w:rPr>
-        <w:t xml:space="preserve">0.001）。演算子はこの端点には効かない。</w:t>
+        <w:t xml:space="preserve"> が既に存在する再スケジューリングにおいて、探索構造と安定性誘導演算子の関係を、8 シナリオ × 7 手法 × n=10 の統制比較で検証した。主な知見は次の通りである。</w:t>
       </w:r>
     </w:p>
     <w:p>
@@ -7464,17 +7277,70 @@
       <w:r>
         <w:rPr>
           <w:rFonts w:ascii="Times New Roman" w:hAnsi="Times New Roman" w:cs="Times New Roman" w:eastAsia="ＭＳ 明朝"/>
+          <w:lang w:val="en-US" w:eastAsia="ja-JP"/>
+        </w:rPr>
+        <w:t xml:space="preserve">1. </w:t>
+      </w:r>
+      <w:r>
+        <w:rPr>
+          <w:rFonts w:ascii="Times New Roman" w:hAnsi="Times New Roman" w:cs="Times New Roman" w:eastAsia="ＭＳ 明朝"/>
           <w:b/>
           <w:lang w:val="en-US" w:eastAsia="ja-JP"/>
         </w:rPr>
-        <w:t xml:space="preserve">AOC.</w:t>
-      </w:r>
-      <w:r>
-        <w:rPr>
-          <w:rFonts w:ascii="Times New Roman" w:hAnsi="Times New Roman" w:cs="Times New Roman" w:eastAsia="ＭＳ 明朝"/>
-          <w:lang w:val="en-US" w:eastAsia="ja-JP"/>
-        </w:rPr>
-        <w:t xml:space="preserve"> 最良の水準に並ぶのは ILS 系 3 手法で、6 シナリオで最良から 2% 以内にある（表 2）。残る la36S・mt10 では Memetic-baseline が最良で ILS 系は 10〜22% 下回り、演算子をもたない 2 手法どうしの有意差もこれと同じ 6 対 2 に分かれる。AOC は対数時間で早期を重く見るため、</w:t>
+        <w:t xml:space="preserve">H1：単点探索（ILS）は多点探索（Memetic）より高安定領域を良く埋める.</w:t>
+      </w:r>
+      <w:r>
+        <w:rPr>
+          <w:rFonts w:ascii="Times New Roman" w:hAnsi="Times New Roman" w:cs="Times New Roman" w:eastAsia="ＭＳ 明朝"/>
+          <w:lang w:val="en-US" w:eastAsia="ja-JP"/>
+        </w:rPr>
+        <w:t xml:space="preserve"> 高安定 HV で、同一 N5 を揃えた多点探索を全 8 シナリオで完全分離で上回った（</w:t>
+      </w:r>
+      <w:r>
+        <w:rPr>
+          <w:rFonts w:ascii="Times New Roman" w:hAnsi="Times New Roman" w:cs="Times New Roman"/>
+          <w:i/>
+        </w:rPr>
+        <w:t xml:space="preserve">p</w:t>
+      </w:r>
+      <w:r>
+        <w:rPr>
+          <w:rFonts w:ascii="Times New Roman" w:hAnsi="Times New Roman" w:cs="Times New Roman"/>
+        </w:rPr>
+        <w:t xml:space="preserve">&lt;</w:t>
+      </w:r>
+      <w:r>
+        <w:rPr>
+          <w:rFonts w:ascii="Times New Roman" w:hAnsi="Times New Roman" w:cs="Times New Roman" w:eastAsia="ＭＳ 明朝"/>
+          <w:lang w:val="en-US" w:eastAsia="ja-JP"/>
+        </w:rPr>
+        <w:t xml:space="preserve">0.001, </w:t>
+      </w:r>
+      <w:r>
+        <w:rPr>
+          <w:rFonts w:ascii="Times New Roman" w:hAnsi="Times New Roman" w:cs="Times New Roman"/>
+        </w:rPr>
+        <w:t xml:space="preserve">|</w:t>
+      </w:r>
+      <w:r>
+        <w:rPr>
+          <w:rFonts w:ascii="Times New Roman" w:hAnsi="Times New Roman" w:cs="Times New Roman"/>
+          <w:i/>
+        </w:rPr>
+        <w:t xml:space="preserve">δ</w:t>
+      </w:r>
+      <w:r>
+        <w:rPr>
+          <w:rFonts w:ascii="Times New Roman" w:hAnsi="Times New Roman" w:cs="Times New Roman"/>
+        </w:rPr>
+        <w:t xml:space="preserve">|</w:t>
+      </w:r>
+      <w:r>
+        <w:rPr>
+          <w:rFonts w:ascii="Times New Roman" w:hAnsi="Times New Roman" w:cs="Times New Roman" w:eastAsia="ＭＳ 明朝"/>
+          <w:lang w:val="en-US" w:eastAsia="ja-JP"/>
+        </w:rPr>
+        <w:t xml:space="preserve">=1.0。5 シナリオで 2.0〜4.5 倍・残る 3 シナリオでは多点探索が高安定領域にほぼ届かない）。全域 HV では両者は互角である。この差は、局所探索・目的関数・</w:t>
       </w:r>
       <w:r>
         <w:rPr>
@@ -7496,29 +7362,7 @@
           <w:rFonts w:ascii="Times New Roman" w:hAnsi="Times New Roman" w:cs="Times New Roman" w:eastAsia="ＭＳ 明朝"/>
           <w:lang w:val="en-US" w:eastAsia="ja-JP"/>
         </w:rPr>
-        <w:t xml:space="preserve"> を初期解として受け取る ILS の早さを強く反映する（図 4）。演算子の効き方はここでも非対称だが、全域 HV とは向きが逆で多点探索側のコストとして現れ、しかもその原因は埋め残しではなく発動の仕方そのものである：ILS では 3 手法の差が全シナリオで 3% 以内かつ有意でない（単点探索側は演算子が停滞時にしか発動しないため）のに対し、PR は Memetic の AOC を 8 シナリオ中 5 で有意に下げる（7〜26%）。PR は </w:t>
-      </w:r>
-      <w:r>
-        <w:rPr>
-          <w:rFonts w:ascii="Times New Roman" w:hAnsi="Times New Roman" w:cs="Times New Roman"/>
-          <w:i/>
-        </w:rPr>
-        <w:t xml:space="preserve">S</w:t>
-      </w:r>
-      <w:r>
-        <w:rPr>
-          <w:rFonts w:ascii="Times New Roman" w:hAnsi="Times New Roman" w:cs="Times New Roman"/>
-          <w:i/>
-          <w:vertAlign w:val="subscript"/>
-        </w:rPr>
-        <w:t xml:space="preserve">p</w:t>
-      </w:r>
-      <w:r>
-        <w:rPr>
-          <w:rFonts w:ascii="Times New Roman" w:hAnsi="Times New Roman" w:cs="Times New Roman" w:eastAsia="ＭＳ 明朝"/>
-          <w:lang w:val="en-US" w:eastAsia="ja-JP"/>
-        </w:rPr>
-        <w:t xml:space="preserve"> までの経路を辿り切り、中間解を再最適化してから返すため 1 回の呼び出しが重い。多点探索に載せる 2 つの演算子を比べると、最終的な品質はほぼ同等（有意差は全域 HV で 2/8、高安定 HV で 3/8 シナリオのみ）で、AOC では repair が PR を 6/8 シナリオで有意に上回る。</w:t>
+        <w:t xml:space="preserve"> の供給・予算を揃えた条件下で残ったものである（限界 (v)）。</w:t>
       </w:r>
     </w:p>
     <w:p>
@@ -7532,22 +7376,22 @@
           <w:rFonts w:ascii="Times New Roman" w:hAnsi="Times New Roman" w:cs="Times New Roman" w:eastAsia="ＭＳ 明朝"/>
           <w:lang w:val="en-US" w:eastAsia="ja-JP"/>
         </w:rPr>
-        <w:t xml:space="preserve">最良手法は評価軸で替わる（表 2）：全域 HV なら Memetic＋演算子、AOC なら ILS 系、高安定 HV は両者が並ぶ。3 指標すべてで下位群に落ちないのは ILS 系と Memetic+repair である。</w:t>
-      </w:r>
-    </w:p>
-    <w:p>
-      <w:pPr>
-        <w:pStyle w:val="2"/>
-        <w:spacing w:before="90" w:after="20" w:line="240" w:lineRule="exact"/>
-      </w:pPr>
-      <w:r>
-        <w:rPr>
-          <w:rFonts w:ascii="Times New Roman" w:hAnsi="Times New Roman" w:cs="Times New Roman" w:eastAsia="ＭＳ 明朝"/>
-          <w:lang w:val="en-US" w:eastAsia="ja-JP"/>
-          <w:sz w:val="22"/>
-          <w:szCs w:val="22"/>
-        </w:rPr>
-        <w:t xml:space="preserve">5. Conclusions</w:t>
+        <w:t xml:space="preserve">2. </w:t>
+      </w:r>
+      <w:r>
+        <w:rPr>
+          <w:rFonts w:ascii="Times New Roman" w:hAnsi="Times New Roman" w:cs="Times New Roman" w:eastAsia="ＭＳ 明朝"/>
+          <w:b/>
+          <w:lang w:val="en-US" w:eastAsia="ja-JP"/>
+        </w:rPr>
+        <w:t xml:space="preserve">H2：安定性誘導演算子の効果は載せる探索構造に依存して非対称に現れる.</w:t>
+      </w:r>
+      <w:r>
+        <w:rPr>
+          <w:rFonts w:ascii="Times New Roman" w:hAnsi="Times New Roman" w:cs="Times New Roman" w:eastAsia="ＭＳ 明朝"/>
+          <w:lang w:val="en-US" w:eastAsia="ja-JP"/>
+        </w:rPr>
+        <w:t xml:space="preserve"> 多点探索に対しては高安定 HV を全 8 シナリオの全試行で押し上げ、8 シナリオ中 7 つで ILS 水準へ引き上げる（H2）一方、高安定領域を自力で埋め終えた単点探索ではほとんど伸びない。ただし ILS が埋めきれない ta21L では、単点探索にも小さいが一貫した上積みが残る。単点探索側の比較は事前に方向を予測していないので（§3.4）、この非対称は仮説の検定結果ではなく、仮説を「演算子の価値は搭載先が自力で高安定領域を埋めているかに条件付く」と精密化する結果である。</w:t>
       </w:r>
     </w:p>
     <w:p>
@@ -7561,29 +7405,22 @@
           <w:rFonts w:ascii="Times New Roman" w:hAnsi="Times New Roman" w:cs="Times New Roman" w:eastAsia="ＭＳ 明朝"/>
           <w:lang w:val="en-US" w:eastAsia="ja-JP"/>
         </w:rPr>
-        <w:t xml:space="preserve">本研究は、高品質な元計画 </w:t>
-      </w:r>
-      <w:r>
-        <w:rPr>
-          <w:rFonts w:ascii="Times New Roman" w:hAnsi="Times New Roman" w:cs="Times New Roman"/>
-          <w:i/>
-        </w:rPr>
-        <w:t xml:space="preserve">S</w:t>
-      </w:r>
-      <w:r>
-        <w:rPr>
-          <w:rFonts w:ascii="Times New Roman" w:hAnsi="Times New Roman" w:cs="Times New Roman"/>
-          <w:i/>
-          <w:vertAlign w:val="subscript"/>
-        </w:rPr>
-        <w:t xml:space="preserve">p</w:t>
-      </w:r>
-      <w:r>
-        <w:rPr>
-          <w:rFonts w:ascii="Times New Roman" w:hAnsi="Times New Roman" w:cs="Times New Roman" w:eastAsia="ＭＳ 明朝"/>
-          <w:lang w:val="en-US" w:eastAsia="ja-JP"/>
-        </w:rPr>
-        <w:t xml:space="preserve"> が既に存在する再スケジューリングにおいて、探索構造と安定性誘導演算子の関係を、局所探索を揃えた 8 シナリオ × 7 手法 × n=10 の統制比較で検証した。主な知見は次の通りである。</w:t>
+        <w:t xml:space="preserve">3. </w:t>
+      </w:r>
+      <w:r>
+        <w:rPr>
+          <w:rFonts w:ascii="Times New Roman" w:hAnsi="Times New Roman" w:cs="Times New Roman" w:eastAsia="ＭＳ 明朝"/>
+          <w:b/>
+          <w:lang w:val="en-US" w:eastAsia="ja-JP"/>
+        </w:rPr>
+        <w:t xml:space="preserve">実務上の含意：重視する軸で最良手法は替わる.</w:t>
+      </w:r>
+      <w:r>
+        <w:rPr>
+          <w:rFonts w:ascii="Times New Roman" w:hAnsi="Times New Roman" w:cs="Times New Roman" w:eastAsia="ＭＳ 明朝"/>
+          <w:lang w:val="en-US" w:eastAsia="ja-JP"/>
+        </w:rPr>
+        <w:t xml:space="preserve"> 手法をこの 3 つの軸で測ると、最良手法は軸ごとに替わる：トレードオフ全体の品質（全域 HV）は Memetic＋安定性誘導演算子、高安定領域の品質（高安定 HV）は ILS と Memetic＋演算子の双方、anytime 性能（AOC）は ILS 系が優れる。ゆえに計算時間を許容してトレードオフ全体の品質を追求するなら Memetic＋演算子、変更の少ない再計画を早く出すなら ILS を選ぶ。効率だけを重視する場合も、多点探索側が同等以上である（§4.3）。Memetic に載せる演算子は、最終的な品質では PR と repair がほぼ並び、anytime 性能では repair が上回る（§4.3）。</w:t>
       </w:r>
     </w:p>
     <w:p>
@@ -7597,7 +7434,7 @@
           <w:rFonts w:ascii="Times New Roman" w:hAnsi="Times New Roman" w:cs="Times New Roman" w:eastAsia="ＭＳ 明朝"/>
           <w:lang w:val="en-US" w:eastAsia="ja-JP"/>
         </w:rPr>
-        <w:t xml:space="preserve">1. </w:t>
+        <w:t xml:space="preserve">本研究の中心的貢献は、安定性の確保を探索空間の制限でなく演算子として実装し、</w:t>
       </w:r>
       <w:r>
         <w:rPr>
@@ -7605,82 +7442,36 @@
           <w:b/>
           <w:lang w:val="en-US" w:eastAsia="ja-JP"/>
         </w:rPr>
-        <w:t xml:space="preserve">H1：単点探索（ILS）は多点探索（Memetic）より高安定領域を良く埋める.</w:t>
-      </w:r>
-      <w:r>
-        <w:rPr>
-          <w:rFonts w:ascii="Times New Roman" w:hAnsi="Times New Roman" w:cs="Times New Roman" w:eastAsia="ＭＳ 明朝"/>
-          <w:lang w:val="en-US" w:eastAsia="ja-JP"/>
-        </w:rPr>
-        <w:t xml:space="preserve"> 高安定 HV で、同一 N5 を揃えた多点探索を全 8 シナリオで完全分離で上回った（</w:t>
-      </w:r>
-      <w:r>
-        <w:rPr>
-          <w:rFonts w:ascii="Times New Roman" w:hAnsi="Times New Roman" w:cs="Times New Roman"/>
-          <w:i/>
+        <w:t xml:space="preserve">同じ演算子の価値が搭載先の探索構造によって大きく変わることを、局所探索を揃えた統制下で切り分けた</w:t>
+      </w:r>
+      <w:r>
+        <w:rPr>
+          <w:rFonts w:ascii="Times New Roman" w:hAnsi="Times New Roman" w:cs="Times New Roman" w:eastAsia="ＭＳ 明朝"/>
+          <w:lang w:val="en-US" w:eastAsia="ja-JP"/>
+        </w:rPr>
+        <w:t xml:space="preserve">ことである。結果は、§2 で仮説の根拠とした説明——組み替えで散った多点探索は高安定領域の解を生成できず、</w:t>
+      </w:r>
+      <w:r>
+        <w:rPr>
+          <w:rFonts w:ascii="Times New Roman" w:hAnsi="Times New Roman" w:cs="Times New Roman"/>
+          <w:i/>
+        </w:rPr>
+        <w:t xml:space="preserve">S</w:t>
+      </w:r>
+      <w:r>
+        <w:rPr>
+          <w:rFonts w:ascii="Times New Roman" w:hAnsi="Times New Roman" w:cs="Times New Roman"/>
+          <w:i/>
+          <w:vertAlign w:val="subscript"/>
         </w:rPr>
         <w:t xml:space="preserve">p</w:t>
       </w:r>
       <w:r>
         <w:rPr>
-          <w:rFonts w:ascii="Times New Roman" w:hAnsi="Times New Roman" w:cs="Times New Roman"/>
-        </w:rPr>
-        <w:t xml:space="preserve">&lt;</w:t>
-      </w:r>
-      <w:r>
-        <w:rPr>
-          <w:rFonts w:ascii="Times New Roman" w:hAnsi="Times New Roman" w:cs="Times New Roman" w:eastAsia="ＭＳ 明朝"/>
-          <w:lang w:val="en-US" w:eastAsia="ja-JP"/>
-        </w:rPr>
-        <w:t xml:space="preserve">0.001, </w:t>
-      </w:r>
-      <w:r>
-        <w:rPr>
-          <w:rFonts w:ascii="Times New Roman" w:hAnsi="Times New Roman" w:cs="Times New Roman"/>
-        </w:rPr>
-        <w:t xml:space="preserve">|</w:t>
-      </w:r>
-      <w:r>
-        <w:rPr>
-          <w:rFonts w:ascii="Times New Roman" w:hAnsi="Times New Roman" w:cs="Times New Roman"/>
-          <w:i/>
-        </w:rPr>
-        <w:t xml:space="preserve">δ</w:t>
-      </w:r>
-      <w:r>
-        <w:rPr>
-          <w:rFonts w:ascii="Times New Roman" w:hAnsi="Times New Roman" w:cs="Times New Roman"/>
-        </w:rPr>
-        <w:t xml:space="preserve">|</w:t>
-      </w:r>
-      <w:r>
-        <w:rPr>
-          <w:rFonts w:ascii="Times New Roman" w:hAnsi="Times New Roman" w:cs="Times New Roman" w:eastAsia="ＭＳ 明朝"/>
-          <w:lang w:val="en-US" w:eastAsia="ja-JP"/>
-        </w:rPr>
-        <w:t xml:space="preserve">=1.0。5 シナリオで 2〜4.5 倍・残る 3 シナリオでは多点探索が高安定領域にほぼ届かない）。全域 HV では両者は互角である。この差は、局所探索・目的関数・</w:t>
-      </w:r>
-      <w:r>
-        <w:rPr>
-          <w:rFonts w:ascii="Times New Roman" w:hAnsi="Times New Roman" w:cs="Times New Roman"/>
-          <w:i/>
-        </w:rPr>
-        <w:t xml:space="preserve">S</w:t>
-      </w:r>
-      <w:r>
-        <w:rPr>
-          <w:rFonts w:ascii="Times New Roman" w:hAnsi="Times New Roman" w:cs="Times New Roman"/>
-          <w:i/>
-          <w:vertAlign w:val="subscript"/>
-        </w:rPr>
-        <w:t xml:space="preserve">p</w:t>
-      </w:r>
-      <w:r>
-        <w:rPr>
-          <w:rFonts w:ascii="Times New Roman" w:hAnsi="Times New Roman" w:cs="Times New Roman" w:eastAsia="ＭＳ 明朝"/>
-          <w:lang w:val="en-US" w:eastAsia="ja-JP"/>
-        </w:rPr>
-        <w:t xml:space="preserve"> の供給・予算を揃えた条件下で残ったものである（各構造の代表は 1 手法ずつであり、一般化の射程は限界 (v)）。</w:t>
+          <w:rFonts w:ascii="Times New Roman" w:hAnsi="Times New Roman" w:cs="Times New Roman" w:eastAsia="ＭＳ 明朝"/>
+          <w:lang w:val="en-US" w:eastAsia="ja-JP"/>
+        </w:rPr>
+        <w:t xml:space="preserve"> へ戻す経路上の中間解がそれを補う——と整合する。</w:t>
       </w:r>
     </w:p>
     <w:p>
@@ -7692,82 +7483,17 @@
       <w:r>
         <w:rPr>
           <w:rFonts w:ascii="Times New Roman" w:hAnsi="Times New Roman" w:cs="Times New Roman" w:eastAsia="ＭＳ 明朝"/>
-          <w:lang w:val="en-US" w:eastAsia="ja-JP"/>
-        </w:rPr>
-        <w:t xml:space="preserve">2. </w:t>
-      </w:r>
-      <w:r>
-        <w:rPr>
-          <w:rFonts w:ascii="Times New Roman" w:hAnsi="Times New Roman" w:cs="Times New Roman" w:eastAsia="ＭＳ 明朝"/>
           <w:b/>
           <w:lang w:val="en-US" w:eastAsia="ja-JP"/>
         </w:rPr>
-        <w:t xml:space="preserve">H2・構造間比較：安定性誘導演算子の効果は載せる探索構造に依存して非対称に現れる.</w:t>
-      </w:r>
-      <w:r>
-        <w:rPr>
-          <w:rFonts w:ascii="Times New Roman" w:hAnsi="Times New Roman" w:cs="Times New Roman" w:eastAsia="ＭＳ 明朝"/>
-          <w:lang w:val="en-US" w:eastAsia="ja-JP"/>
-        </w:rPr>
-        <w:t xml:space="preserve"> 多点探索に対しては高安定 HV を全 8 シナリオの全試行で押し上げ、8 シナリオ中 7 つで ILS 水準へ引き上げる（H2）一方、高安定領域を自力で埋め終えた単点探索ではほぼ頭打ちとなる。ただし ILS が埋めきれない ta21L では、単点探索にも小さいが一貫した上積みが残る。単点探索側の比較は事前に方向を予測していないので（§3.4）、この非対称は仮説の検定結果ではなく、仮説を「演算子の価値は搭載先が自力で高安定領域を埋めているかに条件付く」と精密化する結果である。</w:t>
-      </w:r>
-    </w:p>
-    <w:p>
-      <w:pPr>
-        <w:pStyle w:val="a8"/>
-        <w:spacing w:line="240" w:lineRule="exact"/>
-        <w:jc w:val="both"/>
-      </w:pPr>
-      <w:r>
-        <w:rPr>
-          <w:rFonts w:ascii="Times New Roman" w:hAnsi="Times New Roman" w:cs="Times New Roman" w:eastAsia="ＭＳ 明朝"/>
-          <w:lang w:val="en-US" w:eastAsia="ja-JP"/>
-        </w:rPr>
-        <w:t xml:space="preserve">3. </w:t>
-      </w:r>
-      <w:r>
-        <w:rPr>
-          <w:rFonts w:ascii="Times New Roman" w:hAnsi="Times New Roman" w:cs="Times New Roman" w:eastAsia="ＭＳ 明朝"/>
-          <w:b/>
-          <w:lang w:val="en-US" w:eastAsia="ja-JP"/>
-        </w:rPr>
-        <w:t xml:space="preserve">実務上の含意：重視する軸で最良手法は替わる.</w:t>
-      </w:r>
-      <w:r>
-        <w:rPr>
-          <w:rFonts w:ascii="Times New Roman" w:hAnsi="Times New Roman" w:cs="Times New Roman" w:eastAsia="ＭＳ 明朝"/>
-          <w:lang w:val="en-US" w:eastAsia="ja-JP"/>
-        </w:rPr>
-        <w:t xml:space="preserve"> 手法をこの 3 つの軸で測ると、最良手法は軸ごとに替わる：トレードオフ全体の品質（全域 HV）は Memetic＋安定性誘導演算子、高安定領域の品質（高安定 HV）は ILS と Memetic＋演算子の双方、anytime 性能（AOC）は ILS 系が優れる。ゆえに計算時間を許容してトレードオフ全体の品質を追求するなら Memetic＋演算子、変更の少ない再計画を早く出すなら ILS を選ぶ。効率だけを重視する場合も、多点探索側が同等以上である（§4.3）。Memetic に載せる演算子は、最終的な品質では PR と repair がほぼ並び、anytime 性能では repair が上回る（§4.3）。</w:t>
-      </w:r>
-    </w:p>
-    <w:p>
-      <w:pPr>
-        <w:pStyle w:val="a8"/>
-        <w:spacing w:line="240" w:lineRule="exact"/>
-        <w:jc w:val="both"/>
-      </w:pPr>
-      <w:r>
-        <w:rPr>
-          <w:rFonts w:ascii="Times New Roman" w:hAnsi="Times New Roman" w:cs="Times New Roman" w:eastAsia="ＭＳ 明朝"/>
-          <w:lang w:val="en-US" w:eastAsia="ja-JP"/>
-        </w:rPr>
-        <w:t xml:space="preserve">本研究の中心的貢献は、安定性の確保を探索空間の制限でなく演算子として実装し、</w:t>
-      </w:r>
-      <w:r>
-        <w:rPr>
-          <w:rFonts w:ascii="Times New Roman" w:hAnsi="Times New Roman" w:cs="Times New Roman" w:eastAsia="ＭＳ 明朝"/>
-          <w:b/>
-          <w:lang w:val="en-US" w:eastAsia="ja-JP"/>
-        </w:rPr>
-        <w:t xml:space="preserve">同じ演算子の価値が搭載先の探索構造によって（正確には、搭載先が高安定領域を自力で埋めているかによって）大きく変わることを、局所探索を揃えた統制下で切り分けた</w:t>
-      </w:r>
-      <w:r>
-        <w:rPr>
-          <w:rFonts w:ascii="Times New Roman" w:hAnsi="Times New Roman" w:cs="Times New Roman" w:eastAsia="ＭＳ 明朝"/>
-          <w:lang w:val="en-US" w:eastAsia="ja-JP"/>
-        </w:rPr>
-        <w:t xml:space="preserve">ことである。結果は、§2 で仮説の根拠とした説明——組み替えで散った多点探索は高安定領域の解を生成できず、</w:t>
+        <w:t xml:space="preserve">限界.</w:t>
+      </w:r>
+      <w:r>
+        <w:rPr>
+          <w:rFonts w:ascii="Times New Roman" w:hAnsi="Times New Roman" w:cs="Times New Roman" w:eastAsia="ＭＳ 明朝"/>
+          <w:lang w:val="en-US" w:eastAsia="ja-JP"/>
+        </w:rPr>
+        <w:t xml:space="preserve"> (i) n=10 に基づく（完全分離した主結論は頑健だが境界事例は別）。(ii) 安定性を順序偏差でのみ測っており、開始時刻偏差下での妥当性は未検証である（§3.1）。(iii) H1・H2 と演算子効果の非対称は、作業集合を保つ作業遅延型の外乱で確立した。特急ジョブの割込みやジョブ削除のように作業集合そのものを変える外乱では、</w:t>
       </w:r>
       <w:r>
         <w:rPr>
@@ -7789,29 +7515,7 @@
           <w:rFonts w:ascii="Times New Roman" w:hAnsi="Times New Roman" w:cs="Times New Roman" w:eastAsia="ＭＳ 明朝"/>
           <w:lang w:val="en-US" w:eastAsia="ja-JP"/>
         </w:rPr>
-        <w:t xml:space="preserve"> へ戻す経路上の中間解がそれを補う——と整合する。</w:t>
-      </w:r>
-    </w:p>
-    <w:p>
-      <w:pPr>
-        <w:pStyle w:val="a8"/>
-        <w:spacing w:line="240" w:lineRule="exact"/>
-        <w:jc w:val="both"/>
-      </w:pPr>
-      <w:r>
-        <w:rPr>
-          <w:rFonts w:ascii="Times New Roman" w:hAnsi="Times New Roman" w:cs="Times New Roman" w:eastAsia="ＭＳ 明朝"/>
-          <w:b/>
-          <w:lang w:val="en-US" w:eastAsia="ja-JP"/>
-        </w:rPr>
-        <w:t xml:space="preserve">限界.</w:t>
-      </w:r>
-      <w:r>
-        <w:rPr>
-          <w:rFonts w:ascii="Times New Roman" w:hAnsi="Times New Roman" w:cs="Times New Roman" w:eastAsia="ＭＳ 明朝"/>
-          <w:lang w:val="en-US" w:eastAsia="ja-JP"/>
-        </w:rPr>
-        <w:t xml:space="preserve"> (i) n=10 に基づく（完全分離した主結論は頑健だが境界事例は別）。(ii) 安定性を順序偏差でのみ測っており、開始時刻偏差下での妥当性は未検証である（§3.1）。(iii) H1・H2 と演算子効果の非対称は、作業集合を保つ作業遅延型の外乱で確立した。特急ジョブの割込みやジョブ削除のように作業集合そのものを変える外乱では、</w:t>
+        <w:t xml:space="preserve"> が完全な参照解でなくなり安定性（</w:t>
       </w:r>
       <w:r>
         <w:rPr>
@@ -7833,7 +7537,7 @@
           <w:rFonts w:ascii="Times New Roman" w:hAnsi="Times New Roman" w:cs="Times New Roman" w:eastAsia="ＭＳ 明朝"/>
           <w:lang w:val="en-US" w:eastAsia="ja-JP"/>
         </w:rPr>
-        <w:t xml:space="preserve"> が完全な参照解でなくなり安定性（</w:t>
+        <w:t xml:space="preserve"> からの偏差, 式(1)）の定義自体が変わるため、同じ非対称が成り立つかは本研究の射程外である。(iv) 各シナリオの </w:t>
       </w:r>
       <w:r>
         <w:rPr>
@@ -7855,29 +7559,7 @@
           <w:rFonts w:ascii="Times New Roman" w:hAnsi="Times New Roman" w:cs="Times New Roman" w:eastAsia="ＭＳ 明朝"/>
           <w:lang w:val="en-US" w:eastAsia="ja-JP"/>
         </w:rPr>
-        <w:t xml:space="preserve"> からの偏差, 式(1)）の定義自体が変わるため、同じ非対称が成り立つかは本研究の射程外である。(iv) 各シナリオの </w:t>
-      </w:r>
-      <w:r>
-        <w:rPr>
-          <w:rFonts w:ascii="Times New Roman" w:hAnsi="Times New Roman" w:cs="Times New Roman"/>
-          <w:i/>
-        </w:rPr>
-        <w:t xml:space="preserve">S</w:t>
-      </w:r>
-      <w:r>
-        <w:rPr>
-          <w:rFonts w:ascii="Times New Roman" w:hAnsi="Times New Roman" w:cs="Times New Roman"/>
-          <w:i/>
-          <w:vertAlign w:val="subscript"/>
-        </w:rPr>
-        <w:t xml:space="preserve">p</w:t>
-      </w:r>
-      <w:r>
-        <w:rPr>
-          <w:rFonts w:ascii="Times New Roman" w:hAnsi="Times New Roman" w:cs="Times New Roman" w:eastAsia="ＭＳ 明朝"/>
-          <w:lang w:val="en-US" w:eastAsia="ja-JP"/>
-        </w:rPr>
-        <w:t xml:space="preserve"> は 1 つ（GA-500 で生成）であり、</w:t>
+        <w:t xml:space="preserve"> は 1 つであり、</w:t>
       </w:r>
       <w:r>
         <w:rPr>

--- a/doc/paper_apiems2026_v2/APIEMS2026_draft_v2_ja.docx
+++ b/doc/paper_apiems2026_v2/APIEMS2026_draft_v2_ja.docx
@@ -203,7 +203,7 @@
           <w:rFonts w:ascii="Times New Roman" w:hAnsi="Times New Roman" w:cs="Times New Roman" w:eastAsia="ＭＳ 明朝"/>
           <w:lang w:val="en-US" w:eastAsia="ja-JP"/>
         </w:rPr>
-        <w:t xml:space="preserve"> へ引き戻す安定性誘導演算子（Path Relinking に基づく PR と repair）を両構造に搭載すると、効果は非対称に現れた。多点探索では高安定領域の HV が全シナリオの全試行で改善し、8 シナリオ中 7 つで ILS と並び、トレードオフ全体の品質で首位となった一方、この領域を自力で埋めている単点探索では改善の余地がほとんど残らなかった。最良手法は評価軸によって入れ替わる。</w:t>
+        <w:t xml:space="preserve"> へ引き戻す安定性誘導演算子（Path Relinking に基づく PR と repair）を両構造に搭載すると、効果は非対称に現れた。多点探索では高安定領域の HV が全シナリオの全試行で改善し、8 シナリオ中 7 つで単点探索と並び、トレードオフ全体の品質で首位となった一方、この領域を自力で埋めている単点探索では改善の余地がほとんど残らなかった。最良手法は評価軸によって入れ替わる。</w:t>
       </w:r>
     </w:p>
     <w:p>
@@ -259,6 +259,8 @@
     <w:p>
       <w:pPr>
         <w:pStyle w:val="2"/>
+        <w:keepNext/>
+        <w:keepLines/>
         <w:spacing w:before="90" w:after="20" w:line="240" w:lineRule="exact"/>
       </w:pPr>
       <w:r>
@@ -797,7 +799,7 @@
           <w:rFonts w:ascii="Times New Roman" w:hAnsi="Times New Roman" w:cs="Times New Roman" w:eastAsia="ＭＳ 明朝"/>
           <w:lang w:val="en-US" w:eastAsia="ja-JP"/>
         </w:rPr>
-        <w:t xml:space="preserve"> ILS はこの領域を自力で埋めるのに対し、同じ局所探索を備えた Memetic は埋め方が粗く、3 シナリオではほとんど届かない。高安定領域の hypervolume（HV）で ILS が全 8 シナリオの全試行で上回る。</w:t>
+        <w:t xml:space="preserve"> 同じ局所探索を備えていても多点探索の埋め方は粗く、シナリオによってはほとんど届かない。</w:t>
       </w:r>
     </w:p>
     <w:p>
@@ -819,14 +821,14 @@
           <w:b/>
           <w:lang w:val="en-US" w:eastAsia="ja-JP"/>
         </w:rPr>
-        <w:t xml:space="preserve">演算子は多点探索を ILS に並ばせ、単点探索には足す余地がない.</w:t>
-      </w:r>
-      <w:r>
-        <w:rPr>
-          <w:rFonts w:ascii="Times New Roman" w:hAnsi="Times New Roman" w:cs="Times New Roman" w:eastAsia="ＭＳ 明朝"/>
-          <w:lang w:val="en-US" w:eastAsia="ja-JP"/>
-        </w:rPr>
-        <w:t xml:space="preserve"> 多点探索が届かなかった高安定領域を演算子が埋め、Memetic は全 8 シナリオの全試行で高安定領域の HV が改善し、うち 7 シナリオで ILS に並び、トレードオフ全体の品質でも ILS に並ぶか上回る。一方、この領域を自力で埋めている ILS での改善はわずかである。</w:t>
+        <w:t xml:space="preserve">演算子は多点探索を単点探索の水準へ引き上げ、単点探索自身にはほとんど足さない.</w:t>
+      </w:r>
+      <w:r>
+        <w:rPr>
+          <w:rFonts w:ascii="Times New Roman" w:hAnsi="Times New Roman" w:cs="Times New Roman" w:eastAsia="ＭＳ 明朝"/>
+          <w:lang w:val="en-US" w:eastAsia="ja-JP"/>
+        </w:rPr>
+        <w:t xml:space="preserve"> 演算子が埋めるのは埋め残しであり、自力でこの領域を埋めている単点探索が伸びるのは、埋め残しの残った一部のシナリオに限られる。</w:t>
       </w:r>
     </w:p>
     <w:p>
@@ -855,7 +857,7 @@
           <w:rFonts w:ascii="Times New Roman" w:hAnsi="Times New Roman" w:cs="Times New Roman" w:eastAsia="ＭＳ 明朝"/>
           <w:lang w:val="en-US" w:eastAsia="ja-JP"/>
         </w:rPr>
-        <w:t xml:space="preserve"> トレードオフ全体の品質では Memetic＋演算子が、いつ止めても良い解が得られる anytime 性能では ILS が最良で、高安定領域の品質では両者が並ぶ。ゆえに、変更の少ない再計画を早く出すなら ILS、計算時間を許容して全体の品質を追求するなら Memetic＋演算子であり、両構造は再スケジューリングの異なる要求に応える。</w:t>
+        <w:t xml:space="preserve"> トレードオフ全体の品質では Memetic＋演算子が、いつ止めても良い解が得られる anytime 性能では ILS が最良で、高安定領域の品質では両者が並ぶ。</w:t>
       </w:r>
     </w:p>
     <w:p>
@@ -1052,6 +1054,8 @@
     <w:p>
       <w:pPr>
         <w:pStyle w:val="2"/>
+        <w:keepNext/>
+        <w:keepLines/>
         <w:spacing w:before="90" w:after="20" w:line="240" w:lineRule="exact"/>
       </w:pPr>
       <w:r>
@@ -1498,6 +1502,8 @@
     <w:p>
       <w:pPr>
         <w:pStyle w:val="2"/>
+        <w:keepNext/>
+        <w:keepLines/>
         <w:spacing w:before="90" w:after="20" w:line="240" w:lineRule="exact"/>
       </w:pPr>
       <w:r>
@@ -1527,6 +1533,8 @@
     <w:p>
       <w:pPr>
         <w:pStyle w:val="2"/>
+        <w:keepNext/>
+        <w:keepLines/>
         <w:spacing w:before="90" w:after="20" w:line="240" w:lineRule="exact"/>
       </w:pPr>
       <w:r>
@@ -2730,6 +2738,8 @@
     <w:p>
       <w:pPr>
         <w:pStyle w:val="2"/>
+        <w:keepNext/>
+        <w:keepLines/>
         <w:spacing w:before="90" w:after="20" w:line="240" w:lineRule="exact"/>
       </w:pPr>
       <w:r>
@@ -2975,7 +2985,7 @@
           <w:rFonts w:ascii="Times New Roman" w:hAnsi="Times New Roman" w:cs="Times New Roman" w:eastAsia="ＭＳ 明朝"/>
           <w:lang w:val="en-US" w:eastAsia="ja-JP"/>
         </w:rPr>
-        <w:t xml:space="preserve"> H1 の比較相手となる多点探索は、GA に局所探索を統合した </w:t>
+        <w:t xml:space="preserve"> H1 の比較相手となる多点探索は、先行研究で標準的な、GA に局所探索を統合した </w:t>
       </w:r>
       <w:r>
         <w:rPr>
@@ -3066,6 +3076,8 @@
     <w:p>
       <w:pPr>
         <w:pStyle w:val="2"/>
+        <w:keepNext/>
+        <w:keepLines/>
         <w:spacing w:before="90" w:after="20" w:line="240" w:lineRule="exact"/>
       </w:pPr>
       <w:r>
@@ -3984,12 +3996,44 @@
           <w:rFonts w:ascii="Times New Roman" w:hAnsi="Times New Roman" w:cs="Times New Roman" w:eastAsia="ＭＳ 明朝"/>
           <w:lang w:val="en-US" w:eastAsia="ja-JP"/>
         </w:rPr>
+        <w:t xml:space="preserve"> と呼び、各 baseline に PR・repair を載せた版を加えた 3 手法ずつを </w:t>
+      </w:r>
+      <w:r>
+        <w:rPr>
+          <w:rFonts w:ascii="Times New Roman" w:hAnsi="Times New Roman" w:cs="Times New Roman" w:eastAsia="ＭＳ 明朝"/>
+          <w:b/>
+          <w:lang w:val="en-US" w:eastAsia="ja-JP"/>
+        </w:rPr>
+        <w:t xml:space="preserve">ILS 系</w:t>
+      </w:r>
+      <w:r>
+        <w:rPr>
+          <w:rFonts w:ascii="Times New Roman" w:hAnsi="Times New Roman" w:cs="Times New Roman" w:eastAsia="ＭＳ 明朝"/>
+          <w:lang w:val="en-US" w:eastAsia="ja-JP"/>
+        </w:rPr>
+        <w:t xml:space="preserve">・</w:t>
+      </w:r>
+      <w:r>
+        <w:rPr>
+          <w:rFonts w:ascii="Times New Roman" w:hAnsi="Times New Roman" w:cs="Times New Roman" w:eastAsia="ＭＳ 明朝"/>
+          <w:b/>
+          <w:lang w:val="en-US" w:eastAsia="ja-JP"/>
+        </w:rPr>
+        <w:t xml:space="preserve">Memetic 系</w:t>
+      </w:r>
+      <w:r>
+        <w:rPr>
+          <w:rFonts w:ascii="Times New Roman" w:hAnsi="Times New Roman" w:cs="Times New Roman" w:eastAsia="ＭＳ 明朝"/>
+          <w:lang w:val="en-US" w:eastAsia="ja-JP"/>
+        </w:rPr>
         <w:t xml:space="preserve"> と呼ぶ。</w:t>
       </w:r>
     </w:p>
     <w:p>
       <w:pPr>
         <w:pStyle w:val="2"/>
+        <w:keepNext/>
+        <w:keepLines/>
         <w:spacing w:before="90" w:after="20" w:line="240" w:lineRule="exact"/>
       </w:pPr>
       <w:r>
@@ -4043,7 +4087,7 @@
           <w:rFonts w:ascii="Times New Roman" w:hAnsi="Times New Roman" w:cs="Times New Roman" w:eastAsia="ＭＳ 明朝"/>
           <w:lang w:val="en-US" w:eastAsia="ja-JP"/>
         </w:rPr>
-        <w:t xml:space="preserve"> [9] のもとで、Pareto フロントの hypervolume（HV）[24] を測る。記録点は両構造で揃え、解を動かす操作（ILS の摂動、多点探索の交叉・突然変異、両者の演算子）の直後と局所探索後の双方を記録する。フロント全体をまとめて測る HV では、高安定領域が埋まっているかどうかの差は埋もれる。そこで本研究は、この HV に加え、この領域に限った品質と、いつ止めても良い解が得られる anytime 性能を測る：</w:t>
+        <w:t xml:space="preserve"> [9] のもとで、Pareto フロントの hypervolume（HV）[24] を測る。記録点は両構造で揃え、解を動かす操作（単点探索の摂動、多点探索の交叉・突然変異、両者の演算子）の直後と局所探索後の双方を記録する。フロント全体をまとめて測る HV では、高安定領域が埋まっているかどうかの差は埋もれる。そこで本研究は、この HV に加え、この領域に限った品質と、いつ止めても良い解が得られる anytime 性能を測る：</w:t>
       </w:r>
     </w:p>
     <w:p>
@@ -4610,6 +4654,8 @@
     <w:p>
       <w:pPr>
         <w:pStyle w:val="2"/>
+        <w:keepNext/>
+        <w:keepLines/>
         <w:spacing w:before="90" w:after="20" w:line="240" w:lineRule="exact"/>
       </w:pPr>
       <w:r>
@@ -4639,6 +4685,8 @@
     <w:p>
       <w:pPr>
         <w:pStyle w:val="2"/>
+        <w:keepNext/>
+        <w:keepLines/>
         <w:spacing w:before="90" w:after="20" w:line="240" w:lineRule="exact"/>
       </w:pPr>
       <w:r>
@@ -4838,9 +4886,9 @@
     <w:p>
       <w:pPr>
         <w:keepNext/>
+        <w:keepLines/>
         <w:spacing w:line="240" w:lineRule="exact"/>
         <w:jc w:val="center"/>
-        <w:ind w:left="284" w:right="284"/>
       </w:pPr>
       <w:r>
         <w:rPr>
@@ -5148,7 +5196,7 @@
                 <w:sz w:val="16"/>
                 <w:szCs w:val="16"/>
               </w:rPr>
-              <w:t xml:space="preserve">多点探索: </w:t>
+              <w:t xml:space="preserve">GA・Memetic 系: </w:t>
             </w:r>
             <w:r>
               <w:rPr>
@@ -5257,7 +5305,7 @@
                 <w:sz w:val="16"/>
                 <w:szCs w:val="16"/>
               </w:rPr>
-              <w:t xml:space="preserve"> 以外の 49 個体は無作為生成）。単点探索: insert 摂動 2〜5 手を鋸歯状に巡回</w:t>
+              <w:t xml:space="preserve"> 以外の 49 個体は無作為生成）。ILS 系: insert 摂動 2〜5 手を鋸歯状に巡回</w:t>
             </w:r>
           </w:p>
         </w:tc>
@@ -5304,7 +5352,7 @@
                 <w:sz w:val="16"/>
                 <w:szCs w:val="16"/>
               </w:rPr>
-              <w:t xml:space="preserve">多点探索側: 各個体に発動確率 0.3、PR は経路上位 3 中間解から最良を返す。単点探索側: 無改善 400 反復で初回・以降 10 反復ごとに発動、PR は経路上の最良 1 解を返す</w:t>
+              <w:t xml:space="preserve">Memetic 系: 各個体に発動確率 0.3、PR は経路上位 3 中間解から最良を返す。ILS 系: 無改善 400 反復で初回・以降 10 反復ごとに発動、PR は経路上の最良 1 解を返す</w:t>
             </w:r>
           </w:p>
         </w:tc>
@@ -5479,6 +5527,8 @@
     <w:p>
       <w:pPr>
         <w:pStyle w:val="2"/>
+        <w:keepNext/>
+        <w:keepLines/>
         <w:spacing w:before="90" w:after="20" w:line="240" w:lineRule="exact"/>
       </w:pPr>
       <w:r>
@@ -5502,7 +5552,7 @@
           <w:rFonts w:ascii="Times New Roman" w:hAnsi="Times New Roman" w:cs="Times New Roman" w:eastAsia="ＭＳ 明朝"/>
           <w:lang w:val="en-US" w:eastAsia="ja-JP"/>
         </w:rPr>
-        <w:t xml:space="preserve">演算子をもたない多点探索の埋め損ね方は二つの型に分かれる（図 2）。(a) ta21S では Memetic-baseline が高安定領域に非劣解を 1 点も持たず、ILS が </w:t>
+        <w:t xml:space="preserve">Memetic-baseline の埋め損ね方は二つの型に分かれる（図 2）。(a) ta21S では高安定領域に非劣解を 1 点も持たず、ILS が </w:t>
       </w:r>
       <w:r>
         <w:rPr>
@@ -5638,6 +5688,363 @@
         <w:t xml:space="preserve">この構図が全 8 シナリオで成り立つかを、高安定 HV で確かめる（図 3）。演算子なしの点の差が H1、Memetic の線の傾きが H2 に対応する。</w:t>
       </w:r>
     </w:p>
+    <w:p>
+      <w:pPr>
+        <w:pStyle w:val="a8"/>
+        <w:spacing w:line="240" w:lineRule="exact"/>
+        <w:jc w:val="both"/>
+      </w:pPr>
+      <w:r>
+        <w:rPr>
+          <w:rFonts w:ascii="Times New Roman" w:hAnsi="Times New Roman" w:cs="Times New Roman" w:eastAsia="ＭＳ 明朝"/>
+          <w:lang w:val="en-US" w:eastAsia="ja-JP"/>
+        </w:rPr>
+        <w:t xml:space="preserve">・</w:t>
+      </w:r>
+      <w:r>
+        <w:rPr>
+          <w:rFonts w:ascii="Times New Roman" w:hAnsi="Times New Roman" w:cs="Times New Roman" w:eastAsia="ＭＳ 明朝"/>
+          <w:b/>
+          <w:lang w:val="en-US" w:eastAsia="ja-JP"/>
+        </w:rPr>
+        <w:t xml:space="preserve">H1：ILS-baseline は Memetic-baseline を全 8 シナリオで完全分離で上回る</w:t>
+      </w:r>
+      <w:r>
+        <w:rPr>
+          <w:rFonts w:ascii="Times New Roman" w:hAnsi="Times New Roman" w:cs="Times New Roman" w:eastAsia="ＭＳ 明朝"/>
+          <w:lang w:val="en-US" w:eastAsia="ja-JP"/>
+        </w:rPr>
+        <w:t xml:space="preserve">（</w:t>
+      </w:r>
+      <w:r>
+        <w:rPr>
+          <w:rFonts w:ascii="Times New Roman" w:hAnsi="Times New Roman" w:cs="Times New Roman"/>
+          <w:i/>
+        </w:rPr>
+        <w:t xml:space="preserve">p</w:t>
+      </w:r>
+      <w:r>
+        <w:rPr>
+          <w:rFonts w:ascii="Times New Roman" w:hAnsi="Times New Roman" w:cs="Times New Roman"/>
+        </w:rPr>
+        <w:t xml:space="preserve">&lt;</w:t>
+      </w:r>
+      <w:r>
+        <w:rPr>
+          <w:rFonts w:ascii="Times New Roman" w:hAnsi="Times New Roman" w:cs="Times New Roman" w:eastAsia="ＭＳ 明朝"/>
+          <w:lang w:val="en-US" w:eastAsia="ja-JP"/>
+        </w:rPr>
+        <w:t xml:space="preserve">0.001, </w:t>
+      </w:r>
+      <w:r>
+        <w:rPr>
+          <w:rFonts w:ascii="Times New Roman" w:hAnsi="Times New Roman" w:cs="Times New Roman"/>
+        </w:rPr>
+        <w:t xml:space="preserve">|</w:t>
+      </w:r>
+      <w:r>
+        <w:rPr>
+          <w:rFonts w:ascii="Times New Roman" w:hAnsi="Times New Roman" w:cs="Times New Roman"/>
+          <w:i/>
+        </w:rPr>
+        <w:t xml:space="preserve">δ</w:t>
+      </w:r>
+      <w:r>
+        <w:rPr>
+          <w:rFonts w:ascii="Times New Roman" w:hAnsi="Times New Roman" w:cs="Times New Roman"/>
+        </w:rPr>
+        <w:t xml:space="preserve">|</w:t>
+      </w:r>
+      <w:r>
+        <w:rPr>
+          <w:rFonts w:ascii="Times New Roman" w:hAnsi="Times New Roman" w:cs="Times New Roman" w:eastAsia="ＭＳ 明朝"/>
+          <w:lang w:val="en-US" w:eastAsia="ja-JP"/>
+        </w:rPr>
+        <w:t xml:space="preserve">=1.0）。3 シナリオ（la36S・ta21S・la40）では Memetic-baseline が高安定領域にほぼ非劣解を持てず（10 trial 中 9〜10 で 0 点。図 2(a)）、ILS のみが高安定領域を埋める。残る 5 シナリオでも ILS が 2.0〜4.5 倍。Holm 補正後も全シナリオで有意であり、H1 は支持された。</w:t>
+      </w:r>
+    </w:p>
+    <w:p>
+      <w:pPr>
+        <w:pStyle w:val="a8"/>
+        <w:spacing w:line="240" w:lineRule="exact"/>
+        <w:jc w:val="both"/>
+      </w:pPr>
+      <w:r>
+        <w:rPr>
+          <w:rFonts w:ascii="Times New Roman" w:hAnsi="Times New Roman" w:cs="Times New Roman" w:eastAsia="ＭＳ 明朝"/>
+          <w:lang w:val="en-US" w:eastAsia="ja-JP"/>
+        </w:rPr>
+        <w:t xml:space="preserve">・</w:t>
+      </w:r>
+      <w:r>
+        <w:rPr>
+          <w:rFonts w:ascii="Times New Roman" w:hAnsi="Times New Roman" w:cs="Times New Roman" w:eastAsia="ＭＳ 明朝"/>
+          <w:b/>
+          <w:lang w:val="en-US" w:eastAsia="ja-JP"/>
+        </w:rPr>
+        <w:t xml:space="preserve">H2：演算子は Memetic の高安定 HV を全 8 シナリオの全試行で押し上げ、8 シナリオ中 7 つで ILS の水準に届かせる</w:t>
+      </w:r>
+      <w:r>
+        <w:rPr>
+          <w:rFonts w:ascii="Times New Roman" w:hAnsi="Times New Roman" w:cs="Times New Roman" w:eastAsia="ＭＳ 明朝"/>
+          <w:lang w:val="en-US" w:eastAsia="ja-JP"/>
+        </w:rPr>
+        <w:t xml:space="preserve">。押し上げは全シナリオで完全分離（</w:t>
+      </w:r>
+      <w:r>
+        <w:rPr>
+          <w:rFonts w:ascii="Times New Roman" w:hAnsi="Times New Roman" w:cs="Times New Roman"/>
+          <w:i/>
+        </w:rPr>
+        <w:t xml:space="preserve">p</w:t>
+      </w:r>
+      <w:r>
+        <w:rPr>
+          <w:rFonts w:ascii="Times New Roman" w:hAnsi="Times New Roman" w:cs="Times New Roman"/>
+        </w:rPr>
+        <w:t xml:space="preserve">&lt;</w:t>
+      </w:r>
+      <w:r>
+        <w:rPr>
+          <w:rFonts w:ascii="Times New Roman" w:hAnsi="Times New Roman" w:cs="Times New Roman" w:eastAsia="ＭＳ 明朝"/>
+          <w:lang w:val="en-US" w:eastAsia="ja-JP"/>
+        </w:rPr>
+        <w:t xml:space="preserve">0.001, </w:t>
+      </w:r>
+      <w:r>
+        <w:rPr>
+          <w:rFonts w:ascii="Times New Roman" w:hAnsi="Times New Roman" w:cs="Times New Roman"/>
+        </w:rPr>
+        <w:t xml:space="preserve">|</w:t>
+      </w:r>
+      <w:r>
+        <w:rPr>
+          <w:rFonts w:ascii="Times New Roman" w:hAnsi="Times New Roman" w:cs="Times New Roman"/>
+          <w:i/>
+        </w:rPr>
+        <w:t xml:space="preserve">δ</w:t>
+      </w:r>
+      <w:r>
+        <w:rPr>
+          <w:rFonts w:ascii="Times New Roman" w:hAnsi="Times New Roman" w:cs="Times New Roman"/>
+        </w:rPr>
+        <w:t xml:space="preserve">|</w:t>
+      </w:r>
+      <w:r>
+        <w:rPr>
+          <w:rFonts w:ascii="Times New Roman" w:hAnsi="Times New Roman" w:cs="Times New Roman" w:eastAsia="ＭＳ 明朝"/>
+          <w:lang w:val="en-US" w:eastAsia="ja-JP"/>
+        </w:rPr>
+        <w:t xml:space="preserve">=1.0）。演算子なしでは高安定領域にほぼ解を持てなかった 3 シナリオで解が現れ、残る 5 シナリオでは高安定 HV が 2.1〜4.7 倍になる。到達点は 7 シナリオで ILS-baseline の水準に届く：6 つで有意差がなく（うち 5 つは中央値の差 1% 以内）、ta21L では 4〜5% 有意に上回る。届かないのは la40 だけで、そこでも 5〜10% 下回るにとどまる（Holm 補正後 </w:t>
+      </w:r>
+      <w:r>
+        <w:rPr>
+          <w:rFonts w:ascii="Times New Roman" w:hAnsi="Times New Roman" w:cs="Times New Roman"/>
+          <w:i/>
+        </w:rPr>
+        <w:t xml:space="preserve">p</w:t>
+      </w:r>
+      <w:r>
+        <w:rPr>
+          <w:rFonts w:ascii="Times New Roman" w:hAnsi="Times New Roman" w:cs="Times New Roman"/>
+          <w:vertAlign w:val="subscript"/>
+        </w:rPr>
+        <w:t xml:space="preserve">adj</w:t>
+      </w:r>
+      <w:r>
+        <w:rPr>
+          <w:rFonts w:ascii="Times New Roman" w:hAnsi="Times New Roman" w:cs="Times New Roman"/>
+        </w:rPr>
+        <w:t xml:space="preserve">&lt;</w:t>
+      </w:r>
+      <w:r>
+        <w:rPr>
+          <w:rFonts w:ascii="Times New Roman" w:hAnsi="Times New Roman" w:cs="Times New Roman" w:eastAsia="ＭＳ 明朝"/>
+          <w:lang w:val="en-US" w:eastAsia="ja-JP"/>
+        </w:rPr>
+        <w:t xml:space="preserve">0.015）。H2 はこの 1 シナリオを除いて支持された。押し上げが摂動一般の効果か、</w:t>
+      </w:r>
+      <w:r>
+        <w:rPr>
+          <w:rFonts w:ascii="Times New Roman" w:hAnsi="Times New Roman" w:cs="Times New Roman"/>
+          <w:i/>
+        </w:rPr>
+        <w:t xml:space="preserve">S</w:t>
+      </w:r>
+      <w:r>
+        <w:rPr>
+          <w:rFonts w:ascii="Times New Roman" w:hAnsi="Times New Roman" w:cs="Times New Roman"/>
+          <w:i/>
+          <w:vertAlign w:val="subscript"/>
+        </w:rPr>
+        <w:t xml:space="preserve">p</w:t>
+      </w:r>
+      <w:r>
+        <w:rPr>
+          <w:rFonts w:ascii="Times New Roman" w:hAnsi="Times New Roman" w:cs="Times New Roman" w:eastAsia="ＭＳ 明朝"/>
+          <w:lang w:val="en-US" w:eastAsia="ja-JP"/>
+        </w:rPr>
+        <w:t xml:space="preserve"> 方向に固有の効果かは、強度を揃えて方向だけをランダム化した対照実験を 2 シナリオ（mt10・la36S）で回して確かめた：ランダム方向は押し上げの 7 割前後しか再現せず、高安定 HV では演算子に完全分離で及ばず（</w:t>
+      </w:r>
+      <w:r>
+        <w:rPr>
+          <w:rFonts w:ascii="Times New Roman" w:hAnsi="Times New Roman" w:cs="Times New Roman"/>
+          <w:i/>
+        </w:rPr>
+        <w:t xml:space="preserve">p</w:t>
+      </w:r>
+      <w:r>
+        <w:rPr>
+          <w:rFonts w:ascii="Times New Roman" w:hAnsi="Times New Roman" w:cs="Times New Roman"/>
+        </w:rPr>
+        <w:t xml:space="preserve">&lt;</w:t>
+      </w:r>
+      <w:r>
+        <w:rPr>
+          <w:rFonts w:ascii="Times New Roman" w:hAnsi="Times New Roman" w:cs="Times New Roman" w:eastAsia="ＭＳ 明朝"/>
+          <w:lang w:val="en-US" w:eastAsia="ja-JP"/>
+        </w:rPr>
+        <w:t xml:space="preserve">0.001）、同水準に達するには 1.7〜2.4 倍の時間を要する。</w:t>
+      </w:r>
+    </w:p>
+    <w:p>
+      <w:pPr>
+        <w:pStyle w:val="a8"/>
+        <w:spacing w:line="240" w:lineRule="exact"/>
+        <w:jc w:val="both"/>
+      </w:pPr>
+      <w:r>
+        <w:rPr>
+          <w:rFonts w:ascii="Times New Roman" w:hAnsi="Times New Roman" w:cs="Times New Roman" w:eastAsia="ＭＳ 明朝"/>
+          <w:lang w:val="en-US" w:eastAsia="ja-JP"/>
+        </w:rPr>
+        <w:t xml:space="preserve">・</w:t>
+      </w:r>
+      <w:r>
+        <w:rPr>
+          <w:rFonts w:ascii="Times New Roman" w:hAnsi="Times New Roman" w:cs="Times New Roman" w:eastAsia="ＭＳ 明朝"/>
+          <w:b/>
+          <w:lang w:val="en-US" w:eastAsia="ja-JP"/>
+        </w:rPr>
+        <w:t xml:space="preserve">ILS では演算子を足してもほとんど伸びない</w:t>
+      </w:r>
+      <w:r>
+        <w:rPr>
+          <w:rFonts w:ascii="Times New Roman" w:hAnsi="Times New Roman" w:cs="Times New Roman" w:eastAsia="ＭＳ 明朝"/>
+          <w:lang w:val="en-US" w:eastAsia="ja-JP"/>
+        </w:rPr>
+        <w:t xml:space="preserve">。演算子を載せた ILS が baseline を上回るのは 8 シナリオ中 2 つ（la36L・ta21L）にとどまる。PR・repair とも la36L で </w:t>
+      </w:r>
+      <w:r>
+        <w:rPr>
+          <w:rFonts w:ascii="Times New Roman" w:hAnsi="Times New Roman" w:cs="Times New Roman"/>
+          <w:i/>
+        </w:rPr>
+        <w:t xml:space="preserve">p</w:t>
+      </w:r>
+      <w:r>
+        <w:rPr>
+          <w:rFonts w:ascii="Times New Roman" w:hAnsi="Times New Roman" w:cs="Times New Roman" w:eastAsia="ＭＳ 明朝"/>
+          <w:lang w:val="en-US" w:eastAsia="ja-JP"/>
+        </w:rPr>
+        <w:t xml:space="preserve">=0.013、ta21L で </w:t>
+      </w:r>
+      <w:r>
+        <w:rPr>
+          <w:rFonts w:ascii="Times New Roman" w:hAnsi="Times New Roman" w:cs="Times New Roman"/>
+          <w:i/>
+        </w:rPr>
+        <w:t xml:space="preserve">p</w:t>
+      </w:r>
+      <w:r>
+        <w:rPr>
+          <w:rFonts w:ascii="Times New Roman" w:hAnsi="Times New Roman" w:cs="Times New Roman"/>
+        </w:rPr>
+        <w:t xml:space="preserve">&lt;</w:t>
+      </w:r>
+      <w:r>
+        <w:rPr>
+          <w:rFonts w:ascii="Times New Roman" w:hAnsi="Times New Roman" w:cs="Times New Roman" w:eastAsia="ＭＳ 明朝"/>
+          <w:lang w:val="en-US" w:eastAsia="ja-JP"/>
+        </w:rPr>
+        <w:t xml:space="preserve">0.001 だが、Holm 補正を施すと残るのは ta21L のみである（</w:t>
+      </w:r>
+      <w:r>
+        <w:rPr>
+          <w:rFonts w:ascii="Times New Roman" w:hAnsi="Times New Roman" w:cs="Times New Roman"/>
+          <w:i/>
+        </w:rPr>
+        <w:t xml:space="preserve">p</w:t>
+      </w:r>
+      <w:r>
+        <w:rPr>
+          <w:rFonts w:ascii="Times New Roman" w:hAnsi="Times New Roman" w:cs="Times New Roman"/>
+          <w:vertAlign w:val="subscript"/>
+        </w:rPr>
+        <w:t xml:space="preserve">adj</w:t>
+      </w:r>
+      <w:r>
+        <w:rPr>
+          <w:rFonts w:ascii="Times New Roman" w:hAnsi="Times New Roman" w:cs="Times New Roman"/>
+        </w:rPr>
+        <w:t xml:space="preserve">&lt;</w:t>
+      </w:r>
+      <w:r>
+        <w:rPr>
+          <w:rFonts w:ascii="Times New Roman" w:hAnsi="Times New Roman" w:cs="Times New Roman" w:eastAsia="ＭＳ 明朝"/>
+          <w:lang w:val="en-US" w:eastAsia="ja-JP"/>
+        </w:rPr>
+        <w:t xml:space="preserve">0.002。la36L は 0.091）。その ta21L でも改善幅は中央値 0.029→0.031 と小さい（ただし演算子込みの全 trial が baseline の全 trial を上回る, </w:t>
+      </w:r>
+      <w:r>
+        <w:rPr>
+          <w:rFonts w:ascii="Times New Roman" w:hAnsi="Times New Roman" w:cs="Times New Roman"/>
+        </w:rPr>
+        <w:t xml:space="preserve">|</w:t>
+      </w:r>
+      <w:r>
+        <w:rPr>
+          <w:rFonts w:ascii="Times New Roman" w:hAnsi="Times New Roman" w:cs="Times New Roman"/>
+          <w:i/>
+        </w:rPr>
+        <w:t xml:space="preserve">δ</w:t>
+      </w:r>
+      <w:r>
+        <w:rPr>
+          <w:rFonts w:ascii="Times New Roman" w:hAnsi="Times New Roman" w:cs="Times New Roman"/>
+        </w:rPr>
+        <w:t xml:space="preserve">|</w:t>
+      </w:r>
+      <w:r>
+        <w:rPr>
+          <w:rFonts w:ascii="Times New Roman" w:hAnsi="Times New Roman" w:cs="Times New Roman" w:eastAsia="ＭＳ 明朝"/>
+          <w:lang w:val="en-US" w:eastAsia="ja-JP"/>
+        </w:rPr>
+        <w:t xml:space="preserve">=1.0）。残る 6 シナリオでは差がない。</w:t>
+      </w:r>
+    </w:p>
+    <w:p>
+      <w:pPr>
+        <w:pStyle w:val="a8"/>
+        <w:spacing w:line="240" w:lineRule="exact"/>
+        <w:jc w:val="both"/>
+      </w:pPr>
+      <w:r>
+        <w:rPr>
+          <w:rFonts w:ascii="Times New Roman" w:hAnsi="Times New Roman" w:cs="Times New Roman" w:eastAsia="ＭＳ 明朝"/>
+          <w:b/>
+          <w:lang w:val="en-US" w:eastAsia="ja-JP"/>
+        </w:rPr>
+        <w:t xml:space="preserve">演算子が効く条件.</w:t>
+      </w:r>
+      <w:r>
+        <w:rPr>
+          <w:rFonts w:ascii="Times New Roman" w:hAnsi="Times New Roman" w:cs="Times New Roman" w:eastAsia="ＭＳ 明朝"/>
+          <w:lang w:val="en-US" w:eastAsia="ja-JP"/>
+        </w:rPr>
+        <w:t xml:space="preserve"> 同じ演算子の効きが構造で非対称なのは、構造そのものの違いというより、その構造が到達水準に自力で届いているかの違いである。高安定 HV には、複数の手法が到達して止まる水準がある（どのシナリオでも 7 手法中 3〜5 手法が最良値の 2% 以内。図 3）。ILS に載せても Memetic に載せても、その構造が水準に届いていなければ演算子は高安定 HV を押し上げ、届いていれば伸びない。発動設計が同じ ILS 系の中でも水準に届いたかどうかで効きが変わるので、非対称は構造ごとに異なる発動設計（表 1）では説明できない。</w:t>
+      </w:r>
+    </w:p>
     <w:tbl>
       <w:tblPr>
         <w:tblW w:w="10375" w:type="dxa"/>
@@ -5791,6 +6198,23 @@
     </w:p>
     <w:p>
       <w:pPr>
+        <w:pStyle w:val="2"/>
+        <w:keepNext/>
+        <w:keepLines/>
+        <w:spacing w:before="90" w:after="20" w:line="240" w:lineRule="exact"/>
+      </w:pPr>
+      <w:r>
+        <w:rPr>
+          <w:rFonts w:ascii="Times New Roman" w:hAnsi="Times New Roman" w:cs="Times New Roman" w:eastAsia="ＭＳ 明朝"/>
+          <w:lang w:val="en-US" w:eastAsia="ja-JP"/>
+          <w:sz w:val="22"/>
+          <w:szCs w:val="22"/>
+        </w:rPr>
+        <w:t xml:space="preserve">4.3 Overall HV and AOC: The Best Method Changes with the Criterion Emphasized</w:t>
+      </w:r>
+    </w:p>
+    <w:p>
+      <w:pPr>
         <w:pStyle w:val="a8"/>
         <w:spacing w:line="240" w:lineRule="exact"/>
         <w:jc w:val="both"/>
@@ -5800,68 +6224,7 @@
           <w:rFonts w:ascii="Times New Roman" w:hAnsi="Times New Roman" w:cs="Times New Roman" w:eastAsia="ＭＳ 明朝"/>
           <w:lang w:val="en-US" w:eastAsia="ja-JP"/>
         </w:rPr>
-        <w:t xml:space="preserve">・</w:t>
-      </w:r>
-      <w:r>
-        <w:rPr>
-          <w:rFonts w:ascii="Times New Roman" w:hAnsi="Times New Roman" w:cs="Times New Roman" w:eastAsia="ＭＳ 明朝"/>
-          <w:b/>
-          <w:lang w:val="en-US" w:eastAsia="ja-JP"/>
-        </w:rPr>
-        <w:t xml:space="preserve">H1：ILS-baseline は Memetic-baseline を全 8 シナリオで完全分離で上回る</w:t>
-      </w:r>
-      <w:r>
-        <w:rPr>
-          <w:rFonts w:ascii="Times New Roman" w:hAnsi="Times New Roman" w:cs="Times New Roman" w:eastAsia="ＭＳ 明朝"/>
-          <w:lang w:val="en-US" w:eastAsia="ja-JP"/>
-        </w:rPr>
-        <w:t xml:space="preserve">（</w:t>
-      </w:r>
-      <w:r>
-        <w:rPr>
-          <w:rFonts w:ascii="Times New Roman" w:hAnsi="Times New Roman" w:cs="Times New Roman"/>
-          <w:i/>
-        </w:rPr>
-        <w:t xml:space="preserve">p</w:t>
-      </w:r>
-      <w:r>
-        <w:rPr>
-          <w:rFonts w:ascii="Times New Roman" w:hAnsi="Times New Roman" w:cs="Times New Roman"/>
-        </w:rPr>
-        <w:t xml:space="preserve">&lt;</w:t>
-      </w:r>
-      <w:r>
-        <w:rPr>
-          <w:rFonts w:ascii="Times New Roman" w:hAnsi="Times New Roman" w:cs="Times New Roman" w:eastAsia="ＭＳ 明朝"/>
-          <w:lang w:val="en-US" w:eastAsia="ja-JP"/>
-        </w:rPr>
-        <w:t xml:space="preserve">0.001, </w:t>
-      </w:r>
-      <w:r>
-        <w:rPr>
-          <w:rFonts w:ascii="Times New Roman" w:hAnsi="Times New Roman" w:cs="Times New Roman"/>
-        </w:rPr>
-        <w:t xml:space="preserve">|</w:t>
-      </w:r>
-      <w:r>
-        <w:rPr>
-          <w:rFonts w:ascii="Times New Roman" w:hAnsi="Times New Roman" w:cs="Times New Roman"/>
-          <w:i/>
-        </w:rPr>
-        <w:t xml:space="preserve">δ</w:t>
-      </w:r>
-      <w:r>
-        <w:rPr>
-          <w:rFonts w:ascii="Times New Roman" w:hAnsi="Times New Roman" w:cs="Times New Roman"/>
-        </w:rPr>
-        <w:t xml:space="preserve">|</w:t>
-      </w:r>
-      <w:r>
-        <w:rPr>
-          <w:rFonts w:ascii="Times New Roman" w:hAnsi="Times New Roman" w:cs="Times New Roman" w:eastAsia="ＭＳ 明朝"/>
-          <w:lang w:val="en-US" w:eastAsia="ja-JP"/>
-        </w:rPr>
-        <w:t xml:space="preserve">=1.0）。3 シナリオ（la36S・ta21S・la40）では Memetic-baseline が高安定領域にほぼ非劣解を持てず（10 trial 中 9〜10 で 0 点。図 2(a)）、ILS のみが高安定領域を埋める。残る 5 シナリオでも ILS が 2.0〜4.5 倍。Holm 補正後も全シナリオで有意であり、H1 は支持された。</w:t>
+        <w:t xml:space="preserve">まず代表 2 シナリオの anytime 全域 HV 曲線で、到達点と到達の早さを同時に見る（図 4）。</w:t>
       </w:r>
     </w:p>
     <w:p>
@@ -5875,325 +6238,22 @@
           <w:rFonts w:ascii="Times New Roman" w:hAnsi="Times New Roman" w:cs="Times New Roman" w:eastAsia="ＭＳ 明朝"/>
           <w:lang w:val="en-US" w:eastAsia="ja-JP"/>
         </w:rPr>
-        <w:t xml:space="preserve">・</w:t>
-      </w:r>
-      <w:r>
-        <w:rPr>
-          <w:rFonts w:ascii="Times New Roman" w:hAnsi="Times New Roman" w:cs="Times New Roman" w:eastAsia="ＭＳ 明朝"/>
-          <w:b/>
-          <w:lang w:val="en-US" w:eastAsia="ja-JP"/>
-        </w:rPr>
-        <w:t xml:space="preserve">H2：演算子は Memetic の高安定 HV を全 8 シナリオの全試行で押し上げ、8 シナリオ中 7 つで単点探索の水準に届かせる</w:t>
-      </w:r>
-      <w:r>
-        <w:rPr>
-          <w:rFonts w:ascii="Times New Roman" w:hAnsi="Times New Roman" w:cs="Times New Roman" w:eastAsia="ＭＳ 明朝"/>
-          <w:lang w:val="en-US" w:eastAsia="ja-JP"/>
-        </w:rPr>
-        <w:t xml:space="preserve">。押し上げは全シナリオで完全分離（</w:t>
-      </w:r>
-      <w:r>
-        <w:rPr>
-          <w:rFonts w:ascii="Times New Roman" w:hAnsi="Times New Roman" w:cs="Times New Roman"/>
-          <w:i/>
-        </w:rPr>
-        <w:t xml:space="preserve">p</w:t>
-      </w:r>
-      <w:r>
-        <w:rPr>
-          <w:rFonts w:ascii="Times New Roman" w:hAnsi="Times New Roman" w:cs="Times New Roman"/>
-        </w:rPr>
-        <w:t xml:space="preserve">&lt;</w:t>
-      </w:r>
-      <w:r>
-        <w:rPr>
-          <w:rFonts w:ascii="Times New Roman" w:hAnsi="Times New Roman" w:cs="Times New Roman" w:eastAsia="ＭＳ 明朝"/>
-          <w:lang w:val="en-US" w:eastAsia="ja-JP"/>
-        </w:rPr>
-        <w:t xml:space="preserve">0.001, </w:t>
-      </w:r>
-      <w:r>
-        <w:rPr>
-          <w:rFonts w:ascii="Times New Roman" w:hAnsi="Times New Roman" w:cs="Times New Roman"/>
-        </w:rPr>
-        <w:t xml:space="preserve">|</w:t>
-      </w:r>
-      <w:r>
-        <w:rPr>
-          <w:rFonts w:ascii="Times New Roman" w:hAnsi="Times New Roman" w:cs="Times New Roman"/>
-          <w:i/>
-        </w:rPr>
-        <w:t xml:space="preserve">δ</w:t>
-      </w:r>
-      <w:r>
-        <w:rPr>
-          <w:rFonts w:ascii="Times New Roman" w:hAnsi="Times New Roman" w:cs="Times New Roman"/>
-        </w:rPr>
-        <w:t xml:space="preserve">|</w:t>
-      </w:r>
-      <w:r>
-        <w:rPr>
-          <w:rFonts w:ascii="Times New Roman" w:hAnsi="Times New Roman" w:cs="Times New Roman" w:eastAsia="ＭＳ 明朝"/>
-          <w:lang w:val="en-US" w:eastAsia="ja-JP"/>
-        </w:rPr>
-        <w:t xml:space="preserve">=1.0）。演算子なしでは高安定領域にほぼ解を持てなかった 3 シナリオで解が現れ、残る 5 シナリオでは高安定 HV が 2.1〜4.7 倍になる。到達点は 7 シナリオで ILS-baseline の水準に届く：6 つで有意差がなく（うち 5 つは中央値比 1.00〜1.01）、ta21L では中央値比 1.04〜1.05 で有意に上回る。届かないのは la40 だけで、そこでも中央値比は 0.90〜0.95 にとどまる（Holm 補正後 </w:t>
-      </w:r>
-      <w:r>
-        <w:rPr>
-          <w:rFonts w:ascii="Times New Roman" w:hAnsi="Times New Roman" w:cs="Times New Roman"/>
-          <w:i/>
-        </w:rPr>
-        <w:t xml:space="preserve">p</w:t>
-      </w:r>
-      <w:r>
-        <w:rPr>
-          <w:rFonts w:ascii="Times New Roman" w:hAnsi="Times New Roman" w:cs="Times New Roman"/>
-          <w:vertAlign w:val="subscript"/>
-        </w:rPr>
-        <w:t xml:space="preserve">adj</w:t>
-      </w:r>
-      <w:r>
-        <w:rPr>
-          <w:rFonts w:ascii="Times New Roman" w:hAnsi="Times New Roman" w:cs="Times New Roman"/>
-        </w:rPr>
-        <w:t xml:space="preserve">&lt;</w:t>
-      </w:r>
-      <w:r>
-        <w:rPr>
-          <w:rFonts w:ascii="Times New Roman" w:hAnsi="Times New Roman" w:cs="Times New Roman" w:eastAsia="ＭＳ 明朝"/>
-          <w:lang w:val="en-US" w:eastAsia="ja-JP"/>
-        </w:rPr>
-        <w:t xml:space="preserve">0.015）。H2 はこの 1 シナリオを除いて支持された。押し上げが摂動一般の効果か、</w:t>
-      </w:r>
-      <w:r>
-        <w:rPr>
-          <w:rFonts w:ascii="Times New Roman" w:hAnsi="Times New Roman" w:cs="Times New Roman"/>
-          <w:i/>
-        </w:rPr>
-        <w:t xml:space="preserve">S</w:t>
-      </w:r>
-      <w:r>
-        <w:rPr>
-          <w:rFonts w:ascii="Times New Roman" w:hAnsi="Times New Roman" w:cs="Times New Roman"/>
-          <w:i/>
-          <w:vertAlign w:val="subscript"/>
-        </w:rPr>
-        <w:t xml:space="preserve">p</w:t>
-      </w:r>
-      <w:r>
-        <w:rPr>
-          <w:rFonts w:ascii="Times New Roman" w:hAnsi="Times New Roman" w:cs="Times New Roman" w:eastAsia="ＭＳ 明朝"/>
-          <w:lang w:val="en-US" w:eastAsia="ja-JP"/>
-        </w:rPr>
-        <w:t xml:space="preserve"> 方向に固有の効果かは、強度を揃えて方向だけをランダム化した対照実験を 2 シナリオ（mt10・la36S）で回して確かめた：ランダム方向は押し上げの 7 割前後しか再現せず、高安定 HV では演算子に完全分離で及ばず（</w:t>
-      </w:r>
-      <w:r>
-        <w:rPr>
-          <w:rFonts w:ascii="Times New Roman" w:hAnsi="Times New Roman" w:cs="Times New Roman"/>
-          <w:i/>
-        </w:rPr>
-        <w:t xml:space="preserve">p</w:t>
-      </w:r>
-      <w:r>
-        <w:rPr>
-          <w:rFonts w:ascii="Times New Roman" w:hAnsi="Times New Roman" w:cs="Times New Roman"/>
-        </w:rPr>
-        <w:t xml:space="preserve">&lt;</w:t>
-      </w:r>
-      <w:r>
-        <w:rPr>
-          <w:rFonts w:ascii="Times New Roman" w:hAnsi="Times New Roman" w:cs="Times New Roman" w:eastAsia="ＭＳ 明朝"/>
-          <w:lang w:val="en-US" w:eastAsia="ja-JP"/>
-        </w:rPr>
-        <w:t xml:space="preserve">0.001）、同水準に達するには 1.7〜2.4 倍の時間を要する。</w:t>
-      </w:r>
-    </w:p>
-    <w:p>
-      <w:pPr>
-        <w:pStyle w:val="a8"/>
-        <w:spacing w:line="240" w:lineRule="exact"/>
-        <w:jc w:val="both"/>
-      </w:pPr>
-      <w:r>
-        <w:rPr>
-          <w:rFonts w:ascii="Times New Roman" w:hAnsi="Times New Roman" w:cs="Times New Roman" w:eastAsia="ＭＳ 明朝"/>
-          <w:lang w:val="en-US" w:eastAsia="ja-JP"/>
-        </w:rPr>
-        <w:t xml:space="preserve">・</w:t>
-      </w:r>
-      <w:r>
-        <w:rPr>
-          <w:rFonts w:ascii="Times New Roman" w:hAnsi="Times New Roman" w:cs="Times New Roman" w:eastAsia="ＭＳ 明朝"/>
-          <w:b/>
-          <w:lang w:val="en-US" w:eastAsia="ja-JP"/>
-        </w:rPr>
-        <w:t xml:space="preserve">単点探索側は演算子を足してもほとんど伸びない</w:t>
-      </w:r>
-      <w:r>
-        <w:rPr>
-          <w:rFonts w:ascii="Times New Roman" w:hAnsi="Times New Roman" w:cs="Times New Roman" w:eastAsia="ＭＳ 明朝"/>
-          <w:lang w:val="en-US" w:eastAsia="ja-JP"/>
-        </w:rPr>
-        <w:t xml:space="preserve">。演算子を載せた ILS が baseline を上回るのは 8 シナリオ中 2 つ（la36L・ta21L）にとどまる。PR・repair とも la36L で </w:t>
-      </w:r>
-      <w:r>
-        <w:rPr>
-          <w:rFonts w:ascii="Times New Roman" w:hAnsi="Times New Roman" w:cs="Times New Roman"/>
-          <w:i/>
-        </w:rPr>
-        <w:t xml:space="preserve">p</w:t>
-      </w:r>
-      <w:r>
-        <w:rPr>
-          <w:rFonts w:ascii="Times New Roman" w:hAnsi="Times New Roman" w:cs="Times New Roman" w:eastAsia="ＭＳ 明朝"/>
-          <w:lang w:val="en-US" w:eastAsia="ja-JP"/>
-        </w:rPr>
-        <w:t xml:space="preserve">=0.013、ta21L で </w:t>
-      </w:r>
-      <w:r>
-        <w:rPr>
-          <w:rFonts w:ascii="Times New Roman" w:hAnsi="Times New Roman" w:cs="Times New Roman"/>
-          <w:i/>
-        </w:rPr>
-        <w:t xml:space="preserve">p</w:t>
-      </w:r>
-      <w:r>
-        <w:rPr>
-          <w:rFonts w:ascii="Times New Roman" w:hAnsi="Times New Roman" w:cs="Times New Roman"/>
-        </w:rPr>
-        <w:t xml:space="preserve">&lt;</w:t>
-      </w:r>
-      <w:r>
-        <w:rPr>
-          <w:rFonts w:ascii="Times New Roman" w:hAnsi="Times New Roman" w:cs="Times New Roman" w:eastAsia="ＭＳ 明朝"/>
-          <w:lang w:val="en-US" w:eastAsia="ja-JP"/>
-        </w:rPr>
-        <w:t xml:space="preserve">0.001 だが、ILS 側の 8 シナリオ族に Holm 補正を施すと残るのは ta21L のみである（</w:t>
-      </w:r>
-      <w:r>
-        <w:rPr>
-          <w:rFonts w:ascii="Times New Roman" w:hAnsi="Times New Roman" w:cs="Times New Roman"/>
-          <w:i/>
-        </w:rPr>
-        <w:t xml:space="preserve">p</w:t>
-      </w:r>
-      <w:r>
-        <w:rPr>
-          <w:rFonts w:ascii="Times New Roman" w:hAnsi="Times New Roman" w:cs="Times New Roman"/>
-          <w:vertAlign w:val="subscript"/>
-        </w:rPr>
-        <w:t xml:space="preserve">adj</w:t>
-      </w:r>
-      <w:r>
-        <w:rPr>
-          <w:rFonts w:ascii="Times New Roman" w:hAnsi="Times New Roman" w:cs="Times New Roman"/>
-        </w:rPr>
-        <w:t xml:space="preserve">&lt;</w:t>
-      </w:r>
-      <w:r>
-        <w:rPr>
-          <w:rFonts w:ascii="Times New Roman" w:hAnsi="Times New Roman" w:cs="Times New Roman" w:eastAsia="ＭＳ 明朝"/>
-          <w:lang w:val="en-US" w:eastAsia="ja-JP"/>
-        </w:rPr>
-        <w:t xml:space="preserve">0.002。la36L は 0.091）。その ta21L でも改善幅は中央値 0.029→0.031 と小さい（ただし演算子込みの全 trial が baseline の全 trial を上回る, </w:t>
-      </w:r>
-      <w:r>
-        <w:rPr>
-          <w:rFonts w:ascii="Times New Roman" w:hAnsi="Times New Roman" w:cs="Times New Roman"/>
-        </w:rPr>
-        <w:t xml:space="preserve">|</w:t>
-      </w:r>
-      <w:r>
-        <w:rPr>
-          <w:rFonts w:ascii="Times New Roman" w:hAnsi="Times New Roman" w:cs="Times New Roman"/>
-          <w:i/>
-        </w:rPr>
-        <w:t xml:space="preserve">δ</w:t>
-      </w:r>
-      <w:r>
-        <w:rPr>
-          <w:rFonts w:ascii="Times New Roman" w:hAnsi="Times New Roman" w:cs="Times New Roman"/>
-        </w:rPr>
-        <w:t xml:space="preserve">|</w:t>
-      </w:r>
-      <w:r>
-        <w:rPr>
-          <w:rFonts w:ascii="Times New Roman" w:hAnsi="Times New Roman" w:cs="Times New Roman" w:eastAsia="ＭＳ 明朝"/>
-          <w:lang w:val="en-US" w:eastAsia="ja-JP"/>
-        </w:rPr>
-        <w:t xml:space="preserve">=1.0）。残る 6 シナリオでは差がない。</w:t>
-      </w:r>
-    </w:p>
-    <w:p>
-      <w:pPr>
-        <w:pStyle w:val="a8"/>
-        <w:spacing w:line="240" w:lineRule="exact"/>
-        <w:jc w:val="both"/>
-      </w:pPr>
-      <w:r>
-        <w:rPr>
-          <w:rFonts w:ascii="Times New Roman" w:hAnsi="Times New Roman" w:cs="Times New Roman" w:eastAsia="ＭＳ 明朝"/>
-          <w:lang w:val="en-US" w:eastAsia="ja-JP"/>
-        </w:rPr>
-        <w:t xml:space="preserve">同じ演算子の効きが構造で非対称なのは、構造そのものの違いというより、その構造が到達水準に自力で届いているかの違いである。高安定 HV には、複数の手法が到達して止まる水準がある（どのシナリオでも 7 手法中 3〜5 手法が最良値の 2% 以内。図 3）。ILS に載せても Memetic に載せても、その構造が水準に届いていなければ演算子は高安定 HV を押し上げ、届いていれば伸びない。発動設計が同じ単点探索の中でも水準に届いたかどうかで効きが変わるので、非対称は構造ごとに異なる発動設計（表 1）では説明できない。</w:t>
-      </w:r>
-    </w:p>
-    <w:p>
-      <w:pPr>
-        <w:pStyle w:val="2"/>
-        <w:spacing w:before="90" w:after="20" w:line="240" w:lineRule="exact"/>
-      </w:pPr>
-      <w:r>
-        <w:rPr>
-          <w:rFonts w:ascii="Times New Roman" w:hAnsi="Times New Roman" w:cs="Times New Roman" w:eastAsia="ＭＳ 明朝"/>
-          <w:lang w:val="en-US" w:eastAsia="ja-JP"/>
-          <w:sz w:val="22"/>
-          <w:szCs w:val="22"/>
-        </w:rPr>
-        <w:t xml:space="preserve">4.3 Overall HV and AOC: The Best Method Changes with the Criterion Emphasized</w:t>
-      </w:r>
-    </w:p>
-    <w:p>
-      <w:pPr>
-        <w:pStyle w:val="a8"/>
-        <w:spacing w:line="240" w:lineRule="exact"/>
-        <w:jc w:val="both"/>
-      </w:pPr>
-      <w:r>
-        <w:rPr>
-          <w:rFonts w:ascii="Times New Roman" w:hAnsi="Times New Roman" w:cs="Times New Roman" w:eastAsia="ＭＳ 明朝"/>
-          <w:lang w:val="en-US" w:eastAsia="ja-JP"/>
-        </w:rPr>
-        <w:t xml:space="preserve">まず代表 2 シナリオの anytime 全域 HV 曲線で、到達点と到達の早さを同時に見る（図 4）。</w:t>
-      </w:r>
-    </w:p>
-    <w:p>
-      <w:pPr>
-        <w:pStyle w:val="a8"/>
-        <w:spacing w:line="240" w:lineRule="exact"/>
-        <w:jc w:val="both"/>
-      </w:pPr>
-      <w:r>
-        <w:rPr>
-          <w:rFonts w:ascii="Times New Roman" w:hAnsi="Times New Roman" w:cs="Times New Roman" w:eastAsia="ＭＳ 明朝"/>
-          <w:lang w:val="en-US" w:eastAsia="ja-JP"/>
-        </w:rPr>
-        <w:t xml:space="preserve">ta21S では Memetic＋演算子が ILS と同じ水準（1.17）に達するが、到達は ILS の 2.5 秒に対し 6.6〜7.8 秒を要する。la36L では多点探索が 7〜10 秒で ILS を追い越し、ILS が 0.80 で止まるのに対し 0.94 まで伸びる。曲線の終点と立ち上がりの速さは別の手法を最良と指す。</w:t>
+        <w:t xml:space="preserve">ta21S では Memetic＋演算子が ILS と同じ水準（1.17）に達するが、到達は ILS の 2.5 秒に対し 6.6〜7.8 秒を要する。la36L では Memetic が 7〜10 秒で ILS を追い越し、ILS が 0.80 で止まるのに対し 0.94 まで伸びる。曲線の終点と立ち上がりの速さは別の手法を最良と指す。</w:t>
       </w:r>
     </w:p>
     <w:p>
       <w:pPr>
         <w:keepNext/>
+        <w:keepLines/>
         <w:spacing w:line="240" w:lineRule="exact"/>
         <w:jc w:val="center"/>
-        <w:ind w:left="284" w:right="284"/>
-      </w:pPr>
-      <w:r>
-        <w:rPr>
-          <w:rFonts w:ascii="Times New Roman" w:hAnsi="Times New Roman" w:cs="Times New Roman" w:eastAsia="ＭＳ 明朝"/>
-          <w:lang w:val="en-US" w:eastAsia="ja-JP"/>
-        </w:rPr>
-        <w:t xml:space="preserve">表 2. 3 指標の横断要約。各セルは「Friedman 平均順位（小さいほど良い）／ARPD%（各シナリオの最良手法からの相対偏差の 8 シナリオ平均, 低いほど良い）／最良群シナリオ数（そのシナリオの最良手法と有意差がないシナリオの数, /8。両側 Mann–Whitney U, 補正なし）」。Friedman 検定は 3 指標とも </w:t>
+      </w:pPr>
+      <w:r>
+        <w:rPr>
+          <w:rFonts w:ascii="Times New Roman" w:hAnsi="Times New Roman" w:cs="Times New Roman" w:eastAsia="ＭＳ 明朝"/>
+          <w:lang w:val="en-US" w:eastAsia="ja-JP"/>
+        </w:rPr>
+        <w:t xml:space="preserve">表 2. 3 指標の横断要約。各セルは「Friedman 平均順位／ARPD%（各シナリオの最良手法からの相対偏差の 8 シナリオ平均）／首位群シナリオ数（そのシナリオの最良手法と有意差がないシナリオ数, /8。両側 Mann–Whitney U, 補正なし）」で、前 2 者は小さいほど、最後は多いほど良い。Friedman 検定は 3 指標とも </w:t>
       </w:r>
       <w:r>
         <w:rPr>
@@ -6227,7 +6287,7 @@
           <w:rFonts w:ascii="Times New Roman" w:hAnsi="Times New Roman" w:cs="Times New Roman" w:eastAsia="ＭＳ 明朝"/>
           <w:lang w:val="en-US" w:eastAsia="ja-JP"/>
         </w:rPr>
-        <w:t xml:space="preserve"> は全域 HV 0.59・高安定 HV 0.81・AOC 0.63。8 シナリオは la36 ラダーと ta21 対を含み互いに独立でないため、横断順位は順位一貫性の探索的要約として扱う。</w:t>
+        <w:t xml:space="preserve"> は列の順に 0.59・0.81・0.63。8 シナリオは互いに独立でない（§4.1）ため、横断順位は順位一貫性の探索的要約である。</w:t>
       </w:r>
     </w:p>
     <w:tbl>
@@ -6995,7 +7055,7 @@
           <w:rFonts w:ascii="Times New Roman" w:hAnsi="Times New Roman" w:cs="Times New Roman" w:eastAsia="ＭＳ 明朝"/>
           <w:lang w:val="en-US" w:eastAsia="ja-JP"/>
         </w:rPr>
-        <w:t xml:space="preserve"> 最良の水準に達するのは演算子を載せた Memetic で、表 2 でも首位群を占める。ILS 系の水準はシナリオに依存し、4 シナリオ（la36S・ta21S・la40・la21）では最良に並ぶが、残る 4 つでは 5〜38% 下回る（図 4 の 2 パネルはこの両方にあたる）。演算子をもたない 2 手法どうしでは両構造は互角で、ILS-baseline が有意に上回るのは前者の 4 シナリオ、Memetic-baseline が上回るのは la36M・mt10・la36L、ta21L は有意差がない（</w:t>
+        <w:t xml:space="preserve"> 最良の水準に達するのは演算子を載せた Memetic で、表 2 でも首位群を占める。ILS 系の水準はシナリオに依存し、4 シナリオ（la36S・ta21S・la40・la21）では最良に並ぶが、残る 4 つでは 5〜38% 下回る。演算子をもたない 2 手法どうしでも勝者は入れ替わり、ILS 系が最良に並ぶ 4 シナリオでは ILS-baseline、下回る 4 つでは Memetic-baseline が有意に上回る（うち 1 つは有意差なし）。ゆえに §4.2 の高安定領域の差は、ILS が全体として優れていることの反映ではない。演算子の効き方はここでも §4.2 と同じ向きに分かれる：Memetic の全域 HV を 8 シナリオ中 6 で有意に押し上げる（+2.8〜11.7%。残る 2 つは演算子なしで既に ILS を上回る）のに対し、ILS では全シナリオで ±0.5% 以内にとどまる（最良を 15〜38% 下回る 3 シナリオでも同じ）。掃引全体で到達した最小 MS も同じ構図で、ILS 系が並ぶ 4 シナリオでは GA を除く全手法が一致し、下回る 4 つでは Memetic 系が低い（3 つで 1.2〜2.2%, </w:t>
       </w:r>
       <w:r>
         <w:rPr>
@@ -7006,20 +7066,6 @@
       </w:r>
       <w:r>
         <w:rPr>
-          <w:rFonts w:ascii="Times New Roman" w:hAnsi="Times New Roman" w:cs="Times New Roman" w:eastAsia="ＭＳ 明朝"/>
-          <w:lang w:val="en-US" w:eastAsia="ja-JP"/>
-        </w:rPr>
-        <w:t xml:space="preserve">=0.16）。勝者が入れ替わる以上、§4.2 の高安定領域の差は ILS が全体として優れていることの反映ではない。演算子の効き方はここでも §4.2 と同じ向きに分かれる：Memetic の全域 HV を 8 シナリオ中 6 で有意に押し上げる（+2.8〜11.7%。残る 2 つは演算子なしでも既に ILS を上回るシナリオである）のに対し、ILS では全シナリオで ±0.5% 以内にとどまる。ILS の全域 HV が最良を 15〜38% 下回る 3 シナリオでも変わらない。フロントの効率端（10 重みの掃引全体で到達した最小 MS）も同じ構図で、前者の 4 シナリオでは GA を除く全手法が一致し、後者では多点探索側が低い（3 つで 1.2〜2.2%, </w:t>
-      </w:r>
-      <w:r>
-        <w:rPr>
-          <w:rFonts w:ascii="Times New Roman" w:hAnsi="Times New Roman" w:cs="Times New Roman"/>
-          <w:i/>
-        </w:rPr>
-        <w:t xml:space="preserve">p</w:t>
-      </w:r>
-      <w:r>
-        <w:rPr>
           <w:rFonts w:ascii="Times New Roman" w:hAnsi="Times New Roman" w:cs="Times New Roman"/>
         </w:rPr>
         <w:t xml:space="preserve">&lt;</w:t>
@@ -7029,7 +7075,7 @@
           <w:rFonts w:ascii="Times New Roman" w:hAnsi="Times New Roman" w:cs="Times New Roman" w:eastAsia="ＭＳ 明朝"/>
           <w:lang w:val="en-US" w:eastAsia="ja-JP"/>
         </w:rPr>
-        <w:t xml:space="preserve">0.001）。演算子はこの端点には効かない。</w:t>
+        <w:t xml:space="preserve">0.001）。演算子はこの最小 MS には効かない。</w:t>
       </w:r>
     </w:p>
     <w:tbl>
@@ -7156,7 +7202,7 @@
           <w:rFonts w:ascii="Times New Roman" w:hAnsi="Times New Roman" w:cs="Times New Roman" w:eastAsia="ＭＳ 明朝"/>
           <w:lang w:val="en-US" w:eastAsia="ja-JP"/>
         </w:rPr>
-        <w:t xml:space="preserve"> 最良の水準に並ぶのは ILS 系 3 手法で、6 シナリオで最良から 2% 以内にある（表 2）。残る la36S・mt10 では Memetic-baseline が最良で ILS 系は 10〜22% 下回り、演算子をもたない 2 手法どうしの有意差もこれと同じ 6 対 2 に分かれる。AOC は対数時間で早期を重く見るため、</w:t>
+        <w:t xml:space="preserve"> 最良の水準に並ぶのは ILS 系 3 手法で、6 シナリオで最良から 2% 以内にある（表 2）。残る la36S・mt10 では Memetic-baseline が最良で ILS 系は 10〜22% 下回る。AOC は対数時間で早期を重く見るため、</w:t>
       </w:r>
       <w:r>
         <w:rPr>
@@ -7178,7 +7224,7 @@
           <w:rFonts w:ascii="Times New Roman" w:hAnsi="Times New Roman" w:cs="Times New Roman" w:eastAsia="ＭＳ 明朝"/>
           <w:lang w:val="en-US" w:eastAsia="ja-JP"/>
         </w:rPr>
-        <w:t xml:space="preserve"> を初期解として受け取る ILS の早さを強く反映する（図 4）。演算子の効き方はここでも非対称だが、全域 HV とは向きが逆で多点探索側のコストとして現れ、しかもその原因は埋め残しではなく発動の仕方そのものである：ILS では 3 手法の差が全シナリオで 3% 以内かつ有意でない（単点探索側は演算子が停滞時にしか発動しないため）のに対し、PR は Memetic の AOC を 8 シナリオ中 5 で有意に下げる（7〜26%）。PR は </w:t>
+        <w:t xml:space="preserve"> を初期解として受け取る ILS の早さを強く反映する（図 4）。効き方はここでも非対称だが、向きは逆で Memetic のコストになる。PR は </w:t>
       </w:r>
       <w:r>
         <w:rPr>
@@ -7200,7 +7246,7 @@
           <w:rFonts w:ascii="Times New Roman" w:hAnsi="Times New Roman" w:cs="Times New Roman" w:eastAsia="ＭＳ 明朝"/>
           <w:lang w:val="en-US" w:eastAsia="ja-JP"/>
         </w:rPr>
-        <w:t xml:space="preserve"> までの経路を辿り切り、中間解を再最適化してから返すため 1 回の呼び出しが重い。多点探索に載せる 2 つの演算子を比べると、最終的な品質はほぼ同等（有意差は全域 HV で 2/8、高安定 HV で 3/8 シナリオのみ）で、AOC では repair が PR を 6/8 シナリオで有意に上回る。</w:t>
+        <w:t xml:space="preserve"> までの経路を辿り切って中間解を再最適化するため 1 回が重く、個体ごとに発動する Memetic では AOC を 8 シナリオ中 5 で有意に下げる（7〜26%）。停滞時にしか発動しない ILS では 3 手法の差が全シナリオで 3% 以内かつ有意でない。</w:t>
       </w:r>
     </w:p>
     <w:p>
@@ -7212,14 +7258,24 @@
       <w:r>
         <w:rPr>
           <w:rFonts w:ascii="Times New Roman" w:hAnsi="Times New Roman" w:cs="Times New Roman" w:eastAsia="ＭＳ 明朝"/>
-          <w:lang w:val="en-US" w:eastAsia="ja-JP"/>
-        </w:rPr>
-        <w:t xml:space="preserve">最良手法は評価軸で替わる（表 2）：全域 HV なら Memetic＋演算子、AOC なら ILS 系、高安定 HV は両者が並ぶ。3 指標すべてで下位群に落ちないのは ILS 系と Memetic+repair である。</w:t>
+          <w:b/>
+          <w:lang w:val="en-US" w:eastAsia="ja-JP"/>
+        </w:rPr>
+        <w:t xml:space="preserve">PR か repair か.</w:t>
+      </w:r>
+      <w:r>
+        <w:rPr>
+          <w:rFonts w:ascii="Times New Roman" w:hAnsi="Times New Roman" w:cs="Times New Roman" w:eastAsia="ＭＳ 明朝"/>
+          <w:lang w:val="en-US" w:eastAsia="ja-JP"/>
+        </w:rPr>
+        <w:t xml:space="preserve"> ILS ではどちらを載せてもほぼ同じで、3 指標とも差は 2% 以内にとどまる（有意差は全域 HV の 2 シナリオのみで、向きも逆である）。Memetic では評価軸で替わる。最終的な品質は PR がわずかに優り、有意差は全域 HV で 2/8、高安定 HV で 3/8 と少ないが、向きはいずれも PR 優位である。AOC では逆に repair が 6/8 シナリオで有意に上回る。</w:t>
       </w:r>
     </w:p>
     <w:p>
       <w:pPr>
         <w:pStyle w:val="2"/>
+        <w:keepNext/>
+        <w:keepLines/>
         <w:spacing w:before="90" w:after="20" w:line="240" w:lineRule="exact"/>
       </w:pPr>
       <w:r>
@@ -7243,7 +7299,7 @@
           <w:rFonts w:ascii="Times New Roman" w:hAnsi="Times New Roman" w:cs="Times New Roman" w:eastAsia="ＭＳ 明朝"/>
           <w:lang w:val="en-US" w:eastAsia="ja-JP"/>
         </w:rPr>
-        <w:t xml:space="preserve">本研究は、高品質な元計画 </w:t>
+        <w:t xml:space="preserve">再スケジューリングでは、外乱前の元計画 </w:t>
       </w:r>
       <w:r>
         <w:rPr>
@@ -7265,7 +7321,29 @@
           <w:rFonts w:ascii="Times New Roman" w:hAnsi="Times New Roman" w:cs="Times New Roman" w:eastAsia="ＭＳ 明朝"/>
           <w:lang w:val="en-US" w:eastAsia="ja-JP"/>
         </w:rPr>
-        <w:t xml:space="preserve"> が既に存在する再スケジューリングにおいて、探索構造と安定性誘導演算子の関係を、8 シナリオ × 7 手法 × n=10 の統制比較で検証した。主な知見は次の通りである。</w:t>
+        <w:t xml:space="preserve"> が探索を始める前から手元にある。本研究は、これを活かして安定性を確保するという目的のもとで、探索構造と安定性誘導演算子の関係を、局所探索・目的関数・</w:t>
+      </w:r>
+      <w:r>
+        <w:rPr>
+          <w:rFonts w:ascii="Times New Roman" w:hAnsi="Times New Roman" w:cs="Times New Roman"/>
+          <w:i/>
+        </w:rPr>
+        <w:t xml:space="preserve">S</w:t>
+      </w:r>
+      <w:r>
+        <w:rPr>
+          <w:rFonts w:ascii="Times New Roman" w:hAnsi="Times New Roman" w:cs="Times New Roman"/>
+          <w:i/>
+          <w:vertAlign w:val="subscript"/>
+        </w:rPr>
+        <w:t xml:space="preserve">p</w:t>
+      </w:r>
+      <w:r>
+        <w:rPr>
+          <w:rFonts w:ascii="Times New Roman" w:hAnsi="Times New Roman" w:cs="Times New Roman" w:eastAsia="ＭＳ 明朝"/>
+          <w:lang w:val="en-US" w:eastAsia="ja-JP"/>
+        </w:rPr>
+        <w:t xml:space="preserve"> の供給・予算を揃えた 8 シナリオ × 7 手法 × n=10 の統制比較で検証した。主な知見は次の通りである。</w:t>
       </w:r>
     </w:p>
     <w:p>
@@ -7294,75 +7372,7 @@
           <w:rFonts w:ascii="Times New Roman" w:hAnsi="Times New Roman" w:cs="Times New Roman" w:eastAsia="ＭＳ 明朝"/>
           <w:lang w:val="en-US" w:eastAsia="ja-JP"/>
         </w:rPr>
-        <w:t xml:space="preserve"> 高安定 HV で、同一 N5 を揃えた多点探索を全 8 シナリオで完全分離で上回った（</w:t>
-      </w:r>
-      <w:r>
-        <w:rPr>
-          <w:rFonts w:ascii="Times New Roman" w:hAnsi="Times New Roman" w:cs="Times New Roman"/>
-          <w:i/>
-        </w:rPr>
-        <w:t xml:space="preserve">p</w:t>
-      </w:r>
-      <w:r>
-        <w:rPr>
-          <w:rFonts w:ascii="Times New Roman" w:hAnsi="Times New Roman" w:cs="Times New Roman"/>
-        </w:rPr>
-        <w:t xml:space="preserve">&lt;</w:t>
-      </w:r>
-      <w:r>
-        <w:rPr>
-          <w:rFonts w:ascii="Times New Roman" w:hAnsi="Times New Roman" w:cs="Times New Roman" w:eastAsia="ＭＳ 明朝"/>
-          <w:lang w:val="en-US" w:eastAsia="ja-JP"/>
-        </w:rPr>
-        <w:t xml:space="preserve">0.001, </w:t>
-      </w:r>
-      <w:r>
-        <w:rPr>
-          <w:rFonts w:ascii="Times New Roman" w:hAnsi="Times New Roman" w:cs="Times New Roman"/>
-        </w:rPr>
-        <w:t xml:space="preserve">|</w:t>
-      </w:r>
-      <w:r>
-        <w:rPr>
-          <w:rFonts w:ascii="Times New Roman" w:hAnsi="Times New Roman" w:cs="Times New Roman"/>
-          <w:i/>
-        </w:rPr>
-        <w:t xml:space="preserve">δ</w:t>
-      </w:r>
-      <w:r>
-        <w:rPr>
-          <w:rFonts w:ascii="Times New Roman" w:hAnsi="Times New Roman" w:cs="Times New Roman"/>
-        </w:rPr>
-        <w:t xml:space="preserve">|</w:t>
-      </w:r>
-      <w:r>
-        <w:rPr>
-          <w:rFonts w:ascii="Times New Roman" w:hAnsi="Times New Roman" w:cs="Times New Roman" w:eastAsia="ＭＳ 明朝"/>
-          <w:lang w:val="en-US" w:eastAsia="ja-JP"/>
-        </w:rPr>
-        <w:t xml:space="preserve">=1.0。5 シナリオで 2.0〜4.5 倍・残る 3 シナリオでは多点探索が高安定領域にほぼ届かない）。全域 HV では両者は互角である。この差は、局所探索・目的関数・</w:t>
-      </w:r>
-      <w:r>
-        <w:rPr>
-          <w:rFonts w:ascii="Times New Roman" w:hAnsi="Times New Roman" w:cs="Times New Roman"/>
-          <w:i/>
-        </w:rPr>
-        <w:t xml:space="preserve">S</w:t>
-      </w:r>
-      <w:r>
-        <w:rPr>
-          <w:rFonts w:ascii="Times New Roman" w:hAnsi="Times New Roman" w:cs="Times New Roman"/>
-          <w:i/>
-          <w:vertAlign w:val="subscript"/>
-        </w:rPr>
-        <w:t xml:space="preserve">p</w:t>
-      </w:r>
-      <w:r>
-        <w:rPr>
-          <w:rFonts w:ascii="Times New Roman" w:hAnsi="Times New Roman" w:cs="Times New Roman" w:eastAsia="ＭＳ 明朝"/>
-          <w:lang w:val="en-US" w:eastAsia="ja-JP"/>
-        </w:rPr>
-        <w:t xml:space="preserve"> の供給・予算を揃えた条件下で残ったものである（限界 (v)）。</w:t>
+        <w:t xml:space="preserve"> 高安定 HV は全 8 シナリオの全試行で単点探索が上回った。3 シナリオでは多点探索が高安定領域にほぼ届かず、残る 5 つでも 2.0〜4.5 倍の開きがある。</w:t>
       </w:r>
     </w:p>
     <w:p>
@@ -7384,14 +7394,14 @@
           <w:b/>
           <w:lang w:val="en-US" w:eastAsia="ja-JP"/>
         </w:rPr>
-        <w:t xml:space="preserve">H2：安定性誘導演算子の効果は載せる探索構造に依存して非対称に現れる.</w:t>
-      </w:r>
-      <w:r>
-        <w:rPr>
-          <w:rFonts w:ascii="Times New Roman" w:hAnsi="Times New Roman" w:cs="Times New Roman" w:eastAsia="ＭＳ 明朝"/>
-          <w:lang w:val="en-US" w:eastAsia="ja-JP"/>
-        </w:rPr>
-        <w:t xml:space="preserve"> 多点探索に対しては高安定 HV を全 8 シナリオの全試行で押し上げ、8 シナリオ中 7 つで ILS 水準へ引き上げる（H2）一方、高安定領域を自力で埋め終えた単点探索ではほとんど伸びない。ただし ILS が埋めきれない ta21L では、単点探索にも小さいが一貫した上積みが残る。単点探索側の比較は事前に方向を予測していないので（§3.4）、この非対称は仮説の検定結果ではなく、仮説を「演算子の価値は搭載先が自力で高安定領域を埋めているかに条件付く」と精密化する結果である。</w:t>
+        <w:t xml:space="preserve">H2 と構造間比較：演算子は多点探索を単点探索の水準へ引き上げ、単点探索自身にはほとんど足さない.</w:t>
+      </w:r>
+      <w:r>
+        <w:rPr>
+          <w:rFonts w:ascii="Times New Roman" w:hAnsi="Times New Roman" w:cs="Times New Roman" w:eastAsia="ＭＳ 明朝"/>
+          <w:lang w:val="en-US" w:eastAsia="ja-JP"/>
+        </w:rPr>
+        <w:t xml:space="preserve"> 高安定 HV には、複数の手法が到達して止まる水準がある。多点探索はこの水準に自力では届かないが、演算子を載せると全試行で高安定 HV が押し上がり、8 シナリオ中 7 つでその水準に達する。一方、自力で水準に届いている単点探索では演算子を載せてもほとんど伸びず、改善したのは単点探索自身が水準を下回った 2 シナリオに限られる。演算子が効くかは構造の違いそのものではなく、その構造が水準に自力で届いているかで分かれる。</w:t>
       </w:r>
     </w:p>
     <w:p>
@@ -7420,7 +7430,7 @@
           <w:rFonts w:ascii="Times New Roman" w:hAnsi="Times New Roman" w:cs="Times New Roman" w:eastAsia="ＭＳ 明朝"/>
           <w:lang w:val="en-US" w:eastAsia="ja-JP"/>
         </w:rPr>
-        <w:t xml:space="preserve"> 手法をこの 3 つの軸で測ると、最良手法は軸ごとに替わる：トレードオフ全体の品質（全域 HV）は Memetic＋安定性誘導演算子、高安定領域の品質（高安定 HV）は ILS と Memetic＋演算子の双方、anytime 性能（AOC）は ILS 系が優れる。ゆえに計算時間を許容してトレードオフ全体の品質を追求するなら Memetic＋演算子、変更の少ない再計画を早く出すなら ILS を選ぶ。効率だけを重視する場合も、多点探索側が同等以上である（§4.3）。Memetic に載せる演算子は、最終的な品質では PR と repair がほぼ並び、anytime 性能では repair が上回る（§4.3）。</w:t>
+        <w:t xml:space="preserve"> トレードオフ全体の品質（全域 HV）は Memetic＋安定性誘導演算子、高安定領域の品質（高安定 HV）は ILS と Memetic＋演算子の双方、anytime 性能（AOC）は ILS 系が優れる。ゆえに計算時間を許容してトレードオフ全体の品質を追求するなら Memetic＋演算子、変更の少ない再計画を早く出すなら ILS を選ぶ（効率だけを重視する場合も Memetic 系が同等以上である）。Memetic に載せる演算子は、最終的な品質ではわずかに PR、anytime 性能では repair が上回る（§4.3）。</w:t>
       </w:r>
     </w:p>
     <w:p>
@@ -7434,7 +7444,7 @@
           <w:rFonts w:ascii="Times New Roman" w:hAnsi="Times New Roman" w:cs="Times New Roman" w:eastAsia="ＭＳ 明朝"/>
           <w:lang w:val="en-US" w:eastAsia="ja-JP"/>
         </w:rPr>
-        <w:t xml:space="preserve">本研究の中心的貢献は、安定性の確保を探索空間の制限でなく演算子として実装し、</w:t>
+        <w:t xml:space="preserve">本研究の中心的貢献は、再スケジューリングの手法を</w:t>
       </w:r>
       <w:r>
         <w:rPr>
@@ -7442,14 +7452,14 @@
           <w:b/>
           <w:lang w:val="en-US" w:eastAsia="ja-JP"/>
         </w:rPr>
-        <w:t xml:space="preserve">同じ演算子の価値が搭載先の探索構造によって大きく変わることを、局所探索を揃えた統制下で切り分けた</w:t>
-      </w:r>
-      <w:r>
-        <w:rPr>
-          <w:rFonts w:ascii="Times New Roman" w:hAnsi="Times New Roman" w:cs="Times New Roman" w:eastAsia="ＭＳ 明朝"/>
-          <w:lang w:val="en-US" w:eastAsia="ja-JP"/>
-        </w:rPr>
-        <w:t xml:space="preserve">ことである。結果は、§2 で仮説の根拠とした説明——組み替えで散った多点探索は高安定領域の解を生成できず、</w:t>
+        <w:t xml:space="preserve">高安定領域に限った品質</w:t>
+      </w:r>
+      <w:r>
+        <w:rPr>
+          <w:rFonts w:ascii="Times New Roman" w:hAnsi="Times New Roman" w:cs="Times New Roman" w:eastAsia="ＭＳ 明朝"/>
+          <w:lang w:val="en-US" w:eastAsia="ja-JP"/>
+        </w:rPr>
+        <w:t xml:space="preserve">で評価する形式を置き、その上で、主流である多点探索がこの領域を埋め切れないこと、そして </w:t>
       </w:r>
       <w:r>
         <w:rPr>
@@ -7471,7 +7481,22 @@
           <w:rFonts w:ascii="Times New Roman" w:hAnsi="Times New Roman" w:cs="Times New Roman" w:eastAsia="ＭＳ 明朝"/>
           <w:lang w:val="en-US" w:eastAsia="ja-JP"/>
         </w:rPr>
-        <w:t xml:space="preserve"> へ戻す経路上の中間解がそれを補う——と整合する。</w:t>
+        <w:t xml:space="preserve"> 方向への移動を</w:t>
+      </w:r>
+      <w:r>
+        <w:rPr>
+          <w:rFonts w:ascii="Times New Roman" w:hAnsi="Times New Roman" w:cs="Times New Roman" w:eastAsia="ＭＳ 明朝"/>
+          <w:b/>
+          <w:lang w:val="en-US" w:eastAsia="ja-JP"/>
+        </w:rPr>
+        <w:t xml:space="preserve">演算子</w:t>
+      </w:r>
+      <w:r>
+        <w:rPr>
+          <w:rFonts w:ascii="Times New Roman" w:hAnsi="Times New Roman" w:cs="Times New Roman" w:eastAsia="ＭＳ 明朝"/>
+          <w:lang w:val="en-US" w:eastAsia="ja-JP"/>
+        </w:rPr>
+        <w:t xml:space="preserve">として与えればその不足が埋まることを、局所探索を揃えた統制下で示した点にある。演算子の価値は、搭載先の構造が自力でこの領域を埋めているかで決まる。ある演算子が有効だという報告は、どの構造に載せたかを抜きにしては一般化できない。</w:t>
       </w:r>
     </w:p>
     <w:p>
@@ -7493,7 +7518,7 @@
           <w:rFonts w:ascii="Times New Roman" w:hAnsi="Times New Roman" w:cs="Times New Roman" w:eastAsia="ＭＳ 明朝"/>
           <w:lang w:val="en-US" w:eastAsia="ja-JP"/>
         </w:rPr>
-        <w:t xml:space="preserve"> (i) n=10 に基づく（完全分離した主結論は頑健だが境界事例は別）。(ii) 安定性を順序偏差でのみ測っており、開始時刻偏差下での妥当性は未検証である（§3.1）。(iii) H1・H2 と演算子効果の非対称は、作業集合を保つ作業遅延型の外乱で確立した。特急ジョブの割込みやジョブ削除のように作業集合そのものを変える外乱では、</w:t>
+        <w:t xml:space="preserve"> (i) n=10 に基づく（完全分離した主結論は頑健だが境界事例は別）。(ii) 安定性を順序偏差でのみ測っており、開始時刻偏差下での妥当性は未検証である（§3.1）。(iii) 外乱は作業集合を保つ作業遅延型に限る。特急ジョブの割込みのように作業集合そのものを変える外乱では、</w:t>
       </w:r>
       <w:r>
         <w:rPr>
@@ -7515,7 +7540,7 @@
           <w:rFonts w:ascii="Times New Roman" w:hAnsi="Times New Roman" w:cs="Times New Roman" w:eastAsia="ＭＳ 明朝"/>
           <w:lang w:val="en-US" w:eastAsia="ja-JP"/>
         </w:rPr>
-        <w:t xml:space="preserve"> が完全な参照解でなくなり安定性（</w:t>
+        <w:t xml:space="preserve"> が完全な参照解でなくなり安定性（式(1)）の定義自体が変わる。(iv) 各シナリオの </w:t>
       </w:r>
       <w:r>
         <w:rPr>
@@ -7537,51 +7562,7 @@
           <w:rFonts w:ascii="Times New Roman" w:hAnsi="Times New Roman" w:cs="Times New Roman" w:eastAsia="ＭＳ 明朝"/>
           <w:lang w:val="en-US" w:eastAsia="ja-JP"/>
         </w:rPr>
-        <w:t xml:space="preserve"> からの偏差, 式(1)）の定義自体が変わるため、同じ非対称が成り立つかは本研究の射程外である。(iv) 各シナリオの </w:t>
-      </w:r>
-      <w:r>
-        <w:rPr>
-          <w:rFonts w:ascii="Times New Roman" w:hAnsi="Times New Roman" w:cs="Times New Roman"/>
-          <w:i/>
-        </w:rPr>
-        <w:t xml:space="preserve">S</w:t>
-      </w:r>
-      <w:r>
-        <w:rPr>
-          <w:rFonts w:ascii="Times New Roman" w:hAnsi="Times New Roman" w:cs="Times New Roman"/>
-          <w:i/>
-          <w:vertAlign w:val="subscript"/>
-        </w:rPr>
-        <w:t xml:space="preserve">p</w:t>
-      </w:r>
-      <w:r>
-        <w:rPr>
-          <w:rFonts w:ascii="Times New Roman" w:hAnsi="Times New Roman" w:cs="Times New Roman" w:eastAsia="ＭＳ 明朝"/>
-          <w:lang w:val="en-US" w:eastAsia="ja-JP"/>
-        </w:rPr>
-        <w:t xml:space="preserve"> は 1 つであり、</w:t>
-      </w:r>
-      <w:r>
-        <w:rPr>
-          <w:rFonts w:ascii="Times New Roman" w:hAnsi="Times New Roman" w:cs="Times New Roman"/>
-          <w:i/>
-        </w:rPr>
-        <w:t xml:space="preserve">S</w:t>
-      </w:r>
-      <w:r>
-        <w:rPr>
-          <w:rFonts w:ascii="Times New Roman" w:hAnsi="Times New Roman" w:cs="Times New Roman"/>
-          <w:i/>
-          <w:vertAlign w:val="subscript"/>
-        </w:rPr>
-        <w:t xml:space="preserve">p</w:t>
-      </w:r>
-      <w:r>
-        <w:rPr>
-          <w:rFonts w:ascii="Times New Roman" w:hAnsi="Times New Roman" w:cs="Times New Roman" w:eastAsia="ＭＳ 明朝"/>
-          <w:lang w:val="en-US" w:eastAsia="ja-JP"/>
-        </w:rPr>
-        <w:t xml:space="preserve"> の品質が結果に与える影響は検証していない。(v) 各探索構造の代表は 1 手法ずつであり（単点探索＝ILS、多点探索＝Memetic、交叉は PPX の 1 方式）、構造間の差が各構造内の手法選択や交叉方式にどこまで依存するかは検証していない。</w:t>
+        <w:t xml:space="preserve"> は 1 つであり、その品質が結果に与える影響は検証していない。(v) 各探索構造の代表は 1 手法ずつである（単点探索＝ILS、多点探索＝Memetic、交叉は PPX の 1 方式）。</w:t>
       </w:r>
     </w:p>
     <w:p>
@@ -7603,7 +7584,7 @@
           <w:rFonts w:ascii="Times New Roman" w:hAnsi="Times New Roman" w:cs="Times New Roman" w:eastAsia="ＭＳ 明朝"/>
           <w:lang w:val="en-US" w:eastAsia="ja-JP"/>
         </w:rPr>
-        <w:t xml:space="preserve"> 開始時刻偏差下での再検証、特急ジョブの割込みなど作業集合を変える外乱への拡張、範囲限定型と安定性誘導演算子の統合（影響波及範囲内での演算子の併用）の検証、組み替えを </w:t>
+        <w:t xml:space="preserve"> 上記 (ii)(iii)(v) の条件を変えた再検証に加え、範囲限定型と演算子の統合（影響波及範囲内での併用）、組み替えを </w:t>
       </w:r>
       <w:r>
         <w:rPr>
@@ -7653,6 +7634,8 @@
     <w:p>
       <w:pPr>
         <w:pStyle w:val="2"/>
+        <w:keepNext/>
+        <w:keepLines/>
         <w:spacing w:before="90" w:after="20" w:line="240" w:lineRule="exact"/>
       </w:pPr>
       <w:r>

--- a/doc/paper_apiems2026_v2/APIEMS2026_draft_v2_ja.docx
+++ b/doc/paper_apiems2026_v2/APIEMS2026_draft_v2_ja.docx
@@ -7518,7 +7518,21 @@
           <w:rFonts w:ascii="Times New Roman" w:hAnsi="Times New Roman" w:cs="Times New Roman" w:eastAsia="ＭＳ 明朝"/>
           <w:lang w:val="en-US" w:eastAsia="ja-JP"/>
         </w:rPr>
-        <w:t xml:space="preserve"> (i) n=10 に基づく（完全分離した主結論は頑健だが境界事例は別）。(ii) 安定性を順序偏差でのみ測っており、開始時刻偏差下での妥当性は未検証である（§3.1）。(iii) 外乱は作業集合を保つ作業遅延型に限る。特急ジョブの割込みのように作業集合そのものを変える外乱では、</w:t>
+        <w:t xml:space="preserve"> (i) </w:t>
+      </w:r>
+      <w:r>
+        <w:rPr>
+          <w:rFonts w:ascii="Times New Roman" w:hAnsi="Times New Roman" w:cs="Times New Roman"/>
+          <w:i/>
+        </w:rPr>
+        <w:t xml:space="preserve">p</w:t>
+      </w:r>
+      <w:r>
+        <w:rPr>
+          <w:rFonts w:ascii="Times New Roman" w:hAnsi="Times New Roman" w:cs="Times New Roman" w:eastAsia="ＭＳ 明朝"/>
+          <w:lang w:val="en-US" w:eastAsia="ja-JP"/>
+        </w:rPr>
+        <w:t xml:space="preserve"> が有意水準のきわにある比較は n=10 では決着していない。(ii) 開始時刻偏差の下での妥当性は検証していない。(iii) 外乱は作業遅延に限る。(iv) </w:t>
       </w:r>
       <w:r>
         <w:rPr>
@@ -7540,95 +7554,7 @@
           <w:rFonts w:ascii="Times New Roman" w:hAnsi="Times New Roman" w:cs="Times New Roman" w:eastAsia="ＭＳ 明朝"/>
           <w:lang w:val="en-US" w:eastAsia="ja-JP"/>
         </w:rPr>
-        <w:t xml:space="preserve"> が完全な参照解でなくなり安定性（式(1)）の定義自体が変わる。(iv) 各シナリオの </w:t>
-      </w:r>
-      <w:r>
-        <w:rPr>
-          <w:rFonts w:ascii="Times New Roman" w:hAnsi="Times New Roman" w:cs="Times New Roman"/>
-          <w:i/>
-        </w:rPr>
-        <w:t xml:space="preserve">S</w:t>
-      </w:r>
-      <w:r>
-        <w:rPr>
-          <w:rFonts w:ascii="Times New Roman" w:hAnsi="Times New Roman" w:cs="Times New Roman"/>
-          <w:i/>
-          <w:vertAlign w:val="subscript"/>
-        </w:rPr>
-        <w:t xml:space="preserve">p</w:t>
-      </w:r>
-      <w:r>
-        <w:rPr>
-          <w:rFonts w:ascii="Times New Roman" w:hAnsi="Times New Roman" w:cs="Times New Roman" w:eastAsia="ＭＳ 明朝"/>
-          <w:lang w:val="en-US" w:eastAsia="ja-JP"/>
-        </w:rPr>
-        <w:t xml:space="preserve"> は 1 つであり、その品質が結果に与える影響は検証していない。(v) 各探索構造の代表は 1 手法ずつである（単点探索＝ILS、多点探索＝Memetic、交叉は PPX の 1 方式）。</w:t>
-      </w:r>
-    </w:p>
-    <w:p>
-      <w:pPr>
-        <w:pStyle w:val="a8"/>
-        <w:spacing w:line="240" w:lineRule="exact"/>
-        <w:jc w:val="both"/>
-      </w:pPr>
-      <w:r>
-        <w:rPr>
-          <w:rFonts w:ascii="Times New Roman" w:hAnsi="Times New Roman" w:cs="Times New Roman" w:eastAsia="ＭＳ 明朝"/>
-          <w:b/>
-          <w:lang w:val="en-US" w:eastAsia="ja-JP"/>
-        </w:rPr>
-        <w:t xml:space="preserve">今後の課題.</w:t>
-      </w:r>
-      <w:r>
-        <w:rPr>
-          <w:rFonts w:ascii="Times New Roman" w:hAnsi="Times New Roman" w:cs="Times New Roman" w:eastAsia="ＭＳ 明朝"/>
-          <w:lang w:val="en-US" w:eastAsia="ja-JP"/>
-        </w:rPr>
-        <w:t xml:space="preserve"> 上記 (ii)(iii)(v) の条件を変えた再検証に加え、範囲限定型と演算子の統合（影響波及範囲内での併用）、組み替えを </w:t>
-      </w:r>
-      <w:r>
-        <w:rPr>
-          <w:rFonts w:ascii="Times New Roman" w:hAnsi="Times New Roman" w:cs="Times New Roman"/>
-          <w:i/>
-        </w:rPr>
-        <w:t xml:space="preserve">S</w:t>
-      </w:r>
-      <w:r>
-        <w:rPr>
-          <w:rFonts w:ascii="Times New Roman" w:hAnsi="Times New Roman" w:cs="Times New Roman"/>
-          <w:i/>
-          <w:vertAlign w:val="subscript"/>
-        </w:rPr>
-        <w:t xml:space="preserve">p</w:t>
-      </w:r>
-      <w:r>
-        <w:rPr>
-          <w:rFonts w:ascii="Times New Roman" w:hAnsi="Times New Roman" w:cs="Times New Roman" w:eastAsia="ＭＳ 明朝"/>
-          <w:lang w:val="en-US" w:eastAsia="ja-JP"/>
-        </w:rPr>
-        <w:t xml:space="preserve"> 寄りに制限した </w:t>
-      </w:r>
-      <w:r>
-        <w:rPr>
-          <w:rFonts w:ascii="Times New Roman" w:hAnsi="Times New Roman" w:cs="Times New Roman"/>
-          <w:i/>
-        </w:rPr>
-        <w:t xml:space="preserve">S</w:t>
-      </w:r>
-      <w:r>
-        <w:rPr>
-          <w:rFonts w:ascii="Times New Roman" w:hAnsi="Times New Roman" w:cs="Times New Roman"/>
-          <w:i/>
-          <w:vertAlign w:val="subscript"/>
-        </w:rPr>
-        <w:t xml:space="preserve">p</w:t>
-      </w:r>
-      <w:r>
-        <w:rPr>
-          <w:rFonts w:ascii="Times New Roman" w:hAnsi="Times New Roman" w:cs="Times New Roman" w:eastAsia="ＭＳ 明朝"/>
-          <w:lang w:val="en-US" w:eastAsia="ja-JP"/>
-        </w:rPr>
-        <w:t xml:space="preserve"> 偏向交叉との比較（H1 の説明の直接検証）、および Pareto-native 手法（NSGA-II 等）での再検証が挙げられる。</w:t>
+        <w:t xml:space="preserve"> の品質が結果に与える影響は検証していない。(v) 各探索構造の代表は 1 手法ずつである。これらの条件を変えた再検証に加え、範囲限定型と演算子の統合、安定性を交叉自体に持たせる方式の検証、および Pareto-native 手法（NSGA-II 等）での再検証が今後の課題である。</w:t>
       </w:r>
     </w:p>
     <w:p>

--- a/doc/paper_apiems2026_v2/APIEMS2026_draft_v2_ja.docx
+++ b/doc/paper_apiems2026_v2/APIEMS2026_draft_v2_ja.docx
@@ -380,7 +380,7 @@
           <w:rFonts w:ascii="Times New Roman" w:hAnsi="Times New Roman" w:cs="Times New Roman" w:eastAsia="ＭＳ 明朝"/>
           <w:lang w:val="en-US" w:eastAsia="ja-JP"/>
         </w:rPr>
-        <w:t xml:space="preserve">）を生む。このため安定性は効率と並ぶ目的であり [3][14]、本研究はこれを</w:t>
+        <w:t xml:space="preserve">）を生む。このため安定性は効率と並ぶ目的であり [3][14]、本研究はこれを効率と安定性の多目的最適化として定式化する。指標は、効率に</w:t>
       </w:r>
       <w:r>
         <w:rPr>
@@ -388,14 +388,36 @@
           <w:b/>
           <w:lang w:val="en-US" w:eastAsia="ja-JP"/>
         </w:rPr>
-        <w:t xml:space="preserve">効率と安定性の多目的最適化</w:t>
-      </w:r>
-      <w:r>
-        <w:rPr>
-          <w:rFonts w:ascii="Times New Roman" w:hAnsi="Times New Roman" w:cs="Times New Roman" w:eastAsia="ＭＳ 明朝"/>
-          <w:lang w:val="en-US" w:eastAsia="ja-JP"/>
-        </w:rPr>
-        <w:t xml:space="preserve">として定式化する。指標は、効率に</w:t>
+        <w:t xml:space="preserve">メイクスパン（MS）</w:t>
+      </w:r>
+      <w:r>
+        <w:rPr>
+          <w:rFonts w:ascii="Times New Roman" w:hAnsi="Times New Roman" w:cs="Times New Roman" w:eastAsia="ＭＳ 明朝"/>
+          <w:lang w:val="en-US" w:eastAsia="ja-JP"/>
+        </w:rPr>
+        <w:t xml:space="preserve">、安定性に </w:t>
+      </w:r>
+      <w:r>
+        <w:rPr>
+          <w:rFonts w:ascii="Times New Roman" w:hAnsi="Times New Roman" w:cs="Times New Roman"/>
+          <w:i/>
+        </w:rPr>
+        <w:t xml:space="preserve">S</w:t>
+      </w:r>
+      <w:r>
+        <w:rPr>
+          <w:rFonts w:ascii="Times New Roman" w:hAnsi="Times New Roman" w:cs="Times New Roman"/>
+          <w:i/>
+          <w:vertAlign w:val="subscript"/>
+        </w:rPr>
+        <w:t xml:space="preserve">p</w:t>
+      </w:r>
+      <w:r>
+        <w:rPr>
+          <w:rFonts w:ascii="Times New Roman" w:hAnsi="Times New Roman" w:cs="Times New Roman" w:eastAsia="ＭＳ 明朝"/>
+          <w:lang w:val="en-US" w:eastAsia="ja-JP"/>
+        </w:rPr>
+        <w:t xml:space="preserve"> からの</w:t>
       </w:r>
       <w:r>
         <w:rPr>
@@ -403,49 +425,12 @@
           <w:b/>
           <w:lang w:val="en-US" w:eastAsia="ja-JP"/>
         </w:rPr>
-        <w:t xml:space="preserve">メイクスパン（MS）</w:t>
-      </w:r>
-      <w:r>
-        <w:rPr>
-          <w:rFonts w:ascii="Times New Roman" w:hAnsi="Times New Roman" w:cs="Times New Roman" w:eastAsia="ＭＳ 明朝"/>
-          <w:lang w:val="en-US" w:eastAsia="ja-JP"/>
-        </w:rPr>
-        <w:t xml:space="preserve">、安定性に </w:t>
-      </w:r>
-      <w:r>
-        <w:rPr>
-          <w:rFonts w:ascii="Times New Roman" w:hAnsi="Times New Roman" w:cs="Times New Roman"/>
-          <w:i/>
-        </w:rPr>
-        <w:t xml:space="preserve">S</w:t>
-      </w:r>
-      <w:r>
-        <w:rPr>
-          <w:rFonts w:ascii="Times New Roman" w:hAnsi="Times New Roman" w:cs="Times New Roman"/>
-          <w:i/>
-          <w:vertAlign w:val="subscript"/>
-        </w:rPr>
-        <w:t xml:space="preserve">p</w:t>
-      </w:r>
-      <w:r>
-        <w:rPr>
-          <w:rFonts w:ascii="Times New Roman" w:hAnsi="Times New Roman" w:cs="Times New Roman" w:eastAsia="ＭＳ 明朝"/>
-          <w:lang w:val="en-US" w:eastAsia="ja-JP"/>
-        </w:rPr>
-        <w:t xml:space="preserve"> からの</w:t>
-      </w:r>
-      <w:r>
-        <w:rPr>
-          <w:rFonts w:ascii="Times New Roman" w:hAnsi="Times New Roman" w:cs="Times New Roman" w:eastAsia="ＭＳ 明朝"/>
+        <w:t xml:space="preserve">順序偏差 </w:t>
+      </w:r>
+      <w:r>
+        <w:rPr>
+          <w:rFonts w:ascii="Times New Roman" w:hAnsi="Times New Roman" w:cs="Times New Roman"/>
           <w:b/>
-          <w:lang w:val="en-US" w:eastAsia="ja-JP"/>
-        </w:rPr>
-        <w:t xml:space="preserve">順序偏差 </w:t>
-      </w:r>
-      <w:r>
-        <w:rPr>
-          <w:rFonts w:ascii="Times New Roman" w:hAnsi="Times New Roman" w:cs="Times New Roman"/>
-          <w:b/>
           <w:i/>
         </w:rPr>
         <w:t xml:space="preserve">D</w:t>
@@ -455,7 +440,7 @@
           <w:rFonts w:ascii="Times New Roman" w:hAnsi="Times New Roman" w:cs="Times New Roman" w:eastAsia="ＭＳ 明朝"/>
           <w:lang w:val="en-US" w:eastAsia="ja-JP"/>
         </w:rPr>
-        <w:t xml:space="preserve">（各機械上で処理順序がどれだけ入れ替わったか。小さいほど安定）を用いる（定義は §3.1）。</w:t>
+        <w:t xml:space="preserve">（各機械上で処理順序がどれだけ入れ替わったか。小さいほど安定）を用いる。</w:t>
       </w:r>
     </w:p>
     <w:p>
@@ -637,22 +622,7 @@
           <w:rFonts w:ascii="Times New Roman" w:hAnsi="Times New Roman" w:cs="Times New Roman" w:eastAsia="ＭＳ 明朝"/>
           <w:lang w:val="en-US" w:eastAsia="ja-JP"/>
         </w:rPr>
-        <w:t xml:space="preserve">本研究が対象とする</w:t>
-      </w:r>
-      <w:r>
-        <w:rPr>
-          <w:rFonts w:ascii="Times New Roman" w:hAnsi="Times New Roman" w:cs="Times New Roman" w:eastAsia="ＭＳ 明朝"/>
-          <w:b/>
-          <w:lang w:val="en-US" w:eastAsia="ja-JP"/>
-        </w:rPr>
-        <w:t xml:space="preserve">ジョブショップスケジューリング問題（JSSP）</w:t>
-      </w:r>
-      <w:r>
-        <w:rPr>
-          <w:rFonts w:ascii="Times New Roman" w:hAnsi="Times New Roman" w:cs="Times New Roman" w:eastAsia="ＭＳ 明朝"/>
-          <w:lang w:val="en-US" w:eastAsia="ja-JP"/>
-        </w:rPr>
-        <w:t xml:space="preserve">は NP 困難であり [33]、実用規模では厳密解法でなくメタヒューリスティクスが用いられる [13]。これらは、1 つの解を少しずつ変形しながら進む</w:t>
+        <w:t xml:space="preserve">本研究が対象とするジョブショップスケジューリング問題（JSSP）は NP 困難であり [33]、実用規模では厳密解法でなくメタヒューリスティクスが用いられる [13]。これらは、1 つの解を少しずつ変形しながら進む</w:t>
       </w:r>
       <w:r>
         <w:rPr>
@@ -871,21 +841,7 @@
           <w:rFonts w:ascii="Times New Roman" w:hAnsi="Times New Roman" w:cs="Times New Roman" w:eastAsia="ＭＳ 明朝"/>
           <w:lang w:val="en-US" w:eastAsia="ja-JP"/>
         </w:rPr>
-        <w:t xml:space="preserve">図 1 はこれらの知見を、横軸 </w:t>
-      </w:r>
-      <w:r>
-        <w:rPr>
-          <w:rFonts w:ascii="Times New Roman" w:hAnsi="Times New Roman" w:cs="Times New Roman"/>
-          <w:i/>
-        </w:rPr>
-        <w:t xml:space="preserve">D</w:t>
-      </w:r>
-      <w:r>
-        <w:rPr>
-          <w:rFonts w:ascii="Times New Roman" w:hAnsi="Times New Roman" w:cs="Times New Roman" w:eastAsia="ＭＳ 明朝"/>
-          <w:lang w:val="en-US" w:eastAsia="ja-JP"/>
-        </w:rPr>
-        <w:t xml:space="preserve">・縦軸 MS の平面に模式的に描いたものである。</w:t>
+        <w:t xml:space="preserve">図 1 はこれらの知見を模式的に示す。</w:t>
       </w:r>
     </w:p>
     <w:tbl>
@@ -909,13 +865,13 @@
           </w:tcPr>
           <w:p>
             <w:pPr>
-              <w:spacing w:after="60" w:line="240" w:lineRule="auto"/>
+              <w:spacing w:after="20" w:line="240" w:lineRule="auto"/>
               <w:jc w:val="center"/>
             </w:pPr>
             <w:r>
               <w:drawing>
                 <wp:inline xmlns:a="http://schemas.openxmlformats.org/drawingml/2006/main" xmlns:pic="http://schemas.openxmlformats.org/drawingml/2006/picture">
-                  <wp:extent cx="6588125" cy="1947911"/>
+                  <wp:extent cx="5513705" cy="1434106"/>
                   <wp:docPr id="1" name="Picture 1"/>
                   <wp:cNvGraphicFramePr>
                     <a:graphicFrameLocks noChangeAspect="1"/>
@@ -936,7 +892,7 @@
                         <pic:spPr>
                           <a:xfrm>
                             <a:off x="0" y="0"/>
-                            <a:ext cx="6588125" cy="1947911"/>
+                            <a:ext cx="5513705" cy="1434106"/>
                           </a:xfrm>
                           <a:prstGeom prst="rect"/>
                         </pic:spPr>
@@ -965,65 +921,7 @@
                 <w:rFonts w:ascii="Times New Roman" w:hAnsi="Times New Roman" w:cs="Times New Roman" w:eastAsia="ＭＳ 明朝"/>
                 <w:lang w:val="en-US" w:eastAsia="ja-JP"/>
               </w:rPr>
-              <w:t xml:space="preserve">図1. 本研究の結論の模式図。横軸は </w:t>
-            </w:r>
-            <w:r>
-              <w:rPr>
-                <w:rFonts w:ascii="Times New Roman" w:hAnsi="Times New Roman" w:cs="Times New Roman"/>
-                <w:i/>
-              </w:rPr>
-              <w:t xml:space="preserve">S</w:t>
-            </w:r>
-            <w:r>
-              <w:rPr>
-                <w:rFonts w:ascii="Times New Roman" w:hAnsi="Times New Roman" w:cs="Times New Roman"/>
-                <w:i/>
-                <w:vertAlign w:val="subscript"/>
-              </w:rPr>
-              <w:t xml:space="preserve">p</w:t>
-            </w:r>
-            <w:r>
-              <w:rPr>
-                <w:rFonts w:ascii="Times New Roman" w:hAnsi="Times New Roman" w:cs="Times New Roman" w:eastAsia="ＭＳ 明朝"/>
-                <w:lang w:val="en-US" w:eastAsia="ja-JP"/>
-              </w:rPr>
-              <w:t xml:space="preserve"> からの順序偏差 </w:t>
-            </w:r>
-            <w:r>
-              <w:rPr>
-                <w:rFonts w:ascii="Times New Roman" w:hAnsi="Times New Roman" w:cs="Times New Roman"/>
-                <w:i/>
-              </w:rPr>
-              <w:t xml:space="preserve">D</w:t>
-            </w:r>
-            <w:r>
-              <w:rPr>
-                <w:rFonts w:ascii="Times New Roman" w:hAnsi="Times New Roman" w:cs="Times New Roman" w:eastAsia="ＭＳ 明朝"/>
-                <w:lang w:val="en-US" w:eastAsia="ja-JP"/>
-              </w:rPr>
-              <w:t xml:space="preserve">、縦軸はメイクスパン MS で、結果の図と同じ座標をとる（★は </w:t>
-            </w:r>
-            <w:r>
-              <w:rPr>
-                <w:rFonts w:ascii="Times New Roman" w:hAnsi="Times New Roman" w:cs="Times New Roman"/>
-                <w:i/>
-              </w:rPr>
-              <w:t xml:space="preserve">S</w:t>
-            </w:r>
-            <w:r>
-              <w:rPr>
-                <w:rFonts w:ascii="Times New Roman" w:hAnsi="Times New Roman" w:cs="Times New Roman"/>
-                <w:i/>
-                <w:vertAlign w:val="subscript"/>
-              </w:rPr>
-              <w:t xml:space="preserve">p</w:t>
-            </w:r>
-            <w:r>
-              <w:rPr>
-                <w:rFonts w:ascii="Times New Roman" w:hAnsi="Times New Roman" w:cs="Times New Roman" w:eastAsia="ＭＳ 明朝"/>
-                <w:lang w:val="en-US" w:eastAsia="ja-JP"/>
-              </w:rPr>
-              <w:t xml:space="preserve"> の順序を保った right-shift 解、高安定領域の境界は §3.4）。(a) 演算子なし、(b) 多点探索側に安定性誘導演算子を載せた場合。</w:t>
+              <w:t xml:space="preserve">図1. 本研究の結論の模式図。</w:t>
             </w:r>
           </w:p>
         </w:tc>
@@ -1079,7 +977,7 @@
           <w:rFonts w:ascii="Times New Roman" w:hAnsi="Times New Roman" w:cs="Times New Roman" w:eastAsia="ＭＳ 明朝"/>
           <w:lang w:val="en-US" w:eastAsia="ja-JP"/>
         </w:rPr>
-        <w:t xml:space="preserve">再スケジューリング研究は、効率だけを目的とするものと、安定性もあわせて求めるものに分かれる。前者が多数を占めることは繰り返し指摘されている [3][27]。本研究が前提とするのは後者であり、この系譜は安定性をどう確保するかでさらに二つに分かれる。本節はこの整理のもとで先行研究を概観し、残された課題から二つの仮説を導く。</w:t>
+        <w:t xml:space="preserve">再スケジューリング研究は、効率だけを目的とするものと、安定性もあわせて求めるものに分かれる。前者が多数を占めることは繰り返し指摘されており [3][27]、本研究が前提とする後者では、安定性を確保する方法がさらに二つの系譜に分かれる。</w:t>
       </w:r>
     </w:p>
     <w:p>
@@ -1101,7 +999,7 @@
           <w:rFonts w:ascii="Times New Roman" w:hAnsi="Times New Roman" w:cs="Times New Roman" w:eastAsia="ＭＳ 明朝"/>
           <w:lang w:val="en-US" w:eastAsia="ja-JP"/>
         </w:rPr>
-        <w:t xml:space="preserve"> 再スケジューリングで効率と安定性を同時に最適化する試みは、単一機械で両者を評価基準として定式化した Wu ら [14] に始まる。JSSP では Rangsaritratsamee ら [3] が GA に局所探索を組み合わせた memetic 構成の解法を、Zhang ら [4] が GA と tabu search のハイブリッドを提案し、フレキシブル JSSP（FJSP）では Fattahi &amp; Fallahi [18] が同じく memetic 構成の解法を適用している。いずれも安定性を</w:t>
+        <w:t xml:space="preserve"> 再スケジューリングで効率と安定性を同時に最適化する試みは、単一機械で両者を評価基準として定式化した Wu ら [14] に始まる。JSSP では Rangsaritratsamee ら [3] が GA に局所探索を組み合わせた memetic 構成の解法を、Zhang ら [4] が GA と tabu search のハイブリッドを提案し、フレキシブル JSSP（FJSP）では Fattahi &amp; Fallahi [18] が同じく memetic 構成の解法を適用している。3 件とも効率と安定性を重みで一本のスカラーに束ねる。Pareto 支配では、Valledor ら [34] が置換フローショップで makespan・重み付き総納期遅れ・開始時刻偏差の 3 目的を NSGA-II 系で、Luo ら [35] が動的 FJSP で効率と安定性の 2 目的を並列 NSGA-II で解いている。いずれも安定性を</w:t>
       </w:r>
       <w:r>
         <w:rPr>
@@ -1116,7 +1014,7 @@
           <w:rFonts w:ascii="Times New Roman" w:hAnsi="Times New Roman" w:cs="Times New Roman" w:eastAsia="ＭＳ 明朝"/>
           <w:lang w:val="en-US" w:eastAsia="ja-JP"/>
         </w:rPr>
-        <w:t xml:space="preserve">として扱い、重みを通じて効率との釣り合いを取る点で共通する。</w:t>
+        <w:t xml:space="preserve">として扱う点で共通する。</w:t>
       </w:r>
     </w:p>
     <w:p>
@@ -1138,22 +1036,7 @@
           <w:rFonts w:ascii="Times New Roman" w:hAnsi="Times New Roman" w:cs="Times New Roman" w:eastAsia="ＭＳ 明朝"/>
           <w:lang w:val="en-US" w:eastAsia="ja-JP"/>
         </w:rPr>
-        <w:t xml:space="preserve"> 一方、安定性を</w:t>
-      </w:r>
-      <w:r>
-        <w:rPr>
-          <w:rFonts w:ascii="Times New Roman" w:hAnsi="Times New Roman" w:cs="Times New Roman" w:eastAsia="ＭＳ 明朝"/>
-          <w:b/>
-          <w:lang w:val="en-US" w:eastAsia="ja-JP"/>
-        </w:rPr>
-        <w:t xml:space="preserve">再スケジュール範囲の限定</w:t>
-      </w:r>
-      <w:r>
-        <w:rPr>
-          <w:rFonts w:ascii="Times New Roman" w:hAnsi="Times New Roman" w:cs="Times New Roman" w:eastAsia="ＭＳ 明朝"/>
-          <w:lang w:val="en-US" w:eastAsia="ja-JP"/>
-        </w:rPr>
-        <w:t xml:space="preserve">で構造的に保証する系譜がある。元スケジュールに復帰する時点までを再スケジュールする match-up scheduling [15]、影響波及作業のみ再スケジュールする AOR [16]、染色体を区間に限定する Zakaria &amp; Petrovic [17]、再最適化してよい作業の範囲を右シフトのみから全体再最適化まで 4 段階に整理した Sun ら [27] などがある。いずれも安定性を</w:t>
+        <w:t xml:space="preserve"> 一方、Bean ら [15] は復帰時点までを再スケジュールする match-up scheduling を、Abumaizar &amp; Svestka [16] は影響波及作業のみの AOR を提案した。Zakaria &amp; Petrovic [17] は染色体を区間に限定し、Sun ら [27] は再最適化の範囲を 4 段階に整理している。いずれも安定性を</w:t>
       </w:r>
       <w:r>
         <w:rPr>
@@ -1205,7 +1088,7 @@
           <w:rFonts w:ascii="Times New Roman" w:hAnsi="Times New Roman" w:cs="Times New Roman" w:eastAsia="ＭＳ 明朝"/>
           <w:lang w:val="en-US" w:eastAsia="ja-JP"/>
         </w:rPr>
-        <w:t xml:space="preserve"> 二系譜を通して、探索を用いる解法は多点探索に集中しており [3][4][17][18][27]、「高品質な元計画 </w:t>
+        <w:t xml:space="preserve"> 二系譜を通して、探索を用いる解法は多点探索に集中しており [3][4][17][18][27][34][35]、「高品質な元計画 </w:t>
       </w:r>
       <w:r>
         <w:rPr>
@@ -1242,7 +1125,7 @@
           <w:rFonts w:ascii="Times New Roman" w:hAnsi="Times New Roman" w:cs="Times New Roman" w:eastAsia="ＭＳ 明朝"/>
           <w:lang w:val="en-US" w:eastAsia="ja-JP"/>
         </w:rPr>
-        <w:t xml:space="preserve"> 探索構造の差は、手法が到達した解集合が高安定領域をどれだけ埋めているかに現れる。しかし比較は、少数の重み設定でのスカラー値 [3][4] や、安定性を併記した効率指標 [27] といった形で行われ、いずれも手法ごとに少数の点を与えるにとどまり、領域の埋まり方を測れない。</w:t>
+        <w:t xml:space="preserve"> 比較は、少数の重み設定でのスカラー値 [3][4]、安定性を併記した効率指標 [27]、Pareto フロント全体の hypervolume 等の指標 [34][35] といった形で行われ、高安定領域に限った品質は測られていない。</w:t>
       </w:r>
       <w:r>
         <w:rPr>
@@ -1250,18 +1133,12 @@
           <w:b/>
           <w:lang w:val="en-US" w:eastAsia="ja-JP"/>
         </w:rPr>
-        <w:t xml:space="preserve">第三に、安定性を移動として与える手段がない。</w:t>
-      </w:r>
-      <w:r>
-        <w:rPr>
-          <w:rFonts w:ascii="Times New Roman" w:hAnsi="Times New Roman" w:cs="Times New Roman" w:eastAsia="ＭＳ 明朝"/>
-          <w:lang w:val="en-US" w:eastAsia="ja-JP"/>
-        </w:rPr>
-        <w:t xml:space="preserve"> 併合型は解の評価に安定性を織り込み、範囲限定型は探索空間を切って安定性を構造的に保証する代わりに、制限の外側にある効率‒安定トレードオフ解を探索対象から外す。空間を保ったまま解を </w:t>
-      </w:r>
-      <w:r>
-        <w:rPr>
-          <w:rFonts w:ascii="Times New Roman" w:hAnsi="Times New Roman" w:cs="Times New Roman"/>
+        <w:t xml:space="preserve">第三に、解を </w:t>
+      </w:r>
+      <w:r>
+        <w:rPr>
+          <w:rFonts w:ascii="Times New Roman" w:hAnsi="Times New Roman" w:cs="Times New Roman"/>
+          <w:b/>
           <w:i/>
         </w:rPr>
         <w:t xml:space="preserve">S</w:t>
@@ -1269,6 +1146,7 @@
       <w:r>
         <w:rPr>
           <w:rFonts w:ascii="Times New Roman" w:hAnsi="Times New Roman" w:cs="Times New Roman"/>
+          <w:b/>
           <w:i/>
           <w:vertAlign w:val="subscript"/>
         </w:rPr>
@@ -1277,9 +1155,84 @@
       <w:r>
         <w:rPr>
           <w:rFonts w:ascii="Times New Roman" w:hAnsi="Times New Roman" w:cs="Times New Roman" w:eastAsia="ＭＳ 明朝"/>
-          <w:lang w:val="en-US" w:eastAsia="ja-JP"/>
-        </w:rPr>
-        <w:t xml:space="preserve"> 方向へ動かす移動は、いずれも持たない。</w:t>
+          <w:b/>
+          <w:lang w:val="en-US" w:eastAsia="ja-JP"/>
+        </w:rPr>
+        <w:t xml:space="preserve"> 方向へ動かす手段がない。</w:t>
+      </w:r>
+      <w:r>
+        <w:rPr>
+          <w:rFonts w:ascii="Times New Roman" w:hAnsi="Times New Roman" w:cs="Times New Roman" w:eastAsia="ＭＳ 明朝"/>
+          <w:lang w:val="en-US" w:eastAsia="ja-JP"/>
+        </w:rPr>
+        <w:t xml:space="preserve"> 併合型は安定性を解の</w:t>
+      </w:r>
+      <w:r>
+        <w:rPr>
+          <w:rFonts w:ascii="Times New Roman" w:hAnsi="Times New Roman" w:cs="Times New Roman" w:eastAsia="ＭＳ 明朝"/>
+          <w:b/>
+          <w:lang w:val="en-US" w:eastAsia="ja-JP"/>
+        </w:rPr>
+        <w:t xml:space="preserve">評価</w:t>
+      </w:r>
+      <w:r>
+        <w:rPr>
+          <w:rFonts w:ascii="Times New Roman" w:hAnsi="Times New Roman" w:cs="Times New Roman" w:eastAsia="ＭＳ 明朝"/>
+          <w:lang w:val="en-US" w:eastAsia="ja-JP"/>
+        </w:rPr>
+        <w:t xml:space="preserve">に織り込み、範囲限定型は探索</w:t>
+      </w:r>
+      <w:r>
+        <w:rPr>
+          <w:rFonts w:ascii="Times New Roman" w:hAnsi="Times New Roman" w:cs="Times New Roman" w:eastAsia="ＭＳ 明朝"/>
+          <w:b/>
+          <w:lang w:val="en-US" w:eastAsia="ja-JP"/>
+        </w:rPr>
+        <w:t xml:space="preserve">空間</w:t>
+      </w:r>
+      <w:r>
+        <w:rPr>
+          <w:rFonts w:ascii="Times New Roman" w:hAnsi="Times New Roman" w:cs="Times New Roman" w:eastAsia="ＭＳ 明朝"/>
+          <w:lang w:val="en-US" w:eastAsia="ja-JP"/>
+        </w:rPr>
+        <w:t xml:space="preserve">を切って構造的に保証する（その代わり、制限の外側にある効率‒安定トレードオフ解を探索対象から外す）。解を </w:t>
+      </w:r>
+      <w:r>
+        <w:rPr>
+          <w:rFonts w:ascii="Times New Roman" w:hAnsi="Times New Roman" w:cs="Times New Roman"/>
+          <w:i/>
+        </w:rPr>
+        <w:t xml:space="preserve">S</w:t>
+      </w:r>
+      <w:r>
+        <w:rPr>
+          <w:rFonts w:ascii="Times New Roman" w:hAnsi="Times New Roman" w:cs="Times New Roman"/>
+          <w:i/>
+          <w:vertAlign w:val="subscript"/>
+        </w:rPr>
+        <w:t xml:space="preserve">p</w:t>
+      </w:r>
+      <w:r>
+        <w:rPr>
+          <w:rFonts w:ascii="Times New Roman" w:hAnsi="Times New Roman" w:cs="Times New Roman" w:eastAsia="ＭＳ 明朝"/>
+          <w:lang w:val="en-US" w:eastAsia="ja-JP"/>
+        </w:rPr>
+        <w:t xml:space="preserve"> へ近づける</w:t>
+      </w:r>
+      <w:r>
+        <w:rPr>
+          <w:rFonts w:ascii="Times New Roman" w:hAnsi="Times New Roman" w:cs="Times New Roman" w:eastAsia="ＭＳ 明朝"/>
+          <w:b/>
+          <w:lang w:val="en-US" w:eastAsia="ja-JP"/>
+        </w:rPr>
+        <w:t xml:space="preserve">移動</w:t>
+      </w:r>
+      <w:r>
+        <w:rPr>
+          <w:rFonts w:ascii="Times New Roman" w:hAnsi="Times New Roman" w:cs="Times New Roman" w:eastAsia="ＭＳ 明朝"/>
+          <w:lang w:val="en-US" w:eastAsia="ja-JP"/>
+        </w:rPr>
+        <w:t xml:space="preserve">は、いずれも持たない。</w:t>
       </w:r>
     </w:p>
     <w:p>
@@ -1527,7 +1480,7 @@
           <w:rFonts w:ascii="Times New Roman" w:hAnsi="Times New Roman" w:cs="Times New Roman" w:eastAsia="ＭＳ 明朝"/>
           <w:lang w:val="en-US" w:eastAsia="ja-JP"/>
         </w:rPr>
-        <w:t xml:space="preserve">本節は §2 の仮説を検定可能な形に落とす。まず問題と目的関数を定式化し（§3.1）、H1 を検定する因子 1＝探索構造——局所探索を揃えた ILS と Memetic——を設計し（§3.2）、H2 と構造間比較を担う因子 2＝安定性誘導演算子を両構造へ搭載する（§3.3）。応答は 3 指標の枠組みで測る（§3.4）。</w:t>
+        <w:t xml:space="preserve">本節は、問題設定（§3.1）と 2 つの因子・応答の設計（§3.2〜§3.4）によって、§2 の仮説を検定可能な形に落とす。</w:t>
       </w:r>
     </w:p>
     <w:p>
@@ -4273,7 +4226,7 @@
           <w:rFonts w:ascii="Times New Roman" w:hAnsi="Times New Roman" w:cs="Times New Roman" w:eastAsia="ＭＳ 明朝"/>
           <w:lang w:val="en-US" w:eastAsia="ja-JP"/>
         </w:rPr>
-        <w:t xml:space="preserve">（anytime 性能 [26]）：全域HV-対-対数時間曲線の時間平均。</w:t>
+        <w:t xml:space="preserve">（anytime 性能 [26]）：重みごとの HV-対-対数時間曲線の時間平均。</w:t>
       </w:r>
     </w:p>
     <w:p>
@@ -4476,21 +4429,7 @@
           <w:rFonts w:ascii="Times New Roman" w:hAnsi="Times New Roman" w:cs="Times New Roman" w:eastAsia="ＭＳ 明朝"/>
           <w:lang w:val="en-US" w:eastAsia="ja-JP"/>
         </w:rPr>
-        <w:t xml:space="preserve">として測る：各重み・各試行の HV(</w:t>
-      </w:r>
-      <w:r>
-        <w:rPr>
-          <w:rFonts w:ascii="Times New Roman" w:hAnsi="Times New Roman" w:cs="Times New Roman"/>
-          <w:i/>
-        </w:rPr>
-        <w:t xml:space="preserve">t</w:t>
-      </w:r>
-      <w:r>
-        <w:rPr>
-          <w:rFonts w:ascii="Times New Roman" w:hAnsi="Times New Roman" w:cs="Times New Roman" w:eastAsia="ＭＳ 明朝"/>
-          <w:lang w:val="en-US" w:eastAsia="ja-JP"/>
-        </w:rPr>
-        <w:t xml:space="preserve">) を壁時計の対数時間で平均し（時間窓は各重みで全手法共通）、得た値を試行ごとに全重みで平均する。</w:t>
+        <w:t xml:space="preserve">とし、壁時計の対数時間で平均した値を試行ごとに全重みで平均する（時間窓は各重みで全手法共通）。</w:t>
       </w:r>
     </w:p>
     <w:p>
@@ -4626,7 +4565,7 @@
           <w:rFonts w:ascii="Times New Roman" w:hAnsi="Times New Roman" w:cs="Times New Roman" w:eastAsia="ＭＳ 明朝"/>
           <w:lang w:val="en-US" w:eastAsia="ja-JP"/>
         </w:rPr>
-        <w:t xml:space="preserve">, 低いほど良い）で示す。</w:t>
+        <w:t xml:space="preserve">, 低いほど良い）で示す。横断要約（表 2）では各手法を、8 シナリオでの平均順位・ARPD% の平均・首位群シナリオ数（そのシナリオの最良手法と有意差がないシナリオ数。補正なし）の 3 つで表す。</w:t>
       </w:r>
     </w:p>
     <w:p>
@@ -4679,7 +4618,7 @@
           <w:rFonts w:ascii="Times New Roman" w:hAnsi="Times New Roman" w:cs="Times New Roman" w:eastAsia="ＭＳ 明朝"/>
           <w:lang w:val="en-US" w:eastAsia="ja-JP"/>
         </w:rPr>
-        <w:t xml:space="preserve">本節では実験設定（§4.1）ののち、結果を指標ごとに示す。高安定 HV で仮説 H1・H2 を検定し（§4.2）、次いで全域 HV と AOC を比較する（§4.3）。</w:t>
+        <w:t xml:space="preserve">本節では実験設定（§4.1）ののち、結果を指標ごとに示す。</w:t>
       </w:r>
     </w:p>
     <w:p>
@@ -5538,7 +5477,7 @@
           <w:sz w:val="22"/>
           <w:szCs w:val="22"/>
         </w:rPr>
-        <w:t xml:space="preserve">4.2 High-Stability Region: ILS Fills It Alone, the Population Fills It with Operators (H1, H2)</w:t>
+        <w:t xml:space="preserve">4.2 High-Stability HV: ILS Fills the Region Alone, the Population Fills It with Operators (H1, H2)</w:t>
       </w:r>
     </w:p>
     <w:p>
@@ -5604,13 +5543,13 @@
           </w:tcPr>
           <w:p>
             <w:pPr>
-              <w:spacing w:after="60" w:line="240" w:lineRule="auto"/>
+              <w:spacing w:after="20" w:line="240" w:lineRule="auto"/>
               <w:jc w:val="center"/>
             </w:pPr>
             <w:r>
               <w:drawing>
                 <wp:inline xmlns:a="http://schemas.openxmlformats.org/drawingml/2006/main" xmlns:pic="http://schemas.openxmlformats.org/drawingml/2006/picture">
-                  <wp:extent cx="6588125" cy="1996813"/>
+                  <wp:extent cx="6588125" cy="1358376"/>
                   <wp:docPr id="2" name="Picture 2"/>
                   <wp:cNvGraphicFramePr>
                     <a:graphicFrameLocks noChangeAspect="1"/>
@@ -5631,7 +5570,7 @@
                         <pic:spPr>
                           <a:xfrm>
                             <a:off x="0" y="0"/>
-                            <a:ext cx="6588125" cy="1996813"/>
+                            <a:ext cx="6588125" cy="1358376"/>
                           </a:xfrm>
                           <a:prstGeom prst="rect"/>
                         </pic:spPr>
@@ -5660,7 +5599,7 @@
                 <w:rFonts w:ascii="Times New Roman" w:hAnsi="Times New Roman" w:cs="Times New Roman" w:eastAsia="ＭＳ 明朝"/>
                 <w:lang w:val="en-US" w:eastAsia="ja-JP"/>
               </w:rPr>
-              <w:t xml:space="preserve">図2. ta21 対の実 Pareto フロント（全域 HV が中央値の trial の非劣解）。座標は図 1 と同じで、色とマーカーは探索構造、線種は演算子を表す（図 3・図 4 と共通）。repair は高安定領域で PR とほぼ同じフロントを与えるため省く。</w:t>
+              <w:t xml:space="preserve">図2. ta21 対の実 Pareto フロント（全域 HV が中央値の trial の非劣解）。repair は高安定領域で PR とほぼ同じフロントを与えるため省く。</w:t>
             </w:r>
           </w:p>
         </w:tc>
@@ -6066,13 +6005,13 @@
           </w:tcPr>
           <w:p>
             <w:pPr>
-              <w:spacing w:after="60" w:line="240" w:lineRule="auto"/>
+              <w:spacing w:after="20" w:line="240" w:lineRule="auto"/>
               <w:jc w:val="center"/>
             </w:pPr>
             <w:r>
               <w:drawing>
                 <wp:inline xmlns:a="http://schemas.openxmlformats.org/drawingml/2006/main" xmlns:pic="http://schemas.openxmlformats.org/drawingml/2006/picture">
-                  <wp:extent cx="6588125" cy="2613515"/>
+                  <wp:extent cx="6083935" cy="1966414"/>
                   <wp:docPr id="3" name="Picture 3"/>
                   <wp:cNvGraphicFramePr>
                     <a:graphicFrameLocks noChangeAspect="1"/>
@@ -6093,7 +6032,7 @@
                         <pic:spPr>
                           <a:xfrm>
                             <a:off x="0" y="0"/>
-                            <a:ext cx="6588125" cy="2613515"/>
+                            <a:ext cx="6083935" cy="1966414"/>
                           </a:xfrm>
                           <a:prstGeom prst="rect"/>
                         </pic:spPr>
@@ -6122,7 +6061,7 @@
                 <w:rFonts w:ascii="Times New Roman" w:hAnsi="Times New Roman" w:cs="Times New Roman" w:eastAsia="ＭＳ 明朝"/>
                 <w:lang w:val="en-US" w:eastAsia="ja-JP"/>
               </w:rPr>
-              <w:t xml:space="preserve">図3. 探索構造 × 安定性誘導演算子の交互作用図（高安定 HV、中央値と四分位範囲、全 8 シナリオ、n=10）。記号は演算子なしに対する両側 Mann–Whitney U 検定の有意水準で、対応する線と同じ色で示す（* </w:t>
+              <w:t xml:space="preserve">図3. 探索構造 × 安定性誘導演算子の交互作用図（高安定 HV、中央値と四分位範囲、n=10）。記号は演算子なしに対する両側 Mann–Whitney U 検定の有意水準で、対応する線と同じ色で示す（* </w:t>
             </w:r>
             <w:r>
               <w:rPr>
@@ -6253,41 +6192,7 @@
           <w:rFonts w:ascii="Times New Roman" w:hAnsi="Times New Roman" w:cs="Times New Roman" w:eastAsia="ＭＳ 明朝"/>
           <w:lang w:val="en-US" w:eastAsia="ja-JP"/>
         </w:rPr>
-        <w:t xml:space="preserve">表 2. 3 指標の横断要約。各セルは「Friedman 平均順位／ARPD%（各シナリオの最良手法からの相対偏差の 8 シナリオ平均）／首位群シナリオ数（そのシナリオの最良手法と有意差がないシナリオ数, /8。両側 Mann–Whitney U, 補正なし）」で、前 2 者は小さいほど、最後は多いほど良い。Friedman 検定は 3 指標とも </w:t>
-      </w:r>
-      <w:r>
-        <w:rPr>
-          <w:rFonts w:ascii="Times New Roman" w:hAnsi="Times New Roman" w:cs="Times New Roman"/>
-          <w:i/>
-        </w:rPr>
-        <w:t xml:space="preserve">p</w:t>
-      </w:r>
-      <w:r>
-        <w:rPr>
-          <w:rFonts w:ascii="Times New Roman" w:hAnsi="Times New Roman" w:cs="Times New Roman"/>
-        </w:rPr>
-        <w:t xml:space="preserve">&lt;</w:t>
-      </w:r>
-      <w:r>
-        <w:rPr>
-          <w:rFonts w:ascii="Times New Roman" w:hAnsi="Times New Roman" w:cs="Times New Roman" w:eastAsia="ＭＳ 明朝"/>
-          <w:lang w:val="en-US" w:eastAsia="ja-JP"/>
-        </w:rPr>
-        <w:t xml:space="preserve">0.0001、Kendall's </w:t>
-      </w:r>
-      <w:r>
-        <w:rPr>
-          <w:rFonts w:ascii="Times New Roman" w:hAnsi="Times New Roman" w:cs="Times New Roman"/>
-          <w:i/>
-        </w:rPr>
-        <w:t xml:space="preserve">W</w:t>
-      </w:r>
-      <w:r>
-        <w:rPr>
-          <w:rFonts w:ascii="Times New Roman" w:hAnsi="Times New Roman" w:cs="Times New Roman" w:eastAsia="ＭＳ 明朝"/>
-          <w:lang w:val="en-US" w:eastAsia="ja-JP"/>
-        </w:rPr>
-        <w:t xml:space="preserve"> は列の順に 0.59・0.81・0.63。8 シナリオは互いに独立でない（§4.1）ため、横断順位は順位一貫性の探索的要約である。</w:t>
+        <w:t xml:space="preserve">表 2. 3 指標の横断要約（定義は §3.4）。各セルは「平均順位／ARPD%／首位群シナリオ数（/8）」で、前 2 者は小さいほど、最後は多いほど良い。8 シナリオは互いに独立でない（§4.1）ため、横断順位は順位一貫性の探索的要約である。</w:t>
       </w:r>
     </w:p>
     <w:tbl>
@@ -7099,13 +7004,13 @@
           </w:tcPr>
           <w:p>
             <w:pPr>
-              <w:spacing w:after="60" w:line="240" w:lineRule="auto"/>
+              <w:spacing w:after="20" w:line="240" w:lineRule="auto"/>
               <w:jc w:val="center"/>
             </w:pPr>
             <w:r>
               <w:drawing>
                 <wp:inline xmlns:a="http://schemas.openxmlformats.org/drawingml/2006/main" xmlns:pic="http://schemas.openxmlformats.org/drawingml/2006/picture">
-                  <wp:extent cx="6588125" cy="2138084"/>
+                  <wp:extent cx="5608320" cy="1347083"/>
                   <wp:docPr id="4" name="Picture 4"/>
                   <wp:cNvGraphicFramePr>
                     <a:graphicFrameLocks noChangeAspect="1"/>
@@ -7126,7 +7031,7 @@
                         <pic:spPr>
                           <a:xfrm>
                             <a:off x="0" y="0"/>
-                            <a:ext cx="6588125" cy="2138084"/>
+                            <a:ext cx="5608320" cy="1347083"/>
                           </a:xfrm>
                           <a:prstGeom prst="rect"/>
                         </pic:spPr>
@@ -7155,7 +7060,7 @@
                 <w:rFonts w:ascii="Times New Roman" w:hAnsi="Times New Roman" w:cs="Times New Roman" w:eastAsia="ＭＳ 明朝"/>
                 <w:lang w:val="en-US" w:eastAsia="ja-JP"/>
               </w:rPr>
-              <w:t xml:space="preserve">図4. anytime 全域 HV 曲線（代表 2 シナリオ、trial の中央値）。横軸は各 run の経過時間、縦軸は時刻 </w:t>
+              <w:t xml:space="preserve">図4. 時刻 </w:t>
             </w:r>
             <w:r>
               <w:rPr>
@@ -7169,7 +7074,7 @@
                 <w:rFonts w:ascii="Times New Roman" w:hAnsi="Times New Roman" w:cs="Times New Roman" w:eastAsia="ＭＳ 明朝"/>
                 <w:lang w:val="en-US" w:eastAsia="ja-JP"/>
               </w:rPr>
-              <w:t xml:space="preserve"> までに 10 重みの run が訪問した点を合併した全域 HV で、終点が §4.3 の全域 HV にあたる。AOC は重みごとの曲線を対数時間平均してから全重みで平均した値なので本図の面積そのものではないが、立ち上がりの差として読める。描画範囲は、全手法が最終値の 99.5% に達した時刻で打ち切ってある（以降はいずれも平坦）。</w:t>
+              <w:t xml:space="preserve"> までに訪問した点で測った全域 HV の anytime 曲線（trial の中央値）。AOC は重みごとの曲線を平均した値で、重みを合併した本図の面積とは一致しない。</w:t>
             </w:r>
           </w:p>
         </w:tc>
@@ -8482,6 +8387,76 @@
           <w:szCs w:val="17"/>
         </w:rPr>
         <w:t xml:space="preserve">, 1(2), 117–129.</w:t>
+      </w:r>
+    </w:p>
+    <w:p>
+      <w:pPr>
+        <w:spacing w:line="190" w:lineRule="exact"/>
+        <w:ind w:left="284" w:hanging="284"/>
+        <w:jc w:val="both"/>
+      </w:pPr>
+      <w:r>
+        <w:rPr>
+          <w:rFonts w:ascii="Times New Roman" w:hAnsi="Times New Roman" w:cs="Times New Roman" w:eastAsia="ＭＳ 明朝"/>
+          <w:lang w:val="en-US" w:eastAsia="ja-JP"/>
+          <w:sz w:val="17"/>
+          <w:szCs w:val="17"/>
+        </w:rPr>
+        <w:t xml:space="preserve">[34] Valledor, P., Gómez, A., Puente, J., &amp; Fernández, I. (2022). Solving rescheduling problems in dynamic permutation flow shop environments with multiple objectives using the hybrid dynamic non-dominated sorting genetic II algorithm. </w:t>
+      </w:r>
+      <w:r>
+        <w:rPr>
+          <w:rFonts w:ascii="Times New Roman" w:hAnsi="Times New Roman" w:cs="Times New Roman" w:eastAsia="ＭＳ 明朝"/>
+          <w:i/>
+          <w:lang w:val="en-US" w:eastAsia="ja-JP"/>
+          <w:sz w:val="17"/>
+          <w:szCs w:val="17"/>
+        </w:rPr>
+        <w:t xml:space="preserve">Mathematics</w:t>
+      </w:r>
+      <w:r>
+        <w:rPr>
+          <w:rFonts w:ascii="Times New Roman" w:hAnsi="Times New Roman" w:cs="Times New Roman" w:eastAsia="ＭＳ 明朝"/>
+          <w:lang w:val="en-US" w:eastAsia="ja-JP"/>
+          <w:sz w:val="17"/>
+          <w:szCs w:val="17"/>
+        </w:rPr>
+        <w:t xml:space="preserve">, 10(14), 2395.</w:t>
+      </w:r>
+    </w:p>
+    <w:p>
+      <w:pPr>
+        <w:spacing w:line="190" w:lineRule="exact"/>
+        <w:ind w:left="284" w:hanging="284"/>
+        <w:jc w:val="both"/>
+      </w:pPr>
+      <w:r>
+        <w:rPr>
+          <w:rFonts w:ascii="Times New Roman" w:hAnsi="Times New Roman" w:cs="Times New Roman" w:eastAsia="ＭＳ 明朝"/>
+          <w:lang w:val="en-US" w:eastAsia="ja-JP"/>
+          <w:sz w:val="17"/>
+          <w:szCs w:val="17"/>
+        </w:rPr>
+        <w:t xml:space="preserve">[35] Luo, J., El Baz, D., Xue, R., Hu, J., &amp; Shi, L. (2025). A fully parallel multi-objective genetic algorithm for optimization of flexible shop floor production performance and schedule stability under dynamic environments. </w:t>
+      </w:r>
+      <w:r>
+        <w:rPr>
+          <w:rFonts w:ascii="Times New Roman" w:hAnsi="Times New Roman" w:cs="Times New Roman" w:eastAsia="ＭＳ 明朝"/>
+          <w:i/>
+          <w:lang w:val="en-US" w:eastAsia="ja-JP"/>
+          <w:sz w:val="17"/>
+          <w:szCs w:val="17"/>
+        </w:rPr>
+        <w:t xml:space="preserve">Annals of Operations Research</w:t>
+      </w:r>
+      <w:r>
+        <w:rPr>
+          <w:rFonts w:ascii="Times New Roman" w:hAnsi="Times New Roman" w:cs="Times New Roman" w:eastAsia="ＭＳ 明朝"/>
+          <w:lang w:val="en-US" w:eastAsia="ja-JP"/>
+          <w:sz w:val="17"/>
+          <w:szCs w:val="17"/>
+        </w:rPr>
+        <w:t xml:space="preserve">, 351(1), 489–524.</w:t>
       </w:r>
     </w:p>
     <w:sectPr>

--- a/doc/paper_apiems2026_v2/APIEMS2026_draft_v2_ja.docx
+++ b/doc/paper_apiems2026_v2/APIEMS2026_draft_v2_ja.docx
@@ -4226,7 +4226,7 @@
           <w:rFonts w:ascii="Times New Roman" w:hAnsi="Times New Roman" w:cs="Times New Roman" w:eastAsia="ＭＳ 明朝"/>
           <w:lang w:val="en-US" w:eastAsia="ja-JP"/>
         </w:rPr>
-        <w:t xml:space="preserve">（anytime 性能 [26]）：重みごとの HV-対-対数時間曲線の時間平均。</w:t>
+        <w:t xml:space="preserve">（anytime 性能 [26]）：重みごとの HV-対-対数時間曲線の時間平均。対数時間で平均するため、探索の立ち上がりを重く見る。</w:t>
       </w:r>
     </w:p>
     <w:p>
@@ -4491,81 +4491,7 @@
           <w:rFonts w:ascii="Times New Roman" w:hAnsi="Times New Roman" w:cs="Times New Roman" w:eastAsia="ＭＳ 明朝"/>
           <w:lang w:val="en-US" w:eastAsia="ja-JP"/>
         </w:rPr>
-        <w:t xml:space="preserve">=1.0 は一方の全 trial が他方の全 trial を上回る完全分離を意味する。差の大きさは中央値の倍率・相対差と、最良手法からの相対偏差 ARPD%（</w:t>
-      </w:r>
-      <w:r>
-        <w:rPr>
-          <w:rFonts w:ascii="Times New Roman" w:hAnsi="Times New Roman" w:cs="Times New Roman"/>
-        </w:rPr>
-        <w:t xml:space="preserve">(</w:t>
-      </w:r>
-      <w:r>
-        <w:rPr>
-          <w:rFonts w:ascii="Times New Roman" w:hAnsi="Times New Roman" w:cs="Times New Roman"/>
-        </w:rPr>
-        <w:t xml:space="preserve">best</w:t>
-      </w:r>
-      <w:r>
-        <w:rPr>
-          <w:rFonts w:ascii="Times New Roman" w:hAnsi="Times New Roman" w:cs="Times New Roman"/>
-        </w:rPr>
-        <w:t xml:space="preserve">-</w:t>
-      </w:r>
-      <w:r>
-        <w:rPr>
-          <w:rFonts w:ascii="Times New Roman" w:hAnsi="Times New Roman" w:cs="Times New Roman"/>
-          <w:i/>
-        </w:rPr>
-        <w:t xml:space="preserve">x</w:t>
-      </w:r>
-      <w:r>
-        <w:rPr>
-          <w:rFonts w:ascii="Times New Roman" w:hAnsi="Times New Roman" w:cs="Times New Roman"/>
-        </w:rPr>
-        <w:t xml:space="preserve">)</w:t>
-      </w:r>
-      <w:r>
-        <w:rPr>
-          <w:rFonts w:ascii="Times New Roman" w:hAnsi="Times New Roman" w:cs="Times New Roman"/>
-        </w:rPr>
-        <w:t xml:space="preserve">/</w:t>
-      </w:r>
-      <w:r>
-        <w:rPr>
-          <w:rFonts w:ascii="Times New Roman" w:hAnsi="Times New Roman" w:cs="Times New Roman"/>
-        </w:rPr>
-        <w:t xml:space="preserve">best</w:t>
-      </w:r>
-      <w:r>
-        <w:rPr>
-          <w:rFonts w:ascii="Times New Roman" w:hAnsi="Times New Roman" w:cs="Times New Roman"/>
-        </w:rPr>
-        <w:t xml:space="preserve">×</w:t>
-      </w:r>
-      <w:r>
-        <w:rPr>
-          <w:rFonts w:ascii="Times New Roman" w:hAnsi="Times New Roman" w:cs="Times New Roman"/>
-        </w:rPr>
-        <w:t xml:space="preserve">1</w:t>
-      </w:r>
-      <w:r>
-        <w:rPr>
-          <w:rFonts w:ascii="Times New Roman" w:hAnsi="Times New Roman" w:cs="Times New Roman"/>
-        </w:rPr>
-        <w:t xml:space="preserve">0</w:t>
-      </w:r>
-      <w:r>
-        <w:rPr>
-          <w:rFonts w:ascii="Times New Roman" w:hAnsi="Times New Roman" w:cs="Times New Roman"/>
-        </w:rPr>
-        <w:t xml:space="preserve">0</w:t>
-      </w:r>
-      <w:r>
-        <w:rPr>
-          <w:rFonts w:ascii="Times New Roman" w:hAnsi="Times New Roman" w:cs="Times New Roman" w:eastAsia="ＭＳ 明朝"/>
-          <w:lang w:val="en-US" w:eastAsia="ja-JP"/>
-        </w:rPr>
-        <w:t xml:space="preserve">, 低いほど良い）で示す。横断要約（表 2）では各手法を、8 シナリオでの平均順位・ARPD% の平均・首位群シナリオ数（そのシナリオの最良手法と有意差がないシナリオ数。補正なし）の 3 つで表す。</w:t>
+        <w:t xml:space="preserve">=1.0 は一方の全 trial が他方の全 trial を上回る完全分離を意味する。差の大きさは中央値の倍率・相対差で示す。</w:t>
       </w:r>
     </w:p>
     <w:p>
@@ -4587,7 +4513,7 @@
           <w:rFonts w:ascii="Times New Roman" w:hAnsi="Times New Roman" w:cs="Times New Roman" w:eastAsia="ＭＳ 明朝"/>
           <w:lang w:val="en-US" w:eastAsia="ja-JP"/>
         </w:rPr>
-        <w:t xml:space="preserve"> H1 は、局所探索を揃えた ILS-baseline と Memetic-baseline の高安定 HV の比較で検定し、全 8 シナリオで ILS が有意に上回れば支持されたとみなす。H2 は、Memetic-baseline に対する Memetic＋演算子の高安定 HV の伸びを同じ形で検定し、押し上げの到達点は ILS-baseline との比較で確かめる。単点探索側の対応する比較（ILS-baseline 対 ILS＋演算子）については効果の向きを事前に予測せず、多点探索側との効き方の違いとして対比する。多重比較は、同じ比較を 8 シナリオに渡したものを 1 族として Holm 補正で扱う。全域 HV と AOC にはいずれの仮説も方向の予測を置かず、手法間の比較として報告する。</w:t>
+        <w:t xml:space="preserve"> 仮説を置くのは高安定 HV だけである。H1 は、局所探索を揃えた ILS-baseline と Memetic-baseline の比較で検定し、全 8 シナリオで ILS が有意に上回れば支持されたとみなす。H2 は、Memetic-baseline に対する Memetic＋演算子の伸びを同じ形で検定し、押し上げの到達点は ILS-baseline との比較で確かめる。多重比較は、同じ比較を 8 シナリオに渡したものを 1 族として Holm 補正で扱う。</w:t>
       </w:r>
     </w:p>
     <w:p>
@@ -5624,7 +5550,7 @@
           <w:rFonts w:ascii="Times New Roman" w:hAnsi="Times New Roman" w:cs="Times New Roman" w:eastAsia="ＭＳ 明朝"/>
           <w:lang w:val="en-US" w:eastAsia="ja-JP"/>
         </w:rPr>
-        <w:t xml:space="preserve">この構図が全 8 シナリオで成り立つかを、高安定 HV で確かめる（図 3）。演算子なしの点の差が H1、Memetic の線の傾きが H2 に対応する。</w:t>
+        <w:t xml:space="preserve">この構図が全 8 シナリオで成り立つかを確かめる（図 3）。演算子なしの点の差が H1、Memetic の線の傾きが H2 に対応する。</w:t>
       </w:r>
     </w:p>
     <w:p>
@@ -5721,7 +5647,7 @@
           <w:b/>
           <w:lang w:val="en-US" w:eastAsia="ja-JP"/>
         </w:rPr>
-        <w:t xml:space="preserve">H2：演算子は Memetic の高安定 HV を全 8 シナリオの全試行で押し上げ、8 シナリオ中 7 つで ILS の水準に届かせる</w:t>
+        <w:t xml:space="preserve">H2：演算子は Memetic の高安定 HV を全 8 シナリオの全試行で押し上げ、8 シナリオ中 7 つで ILS-baseline と同等以上にする</w:t>
       </w:r>
       <w:r>
         <w:rPr>
@@ -5774,7 +5700,7 @@
           <w:rFonts w:ascii="Times New Roman" w:hAnsi="Times New Roman" w:cs="Times New Roman" w:eastAsia="ＭＳ 明朝"/>
           <w:lang w:val="en-US" w:eastAsia="ja-JP"/>
         </w:rPr>
-        <w:t xml:space="preserve">=1.0）。演算子なしでは高安定領域にほぼ解を持てなかった 3 シナリオで解が現れ、残る 5 シナリオでは高安定 HV が 2.1〜4.7 倍になる。到達点は 7 シナリオで ILS-baseline の水準に届く：6 つで有意差がなく（うち 5 つは中央値の差 1% 以内）、ta21L では 4〜5% 有意に上回る。届かないのは la40 だけで、そこでも 5〜10% 下回るにとどまる（Holm 補正後 </w:t>
+        <w:t xml:space="preserve">=1.0）。演算子なしでは高安定領域にほぼ解を持てなかった 3 シナリオで解が現れ、残る 5 シナリオでは高安定 HV が 2.1〜4.7 倍になる。到達点を ILS-baseline と比べると、6 シナリオでは有意差がなく（うち 5 つは中央値の差が 1% 以内）、ta21L では 4〜5% 上回り、la40 では 5〜10% 下回る（Holm 補正後 </w:t>
       </w:r>
       <w:r>
         <w:rPr>
@@ -5801,7 +5727,7 @@
           <w:rFonts w:ascii="Times New Roman" w:hAnsi="Times New Roman" w:cs="Times New Roman" w:eastAsia="ＭＳ 明朝"/>
           <w:lang w:val="en-US" w:eastAsia="ja-JP"/>
         </w:rPr>
-        <w:t xml:space="preserve">0.015）。H2 はこの 1 シナリオを除いて支持された。押し上げが摂動一般の効果か、</w:t>
+        <w:t xml:space="preserve">0.015）。H2 は下回った 1 シナリオを除いて支持された。押し上げが摂動一般の効果か、</w:t>
       </w:r>
       <w:r>
         <w:rPr>
@@ -6192,7 +6118,7 @@
           <w:rFonts w:ascii="Times New Roman" w:hAnsi="Times New Roman" w:cs="Times New Roman" w:eastAsia="ＭＳ 明朝"/>
           <w:lang w:val="en-US" w:eastAsia="ja-JP"/>
         </w:rPr>
-        <w:t xml:space="preserve">表 2. 3 指標の横断要約（定義は §3.4）。各セルは「平均順位／ARPD%／首位群シナリオ数（/8）」で、前 2 者は小さいほど、最後は多いほど良い。8 シナリオは互いに独立でない（§4.1）ため、横断順位は順位一貫性の探索的要約である。</w:t>
+        <w:t xml:space="preserve">表 2. 3 指標の横断要約。各セルは「平均順位／ARPD%（最良手法からの相対偏差）／首位群シナリオ数 /8（そのシナリオの最良手法と有意差がないシナリオ数。補正なし）」で、前 2 者は 8 シナリオの平均で小さいほど、最後は多いほど良い。8 シナリオは互いに独立でない（§4.1）ため、横断順位は順位一貫性の探索的要約である。</w:t>
       </w:r>
     </w:p>
     <w:tbl>
@@ -6960,7 +6886,7 @@
           <w:rFonts w:ascii="Times New Roman" w:hAnsi="Times New Roman" w:cs="Times New Roman" w:eastAsia="ＭＳ 明朝"/>
           <w:lang w:val="en-US" w:eastAsia="ja-JP"/>
         </w:rPr>
-        <w:t xml:space="preserve"> 最良の水準に達するのは演算子を載せた Memetic で、表 2 でも首位群を占める。ILS 系の水準はシナリオに依存し、4 シナリオ（la36S・ta21S・la40・la21）では最良に並ぶが、残る 4 つでは 5〜38% 下回る。演算子をもたない 2 手法どうしでも勝者は入れ替わり、ILS 系が最良に並ぶ 4 シナリオでは ILS-baseline、下回る 4 つでは Memetic-baseline が有意に上回る（うち 1 つは有意差なし）。ゆえに §4.2 の高安定領域の差は、ILS が全体として優れていることの反映ではない。演算子の効き方はここでも §4.2 と同じ向きに分かれる：Memetic の全域 HV を 8 シナリオ中 6 で有意に押し上げる（+2.8〜11.7%。残る 2 つは演算子なしで既に ILS を上回る）のに対し、ILS では全シナリオで ±0.5% 以内にとどまる（最良を 15〜38% 下回る 3 シナリオでも同じ）。掃引全体で到達した最小 MS も同じ構図で、ILS 系が並ぶ 4 シナリオでは GA を除く全手法が一致し、下回る 4 つでは Memetic 系が低い（3 つで 1.2〜2.2%, </w:t>
+        <w:t xml:space="preserve"> 最良の水準に達するのは演算子を載せた Memetic で、表 2 でも首位群を占める。演算子が押し上げるのは §4.2 と同じく Memetic だけで、その全域 HV を 8 シナリオ中 6 で有意に上げる（+2.8〜11.7%）のに対し、ILS では全シナリオで ±0.5% 以内にとどまる。構造どうしの勝敗はシナリオで替わり、la36S・ta21S・la40・la21（以下 A 群）では ILS-baseline が Memetic-baseline を有意に上回るのに対し、la36M・la36L・mt10・ta21L（以下 B 群）では逆に Memetic-baseline が上回る（うち 1 つは有意差なし）。ILS 系が最良の水準に並ぶのは A 群だけで、B 群では 5〜38% 下回る。ゆえに §4.2 の高安定領域の差は、ILS が全体として優れていることの反映ではない。同じ分かれ方は掃引全体で到達した最小 MS にも現れ、A 群では GA を除く全手法が同じ値に達するのに対し、B 群の la36M・la36L・mt10 では Memetic 系が 1.2〜2.2% 低い（演算子の有無を揃えた 3 対すべてで有意, </w:t>
       </w:r>
       <w:r>
         <w:rPr>
@@ -6980,7 +6906,7 @@
           <w:rFonts w:ascii="Times New Roman" w:hAnsi="Times New Roman" w:cs="Times New Roman" w:eastAsia="ＭＳ 明朝"/>
           <w:lang w:val="en-US" w:eastAsia="ja-JP"/>
         </w:rPr>
-        <w:t xml:space="preserve">0.001）。演算子はこの最小 MS には効かない。</w:t>
+        <w:t xml:space="preserve">0.01。ta21L では 0.6% 以内）。</w:t>
       </w:r>
     </w:p>
     <w:tbl>
@@ -7107,7 +7033,7 @@
           <w:rFonts w:ascii="Times New Roman" w:hAnsi="Times New Roman" w:cs="Times New Roman" w:eastAsia="ＭＳ 明朝"/>
           <w:lang w:val="en-US" w:eastAsia="ja-JP"/>
         </w:rPr>
-        <w:t xml:space="preserve"> 最良の水準に並ぶのは ILS 系 3 手法で、6 シナリオで最良から 2% 以内にある（表 2）。残る la36S・mt10 では Memetic-baseline が最良で ILS 系は 10〜22% 下回る。AOC は対数時間で早期を重く見るため、</w:t>
+        <w:t xml:space="preserve"> 最良の水準に並ぶのは ILS 系 3 手法で、6 シナリオで最良から 2% 以内にある（表 2。残る la36S・mt10 では Memetic-baseline が最良で、ILS 系は 10〜22% 下回る）。ILS 系の立ち上がりの早さは、</w:t>
       </w:r>
       <w:r>
         <w:rPr>
@@ -7129,7 +7055,7 @@
           <w:rFonts w:ascii="Times New Roman" w:hAnsi="Times New Roman" w:cs="Times New Roman" w:eastAsia="ＭＳ 明朝"/>
           <w:lang w:val="en-US" w:eastAsia="ja-JP"/>
         </w:rPr>
-        <w:t xml:space="preserve"> を初期解として受け取る ILS の早さを強く反映する（図 4）。効き方はここでも非対称だが、向きは逆で Memetic のコストになる。PR は </w:t>
+        <w:t xml:space="preserve"> という良解 1 点を小刻みに改善していく軌道に由来すると考えられる（図 4）。演算子はこの早さを損なわない：停滞時にしか発動しない ILS では、3 手法の差が全シナリオで 3% 以内かつ有意でない。Memetic では逆にコストになる：PR は </w:t>
       </w:r>
       <w:r>
         <w:rPr>
@@ -7151,7 +7077,7 @@
           <w:rFonts w:ascii="Times New Roman" w:hAnsi="Times New Roman" w:cs="Times New Roman" w:eastAsia="ＭＳ 明朝"/>
           <w:lang w:val="en-US" w:eastAsia="ja-JP"/>
         </w:rPr>
-        <w:t xml:space="preserve"> までの経路を辿り切って中間解を再最適化するため 1 回が重く、個体ごとに発動する Memetic では AOC を 8 シナリオ中 5 で有意に下げる（7〜26%）。停滞時にしか発動しない ILS では 3 手法の差が全シナリオで 3% 以内かつ有意でない。</w:t>
+        <w:t xml:space="preserve"> までの経路を辿り切って中間解を再最適化するため 1 回が重く、個体ごとに発動するため AOC を 8 シナリオ中 5 で有意に下げる（7〜26%）。</w:t>
       </w:r>
     </w:p>
     <w:p>

--- a/doc/paper_apiems2026_v2/APIEMS2026_draft_v2_ja.docx
+++ b/doc/paper_apiems2026_v2/APIEMS2026_draft_v2_ja.docx
@@ -93,7 +93,7 @@
           <w:rFonts w:ascii="Times New Roman" w:hAnsi="Times New Roman" w:cs="Times New Roman" w:eastAsia="ＭＳ 明朝"/>
           <w:lang w:val="en-US" w:eastAsia="ja-JP"/>
         </w:rPr>
-        <w:t xml:space="preserve">予測リアクティブ再スケジューリングでは高品質な元計画 </w:t>
+        <w:t xml:space="preserve">予測リアクティブ再スケジューリングでは、外乱前の元計画 </w:t>
       </w:r>
       <w:r>
         <w:rPr>
@@ -115,7 +115,7 @@
           <w:rFonts w:ascii="Times New Roman" w:hAnsi="Times New Roman" w:cs="Times New Roman" w:eastAsia="ＭＳ 明朝"/>
           <w:lang w:val="en-US" w:eastAsia="ja-JP"/>
         </w:rPr>
-        <w:t xml:space="preserve"> が既に存在し、修正解には効率（メイクスパン）と安定性（</w:t>
+        <w:t xml:space="preserve"> が探索開始前から手元にあり、その順序を保つだけで安定性は最適になる。変更にはコストが伴うため、実際に採用される修正計画は </w:t>
       </w:r>
       <w:r>
         <w:rPr>
@@ -137,7 +137,7 @@
           <w:rFonts w:ascii="Times New Roman" w:hAnsi="Times New Roman" w:cs="Times New Roman" w:eastAsia="ＭＳ 明朝"/>
           <w:lang w:val="en-US" w:eastAsia="ja-JP"/>
         </w:rPr>
-        <w:t xml:space="preserve"> からの変更の小ささ）が同時に求められる。ゆえに探索手法は、</w:t>
+        <w:t xml:space="preserve"> の近くにある。ゆえに手法は、トレードオフ全体の品質だけでなく、</w:t>
       </w:r>
       <w:r>
         <w:rPr>
@@ -159,7 +159,7 @@
           <w:rFonts w:ascii="Times New Roman" w:hAnsi="Times New Roman" w:cs="Times New Roman" w:eastAsia="ＭＳ 明朝"/>
           <w:lang w:val="en-US" w:eastAsia="ja-JP"/>
         </w:rPr>
-        <w:t xml:space="preserve"> 近傍（以下、高安定領域）をどれだけ良く埋められるかでも評価すべきである。局所探索を揃えた統制比較の結果、</w:t>
+        <w:t xml:space="preserve"> 近傍（以下、高安定領域）をどれだけ良く埋められるかでも評価すべきであり、本研究はこの領域に限った HV を測る。局所探索を揃えた統制比較の結果、</w:t>
       </w:r>
       <w:r>
         <w:rPr>
@@ -181,7 +181,7 @@
           <w:rFonts w:ascii="Times New Roman" w:hAnsi="Times New Roman" w:cs="Times New Roman" w:eastAsia="ＭＳ 明朝"/>
           <w:lang w:val="en-US" w:eastAsia="ja-JP"/>
         </w:rPr>
-        <w:t xml:space="preserve"> から連続変形する単点探索（ILS）は、交叉で解を組み替える多点探索（Memetic）を高安定領域の HV で全 8 シナリオの全試行で上回った。次に、解を </w:t>
+        <w:t xml:space="preserve"> を小刻みに変形する単点探索（ILS）は、主流である多点探索（Memetic）を全 8 シナリオの全試行で上回った。解を </w:t>
       </w:r>
       <w:r>
         <w:rPr>
@@ -203,7 +203,7 @@
           <w:rFonts w:ascii="Times New Roman" w:hAnsi="Times New Roman" w:cs="Times New Roman" w:eastAsia="ＭＳ 明朝"/>
           <w:lang w:val="en-US" w:eastAsia="ja-JP"/>
         </w:rPr>
-        <w:t xml:space="preserve"> へ引き戻す安定性誘導演算子（Path Relinking に基づく PR と repair）を両構造に搭載すると、効果は非対称に現れた。多点探索では高安定領域の HV が全シナリオの全試行で改善し、8 シナリオ中 7 つで単点探索と並び、トレードオフ全体の品質で首位となった一方、この領域を自力で埋めている単点探索では改善の余地がほとんど残らなかった。最良手法は評価軸によって入れ替わる。</w:t>
+        <w:t xml:space="preserve"> へ引き戻す安定性誘導演算子（Path Relinking に基づく）を両構造に搭載すると、効果は非対称に現れた。演算子は多点探索の高安定 HV を全試行で押し上げ、8 シナリオ中 7 つで単点探索の水準に到達させた一方、自力でこの領域を埋めている単点探索はほとんど変えなかった。最良手法は評価軸で替わり、トレードオフ全体の品質では多点探索＋演算子、anytime 性能では単点探索が優れる。</w:t>
       </w:r>
     </w:p>
     <w:p>
@@ -4414,7 +4414,7 @@
           <w:rFonts w:ascii="Times New Roman" w:hAnsi="Times New Roman" w:cs="Times New Roman" w:eastAsia="ＭＳ 明朝"/>
           <w:lang w:val="en-US" w:eastAsia="ja-JP"/>
         </w:rPr>
-        <w:t xml:space="preserve"> など）は全手法が探索せずに得る自明解なので、HV の算出から除く。全域 HV と高安定 HV は、各試行で重み掃引の全点の解を合併してから算出する。AOC は逆に</w:t>
+        <w:t xml:space="preserve"> など）は全手法が探索せずに得る自明解なので、HV の算出から除く。全域 HV と高安定 HV は各試行で重み掃引の全点の解を合併して算出し、AOC は逆に</w:t>
       </w:r>
       <w:r>
         <w:rPr>
@@ -4429,7 +4429,7 @@
           <w:rFonts w:ascii="Times New Roman" w:hAnsi="Times New Roman" w:cs="Times New Roman" w:eastAsia="ＭＳ 明朝"/>
           <w:lang w:val="en-US" w:eastAsia="ja-JP"/>
         </w:rPr>
-        <w:t xml:space="preserve">とし、壁時計の対数時間で平均した値を試行ごとに全重みで平均する（時間窓は各重みで全手法共通）。</w:t>
+        <w:t xml:space="preserve">として、壁時計の対数時間で平均した値を試行ごとに全重みで平均する（時間窓は各重みで全手法共通）。</w:t>
       </w:r>
     </w:p>
     <w:p>
@@ -5403,7 +5403,7 @@
           <w:sz w:val="22"/>
           <w:szCs w:val="22"/>
         </w:rPr>
-        <w:t xml:space="preserve">4.2 High-Stability HV: ILS Fills the Region Alone, the Population Fills It with Operators (H1, H2)</w:t>
+        <w:t xml:space="preserve">4.2 High-Stability HV: ILS Fills the Region Alone, Memetic Needs the Operators (H1, H2)</w:t>
       </w:r>
     </w:p>
     <w:p>
@@ -5445,7 +5445,7 @@
           <w:rFonts w:ascii="Times New Roman" w:hAnsi="Times New Roman" w:cs="Times New Roman" w:eastAsia="ＭＳ 明朝"/>
           <w:lang w:val="en-US" w:eastAsia="ja-JP"/>
         </w:rPr>
-        <w:t xml:space="preserve">=16 を要する。(b) ta21L では入りはするが MS で ILS に劣り、両者が並ぶのは効率端のみである。いずれの型でも演算子を載せると両構造のフロントは高安定領域で重なり、8 シナリオ中 5 つでは ILS+PR と Memetic+PR の非劣解が点集合まで一致する。</w:t>
+        <w:t xml:space="preserve">=16 を要する。(b) ta21L では入りはするが MS で ILS に劣り、両者が並ぶのは効率端のみである。いずれの型でも演算子を載せると両構造のフロントは高安定領域で重なり、この領域内では 8 シナリオ中 5 つで ILS+PR と Memetic+PR の非劣解が点集合まで一致する。</w:t>
       </w:r>
     </w:p>
     <w:tbl>
@@ -6075,7 +6075,7 @@
           <w:sz w:val="22"/>
           <w:szCs w:val="22"/>
         </w:rPr>
-        <w:t xml:space="preserve">4.3 Overall HV and AOC: The Best Method Changes with the Criterion Emphasized</w:t>
+        <w:t xml:space="preserve">4.3 Overall HV and AOC: The Best Method Depends on Which Criterion Is Emphasized</w:t>
       </w:r>
     </w:p>
     <w:p>
@@ -7099,7 +7099,7 @@
           <w:rFonts w:ascii="Times New Roman" w:hAnsi="Times New Roman" w:cs="Times New Roman" w:eastAsia="ＭＳ 明朝"/>
           <w:lang w:val="en-US" w:eastAsia="ja-JP"/>
         </w:rPr>
-        <w:t xml:space="preserve"> ILS ではどちらを載せてもほぼ同じで、3 指標とも差は 2% 以内にとどまる（有意差は全域 HV の 2 シナリオのみで、向きも逆である）。Memetic では評価軸で替わる。最終的な品質は PR がわずかに優り、有意差は全域 HV で 2/8、高安定 HV で 3/8 と少ないが、向きはいずれも PR 優位である。AOC では逆に repair が 6/8 シナリオで有意に上回る。</w:t>
+        <w:t xml:space="preserve"> ILS ではどちらを載せてもほぼ同じで、3 指標とも差は 2% 以内にとどまる。Memetic では評価軸で替わり、最終的な品質は有意差のあった 5 例（全域 HV 2/8、高安定 HV 3/8）がいずれも PR 優位、AOC では逆に repair が 6/8 で有意に上回る。</w:t>
       </w:r>
     </w:p>
     <w:p>
@@ -7261,7 +7261,7 @@
           <w:rFonts w:ascii="Times New Roman" w:hAnsi="Times New Roman" w:cs="Times New Roman" w:eastAsia="ＭＳ 明朝"/>
           <w:lang w:val="en-US" w:eastAsia="ja-JP"/>
         </w:rPr>
-        <w:t xml:space="preserve"> トレードオフ全体の品質（全域 HV）は Memetic＋安定性誘導演算子、高安定領域の品質（高安定 HV）は ILS と Memetic＋演算子の双方、anytime 性能（AOC）は ILS 系が優れる。ゆえに計算時間を許容してトレードオフ全体の品質を追求するなら Memetic＋演算子、変更の少ない再計画を早く出すなら ILS を選ぶ（効率だけを重視する場合も Memetic 系が同等以上である）。Memetic に載せる演算子は、最終的な品質ではわずかに PR、anytime 性能では repair が上回る（§4.3）。</w:t>
+        <w:t xml:space="preserve"> トレードオフ全体の品質（全域 HV）は Memetic＋安定性誘導演算子、高安定領域の品質（高安定 HV）は ILS と Memetic＋演算子の双方、anytime 性能（AOC）は ILS 系が優れる。ゆえに計算時間を許容してトレードオフ全体の品質を追求するなら Memetic＋演算子、変更の少ない再計画を早く出すなら ILS を選ぶ。Memetic に載せる演算子は、最終的な品質ではわずかに PR、anytime 性能では repair が上回る（§4.3）。</w:t>
       </w:r>
     </w:p>
     <w:p>

--- a/doc/paper_apiems2026_v2/APIEMS2026_draft_v2_ja.docx
+++ b/doc/paper_apiems2026_v2/APIEMS2026_draft_v2_ja.docx
@@ -15,7 +15,7 @@
           <w:sz w:val="40"/>
           <w:szCs w:val="40"/>
         </w:rPr>
-        <w:t xml:space="preserve">ジョブショップ再スケジューリングにおける安定性誘導演算子の非対称効果——単点探索と多点探索の横断比較</w:t>
+        <w:t xml:space="preserve">処理順序の変更量を考慮したジョブショップ再スケジューリングにおける単点探索と多点探索の比較と path relinking の適用</w:t>
       </w:r>
     </w:p>
     <w:p>
@@ -93,7 +93,7 @@
           <w:rFonts w:ascii="Times New Roman" w:hAnsi="Times New Roman" w:cs="Times New Roman" w:eastAsia="ＭＳ 明朝"/>
           <w:lang w:val="en-US" w:eastAsia="ja-JP"/>
         </w:rPr>
-        <w:t xml:space="preserve">予測リアクティブ再スケジューリングでは、外乱前の元計画 </w:t>
+        <w:t xml:space="preserve">再スケジューリングでは、元計画 </w:t>
       </w:r>
       <w:r>
         <w:rPr>
@@ -115,7 +115,7 @@
           <w:rFonts w:ascii="Times New Roman" w:hAnsi="Times New Roman" w:cs="Times New Roman" w:eastAsia="ＭＳ 明朝"/>
           <w:lang w:val="en-US" w:eastAsia="ja-JP"/>
         </w:rPr>
-        <w:t xml:space="preserve"> が探索開始前から手元にあり、その順序を保つだけで安定性は最適になる。変更にはコストが伴うため、実際に採用される修正計画は </w:t>
+        <w:t xml:space="preserve"> からの大幅な変更がコストを伴うため、修正計画には効率と、</w:t>
       </w:r>
       <w:r>
         <w:rPr>
@@ -137,7 +137,7 @@
           <w:rFonts w:ascii="Times New Roman" w:hAnsi="Times New Roman" w:cs="Times New Roman" w:eastAsia="ＭＳ 明朝"/>
           <w:lang w:val="en-US" w:eastAsia="ja-JP"/>
         </w:rPr>
-        <w:t xml:space="preserve"> の近くにある。ゆえに手法は、トレードオフ全体の品質だけでなく、</w:t>
+        <w:t xml:space="preserve"> からの変更の小ささ（安定性）が同時に求められる。本研究は、高品質な初期解 </w:t>
       </w:r>
       <w:r>
         <w:rPr>
@@ -159,7 +159,7 @@
           <w:rFonts w:ascii="Times New Roman" w:hAnsi="Times New Roman" w:cs="Times New Roman" w:eastAsia="ＭＳ 明朝"/>
           <w:lang w:val="en-US" w:eastAsia="ja-JP"/>
         </w:rPr>
-        <w:t xml:space="preserve"> 近傍（以下、高安定領域）をどれだけ良く埋められるかでも評価すべきであり、本研究はこの領域に限った HV を測る。局所探索を揃えた統制比較の結果、</w:t>
+        <w:t xml:space="preserve"> が与えられるこの問題では、それを小刻みに変形していく単点探索（ILS）のほうが、既存研究で主流の多点探索（Memetic）よりも </w:t>
       </w:r>
       <w:r>
         <w:rPr>
@@ -181,7 +181,7 @@
           <w:rFonts w:ascii="Times New Roman" w:hAnsi="Times New Roman" w:cs="Times New Roman" w:eastAsia="ＭＳ 明朝"/>
           <w:lang w:val="en-US" w:eastAsia="ja-JP"/>
         </w:rPr>
-        <w:t xml:space="preserve"> を小刻みに変形する単点探索（ILS）は、主流である多点探索（Memetic）を全 8 シナリオの全試行で上回った。解を </w:t>
+        <w:t xml:space="preserve"> の近傍（以下、高安定領域）を良く埋めるという仮説を、局所探索を揃えた統制比較で検証した。この領域に限った HV（高安定 HV）は全 8 シナリオの全試行で単点探索が上回り、多点探索は 3 シナリオでほぼ届かず、残る 5 つでも 2.0〜4.5 倍の開きがあった。さらに、Path Relinking に基づき解を </w:t>
       </w:r>
       <w:r>
         <w:rPr>
@@ -203,7 +203,7 @@
           <w:rFonts w:ascii="Times New Roman" w:hAnsi="Times New Roman" w:cs="Times New Roman" w:eastAsia="ＭＳ 明朝"/>
           <w:lang w:val="en-US" w:eastAsia="ja-JP"/>
         </w:rPr>
-        <w:t xml:space="preserve"> へ引き戻す安定性誘導演算子（Path Relinking に基づく）を両構造に搭載すると、効果は非対称に現れた。演算子は多点探索の高安定 HV を全試行で押し上げ、8 シナリオ中 7 つで単点探索の水準に到達させた一方、自力でこの領域を埋めている単点探索はほとんど変えなかった。最良手法は評価軸で替わり、トレードオフ全体の品質では多点探索＋演算子、anytime 性能では単点探索が優れる。</w:t>
+        <w:t xml:space="preserve"> へ引き戻す安定性誘導演算子を両構造に載せると、効果は非対称に現れた。多点探索の高安定 HV は全試行で押し上がり、8 シナリオ中 7 つで単点探索の水準に達したが、自力でこの領域を埋めている単点探索はほとんど動かなかった。最良手法は評価軸で替わり、トレードオフ全体の品質では多点探索＋演算子、anytime 性能では単点探索が優れる。</w:t>
       </w:r>
     </w:p>
     <w:p>
@@ -622,7 +622,7 @@
           <w:rFonts w:ascii="Times New Roman" w:hAnsi="Times New Roman" w:cs="Times New Roman" w:eastAsia="ＭＳ 明朝"/>
           <w:lang w:val="en-US" w:eastAsia="ja-JP"/>
         </w:rPr>
-        <w:t xml:space="preserve">本研究が対象とするジョブショップスケジューリング問題（JSSP）は NP 困難であり [33]、実用規模では厳密解法でなくメタヒューリスティクスが用いられる [13]。これらは、1 つの解を少しずつ変形しながら進む</w:t>
+        <w:t xml:space="preserve">本研究が対象とするジョブショップスケジューリング問題（JSSP）は NP 困難であり、実用規模では厳密解法でなくメタヒューリスティクスが用いられる [13]。これらは、1 つの解を少しずつ変形しながら進む</w:t>
       </w:r>
       <w:r>
         <w:rPr>
@@ -2868,7 +2868,7 @@
           <w:rFonts w:ascii="Times New Roman" w:hAnsi="Times New Roman" w:cs="Times New Roman" w:eastAsia="ＭＳ 明朝"/>
           <w:lang w:val="en-US" w:eastAsia="ja-JP"/>
         </w:rPr>
-        <w:t xml:space="preserve">は insert 移動で、強度（挿入手数）を停滞度に応じ鋸歯状に巡回させる（VNS [10] 型）。</w:t>
+        <w:t xml:space="preserve">は insert 移動で、強度（挿入手数）を停滞度に応じ鋸歯状に巡回させる。</w:t>
       </w:r>
       <w:r>
         <w:rPr>
@@ -4465,7 +4465,7 @@
           <w:rFonts w:ascii="Times New Roman" w:hAnsi="Times New Roman" w:cs="Times New Roman" w:eastAsia="ＭＳ 明朝"/>
           <w:lang w:val="en-US" w:eastAsia="ja-JP"/>
         </w:rPr>
-        <w:t xml:space="preserve"> で評価し [32]、検定はすべて両側で行う。</w:t>
+        <w:t xml:space="preserve"> で評価し、検定はすべて両側で行う。</w:t>
       </w:r>
       <w:r>
         <w:rPr>
@@ -5987,7 +5987,7 @@
                 <w:rFonts w:ascii="Times New Roman" w:hAnsi="Times New Roman" w:cs="Times New Roman" w:eastAsia="ＭＳ 明朝"/>
                 <w:lang w:val="en-US" w:eastAsia="ja-JP"/>
               </w:rPr>
-              <w:t xml:space="preserve">図3. 探索構造 × 安定性誘導演算子の交互作用図（高安定 HV、中央値と四分位範囲、n=10）。記号は演算子なしに対する両側 Mann–Whitney U 検定の有意水準で、対応する線と同じ色で示す（* </w:t>
+              <w:t xml:space="preserve">図3. 探索構造 × 安定性誘導演算子の交互作用図（高安定 HV、中央値と四分位範囲、n=10）。記号は演算子なしに対する両側 Mann–Whitney U 検定の有意水準で、ILS は線の上・Memetic は線の下に置く（* </w:t>
             </w:r>
             <w:r>
               <w:rPr>
@@ -7663,7 +7663,7 @@
           <w:sz w:val="17"/>
           <w:szCs w:val="17"/>
         </w:rPr>
-        <w:t xml:space="preserve">[10] Mladenović, N., &amp; Hansen, P. (1997). Variable neighborhood search. </w:t>
+        <w:t xml:space="preserve">[11] Bierwirth, C., Mattfeld, D. C., &amp; Kopfer, H. (1996). On permutation representations for scheduling problems. In </w:t>
       </w:r>
       <w:r>
         <w:rPr>
@@ -7673,7 +7673,7 @@
           <w:sz w:val="17"/>
           <w:szCs w:val="17"/>
         </w:rPr>
-        <w:t xml:space="preserve">Computers &amp; Operations Research</w:t>
+        <w:t xml:space="preserve">Parallel Problem Solving from Nature—PPSN IV</w:t>
       </w:r>
       <w:r>
         <w:rPr>
@@ -7682,7 +7682,7 @@
           <w:sz w:val="17"/>
           <w:szCs w:val="17"/>
         </w:rPr>
-        <w:t xml:space="preserve">, 24(11), 1097–1100.</w:t>
+        <w:t xml:space="preserve">, LNCS 1141, pp. 310–318. Springer.</w:t>
       </w:r>
     </w:p>
     <w:p>
@@ -7698,7 +7698,7 @@
           <w:sz w:val="17"/>
           <w:szCs w:val="17"/>
         </w:rPr>
-        <w:t xml:space="preserve">[11] Bierwirth, C., Mattfeld, D. C., &amp; Kopfer, H. (1996). On permutation representations for scheduling problems. In </w:t>
+        <w:t xml:space="preserve">[12] Vieira, G. E., Herrmann, J. W., &amp; Lin, E. (2003). Rescheduling manufacturing systems: a framework of strategies, policies, and methods. </w:t>
       </w:r>
       <w:r>
         <w:rPr>
@@ -7708,7 +7708,7 @@
           <w:sz w:val="17"/>
           <w:szCs w:val="17"/>
         </w:rPr>
-        <w:t xml:space="preserve">Parallel Problem Solving from Nature—PPSN IV</w:t>
+        <w:t xml:space="preserve">Journal of Scheduling</w:t>
       </w:r>
       <w:r>
         <w:rPr>
@@ -7717,7 +7717,7 @@
           <w:sz w:val="17"/>
           <w:szCs w:val="17"/>
         </w:rPr>
-        <w:t xml:space="preserve">, LNCS 1141, pp. 310–318. Springer.</w:t>
+        <w:t xml:space="preserve">, 6(1), 39–62.</w:t>
       </w:r>
     </w:p>
     <w:p>
@@ -7733,7 +7733,7 @@
           <w:sz w:val="17"/>
           <w:szCs w:val="17"/>
         </w:rPr>
-        <w:t xml:space="preserve">[12] Vieira, G. E., Herrmann, J. W., &amp; Lin, E. (2003). Rescheduling manufacturing systems: a framework of strategies, policies, and methods. </w:t>
+        <w:t xml:space="preserve">[13] Ouelhadj, D., &amp; Petrovic, S. (2009). A survey of dynamic scheduling in manufacturing systems. </w:t>
       </w:r>
       <w:r>
         <w:rPr>
@@ -7752,7 +7752,7 @@
           <w:sz w:val="17"/>
           <w:szCs w:val="17"/>
         </w:rPr>
-        <w:t xml:space="preserve">, 6(1), 39–62.</w:t>
+        <w:t xml:space="preserve">, 12(4), 417–431.</w:t>
       </w:r>
     </w:p>
     <w:p>
@@ -7768,7 +7768,7 @@
           <w:sz w:val="17"/>
           <w:szCs w:val="17"/>
         </w:rPr>
-        <w:t xml:space="preserve">[13] Ouelhadj, D., &amp; Petrovic, S. (2009). A survey of dynamic scheduling in manufacturing systems. </w:t>
+        <w:t xml:space="preserve">[14] Wu, S. D., Storer, R. H., &amp; Chang, P.-C. (1993). One-machine rescheduling heuristics with efficiency and stability as criteria. </w:t>
       </w:r>
       <w:r>
         <w:rPr>
@@ -7778,7 +7778,7 @@
           <w:sz w:val="17"/>
           <w:szCs w:val="17"/>
         </w:rPr>
-        <w:t xml:space="preserve">Journal of Scheduling</w:t>
+        <w:t xml:space="preserve">Computers &amp; Operations Research</w:t>
       </w:r>
       <w:r>
         <w:rPr>
@@ -7787,7 +7787,7 @@
           <w:sz w:val="17"/>
           <w:szCs w:val="17"/>
         </w:rPr>
-        <w:t xml:space="preserve">, 12(4), 417–431.</w:t>
+        <w:t xml:space="preserve">, 20(1), 1–14.</w:t>
       </w:r>
     </w:p>
     <w:p>
@@ -7803,7 +7803,7 @@
           <w:sz w:val="17"/>
           <w:szCs w:val="17"/>
         </w:rPr>
-        <w:t xml:space="preserve">[14] Wu, S. D., Storer, R. H., &amp; Chang, P.-C. (1993). One-machine rescheduling heuristics with efficiency and stability as criteria. </w:t>
+        <w:t xml:space="preserve">[15] Bean, J. C., Birge, J. R., Mittenthal, J., &amp; Noon, C. E. (1991). Matchup scheduling with multiple resources, release dates and disruptions. </w:t>
       </w:r>
       <w:r>
         <w:rPr>
@@ -7813,7 +7813,7 @@
           <w:sz w:val="17"/>
           <w:szCs w:val="17"/>
         </w:rPr>
-        <w:t xml:space="preserve">Computers &amp; Operations Research</w:t>
+        <w:t xml:space="preserve">Operations Research</w:t>
       </w:r>
       <w:r>
         <w:rPr>
@@ -7822,7 +7822,7 @@
           <w:sz w:val="17"/>
           <w:szCs w:val="17"/>
         </w:rPr>
-        <w:t xml:space="preserve">, 20(1), 1–14.</w:t>
+        <w:t xml:space="preserve">, 39(3), 470–483.</w:t>
       </w:r>
     </w:p>
     <w:p>
@@ -7838,7 +7838,7 @@
           <w:sz w:val="17"/>
           <w:szCs w:val="17"/>
         </w:rPr>
-        <w:t xml:space="preserve">[15] Bean, J. C., Birge, J. R., Mittenthal, J., &amp; Noon, C. E. (1991). Matchup scheduling with multiple resources, release dates and disruptions. </w:t>
+        <w:t xml:space="preserve">[16] Abumaizar, R. J., &amp; Svestka, J. A. (1997). Rescheduling job shops under random disruptions. </w:t>
       </w:r>
       <w:r>
         <w:rPr>
@@ -7848,7 +7848,7 @@
           <w:sz w:val="17"/>
           <w:szCs w:val="17"/>
         </w:rPr>
-        <w:t xml:space="preserve">Operations Research</w:t>
+        <w:t xml:space="preserve">International Journal of Production Research</w:t>
       </w:r>
       <w:r>
         <w:rPr>
@@ -7857,7 +7857,7 @@
           <w:sz w:val="17"/>
           <w:szCs w:val="17"/>
         </w:rPr>
-        <w:t xml:space="preserve">, 39(3), 470–483.</w:t>
+        <w:t xml:space="preserve">, 35(7), 2065–2082.</w:t>
       </w:r>
     </w:p>
     <w:p>
@@ -7873,7 +7873,7 @@
           <w:sz w:val="17"/>
           <w:szCs w:val="17"/>
         </w:rPr>
-        <w:t xml:space="preserve">[16] Abumaizar, R. J., &amp; Svestka, J. A. (1997). Rescheduling job shops under random disruptions. </w:t>
+        <w:t xml:space="preserve">[17] Zakaria, Z., &amp; Petrovic, S. (2012). Genetic algorithms for match-up rescheduling of the flexible manufacturing systems. </w:t>
       </w:r>
       <w:r>
         <w:rPr>
@@ -7883,7 +7883,7 @@
           <w:sz w:val="17"/>
           <w:szCs w:val="17"/>
         </w:rPr>
-        <w:t xml:space="preserve">International Journal of Production Research</w:t>
+        <w:t xml:space="preserve">Computers &amp; Industrial Engineering</w:t>
       </w:r>
       <w:r>
         <w:rPr>
@@ -7892,7 +7892,7 @@
           <w:sz w:val="17"/>
           <w:szCs w:val="17"/>
         </w:rPr>
-        <w:t xml:space="preserve">, 35(7), 2065–2082.</w:t>
+        <w:t xml:space="preserve">, 62(2), 670–686.</w:t>
       </w:r>
     </w:p>
     <w:p>
@@ -7908,7 +7908,7 @@
           <w:sz w:val="17"/>
           <w:szCs w:val="17"/>
         </w:rPr>
-        <w:t xml:space="preserve">[17] Zakaria, Z., &amp; Petrovic, S. (2012). Genetic algorithms for match-up rescheduling of the flexible manufacturing systems. </w:t>
+        <w:t xml:space="preserve">[18] Fattahi, P., &amp; Fallahi, A. (2010). Dynamic scheduling in flexible job shop systems by considering simultaneously efficiency and stability. </w:t>
       </w:r>
       <w:r>
         <w:rPr>
@@ -7918,7 +7918,7 @@
           <w:sz w:val="17"/>
           <w:szCs w:val="17"/>
         </w:rPr>
-        <w:t xml:space="preserve">Computers &amp; Industrial Engineering</w:t>
+        <w:t xml:space="preserve">CIRP Journal of Manufacturing Science and Technology</w:t>
       </w:r>
       <w:r>
         <w:rPr>
@@ -7927,7 +7927,7 @@
           <w:sz w:val="17"/>
           <w:szCs w:val="17"/>
         </w:rPr>
-        <w:t xml:space="preserve">, 62(2), 670–686.</w:t>
+        <w:t xml:space="preserve">, 2(2), 114–123.</w:t>
       </w:r>
     </w:p>
     <w:p>
@@ -7943,7 +7943,7 @@
           <w:sz w:val="17"/>
           <w:szCs w:val="17"/>
         </w:rPr>
-        <w:t xml:space="preserve">[18] Fattahi, P., &amp; Fallahi, A. (2010). Dynamic scheduling in flexible job shop systems by considering simultaneously efficiency and stability. </w:t>
+        <w:t xml:space="preserve">[22] Lourenço, H. R., Martin, O. C., &amp; Stützle, T. (2019). Iterated local search: framework and applications. In Gendreau, M., &amp; Potvin, J.-Y. (eds.), </w:t>
       </w:r>
       <w:r>
         <w:rPr>
@@ -7953,7 +7953,7 @@
           <w:sz w:val="17"/>
           <w:szCs w:val="17"/>
         </w:rPr>
-        <w:t xml:space="preserve">CIRP Journal of Manufacturing Science and Technology</w:t>
+        <w:t xml:space="preserve">Handbook of Metaheuristics</w:t>
       </w:r>
       <w:r>
         <w:rPr>
@@ -7962,7 +7962,7 @@
           <w:sz w:val="17"/>
           <w:szCs w:val="17"/>
         </w:rPr>
-        <w:t xml:space="preserve">, 2(2), 114–123.</w:t>
+        <w:t xml:space="preserve">, 3rd ed., pp. 129–168. Springer.</w:t>
       </w:r>
     </w:p>
     <w:p>
@@ -7978,7 +7978,7 @@
           <w:sz w:val="17"/>
           <w:szCs w:val="17"/>
         </w:rPr>
-        <w:t xml:space="preserve">[22] Lourenço, H. R., Martin, O. C., &amp; Stützle, T. (2019). Iterated local search: framework and applications. In Gendreau, M., &amp; Potvin, J.-Y. (eds.), </w:t>
+        <w:t xml:space="preserve">[23] Giffler, B., &amp; Thompson, G. L. (1960). Algorithms for solving production-scheduling problems. </w:t>
       </w:r>
       <w:r>
         <w:rPr>
@@ -7988,7 +7988,7 @@
           <w:sz w:val="17"/>
           <w:szCs w:val="17"/>
         </w:rPr>
-        <w:t xml:space="preserve">Handbook of Metaheuristics</w:t>
+        <w:t xml:space="preserve">Operations Research</w:t>
       </w:r>
       <w:r>
         <w:rPr>
@@ -7997,7 +7997,7 @@
           <w:sz w:val="17"/>
           <w:szCs w:val="17"/>
         </w:rPr>
-        <w:t xml:space="preserve">, 3rd ed., pp. 129–168. Springer.</w:t>
+        <w:t xml:space="preserve">, 8(4), 487–503.</w:t>
       </w:r>
     </w:p>
     <w:p>
@@ -8013,7 +8013,7 @@
           <w:sz w:val="17"/>
           <w:szCs w:val="17"/>
         </w:rPr>
-        <w:t xml:space="preserve">[23] Giffler, B., &amp; Thompson, G. L. (1960). Algorithms for solving production-scheduling problems. </w:t>
+        <w:t xml:space="preserve">[24] Zitzler, E., &amp; Thiele, L. (1999). Multiobjective evolutionary algorithms: a comparative case study and the strength Pareto approach. </w:t>
       </w:r>
       <w:r>
         <w:rPr>
@@ -8023,7 +8023,7 @@
           <w:sz w:val="17"/>
           <w:szCs w:val="17"/>
         </w:rPr>
-        <w:t xml:space="preserve">Operations Research</w:t>
+        <w:t xml:space="preserve">IEEE Transactions on Evolutionary Computation</w:t>
       </w:r>
       <w:r>
         <w:rPr>
@@ -8032,7 +8032,7 @@
           <w:sz w:val="17"/>
           <w:szCs w:val="17"/>
         </w:rPr>
-        <w:t xml:space="preserve">, 8(4), 487–503.</w:t>
+        <w:t xml:space="preserve">, 3(4), 257–271.</w:t>
       </w:r>
     </w:p>
     <w:p>
@@ -8048,7 +8048,7 @@
           <w:sz w:val="17"/>
           <w:szCs w:val="17"/>
         </w:rPr>
-        <w:t xml:space="preserve">[24] Zitzler, E., &amp; Thiele, L. (1999). Multiobjective evolutionary algorithms: a comparative case study and the strength Pareto approach. </w:t>
+        <w:t xml:space="preserve">[25] Bierwirth, C. (1995). A generalized permutation approach to job shop scheduling with genetic algorithms. </w:t>
       </w:r>
       <w:r>
         <w:rPr>
@@ -8058,7 +8058,7 @@
           <w:sz w:val="17"/>
           <w:szCs w:val="17"/>
         </w:rPr>
-        <w:t xml:space="preserve">IEEE Transactions on Evolutionary Computation</w:t>
+        <w:t xml:space="preserve">OR Spektrum</w:t>
       </w:r>
       <w:r>
         <w:rPr>
@@ -8067,7 +8067,7 @@
           <w:sz w:val="17"/>
           <w:szCs w:val="17"/>
         </w:rPr>
-        <w:t xml:space="preserve">, 3(4), 257–271.</w:t>
+        <w:t xml:space="preserve">, 17(2–3), 87–92.</w:t>
       </w:r>
     </w:p>
     <w:p>
@@ -8083,7 +8083,7 @@
           <w:sz w:val="17"/>
           <w:szCs w:val="17"/>
         </w:rPr>
-        <w:t xml:space="preserve">[25] Bierwirth, C. (1995). A generalized permutation approach to job shop scheduling with genetic algorithms. </w:t>
+        <w:t xml:space="preserve">[26] López-Ibáñez, M., &amp; Stützle, T. (2014). Automatically improving the anytime behaviour of optimisation algorithms. </w:t>
       </w:r>
       <w:r>
         <w:rPr>
@@ -8093,7 +8093,7 @@
           <w:sz w:val="17"/>
           <w:szCs w:val="17"/>
         </w:rPr>
-        <w:t xml:space="preserve">OR Spektrum</w:t>
+        <w:t xml:space="preserve">European Journal of Operational Research</w:t>
       </w:r>
       <w:r>
         <w:rPr>
@@ -8102,7 +8102,7 @@
           <w:sz w:val="17"/>
           <w:szCs w:val="17"/>
         </w:rPr>
-        <w:t xml:space="preserve">, 17(2–3), 87–92.</w:t>
+        <w:t xml:space="preserve">, 235(3), 569–582.</w:t>
       </w:r>
     </w:p>
     <w:p>
@@ -8118,7 +8118,7 @@
           <w:sz w:val="17"/>
           <w:szCs w:val="17"/>
         </w:rPr>
-        <w:t xml:space="preserve">[26] López-Ibáñez, M., &amp; Stützle, T. (2014). Automatically improving the anytime behaviour of optimisation algorithms. </w:t>
+        <w:t xml:space="preserve">[27] Sun, R., Cheng, G., Ding, Q., &amp; Zhao, X. (2026). Impact of optimization scope on solution quality and stability in dynamic flexible job shop rescheduling. </w:t>
       </w:r>
       <w:r>
         <w:rPr>
@@ -8128,7 +8128,7 @@
           <w:sz w:val="17"/>
           <w:szCs w:val="17"/>
         </w:rPr>
-        <w:t xml:space="preserve">European Journal of Operational Research</w:t>
+        <w:t xml:space="preserve">Computers &amp; Industrial Engineering</w:t>
       </w:r>
       <w:r>
         <w:rPr>
@@ -8137,7 +8137,7 @@
           <w:sz w:val="17"/>
           <w:szCs w:val="17"/>
         </w:rPr>
-        <w:t xml:space="preserve">, 235(3), 569–582.</w:t>
+        <w:t xml:space="preserve">, 215, Article 111943.</w:t>
       </w:r>
     </w:p>
     <w:p>
@@ -8153,7 +8153,7 @@
           <w:sz w:val="17"/>
           <w:szCs w:val="17"/>
         </w:rPr>
-        <w:t xml:space="preserve">[27] Sun, R., Cheng, G., Ding, Q., &amp; Zhao, X. (2026). Impact of optimization scope on solution quality and stability in dynamic flexible job shop rescheduling. </w:t>
+        <w:t xml:space="preserve">[29] Neri, F., &amp; Cotta, C. (2012). Memetic algorithms and memetic computing optimization: A literature review. </w:t>
       </w:r>
       <w:r>
         <w:rPr>
@@ -8163,7 +8163,7 @@
           <w:sz w:val="17"/>
           <w:szCs w:val="17"/>
         </w:rPr>
-        <w:t xml:space="preserve">Computers &amp; Industrial Engineering</w:t>
+        <w:t xml:space="preserve">Swarm and Evolutionary Computation</w:t>
       </w:r>
       <w:r>
         <w:rPr>
@@ -8172,7 +8172,7 @@
           <w:sz w:val="17"/>
           <w:szCs w:val="17"/>
         </w:rPr>
-        <w:t xml:space="preserve">, 215, Article 111943.</w:t>
+        <w:t xml:space="preserve">, 2, 1–14.</w:t>
       </w:r>
     </w:p>
     <w:p>
@@ -8188,7 +8188,7 @@
           <w:sz w:val="17"/>
           <w:szCs w:val="17"/>
         </w:rPr>
-        <w:t xml:space="preserve">[29] Neri, F., &amp; Cotta, C. (2012). Memetic algorithms and memetic computing optimization: A literature review. </w:t>
+        <w:t xml:space="preserve">[30] Blum, C., &amp; Roli, A. (2003). Metaheuristics in combinatorial optimization: overview and conceptual comparison. </w:t>
       </w:r>
       <w:r>
         <w:rPr>
@@ -8198,7 +8198,7 @@
           <w:sz w:val="17"/>
           <w:szCs w:val="17"/>
         </w:rPr>
-        <w:t xml:space="preserve">Swarm and Evolutionary Computation</w:t>
+        <w:t xml:space="preserve">ACM Computing Surveys</w:t>
       </w:r>
       <w:r>
         <w:rPr>
@@ -8207,112 +8207,7 @@
           <w:sz w:val="17"/>
           <w:szCs w:val="17"/>
         </w:rPr>
-        <w:t xml:space="preserve">, 2, 1–14.</w:t>
-      </w:r>
-    </w:p>
-    <w:p>
-      <w:pPr>
-        <w:spacing w:line="190" w:lineRule="exact"/>
-        <w:ind w:left="284" w:hanging="284"/>
-        <w:jc w:val="both"/>
-      </w:pPr>
-      <w:r>
-        <w:rPr>
-          <w:rFonts w:ascii="Times New Roman" w:hAnsi="Times New Roman" w:cs="Times New Roman" w:eastAsia="ＭＳ 明朝"/>
-          <w:lang w:val="en-US" w:eastAsia="ja-JP"/>
-          <w:sz w:val="17"/>
-          <w:szCs w:val="17"/>
-        </w:rPr>
-        <w:t xml:space="preserve">[30] Blum, C., &amp; Roli, A. (2003). Metaheuristics in combinatorial optimization: overview and conceptual comparison. </w:t>
-      </w:r>
-      <w:r>
-        <w:rPr>
-          <w:rFonts w:ascii="Times New Roman" w:hAnsi="Times New Roman" w:cs="Times New Roman" w:eastAsia="ＭＳ 明朝"/>
-          <w:i/>
-          <w:lang w:val="en-US" w:eastAsia="ja-JP"/>
-          <w:sz w:val="17"/>
-          <w:szCs w:val="17"/>
-        </w:rPr>
-        <w:t xml:space="preserve">ACM Computing Surveys</w:t>
-      </w:r>
-      <w:r>
-        <w:rPr>
-          <w:rFonts w:ascii="Times New Roman" w:hAnsi="Times New Roman" w:cs="Times New Roman" w:eastAsia="ＭＳ 明朝"/>
-          <w:lang w:val="en-US" w:eastAsia="ja-JP"/>
-          <w:sz w:val="17"/>
-          <w:szCs w:val="17"/>
-        </w:rPr>
         <w:t xml:space="preserve">, 35(3), 268–308.</w:t>
-      </w:r>
-    </w:p>
-    <w:p>
-      <w:pPr>
-        <w:spacing w:line="190" w:lineRule="exact"/>
-        <w:ind w:left="284" w:hanging="284"/>
-        <w:jc w:val="both"/>
-      </w:pPr>
-      <w:r>
-        <w:rPr>
-          <w:rFonts w:ascii="Times New Roman" w:hAnsi="Times New Roman" w:cs="Times New Roman" w:eastAsia="ＭＳ 明朝"/>
-          <w:lang w:val="en-US" w:eastAsia="ja-JP"/>
-          <w:sz w:val="17"/>
-          <w:szCs w:val="17"/>
-        </w:rPr>
-        <w:t xml:space="preserve">[32] Derrac, J., García, S., Molina, D., &amp; Herrera, F. (2011). A practical tutorial on the use of nonparametric statistical tests as a methodology for comparing evolutionary and swarm intelligence algorithms. </w:t>
-      </w:r>
-      <w:r>
-        <w:rPr>
-          <w:rFonts w:ascii="Times New Roman" w:hAnsi="Times New Roman" w:cs="Times New Roman" w:eastAsia="ＭＳ 明朝"/>
-          <w:i/>
-          <w:lang w:val="en-US" w:eastAsia="ja-JP"/>
-          <w:sz w:val="17"/>
-          <w:szCs w:val="17"/>
-        </w:rPr>
-        <w:t xml:space="preserve">Swarm and Evolutionary Computation</w:t>
-      </w:r>
-      <w:r>
-        <w:rPr>
-          <w:rFonts w:ascii="Times New Roman" w:hAnsi="Times New Roman" w:cs="Times New Roman" w:eastAsia="ＭＳ 明朝"/>
-          <w:lang w:val="en-US" w:eastAsia="ja-JP"/>
-          <w:sz w:val="17"/>
-          <w:szCs w:val="17"/>
-        </w:rPr>
-        <w:t xml:space="preserve">, 1(1), 3–18.</w:t>
-      </w:r>
-    </w:p>
-    <w:p>
-      <w:pPr>
-        <w:spacing w:line="190" w:lineRule="exact"/>
-        <w:ind w:left="284" w:hanging="284"/>
-        <w:jc w:val="both"/>
-      </w:pPr>
-      <w:r>
-        <w:rPr>
-          <w:rFonts w:ascii="Times New Roman" w:hAnsi="Times New Roman" w:cs="Times New Roman" w:eastAsia="ＭＳ 明朝"/>
-          <w:lang w:val="en-US" w:eastAsia="ja-JP"/>
-          <w:sz w:val="17"/>
-          <w:szCs w:val="17"/>
-        </w:rPr>
-        <w:t xml:space="preserve">[33] Garey, M. R., Johnson, D. S., &amp; Sethi, R. (1976). The complexity of flowshop and jobshop scheduling. </w:t>
-      </w:r>
-      <w:r>
-        <w:rPr>
-          <w:rFonts w:ascii="Times New Roman" w:hAnsi="Times New Roman" w:cs="Times New Roman" w:eastAsia="ＭＳ 明朝"/>
-          <w:i/>
-          <w:lang w:val="en-US" w:eastAsia="ja-JP"/>
-          <w:sz w:val="17"/>
-          <w:szCs w:val="17"/>
-        </w:rPr>
-        <w:t xml:space="preserve">Mathematics of Operations Research</w:t>
-      </w:r>
-      <w:r>
-        <w:rPr>
-          <w:rFonts w:ascii="Times New Roman" w:hAnsi="Times New Roman" w:cs="Times New Roman" w:eastAsia="ＭＳ 明朝"/>
-          <w:lang w:val="en-US" w:eastAsia="ja-JP"/>
-          <w:sz w:val="17"/>
-          <w:szCs w:val="17"/>
-        </w:rPr>
-        <w:t xml:space="preserve">, 1(2), 117–129.</w:t>
       </w:r>
     </w:p>
     <w:p>

--- a/doc/paper_apiems2026_v2/APIEMS2026_draft_v2_ja.docx
+++ b/doc/paper_apiems2026_v2/APIEMS2026_draft_v2_ja.docx
@@ -203,7 +203,7 @@
           <w:rFonts w:ascii="Times New Roman" w:hAnsi="Times New Roman" w:cs="Times New Roman" w:eastAsia="ＭＳ 明朝"/>
           <w:lang w:val="en-US" w:eastAsia="ja-JP"/>
         </w:rPr>
-        <w:t xml:space="preserve"> へ引き戻す安定性誘導演算子を両構造に載せると、効果は非対称に現れた。多点探索の高安定 HV は全試行で押し上がり、8 シナリオ中 7 つで単点探索の水準に達したが、自力でこの領域を埋めている単点探索はほとんど動かなかった。最良手法は評価軸で替わり、トレードオフ全体の品質では多点探索＋演算子、anytime 性能では単点探索が優れる。</w:t>
+        <w:t xml:space="preserve"> に近づける安定性誘導演算子を両構造に載せると、効果は非対称に現れた。多点探索の高安定 HV は全試行で押し上がり、8 シナリオ中 7 つで単点探索の水準に達したが、自力でこの領域を埋めている単点探索はほとんど動かなかった。最良手法は評価軸で替わり、トレードオフ全体の品質では多点探索＋演算子、anytime 性能では単点探索が優れる。</w:t>
       </w:r>
     </w:p>
     <w:p>
@@ -725,7 +725,7 @@
           <w:rFonts w:ascii="Times New Roman" w:hAnsi="Times New Roman" w:cs="Times New Roman" w:eastAsia="ＭＳ 明朝"/>
           <w:lang w:val="en-US" w:eastAsia="ja-JP"/>
         </w:rPr>
-        <w:t xml:space="preserve"> の方向へ引き戻す</w:t>
+        <w:t xml:space="preserve"> に近づける</w:t>
       </w:r>
       <w:r>
         <w:rPr>
@@ -1343,14 +1343,14 @@
           <w:b/>
           <w:lang w:val="en-US" w:eastAsia="ja-JP"/>
         </w:rPr>
-        <w:t xml:space="preserve">H1</w:t>
-      </w:r>
-      <w:r>
-        <w:rPr>
-          <w:rFonts w:ascii="Times New Roman" w:hAnsi="Times New Roman" w:cs="Times New Roman" w:eastAsia="ＭＳ 明朝"/>
-          <w:lang w:val="en-US" w:eastAsia="ja-JP"/>
-        </w:rPr>
-        <w:t xml:space="preserve">（図 1(a)）。H1 が成り立つなら、多点探索に欠けているのは高安定領域を埋める力である。本研究は、この移動を演算子として設計する（§3.3）。</w:t>
+        <w:t xml:space="preserve">仮説1</w:t>
+      </w:r>
+      <w:r>
+        <w:rPr>
+          <w:rFonts w:ascii="Times New Roman" w:hAnsi="Times New Roman" w:cs="Times New Roman" w:eastAsia="ＭＳ 明朝"/>
+          <w:lang w:val="en-US" w:eastAsia="ja-JP"/>
+        </w:rPr>
+        <w:t xml:space="preserve">（図 1(a)）。仮説1が成り立つなら、多点探索に欠けているのは高安定領域を埋める力である。本研究は、この移動を演算子として設計する（§3.3）。</w:t>
       </w:r>
       <w:r>
         <w:rPr>
@@ -1420,7 +1420,7 @@
           <w:b/>
           <w:lang w:val="en-US" w:eastAsia="ja-JP"/>
         </w:rPr>
-        <w:t xml:space="preserve">H2</w:t>
+        <w:t xml:space="preserve">仮説2</w:t>
       </w:r>
       <w:r>
         <w:rPr>
@@ -1789,7 +1789,7 @@
           <w:rFonts w:ascii="Times New Roman" w:hAnsi="Times New Roman" w:cs="Times New Roman" w:eastAsia="ＭＳ 明朝"/>
           <w:lang w:val="en-US" w:eastAsia="ja-JP"/>
         </w:rPr>
-        <w:t xml:space="preserve"> 逸脱量は (i) 開始時刻偏差と (ii) 順序偏差の二系統に大別される。たとえば Sun ら [27] は両者を明示的に区別したうえで前者（開始時刻の絶対偏差和）を安定性指標に採る。本研究は、探索で用いる操作（N5 近傍と安定性誘導演算子の swap 移動, §3.2–3.3）がいずれも順列操作であること、および MS との独立性が高いことから後者を採用する。</w:t>
+        <w:t xml:space="preserve"> 変更量の測り方は (i) 開始時刻偏差と (ii) 順序偏差の二系統に大別される。たとえば Sun ら [27] は両者を明示的に区別したうえで前者（開始時刻の絶対偏差和）を安定性指標に採る。本研究は、探索で用いる操作（N5 近傍と安定性誘導演算子の swap 移動, §3.2–3.3）がいずれも順列操作であること、および MS との独立性が高いことから後者を採用する。</w:t>
       </w:r>
     </w:p>
     <w:p>
@@ -2702,7 +2702,7 @@
           <w:sz w:val="22"/>
           <w:szCs w:val="22"/>
         </w:rPr>
-        <w:t xml:space="preserve">3.2 Factor 1: Search Structure — ILS and Memetic (H1)</w:t>
+        <w:t xml:space="preserve">3.2 Factor 1: Search Structure — ILS and Memetic (仮説1)</w:t>
       </w:r>
     </w:p>
     <w:p>
@@ -2716,7 +2716,7 @@
           <w:rFonts w:ascii="Times New Roman" w:hAnsi="Times New Roman" w:cs="Times New Roman" w:eastAsia="ＭＳ 明朝"/>
           <w:lang w:val="en-US" w:eastAsia="ja-JP"/>
         </w:rPr>
-        <w:t xml:space="preserve">H1（§2）を検定するため、比較の中核を</w:t>
+        <w:t xml:space="preserve">仮説1（§2）を検定するため、比較の中核を</w:t>
       </w:r>
       <w:r>
         <w:rPr>
@@ -2938,7 +2938,7 @@
           <w:rFonts w:ascii="Times New Roman" w:hAnsi="Times New Roman" w:cs="Times New Roman" w:eastAsia="ＭＳ 明朝"/>
           <w:lang w:val="en-US" w:eastAsia="ja-JP"/>
         </w:rPr>
-        <w:t xml:space="preserve"> H1 の比較相手となる多点探索は、先行研究で標準的な、GA に局所探索を統合した </w:t>
+        <w:t xml:space="preserve"> 仮説1の比較相手となる多点探索は、先行研究で標準的な、GA に局所探索を統合した </w:t>
       </w:r>
       <w:r>
         <w:rPr>
@@ -3040,7 +3040,25 @@
           <w:sz w:val="22"/>
           <w:szCs w:val="22"/>
         </w:rPr>
-        <w:t xml:space="preserve">3.3 Factor 2: Stability-Inducing Operators — PR and Repair (H2)</w:t>
+        <w:t xml:space="preserve">3.3 Factor 2: Stability-Inducing Operators — PR and PR-</w:t>
+      </w:r>
+      <w:r>
+        <w:rPr>
+          <w:rFonts w:ascii="Times New Roman" w:hAnsi="Times New Roman" w:cs="Times New Roman"/>
+          <w:i/>
+          <w:sz w:val="22"/>
+          <w:szCs w:val="22"/>
+        </w:rPr>
+        <w:t xml:space="preserve">k</w:t>
+      </w:r>
+      <w:r>
+        <w:rPr>
+          <w:rFonts w:ascii="Times New Roman" w:hAnsi="Times New Roman" w:cs="Times New Roman" w:eastAsia="ＭＳ 明朝"/>
+          <w:lang w:val="en-US" w:eastAsia="ja-JP"/>
+          <w:sz w:val="22"/>
+          <w:szCs w:val="22"/>
+        </w:rPr>
+        <w:t xml:space="preserve"> (仮説2)</w:t>
       </w:r>
     </w:p>
     <w:p>
@@ -3614,7 +3632,23 @@
           <w:b/>
           <w:lang w:val="en-US" w:eastAsia="ja-JP"/>
         </w:rPr>
-        <w:t xml:space="preserve">Stability Repair Kick（以下 repair）.</w:t>
+        <w:t xml:space="preserve">PR-</w:t>
+      </w:r>
+      <w:r>
+        <w:rPr>
+          <w:rFonts w:ascii="Times New Roman" w:hAnsi="Times New Roman" w:cs="Times New Roman"/>
+          <w:b/>
+          <w:i/>
+        </w:rPr>
+        <w:t xml:space="preserve">k</w:t>
+      </w:r>
+      <w:r>
+        <w:rPr>
+          <w:rFonts w:ascii="Times New Roman" w:hAnsi="Times New Roman" w:cs="Times New Roman" w:eastAsia="ＭＳ 明朝"/>
+          <w:b/>
+          <w:lang w:val="en-US" w:eastAsia="ja-JP"/>
+        </w:rPr>
+        <w:t xml:space="preserve">.</w:t>
       </w:r>
       <w:r>
         <w:rPr>
@@ -3696,29 +3730,7 @@
           <w:rFonts w:ascii="Times New Roman" w:hAnsi="Times New Roman" w:cs="Times New Roman" w:eastAsia="ＭＳ 明朝"/>
           <w:lang w:val="en-US" w:eastAsia="ja-JP"/>
         </w:rPr>
-        <w:t xml:space="preserve"> 方向へ引き寄せ（＝</w:t>
-      </w:r>
-      <w:r>
-        <w:rPr>
-          <w:rFonts w:ascii="Times New Roman" w:hAnsi="Times New Roman" w:cs="Times New Roman"/>
-          <w:i/>
-        </w:rPr>
-        <w:t xml:space="preserve">S</w:t>
-      </w:r>
-      <w:r>
-        <w:rPr>
-          <w:rFonts w:ascii="Times New Roman" w:hAnsi="Times New Roman" w:cs="Times New Roman"/>
-          <w:i/>
-          <w:vertAlign w:val="subscript"/>
-        </w:rPr>
-        <w:t xml:space="preserve">p</w:t>
-      </w:r>
-      <w:r>
-        <w:rPr>
-          <w:rFonts w:ascii="Times New Roman" w:hAnsi="Times New Roman" w:cs="Times New Roman" w:eastAsia="ＭＳ 明朝"/>
-          <w:lang w:val="en-US" w:eastAsia="ja-JP"/>
-        </w:rPr>
-        <w:t xml:space="preserve"> から漂って失った安定性を"修復"し）、経路上の中間解は評価せずに到達点を局所探索で再最適化する。</w:t>
+        <w:t xml:space="preserve"> に近づけ、経路上の中間解は評価せずに到達点を局所探索で再最適化する。</w:t>
       </w:r>
       <w:r>
         <w:rPr>
@@ -3863,7 +3875,7 @@
           <w:rFonts w:ascii="Times New Roman" w:hAnsi="Times New Roman" w:cs="Times New Roman" w:eastAsia="ＭＳ 明朝"/>
           <w:lang w:val="en-US" w:eastAsia="ja-JP"/>
         </w:rPr>
-        <w:t xml:space="preserve">、発動の契機と返し方は各構造の標準的な組み込み方に合わせる（表 1）。単点探索（ILS）では両演算子は摂動として働く：停滞時に発動し、repair の深さ </w:t>
+        <w:t xml:space="preserve">、発動の契機と返し方は各構造の標準的な組み込み方に合わせる（表 1）。単点探索（ILS）では両演算子は摂動として働く：停滞時に発動し、PR-</w:t>
       </w:r>
       <w:r>
         <w:rPr>
@@ -3877,6 +3889,20 @@
           <w:rFonts w:ascii="Times New Roman" w:hAnsi="Times New Roman" w:cs="Times New Roman" w:eastAsia="ＭＳ 明朝"/>
           <w:lang w:val="en-US" w:eastAsia="ja-JP"/>
         </w:rPr>
+        <w:t xml:space="preserve"> の深さ </w:t>
+      </w:r>
+      <w:r>
+        <w:rPr>
+          <w:rFonts w:ascii="Times New Roman" w:hAnsi="Times New Roman" w:cs="Times New Roman"/>
+          <w:i/>
+        </w:rPr>
+        <w:t xml:space="preserve">k</w:t>
+      </w:r>
+      <w:r>
+        <w:rPr>
+          <w:rFonts w:ascii="Times New Roman" w:hAnsi="Times New Roman" w:cs="Times New Roman" w:eastAsia="ＭＳ 明朝"/>
+          <w:lang w:val="en-US" w:eastAsia="ja-JP"/>
+        </w:rPr>
         <w:t xml:space="preserve"> は発動のたびに 1 から </w:t>
       </w:r>
       <w:r>
@@ -3891,7 +3917,7 @@
           <w:rFonts w:ascii="Times New Roman" w:hAnsi="Times New Roman" w:cs="Times New Roman" w:eastAsia="ＭＳ 明朝"/>
           <w:lang w:val="en-US" w:eastAsia="ja-JP"/>
         </w:rPr>
-        <w:t xml:space="preserve"> まで 1 ずつ増やし、上限に達するか best が改善したら 1 に戻す（鋸歯状）。多点探索（Memetic）では各個体の精緻化に組み込む：局所探索の後、演算子を個体ごとに確率的に適用し（repair の深さ </w:t>
+        <w:t xml:space="preserve"> まで 1 ずつ増やし、上限に達するか best が改善したら 1 に戻す（鋸歯状）。多点探索（Memetic）では各個体の精緻化に組み込む：局所探索の後、演算子を個体ごとに確率的に適用し（PR-</w:t>
       </w:r>
       <w:r>
         <w:rPr>
@@ -3905,6 +3931,20 @@
           <w:rFonts w:ascii="Times New Roman" w:hAnsi="Times New Roman" w:cs="Times New Roman" w:eastAsia="ＭＳ 明朝"/>
           <w:lang w:val="en-US" w:eastAsia="ja-JP"/>
         </w:rPr>
+        <w:t xml:space="preserve"> の深さ </w:t>
+      </w:r>
+      <w:r>
+        <w:rPr>
+          <w:rFonts w:ascii="Times New Roman" w:hAnsi="Times New Roman" w:cs="Times New Roman"/>
+          <w:i/>
+        </w:rPr>
+        <w:t xml:space="preserve">k</w:t>
+      </w:r>
+      <w:r>
+        <w:rPr>
+          <w:rFonts w:ascii="Times New Roman" w:hAnsi="Times New Roman" w:cs="Times New Roman" w:eastAsia="ＭＳ 明朝"/>
+          <w:lang w:val="en-US" w:eastAsia="ja-JP"/>
+        </w:rPr>
         <w:t xml:space="preserve"> は 1〜</w:t>
       </w:r>
       <w:r>
@@ -3949,7 +3989,21 @@
           <w:rFonts w:ascii="Times New Roman" w:hAnsi="Times New Roman" w:cs="Times New Roman" w:eastAsia="ＭＳ 明朝"/>
           <w:lang w:val="en-US" w:eastAsia="ja-JP"/>
         </w:rPr>
-        <w:t xml:space="preserve"> と呼び、各 baseline に PR・repair を載せた版を加えた 3 手法ずつを </w:t>
+        <w:t xml:space="preserve"> と呼び、各 baseline に PR・PR-</w:t>
+      </w:r>
+      <w:r>
+        <w:rPr>
+          <w:rFonts w:ascii="Times New Roman" w:hAnsi="Times New Roman" w:cs="Times New Roman"/>
+          <w:i/>
+        </w:rPr>
+        <w:t xml:space="preserve">k</w:t>
+      </w:r>
+      <w:r>
+        <w:rPr>
+          <w:rFonts w:ascii="Times New Roman" w:hAnsi="Times New Roman" w:cs="Times New Roman" w:eastAsia="ＭＳ 明朝"/>
+          <w:lang w:val="en-US" w:eastAsia="ja-JP"/>
+        </w:rPr>
+        <w:t xml:space="preserve"> を載せた版を加えた 3 手法ずつを </w:t>
       </w:r>
       <w:r>
         <w:rPr>
@@ -4513,7 +4567,7 @@
           <w:rFonts w:ascii="Times New Roman" w:hAnsi="Times New Roman" w:cs="Times New Roman" w:eastAsia="ＭＳ 明朝"/>
           <w:lang w:val="en-US" w:eastAsia="ja-JP"/>
         </w:rPr>
-        <w:t xml:space="preserve"> 仮説を置くのは高安定 HV だけである。H1 は、局所探索を揃えた ILS-baseline と Memetic-baseline の比較で検定し、全 8 シナリオで ILS が有意に上回れば支持されたとみなす。H2 は、Memetic-baseline に対する Memetic＋演算子の伸びを同じ形で検定し、押し上げの到達点は ILS-baseline との比較で確かめる。多重比較は、同じ比較を 8 シナリオに渡したものを 1 族として Holm 補正で扱う。</w:t>
+        <w:t xml:space="preserve"> 仮説を置くのは高安定 HV だけである。仮説1は、局所探索を揃えた ILS-baseline と Memetic-baseline の比較で検定し、全 8 シナリオで ILS が有意に上回れば支持されたとみなす。仮説2は、Memetic-baseline に対する Memetic＋演算子の伸びを同じ形で検定し、押し上げの到達点は ILS-baseline との比較で確かめる。多重比較は、同じ比較を 8 シナリオに渡したものを 1 族として Holm 補正で扱う。</w:t>
       </w:r>
     </w:p>
     <w:p>
@@ -5366,7 +5420,7 @@
           <w:rFonts w:ascii="Times New Roman" w:hAnsi="Times New Roman" w:cs="Times New Roman" w:eastAsia="ＭＳ 明朝"/>
           <w:lang w:val="en-US" w:eastAsia="ja-JP"/>
         </w:rPr>
-        <w:t xml:space="preserve"> を 33〜67 に振っても H1・H2 の結論は変わらない（全シナリオで完全分離, </w:t>
+        <w:t xml:space="preserve"> を 33〜67 に振っても仮説1・仮説2の結論は変わらない（全シナリオで完全分離, </w:t>
       </w:r>
       <w:r>
         <w:rPr>
@@ -5403,7 +5457,7 @@
           <w:sz w:val="22"/>
           <w:szCs w:val="22"/>
         </w:rPr>
-        <w:t xml:space="preserve">4.2 High-Stability HV: ILS Fills the Region Alone, Memetic Needs the Operators (H1, H2)</w:t>
+        <w:t xml:space="preserve">4.2 High-Stability HV: ILS Fills the Region Alone, Memetic Needs the Operators (仮説1・仮説2)</w:t>
       </w:r>
     </w:p>
     <w:p>
@@ -5525,7 +5579,21 @@
                 <w:rFonts w:ascii="Times New Roman" w:hAnsi="Times New Roman" w:cs="Times New Roman" w:eastAsia="ＭＳ 明朝"/>
                 <w:lang w:val="en-US" w:eastAsia="ja-JP"/>
               </w:rPr>
-              <w:t xml:space="preserve">図2. ta21 対の実 Pareto フロント（全域 HV が中央値の trial の非劣解）。repair は高安定領域で PR とほぼ同じフロントを与えるため省く。</w:t>
+              <w:t xml:space="preserve">図2. ta21 対の実 Pareto フロント（全域 HV が中央値の trial の非劣解）。PR-</w:t>
+            </w:r>
+            <w:r>
+              <w:rPr>
+                <w:rFonts w:ascii="Times New Roman" w:hAnsi="Times New Roman" w:cs="Times New Roman"/>
+                <w:i/>
+              </w:rPr>
+              <w:t xml:space="preserve">k</w:t>
+            </w:r>
+            <w:r>
+              <w:rPr>
+                <w:rFonts w:ascii="Times New Roman" w:hAnsi="Times New Roman" w:cs="Times New Roman" w:eastAsia="ＭＳ 明朝"/>
+                <w:lang w:val="en-US" w:eastAsia="ja-JP"/>
+              </w:rPr>
+              <w:t xml:space="preserve"> は高安定領域で PR とほぼ同じフロントを与えるため省く。</w:t>
             </w:r>
           </w:p>
         </w:tc>
@@ -5550,7 +5618,7 @@
           <w:rFonts w:ascii="Times New Roman" w:hAnsi="Times New Roman" w:cs="Times New Roman" w:eastAsia="ＭＳ 明朝"/>
           <w:lang w:val="en-US" w:eastAsia="ja-JP"/>
         </w:rPr>
-        <w:t xml:space="preserve">この構図が全 8 シナリオで成り立つかを確かめる（図 3）。演算子なしの点の差が H1、Memetic の線の傾きが H2 に対応する。</w:t>
+        <w:t xml:space="preserve">この構図が全 8 シナリオで成り立つかを確かめる（図 3）。演算子なしの点の差が仮説1、Memetic の線の傾きが仮説2に対応する。</w:t>
       </w:r>
     </w:p>
     <w:p>
@@ -5572,7 +5640,7 @@
           <w:b/>
           <w:lang w:val="en-US" w:eastAsia="ja-JP"/>
         </w:rPr>
-        <w:t xml:space="preserve">H1：ILS-baseline は Memetic-baseline を全 8 シナリオで完全分離で上回る</w:t>
+        <w:t xml:space="preserve">仮説1：ILS-baseline は Memetic-baseline を全 8 シナリオで完全分離で上回る</w:t>
       </w:r>
       <w:r>
         <w:rPr>
@@ -5625,7 +5693,7 @@
           <w:rFonts w:ascii="Times New Roman" w:hAnsi="Times New Roman" w:cs="Times New Roman" w:eastAsia="ＭＳ 明朝"/>
           <w:lang w:val="en-US" w:eastAsia="ja-JP"/>
         </w:rPr>
-        <w:t xml:space="preserve">=1.0）。3 シナリオ（la36S・ta21S・la40）では Memetic-baseline が高安定領域にほぼ非劣解を持てず（10 trial 中 9〜10 で 0 点。図 2(a)）、ILS のみが高安定領域を埋める。残る 5 シナリオでも ILS が 2.0〜4.5 倍。Holm 補正後も全シナリオで有意であり、H1 は支持された。</w:t>
+        <w:t xml:space="preserve">=1.0）。3 シナリオ（la36S・ta21S・la40）では Memetic-baseline が高安定領域にほぼ非劣解を持てず（10 trial 中 9〜10 で 0 点。図 2(a)）、ILS のみが高安定領域を埋める。残る 5 シナリオでも ILS が 2.0〜4.5 倍。Holm 補正後も全シナリオで有意であり、仮説1は支持された。</w:t>
       </w:r>
     </w:p>
     <w:p>
@@ -5647,7 +5715,7 @@
           <w:b/>
           <w:lang w:val="en-US" w:eastAsia="ja-JP"/>
         </w:rPr>
-        <w:t xml:space="preserve">H2：演算子は Memetic の高安定 HV を全 8 シナリオの全試行で押し上げ、8 シナリオ中 7 つで ILS-baseline と同等以上にする</w:t>
+        <w:t xml:space="preserve">仮説2：演算子は Memetic の高安定 HV を全 8 シナリオの全試行で押し上げ、8 シナリオ中 7 つで ILS-baseline と同等以上にする</w:t>
       </w:r>
       <w:r>
         <w:rPr>
@@ -5727,7 +5795,7 @@
           <w:rFonts w:ascii="Times New Roman" w:hAnsi="Times New Roman" w:cs="Times New Roman" w:eastAsia="ＭＳ 明朝"/>
           <w:lang w:val="en-US" w:eastAsia="ja-JP"/>
         </w:rPr>
-        <w:t xml:space="preserve">0.015）。H2 は下回った 1 シナリオを除いて支持された。押し上げが摂動一般の効果か、</w:t>
+        <w:t xml:space="preserve">0.015）。仮説2は下回った 1 シナリオを除いて支持された。押し上げが摂動一般の効果か、</w:t>
       </w:r>
       <w:r>
         <w:rPr>
@@ -5798,7 +5866,21 @@
           <w:rFonts w:ascii="Times New Roman" w:hAnsi="Times New Roman" w:cs="Times New Roman" w:eastAsia="ＭＳ 明朝"/>
           <w:lang w:val="en-US" w:eastAsia="ja-JP"/>
         </w:rPr>
-        <w:t xml:space="preserve">。演算子を載せた ILS が baseline を上回るのは 8 シナリオ中 2 つ（la36L・ta21L）にとどまる。PR・repair とも la36L で </w:t>
+        <w:t xml:space="preserve">。演算子を載せた ILS が baseline を上回るのは 8 シナリオ中 2 つ（la36L・ta21L）にとどまる。PR・PR-</w:t>
+      </w:r>
+      <w:r>
+        <w:rPr>
+          <w:rFonts w:ascii="Times New Roman" w:hAnsi="Times New Roman" w:cs="Times New Roman"/>
+          <w:i/>
+        </w:rPr>
+        <w:t xml:space="preserve">k</w:t>
+      </w:r>
+      <w:r>
+        <w:rPr>
+          <w:rFonts w:ascii="Times New Roman" w:hAnsi="Times New Roman" w:cs="Times New Roman" w:eastAsia="ＭＳ 明朝"/>
+          <w:lang w:val="en-US" w:eastAsia="ja-JP"/>
+        </w:rPr>
+        <w:t xml:space="preserve"> とも la36L で </w:t>
       </w:r>
       <w:r>
         <w:rPr>
@@ -5937,7 +6019,7 @@
             <w:r>
               <w:drawing>
                 <wp:inline xmlns:a="http://schemas.openxmlformats.org/drawingml/2006/main" xmlns:pic="http://schemas.openxmlformats.org/drawingml/2006/picture">
-                  <wp:extent cx="6083935" cy="1966414"/>
+                  <wp:extent cx="6083935" cy="1936538"/>
                   <wp:docPr id="3" name="Picture 3"/>
                   <wp:cNvGraphicFramePr>
                     <a:graphicFrameLocks noChangeAspect="1"/>
@@ -5958,7 +6040,7 @@
                         <pic:spPr>
                           <a:xfrm>
                             <a:off x="0" y="0"/>
-                            <a:ext cx="6083935" cy="1966414"/>
+                            <a:ext cx="6083935" cy="1936538"/>
                           </a:xfrm>
                           <a:prstGeom prst="rect"/>
                         </pic:spPr>
@@ -6344,7 +6426,16 @@
                 <w:sz w:val="16"/>
                 <w:szCs w:val="16"/>
               </w:rPr>
-              <w:t xml:space="preserve">ILS+repair</w:t>
+              <w:t xml:space="preserve">ILS+PR-</w:t>
+            </w:r>
+            <w:r>
+              <w:rPr>
+                <w:rFonts w:ascii="Times New Roman" w:hAnsi="Times New Roman" w:cs="Times New Roman"/>
+                <w:i/>
+                <w:sz w:val="16"/>
+                <w:szCs w:val="16"/>
+              </w:rPr>
+              <w:t xml:space="preserve">k</w:t>
             </w:r>
           </w:p>
         </w:tc>
@@ -6700,7 +6791,16 @@
                 <w:sz w:val="16"/>
                 <w:szCs w:val="16"/>
               </w:rPr>
-              <w:t xml:space="preserve">Memetic+repair</w:t>
+              <w:t xml:space="preserve">Memetic+PR-</w:t>
+            </w:r>
+            <w:r>
+              <w:rPr>
+                <w:rFonts w:ascii="Times New Roman" w:hAnsi="Times New Roman" w:cs="Times New Roman"/>
+                <w:i/>
+                <w:sz w:val="16"/>
+                <w:szCs w:val="16"/>
+              </w:rPr>
+              <w:t xml:space="preserve">k</w:t>
             </w:r>
           </w:p>
         </w:tc>
@@ -7092,14 +7192,44 @@
           <w:b/>
           <w:lang w:val="en-US" w:eastAsia="ja-JP"/>
         </w:rPr>
-        <w:t xml:space="preserve">PR か repair か.</w:t>
-      </w:r>
-      <w:r>
-        <w:rPr>
-          <w:rFonts w:ascii="Times New Roman" w:hAnsi="Times New Roman" w:cs="Times New Roman" w:eastAsia="ＭＳ 明朝"/>
-          <w:lang w:val="en-US" w:eastAsia="ja-JP"/>
-        </w:rPr>
-        <w:t xml:space="preserve"> ILS ではどちらを載せてもほぼ同じで、3 指標とも差は 2% 以内にとどまる。Memetic では評価軸で替わり、最終的な品質は有意差のあった 5 例（全域 HV 2/8、高安定 HV 3/8）がいずれも PR 優位、AOC では逆に repair が 6/8 で有意に上回る。</w:t>
+        <w:t xml:space="preserve">PR か PR-</w:t>
+      </w:r>
+      <w:r>
+        <w:rPr>
+          <w:rFonts w:ascii="Times New Roman" w:hAnsi="Times New Roman" w:cs="Times New Roman"/>
+          <w:b/>
+          <w:i/>
+        </w:rPr>
+        <w:t xml:space="preserve">k</w:t>
+      </w:r>
+      <w:r>
+        <w:rPr>
+          <w:rFonts w:ascii="Times New Roman" w:hAnsi="Times New Roman" w:cs="Times New Roman" w:eastAsia="ＭＳ 明朝"/>
+          <w:b/>
+          <w:lang w:val="en-US" w:eastAsia="ja-JP"/>
+        </w:rPr>
+        <w:t xml:space="preserve"> か.</w:t>
+      </w:r>
+      <w:r>
+        <w:rPr>
+          <w:rFonts w:ascii="Times New Roman" w:hAnsi="Times New Roman" w:cs="Times New Roman" w:eastAsia="ＭＳ 明朝"/>
+          <w:lang w:val="en-US" w:eastAsia="ja-JP"/>
+        </w:rPr>
+        <w:t xml:space="preserve"> ILS ではどちらを載せてもほぼ同じで、3 指標とも差は 2% 以内にとどまる。Memetic では評価軸で替わり、最終的な品質は有意差のあった 5 例（全域 HV 2/8、高安定 HV 3/8）がいずれも PR 優位、AOC では逆に PR-</w:t>
+      </w:r>
+      <w:r>
+        <w:rPr>
+          <w:rFonts w:ascii="Times New Roman" w:hAnsi="Times New Roman" w:cs="Times New Roman"/>
+          <w:i/>
+        </w:rPr>
+        <w:t xml:space="preserve">k</w:t>
+      </w:r>
+      <w:r>
+        <w:rPr>
+          <w:rFonts w:ascii="Times New Roman" w:hAnsi="Times New Roman" w:cs="Times New Roman" w:eastAsia="ＭＳ 明朝"/>
+          <w:lang w:val="en-US" w:eastAsia="ja-JP"/>
+        </w:rPr>
+        <w:t xml:space="preserve"> が 6/8 で有意に上回る。</w:t>
       </w:r>
     </w:p>
     <w:p>
@@ -7196,7 +7326,7 @@
           <w:b/>
           <w:lang w:val="en-US" w:eastAsia="ja-JP"/>
         </w:rPr>
-        <w:t xml:space="preserve">H1：単点探索（ILS）は多点探索（Memetic）より高安定領域を良く埋める.</w:t>
+        <w:t xml:space="preserve">仮説1：単点探索（ILS）は多点探索（Memetic）より高安定領域を良く埋める.</w:t>
       </w:r>
       <w:r>
         <w:rPr>
@@ -7225,7 +7355,7 @@
           <w:b/>
           <w:lang w:val="en-US" w:eastAsia="ja-JP"/>
         </w:rPr>
-        <w:t xml:space="preserve">H2 と構造間比較：演算子は多点探索を単点探索の水準へ引き上げ、単点探索自身にはほとんど足さない.</w:t>
+        <w:t xml:space="preserve">仮説2と構造間比較：演算子は多点探索を単点探索の水準へ引き上げ、単点探索自身にはほとんど足さない.</w:t>
       </w:r>
       <w:r>
         <w:rPr>
@@ -7261,7 +7391,21 @@
           <w:rFonts w:ascii="Times New Roman" w:hAnsi="Times New Roman" w:cs="Times New Roman" w:eastAsia="ＭＳ 明朝"/>
           <w:lang w:val="en-US" w:eastAsia="ja-JP"/>
         </w:rPr>
-        <w:t xml:space="preserve"> トレードオフ全体の品質（全域 HV）は Memetic＋安定性誘導演算子、高安定領域の品質（高安定 HV）は ILS と Memetic＋演算子の双方、anytime 性能（AOC）は ILS 系が優れる。ゆえに計算時間を許容してトレードオフ全体の品質を追求するなら Memetic＋演算子、変更の少ない再計画を早く出すなら ILS を選ぶ。Memetic に載せる演算子は、最終的な品質ではわずかに PR、anytime 性能では repair が上回る（§4.3）。</w:t>
+        <w:t xml:space="preserve"> トレードオフ全体の品質（全域 HV）は Memetic＋安定性誘導演算子、高安定領域の品質（高安定 HV）は ILS と Memetic＋演算子の双方、anytime 性能（AOC）は ILS 系が優れる。ゆえに計算時間を許容してトレードオフ全体の品質を追求するなら Memetic＋演算子、変更の少ない再計画を早く出すなら ILS を選ぶ。Memetic に載せる演算子は、最終的な品質ではわずかに PR、anytime 性能では PR-</w:t>
+      </w:r>
+      <w:r>
+        <w:rPr>
+          <w:rFonts w:ascii="Times New Roman" w:hAnsi="Times New Roman" w:cs="Times New Roman"/>
+          <w:i/>
+        </w:rPr>
+        <w:t xml:space="preserve">k</w:t>
+      </w:r>
+      <w:r>
+        <w:rPr>
+          <w:rFonts w:ascii="Times New Roman" w:hAnsi="Times New Roman" w:cs="Times New Roman" w:eastAsia="ＭＳ 明朝"/>
+          <w:lang w:val="en-US" w:eastAsia="ja-JP"/>
+        </w:rPr>
+        <w:t xml:space="preserve"> が上回る（§4.3）。</w:t>
       </w:r>
     </w:p>
     <w:p>

--- a/doc/paper_apiems2026_v2/APIEMS2026_draft_v2_ja.docx
+++ b/doc/paper_apiems2026_v2/APIEMS2026_draft_v2_ja.docx
@@ -37,7 +37,7 @@
           <w:b/>
           <w:lang w:val="en-US" w:eastAsia="ja-JP"/>
         </w:rPr>
-        <w:t xml:space="preserve">Takumi Kito</w:t>
+        <w:t xml:space="preserve">鬼頭拓海, 谷水義隆, 渡邉るりこ</w:t>
       </w:r>
     </w:p>
     <w:p>
@@ -50,7 +50,7 @@
           <w:rFonts w:ascii="Times New Roman" w:hAnsi="Times New Roman" w:cs="Times New Roman" w:eastAsia="ＭＳ 明朝"/>
           <w:lang w:val="en-US" w:eastAsia="ja-JP"/>
         </w:rPr>
-        <w:t xml:space="preserve">早稲田大学大学院 創造理工学研究科 経営システム工学専攻, 東京, 日本</w:t>
+        <w:t xml:space="preserve">早稲田大学 経営システム工学, 東京, 日本</w:t>
       </w:r>
     </w:p>
     <w:p>
@@ -93,7 +93,7 @@
           <w:rFonts w:ascii="Times New Roman" w:hAnsi="Times New Roman" w:cs="Times New Roman" w:eastAsia="ＭＳ 明朝"/>
           <w:lang w:val="en-US" w:eastAsia="ja-JP"/>
         </w:rPr>
-        <w:t xml:space="preserve">再スケジューリングでは、元計画 </w:t>
+        <w:t xml:space="preserve">再スケジューリングでは、初期スケジュール </w:t>
       </w:r>
       <w:r>
         <w:rPr>
@@ -115,7 +115,7 @@
           <w:rFonts w:ascii="Times New Roman" w:hAnsi="Times New Roman" w:cs="Times New Roman" w:eastAsia="ＭＳ 明朝"/>
           <w:lang w:val="en-US" w:eastAsia="ja-JP"/>
         </w:rPr>
-        <w:t xml:space="preserve"> からの大幅な変更がコストを伴うため、修正計画には効率と、</w:t>
+        <w:t xml:space="preserve"> からの大幅な変更がコストを伴うため、修正スケジュールには生産効率と、</w:t>
       </w:r>
       <w:r>
         <w:rPr>
@@ -159,7 +159,7 @@
           <w:rFonts w:ascii="Times New Roman" w:hAnsi="Times New Roman" w:cs="Times New Roman" w:eastAsia="ＭＳ 明朝"/>
           <w:lang w:val="en-US" w:eastAsia="ja-JP"/>
         </w:rPr>
-        <w:t xml:space="preserve"> が与えられるこの問題では、それを小刻みに変形していく単点探索（ILS）のほうが、既存研究で主流の多点探索（Memetic）よりも </w:t>
+        <w:t xml:space="preserve"> が与えられるこの問題では、それを少しずつ変更していく単点探索（ILS）のほうが、既存研究で主流の多点探索（Memetic）よりも </w:t>
       </w:r>
       <w:r>
         <w:rPr>
@@ -181,7 +181,7 @@
           <w:rFonts w:ascii="Times New Roman" w:hAnsi="Times New Roman" w:cs="Times New Roman" w:eastAsia="ＭＳ 明朝"/>
           <w:lang w:val="en-US" w:eastAsia="ja-JP"/>
         </w:rPr>
-        <w:t xml:space="preserve"> の近傍（以下、高安定領域）を良く埋めるという仮説を、局所探索を揃えた統制比較で検証した。この領域に限った HV（高安定 HV）は全 8 シナリオの全試行で単点探索が上回り、多点探索は 3 シナリオでほぼ届かず、残る 5 つでも 2.0〜4.5 倍の開きがあった。さらに、Path Relinking に基づき解を </w:t>
+        <w:t xml:space="preserve"> の近傍（以下、高安定領域）に良い非劣解を得るという仮説を、局所探索を揃えた統制比較で検証した。この領域に限った HV（高安定 HV）は全 8 シナリオの全試行で単点探索が上回り、多点探索は 3 シナリオで非劣解をほとんど得られず、残る 5 つでも 2.0〜4.5 倍の開きがあった。さらに、Path Relinking に基づき解を </w:t>
       </w:r>
       <w:r>
         <w:rPr>
@@ -203,7 +203,7 @@
           <w:rFonts w:ascii="Times New Roman" w:hAnsi="Times New Roman" w:cs="Times New Roman" w:eastAsia="ＭＳ 明朝"/>
           <w:lang w:val="en-US" w:eastAsia="ja-JP"/>
         </w:rPr>
-        <w:t xml:space="preserve"> に近づける安定性誘導演算子を両構造に載せると、効果は非対称に現れた。多点探索の高安定 HV は全試行で押し上がり、8 シナリオ中 7 つで単点探索の水準に達したが、自力でこの領域を埋めている単点探索はほとんど動かなかった。最良手法は評価軸で替わり、トレードオフ全体の品質では多点探索＋演算子、anytime 性能では単点探索が優れる。</w:t>
+        <w:t xml:space="preserve"> に近づける安定性誘導演算子を両探索構造に組み込むと、効果は非対称に現れた。多点探索の高安定 HV は全試行で向上し、8 シナリオ中 7 つで単点探索と同程度に達したが、演算子なしでこの領域の非劣解を得ている単点探索ではほとんど変わらなかった。最良の手法は評価指標によって異なり、非劣解全体の HV では演算子を組み込んだ多点探索、HV の立ち上がりの速さでは単点探索が優れる。</w:t>
       </w:r>
     </w:p>
     <w:p>
@@ -284,7 +284,7 @@
           <w:rFonts w:ascii="Times New Roman" w:hAnsi="Times New Roman" w:cs="Times New Roman" w:eastAsia="ＭＳ 明朝"/>
           <w:lang w:val="en-US" w:eastAsia="ja-JP"/>
         </w:rPr>
-        <w:t xml:space="preserve">製造現場では作業遅延や機械故障などの外乱が頻発し、当初スケジュールの実行を困難にする。これへの対応は、あらかじめ余裕を見込んで耐性を高める静的アプローチと、発生後にスケジュールを修正する動的アプローチに大別される [12]。本研究は後者のうち、実行中のスケジュールを実行可能な形へ修正する</w:t>
+        <w:t xml:space="preserve">製造現場では作業遅延や機械故障などの外乱が頻発し、初期スケジュール通りの実行を困難にする。その対応は、あらかじめ余裕を見込んで耐性を高める静的アプローチと、発生後にスケジュールを修正する動的アプローチに大別される [12]。本研究は後者のうち、実行中のスケジュールを実行可能な形へ修正する</w:t>
       </w:r>
       <w:r>
         <w:rPr>
@@ -321,14 +321,29 @@
           <w:b/>
           <w:lang w:val="en-US" w:eastAsia="ja-JP"/>
         </w:rPr>
-        <w:t xml:space="preserve">効率</w:t>
-      </w:r>
-      <w:r>
-        <w:rPr>
-          <w:rFonts w:ascii="Times New Roman" w:hAnsi="Times New Roman" w:cs="Times New Roman" w:eastAsia="ＭＳ 明朝"/>
-          <w:lang w:val="en-US" w:eastAsia="ja-JP"/>
-        </w:rPr>
-        <w:t xml:space="preserve">」と「外乱前のスケジュール（以下、元計画 </w:t>
+        <w:t xml:space="preserve">生産効率</w:t>
+      </w:r>
+      <w:r>
+        <w:rPr>
+          <w:rFonts w:ascii="Times New Roman" w:hAnsi="Times New Roman" w:cs="Times New Roman" w:eastAsia="ＭＳ 明朝"/>
+          <w:lang w:val="en-US" w:eastAsia="ja-JP"/>
+        </w:rPr>
+        <w:t xml:space="preserve">」と「外乱前の</w:t>
+      </w:r>
+      <w:r>
+        <w:rPr>
+          <w:rFonts w:ascii="Times New Roman" w:hAnsi="Times New Roman" w:cs="Times New Roman" w:eastAsia="ＭＳ 明朝"/>
+          <w:b/>
+          <w:lang w:val="en-US" w:eastAsia="ja-JP"/>
+        </w:rPr>
+        <w:t xml:space="preserve">初期スケジュール</w:t>
+      </w:r>
+      <w:r>
+        <w:rPr>
+          <w:rFonts w:ascii="Times New Roman" w:hAnsi="Times New Roman" w:cs="Times New Roman" w:eastAsia="ＭＳ 明朝"/>
+          <w:lang w:val="en-US" w:eastAsia="ja-JP"/>
+        </w:rPr>
+        <w:t xml:space="preserve"> </w:t>
       </w:r>
       <w:r>
         <w:rPr>
@@ -350,7 +365,7 @@
           <w:rFonts w:ascii="Times New Roman" w:hAnsi="Times New Roman" w:cs="Times New Roman" w:eastAsia="ＭＳ 明朝"/>
           <w:lang w:val="en-US" w:eastAsia="ja-JP"/>
         </w:rPr>
-        <w:t xml:space="preserve">）からの変更量の小ささ（以下、</w:t>
+        <w:t xml:space="preserve"> からの変更量の小ささ（以下、</w:t>
       </w:r>
       <w:r>
         <w:rPr>
@@ -380,7 +395,7 @@
           <w:rFonts w:ascii="Times New Roman" w:hAnsi="Times New Roman" w:cs="Times New Roman" w:eastAsia="ＭＳ 明朝"/>
           <w:lang w:val="en-US" w:eastAsia="ja-JP"/>
         </w:rPr>
-        <w:t xml:space="preserve">）を生む。このため安定性は効率と並ぶ目的であり [3][14]、本研究はこれを効率と安定性の多目的最適化として定式化する。指標は、効率に</w:t>
+        <w:t xml:space="preserve">）を生む。このため安定性は生産効率と並ぶ目的であり [3][14]、本研究はこれを生産効率と安定性の多目的最適化として定式化する。指標は、生産効率に</w:t>
       </w:r>
       <w:r>
         <w:rPr>
@@ -388,7 +403,7 @@
           <w:b/>
           <w:lang w:val="en-US" w:eastAsia="ja-JP"/>
         </w:rPr>
-        <w:t xml:space="preserve">メイクスパン（MS）</w:t>
+        <w:t xml:space="preserve">総所要時間（MS）</w:t>
       </w:r>
       <w:r>
         <w:rPr>
@@ -440,7 +455,7 @@
           <w:rFonts w:ascii="Times New Roman" w:hAnsi="Times New Roman" w:cs="Times New Roman" w:eastAsia="ＭＳ 明朝"/>
           <w:lang w:val="en-US" w:eastAsia="ja-JP"/>
         </w:rPr>
-        <w:t xml:space="preserve">（各機械上で処理順序がどれだけ入れ替わったか。小さいほど安定）を用いる。</w:t>
+        <w:t xml:space="preserve">（小さいほど安定。定義は §3.1）を用いる。</w:t>
       </w:r>
     </w:p>
     <w:p>
@@ -462,7 +477,7 @@
           <w:b/>
           <w:lang w:val="en-US" w:eastAsia="ja-JP"/>
         </w:rPr>
-        <w:t xml:space="preserve">元計画 </w:t>
+        <w:t xml:space="preserve">初期スケジュール </w:t>
       </w:r>
       <w:r>
         <w:rPr>
@@ -487,7 +502,7 @@
           <w:b/>
           <w:lang w:val="en-US" w:eastAsia="ja-JP"/>
         </w:rPr>
-        <w:t xml:space="preserve"> の順序を保ったまま遅延を吸収した解が、安定性の目的では最適解であり、探索を始める前から与えられている</w:t>
+        <w:t xml:space="preserve"> の順序を保ったまま遅延を吸収した解が、安定性の目的では最適解であり、探索を開始する前から得られている</w:t>
       </w:r>
       <w:r>
         <w:rPr>
@@ -534,7 +549,7 @@
           <w:rFonts w:ascii="Times New Roman" w:hAnsi="Times New Roman" w:cs="Times New Roman" w:eastAsia="ＭＳ 明朝"/>
           <w:lang w:val="en-US" w:eastAsia="ja-JP"/>
         </w:rPr>
-        <w:t xml:space="preserve"> に位置する。</w:t>
+        <w:t xml:space="preserve"> に位置し、</w:t>
       </w:r>
       <w:r>
         <w:rPr>
@@ -556,7 +571,7 @@
           <w:rFonts w:ascii="Times New Roman" w:hAnsi="Times New Roman" w:cs="Times New Roman" w:eastAsia="ＭＳ 明朝"/>
           <w:lang w:val="en-US" w:eastAsia="ja-JP"/>
         </w:rPr>
-        <w:t xml:space="preserve"> 自体が外乱前に最適化されたスケジュールであるため効率の面でも良い水準にあるが、遅延をそのまま吸収したぶん、順序を組み直せば MS を縮められる余地が残る。変更コストが無視できない場面で求められるのは、</w:t>
+        <w:t xml:space="preserve"> が外乱前に最適化されているため MS も小さい。変更コストが無視できない場面で求められるのは、</w:t>
       </w:r>
       <w:r>
         <w:rPr>
@@ -578,7 +593,7 @@
           <w:rFonts w:ascii="Times New Roman" w:hAnsi="Times New Roman" w:cs="Times New Roman" w:eastAsia="ＭＳ 明朝"/>
           <w:lang w:val="en-US" w:eastAsia="ja-JP"/>
         </w:rPr>
-        <w:t xml:space="preserve"> の近く——本稿でいう</w:t>
+        <w:t xml:space="preserve"> の近傍——本稿でいう</w:t>
       </w:r>
       <w:r>
         <w:rPr>
@@ -593,7 +608,7 @@
           <w:rFonts w:ascii="Times New Roman" w:hAnsi="Times New Roman" w:cs="Times New Roman" w:eastAsia="ＭＳ 明朝"/>
           <w:lang w:val="en-US" w:eastAsia="ja-JP"/>
         </w:rPr>
-        <w:t xml:space="preserve">——にある、変更を小さく抑えたうえで効率も改善した解である。したがってこの問題では、手法をトレードオフ全体の品質だけでなく、</w:t>
+        <w:t xml:space="preserve">——にある、MS をさらに縮めた解である。したがって手法は、フロント全体の hypervolume（HV）[24] だけでなく、</w:t>
       </w:r>
       <w:r>
         <w:rPr>
@@ -601,14 +616,29 @@
           <w:b/>
           <w:lang w:val="en-US" w:eastAsia="ja-JP"/>
         </w:rPr>
-        <w:t xml:space="preserve">高安定領域をどれだけ良く埋められるか</w:t>
-      </w:r>
-      <w:r>
-        <w:rPr>
-          <w:rFonts w:ascii="Times New Roman" w:hAnsi="Times New Roman" w:cs="Times New Roman" w:eastAsia="ＭＳ 明朝"/>
-          <w:lang w:val="en-US" w:eastAsia="ja-JP"/>
-        </w:rPr>
-        <w:t xml:space="preserve">でも評価する必要がある。</w:t>
+        <w:t xml:space="preserve">高安定領域に限った HV</w:t>
+      </w:r>
+      <w:r>
+        <w:rPr>
+          <w:rFonts w:ascii="Times New Roman" w:hAnsi="Times New Roman" w:cs="Times New Roman" w:eastAsia="ＭＳ 明朝"/>
+          <w:lang w:val="en-US" w:eastAsia="ja-JP"/>
+        </w:rPr>
+        <w:t xml:space="preserve">（以下、</w:t>
+      </w:r>
+      <w:r>
+        <w:rPr>
+          <w:rFonts w:ascii="Times New Roman" w:hAnsi="Times New Roman" w:cs="Times New Roman" w:eastAsia="ＭＳ 明朝"/>
+          <w:b/>
+          <w:lang w:val="en-US" w:eastAsia="ja-JP"/>
+        </w:rPr>
+        <w:t xml:space="preserve">高安定 HV</w:t>
+      </w:r>
+      <w:r>
+        <w:rPr>
+          <w:rFonts w:ascii="Times New Roman" w:hAnsi="Times New Roman" w:cs="Times New Roman" w:eastAsia="ＭＳ 明朝"/>
+          <w:lang w:val="en-US" w:eastAsia="ja-JP"/>
+        </w:rPr>
+        <w:t xml:space="preserve">）でも評価する必要がある。</w:t>
       </w:r>
     </w:p>
     <w:p>
@@ -622,7 +652,7 @@
           <w:rFonts w:ascii="Times New Roman" w:hAnsi="Times New Roman" w:cs="Times New Roman" w:eastAsia="ＭＳ 明朝"/>
           <w:lang w:val="en-US" w:eastAsia="ja-JP"/>
         </w:rPr>
-        <w:t xml:space="preserve">本研究が対象とするジョブショップスケジューリング問題（JSSP）は NP 困難であり、実用規模では厳密解法でなくメタヒューリスティクスが用いられる [13]。これらは、1 つの解を少しずつ変形しながら進む</w:t>
+        <w:t xml:space="preserve">本研究が対象とするジョブショップスケジューリング問題（JSSP）は NP 困難であり、実用規模では厳密解法でなくメタヒューリスティクスが用いられる [13]。これらは、1 つの解を少しずつ変更しながら進む</w:t>
       </w:r>
       <w:r>
         <w:rPr>
@@ -652,7 +682,7 @@
           <w:rFonts w:ascii="Times New Roman" w:hAnsi="Times New Roman" w:cs="Times New Roman" w:eastAsia="ＭＳ 明朝"/>
           <w:lang w:val="en-US" w:eastAsia="ja-JP"/>
         </w:rPr>
-        <w:t xml:space="preserve">の二系統に大別される [30]。再スケジューリングを含む多目的な JSSP の解法は、GA を基軸とする多点探索が主流である（§2）。しかし、</w:t>
+        <w:t xml:space="preserve">の二系統に大別される [30]。再スケジューリングを含む多目的な JSSP の解法は、遺伝的アルゴリズム（GA）を基軸とする多点探索が主流である（§2）。しかし、</w:t>
       </w:r>
       <w:r>
         <w:rPr>
@@ -682,7 +712,7 @@
           <w:b/>
           <w:lang w:val="en-US" w:eastAsia="ja-JP"/>
         </w:rPr>
-        <w:t xml:space="preserve">それを少しずつ変形していく単点探索のほうが、高安定領域を埋めるのに向いているのではないか</w:t>
+        <w:t xml:space="preserve">それを少しずつ変更していく単点探索のほうが、高安定領域の非劣解を得るのに向いているのではないか</w:t>
       </w:r>
       <w:r>
         <w:rPr>
@@ -725,7 +755,21 @@
           <w:rFonts w:ascii="Times New Roman" w:hAnsi="Times New Roman" w:cs="Times New Roman" w:eastAsia="ＭＳ 明朝"/>
           <w:lang w:val="en-US" w:eastAsia="ja-JP"/>
         </w:rPr>
-        <w:t xml:space="preserve"> に近づける</w:t>
+        <w:t xml:space="preserve"> に近づける——すなわち順序偏差 </w:t>
+      </w:r>
+      <w:r>
+        <w:rPr>
+          <w:rFonts w:ascii="Times New Roman" w:hAnsi="Times New Roman" w:cs="Times New Roman"/>
+          <w:i/>
+        </w:rPr>
+        <w:t xml:space="preserve">D</w:t>
+      </w:r>
+      <w:r>
+        <w:rPr>
+          <w:rFonts w:ascii="Times New Roman" w:hAnsi="Times New Roman" w:cs="Times New Roman" w:eastAsia="ＭＳ 明朝"/>
+          <w:lang w:val="en-US" w:eastAsia="ja-JP"/>
+        </w:rPr>
+        <w:t xml:space="preserve"> を小さくする——</w:t>
       </w:r>
       <w:r>
         <w:rPr>
@@ -740,7 +784,7 @@
           <w:rFonts w:ascii="Times New Roman" w:hAnsi="Times New Roman" w:cs="Times New Roman" w:eastAsia="ＭＳ 明朝"/>
           <w:lang w:val="en-US" w:eastAsia="ja-JP"/>
         </w:rPr>
-        <w:t xml:space="preserve">（以下、演算子）を両者に載せて、その効果が探索構造によってどう変わるかを調べる。主な知見は次の通りである。</w:t>
+        <w:t xml:space="preserve">（以下、演算子）を両者に組み込んで、その効果が探索構造によってどう変わるかを調べる。主な知見は次の通りである。</w:t>
       </w:r>
     </w:p>
     <w:p>
@@ -762,14 +806,14 @@
           <w:b/>
           <w:lang w:val="en-US" w:eastAsia="ja-JP"/>
         </w:rPr>
-        <w:t xml:space="preserve">単点探索（ILS）は多点探索（Memetic）より高安定領域を良く埋める.</w:t>
-      </w:r>
-      <w:r>
-        <w:rPr>
-          <w:rFonts w:ascii="Times New Roman" w:hAnsi="Times New Roman" w:cs="Times New Roman" w:eastAsia="ＭＳ 明朝"/>
-          <w:lang w:val="en-US" w:eastAsia="ja-JP"/>
-        </w:rPr>
-        <w:t xml:space="preserve"> 同じ局所探索を備えていても多点探索の埋め方は粗く、シナリオによってはほとんど届かない。</w:t>
+        <w:t xml:space="preserve">高安定 HV は単点探索（ILS）が多点探索（Memetic）より大きい.</w:t>
+      </w:r>
+      <w:r>
+        <w:rPr>
+          <w:rFonts w:ascii="Times New Roman" w:hAnsi="Times New Roman" w:cs="Times New Roman" w:eastAsia="ＭＳ 明朝"/>
+          <w:lang w:val="en-US" w:eastAsia="ja-JP"/>
+        </w:rPr>
+        <w:t xml:space="preserve"> 差は全 8 シナリオの全試行で分離し、3 シナリオでは多点探索が 10 試行中 9〜10 試行で高安定領域に非劣解を得られない。</w:t>
       </w:r>
     </w:p>
     <w:p>
@@ -791,14 +835,14 @@
           <w:b/>
           <w:lang w:val="en-US" w:eastAsia="ja-JP"/>
         </w:rPr>
-        <w:t xml:space="preserve">演算子は多点探索を単点探索の水準へ引き上げ、単点探索自身にはほとんど足さない.</w:t>
-      </w:r>
-      <w:r>
-        <w:rPr>
-          <w:rFonts w:ascii="Times New Roman" w:hAnsi="Times New Roman" w:cs="Times New Roman" w:eastAsia="ＭＳ 明朝"/>
-          <w:lang w:val="en-US" w:eastAsia="ja-JP"/>
-        </w:rPr>
-        <w:t xml:space="preserve"> 演算子が埋めるのは埋め残しであり、自力でこの領域を埋めている単点探索が伸びるのは、埋め残しの残った一部のシナリオに限られる。</w:t>
+        <w:t xml:space="preserve">演算子は多点探索の高安定 HV を単点探索と同程度まで向上させ、単点探索ではほとんど向上させない.</w:t>
+      </w:r>
+      <w:r>
+        <w:rPr>
+          <w:rFonts w:ascii="Times New Roman" w:hAnsi="Times New Roman" w:cs="Times New Roman" w:eastAsia="ＭＳ 明朝"/>
+          <w:lang w:val="en-US" w:eastAsia="ja-JP"/>
+        </w:rPr>
+        <w:t xml:space="preserve"> 多点探索は全 8 シナリオで有意に向上するのに対し、単点探索で Holm 補正後も有意な向上が残るのは 1 シナリオだけである。</w:t>
       </w:r>
     </w:p>
     <w:p>
@@ -820,14 +864,14 @@
           <w:b/>
           <w:lang w:val="en-US" w:eastAsia="ja-JP"/>
         </w:rPr>
-        <w:t xml:space="preserve">重視する軸で最良手法は替わる.</w:t>
-      </w:r>
-      <w:r>
-        <w:rPr>
-          <w:rFonts w:ascii="Times New Roman" w:hAnsi="Times New Roman" w:cs="Times New Roman" w:eastAsia="ＭＳ 明朝"/>
-          <w:lang w:val="en-US" w:eastAsia="ja-JP"/>
-        </w:rPr>
-        <w:t xml:space="preserve"> トレードオフ全体の品質では Memetic＋演算子が、いつ止めても良い解が得られる anytime 性能では ILS が最良で、高安定領域の品質では両者が並ぶ。</w:t>
+        <w:t xml:space="preserve">最良の手法は評価指標によって異なる.</w:t>
+      </w:r>
+      <w:r>
+        <w:rPr>
+          <w:rFonts w:ascii="Times New Roman" w:hAnsi="Times New Roman" w:cs="Times New Roman" w:eastAsia="ＭＳ 明朝"/>
+          <w:lang w:val="en-US" w:eastAsia="ja-JP"/>
+        </w:rPr>
+        <w:t xml:space="preserve"> フロント全体の HV では演算子を組み込んだ Memetic、探索の立ち上がりの速さでは ILS が最良で、高安定 HV では両者が並ぶ。</w:t>
       </w:r>
     </w:p>
     <w:p>
@@ -977,7 +1021,7 @@
           <w:rFonts w:ascii="Times New Roman" w:hAnsi="Times New Roman" w:cs="Times New Roman" w:eastAsia="ＭＳ 明朝"/>
           <w:lang w:val="en-US" w:eastAsia="ja-JP"/>
         </w:rPr>
-        <w:t xml:space="preserve">再スケジューリング研究は、効率だけを目的とするものと、安定性もあわせて求めるものに分かれる。前者が多数を占めることは繰り返し指摘されており [3][27]、本研究が前提とする後者では、安定性を確保する方法がさらに二つの系譜に分かれる。</w:t>
+        <w:t xml:space="preserve">再スケジューリング研究は、生産効率だけを目的とするものと、安定性もあわせて求めるものに分かれる。前者が多数を占めることは繰り返し指摘されており [3][27]、本研究が前提とする後者では、安定性を確保する方法がさらに二つのアプローチに分かれる。</w:t>
       </w:r>
     </w:p>
     <w:p>
@@ -992,14 +1036,14 @@
           <w:b/>
           <w:lang w:val="en-US" w:eastAsia="ja-JP"/>
         </w:rPr>
-        <w:t xml:space="preserve">安定性を目的関数に組み込む系譜（併合型）.</w:t>
-      </w:r>
-      <w:r>
-        <w:rPr>
-          <w:rFonts w:ascii="Times New Roman" w:hAnsi="Times New Roman" w:cs="Times New Roman" w:eastAsia="ＭＳ 明朝"/>
-          <w:lang w:val="en-US" w:eastAsia="ja-JP"/>
-        </w:rPr>
-        <w:t xml:space="preserve"> 再スケジューリングで効率と安定性を同時に最適化する試みは、単一機械で両者を評価基準として定式化した Wu ら [14] に始まる。JSSP では Rangsaritratsamee ら [3] が GA に局所探索を組み合わせた memetic 構成の解法を、Zhang ら [4] が GA と tabu search のハイブリッドを提案し、フレキシブル JSSP（FJSP）では Fattahi &amp; Fallahi [18] が同じく memetic 構成の解法を適用している。3 件とも効率と安定性を重みで一本のスカラーに束ねる。Pareto 支配では、Valledor ら [34] が置換フローショップで makespan・重み付き総納期遅れ・開始時刻偏差の 3 目的を NSGA-II 系で、Luo ら [35] が動的 FJSP で効率と安定性の 2 目的を並列 NSGA-II で解いている。いずれも安定性を</w:t>
+        <w:t xml:space="preserve">安定性を目的関数に組み込むアプローチ（併合型）.</w:t>
+      </w:r>
+      <w:r>
+        <w:rPr>
+          <w:rFonts w:ascii="Times New Roman" w:hAnsi="Times New Roman" w:cs="Times New Roman" w:eastAsia="ＭＳ 明朝"/>
+          <w:lang w:val="en-US" w:eastAsia="ja-JP"/>
+        </w:rPr>
+        <w:t xml:space="preserve"> 再スケジューリングで生産効率と安定性を同時に最適化する試みは、単一機械で両者を評価基準として定式化した Wu ら [14] に始まる。JSSP では Rangsaritratsamee ら [3] が GA に局所探索を組み合わせた memetic 構成の解法を、Zhang ら [4] が GA と tabu search のハイブリッドを提案し、フレキシブル JSSP（FJSP）では Fattahi &amp; Fallahi [18] が同じく memetic 構成の解法を適用している。3 件とも生産効率と安定性を重みで一本のスカラーに束ねる。Pareto 支配では、Valledor ら [34] が置換フローショップで 総所要時間・重み付き総納期遅れ・開始時刻偏差の 3 目的を NSGA-II 系で、Luo ら [35] が動的 FJSP で生産効率と安定性の 2 目的を並列 NSGA-II で解いている。いずれも安定性を</w:t>
       </w:r>
       <w:r>
         <w:rPr>
@@ -1029,7 +1073,7 @@
           <w:b/>
           <w:lang w:val="en-US" w:eastAsia="ja-JP"/>
         </w:rPr>
-        <w:t xml:space="preserve">安定性を探索空間の制限で担う系譜（範囲限定型）.</w:t>
+        <w:t xml:space="preserve">安定性を探索空間の制限で担うアプローチ（範囲限定型）.</w:t>
       </w:r>
       <w:r>
         <w:rPr>
@@ -1073,7 +1117,7 @@
           <w:rFonts w:ascii="Times New Roman" w:hAnsi="Times New Roman" w:cs="Times New Roman" w:eastAsia="ＭＳ 明朝"/>
           <w:lang w:val="en-US" w:eastAsia="ja-JP"/>
         </w:rPr>
-        <w:t xml:space="preserve"> 上記二系譜を踏まえると、われわれの知る限り、課題は三つ残る。</w:t>
+        <w:t xml:space="preserve"> 上記二つのアプローチを踏まえると、われわれの知る限り、課題は三つ残る。</w:t>
       </w:r>
       <w:r>
         <w:rPr>
@@ -1088,7 +1132,7 @@
           <w:rFonts w:ascii="Times New Roman" w:hAnsi="Times New Roman" w:cs="Times New Roman" w:eastAsia="ＭＳ 明朝"/>
           <w:lang w:val="en-US" w:eastAsia="ja-JP"/>
         </w:rPr>
-        <w:t xml:space="preserve"> 二系譜を通して、探索を用いる解法は多点探索に集中しており [3][4][17][18][27][34][35]、「高品質な元計画 </w:t>
+        <w:t xml:space="preserve"> 両アプローチを通して、メタヒューリスティクスによる解法は多点探索に集中しており [3][4][17][18][27][34][35]、「初期スケジュール </w:t>
       </w:r>
       <w:r>
         <w:rPr>
@@ -1110,7 +1154,7 @@
           <w:rFonts w:ascii="Times New Roman" w:hAnsi="Times New Roman" w:cs="Times New Roman" w:eastAsia="ＭＳ 明朝"/>
           <w:lang w:val="en-US" w:eastAsia="ja-JP"/>
         </w:rPr>
-        <w:t xml:space="preserve"> が既に存在する」という再スケジューリング固有の特性が探索構造（単点探索／多点探索）の間にどのような差を生むかは、両構造を同一条件で比較する形では分析されていない。</w:t>
+        <w:t xml:space="preserve"> の順序を保った解が、安定性では最適で MS も小さく、探索開始前から手元にある」という再スケジューリング固有の特性が探索構造（単点探索／多点探索）の間にどのような差を生むかは分析されていない。</w:t>
       </w:r>
       <w:r>
         <w:rPr>
@@ -1125,7 +1169,7 @@
           <w:rFonts w:ascii="Times New Roman" w:hAnsi="Times New Roman" w:cs="Times New Roman" w:eastAsia="ＭＳ 明朝"/>
           <w:lang w:val="en-US" w:eastAsia="ja-JP"/>
         </w:rPr>
-        <w:t xml:space="preserve"> 比較は、少数の重み設定でのスカラー値 [3][4]、安定性を併記した効率指標 [27]、Pareto フロント全体の hypervolume 等の指標 [34][35] といった形で行われ、高安定領域に限った品質は測られていない。</w:t>
+        <w:t xml:space="preserve"> 比較は、少数の重み設定でのスカラー値 [3][4]、安定性を併記した生産効率指標 [27]、Pareto フロント全体の hypervolume 等の指標 [34][35] といった形で行われ、高安定領域に限った HV は測られていない。</w:t>
       </w:r>
       <w:r>
         <w:rPr>
@@ -1158,7 +1202,7 @@
           <w:b/>
           <w:lang w:val="en-US" w:eastAsia="ja-JP"/>
         </w:rPr>
-        <w:t xml:space="preserve"> 方向へ動かす手段がない。</w:t>
+        <w:t xml:space="preserve"> に近づける移動がない。</w:t>
       </w:r>
       <w:r>
         <w:rPr>
@@ -1195,7 +1239,7 @@
           <w:rFonts w:ascii="Times New Roman" w:hAnsi="Times New Roman" w:cs="Times New Roman" w:eastAsia="ＭＳ 明朝"/>
           <w:lang w:val="en-US" w:eastAsia="ja-JP"/>
         </w:rPr>
-        <w:t xml:space="preserve">を切って構造的に保証する（その代わり、制限の外側にある効率‒安定トレードオフ解を探索対象から外す）。解を </w:t>
+        <w:t xml:space="preserve">を切って構造的に保証する（その代わり、制限の外側にある生産効率‒安定性トレードオフ解を探索対象から外す）。どちらも、解を </w:t>
       </w:r>
       <w:r>
         <w:rPr>
@@ -1217,7 +1261,7 @@
           <w:rFonts w:ascii="Times New Roman" w:hAnsi="Times New Roman" w:cs="Times New Roman" w:eastAsia="ＭＳ 明朝"/>
           <w:lang w:val="en-US" w:eastAsia="ja-JP"/>
         </w:rPr>
-        <w:t xml:space="preserve"> へ近づける</w:t>
+        <w:t xml:space="preserve"> に近づける</w:t>
       </w:r>
       <w:r>
         <w:rPr>
@@ -1232,7 +1276,7 @@
           <w:rFonts w:ascii="Times New Roman" w:hAnsi="Times New Roman" w:cs="Times New Roman" w:eastAsia="ＭＳ 明朝"/>
           <w:lang w:val="en-US" w:eastAsia="ja-JP"/>
         </w:rPr>
-        <w:t xml:space="preserve">は、いずれも持たない。</w:t>
+        <w:t xml:space="preserve">自体は持たない。</w:t>
       </w:r>
     </w:p>
     <w:p>
@@ -1254,7 +1298,7 @@
           <w:rFonts w:ascii="Times New Roman" w:hAnsi="Times New Roman" w:cs="Times New Roman" w:eastAsia="ＭＳ 明朝"/>
           <w:lang w:val="en-US" w:eastAsia="ja-JP"/>
         </w:rPr>
-        <w:t xml:space="preserve"> これらの課題に対し、本研究はフロント全体の品質とは別に</w:t>
+        <w:t xml:space="preserve"> これらの課題に対し、本研究は §1 で述べた</w:t>
       </w:r>
       <w:r>
         <w:rPr>
@@ -1262,14 +1306,36 @@
           <w:b/>
           <w:lang w:val="en-US" w:eastAsia="ja-JP"/>
         </w:rPr>
-        <w:t xml:space="preserve">高安定領域に限った品質</w:t>
-      </w:r>
-      <w:r>
-        <w:rPr>
-          <w:rFonts w:ascii="Times New Roman" w:hAnsi="Times New Roman" w:cs="Times New Roman" w:eastAsia="ＭＳ 明朝"/>
-          <w:lang w:val="en-US" w:eastAsia="ja-JP"/>
-        </w:rPr>
-        <w:t xml:space="preserve">を測り（§3.4）、これを応答として二つの仮説を立てる（図 1）。</w:t>
+        <w:t xml:space="preserve">高安定 HV</w:t>
+      </w:r>
+      <w:r>
+        <w:rPr>
+          <w:rFonts w:ascii="Times New Roman" w:hAnsi="Times New Roman" w:cs="Times New Roman" w:eastAsia="ＭＳ 明朝"/>
+          <w:lang w:val="en-US" w:eastAsia="ja-JP"/>
+        </w:rPr>
+        <w:t xml:space="preserve">（高安定領域に限った HV, §3.4）を応答として、次の二つの仮説を立てる。</w:t>
+      </w:r>
+    </w:p>
+    <w:p>
+      <w:pPr>
+        <w:pStyle w:val="a8"/>
+        <w:spacing w:line="240" w:lineRule="exact"/>
+        <w:jc w:val="both"/>
+      </w:pPr>
+      <w:r>
+        <w:rPr>
+          <w:rFonts w:ascii="Times New Roman" w:hAnsi="Times New Roman" w:cs="Times New Roman" w:eastAsia="ＭＳ 明朝"/>
+          <w:b/>
+          <w:lang w:val="en-US" w:eastAsia="ja-JP"/>
+        </w:rPr>
+        <w:t xml:space="preserve">仮説1</w:t>
+      </w:r>
+      <w:r>
+        <w:rPr>
+          <w:rFonts w:ascii="Times New Roman" w:hAnsi="Times New Roman" w:cs="Times New Roman" w:eastAsia="ＭＳ 明朝"/>
+          <w:lang w:val="en-US" w:eastAsia="ja-JP"/>
+        </w:rPr>
+        <w:t xml:space="preserve">（図 1(a)）：単点探索（ILS）は </w:t>
       </w:r>
       <w:r>
         <w:rPr>
@@ -1291,7 +1357,7 @@
           <w:rFonts w:ascii="Times New Roman" w:hAnsi="Times New Roman" w:cs="Times New Roman" w:eastAsia="ＭＳ 明朝"/>
           <w:lang w:val="en-US" w:eastAsia="ja-JP"/>
         </w:rPr>
-        <w:t xml:space="preserve"> から連続変形を重ねる単点探索（ILS）は、</w:t>
+        <w:t xml:space="preserve"> を初期解として小さな変更を積み重ねるので、高安定領域の解を数多く生成する。これに対し多点探索（Memetic）は、交叉で 2 親の染色体を組み替えて子個体を作るが、組み替えは </w:t>
       </w:r>
       <w:r>
         <w:rPr>
@@ -1313,7 +1379,44 @@
           <w:rFonts w:ascii="Times New Roman" w:hAnsi="Times New Roman" w:cs="Times New Roman" w:eastAsia="ＭＳ 明朝"/>
           <w:lang w:val="en-US" w:eastAsia="ja-JP"/>
         </w:rPr>
-        <w:t xml:space="preserve"> を起点に外へ広がりながら高安定領域を小刻みに埋めていけるのに対し、多点探索（Memetic）は 2 親の構造を組み替えて解を作ることで探索を進める。組み替えは </w:t>
+        <w:t xml:space="preserve"> からの小さな変更では表せない飛躍を伴うため、高安定領域の解をほとんど生成できない。したがって、同じ局所探索を備えても</w:t>
+      </w:r>
+      <w:r>
+        <w:rPr>
+          <w:rFonts w:ascii="Times New Roman" w:hAnsi="Times New Roman" w:cs="Times New Roman" w:eastAsia="ＭＳ 明朝"/>
+          <w:b/>
+          <w:lang w:val="en-US" w:eastAsia="ja-JP"/>
+        </w:rPr>
+        <w:t xml:space="preserve">単点探索のほうが高安定 HV が大きい</w:t>
+      </w:r>
+      <w:r>
+        <w:rPr>
+          <w:rFonts w:ascii="Times New Roman" w:hAnsi="Times New Roman" w:cs="Times New Roman" w:eastAsia="ＭＳ 明朝"/>
+          <w:lang w:val="en-US" w:eastAsia="ja-JP"/>
+        </w:rPr>
+        <w:t xml:space="preserve">。</w:t>
+      </w:r>
+    </w:p>
+    <w:p>
+      <w:pPr>
+        <w:pStyle w:val="a8"/>
+        <w:spacing w:line="240" w:lineRule="exact"/>
+        <w:jc w:val="both"/>
+      </w:pPr>
+      <w:r>
+        <w:rPr>
+          <w:rFonts w:ascii="Times New Roman" w:hAnsi="Times New Roman" w:cs="Times New Roman" w:eastAsia="ＭＳ 明朝"/>
+          <w:b/>
+          <w:lang w:val="en-US" w:eastAsia="ja-JP"/>
+        </w:rPr>
+        <w:t xml:space="preserve">仮説2</w:t>
+      </w:r>
+      <w:r>
+        <w:rPr>
+          <w:rFonts w:ascii="Times New Roman" w:hAnsi="Times New Roman" w:cs="Times New Roman" w:eastAsia="ＭＳ 明朝"/>
+          <w:lang w:val="en-US" w:eastAsia="ja-JP"/>
+        </w:rPr>
+        <w:t xml:space="preserve">（図 1(b)）：仮説1 が成り立つなら、多点探索は高安定領域の解を得られていない。本研究は、これを得る手段として、解を </w:t>
       </w:r>
       <w:r>
         <w:rPr>
@@ -1335,7 +1438,51 @@
           <w:rFonts w:ascii="Times New Roman" w:hAnsi="Times New Roman" w:cs="Times New Roman" w:eastAsia="ＭＳ 明朝"/>
           <w:lang w:val="en-US" w:eastAsia="ja-JP"/>
         </w:rPr>
-        <w:t xml:space="preserve"> からの小さな変更では表せない飛躍を伴うため、同じ局所探索を備えてもこの領域の埋まり方が構造的に粗くなるはずである——</w:t>
+        <w:t xml:space="preserve"> に近づける移動を安定性誘導演算子として設計する（§3.3）。</w:t>
+      </w:r>
+      <w:r>
+        <w:rPr>
+          <w:rFonts w:ascii="Times New Roman" w:hAnsi="Times New Roman" w:cs="Times New Roman"/>
+          <w:i/>
+        </w:rPr>
+        <w:t xml:space="preserve">S</w:t>
+      </w:r>
+      <w:r>
+        <w:rPr>
+          <w:rFonts w:ascii="Times New Roman" w:hAnsi="Times New Roman" w:cs="Times New Roman"/>
+          <w:i/>
+          <w:vertAlign w:val="subscript"/>
+        </w:rPr>
+        <w:t xml:space="preserve">p</w:t>
+      </w:r>
+      <w:r>
+        <w:rPr>
+          <w:rFonts w:ascii="Times New Roman" w:hAnsi="Times New Roman" w:cs="Times New Roman" w:eastAsia="ＭＳ 明朝"/>
+          <w:lang w:val="en-US" w:eastAsia="ja-JP"/>
+        </w:rPr>
+        <w:t xml:space="preserve"> から離れた個体を </w:t>
+      </w:r>
+      <w:r>
+        <w:rPr>
+          <w:rFonts w:ascii="Times New Roman" w:hAnsi="Times New Roman" w:cs="Times New Roman"/>
+          <w:i/>
+        </w:rPr>
+        <w:t xml:space="preserve">S</w:t>
+      </w:r>
+      <w:r>
+        <w:rPr>
+          <w:rFonts w:ascii="Times New Roman" w:hAnsi="Times New Roman" w:cs="Times New Roman"/>
+          <w:i/>
+          <w:vertAlign w:val="subscript"/>
+        </w:rPr>
+        <w:t xml:space="preserve">p</w:t>
+      </w:r>
+      <w:r>
+        <w:rPr>
+          <w:rFonts w:ascii="Times New Roman" w:hAnsi="Times New Roman" w:cs="Times New Roman" w:eastAsia="ＭＳ 明朝"/>
+          <w:lang w:val="en-US" w:eastAsia="ja-JP"/>
+        </w:rPr>
+        <w:t xml:space="preserve"> へ戻す経路上には、順序偏差が小さく MS の劣化も小さい解が現れる。したがって、これを多点探索に組み込めば</w:t>
       </w:r>
       <w:r>
         <w:rPr>
@@ -1343,113 +1490,28 @@
           <w:b/>
           <w:lang w:val="en-US" w:eastAsia="ja-JP"/>
         </w:rPr>
-        <w:t xml:space="preserve">仮説1</w:t>
-      </w:r>
-      <w:r>
-        <w:rPr>
-          <w:rFonts w:ascii="Times New Roman" w:hAnsi="Times New Roman" w:cs="Times New Roman" w:eastAsia="ＭＳ 明朝"/>
-          <w:lang w:val="en-US" w:eastAsia="ja-JP"/>
-        </w:rPr>
-        <w:t xml:space="preserve">（図 1(a)）。仮説1が成り立つなら、多点探索に欠けているのは高安定領域を埋める力である。本研究は、この移動を演算子として設計する（§3.3）。</w:t>
-      </w:r>
-      <w:r>
-        <w:rPr>
-          <w:rFonts w:ascii="Times New Roman" w:hAnsi="Times New Roman" w:cs="Times New Roman"/>
-          <w:i/>
-        </w:rPr>
-        <w:t xml:space="preserve">S</w:t>
-      </w:r>
-      <w:r>
-        <w:rPr>
-          <w:rFonts w:ascii="Times New Roman" w:hAnsi="Times New Roman" w:cs="Times New Roman"/>
-          <w:i/>
-          <w:vertAlign w:val="subscript"/>
-        </w:rPr>
-        <w:t xml:space="preserve">p</w:t>
-      </w:r>
-      <w:r>
-        <w:rPr>
-          <w:rFonts w:ascii="Times New Roman" w:hAnsi="Times New Roman" w:cs="Times New Roman" w:eastAsia="ＭＳ 明朝"/>
-          <w:lang w:val="en-US" w:eastAsia="ja-JP"/>
-        </w:rPr>
-        <w:t xml:space="preserve"> から離れて散った個体を</w:t>
-      </w:r>
-      <w:r>
-        <w:rPr>
-          <w:rFonts w:ascii="Times New Roman" w:hAnsi="Times New Roman" w:cs="Times New Roman" w:eastAsia="ＭＳ 明朝"/>
-          <w:b/>
-          <w:lang w:val="en-US" w:eastAsia="ja-JP"/>
-        </w:rPr>
-        <w:t xml:space="preserve">外側から </w:t>
-      </w:r>
-      <w:r>
-        <w:rPr>
-          <w:rFonts w:ascii="Times New Roman" w:hAnsi="Times New Roman" w:cs="Times New Roman"/>
-          <w:b/>
-          <w:i/>
-        </w:rPr>
-        <w:t xml:space="preserve">S</w:t>
-      </w:r>
-      <w:r>
-        <w:rPr>
-          <w:rFonts w:ascii="Times New Roman" w:hAnsi="Times New Roman" w:cs="Times New Roman"/>
-          <w:b/>
-          <w:i/>
-          <w:vertAlign w:val="subscript"/>
-        </w:rPr>
-        <w:t xml:space="preserve">p</w:t>
-      </w:r>
-      <w:r>
-        <w:rPr>
-          <w:rFonts w:ascii="Times New Roman" w:hAnsi="Times New Roman" w:cs="Times New Roman" w:eastAsia="ＭＳ 明朝"/>
-          <w:b/>
-          <w:lang w:val="en-US" w:eastAsia="ja-JP"/>
-        </w:rPr>
-        <w:t xml:space="preserve"> へ戻す</w:t>
-      </w:r>
-      <w:r>
-        <w:rPr>
-          <w:rFonts w:ascii="Times New Roman" w:hAnsi="Times New Roman" w:cs="Times New Roman" w:eastAsia="ＭＳ 明朝"/>
-          <w:lang w:val="en-US" w:eastAsia="ja-JP"/>
-        </w:rPr>
-        <w:t xml:space="preserve">経路上の中間解がこの欠落を埋め、多点探索の高安定領域の品質を、単点探索が自力で到達する水準まで押し上げるはずである——</w:t>
-      </w:r>
-      <w:r>
-        <w:rPr>
-          <w:rFonts w:ascii="Times New Roman" w:hAnsi="Times New Roman" w:cs="Times New Roman" w:eastAsia="ＭＳ 明朝"/>
-          <w:b/>
-          <w:lang w:val="en-US" w:eastAsia="ja-JP"/>
-        </w:rPr>
-        <w:t xml:space="preserve">仮説2</w:t>
-      </w:r>
-      <w:r>
-        <w:rPr>
-          <w:rFonts w:ascii="Times New Roman" w:hAnsi="Times New Roman" w:cs="Times New Roman" w:eastAsia="ＭＳ 明朝"/>
-          <w:lang w:val="en-US" w:eastAsia="ja-JP"/>
-        </w:rPr>
-        <w:t xml:space="preserve">（図 1(b)）。一方、</w:t>
-      </w:r>
-      <w:r>
-        <w:rPr>
-          <w:rFonts w:ascii="Times New Roman" w:hAnsi="Times New Roman" w:cs="Times New Roman"/>
-          <w:i/>
-        </w:rPr>
-        <w:t xml:space="preserve">S</w:t>
-      </w:r>
-      <w:r>
-        <w:rPr>
-          <w:rFonts w:ascii="Times New Roman" w:hAnsi="Times New Roman" w:cs="Times New Roman"/>
-          <w:i/>
-          <w:vertAlign w:val="subscript"/>
-        </w:rPr>
-        <w:t xml:space="preserve">p</w:t>
-      </w:r>
-      <w:r>
-        <w:rPr>
-          <w:rFonts w:ascii="Times New Roman" w:hAnsi="Times New Roman" w:cs="Times New Roman" w:eastAsia="ＭＳ 明朝"/>
-          <w:lang w:val="en-US" w:eastAsia="ja-JP"/>
-        </w:rPr>
-        <w:t xml:space="preserve"> から広がる探索で既にこの領域を埋めている単点探索に上積みがあるかは自明でないため、効果の向きは予測せず、同一の演算子を両構造へ載せて構造間で比較する。</w:t>
+        <w:t xml:space="preserve">その高安定 HV は単点探索が演算子なしで到達する値まで向上する</w:t>
+      </w:r>
+      <w:r>
+        <w:rPr>
+          <w:rFonts w:ascii="Times New Roman" w:hAnsi="Times New Roman" w:cs="Times New Roman" w:eastAsia="ＭＳ 明朝"/>
+          <w:lang w:val="en-US" w:eastAsia="ja-JP"/>
+        </w:rPr>
+        <w:t xml:space="preserve">。</w:t>
+      </w:r>
+    </w:p>
+    <w:p>
+      <w:pPr>
+        <w:pStyle w:val="a8"/>
+        <w:spacing w:line="240" w:lineRule="exact"/>
+        <w:jc w:val="both"/>
+      </w:pPr>
+      <w:r>
+        <w:rPr>
+          <w:rFonts w:ascii="Times New Roman" w:hAnsi="Times New Roman" w:cs="Times New Roman" w:eastAsia="ＭＳ 明朝"/>
+          <w:lang w:val="en-US" w:eastAsia="ja-JP"/>
+        </w:rPr>
+        <w:t xml:space="preserve">なお、単点探索は演算子なしでも高安定領域の解を得ているため、単点探索側には仮説を置かず、同一の演算子を両探索構造に組み込んで効果を比較する（§4.2）。</w:t>
       </w:r>
     </w:p>
     <w:p>
@@ -1511,7 +1573,7 @@
           <w:rFonts w:ascii="Times New Roman" w:hAnsi="Times New Roman" w:cs="Times New Roman" w:eastAsia="ＭＳ 明朝"/>
           <w:lang w:val="en-US" w:eastAsia="ja-JP"/>
         </w:rPr>
-        <w:t xml:space="preserve">作業遅延は作業集合を変えず処理順序の再調整だけで対処でき、修正解を高安定領域に保つ前提が最も素直に成立する外乱である。そこで本研究は、外乱を単一の作業遅延（遅延量 </w:t>
+        <w:t xml:space="preserve">作業遅延は作業集合を変えず処理順序の再調整だけで対処でき、修正スケジュールを高安定領域に保つ前提が最も素直に成立する外乱である。そこで本研究は、外乱を単一の作業遅延（遅延量 </w:t>
       </w:r>
       <w:r>
         <w:rPr>
@@ -1553,7 +1615,7 @@
           <w:rFonts w:ascii="Times New Roman" w:hAnsi="Times New Roman" w:cs="Times New Roman" w:eastAsia="ＭＳ 明朝"/>
           <w:lang w:val="en-US" w:eastAsia="ja-JP"/>
         </w:rPr>
-        <w:t xml:space="preserve"> 機械の JSSP に作業遅延が発生した後、元スケジュール </w:t>
+        <w:t xml:space="preserve"> 機械の JSSP でこの遅延が生じた後、初期スケジュール </w:t>
       </w:r>
       <w:r>
         <w:rPr>
@@ -1575,7 +1637,7 @@
           <w:rFonts w:ascii="Times New Roman" w:hAnsi="Times New Roman" w:cs="Times New Roman" w:eastAsia="ＭＳ 明朝"/>
           <w:lang w:val="en-US" w:eastAsia="ja-JP"/>
         </w:rPr>
-        <w:t xml:space="preserve"> に対し修正スケジュール </w:t>
+        <w:t xml:space="preserve"> に対する修正スケジュール </w:t>
       </w:r>
       <w:r>
         <w:rPr>
@@ -1597,7 +1659,29 @@
           <w:rFonts w:ascii="Times New Roman" w:hAnsi="Times New Roman" w:cs="Times New Roman" w:eastAsia="ＭＳ 明朝"/>
           <w:lang w:val="en-US" w:eastAsia="ja-JP"/>
         </w:rPr>
-        <w:t xml:space="preserve"> を求める。現場は機械上の順序を </w:t>
+        <w:t xml:space="preserve"> を求める。遅延の発生から再スケジューリング時刻 </w:t>
+      </w:r>
+      <w:r>
+        <w:rPr>
+          <w:rFonts w:ascii="Times New Roman" w:hAnsi="Times New Roman" w:cs="Times New Roman"/>
+          <w:i/>
+        </w:rPr>
+        <w:t xml:space="preserve">t</w:t>
+      </w:r>
+      <w:r>
+        <w:rPr>
+          <w:rFonts w:ascii="Times New Roman" w:hAnsi="Times New Roman" w:cs="Times New Roman"/>
+          <w:i/>
+          <w:vertAlign w:val="subscript"/>
+        </w:rPr>
+        <w:t xml:space="preserve">r</w:t>
+      </w:r>
+      <w:r>
+        <w:rPr>
+          <w:rFonts w:ascii="Times New Roman" w:hAnsi="Times New Roman" w:cs="Times New Roman" w:eastAsia="ＭＳ 明朝"/>
+          <w:lang w:val="en-US" w:eastAsia="ja-JP"/>
+        </w:rPr>
+        <w:t xml:space="preserve">（遅延解消時刻）までの間、現場は機械上の順序を </w:t>
       </w:r>
       <w:r>
         <w:rPr>
@@ -1619,7 +1703,29 @@
           <w:rFonts w:ascii="Times New Roman" w:hAnsi="Times New Roman" w:cs="Times New Roman" w:eastAsia="ＭＳ 明朝"/>
           <w:lang w:val="en-US" w:eastAsia="ja-JP"/>
         </w:rPr>
-        <w:t xml:space="preserve"> から変えずに遅延を吸収して実行を続ける。この実スケジュールを </w:t>
+        <w:t xml:space="preserve"> から変えずに遅延を吸収して実行を続ける（right-shift）。この実行で </w:t>
+      </w:r>
+      <w:r>
+        <w:rPr>
+          <w:rFonts w:ascii="Times New Roman" w:hAnsi="Times New Roman" w:cs="Times New Roman"/>
+          <w:i/>
+        </w:rPr>
+        <w:t xml:space="preserve">t</w:t>
+      </w:r>
+      <w:r>
+        <w:rPr>
+          <w:rFonts w:ascii="Times New Roman" w:hAnsi="Times New Roman" w:cs="Times New Roman"/>
+          <w:i/>
+          <w:vertAlign w:val="subscript"/>
+        </w:rPr>
+        <w:t xml:space="preserve">r</w:t>
+      </w:r>
+      <w:r>
+        <w:rPr>
+          <w:rFonts w:ascii="Times New Roman" w:hAnsi="Times New Roman" w:cs="Times New Roman" w:eastAsia="ＭＳ 明朝"/>
+          <w:lang w:val="en-US" w:eastAsia="ja-JP"/>
+        </w:rPr>
+        <w:t xml:space="preserve"> より前に開始した作業はもう変更できないため、これらを</w:t>
       </w:r>
       <w:r>
         <w:rPr>
@@ -1627,115 +1733,41 @@
           <w:b/>
           <w:lang w:val="en-US" w:eastAsia="ja-JP"/>
         </w:rPr>
-        <w:t xml:space="preserve">right-shift 解 </w:t>
-      </w:r>
-      <w:r>
-        <w:rPr>
-          <w:rFonts w:ascii="Times New Roman" w:hAnsi="Times New Roman" w:cs="Times New Roman"/>
+        <w:t xml:space="preserve">凍結</w:t>
+      </w:r>
+      <w:r>
+        <w:rPr>
+          <w:rFonts w:ascii="Times New Roman" w:hAnsi="Times New Roman" w:cs="Times New Roman" w:eastAsia="ＭＳ 明朝"/>
+          <w:lang w:val="en-US" w:eastAsia="ja-JP"/>
+        </w:rPr>
+        <w:t xml:space="preserve">する。</w:t>
+      </w:r>
+      <w:r>
+        <w:rPr>
+          <w:rFonts w:ascii="Times New Roman" w:hAnsi="Times New Roman" w:cs="Times New Roman"/>
+          <w:i/>
+        </w:rPr>
+        <w:t xml:space="preserve">t</w:t>
+      </w:r>
+      <w:r>
+        <w:rPr>
+          <w:rFonts w:ascii="Times New Roman" w:hAnsi="Times New Roman" w:cs="Times New Roman"/>
+          <w:i/>
+          <w:vertAlign w:val="subscript"/>
+        </w:rPr>
+        <w:t xml:space="preserve">r</w:t>
+      </w:r>
+      <w:r>
+        <w:rPr>
+          <w:rFonts w:ascii="Times New Roman" w:hAnsi="Times New Roman" w:cs="Times New Roman" w:eastAsia="ＭＳ 明朝"/>
+          <w:lang w:val="en-US" w:eastAsia="ja-JP"/>
+        </w:rPr>
+        <w:t xml:space="preserve"> 以降の作業を</w:t>
+      </w:r>
+      <w:r>
+        <w:rPr>
+          <w:rFonts w:ascii="Times New Roman" w:hAnsi="Times New Roman" w:cs="Times New Roman" w:eastAsia="ＭＳ 明朝"/>
           <w:b/>
-          <w:i/>
-        </w:rPr>
-        <w:t xml:space="preserve">S</w:t>
-      </w:r>
-      <w:r>
-        <w:rPr>
-          <w:rFonts w:ascii="Times New Roman" w:hAnsi="Times New Roman" w:cs="Times New Roman"/>
-          <w:b/>
-          <w:vertAlign w:val="subscript"/>
-        </w:rPr>
-        <w:t xml:space="preserve">RSR</w:t>
-      </w:r>
-      <w:r>
-        <w:rPr>
-          <w:rFonts w:ascii="Times New Roman" w:hAnsi="Times New Roman" w:cs="Times New Roman" w:eastAsia="ＭＳ 明朝"/>
-          <w:lang w:val="en-US" w:eastAsia="ja-JP"/>
-        </w:rPr>
-        <w:t xml:space="preserve"> と呼ぶ。</w:t>
-      </w:r>
-      <w:r>
-        <w:rPr>
-          <w:rFonts w:ascii="Times New Roman" w:hAnsi="Times New Roman" w:cs="Times New Roman"/>
-          <w:i/>
-        </w:rPr>
-        <w:t xml:space="preserve">S</w:t>
-      </w:r>
-      <w:r>
-        <w:rPr>
-          <w:rFonts w:ascii="Times New Roman" w:hAnsi="Times New Roman" w:cs="Times New Roman"/>
-          <w:vertAlign w:val="subscript"/>
-        </w:rPr>
-        <w:t xml:space="preserve">RSR</w:t>
-      </w:r>
-      <w:r>
-        <w:rPr>
-          <w:rFonts w:ascii="Times New Roman" w:hAnsi="Times New Roman" w:cs="Times New Roman" w:eastAsia="ＭＳ 明朝"/>
-          <w:lang w:val="en-US" w:eastAsia="ja-JP"/>
-        </w:rPr>
-        <w:t xml:space="preserve"> 上で再スケジューリング時刻 </w:t>
-      </w:r>
-      <w:r>
-        <w:rPr>
-          <w:rFonts w:ascii="Times New Roman" w:hAnsi="Times New Roman" w:cs="Times New Roman"/>
-          <w:i/>
-        </w:rPr>
-        <w:t xml:space="preserve">t</w:t>
-      </w:r>
-      <w:r>
-        <w:rPr>
-          <w:rFonts w:ascii="Times New Roman" w:hAnsi="Times New Roman" w:cs="Times New Roman"/>
-          <w:i/>
-          <w:vertAlign w:val="subscript"/>
-        </w:rPr>
-        <w:t xml:space="preserve">r</w:t>
-      </w:r>
-      <w:r>
-        <w:rPr>
-          <w:rFonts w:ascii="Times New Roman" w:hAnsi="Times New Roman" w:cs="Times New Roman" w:eastAsia="ＭＳ 明朝"/>
-          <w:lang w:val="en-US" w:eastAsia="ja-JP"/>
-        </w:rPr>
-        <w:t xml:space="preserve">（遅延解消時刻）より前に開始済みの作業は</w:t>
-      </w:r>
-      <w:r>
-        <w:rPr>
-          <w:rFonts w:ascii="Times New Roman" w:hAnsi="Times New Roman" w:cs="Times New Roman" w:eastAsia="ＭＳ 明朝"/>
-          <w:b/>
-          <w:lang w:val="en-US" w:eastAsia="ja-JP"/>
-        </w:rPr>
-        <w:t xml:space="preserve">凍結</w:t>
-      </w:r>
-      <w:r>
-        <w:rPr>
-          <w:rFonts w:ascii="Times New Roman" w:hAnsi="Times New Roman" w:cs="Times New Roman" w:eastAsia="ＭＳ 明朝"/>
-          <w:lang w:val="en-US" w:eastAsia="ja-JP"/>
-        </w:rPr>
-        <w:t xml:space="preserve">し、</w:t>
-      </w:r>
-      <w:r>
-        <w:rPr>
-          <w:rFonts w:ascii="Times New Roman" w:hAnsi="Times New Roman" w:cs="Times New Roman"/>
-          <w:i/>
-        </w:rPr>
-        <w:t xml:space="preserve">t</w:t>
-      </w:r>
-      <w:r>
-        <w:rPr>
-          <w:rFonts w:ascii="Times New Roman" w:hAnsi="Times New Roman" w:cs="Times New Roman"/>
-          <w:i/>
-          <w:vertAlign w:val="subscript"/>
-        </w:rPr>
-        <w:t xml:space="preserve">r</w:t>
-      </w:r>
-      <w:r>
-        <w:rPr>
-          <w:rFonts w:ascii="Times New Roman" w:hAnsi="Times New Roman" w:cs="Times New Roman" w:eastAsia="ＭＳ 明朝"/>
-          <w:lang w:val="en-US" w:eastAsia="ja-JP"/>
-        </w:rPr>
-        <w:t xml:space="preserve"> 以降の作業を</w:t>
-      </w:r>
-      <w:r>
-        <w:rPr>
-          <w:rFonts w:ascii="Times New Roman" w:hAnsi="Times New Roman" w:cs="Times New Roman" w:eastAsia="ＭＳ 明朝"/>
-          <w:b/>
           <w:lang w:val="en-US" w:eastAsia="ja-JP"/>
         </w:rPr>
         <w:t xml:space="preserve">最適化対象</w:t>
@@ -1745,29 +1777,7 @@
           <w:rFonts w:ascii="Times New Roman" w:hAnsi="Times New Roman" w:cs="Times New Roman" w:eastAsia="ＭＳ 明朝"/>
           <w:lang w:val="en-US" w:eastAsia="ja-JP"/>
         </w:rPr>
-        <w:t xml:space="preserve">とする。決定変数は最適化対象作業の機械ごとの処理順序のみであり、解は凍結部を先頭に固定したまま各作業を </w:t>
-      </w:r>
-      <w:r>
-        <w:rPr>
-          <w:rFonts w:ascii="Times New Roman" w:hAnsi="Times New Roman" w:cs="Times New Roman"/>
-          <w:i/>
-        </w:rPr>
-        <w:t xml:space="preserve">t</w:t>
-      </w:r>
-      <w:r>
-        <w:rPr>
-          <w:rFonts w:ascii="Times New Roman" w:hAnsi="Times New Roman" w:cs="Times New Roman"/>
-          <w:i/>
-          <w:vertAlign w:val="subscript"/>
-        </w:rPr>
-        <w:t xml:space="preserve">r</w:t>
-      </w:r>
-      <w:r>
-        <w:rPr>
-          <w:rFonts w:ascii="Times New Roman" w:hAnsi="Times New Roman" w:cs="Times New Roman" w:eastAsia="ＭＳ 明朝"/>
-          <w:lang w:val="en-US" w:eastAsia="ja-JP"/>
-        </w:rPr>
-        <w:t xml:space="preserve"> 以降の最早可能時刻へ詰めた semi-active スケジュールとして評価する。</w:t>
+        <w:t xml:space="preserve">とし、その機械ごとの処理順序のみを決定変数とする。</w:t>
       </w:r>
     </w:p>
     <w:p>
@@ -2175,7 +2185,7 @@
           <w:rFonts w:ascii="Times New Roman" w:hAnsi="Times New Roman" w:cs="Times New Roman" w:eastAsia="ＭＳ 明朝"/>
           <w:lang w:val="en-US" w:eastAsia="ja-JP"/>
         </w:rPr>
-        <w:t xml:space="preserve"> は順序不変の right-shift 解 </w:t>
+        <w:t xml:space="preserve"> は </w:t>
       </w:r>
       <w:r>
         <w:rPr>
@@ -2187,16 +2197,17 @@
       <w:r>
         <w:rPr>
           <w:rFonts w:ascii="Times New Roman" w:hAnsi="Times New Roman" w:cs="Times New Roman"/>
+          <w:i/>
           <w:vertAlign w:val="subscript"/>
         </w:rPr>
-        <w:t xml:space="preserve">RSR</w:t>
-      </w:r>
-      <w:r>
-        <w:rPr>
-          <w:rFonts w:ascii="Times New Roman" w:hAnsi="Times New Roman" w:cs="Times New Roman" w:eastAsia="ＭＳ 明朝"/>
-          <w:lang w:val="en-US" w:eastAsia="ja-JP"/>
-        </w:rPr>
-        <w:t xml:space="preserve"> に対応する。</w:t>
+        <w:t xml:space="preserve">p</w:t>
+      </w:r>
+      <w:r>
+        <w:rPr>
+          <w:rFonts w:ascii="Times New Roman" w:hAnsi="Times New Roman" w:cs="Times New Roman" w:eastAsia="ＭＳ 明朝"/>
+          <w:lang w:val="en-US" w:eastAsia="ja-JP"/>
+        </w:rPr>
+        <w:t xml:space="preserve"> の機械順序を保った解に対応する。</w:t>
       </w:r>
     </w:p>
     <w:p>
@@ -2685,7 +2696,7 @@
           <w:rFonts w:ascii="Times New Roman" w:hAnsi="Times New Roman" w:cs="Times New Roman" w:eastAsia="ＭＳ 明朝"/>
           <w:lang w:val="en-US" w:eastAsia="ja-JP"/>
         </w:rPr>
-        <w:t xml:space="preserve"> を複数点で掃引し（weighted-sum sweep）、各点で独立に探索を走らせる。1 点ぶんの探索は、重みが定まった状態で再スケジューリングを 1 回行う実運用に対応する [3]。そのため、各点の探索を時間で追えば実運用での速さが、全点の解を合わせればトレードオフ全体の品質が、同じ実験から測れる（§3.4）。重み付き和は非凸フロントの凹部に届かない [8] が、全手法が同じスカラー化を共有し、探索中に訪問した凹部の解も UEA（§3.4）で記録されるため、構造差の比較への影響は限定的と考える。</w:t>
+        <w:t xml:space="preserve"> を複数点で掃引し（weighted-sum sweep）、各点で独立に探索を走らせる。1 点ぶんの探索は、重みが定まった状態で再スケジューリングを 1 回行う実運用に対応する [3]。そのため、各点の探索を時間で追えば実運用での立ち上がりの速さが、全点の解を合わせればフロント全体の HV が、同じ実験から測れる（§3.4）。重み付き和は非凸フロントの凹部に届かない [8] が、全手法が同じスカラー化を共有し、探索中に訪問した凹部の解も UEA（§3.4）で記録されるため、構造差の比較への影響は限定的と考える。</w:t>
       </w:r>
     </w:p>
     <w:p>
@@ -2753,7 +2764,7 @@
           <w:rFonts w:ascii="Times New Roman" w:hAnsi="Times New Roman" w:cs="Times New Roman" w:eastAsia="ＭＳ 明朝"/>
           <w:lang w:val="en-US" w:eastAsia="ja-JP"/>
         </w:rPr>
-        <w:t xml:space="preserve"> ILS [22] は、現在解に摂動を加え、そこから局所探索で解を改善し、得られた解を受理するかを判定する、という反復で 1 つの解を改善していく枠組みである。単点探索の中で ILS を採る理由は、深掘り（局所探索）と脱出（摂動）が明確に分離されている点にある。この分離ゆえに、</w:t>
+        <w:t xml:space="preserve"> ILS [22] は、現在解に摂動を加え、そこから局所探索で解を改善し、得られた解を受理するかを判定する、という反復で 1 つの解を改善していく枠組みである。単点探索の中で ILS を採る理由は、局所探索と摂動が独立した段に分離されている点にある。摂動の強度——現在解から一度にどれだけ離すか——を明示的に設定でき、安定性誘導演算子（§3.3）も、局所探索や受理判定を変えずに摂動の段へ組み込める。</w:t>
       </w:r>
       <w:r>
         <w:rPr>
@@ -2761,14 +2772,36 @@
           <w:b/>
           <w:lang w:val="en-US" w:eastAsia="ja-JP"/>
         </w:rPr>
-        <w:t xml:space="preserve">摂動強度——現在解から一度にどれだけ離れるか——を挿入手数として直接制御</w:t>
-      </w:r>
-      <w:r>
-        <w:rPr>
-          <w:rFonts w:ascii="Times New Roman" w:hAnsi="Times New Roman" w:cs="Times New Roman" w:eastAsia="ＭＳ 明朝"/>
-          <w:lang w:val="en-US" w:eastAsia="ja-JP"/>
-        </w:rPr>
-        <w:t xml:space="preserve">でき、安定性誘導演算子（§3.3）も摂動として自然に組み込める。</w:t>
+        <w:t xml:space="preserve">初期解</w:t>
+      </w:r>
+      <w:r>
+        <w:rPr>
+          <w:rFonts w:ascii="Times New Roman" w:hAnsi="Times New Roman" w:cs="Times New Roman" w:eastAsia="ＭＳ 明朝"/>
+          <w:lang w:val="en-US" w:eastAsia="ja-JP"/>
+        </w:rPr>
+        <w:t xml:space="preserve">は </w:t>
+      </w:r>
+      <w:r>
+        <w:rPr>
+          <w:rFonts w:ascii="Times New Roman" w:hAnsi="Times New Roman" w:cs="Times New Roman"/>
+          <w:i/>
+        </w:rPr>
+        <w:t xml:space="preserve">S</w:t>
+      </w:r>
+      <w:r>
+        <w:rPr>
+          <w:rFonts w:ascii="Times New Roman" w:hAnsi="Times New Roman" w:cs="Times New Roman"/>
+          <w:i/>
+          <w:vertAlign w:val="subscript"/>
+        </w:rPr>
+        <w:t xml:space="preserve">p</w:t>
+      </w:r>
+      <w:r>
+        <w:rPr>
+          <w:rFonts w:ascii="Times New Roman" w:hAnsi="Times New Roman" w:cs="Times New Roman" w:eastAsia="ＭＳ 明朝"/>
+          <w:lang w:val="en-US" w:eastAsia="ja-JP"/>
+        </w:rPr>
+        <w:t xml:space="preserve"> とする。</w:t>
       </w:r>
       <w:r>
         <w:rPr>
@@ -2776,43 +2809,6 @@
           <w:b/>
           <w:lang w:val="en-US" w:eastAsia="ja-JP"/>
         </w:rPr>
-        <w:t xml:space="preserve">初期解</w:t>
-      </w:r>
-      <w:r>
-        <w:rPr>
-          <w:rFonts w:ascii="Times New Roman" w:hAnsi="Times New Roman" w:cs="Times New Roman" w:eastAsia="ＭＳ 明朝"/>
-          <w:lang w:val="en-US" w:eastAsia="ja-JP"/>
-        </w:rPr>
-        <w:t xml:space="preserve">は </w:t>
-      </w:r>
-      <w:r>
-        <w:rPr>
-          <w:rFonts w:ascii="Times New Roman" w:hAnsi="Times New Roman" w:cs="Times New Roman"/>
-          <w:i/>
-        </w:rPr>
-        <w:t xml:space="preserve">S</w:t>
-      </w:r>
-      <w:r>
-        <w:rPr>
-          <w:rFonts w:ascii="Times New Roman" w:hAnsi="Times New Roman" w:cs="Times New Roman"/>
-          <w:i/>
-          <w:vertAlign w:val="subscript"/>
-        </w:rPr>
-        <w:t xml:space="preserve">p</w:t>
-      </w:r>
-      <w:r>
-        <w:rPr>
-          <w:rFonts w:ascii="Times New Roman" w:hAnsi="Times New Roman" w:cs="Times New Roman" w:eastAsia="ＭＳ 明朝"/>
-          <w:lang w:val="en-US" w:eastAsia="ja-JP"/>
-        </w:rPr>
-        <w:t xml:space="preserve"> とする。</w:t>
-      </w:r>
-      <w:r>
-        <w:rPr>
-          <w:rFonts w:ascii="Times New Roman" w:hAnsi="Times New Roman" w:cs="Times New Roman" w:eastAsia="ＭＳ 明朝"/>
-          <w:b/>
-          <w:lang w:val="en-US" w:eastAsia="ja-JP"/>
-        </w:rPr>
         <w:t xml:space="preserve">局所探索</w:t>
       </w:r>
       <w:r>
@@ -2820,7 +2816,7 @@
           <w:rFonts w:ascii="Times New Roman" w:hAnsi="Times New Roman" w:cs="Times New Roman" w:eastAsia="ＭＳ 明朝"/>
           <w:lang w:val="en-US" w:eastAsia="ja-JP"/>
         </w:rPr>
-        <w:t xml:space="preserve">は ILS と Memetic で共有する JSSP 標準の N5 近傍 [1] で、候補をクリティカルブロック端の隣接 swap（makespan 改善見込みのある手）に絞り、採否は </w:t>
+        <w:t xml:space="preserve">は ILS と Memetic で共有する JSSP 標準の N5 近傍 [1] で、候補をクリティカルブロック端の隣接 swap（MS 改善見込みのある手）に絞り、採否は </w:t>
       </w:r>
       <w:r>
         <w:rPr>
@@ -3088,7 +3084,7 @@
           <w:b/>
           <w:lang w:val="en-US" w:eastAsia="ja-JP"/>
         </w:rPr>
-        <w:t xml:space="preserve">guiding solution を外乱前スケジュール </w:t>
+        <w:t xml:space="preserve">経路の到達先である誘導解（guiding solution）を初期スケジュール </w:t>
       </w:r>
       <w:r>
         <w:rPr>
@@ -3120,7 +3116,7 @@
           <w:rFonts w:ascii="Times New Roman" w:hAnsi="Times New Roman" w:cs="Times New Roman" w:eastAsia="ＭＳ 明朝"/>
           <w:lang w:val="en-US" w:eastAsia="ja-JP"/>
         </w:rPr>
-        <w:t xml:space="preserve">点が特徴である。すなわち現在の局所最適解（initiating）から </w:t>
+        <w:t xml:space="preserve">点が特徴である。すなわち現在の局所最適解（出発解）から </w:t>
       </w:r>
       <w:r>
         <w:rPr>
@@ -3142,7 +3138,7 @@
           <w:rFonts w:ascii="Times New Roman" w:hAnsi="Times New Roman" w:cs="Times New Roman" w:eastAsia="ＭＳ 明朝"/>
           <w:lang w:val="en-US" w:eastAsia="ja-JP"/>
         </w:rPr>
-        <w:t xml:space="preserve">（guiding）へ向かう。両者の隔たりは、式 (1) の順位が食い違う作業の数 </w:t>
+        <w:t xml:space="preserve">（誘導解）へ向かう。両者の隔たりは、式 (1) の順位が異なる作業の数 </w:t>
       </w:r>
       <w:r>
         <w:rPr>
@@ -3338,7 +3334,7 @@
           <w:rFonts w:ascii="Times New Roman" w:hAnsi="Times New Roman" w:cs="Times New Roman" w:eastAsia="ＭＳ 明朝"/>
           <w:lang w:val="en-US" w:eastAsia="ja-JP"/>
         </w:rPr>
-        <w:t xml:space="preserve"> で測る。1 ステップでは食い違う作業を 1 つ選び、その作業が </w:t>
+        <w:t xml:space="preserve"> で測る。1 ステップでは順位が異なる作業を 1 つ選び、その作業が </w:t>
       </w:r>
       <w:r>
         <w:rPr>
@@ -3478,7 +3474,7 @@
           <w:rFonts w:ascii="Times New Roman" w:hAnsi="Times New Roman" w:cs="Times New Roman" w:eastAsia="ＭＳ 明朝"/>
           <w:lang w:val="en-US" w:eastAsia="ja-JP"/>
         </w:rPr>
-        <w:t xml:space="preserve"> が最良の解を返す。</w:t>
+        <w:t xml:space="preserve"> の小さい中間解を選ぶ。</w:t>
       </w:r>
       <w:r>
         <w:rPr>
@@ -3500,7 +3496,7 @@
           <w:rFonts w:ascii="Times New Roman" w:hAnsi="Times New Roman" w:cs="Times New Roman" w:eastAsia="ＭＳ 明朝"/>
           <w:lang w:val="en-US" w:eastAsia="ja-JP"/>
         </w:rPr>
-        <w:t xml:space="preserve"> に固定する理由は、(a) </w:t>
+        <w:t xml:space="preserve"> を誘導解とする理由は、(a) </w:t>
       </w:r>
       <w:r>
         <w:rPr>
@@ -3522,7 +3518,35 @@
           <w:rFonts w:ascii="Times New Roman" w:hAnsi="Times New Roman" w:cs="Times New Roman" w:eastAsia="ＭＳ 明朝"/>
           <w:lang w:val="en-US" w:eastAsia="ja-JP"/>
         </w:rPr>
-        <w:t xml:space="preserve"> が安定性目的の最適端点ゆえ PR を「安定性の最適端点へ向かう移動」として一意に解釈できること、(b) </w:t>
+        <w:t xml:space="preserve"> が順序偏差 </w:t>
+      </w:r>
+      <w:r>
+        <w:rPr>
+          <w:rFonts w:ascii="Times New Roman" w:hAnsi="Times New Roman" w:cs="Times New Roman"/>
+          <w:i/>
+        </w:rPr>
+        <w:t xml:space="preserve">D</w:t>
+      </w:r>
+      <w:r>
+        <w:rPr>
+          <w:rFonts w:ascii="Times New Roman" w:hAnsi="Times New Roman" w:cs="Times New Roman" w:eastAsia="ＭＳ 明朝"/>
+          <w:lang w:val="en-US" w:eastAsia="ja-JP"/>
+        </w:rPr>
+        <w:t xml:space="preserve"> を最小にする解であるため、PR を「</w:t>
+      </w:r>
+      <w:r>
+        <w:rPr>
+          <w:rFonts w:ascii="Times New Roman" w:hAnsi="Times New Roman" w:cs="Times New Roman"/>
+          <w:i/>
+        </w:rPr>
+        <w:t xml:space="preserve">D</w:t>
+      </w:r>
+      <w:r>
+        <w:rPr>
+          <w:rFonts w:ascii="Times New Roman" w:hAnsi="Times New Roman" w:cs="Times New Roman" w:eastAsia="ＭＳ 明朝"/>
+          <w:lang w:val="en-US" w:eastAsia="ja-JP"/>
+        </w:rPr>
+        <w:t xml:space="preserve"> を最小にする解へ向かう移動」として一意に解釈できること、(b) </w:t>
       </w:r>
       <w:r>
         <w:rPr>
@@ -3544,7 +3568,21 @@
           <w:rFonts w:ascii="Times New Roman" w:hAnsi="Times New Roman" w:cs="Times New Roman" w:eastAsia="ＭＳ 明朝"/>
           <w:lang w:val="en-US" w:eastAsia="ja-JP"/>
         </w:rPr>
-        <w:t xml:space="preserve"> へ向かう途中には、安定性を高めつつ MS の劣化を抑えた解が現れると期待でき、それが高安定領域を埋めることに直結すること、である。入れ替える作業は実行可能な候補からランダムに選び、評価回数を </w:t>
+        <w:t xml:space="preserve"> へ向かう経路上には、</w:t>
+      </w:r>
+      <w:r>
+        <w:rPr>
+          <w:rFonts w:ascii="Times New Roman" w:hAnsi="Times New Roman" w:cs="Times New Roman"/>
+          <w:i/>
+        </w:rPr>
+        <w:t xml:space="preserve">D</w:t>
+      </w:r>
+      <w:r>
+        <w:rPr>
+          <w:rFonts w:ascii="Times New Roman" w:hAnsi="Times New Roman" w:cs="Times New Roman" w:eastAsia="ＭＳ 明朝"/>
+          <w:lang w:val="en-US" w:eastAsia="ja-JP"/>
+        </w:rPr>
+        <w:t xml:space="preserve"> が小さく MS の劣化も小さい解が現れると期待でき、それが高安定領域の非劣解になること、である。入れ替える作業は実行可能な候補からランダムに選び、評価回数を </w:t>
       </w:r>
       <w:r>
         <w:rPr>
@@ -3617,7 +3655,7 @@
           <w:rFonts w:ascii="Times New Roman" w:hAnsi="Times New Roman" w:cs="Times New Roman" w:eastAsia="ＭＳ 明朝"/>
           <w:lang w:val="en-US" w:eastAsia="ja-JP"/>
         </w:rPr>
-        <w:t xml:space="preserve"> で、全域 HV で約 +1% の利得に対し大きい外乱では約 8 倍の時間を要したため採らない（予備実験）。</w:t>
+        <w:t xml:space="preserve"> で、フロント全体の HV で約 +1% の利得に対し最大で約 8 倍の時間を要したため採らない（予備実験）。</w:t>
       </w:r>
     </w:p>
     <w:p>
@@ -3655,7 +3693,7 @@
           <w:rFonts w:ascii="Times New Roman" w:hAnsi="Times New Roman" w:cs="Times New Roman" w:eastAsia="ＭＳ 明朝"/>
           <w:lang w:val="en-US" w:eastAsia="ja-JP"/>
         </w:rPr>
-        <w:t xml:space="preserve"> PR を途中で打ち切った演算子である。同じ swap 移動を深さ </w:t>
+        <w:t xml:space="preserve"> PR を途中で打ち切った安定性誘導演算子である。同じ swap 移動を深さ </w:t>
       </w:r>
       <w:r>
         <w:rPr>
@@ -3816,7 +3854,7 @@
           <w:rFonts w:ascii="Times New Roman" w:hAnsi="Times New Roman" w:cs="Times New Roman" w:eastAsia="ＭＳ 明朝"/>
           <w:lang w:val="en-US" w:eastAsia="ja-JP"/>
         </w:rPr>
-        <w:t xml:space="preserve"> の間を幅広く埋める。</w:t>
+        <w:t xml:space="preserve"> の間の広い範囲に解を得る。</w:t>
       </w:r>
     </w:p>
     <w:p>
@@ -3831,14 +3869,14 @@
           <w:b/>
           <w:lang w:val="en-US" w:eastAsia="ja-JP"/>
         </w:rPr>
-        <w:t xml:space="preserve">両構造への搭載.</w:t>
-      </w:r>
-      <w:r>
-        <w:rPr>
-          <w:rFonts w:ascii="Times New Roman" w:hAnsi="Times New Roman" w:cs="Times New Roman" w:eastAsia="ＭＳ 明朝"/>
-          <w:lang w:val="en-US" w:eastAsia="ja-JP"/>
-        </w:rPr>
-        <w:t xml:space="preserve"> 両構造には、</w:t>
+        <w:t xml:space="preserve">両探索構造への組み込み.</w:t>
+      </w:r>
+      <w:r>
+        <w:rPr>
+          <w:rFonts w:ascii="Times New Roman" w:hAnsi="Times New Roman" w:cs="Times New Roman" w:eastAsia="ＭＳ 明朝"/>
+          <w:lang w:val="en-US" w:eastAsia="ja-JP"/>
+        </w:rPr>
+        <w:t xml:space="preserve"> 単点探索と多点探索には、</w:t>
       </w:r>
       <w:r>
         <w:rPr>
@@ -3860,7 +3898,7 @@
           <w:rFonts w:ascii="Times New Roman" w:hAnsi="Times New Roman" w:cs="Times New Roman" w:eastAsia="ＭＳ 明朝"/>
           <w:lang w:val="en-US" w:eastAsia="ja-JP"/>
         </w:rPr>
-        <w:t xml:space="preserve"> 方向への swap 移動という</w:t>
+        <w:t xml:space="preserve"> に近づける swap 移動という</w:t>
       </w:r>
       <w:r>
         <w:rPr>
@@ -3868,7 +3906,7 @@
           <w:b/>
           <w:lang w:val="en-US" w:eastAsia="ja-JP"/>
         </w:rPr>
-        <w:t xml:space="preserve">演算子の核を共有させ</w:t>
+        <w:t xml:space="preserve">安定性誘導演算子の核を共有させ</w:t>
       </w:r>
       <w:r>
         <w:rPr>
@@ -3917,7 +3955,7 @@
           <w:rFonts w:ascii="Times New Roman" w:hAnsi="Times New Roman" w:cs="Times New Roman" w:eastAsia="ＭＳ 明朝"/>
           <w:lang w:val="en-US" w:eastAsia="ja-JP"/>
         </w:rPr>
-        <w:t xml:space="preserve"> まで 1 ずつ増やし、上限に達するか best が改善したら 1 に戻す（鋸歯状）。多点探索（Memetic）では各個体の精緻化に組み込む：局所探索の後、演算子を個体ごとに確率的に適用し（PR-</w:t>
+        <w:t xml:space="preserve"> まで 1 ずつ増やし、上限に達するか best が改善したら 1 に戻す（鋸歯状）。多点探索（Memetic）では各個体への改善操作として組み込む：局所探索の後、演算子を個体ごとに確率的に適用し（PR-</w:t>
       </w:r>
       <w:r>
         <w:rPr>
@@ -3959,7 +3997,7 @@
           <w:rFonts w:ascii="Times New Roman" w:hAnsi="Times New Roman" w:cs="Times New Roman" w:eastAsia="ＭＳ 明朝"/>
           <w:lang w:val="en-US" w:eastAsia="ja-JP"/>
         </w:rPr>
-        <w:t xml:space="preserve"> から一様に引く）、結果を N5 で再最適化して無条件に集団へ戻す——採否はトーナメント選択に委ねる。以下、演算子を載せない構成を </w:t>
+        <w:t xml:space="preserve"> から一様に引く）、結果を N5 で再最適化して無条件に集団へ戻す——採否はトーナメント選択に委ねる。以下、安定性誘導演算子を組み込まない構成を </w:t>
       </w:r>
       <w:r>
         <w:rPr>
@@ -3989,7 +4027,22 @@
           <w:rFonts w:ascii="Times New Roman" w:hAnsi="Times New Roman" w:cs="Times New Roman" w:eastAsia="ＭＳ 明朝"/>
           <w:lang w:val="en-US" w:eastAsia="ja-JP"/>
         </w:rPr>
-        <w:t xml:space="preserve"> と呼び、各 baseline に PR・PR-</w:t>
+        <w:t xml:space="preserve"> と呼び、組み込んだ構成は </w:t>
+      </w:r>
+      <w:r>
+        <w:rPr>
+          <w:rFonts w:ascii="Times New Roman" w:hAnsi="Times New Roman" w:cs="Times New Roman" w:eastAsia="ＭＳ 明朝"/>
+          <w:b/>
+          <w:lang w:val="en-US" w:eastAsia="ja-JP"/>
+        </w:rPr>
+        <w:t xml:space="preserve">Memetic+PR</w:t>
+      </w:r>
+      <w:r>
+        <w:rPr>
+          <w:rFonts w:ascii="Times New Roman" w:hAnsi="Times New Roman" w:cs="Times New Roman" w:eastAsia="ＭＳ 明朝"/>
+          <w:lang w:val="en-US" w:eastAsia="ja-JP"/>
+        </w:rPr>
+        <w:t xml:space="preserve"> のように baseline 名に演算子名を付して表す。各 baseline と PR・PR-</w:t>
       </w:r>
       <w:r>
         <w:rPr>
@@ -4003,7 +4056,7 @@
           <w:rFonts w:ascii="Times New Roman" w:hAnsi="Times New Roman" w:cs="Times New Roman" w:eastAsia="ＭＳ 明朝"/>
           <w:lang w:val="en-US" w:eastAsia="ja-JP"/>
         </w:rPr>
-        <w:t xml:space="preserve"> を載せた版を加えた 3 手法ずつを </w:t>
+        <w:t xml:space="preserve"> を組み込んだ 2 版を合わせた 3 手法ずつを </w:t>
       </w:r>
       <w:r>
         <w:rPr>
@@ -4094,7 +4147,7 @@
           <w:rFonts w:ascii="Times New Roman" w:hAnsi="Times New Roman" w:cs="Times New Roman" w:eastAsia="ＭＳ 明朝"/>
           <w:lang w:val="en-US" w:eastAsia="ja-JP"/>
         </w:rPr>
-        <w:t xml:space="preserve"> [9] のもとで、Pareto フロントの hypervolume（HV）[24] を測る。記録点は両構造で揃え、解を動かす操作（単点探索の摂動、多点探索の交叉・突然変異、両者の演算子）の直後と局所探索後の双方を記録する。フロント全体をまとめて測る HV では、高安定領域が埋まっているかどうかの差は埋もれる。そこで本研究は、この HV に加え、この領域に限った品質と、いつ止めても良い解が得られる anytime 性能を測る：</w:t>
+        <w:t xml:space="preserve"> [9] のもとで、Pareto フロントの HV を測る。記録点は両探索構造で揃えており、解を動かす操作（単点探索の摂動、多点探索の交叉・突然変異、両者の安定性誘導演算子）の直後と局所探索後である。フロント全体をまとめて測る HV では、高安定領域に良い非劣解があるかどうかの差は埋もれる。そこで本研究は、この HV に加え、この領域に限った HV と、いつ止めても良い解が得られる anytime 性能を測る：</w:t>
       </w:r>
     </w:p>
     <w:p>
@@ -4123,7 +4176,7 @@
           <w:rFonts w:ascii="Times New Roman" w:hAnsi="Times New Roman" w:cs="Times New Roman" w:eastAsia="ＭＳ 明朝"/>
           <w:lang w:val="en-US" w:eastAsia="ja-JP"/>
         </w:rPr>
-        <w:t xml:space="preserve">（トレードオフ全体の品質）：全領域の hypervolume。</w:t>
+        <w:t xml:space="preserve">：非劣解集合全体の hypervolume。</w:t>
       </w:r>
     </w:p>
     <w:p>
@@ -4152,7 +4205,7 @@
           <w:rFonts w:ascii="Times New Roman" w:hAnsi="Times New Roman" w:cs="Times New Roman" w:eastAsia="ＭＳ 明朝"/>
           <w:lang w:val="en-US" w:eastAsia="ja-JP"/>
         </w:rPr>
-        <w:t xml:space="preserve">（高安定領域の品質）：高安定領域 </w:t>
+        <w:t xml:space="preserve">：高安定領域 </w:t>
       </w:r>
       <w:r>
         <w:rPr>
@@ -4209,7 +4262,7 @@
           <w:rFonts w:ascii="Times New Roman" w:hAnsi="Times New Roman" w:cs="Times New Roman" w:eastAsia="ＭＳ 明朝"/>
           <w:lang w:val="en-US" w:eastAsia="ja-JP"/>
         </w:rPr>
-        <w:t xml:space="preserve"> は全手法・全 trial の Pareto 解の </w:t>
+        <w:t xml:space="preserve"> は全手法・全 trial の非劣解の </w:t>
       </w:r>
       <w:r>
         <w:rPr>
@@ -4447,28 +4500,7 @@
           <w:rFonts w:ascii="Times New Roman" w:hAnsi="Times New Roman" w:cs="Times New Roman" w:eastAsia="ＭＳ 明朝"/>
           <w:lang w:val="en-US" w:eastAsia="ja-JP"/>
         </w:rPr>
-        <w:t xml:space="preserve">。</w:t>
-      </w:r>
-      <w:r>
-        <w:rPr>
-          <w:rFonts w:ascii="Times New Roman" w:hAnsi="Times New Roman" w:cs="Times New Roman"/>
-          <w:i/>
-        </w:rPr>
-        <w:t xml:space="preserve">S</w:t>
-      </w:r>
-      <w:r>
-        <w:rPr>
-          <w:rFonts w:ascii="Times New Roman" w:hAnsi="Times New Roman" w:cs="Times New Roman"/>
-          <w:vertAlign w:val="subscript"/>
-        </w:rPr>
-        <w:t xml:space="preserve">RSR</w:t>
-      </w:r>
-      <w:r>
-        <w:rPr>
-          <w:rFonts w:ascii="Times New Roman" w:hAnsi="Times New Roman" w:cs="Times New Roman" w:eastAsia="ＭＳ 明朝"/>
-          <w:lang w:val="en-US" w:eastAsia="ja-JP"/>
-        </w:rPr>
-        <w:t xml:space="preserve"> など）は全手法が探索せずに得る自明解なので、HV の算出から除く。全域 HV と高安定 HV は各試行で重み掃引の全点の解を合併して算出し、AOC は逆に</w:t>
+        <w:t xml:space="preserve">）は全手法が探索せずに得る自明解なので、HV の算出から除く。全域 HV と高安定 HV は各試行で重み掃引の全点の解を合併して算出し、AOC は逆に</w:t>
       </w:r>
       <w:r>
         <w:rPr>
@@ -4567,7 +4599,7 @@
           <w:rFonts w:ascii="Times New Roman" w:hAnsi="Times New Roman" w:cs="Times New Roman" w:eastAsia="ＭＳ 明朝"/>
           <w:lang w:val="en-US" w:eastAsia="ja-JP"/>
         </w:rPr>
-        <w:t xml:space="preserve"> 仮説を置くのは高安定 HV だけである。仮説1は、局所探索を揃えた ILS-baseline と Memetic-baseline の比較で検定し、全 8 シナリオで ILS が有意に上回れば支持されたとみなす。仮説2は、Memetic-baseline に対する Memetic＋演算子の伸びを同じ形で検定し、押し上げの到達点は ILS-baseline との比較で確かめる。多重比較は、同じ比較を 8 シナリオに渡したものを 1 族として Holm 補正で扱う。</w:t>
+        <w:t xml:space="preserve"> 仮説を置くのは高安定 HV だけである。仮説1は、局所探索を揃えた ILS-baseline と Memetic-baseline の比較で検定し、全 8 シナリオで ILS が有意に上回れば支持されたとみなす。仮説2は、Memetic-baseline に対する Memetic＋演算子の向上を同じ形で検定し、到達した値は ILS-baseline との比較で確かめる。仮説を置かない単点探索側（§2）も、ILS-baseline に対する ILS＋演算子を同じ形で検定する。多重比較は、同じ比較を 8 シナリオに渡したものを 1 族として Holm 補正で扱う。</w:t>
       </w:r>
     </w:p>
     <w:p>
@@ -4725,7 +4757,7 @@
           <w:rFonts w:ascii="Times New Roman" w:hAnsi="Times New Roman" w:cs="Times New Roman" w:eastAsia="ＭＳ 明朝"/>
           <w:lang w:val="en-US" w:eastAsia="ja-JP"/>
         </w:rPr>
-        <w:t xml:space="preserve"> となる割合）で、8 シナリオは 27〜82% を張る。各インスタンスの元計画 </w:t>
+        <w:t xml:space="preserve"> となる割合）で、8 シナリオは 27〜82% を張る。各インスタンスの初期スケジュール </w:t>
       </w:r>
       <w:r>
         <w:rPr>
@@ -4799,7 +4831,21 @@
           <w:rFonts w:ascii="Times New Roman" w:hAnsi="Times New Roman" w:cs="Times New Roman" w:eastAsia="ＭＳ 明朝"/>
           <w:lang w:val="en-US" w:eastAsia="ja-JP"/>
         </w:rPr>
-        <w:t xml:space="preserve"> のまま外乱の規模だけを段階的に変えたシナリオ群である。各シナリオの完全な定義と trial 別の生値・検定は公開リポジトリ（https://github.com/kitotakumi/stability_scheduling）に収録する。実験設定は表 1 に示す。</w:t>
+        <w:t xml:space="preserve"> のまま外乱の規模だけを段階的に変えたシナリオ群であり、</w:t>
+      </w:r>
+      <w:r>
+        <w:rPr>
+          <w:rFonts w:ascii="Times New Roman" w:hAnsi="Times New Roman" w:cs="Times New Roman"/>
+          <w:i/>
+        </w:rPr>
+        <w:t xml:space="preserve">ρ</w:t>
+      </w:r>
+      <w:r>
+        <w:rPr>
+          <w:rFonts w:ascii="Times New Roman" w:hAnsi="Times New Roman" w:cs="Times New Roman" w:eastAsia="ＭＳ 明朝"/>
+          <w:lang w:val="en-US" w:eastAsia="ja-JP"/>
+        </w:rPr>
+        <w:t xml:space="preserve"> の小さい順に S・M・L を付す。各シナリオの完全な定義と trial 別の生値・検定は公開リポジトリ（https://github.com/kitotakumi/stability_scheduling）に収録する。実験設定は表 1 に示す。</w:t>
       </w:r>
     </w:p>
     <w:p>
@@ -4947,7 +4993,7 @@
                 <w:sz w:val="16"/>
                 <w:szCs w:val="16"/>
               </w:rPr>
-              <w:t xml:space="preserve">=1.0 は自明解 </w:t>
+              <w:t xml:space="preserve">=1.0 は自明解（</w:t>
             </w:r>
             <w:r>
               <w:rPr>
@@ -4956,16 +5002,23 @@
                 <w:sz w:val="16"/>
                 <w:szCs w:val="16"/>
               </w:rPr>
-              <w:t xml:space="preserve">S</w:t>
+              <w:t xml:space="preserve">D</w:t>
             </w:r>
             <w:r>
               <w:rPr>
                 <w:rFonts w:ascii="Times New Roman" w:hAnsi="Times New Roman" w:cs="Times New Roman"/>
-                <w:vertAlign w:val="subscript"/>
                 <w:sz w:val="16"/>
                 <w:szCs w:val="16"/>
               </w:rPr>
-              <w:t xml:space="preserve">RSR</w:t>
+              <w:t xml:space="preserve">=</w:t>
+            </w:r>
+            <w:r>
+              <w:rPr>
+                <w:rFonts w:ascii="Times New Roman" w:hAnsi="Times New Roman" w:cs="Times New Roman"/>
+                <w:sz w:val="16"/>
+                <w:szCs w:val="16"/>
+              </w:rPr>
+              <w:t xml:space="preserve">0</w:t>
             </w:r>
             <w:r>
               <w:rPr>
@@ -4974,7 +5027,7 @@
                 <w:sz w:val="16"/>
                 <w:szCs w:val="16"/>
               </w:rPr>
-              <w:t xml:space="preserve"> に縮退するため除外）</w:t>
+              <w:t xml:space="preserve">）に縮退するため除外）</w:t>
             </w:r>
           </w:p>
         </w:tc>
@@ -5271,7 +5324,7 @@
                 <w:sz w:val="16"/>
                 <w:szCs w:val="16"/>
               </w:rPr>
-              <w:t xml:space="preserve">Memetic 系: 各個体に発動確率 0.3、PR は経路上位 3 中間解から最良を返す。ILS 系: 無改善 400 反復で初回・以降 10 反復ごとに発動、PR は経路上の最良 1 解を返す</w:t>
+              <w:t xml:space="preserve">Memetic 系: 各個体に発動確率 0.3、PR は経路上位 3 中間解を局所探索して最良を返す。ILS 系: 無改善 400 反復で初回・以降 10 反復ごとに発動、PR は経路上の最良 1 解を返す</w:t>
             </w:r>
           </w:p>
         </w:tc>
@@ -5392,7 +5445,7 @@
           <w:rFonts w:ascii="Times New Roman" w:hAnsi="Times New Roman" w:cs="Times New Roman" w:eastAsia="ＭＳ 明朝"/>
           <w:lang w:val="en-US" w:eastAsia="ja-JP"/>
         </w:rPr>
-        <w:t xml:space="preserve"> は全手法・全 trial の Pareto 解の </w:t>
+        <w:t xml:space="preserve"> は全手法・全 trial の非劣解の </w:t>
       </w:r>
       <w:r>
         <w:rPr>
@@ -5457,7 +5510,7 @@
           <w:sz w:val="22"/>
           <w:szCs w:val="22"/>
         </w:rPr>
-        <w:t xml:space="preserve">4.2 High-Stability HV: ILS Fills the Region Alone, Memetic Needs the Operators (仮説1・仮説2)</w:t>
+        <w:t xml:space="preserve">4.2 High-Stability HV: ILS Leads Without the Operators, Memetic Needs Them (仮説1・仮説2)</w:t>
       </w:r>
     </w:p>
     <w:p>
@@ -5471,7 +5524,7 @@
           <w:rFonts w:ascii="Times New Roman" w:hAnsi="Times New Roman" w:cs="Times New Roman" w:eastAsia="ＭＳ 明朝"/>
           <w:lang w:val="en-US" w:eastAsia="ja-JP"/>
         </w:rPr>
-        <w:t xml:space="preserve">Memetic-baseline の埋め損ね方は二つの型に分かれる（図 2）。(a) ta21S では高安定領域に非劣解を 1 点も持たず、ILS が </w:t>
+        <w:t xml:space="preserve">図 2 に実フロントを示す。(a) ta21S では、Memetic-baseline は高安定領域に非劣解を 1 点も持たず、ILS が </w:t>
       </w:r>
       <w:r>
         <w:rPr>
@@ -5499,7 +5552,7 @@
           <w:rFonts w:ascii="Times New Roman" w:hAnsi="Times New Roman" w:cs="Times New Roman" w:eastAsia="ＭＳ 明朝"/>
           <w:lang w:val="en-US" w:eastAsia="ja-JP"/>
         </w:rPr>
-        <w:t xml:space="preserve">=16 を要する。(b) ta21L では入りはするが MS で ILS に劣り、両者が並ぶのは効率端のみである。いずれの型でも演算子を載せると両構造のフロントは高安定領域で重なり、この領域内では 8 シナリオ中 5 つで ILS+PR と Memetic+PR の非劣解が点集合まで一致する。</w:t>
+        <w:t xml:space="preserve">=16 を要する。(b) ta21L では、高安定領域に非劣解は入るが MS で ILS に劣り、両者が並ぶのは MS が最小の端だけである。どちらのシナリオでも安定性誘導演算子を組み込むと両探索構造のフロントは高安定領域で重なり、この領域内では 8 シナリオ中 5 つで ILS+PR と Memetic+PR の非劣解が点集合まで一致する。</w:t>
       </w:r>
     </w:p>
     <w:tbl>
@@ -5693,7 +5746,7 @@
           <w:rFonts w:ascii="Times New Roman" w:hAnsi="Times New Roman" w:cs="Times New Roman" w:eastAsia="ＭＳ 明朝"/>
           <w:lang w:val="en-US" w:eastAsia="ja-JP"/>
         </w:rPr>
-        <w:t xml:space="preserve">=1.0）。3 シナリオ（la36S・ta21S・la40）では Memetic-baseline が高安定領域にほぼ非劣解を持てず（10 trial 中 9〜10 で 0 点。図 2(a)）、ILS のみが高安定領域を埋める。残る 5 シナリオでも ILS が 2.0〜4.5 倍。Holm 補正後も全シナリオで有意であり、仮説1は支持された。</w:t>
+        <w:t xml:space="preserve">=1.0）。3 シナリオ（la36S・ta21S・la40）では Memetic-baseline が高安定領域にほぼ非劣解を持てず（10 trial 中 9〜10 で 0 点。図 2(a)）、ILS のみが高安定領域に非劣解を得る。残る 5 シナリオでも ILS が 2.0〜4.5 倍。Holm 補正後も全シナリオで有意であり、仮説1は支持された。</w:t>
       </w:r>
     </w:p>
     <w:p>
@@ -5715,14 +5768,14 @@
           <w:b/>
           <w:lang w:val="en-US" w:eastAsia="ja-JP"/>
         </w:rPr>
-        <w:t xml:space="preserve">仮説2：演算子は Memetic の高安定 HV を全 8 シナリオの全試行で押し上げ、8 シナリオ中 7 つで ILS-baseline と同等以上にする</w:t>
-      </w:r>
-      <w:r>
-        <w:rPr>
-          <w:rFonts w:ascii="Times New Roman" w:hAnsi="Times New Roman" w:cs="Times New Roman" w:eastAsia="ＭＳ 明朝"/>
-          <w:lang w:val="en-US" w:eastAsia="ja-JP"/>
-        </w:rPr>
-        <w:t xml:space="preserve">。押し上げは全シナリオで完全分離（</w:t>
+        <w:t xml:space="preserve">仮説2：安定性誘導演算子は Memetic の高安定 HV を全 8 シナリオの全試行で向上させ、8 シナリオ中 7 つで ILS-baseline と同等以上にする</w:t>
+      </w:r>
+      <w:r>
+        <w:rPr>
+          <w:rFonts w:ascii="Times New Roman" w:hAnsi="Times New Roman" w:cs="Times New Roman" w:eastAsia="ＭＳ 明朝"/>
+          <w:lang w:val="en-US" w:eastAsia="ja-JP"/>
+        </w:rPr>
+        <w:t xml:space="preserve">。向上は全シナリオで完全分離（</w:t>
       </w:r>
       <w:r>
         <w:rPr>
@@ -5768,7 +5821,7 @@
           <w:rFonts w:ascii="Times New Roman" w:hAnsi="Times New Roman" w:cs="Times New Roman" w:eastAsia="ＭＳ 明朝"/>
           <w:lang w:val="en-US" w:eastAsia="ja-JP"/>
         </w:rPr>
-        <w:t xml:space="preserve">=1.0）。演算子なしでは高安定領域にほぼ解を持てなかった 3 シナリオで解が現れ、残る 5 シナリオでは高安定 HV が 2.1〜4.7 倍になる。到達点を ILS-baseline と比べると、6 シナリオでは有意差がなく（うち 5 つは中央値の差が 1% 以内）、ta21L では 4〜5% 上回り、la40 では 5〜10% 下回る（Holm 補正後 </w:t>
+        <w:t xml:space="preserve">=1.0）。演算子なしでは高安定領域にほぼ解を持てなかった 3 シナリオで解が現れ、残る 5 シナリオでは高安定 HV が 2.1〜4.7 倍になる。到達した値を ILS-baseline と比べると、6 シナリオでは有意差がなく（うち 5 つは中央値の差が 1% 以内）、ta21L では 4〜5% 上回り、la40 では 5〜10% 下回る（Holm 補正後 </w:t>
       </w:r>
       <w:r>
         <w:rPr>
@@ -5795,7 +5848,7 @@
           <w:rFonts w:ascii="Times New Roman" w:hAnsi="Times New Roman" w:cs="Times New Roman" w:eastAsia="ＭＳ 明朝"/>
           <w:lang w:val="en-US" w:eastAsia="ja-JP"/>
         </w:rPr>
-        <w:t xml:space="preserve">0.015）。仮説2は下回った 1 シナリオを除いて支持された。押し上げが摂動一般の効果か、</w:t>
+        <w:t xml:space="preserve">0.015）。仮説2は下回った 1 シナリオを除いて支持された。この向上が摂動一般の効果か、</w:t>
       </w:r>
       <w:r>
         <w:rPr>
@@ -5817,7 +5870,7 @@
           <w:rFonts w:ascii="Times New Roman" w:hAnsi="Times New Roman" w:cs="Times New Roman" w:eastAsia="ＭＳ 明朝"/>
           <w:lang w:val="en-US" w:eastAsia="ja-JP"/>
         </w:rPr>
-        <w:t xml:space="preserve"> 方向に固有の効果かは、強度を揃えて方向だけをランダム化した対照実験を 2 シナリオ（mt10・la36S）で回して確かめた：ランダム方向は押し上げの 7 割前後しか再現せず、高安定 HV では演算子に完全分離で及ばず（</w:t>
+        <w:t xml:space="preserve"> に近づける方向に固有の効果かは、強度を揃えて方向だけをランダム化した対照実験を 2 シナリオ（mt10・la36S）で回して確かめた：ランダム方向は向上幅の 7 割前後しか再現せず、高安定 HV では演算子に完全分離で及ばず（</w:t>
       </w:r>
       <w:r>
         <w:rPr>
@@ -5837,7 +5890,7 @@
           <w:rFonts w:ascii="Times New Roman" w:hAnsi="Times New Roman" w:cs="Times New Roman" w:eastAsia="ＭＳ 明朝"/>
           <w:lang w:val="en-US" w:eastAsia="ja-JP"/>
         </w:rPr>
-        <w:t xml:space="preserve">0.001）、同水準に達するには 1.7〜2.4 倍の時間を要する。</w:t>
+        <w:t xml:space="preserve">0.001）、同じ高安定 HV に達するには 1.7〜2.4 倍の時間を要する。</w:t>
       </w:r>
     </w:p>
     <w:p>
@@ -5859,14 +5912,14 @@
           <w:b/>
           <w:lang w:val="en-US" w:eastAsia="ja-JP"/>
         </w:rPr>
-        <w:t xml:space="preserve">ILS では演算子を足してもほとんど伸びない</w:t>
-      </w:r>
-      <w:r>
-        <w:rPr>
-          <w:rFonts w:ascii="Times New Roman" w:hAnsi="Times New Roman" w:cs="Times New Roman" w:eastAsia="ＭＳ 明朝"/>
-          <w:lang w:val="en-US" w:eastAsia="ja-JP"/>
-        </w:rPr>
-        <w:t xml:space="preserve">。演算子を載せた ILS が baseline を上回るのは 8 シナリオ中 2 つ（la36L・ta21L）にとどまる。PR・PR-</w:t>
+        <w:t xml:space="preserve">ILS では安定性誘導演算子を組み込んでもほとんど向上しない</w:t>
+      </w:r>
+      <w:r>
+        <w:rPr>
+          <w:rFonts w:ascii="Times New Roman" w:hAnsi="Times New Roman" w:cs="Times New Roman" w:eastAsia="ＭＳ 明朝"/>
+          <w:lang w:val="en-US" w:eastAsia="ja-JP"/>
+        </w:rPr>
+        <w:t xml:space="preserve">。演算子を組み込んだ ILS が baseline を上回るのは 8 シナリオ中 2 つ（la36L・ta21L）にとどまる。PR・PR-</w:t>
       </w:r>
       <w:r>
         <w:rPr>
@@ -5982,14 +6035,14 @@
           <w:b/>
           <w:lang w:val="en-US" w:eastAsia="ja-JP"/>
         </w:rPr>
-        <w:t xml:space="preserve">演算子が効く条件.</w:t>
-      </w:r>
-      <w:r>
-        <w:rPr>
-          <w:rFonts w:ascii="Times New Roman" w:hAnsi="Times New Roman" w:cs="Times New Roman" w:eastAsia="ＭＳ 明朝"/>
-          <w:lang w:val="en-US" w:eastAsia="ja-JP"/>
-        </w:rPr>
-        <w:t xml:space="preserve"> 同じ演算子の効きが構造で非対称なのは、構造そのものの違いというより、その構造が到達水準に自力で届いているかの違いである。高安定 HV には、複数の手法が到達して止まる水準がある（どのシナリオでも 7 手法中 3〜5 手法が最良値の 2% 以内。図 3）。ILS に載せても Memetic に載せても、その構造が水準に届いていなければ演算子は高安定 HV を押し上げ、届いていれば伸びない。発動設計が同じ ILS 系の中でも水準に届いたかどうかで効きが変わるので、非対称は構造ごとに異なる発動設計（表 1）では説明できない。</w:t>
+        <w:t xml:space="preserve">安定性誘導演算子が効く条件.</w:t>
+      </w:r>
+      <w:r>
+        <w:rPr>
+          <w:rFonts w:ascii="Times New Roman" w:hAnsi="Times New Roman" w:cs="Times New Roman" w:eastAsia="ＭＳ 明朝"/>
+          <w:lang w:val="en-US" w:eastAsia="ja-JP"/>
+        </w:rPr>
+        <w:t xml:space="preserve"> 効きが探索構造で非対称なのは、構造そのものの違いというより、組み込む前にその構造が高安定 HV の上限に達しているか否かで説明できる。どのシナリオでも 7 手法中 3〜5 手法が最良値の 2% 以内に集まり、この帯が到達の上限にあたる（図 3）。Memetic-baseline は全 8 シナリオで帯の外にあり、演算子を組み込むと 7 つで帯に入る。ILS-baseline は演算子なしのまま 6 シナリオで帯の中にあり、有意に向上したのは帯の外にある残りの 2 シナリオだけである。発動設計が同じ ILS 系の中でも帯の内外で効きが分かれるので、非対称は構造ごとに異なる発動設計（表 1）では説明できない。</w:t>
       </w:r>
     </w:p>
     <w:tbl>
@@ -6157,7 +6210,7 @@
           <w:sz w:val="22"/>
           <w:szCs w:val="22"/>
         </w:rPr>
-        <w:t xml:space="preserve">4.3 Overall HV and AOC: The Best Method Depends on Which Criterion Is Emphasized</w:t>
+        <w:t xml:space="preserve">4.3 Overall HV and AOC: The Best Method Differs by Metric</w:t>
       </w:r>
     </w:p>
     <w:p>
@@ -6171,7 +6224,7 @@
           <w:rFonts w:ascii="Times New Roman" w:hAnsi="Times New Roman" w:cs="Times New Roman" w:eastAsia="ＭＳ 明朝"/>
           <w:lang w:val="en-US" w:eastAsia="ja-JP"/>
         </w:rPr>
-        <w:t xml:space="preserve">まず代表 2 シナリオの anytime 全域 HV 曲線で、到達点と到達の早さを同時に見る（図 4）。</w:t>
+        <w:t xml:space="preserve">まず代表 2 シナリオの anytime 全域 HV 曲線で、到達点と到達の速さを同時に見る（図 4）。</w:t>
       </w:r>
     </w:p>
     <w:p>
@@ -6185,7 +6238,7 @@
           <w:rFonts w:ascii="Times New Roman" w:hAnsi="Times New Roman" w:cs="Times New Roman" w:eastAsia="ＭＳ 明朝"/>
           <w:lang w:val="en-US" w:eastAsia="ja-JP"/>
         </w:rPr>
-        <w:t xml:space="preserve">ta21S では Memetic＋演算子が ILS と同じ水準（1.17）に達するが、到達は ILS の 2.5 秒に対し 6.6〜7.8 秒を要する。la36L では Memetic が 7〜10 秒で ILS を追い越し、ILS が 0.80 で止まるのに対し 0.94 まで伸びる。曲線の終点と立ち上がりの速さは別の手法を最良と指す。</w:t>
+        <w:t xml:space="preserve">ta21S では Memetic＋安定性誘導演算子が ILS と同じ値（1.17）に達するが、到達は ILS の 2.5 秒に対し 6.6〜7.8 秒を要する。la36L では Memetic が 7〜10 秒で ILS を追い越し、ILS が 0.80 で止まるのに対し 0.94 に達する。曲線の終点と立ち上がりの速さは別の手法を最良と指す。</w:t>
       </w:r>
     </w:p>
     <w:p>
@@ -6986,7 +7039,7 @@
           <w:rFonts w:ascii="Times New Roman" w:hAnsi="Times New Roman" w:cs="Times New Roman" w:eastAsia="ＭＳ 明朝"/>
           <w:lang w:val="en-US" w:eastAsia="ja-JP"/>
         </w:rPr>
-        <w:t xml:space="preserve"> 最良の水準に達するのは演算子を載せた Memetic で、表 2 でも首位群を占める。演算子が押し上げるのは §4.2 と同じく Memetic だけで、その全域 HV を 8 シナリオ中 6 で有意に上げる（+2.8〜11.7%）のに対し、ILS では全シナリオで ±0.5% 以内にとどまる。構造どうしの勝敗はシナリオで替わり、la36S・ta21S・la40・la21（以下 A 群）では ILS-baseline が Memetic-baseline を有意に上回るのに対し、la36M・la36L・mt10・ta21L（以下 B 群）では逆に Memetic-baseline が上回る（うち 1 つは有意差なし）。ILS 系が最良の水準に並ぶのは A 群だけで、B 群では 5〜38% 下回る。ゆえに §4.2 の高安定領域の差は、ILS が全体として優れていることの反映ではない。同じ分かれ方は掃引全体で到達した最小 MS にも現れ、A 群では GA を除く全手法が同じ値に達するのに対し、B 群の la36M・la36L・mt10 では Memetic 系が 1.2〜2.2% 低い（演算子の有無を揃えた 3 対すべてで有意, </w:t>
+        <w:t xml:space="preserve"> 最良となるのは安定性誘導演算子を組み込んだ Memetic で、表 2 でも首位群を占める。演算子が有意に向上させるのは §4.2 と同じく Memetic だけで、その全域 HV を 8 シナリオ中 6 つで有意に上げる（+2.8〜11.7%）のに対し、ILS では全シナリオで ±0.5% 以内にとどまる。構造どうしの勝敗はシナリオによって異なり、la36S・ta21S・la40・la21（以下 A 群）では ILS-baseline が Memetic-baseline を有意に上回るのに対し、la36M・la36L・mt10・ta21L（以下 B 群）では逆に Memetic-baseline が上回る（うち 1 つは有意差なし）。ILS 系が最良に並ぶのは A 群だけで、B 群では 5〜38% 下回る。ゆえに §4.2 の高安定領域の差は、ILS が全体として優れていることの反映ではない。同じ分かれ方は掃引全体で到達した最小 MS にも現れ、A 群では GA を除く全手法が同じ値に達するのに対し、B 群の la36M・la36L・mt10 では Memetic 系が 1.2〜2.2% 低い（演算子の有無を揃えた 3 対すべてで有意, </w:t>
       </w:r>
       <w:r>
         <w:rPr>
@@ -7133,7 +7186,7 @@
           <w:rFonts w:ascii="Times New Roman" w:hAnsi="Times New Roman" w:cs="Times New Roman" w:eastAsia="ＭＳ 明朝"/>
           <w:lang w:val="en-US" w:eastAsia="ja-JP"/>
         </w:rPr>
-        <w:t xml:space="preserve"> 最良の水準に並ぶのは ILS 系 3 手法で、6 シナリオで最良から 2% 以内にある（表 2。残る la36S・mt10 では Memetic-baseline が最良で、ILS 系は 10〜22% 下回る）。ILS 系の立ち上がりの早さは、</w:t>
+        <w:t xml:space="preserve"> 最良に並ぶのは ILS 系 3 手法で、6 シナリオで最良から 2% 以内にある（表 2。残る la36S・mt10 では Memetic-baseline が最良で、ILS 系は 10〜22% 下回る）。ILS 系の立ち上がりの速さは、</w:t>
       </w:r>
       <w:r>
         <w:rPr>
@@ -7155,7 +7208,7 @@
           <w:rFonts w:ascii="Times New Roman" w:hAnsi="Times New Roman" w:cs="Times New Roman" w:eastAsia="ＭＳ 明朝"/>
           <w:lang w:val="en-US" w:eastAsia="ja-JP"/>
         </w:rPr>
-        <w:t xml:space="preserve"> という良解 1 点を小刻みに改善していく軌道に由来すると考えられる（図 4）。演算子はこの早さを損なわない：停滞時にしか発動しない ILS では、3 手法の差が全シナリオで 3% 以内かつ有意でない。Memetic では逆にコストになる：PR は </w:t>
+        <w:t xml:space="preserve"> という良解 1 点を少しずつ改善していく軌道に由来すると考えられる（図 4）。安定性誘導演算子はこの速さを損なわない：停滞時にしか発動しない ILS では、3 手法の差が全シナリオで 3% 以内かつ有意でない。Memetic では逆にコストになる：PR は </w:t>
       </w:r>
       <w:r>
         <w:rPr>
@@ -7177,7 +7230,7 @@
           <w:rFonts w:ascii="Times New Roman" w:hAnsi="Times New Roman" w:cs="Times New Roman" w:eastAsia="ＭＳ 明朝"/>
           <w:lang w:val="en-US" w:eastAsia="ja-JP"/>
         </w:rPr>
-        <w:t xml:space="preserve"> までの経路を辿り切って中間解を再最適化するため 1 回が重く、個体ごとに発動するため AOC を 8 シナリオ中 5 で有意に下げる（7〜26%）。</w:t>
+        <w:t xml:space="preserve"> までの経路を辿り切って中間解を再最適化するため 1 回が重く、個体ごとに発動するため AOC を 8 シナリオ中 5 つで有意に下げる（7〜26%）。</w:t>
       </w:r>
     </w:p>
     <w:p>
@@ -7215,7 +7268,7 @@
           <w:rFonts w:ascii="Times New Roman" w:hAnsi="Times New Roman" w:cs="Times New Roman" w:eastAsia="ＭＳ 明朝"/>
           <w:lang w:val="en-US" w:eastAsia="ja-JP"/>
         </w:rPr>
-        <w:t xml:space="preserve"> ILS ではどちらを載せてもほぼ同じで、3 指標とも差は 2% 以内にとどまる。Memetic では評価軸で替わり、最終的な品質は有意差のあった 5 例（全域 HV 2/8、高安定 HV 3/8）がいずれも PR 優位、AOC では逆に PR-</w:t>
+        <w:t xml:space="preserve"> ILS ではどちらを組み込んでもほぼ同じで、3 指標とも差は 2% 以内にとどまる。Memetic では指標によって異なり、探索終了時の HV は有意差のあった 5 例（全域 HV 2/8、高安定 HV 3/8）がいずれも PR 優位、AOC では逆に PR-</w:t>
       </w:r>
       <w:r>
         <w:rPr>
@@ -7260,7 +7313,7 @@
           <w:rFonts w:ascii="Times New Roman" w:hAnsi="Times New Roman" w:cs="Times New Roman" w:eastAsia="ＭＳ 明朝"/>
           <w:lang w:val="en-US" w:eastAsia="ja-JP"/>
         </w:rPr>
-        <w:t xml:space="preserve">再スケジューリングでは、外乱前の元計画 </w:t>
+        <w:t xml:space="preserve">再スケジューリングでは、外乱前の初期スケジュール </w:t>
       </w:r>
       <w:r>
         <w:rPr>
@@ -7282,7 +7335,7 @@
           <w:rFonts w:ascii="Times New Roman" w:hAnsi="Times New Roman" w:cs="Times New Roman" w:eastAsia="ＭＳ 明朝"/>
           <w:lang w:val="en-US" w:eastAsia="ja-JP"/>
         </w:rPr>
-        <w:t xml:space="preserve"> が探索を始める前から手元にある。本研究は、これを活かして安定性を確保するという目的のもとで、探索構造と安定性誘導演算子の関係を、局所探索・目的関数・</w:t>
+        <w:t xml:space="preserve"> が探索を開始する前から手元にある。本研究は、これを活かして安定性を確保するという目的のもとで、探索構造と安定性誘導演算子の関係を、局所探索・目的関数・</w:t>
       </w:r>
       <w:r>
         <w:rPr>
@@ -7326,14 +7379,14 @@
           <w:b/>
           <w:lang w:val="en-US" w:eastAsia="ja-JP"/>
         </w:rPr>
-        <w:t xml:space="preserve">仮説1：単点探索（ILS）は多点探索（Memetic）より高安定領域を良く埋める.</w:t>
-      </w:r>
-      <w:r>
-        <w:rPr>
-          <w:rFonts w:ascii="Times New Roman" w:hAnsi="Times New Roman" w:cs="Times New Roman" w:eastAsia="ＭＳ 明朝"/>
-          <w:lang w:val="en-US" w:eastAsia="ja-JP"/>
-        </w:rPr>
-        <w:t xml:space="preserve"> 高安定 HV は全 8 シナリオの全試行で単点探索が上回った。3 シナリオでは多点探索が高安定領域にほぼ届かず、残る 5 つでも 2.0〜4.5 倍の開きがある。</w:t>
+        <w:t xml:space="preserve">仮説1：高安定 HV は単点探索（ILS）が多点探索（Memetic）より大きい.</w:t>
+      </w:r>
+      <w:r>
+        <w:rPr>
+          <w:rFonts w:ascii="Times New Roman" w:hAnsi="Times New Roman" w:cs="Times New Roman" w:eastAsia="ＭＳ 明朝"/>
+          <w:lang w:val="en-US" w:eastAsia="ja-JP"/>
+        </w:rPr>
+        <w:t xml:space="preserve"> 全 8 シナリオの全試行で単点探索が上回った。3 シナリオでは多点探索が高安定領域に非劣解をほとんど得られず、残る 5 つでも 2.0〜4.5 倍の開きがある。</w:t>
       </w:r>
     </w:p>
     <w:p>
@@ -7355,14 +7408,14 @@
           <w:b/>
           <w:lang w:val="en-US" w:eastAsia="ja-JP"/>
         </w:rPr>
-        <w:t xml:space="preserve">仮説2と構造間比較：演算子は多点探索を単点探索の水準へ引き上げ、単点探索自身にはほとんど足さない.</w:t>
-      </w:r>
-      <w:r>
-        <w:rPr>
-          <w:rFonts w:ascii="Times New Roman" w:hAnsi="Times New Roman" w:cs="Times New Roman" w:eastAsia="ＭＳ 明朝"/>
-          <w:lang w:val="en-US" w:eastAsia="ja-JP"/>
-        </w:rPr>
-        <w:t xml:space="preserve"> 高安定 HV には、複数の手法が到達して止まる水準がある。多点探索はこの水準に自力では届かないが、演算子を載せると全試行で高安定 HV が押し上がり、8 シナリオ中 7 つでその水準に達する。一方、自力で水準に届いている単点探索では演算子を載せてもほとんど伸びず、改善したのは単点探索自身が水準を下回った 2 シナリオに限られる。演算子が効くかは構造の違いそのものではなく、その構造が水準に自力で届いているかで分かれる。</w:t>
+        <w:t xml:space="preserve">仮説2と構造間比較：演算子は多点探索の高安定 HV を単点探索と同程度まで向上させ、単点探索ではほとんど向上させない.</w:t>
+      </w:r>
+      <w:r>
+        <w:rPr>
+          <w:rFonts w:ascii="Times New Roman" w:hAnsi="Times New Roman" w:cs="Times New Roman" w:eastAsia="ＭＳ 明朝"/>
+          <w:lang w:val="en-US" w:eastAsia="ja-JP"/>
+        </w:rPr>
+        <w:t xml:space="preserve"> 高安定 HV には、複数の手法が最良値の 2% 以内に集まる帯があり、これが到達の上限にあたる。多点探索は安定性誘導演算子なしでは全 8 シナリオで帯の外にあるが、組み込むと全試行で高安定 HV が向上し、8 シナリオ中 7 つで帯に入る。一方、演算子なしのまま 6 シナリオで帯の中にある単点探索では、組み込んでもほとんど向上せず、有意に向上したのは帯の外にある残りの 2 シナリオに限られる。効きが分かれるのは構造の違いそのものではなく、組み込む前に上限に達しているか否かである。</w:t>
       </w:r>
     </w:p>
     <w:p>
@@ -7384,14 +7437,14 @@
           <w:b/>
           <w:lang w:val="en-US" w:eastAsia="ja-JP"/>
         </w:rPr>
-        <w:t xml:space="preserve">実務上の含意：重視する軸で最良手法は替わる.</w:t>
-      </w:r>
-      <w:r>
-        <w:rPr>
-          <w:rFonts w:ascii="Times New Roman" w:hAnsi="Times New Roman" w:cs="Times New Roman" w:eastAsia="ＭＳ 明朝"/>
-          <w:lang w:val="en-US" w:eastAsia="ja-JP"/>
-        </w:rPr>
-        <w:t xml:space="preserve"> トレードオフ全体の品質（全域 HV）は Memetic＋安定性誘導演算子、高安定領域の品質（高安定 HV）は ILS と Memetic＋演算子の双方、anytime 性能（AOC）は ILS 系が優れる。ゆえに計算時間を許容してトレードオフ全体の品質を追求するなら Memetic＋演算子、変更の少ない再計画を早く出すなら ILS を選ぶ。Memetic に載せる演算子は、最終的な品質ではわずかに PR、anytime 性能では PR-</w:t>
+        <w:t xml:space="preserve">実務上の含意：最良の手法は評価指標によって異なる.</w:t>
+      </w:r>
+      <w:r>
+        <w:rPr>
+          <w:rFonts w:ascii="Times New Roman" w:hAnsi="Times New Roman" w:cs="Times New Roman" w:eastAsia="ＭＳ 明朝"/>
+          <w:lang w:val="en-US" w:eastAsia="ja-JP"/>
+        </w:rPr>
+        <w:t xml:space="preserve"> 全域 HV は Memetic＋安定性誘導演算子、高安定 HV は ILS と Memetic＋演算子の双方、AOC は ILS 系が優れる。ゆえに計算時間を許容して全域 HV を追求するなら Memetic＋演算子、変更の少ない修正スケジュールを短い計算時間で得たいなら ILS を選ぶ。Memetic に組み込む演算子は、全域 HV と高安定 HV ではわずかに PR、AOC では PR-</w:t>
       </w:r>
       <w:r>
         <w:rPr>
@@ -7427,14 +7480,14 @@
           <w:b/>
           <w:lang w:val="en-US" w:eastAsia="ja-JP"/>
         </w:rPr>
-        <w:t xml:space="preserve">高安定領域に限った品質</w:t>
-      </w:r>
-      <w:r>
-        <w:rPr>
-          <w:rFonts w:ascii="Times New Roman" w:hAnsi="Times New Roman" w:cs="Times New Roman" w:eastAsia="ＭＳ 明朝"/>
-          <w:lang w:val="en-US" w:eastAsia="ja-JP"/>
-        </w:rPr>
-        <w:t xml:space="preserve">で評価する形式を置き、その上で、主流である多点探索がこの領域を埋め切れないこと、そして </w:t>
+        <w:t xml:space="preserve">高安定領域に限った HV</w:t>
+      </w:r>
+      <w:r>
+        <w:rPr>
+          <w:rFonts w:ascii="Times New Roman" w:hAnsi="Times New Roman" w:cs="Times New Roman" w:eastAsia="ＭＳ 明朝"/>
+          <w:lang w:val="en-US" w:eastAsia="ja-JP"/>
+        </w:rPr>
+        <w:t xml:space="preserve">で評価する形式を置き、その上で、主流である多点探索がこの領域の非劣解を十分に得られないこと、そして </w:t>
       </w:r>
       <w:r>
         <w:rPr>
@@ -7456,7 +7509,7 @@
           <w:rFonts w:ascii="Times New Roman" w:hAnsi="Times New Roman" w:cs="Times New Roman" w:eastAsia="ＭＳ 明朝"/>
           <w:lang w:val="en-US" w:eastAsia="ja-JP"/>
         </w:rPr>
-        <w:t xml:space="preserve"> 方向への移動を</w:t>
+        <w:t xml:space="preserve"> に近づける移動を</w:t>
       </w:r>
       <w:r>
         <w:rPr>
@@ -7464,14 +7517,14 @@
           <w:b/>
           <w:lang w:val="en-US" w:eastAsia="ja-JP"/>
         </w:rPr>
-        <w:t xml:space="preserve">演算子</w:t>
-      </w:r>
-      <w:r>
-        <w:rPr>
-          <w:rFonts w:ascii="Times New Roman" w:hAnsi="Times New Roman" w:cs="Times New Roman" w:eastAsia="ＭＳ 明朝"/>
-          <w:lang w:val="en-US" w:eastAsia="ja-JP"/>
-        </w:rPr>
-        <w:t xml:space="preserve">として与えればその不足が埋まることを、局所探索を揃えた統制下で示した点にある。演算子の価値は、搭載先の構造が自力でこの領域を埋めているかで決まる。ある演算子が有効だという報告は、どの構造に載せたかを抜きにしては一般化できない。</w:t>
+        <w:t xml:space="preserve">安定性誘導演算子</w:t>
+      </w:r>
+      <w:r>
+        <w:rPr>
+          <w:rFonts w:ascii="Times New Roman" w:hAnsi="Times New Roman" w:cs="Times New Roman" w:eastAsia="ＭＳ 明朝"/>
+          <w:lang w:val="en-US" w:eastAsia="ja-JP"/>
+        </w:rPr>
+        <w:t xml:space="preserve">として与えればその不足が補われることを、局所探索を揃えた統制下で示した点にある。演算子の効果は、組み込む前にその構造が高安定 HV の上限に達しているかで決まる。ある演算子が有効だという報告は、どの探索構造に組み込んだかを抜きにしては一般化できない。</w:t>
       </w:r>
     </w:p>
     <w:p>
@@ -7507,7 +7560,7 @@
           <w:rFonts w:ascii="Times New Roman" w:hAnsi="Times New Roman" w:cs="Times New Roman" w:eastAsia="ＭＳ 明朝"/>
           <w:lang w:val="en-US" w:eastAsia="ja-JP"/>
         </w:rPr>
-        <w:t xml:space="preserve"> が有意水準のきわにある比較は n=10 では決着していない。(ii) 開始時刻偏差の下での妥当性は検証していない。(iii) 外乱は作業遅延に限る。(iv) </w:t>
+        <w:t xml:space="preserve"> が有意水準のきわにある比較は n=10 では決着していない。(ii) 開始時刻偏差の下での妥当性は検証していない。(iii) 外乱は作業遅延に限る。(iv) 初期スケジュール </w:t>
       </w:r>
       <w:r>
         <w:rPr>
@@ -7529,7 +7582,7 @@
           <w:rFonts w:ascii="Times New Roman" w:hAnsi="Times New Roman" w:cs="Times New Roman" w:eastAsia="ＭＳ 明朝"/>
           <w:lang w:val="en-US" w:eastAsia="ja-JP"/>
         </w:rPr>
-        <w:t xml:space="preserve"> の品質が結果に与える影響は検証していない。(v) 各探索構造の代表は 1 手法ずつである。これらの条件を変えた再検証に加え、範囲限定型と演算子の統合、安定性を交叉自体に持たせる方式の検証、および Pareto-native 手法（NSGA-II 等）での再検証が今後の課題である。</w:t>
+        <w:t xml:space="preserve"> がどの程度最適化されているかが結果に与える影響は検証していない。(v) 各探索構造の代表は 1 手法ずつである。これらの条件を変えた再検証に加え、範囲限定型と演算子の統合、安定性を交叉自体に持たせる方式の検証、および Pareto-native 手法（NSGA-II 等）での再検証が今後の課題である。</w:t>
       </w:r>
     </w:p>
     <w:p>

--- a/doc/paper_apiems2026_v2/APIEMS2026_draft_v2_ja.docx
+++ b/doc/paper_apiems2026_v2/APIEMS2026_draft_v2_ja.docx
@@ -1490,7 +1490,7 @@
           <w:b/>
           <w:lang w:val="en-US" w:eastAsia="ja-JP"/>
         </w:rPr>
-        <w:t xml:space="preserve">その高安定 HV は単点探索が演算子なしで到達する値まで向上する</w:t>
+        <w:t xml:space="preserve">その高安定 HV は向上する</w:t>
       </w:r>
       <w:r>
         <w:rPr>
@@ -4551,7 +4551,7 @@
           <w:rFonts w:ascii="Times New Roman" w:hAnsi="Times New Roman" w:cs="Times New Roman" w:eastAsia="ＭＳ 明朝"/>
           <w:lang w:val="en-US" w:eastAsia="ja-JP"/>
         </w:rPr>
-        <w:t xml:space="preserve"> で評価し、検定はすべて両側で行う。</w:t>
+        <w:t xml:space="preserve"> で評価し、検定はすべて両側で行う。多重比較は、同じ比較を 8 シナリオに渡したものを 1 族として Holm 補正で扱う。</w:t>
       </w:r>
       <w:r>
         <w:rPr>
@@ -4599,7 +4599,7 @@
           <w:rFonts w:ascii="Times New Roman" w:hAnsi="Times New Roman" w:cs="Times New Roman" w:eastAsia="ＭＳ 明朝"/>
           <w:lang w:val="en-US" w:eastAsia="ja-JP"/>
         </w:rPr>
-        <w:t xml:space="preserve"> 仮説を置くのは高安定 HV だけである。仮説1は、局所探索を揃えた ILS-baseline と Memetic-baseline の比較で検定し、全 8 シナリオで ILS が有意に上回れば支持されたとみなす。仮説2は、Memetic-baseline に対する Memetic＋演算子の向上を同じ形で検定し、到達した値は ILS-baseline との比較で確かめる。仮説を置かない単点探索側（§2）も、ILS-baseline に対する ILS＋演算子を同じ形で検定する。多重比較は、同じ比較を 8 シナリオに渡したものを 1 族として Holm 補正で扱う。</w:t>
+        <w:t xml:space="preserve"> 仮説を置くのは高安定 HV だけである。仮説1は、局所探索を揃えた ILS-baseline と Memetic-baseline の比較で検定し、全 8 シナリオで ILS が有意に上回れば支持されたとみなす。仮説2は、Memetic-baseline に対する Memetic＋演算子の向上を同じ形で検定し、全 8 シナリオで有意に向上すれば支持されたとみなす。仮説を置かない単点探索側（§2）も、ILS-baseline に対する ILS＋演算子を同じ形で検定する。</w:t>
       </w:r>
     </w:p>
     <w:p>
@@ -5768,7 +5768,7 @@
           <w:b/>
           <w:lang w:val="en-US" w:eastAsia="ja-JP"/>
         </w:rPr>
-        <w:t xml:space="preserve">仮説2：安定性誘導演算子は Memetic の高安定 HV を全 8 シナリオの全試行で向上させ、8 シナリオ中 7 つで ILS-baseline と同等以上にする</w:t>
+        <w:t xml:space="preserve">仮説2：安定性誘導演算子は Memetic の高安定 HV を全 8 シナリオの全試行で向上させる</w:t>
       </w:r>
       <w:r>
         <w:rPr>
@@ -5821,7 +5821,7 @@
           <w:rFonts w:ascii="Times New Roman" w:hAnsi="Times New Roman" w:cs="Times New Roman" w:eastAsia="ＭＳ 明朝"/>
           <w:lang w:val="en-US" w:eastAsia="ja-JP"/>
         </w:rPr>
-        <w:t xml:space="preserve">=1.0）。演算子なしでは高安定領域にほぼ解を持てなかった 3 シナリオで解が現れ、残る 5 シナリオでは高安定 HV が 2.1〜4.7 倍になる。到達した値を ILS-baseline と比べると、6 シナリオでは有意差がなく（うち 5 つは中央値の差が 1% 以内）、ta21L では 4〜5% 上回り、la40 では 5〜10% 下回る（Holm 補正後 </w:t>
+        <w:t xml:space="preserve">=1.0）であり、仮説2は支持された。演算子なしでは高安定領域にほぼ解を持てなかった 3 シナリオで解が現れ、残る 5 シナリオでは高安定 HV が 2.1〜4.7 倍になる。なお、到達した値を ILS-baseline と比べると、6 シナリオでは有意差がなく（うち 5 つは中央値の差が 1% 以内）、ta21L では 4〜5% 上回り、la40 では 5〜10% 下回る（Holm 補正後 </w:t>
       </w:r>
       <w:r>
         <w:rPr>
@@ -5848,7 +5848,7 @@
           <w:rFonts w:ascii="Times New Roman" w:hAnsi="Times New Roman" w:cs="Times New Roman" w:eastAsia="ＭＳ 明朝"/>
           <w:lang w:val="en-US" w:eastAsia="ja-JP"/>
         </w:rPr>
-        <w:t xml:space="preserve">0.015）。仮説2は下回った 1 シナリオを除いて支持された。この向上が摂動一般の効果か、</w:t>
+        <w:t xml:space="preserve">0.015）。すなわち、演算子を組み込んだ Memetic は 8 シナリオ中 7 つで ILS-baseline と同程度以上の高安定 HV に達する。この向上が摂動一般の効果か、</w:t>
       </w:r>
       <w:r>
         <w:rPr>

--- a/doc/paper_apiems2026_v2/APIEMS2026_draft_v2_ja.docx
+++ b/doc/paper_apiems2026_v2/APIEMS2026_draft_v2_ja.docx
@@ -813,7 +813,7 @@
           <w:rFonts w:ascii="Times New Roman" w:hAnsi="Times New Roman" w:cs="Times New Roman" w:eastAsia="ＭＳ 明朝"/>
           <w:lang w:val="en-US" w:eastAsia="ja-JP"/>
         </w:rPr>
-        <w:t xml:space="preserve"> 差は全 8 シナリオの全試行で分離し、3 シナリオでは多点探索が 10 試行中 9〜10 試行で高安定領域に非劣解を得られない。</w:t>
+        <w:t xml:space="preserve"> 差は全 8 シナリオの全試行で分離し、3 シナリオでは多点探索が 10 試行中 9〜10 試行で高安定領域に非劣解を得られず、残る 5 つでも 2.0〜4.5 倍の開きがある。</w:t>
       </w:r>
     </w:p>
     <w:p>
@@ -842,7 +842,7 @@
           <w:rFonts w:ascii="Times New Roman" w:hAnsi="Times New Roman" w:cs="Times New Roman" w:eastAsia="ＭＳ 明朝"/>
           <w:lang w:val="en-US" w:eastAsia="ja-JP"/>
         </w:rPr>
-        <w:t xml:space="preserve"> 多点探索は全 8 シナリオで有意に向上するのに対し、単点探索で Holm 補正後も有意な向上が残るのは 1 シナリオだけである。</w:t>
+        <w:t xml:space="preserve"> 多点探索は全 8 シナリオの全試行で向上するのに対し、単点探索で向上するのは 8 シナリオ中 2 つにとどまり、その 2 つでも中央値の向上は 7% 未満である。</w:t>
       </w:r>
     </w:p>
     <w:p>
@@ -6042,7 +6042,7 @@
           <w:rFonts w:ascii="Times New Roman" w:hAnsi="Times New Roman" w:cs="Times New Roman" w:eastAsia="ＭＳ 明朝"/>
           <w:lang w:val="en-US" w:eastAsia="ja-JP"/>
         </w:rPr>
-        <w:t xml:space="preserve"> 効きが探索構造で非対称なのは、構造そのものの違いというより、組み込む前にその構造が高安定 HV の上限に達しているか否かで説明できる。どのシナリオでも 7 手法中 3〜5 手法が最良値の 2% 以内に集まり、この帯が到達の上限にあたる（図 3）。Memetic-baseline は全 8 シナリオで帯の外にあり、演算子を組み込むと 7 つで帯に入る。ILS-baseline は演算子なしのまま 6 シナリオで帯の中にあり、有意に向上したのは帯の外にある残りの 2 シナリオだけである。発動設計が同じ ILS 系の中でも帯の内外で効きが分かれるので、非対称は構造ごとに異なる発動設計（表 1）では説明できない。</w:t>
+        <w:t xml:space="preserve"> 効きが探索構造で非対称なのは、構造そのものの違いというより、組み込む前にその構造が高安定 HV の上限に達しているか否かで説明できる。どのシナリオでも 7 手法中 3〜5 手法が最良値の 2% 以内に集まり、この帯が本実験で比較した手法の到達上限にあたる（図 3）。Memetic-baseline は全 8 シナリオで帯の外にあり、演算子を組み込むと 7 つで帯に入る。ILS-baseline は演算子なしのまま 6 シナリオで帯の中にあり、向上したのは帯の外にある残りの 2 シナリオだけである。発動設計が同じ ILS 系の中でも帯の内外で効きが分かれるので、非対称は構造ごとに異なる発動設計（表 1）では説明できない。</w:t>
       </w:r>
     </w:p>
     <w:tbl>
@@ -7415,7 +7415,7 @@
           <w:rFonts w:ascii="Times New Roman" w:hAnsi="Times New Roman" w:cs="Times New Roman" w:eastAsia="ＭＳ 明朝"/>
           <w:lang w:val="en-US" w:eastAsia="ja-JP"/>
         </w:rPr>
-        <w:t xml:space="preserve"> 高安定 HV には、複数の手法が最良値の 2% 以内に集まる帯があり、これが到達の上限にあたる。多点探索は安定性誘導演算子なしでは全 8 シナリオで帯の外にあるが、組み込むと全試行で高安定 HV が向上し、8 シナリオ中 7 つで帯に入る。一方、演算子なしのまま 6 シナリオで帯の中にある単点探索では、組み込んでもほとんど向上せず、有意に向上したのは帯の外にある残りの 2 シナリオに限られる。効きが分かれるのは構造の違いそのものではなく、組み込む前に上限に達しているか否かである。</w:t>
+        <w:t xml:space="preserve"> 高安定 HV には、複数の手法が最良値の 2% 以内に集まる帯があり、これが本実験における到達上限にあたる。多点探索は安定性誘導演算子なしでは全 8 シナリオで帯の外にあるが、組み込むと全試行で高安定 HV が向上し、8 シナリオ中 7 つで帯に入る。一方、演算子なしのまま 6 シナリオで帯の中にある単点探索では、組み込んでもほとんど向上せず、向上したのは帯の外にある残りの 2 シナリオに限られる。効きが分かれるのは構造の違いそのものではなく、組み込む前に上限に達しているか否かである。</w:t>
       </w:r>
     </w:p>
     <w:p>

--- a/doc/paper_apiems2026_v2/APIEMS2026_draft_v2_ja.docx
+++ b/doc/paper_apiems2026_v2/APIEMS2026_draft_v2_ja.docx
@@ -4147,7 +4147,7 @@
           <w:rFonts w:ascii="Times New Roman" w:hAnsi="Times New Roman" w:cs="Times New Roman" w:eastAsia="ＭＳ 明朝"/>
           <w:lang w:val="en-US" w:eastAsia="ja-JP"/>
         </w:rPr>
-        <w:t xml:space="preserve"> [9] のもとで、Pareto フロントの HV を測る。記録点は両探索構造で揃えており、解を動かす操作（単点探索の摂動、多点探索の交叉・突然変異、両者の安定性誘導演算子）の直後と局所探索後である。フロント全体をまとめて測る HV では、高安定領域に良い非劣解があるかどうかの差は埋もれる。そこで本研究は、この HV に加え、この領域に限った HV と、いつ止めても良い解が得られる anytime 性能を測る：</w:t>
+        <w:t xml:space="preserve"> [9] のもとで、Pareto フロントの HV を測る。記録点は両探索構造で揃えており、解を動かす操作（単点探索の摂動、多点探索の交叉・突然変異、両者の安定性誘導演算子）の直後と局所探索後である。フロント全体をまとめて測る HV では、高安定領域に良い非劣解があるかどうかの差は埋もれる。そこで本研究は、この HV に加え、この領域に限った HV と、いつ止めても良い解が得られる anytime 性能を area under the curve（AUC）[26] で測る：</w:t>
       </w:r>
     </w:p>
     <w:p>
@@ -4326,14 +4326,14 @@
           <w:b/>
           <w:lang w:val="en-US" w:eastAsia="ja-JP"/>
         </w:rPr>
-        <w:t xml:space="preserve">AOC</w:t>
-      </w:r>
-      <w:r>
-        <w:rPr>
-          <w:rFonts w:ascii="Times New Roman" w:hAnsi="Times New Roman" w:cs="Times New Roman" w:eastAsia="ＭＳ 明朝"/>
-          <w:lang w:val="en-US" w:eastAsia="ja-JP"/>
-        </w:rPr>
-        <w:t xml:space="preserve">（anytime 性能 [26]）：重みごとの HV-対-対数時間曲線の時間平均。対数時間で平均するため、探索の立ち上がりを重く見る。</w:t>
+        <w:t xml:space="preserve">AUC</w:t>
+      </w:r>
+      <w:r>
+        <w:rPr>
+          <w:rFonts w:ascii="Times New Roman" w:hAnsi="Times New Roman" w:cs="Times New Roman" w:eastAsia="ＭＳ 明朝"/>
+          <w:lang w:val="en-US" w:eastAsia="ja-JP"/>
+        </w:rPr>
+        <w:t xml:space="preserve">：重みごとの HV-対-対数時間曲線の時間平均。対数時間で平均するため、探索の立ち上がりを重く見る。</w:t>
       </w:r>
     </w:p>
     <w:p>
@@ -4500,7 +4500,7 @@
           <w:rFonts w:ascii="Times New Roman" w:hAnsi="Times New Roman" w:cs="Times New Roman" w:eastAsia="ＭＳ 明朝"/>
           <w:lang w:val="en-US" w:eastAsia="ja-JP"/>
         </w:rPr>
-        <w:t xml:space="preserve">）は全手法が探索せずに得る自明解なので、HV の算出から除く。全域 HV と高安定 HV は各試行で重み掃引の全点の解を合併して算出し、AOC は逆に</w:t>
+        <w:t xml:space="preserve">）は全手法が探索せずに得る自明解なので、HV の算出から除く。全域 HV と高安定 HV は各試行で重み掃引の全点の解を合併して算出し、AUC は逆に</w:t>
       </w:r>
       <w:r>
         <w:rPr>
@@ -6210,7 +6210,7 @@
           <w:sz w:val="22"/>
           <w:szCs w:val="22"/>
         </w:rPr>
-        <w:t xml:space="preserve">4.3 Overall HV and AOC: The Best Method Differs by Metric</w:t>
+        <w:t xml:space="preserve">4.3 Overall HV and AUC: The Best Method Differs by Metric</w:t>
       </w:r>
     </w:p>
     <w:p>
@@ -6364,7 +6364,7 @@
                 <w:sz w:val="16"/>
                 <w:szCs w:val="16"/>
               </w:rPr>
-              <w:t xml:space="preserve">AOC</w:t>
+              <w:t xml:space="preserve">AUC</w:t>
             </w:r>
           </w:p>
         </w:tc>
@@ -7153,7 +7153,7 @@
                 <w:rFonts w:ascii="Times New Roman" w:hAnsi="Times New Roman" w:cs="Times New Roman" w:eastAsia="ＭＳ 明朝"/>
                 <w:lang w:val="en-US" w:eastAsia="ja-JP"/>
               </w:rPr>
-              <w:t xml:space="preserve"> までに訪問した点で測った全域 HV の anytime 曲線（trial の中央値）。AOC は重みごとの曲線を平均した値で、重みを合併した本図の面積とは一致しない。</w:t>
+              <w:t xml:space="preserve"> までに訪問した点で測った全域 HV の anytime 曲線（trial の中央値）。AUC は重みごとの曲線を平均した値で、重みを合併した本図の面積とは一致しない。</w:t>
             </w:r>
           </w:p>
         </w:tc>
@@ -7179,7 +7179,7 @@
           <w:b/>
           <w:lang w:val="en-US" w:eastAsia="ja-JP"/>
         </w:rPr>
-        <w:t xml:space="preserve">AOC.</w:t>
+        <w:t xml:space="preserve">AUC.</w:t>
       </w:r>
       <w:r>
         <w:rPr>
@@ -7230,7 +7230,7 @@
           <w:rFonts w:ascii="Times New Roman" w:hAnsi="Times New Roman" w:cs="Times New Roman" w:eastAsia="ＭＳ 明朝"/>
           <w:lang w:val="en-US" w:eastAsia="ja-JP"/>
         </w:rPr>
-        <w:t xml:space="preserve"> までの経路を辿り切って中間解を再最適化するため 1 回が重く、個体ごとに発動するため AOC を 8 シナリオ中 5 つで有意に下げる（7〜26%）。</w:t>
+        <w:t xml:space="preserve"> までの経路を辿り切って中間解を再最適化するため 1 回が重く、個体ごとに発動するため AUC を 8 シナリオ中 5 つで有意に下げる（7〜26%）。</w:t>
       </w:r>
     </w:p>
     <w:p>
@@ -7268,7 +7268,7 @@
           <w:rFonts w:ascii="Times New Roman" w:hAnsi="Times New Roman" w:cs="Times New Roman" w:eastAsia="ＭＳ 明朝"/>
           <w:lang w:val="en-US" w:eastAsia="ja-JP"/>
         </w:rPr>
-        <w:t xml:space="preserve"> ILS ではどちらを組み込んでもほぼ同じで、3 指標とも差は 2% 以内にとどまる。Memetic では指標によって異なり、探索終了時の HV は有意差のあった 5 例（全域 HV 2/8、高安定 HV 3/8）がいずれも PR 優位、AOC では逆に PR-</w:t>
+        <w:t xml:space="preserve"> ILS ではどちらを組み込んでもほぼ同じで、3 指標とも差は 2% 以内にとどまる。Memetic では指標によって異なり、探索終了時の HV は有意差のあった 5 例（全域 HV 2/8、高安定 HV 3/8）がいずれも PR 優位、AUC では逆に PR-</w:t>
       </w:r>
       <w:r>
         <w:rPr>
@@ -7444,7 +7444,7 @@
           <w:rFonts w:ascii="Times New Roman" w:hAnsi="Times New Roman" w:cs="Times New Roman" w:eastAsia="ＭＳ 明朝"/>
           <w:lang w:val="en-US" w:eastAsia="ja-JP"/>
         </w:rPr>
-        <w:t xml:space="preserve"> 全域 HV は Memetic＋安定性誘導演算子、高安定 HV は ILS と Memetic＋演算子の双方、AOC は ILS 系が優れる。ゆえに計算時間を許容して全域 HV を追求するなら Memetic＋演算子、変更の少ない修正スケジュールを短い計算時間で得たいなら ILS を選ぶ。Memetic に組み込む演算子は、全域 HV と高安定 HV ではわずかに PR、AOC では PR-</w:t>
+        <w:t xml:space="preserve"> 全域 HV は Memetic＋安定性誘導演算子、高安定 HV は ILS と Memetic＋演算子の双方、AUC は ILS 系が優れる。ゆえに計算時間を許容して全域 HV を追求するなら Memetic＋演算子、変更の少ない修正スケジュールを短い計算時間で得たいなら ILS を選ぶ。Memetic に組み込む演算子は、全域 HV と高安定 HV ではわずかに PR、AUC では PR-</w:t>
       </w:r>
       <w:r>
         <w:rPr>

--- a/doc/paper_apiems2026_v2/APIEMS2026_draft_v2_ja.docx
+++ b/doc/paper_apiems2026_v2/APIEMS2026_draft_v2_ja.docx
@@ -137,7 +137,7 @@
           <w:rFonts w:ascii="Times New Roman" w:hAnsi="Times New Roman" w:cs="Times New Roman" w:eastAsia="ＭＳ 明朝"/>
           <w:lang w:val="en-US" w:eastAsia="ja-JP"/>
         </w:rPr>
-        <w:t xml:space="preserve"> からの変更の小ささ（安定性）が同時に求められる。本研究は、高品質な初期解 </w:t>
+        <w:t xml:space="preserve"> からの変更の小ささ（安定性）が同時に求められる。本研究は、安定性では最適で生産効率も高い </w:t>
       </w:r>
       <w:r>
         <w:rPr>
@@ -159,7 +159,7 @@
           <w:rFonts w:ascii="Times New Roman" w:hAnsi="Times New Roman" w:cs="Times New Roman" w:eastAsia="ＭＳ 明朝"/>
           <w:lang w:val="en-US" w:eastAsia="ja-JP"/>
         </w:rPr>
-        <w:t xml:space="preserve"> が与えられるこの問題では、それを少しずつ変更していく単点探索（ILS）のほうが、既存研究で主流の多点探索（Memetic）よりも </w:t>
+        <w:t xml:space="preserve"> が探索開始前から手元にあるこの問題では、それを少しずつ変更していく単点探索（ILS）のほうが、既存研究で主流の多点探索（Memetic）よりも </w:t>
       </w:r>
       <w:r>
         <w:rPr>
@@ -181,7 +181,7 @@
           <w:rFonts w:ascii="Times New Roman" w:hAnsi="Times New Roman" w:cs="Times New Roman" w:eastAsia="ＭＳ 明朝"/>
           <w:lang w:val="en-US" w:eastAsia="ja-JP"/>
         </w:rPr>
-        <w:t xml:space="preserve"> の近傍（以下、高安定領域）に良い非劣解を得るという仮説を、局所探索を揃えた統制比較で検証した。この領域に限った HV（高安定 HV）は全 8 シナリオの全試行で単点探索が上回り、多点探索は 3 シナリオで非劣解をほとんど得られず、残る 5 つでも 2.0〜4.5 倍の開きがあった。さらに、Path Relinking に基づき解を </w:t>
+        <w:t xml:space="preserve"> の近傍（以下、高安定領域）に良い解を得るという仮説を、統制比較で検証した。この領域に限った hypervolume（HV。以下、高安定 HV）は全 8 シナリオの全試行で単点探索が上回り、多点探索は 3 シナリオで非劣解をほとんど得られず、残る 5 つでも 2.0〜4.5 倍の開きがあった。さらに、Path Relinking に基づき解を </w:t>
       </w:r>
       <w:r>
         <w:rPr>
@@ -203,7 +203,7 @@
           <w:rFonts w:ascii="Times New Roman" w:hAnsi="Times New Roman" w:cs="Times New Roman" w:eastAsia="ＭＳ 明朝"/>
           <w:lang w:val="en-US" w:eastAsia="ja-JP"/>
         </w:rPr>
-        <w:t xml:space="preserve"> に近づける安定性誘導演算子を両探索構造に組み込むと、効果は非対称に現れた。多点探索の高安定 HV は全試行で向上し、8 シナリオ中 7 つで単点探索と同程度に達したが、演算子なしでこの領域の非劣解を得ている単点探索ではほとんど変わらなかった。最良の手法は評価指標によって異なり、非劣解全体の HV では演算子を組み込んだ多点探索、HV の立ち上がりの速さでは単点探索が優れる。</w:t>
+        <w:t xml:space="preserve"> に近づける安定性誘導演算子を両探索構造に組み込むと、効果は非対称に現れた。多点探索の高安定 HV は全試行で向上し、8 シナリオ中 7 つで単点探索と同程度に達したが、演算子なしでこの領域の非劣解を得ている単点探索では効果が限定的だった。最良の手法は評価指標によって異なり、非劣解全体の HV では演算子を組み込んだ多点探索、HV の立ち上がりの速さでは単点探索が優れる。</w:t>
       </w:r>
     </w:p>
     <w:p>
@@ -712,7 +712,7 @@
           <w:b/>
           <w:lang w:val="en-US" w:eastAsia="ja-JP"/>
         </w:rPr>
-        <w:t xml:space="preserve">それを少しずつ変更していく単点探索のほうが、高安定領域の非劣解を得るのに向いているのではないか</w:t>
+        <w:t xml:space="preserve">それを少しずつ変更していく単点探索のほうが、高安定領域の非劣解を得るのに適しているのではないか</w:t>
       </w:r>
       <w:r>
         <w:rPr>
@@ -891,7 +891,7 @@
     <w:tbl>
       <w:tblPr>
         <w:tblW w:w="10375" w:type="dxa"/>
-        <w:tblpPr w:leftFromText="141" w:rightFromText="141" w:topFromText="141" w:bottomFromText="200" w:vertAnchor="margin" w:horzAnchor="margin" w:tblpXSpec="center" w:tblpYSpec="top"/>
+        <w:tblpPr w:leftFromText="141" w:rightFromText="141" w:topFromText="141" w:bottomFromText="120" w:vertAnchor="margin" w:horzAnchor="margin" w:tblpXSpec="center" w:tblpYSpec="top"/>
         <w:tblOverlap w:val="never"/>
         <w:tblLayout w:type="fixed"/>
         <w:tblCellMar>
@@ -5558,7 +5558,7 @@
     <w:tbl>
       <w:tblPr>
         <w:tblW w:w="10375" w:type="dxa"/>
-        <w:tblpPr w:leftFromText="141" w:rightFromText="141" w:topFromText="141" w:bottomFromText="200" w:vertAnchor="margin" w:horzAnchor="margin" w:tblpXSpec="center" w:tblpYSpec="top"/>
+        <w:tblpPr w:leftFromText="141" w:rightFromText="141" w:topFromText="141" w:bottomFromText="120" w:vertAnchor="margin" w:horzAnchor="margin" w:tblpXSpec="center" w:tblpYSpec="top"/>
         <w:tblOverlap w:val="never"/>
         <w:tblLayout w:type="fixed"/>
         <w:tblCellMar>
@@ -6048,7 +6048,7 @@
     <w:tbl>
       <w:tblPr>
         <w:tblW w:w="10375" w:type="dxa"/>
-        <w:tblpPr w:leftFromText="141" w:rightFromText="141" w:topFromText="141" w:bottomFromText="200" w:vertAnchor="margin" w:horzAnchor="margin" w:tblpXSpec="center" w:tblpYSpec="top"/>
+        <w:tblpPr w:leftFromText="141" w:rightFromText="141" w:topFromText="141" w:bottomFromText="120" w:vertAnchor="margin" w:horzAnchor="margin" w:tblpXSpec="center" w:tblpYSpec="top"/>
         <w:tblOverlap w:val="never"/>
         <w:tblLayout w:type="fixed"/>
         <w:tblCellMar>
@@ -6122,7 +6122,7 @@
                 <w:rFonts w:ascii="Times New Roman" w:hAnsi="Times New Roman" w:cs="Times New Roman" w:eastAsia="ＭＳ 明朝"/>
                 <w:lang w:val="en-US" w:eastAsia="ja-JP"/>
               </w:rPr>
-              <w:t xml:space="preserve">図3. 探索構造 × 安定性誘導演算子の交互作用図（高安定 HV、中央値と四分位範囲、n=10）。記号は演算子なしに対する両側 Mann–Whitney U 検定の有意水準で、ILS は線の上・Memetic は線の下に置く（* </w:t>
+              <w:t xml:space="preserve">図3. 探索構造 × 安定性誘導演算子（高安定 HV、中央値と四分位範囲、n=10）。記号は演算子なしに対する有意水準（* </w:t>
             </w:r>
             <w:r>
               <w:rPr>
@@ -6253,7 +6253,7 @@
           <w:rFonts w:ascii="Times New Roman" w:hAnsi="Times New Roman" w:cs="Times New Roman" w:eastAsia="ＭＳ 明朝"/>
           <w:lang w:val="en-US" w:eastAsia="ja-JP"/>
         </w:rPr>
-        <w:t xml:space="preserve">表 2. 3 指標の横断要約。各セルは「平均順位／ARPD%（最良手法からの相対偏差）／首位群シナリオ数 /8（そのシナリオの最良手法と有意差がないシナリオ数。補正なし）」で、前 2 者は 8 シナリオの平均で小さいほど、最後は多いほど良い。8 シナリオは互いに独立でない（§4.1）ため、横断順位は順位一貫性の探索的要約である。</w:t>
+        <w:t xml:space="preserve">表 2. 各セルは「平均順位／ARPD%（最良手法からの平均相対偏差率）／そのシナリオの最良手法と有意差がないシナリオ数 /8（補正なし）」である。前 2 者は互いに独立でない 8 シナリオ（§4.1）の平均であり、これらの横断値は探索的な要約である。</w:t>
       </w:r>
     </w:p>
     <w:tbl>
@@ -7065,7 +7065,7 @@
     <w:tbl>
       <w:tblPr>
         <w:tblW w:w="10375" w:type="dxa"/>
-        <w:tblpPr w:leftFromText="141" w:rightFromText="141" w:topFromText="141" w:bottomFromText="200" w:vertAnchor="margin" w:horzAnchor="margin" w:tblpXSpec="center" w:tblpYSpec="top"/>
+        <w:tblpPr w:leftFromText="141" w:rightFromText="141" w:topFromText="141" w:bottomFromText="120" w:vertAnchor="margin" w:horzAnchor="margin" w:tblpXSpec="center" w:tblpYSpec="top"/>
         <w:tblOverlap w:val="never"/>
         <w:tblLayout w:type="fixed"/>
         <w:tblCellMar>

--- a/doc/paper_apiems2026_v2/APIEMS2026_draft_v2_ja.docx
+++ b/doc/paper_apiems2026_v2/APIEMS2026_draft_v2_ja.docx
@@ -63,7 +63,7 @@
           <w:rFonts w:ascii="Times New Roman" w:hAnsi="Times New Roman" w:cs="Times New Roman" w:eastAsia="ＭＳ 明朝"/>
           <w:lang w:val="en-US" w:eastAsia="ja-JP"/>
         </w:rPr>
-        <w:t xml:space="preserve">Tel: (+81) 80-4756-3741, Email: kito@toki.waseda.jp</w:t>
+        <w:t xml:space="preserve">Email: kito@toki.waseda.jp; tanimizu@waseda.jp; r.watanabe@aoni.waseda.jp</w:t>
       </w:r>
     </w:p>
     <w:p>

--- a/doc/paper_apiems2026_v2/APIEMS2026_draft_v2_ja.docx
+++ b/doc/paper_apiems2026_v2/APIEMS2026_draft_v2_ja.docx
@@ -37,7 +37,7 @@
           <w:b/>
           <w:lang w:val="en-US" w:eastAsia="ja-JP"/>
         </w:rPr>
-        <w:t xml:space="preserve">鬼頭拓海, 谷水義隆, 渡邉るりこ</w:t>
+        <w:t xml:space="preserve">鬼頭拓海，谷水義隆，渡邉るりこ</w:t>
       </w:r>
     </w:p>
     <w:p>
@@ -50,7 +50,7 @@
           <w:rFonts w:ascii="Times New Roman" w:hAnsi="Times New Roman" w:cs="Times New Roman" w:eastAsia="ＭＳ 明朝"/>
           <w:lang w:val="en-US" w:eastAsia="ja-JP"/>
         </w:rPr>
-        <w:t xml:space="preserve">早稲田大学 経営システム工学, 東京, 日本</w:t>
+        <w:t xml:space="preserve">早稲田大学 経営システム工学，東京，日本</w:t>
       </w:r>
     </w:p>
     <w:p>
@@ -93,7 +93,7 @@
           <w:rFonts w:ascii="Times New Roman" w:hAnsi="Times New Roman" w:cs="Times New Roman" w:eastAsia="ＭＳ 明朝"/>
           <w:lang w:val="en-US" w:eastAsia="ja-JP"/>
         </w:rPr>
-        <w:t xml:space="preserve">再スケジューリングでは、初期スケジュール </w:t>
+        <w:t xml:space="preserve">再スケジューリングでは，初期スケジュール </w:t>
       </w:r>
       <w:r>
         <w:rPr>
@@ -115,7 +115,7 @@
           <w:rFonts w:ascii="Times New Roman" w:hAnsi="Times New Roman" w:cs="Times New Roman" w:eastAsia="ＭＳ 明朝"/>
           <w:lang w:val="en-US" w:eastAsia="ja-JP"/>
         </w:rPr>
-        <w:t xml:space="preserve"> からの大幅な変更がコストを伴うため、修正スケジュールには生産効率と、</w:t>
+        <w:t xml:space="preserve"> からの大幅な変更がコストを伴うため，修正スケジュールには生産効率と，</w:t>
       </w:r>
       <w:r>
         <w:rPr>
@@ -137,7 +137,7 @@
           <w:rFonts w:ascii="Times New Roman" w:hAnsi="Times New Roman" w:cs="Times New Roman" w:eastAsia="ＭＳ 明朝"/>
           <w:lang w:val="en-US" w:eastAsia="ja-JP"/>
         </w:rPr>
-        <w:t xml:space="preserve"> からの変更の小ささ（安定性）が同時に求められる。本研究は、安定性では最適で生産効率も高い </w:t>
+        <w:t xml:space="preserve"> からの変更の小ささ（安定性）が同時に求められる．本研究は，安定性では最適で生産効率も高い </w:t>
       </w:r>
       <w:r>
         <w:rPr>
@@ -159,7 +159,7 @@
           <w:rFonts w:ascii="Times New Roman" w:hAnsi="Times New Roman" w:cs="Times New Roman" w:eastAsia="ＭＳ 明朝"/>
           <w:lang w:val="en-US" w:eastAsia="ja-JP"/>
         </w:rPr>
-        <w:t xml:space="preserve"> が探索開始前から手元にあるこの問題では、それを少しずつ変更していく単点探索（ILS）のほうが、既存研究で主流の多点探索（Memetic）よりも </w:t>
+        <w:t xml:space="preserve"> が探索開始前から手元にあるこの問題では，それを少しずつ変更していく単点探索（ILS）のほうが，既存研究で主流の多点探索（Memetic）よりも </w:t>
       </w:r>
       <w:r>
         <w:rPr>
@@ -181,7 +181,7 @@
           <w:rFonts w:ascii="Times New Roman" w:hAnsi="Times New Roman" w:cs="Times New Roman" w:eastAsia="ＭＳ 明朝"/>
           <w:lang w:val="en-US" w:eastAsia="ja-JP"/>
         </w:rPr>
-        <w:t xml:space="preserve"> の近傍（以下、高安定領域）に良い解を得るという仮説を、統制比較で検証した。この領域に限った hypervolume（HV。以下、高安定 HV）は全 8 シナリオの全試行で単点探索が上回り、多点探索は 3 シナリオで非劣解をほとんど得られず、残る 5 つでも 2.0〜4.5 倍の開きがあった。さらに、Path Relinking に基づき解を </w:t>
+        <w:t xml:space="preserve"> の近傍（以下，高安定領域）に良い解を得るという仮説を，統制比較で検証した．この領域に限った hypervolume（HV．以下，高安定 HV）は全 8 シナリオの全試行で単点探索が上回り，多点探索は 3 シナリオで非劣解をほとんど得られず，残る 5 つでも 2.0〜4.5 倍の開きがあった．さらに，Path Relinking に基づき解を </w:t>
       </w:r>
       <w:r>
         <w:rPr>
@@ -203,7 +203,7 @@
           <w:rFonts w:ascii="Times New Roman" w:hAnsi="Times New Roman" w:cs="Times New Roman" w:eastAsia="ＭＳ 明朝"/>
           <w:lang w:val="en-US" w:eastAsia="ja-JP"/>
         </w:rPr>
-        <w:t xml:space="preserve"> に近づける安定性誘導演算子を両探索構造に組み込むと、効果は非対称に現れた。多点探索の高安定 HV は全試行で向上し、8 シナリオ中 7 つで単点探索と同程度に達したが、演算子なしでこの領域の非劣解を得ている単点探索では効果が限定的だった。最良の手法は評価指標によって異なり、非劣解全体の HV では演算子を組み込んだ多点探索、HV の立ち上がりの速さでは単点探索が優れる。</w:t>
+        <w:t xml:space="preserve"> に近づける安定性誘導演算子を両探索構造に組み込むと，効果は非対称に現れた．多点探索の高安定 HV は全試行で向上し，8 シナリオ中 7 つで単点探索と同程度に達したが，演算子なしでこの領域の非劣解を得ている単点探索では効果が限定的だった．最良の手法は評価指標によって異なり，非劣解全体の HV では演算子を組み込んだ多点探索，HV の立ち上がりの速さでは単点探索が優れる．</w:t>
       </w:r>
     </w:p>
     <w:p>
@@ -284,22 +284,7 @@
           <w:rFonts w:ascii="Times New Roman" w:hAnsi="Times New Roman" w:cs="Times New Roman" w:eastAsia="ＭＳ 明朝"/>
           <w:lang w:val="en-US" w:eastAsia="ja-JP"/>
         </w:rPr>
-        <w:t xml:space="preserve">製造現場では作業遅延や機械故障などの外乱が頻発し、初期スケジュール通りの実行を困難にする。その対応は、あらかじめ余裕を見込んで耐性を高める静的アプローチと、発生後にスケジュールを修正する動的アプローチに大別される [12]。本研究は後者のうち、実行中のスケジュールを実行可能な形へ修正する</w:t>
-      </w:r>
-      <w:r>
-        <w:rPr>
-          <w:rFonts w:ascii="Times New Roman" w:hAnsi="Times New Roman" w:cs="Times New Roman" w:eastAsia="ＭＳ 明朝"/>
-          <w:b/>
-          <w:lang w:val="en-US" w:eastAsia="ja-JP"/>
-        </w:rPr>
-        <w:t xml:space="preserve">予測リアクティブ再スケジューリング</w:t>
-      </w:r>
-      <w:r>
-        <w:rPr>
-          <w:rFonts w:ascii="Times New Roman" w:hAnsi="Times New Roman" w:cs="Times New Roman" w:eastAsia="ＭＳ 明朝"/>
-          <w:lang w:val="en-US" w:eastAsia="ja-JP"/>
-        </w:rPr>
-        <w:t xml:space="preserve"> [13] を対象とする。</w:t>
+        <w:t xml:space="preserve">製造現場では作業遅延や機械故障などの外乱が頻発し，初期スケジュール通りの実行を困難にする．その対応は，あらかじめ余裕を見込んで耐性を高める静的アプローチと，発生後にスケジュールを修正する動的アプローチに大別される [12]．本研究は後者のうち，実行中のスケジュールを実行可能な形へ修正する予測リアクティブ再スケジューリング [13] を対象とする．</w:t>
       </w:r>
     </w:p>
     <w:p>
@@ -313,7 +298,29 @@
           <w:rFonts w:ascii="Times New Roman" w:hAnsi="Times New Roman" w:cs="Times New Roman" w:eastAsia="ＭＳ 明朝"/>
           <w:lang w:val="en-US" w:eastAsia="ja-JP"/>
         </w:rPr>
-        <w:t xml:space="preserve">再スケジューリングでは「修正後の</w:t>
+        <w:t xml:space="preserve">再スケジューリングでは「修正後の生産効率」と「外乱前の初期スケジュール </w:t>
+      </w:r>
+      <w:r>
+        <w:rPr>
+          <w:rFonts w:ascii="Times New Roman" w:hAnsi="Times New Roman" w:cs="Times New Roman"/>
+          <w:i/>
+        </w:rPr>
+        <w:t xml:space="preserve">S</w:t>
+      </w:r>
+      <w:r>
+        <w:rPr>
+          <w:rFonts w:ascii="Times New Roman" w:hAnsi="Times New Roman" w:cs="Times New Roman"/>
+          <w:i/>
+          <w:vertAlign w:val="subscript"/>
+        </w:rPr>
+        <w:t xml:space="preserve">p</w:t>
+      </w:r>
+      <w:r>
+        <w:rPr>
+          <w:rFonts w:ascii="Times New Roman" w:hAnsi="Times New Roman" w:cs="Times New Roman" w:eastAsia="ＭＳ 明朝"/>
+          <w:lang w:val="en-US" w:eastAsia="ja-JP"/>
+        </w:rPr>
+        <w:t xml:space="preserve"> からの変更量の小ささ（以下，</w:t>
       </w:r>
       <w:r>
         <w:rPr>
@@ -321,14 +328,14 @@
           <w:b/>
           <w:lang w:val="en-US" w:eastAsia="ja-JP"/>
         </w:rPr>
-        <w:t xml:space="preserve">生産効率</w:t>
-      </w:r>
-      <w:r>
-        <w:rPr>
-          <w:rFonts w:ascii="Times New Roman" w:hAnsi="Times New Roman" w:cs="Times New Roman" w:eastAsia="ＭＳ 明朝"/>
-          <w:lang w:val="en-US" w:eastAsia="ja-JP"/>
-        </w:rPr>
-        <w:t xml:space="preserve">」と「外乱前の</w:t>
+        <w:t xml:space="preserve">安定性</w:t>
+      </w:r>
+      <w:r>
+        <w:rPr>
+          <w:rFonts w:ascii="Times New Roman" w:hAnsi="Times New Roman" w:cs="Times New Roman" w:eastAsia="ＭＳ 明朝"/>
+          <w:lang w:val="en-US" w:eastAsia="ja-JP"/>
+        </w:rPr>
+        <w:t xml:space="preserve">）」がトレードオフの関係にある．大幅な変更は，現場の混乱・段取り替え・資材や治具の再手配・作業者の再配置・下流工程や外注先への予定変更の波及といったコスト（以下，</w:t>
       </w:r>
       <w:r>
         <w:rPr>
@@ -336,14 +343,14 @@
           <w:b/>
           <w:lang w:val="en-US" w:eastAsia="ja-JP"/>
         </w:rPr>
-        <w:t xml:space="preserve">初期スケジュール</w:t>
-      </w:r>
-      <w:r>
-        <w:rPr>
-          <w:rFonts w:ascii="Times New Roman" w:hAnsi="Times New Roman" w:cs="Times New Roman" w:eastAsia="ＭＳ 明朝"/>
-          <w:lang w:val="en-US" w:eastAsia="ja-JP"/>
-        </w:rPr>
-        <w:t xml:space="preserve"> </w:t>
+        <w:t xml:space="preserve">スケジュール変更コスト</w:t>
+      </w:r>
+      <w:r>
+        <w:rPr>
+          <w:rFonts w:ascii="Times New Roman" w:hAnsi="Times New Roman" w:cs="Times New Roman" w:eastAsia="ＭＳ 明朝"/>
+          <w:lang w:val="en-US" w:eastAsia="ja-JP"/>
+        </w:rPr>
+        <w:t xml:space="preserve">）を生む．このため安定性は生産効率と並ぶ目的であり [3][14]，本研究はこれを生産効率と安定性の多目的最適化として定式化する．指標は，生産効率に総所要時間（MS），安定性に </w:t>
       </w:r>
       <w:r>
         <w:rPr>
@@ -365,7 +372,7 @@
           <w:rFonts w:ascii="Times New Roman" w:hAnsi="Times New Roman" w:cs="Times New Roman" w:eastAsia="ＭＳ 明朝"/>
           <w:lang w:val="en-US" w:eastAsia="ja-JP"/>
         </w:rPr>
-        <w:t xml:space="preserve"> からの変更量の小ささ（以下、</w:t>
+        <w:t xml:space="preserve"> からの</w:t>
       </w:r>
       <w:r>
         <w:rPr>
@@ -373,79 +380,12 @@
           <w:b/>
           <w:lang w:val="en-US" w:eastAsia="ja-JP"/>
         </w:rPr>
-        <w:t xml:space="preserve">安定性</w:t>
-      </w:r>
-      <w:r>
-        <w:rPr>
-          <w:rFonts w:ascii="Times New Roman" w:hAnsi="Times New Roman" w:cs="Times New Roman" w:eastAsia="ＭＳ 明朝"/>
-          <w:lang w:val="en-US" w:eastAsia="ja-JP"/>
-        </w:rPr>
-        <w:t xml:space="preserve">）」がトレードオフの関係にある。大幅な変更は、現場の混乱・段取り替え・資材や治具の再手配・作業者の再配置・下流工程や外注先への予定変更の波及といったコスト（以下、</w:t>
-      </w:r>
-      <w:r>
-        <w:rPr>
-          <w:rFonts w:ascii="Times New Roman" w:hAnsi="Times New Roman" w:cs="Times New Roman" w:eastAsia="ＭＳ 明朝"/>
+        <w:t xml:space="preserve">順序偏差 </w:t>
+      </w:r>
+      <w:r>
+        <w:rPr>
+          <w:rFonts w:ascii="Times New Roman" w:hAnsi="Times New Roman" w:cs="Times New Roman"/>
           <w:b/>
-          <w:lang w:val="en-US" w:eastAsia="ja-JP"/>
-        </w:rPr>
-        <w:t xml:space="preserve">スケジュール変更コスト</w:t>
-      </w:r>
-      <w:r>
-        <w:rPr>
-          <w:rFonts w:ascii="Times New Roman" w:hAnsi="Times New Roman" w:cs="Times New Roman" w:eastAsia="ＭＳ 明朝"/>
-          <w:lang w:val="en-US" w:eastAsia="ja-JP"/>
-        </w:rPr>
-        <w:t xml:space="preserve">）を生む。このため安定性は生産効率と並ぶ目的であり [3][14]、本研究はこれを生産効率と安定性の多目的最適化として定式化する。指標は、生産効率に</w:t>
-      </w:r>
-      <w:r>
-        <w:rPr>
-          <w:rFonts w:ascii="Times New Roman" w:hAnsi="Times New Roman" w:cs="Times New Roman" w:eastAsia="ＭＳ 明朝"/>
-          <w:b/>
-          <w:lang w:val="en-US" w:eastAsia="ja-JP"/>
-        </w:rPr>
-        <w:t xml:space="preserve">総所要時間（MS）</w:t>
-      </w:r>
-      <w:r>
-        <w:rPr>
-          <w:rFonts w:ascii="Times New Roman" w:hAnsi="Times New Roman" w:cs="Times New Roman" w:eastAsia="ＭＳ 明朝"/>
-          <w:lang w:val="en-US" w:eastAsia="ja-JP"/>
-        </w:rPr>
-        <w:t xml:space="preserve">、安定性に </w:t>
-      </w:r>
-      <w:r>
-        <w:rPr>
-          <w:rFonts w:ascii="Times New Roman" w:hAnsi="Times New Roman" w:cs="Times New Roman"/>
-          <w:i/>
-        </w:rPr>
-        <w:t xml:space="preserve">S</w:t>
-      </w:r>
-      <w:r>
-        <w:rPr>
-          <w:rFonts w:ascii="Times New Roman" w:hAnsi="Times New Roman" w:cs="Times New Roman"/>
-          <w:i/>
-          <w:vertAlign w:val="subscript"/>
-        </w:rPr>
-        <w:t xml:space="preserve">p</w:t>
-      </w:r>
-      <w:r>
-        <w:rPr>
-          <w:rFonts w:ascii="Times New Roman" w:hAnsi="Times New Roman" w:cs="Times New Roman" w:eastAsia="ＭＳ 明朝"/>
-          <w:lang w:val="en-US" w:eastAsia="ja-JP"/>
-        </w:rPr>
-        <w:t xml:space="preserve"> からの</w:t>
-      </w:r>
-      <w:r>
-        <w:rPr>
-          <w:rFonts w:ascii="Times New Roman" w:hAnsi="Times New Roman" w:cs="Times New Roman" w:eastAsia="ＭＳ 明朝"/>
-          <w:b/>
-          <w:lang w:val="en-US" w:eastAsia="ja-JP"/>
-        </w:rPr>
-        <w:t xml:space="preserve">順序偏差 </w:t>
-      </w:r>
-      <w:r>
-        <w:rPr>
-          <w:rFonts w:ascii="Times New Roman" w:hAnsi="Times New Roman" w:cs="Times New Roman"/>
-          <w:b/>
           <w:i/>
         </w:rPr>
         <w:t xml:space="preserve">D</w:t>
@@ -455,7 +395,7 @@
           <w:rFonts w:ascii="Times New Roman" w:hAnsi="Times New Roman" w:cs="Times New Roman" w:eastAsia="ＭＳ 明朝"/>
           <w:lang w:val="en-US" w:eastAsia="ja-JP"/>
         </w:rPr>
-        <w:t xml:space="preserve">（小さいほど安定。定義は §3.1）を用いる。</w:t>
+        <w:t xml:space="preserve">（小さいほど安定．定義は §3.1）を用いる．</w:t>
       </w:r>
     </w:p>
     <w:p>
@@ -469,7 +409,113 @@
           <w:rFonts w:ascii="Times New Roman" w:hAnsi="Times New Roman" w:cs="Times New Roman" w:eastAsia="ＭＳ 明朝"/>
           <w:lang w:val="en-US" w:eastAsia="ja-JP"/>
         </w:rPr>
-        <w:t xml:space="preserve">再スケジューリングには静的スケジューリングにない特殊性がある。</w:t>
+        <w:t xml:space="preserve">再スケジューリングには静的スケジューリングにない特殊性がある．初期スケジュール </w:t>
+      </w:r>
+      <w:r>
+        <w:rPr>
+          <w:rFonts w:ascii="Times New Roman" w:hAnsi="Times New Roman" w:cs="Times New Roman"/>
+          <w:i/>
+        </w:rPr>
+        <w:t xml:space="preserve">S</w:t>
+      </w:r>
+      <w:r>
+        <w:rPr>
+          <w:rFonts w:ascii="Times New Roman" w:hAnsi="Times New Roman" w:cs="Times New Roman"/>
+          <w:i/>
+          <w:vertAlign w:val="subscript"/>
+        </w:rPr>
+        <w:t xml:space="preserve">p</w:t>
+      </w:r>
+      <w:r>
+        <w:rPr>
+          <w:rFonts w:ascii="Times New Roman" w:hAnsi="Times New Roman" w:cs="Times New Roman" w:eastAsia="ＭＳ 明朝"/>
+          <w:lang w:val="en-US" w:eastAsia="ja-JP"/>
+        </w:rPr>
+        <w:t xml:space="preserve"> の順序を保ったまま遅延を吸収した解が，安定性の目的では最適解であり，探索を開始する前から得られていることである．この解は，横軸に </w:t>
+      </w:r>
+      <w:r>
+        <w:rPr>
+          <w:rFonts w:ascii="Times New Roman" w:hAnsi="Times New Roman" w:cs="Times New Roman"/>
+          <w:i/>
+        </w:rPr>
+        <w:t xml:space="preserve">D</w:t>
+      </w:r>
+      <w:r>
+        <w:rPr>
+          <w:rFonts w:ascii="Times New Roman" w:hAnsi="Times New Roman" w:cs="Times New Roman" w:eastAsia="ＭＳ 明朝"/>
+          <w:lang w:val="en-US" w:eastAsia="ja-JP"/>
+        </w:rPr>
+        <w:t xml:space="preserve">・縦軸に MS をとった平面（図 1）の </w:t>
+      </w:r>
+      <w:r>
+        <w:rPr>
+          <w:rFonts w:ascii="Times New Roman" w:hAnsi="Times New Roman" w:cs="Times New Roman"/>
+          <w:i/>
+        </w:rPr>
+        <w:t xml:space="preserve">D</w:t>
+      </w:r>
+      <w:r>
+        <w:rPr>
+          <w:rFonts w:ascii="Times New Roman" w:hAnsi="Times New Roman" w:cs="Times New Roman"/>
+        </w:rPr>
+        <w:t xml:space="preserve">=</w:t>
+      </w:r>
+      <w:r>
+        <w:rPr>
+          <w:rFonts w:ascii="Times New Roman" w:hAnsi="Times New Roman" w:cs="Times New Roman"/>
+        </w:rPr>
+        <w:t xml:space="preserve">0</w:t>
+      </w:r>
+      <w:r>
+        <w:rPr>
+          <w:rFonts w:ascii="Times New Roman" w:hAnsi="Times New Roman" w:cs="Times New Roman" w:eastAsia="ＭＳ 明朝"/>
+          <w:lang w:val="en-US" w:eastAsia="ja-JP"/>
+        </w:rPr>
+        <w:t xml:space="preserve"> に位置し，</w:t>
+      </w:r>
+      <w:r>
+        <w:rPr>
+          <w:rFonts w:ascii="Times New Roman" w:hAnsi="Times New Roman" w:cs="Times New Roman"/>
+          <w:i/>
+        </w:rPr>
+        <w:t xml:space="preserve">S</w:t>
+      </w:r>
+      <w:r>
+        <w:rPr>
+          <w:rFonts w:ascii="Times New Roman" w:hAnsi="Times New Roman" w:cs="Times New Roman"/>
+          <w:i/>
+          <w:vertAlign w:val="subscript"/>
+        </w:rPr>
+        <w:t xml:space="preserve">p</w:t>
+      </w:r>
+      <w:r>
+        <w:rPr>
+          <w:rFonts w:ascii="Times New Roman" w:hAnsi="Times New Roman" w:cs="Times New Roman" w:eastAsia="ＭＳ 明朝"/>
+          <w:lang w:val="en-US" w:eastAsia="ja-JP"/>
+        </w:rPr>
+        <w:t xml:space="preserve"> が外乱前に最適化されているため MS も小さい．変更コストが無視できない場面で求められるのは，</w:t>
+      </w:r>
+      <w:r>
+        <w:rPr>
+          <w:rFonts w:ascii="Times New Roman" w:hAnsi="Times New Roman" w:cs="Times New Roman"/>
+          <w:i/>
+        </w:rPr>
+        <w:t xml:space="preserve">S</w:t>
+      </w:r>
+      <w:r>
+        <w:rPr>
+          <w:rFonts w:ascii="Times New Roman" w:hAnsi="Times New Roman" w:cs="Times New Roman"/>
+          <w:i/>
+          <w:vertAlign w:val="subscript"/>
+        </w:rPr>
+        <w:t xml:space="preserve">p</w:t>
+      </w:r>
+      <w:r>
+        <w:rPr>
+          <w:rFonts w:ascii="Times New Roman" w:hAnsi="Times New Roman" w:cs="Times New Roman" w:eastAsia="ＭＳ 明朝"/>
+          <w:lang w:val="en-US" w:eastAsia="ja-JP"/>
+        </w:rPr>
+        <w:t xml:space="preserve"> の近傍——本稿でいう</w:t>
       </w:r>
       <w:r>
         <w:rPr>
@@ -477,158 +523,19 @@
           <w:b/>
           <w:lang w:val="en-US" w:eastAsia="ja-JP"/>
         </w:rPr>
-        <w:t xml:space="preserve">初期スケジュール </w:t>
-      </w:r>
-      <w:r>
-        <w:rPr>
-          <w:rFonts w:ascii="Times New Roman" w:hAnsi="Times New Roman" w:cs="Times New Roman"/>
+        <w:t xml:space="preserve">高安定領域</w:t>
+      </w:r>
+      <w:r>
+        <w:rPr>
+          <w:rFonts w:ascii="Times New Roman" w:hAnsi="Times New Roman" w:cs="Times New Roman" w:eastAsia="ＭＳ 明朝"/>
+          <w:lang w:val="en-US" w:eastAsia="ja-JP"/>
+        </w:rPr>
+        <w:t xml:space="preserve">——にある，MS をさらに縮めた解である．したがって手法は，フロント全体の hypervolume（HV）[24] だけでなく，高安定領域に限った HV（以下，</w:t>
+      </w:r>
+      <w:r>
+        <w:rPr>
+          <w:rFonts w:ascii="Times New Roman" w:hAnsi="Times New Roman" w:cs="Times New Roman" w:eastAsia="ＭＳ 明朝"/>
           <w:b/>
-          <w:i/>
-        </w:rPr>
-        <w:t xml:space="preserve">S</w:t>
-      </w:r>
-      <w:r>
-        <w:rPr>
-          <w:rFonts w:ascii="Times New Roman" w:hAnsi="Times New Roman" w:cs="Times New Roman"/>
-          <w:b/>
-          <w:i/>
-          <w:vertAlign w:val="subscript"/>
-        </w:rPr>
-        <w:t xml:space="preserve">p</w:t>
-      </w:r>
-      <w:r>
-        <w:rPr>
-          <w:rFonts w:ascii="Times New Roman" w:hAnsi="Times New Roman" w:cs="Times New Roman" w:eastAsia="ＭＳ 明朝"/>
-          <w:b/>
-          <w:lang w:val="en-US" w:eastAsia="ja-JP"/>
-        </w:rPr>
-        <w:t xml:space="preserve"> の順序を保ったまま遅延を吸収した解が、安定性の目的では最適解であり、探索を開始する前から得られている</w:t>
-      </w:r>
-      <w:r>
-        <w:rPr>
-          <w:rFonts w:ascii="Times New Roman" w:hAnsi="Times New Roman" w:cs="Times New Roman" w:eastAsia="ＭＳ 明朝"/>
-          <w:lang w:val="en-US" w:eastAsia="ja-JP"/>
-        </w:rPr>
-        <w:t xml:space="preserve">ことである。この解は、横軸に </w:t>
-      </w:r>
-      <w:r>
-        <w:rPr>
-          <w:rFonts w:ascii="Times New Roman" w:hAnsi="Times New Roman" w:cs="Times New Roman"/>
-          <w:i/>
-        </w:rPr>
-        <w:t xml:space="preserve">D</w:t>
-      </w:r>
-      <w:r>
-        <w:rPr>
-          <w:rFonts w:ascii="Times New Roman" w:hAnsi="Times New Roman" w:cs="Times New Roman" w:eastAsia="ＭＳ 明朝"/>
-          <w:lang w:val="en-US" w:eastAsia="ja-JP"/>
-        </w:rPr>
-        <w:t xml:space="preserve">・縦軸に MS をとった平面（図 1）の </w:t>
-      </w:r>
-      <w:r>
-        <w:rPr>
-          <w:rFonts w:ascii="Times New Roman" w:hAnsi="Times New Roman" w:cs="Times New Roman"/>
-          <w:i/>
-        </w:rPr>
-        <w:t xml:space="preserve">D</w:t>
-      </w:r>
-      <w:r>
-        <w:rPr>
-          <w:rFonts w:ascii="Times New Roman" w:hAnsi="Times New Roman" w:cs="Times New Roman"/>
-        </w:rPr>
-        <w:t xml:space="preserve">=</w:t>
-      </w:r>
-      <w:r>
-        <w:rPr>
-          <w:rFonts w:ascii="Times New Roman" w:hAnsi="Times New Roman" w:cs="Times New Roman"/>
-        </w:rPr>
-        <w:t xml:space="preserve">0</w:t>
-      </w:r>
-      <w:r>
-        <w:rPr>
-          <w:rFonts w:ascii="Times New Roman" w:hAnsi="Times New Roman" w:cs="Times New Roman" w:eastAsia="ＭＳ 明朝"/>
-          <w:lang w:val="en-US" w:eastAsia="ja-JP"/>
-        </w:rPr>
-        <w:t xml:space="preserve"> に位置し、</w:t>
-      </w:r>
-      <w:r>
-        <w:rPr>
-          <w:rFonts w:ascii="Times New Roman" w:hAnsi="Times New Roman" w:cs="Times New Roman"/>
-          <w:i/>
-        </w:rPr>
-        <w:t xml:space="preserve">S</w:t>
-      </w:r>
-      <w:r>
-        <w:rPr>
-          <w:rFonts w:ascii="Times New Roman" w:hAnsi="Times New Roman" w:cs="Times New Roman"/>
-          <w:i/>
-          <w:vertAlign w:val="subscript"/>
-        </w:rPr>
-        <w:t xml:space="preserve">p</w:t>
-      </w:r>
-      <w:r>
-        <w:rPr>
-          <w:rFonts w:ascii="Times New Roman" w:hAnsi="Times New Roman" w:cs="Times New Roman" w:eastAsia="ＭＳ 明朝"/>
-          <w:lang w:val="en-US" w:eastAsia="ja-JP"/>
-        </w:rPr>
-        <w:t xml:space="preserve"> が外乱前に最適化されているため MS も小さい。変更コストが無視できない場面で求められるのは、</w:t>
-      </w:r>
-      <w:r>
-        <w:rPr>
-          <w:rFonts w:ascii="Times New Roman" w:hAnsi="Times New Roman" w:cs="Times New Roman"/>
-          <w:i/>
-        </w:rPr>
-        <w:t xml:space="preserve">S</w:t>
-      </w:r>
-      <w:r>
-        <w:rPr>
-          <w:rFonts w:ascii="Times New Roman" w:hAnsi="Times New Roman" w:cs="Times New Roman"/>
-          <w:i/>
-          <w:vertAlign w:val="subscript"/>
-        </w:rPr>
-        <w:t xml:space="preserve">p</w:t>
-      </w:r>
-      <w:r>
-        <w:rPr>
-          <w:rFonts w:ascii="Times New Roman" w:hAnsi="Times New Roman" w:cs="Times New Roman" w:eastAsia="ＭＳ 明朝"/>
-          <w:lang w:val="en-US" w:eastAsia="ja-JP"/>
-        </w:rPr>
-        <w:t xml:space="preserve"> の近傍——本稿でいう</w:t>
-      </w:r>
-      <w:r>
-        <w:rPr>
-          <w:rFonts w:ascii="Times New Roman" w:hAnsi="Times New Roman" w:cs="Times New Roman" w:eastAsia="ＭＳ 明朝"/>
-          <w:b/>
-          <w:lang w:val="en-US" w:eastAsia="ja-JP"/>
-        </w:rPr>
-        <w:t xml:space="preserve">高安定領域</w:t>
-      </w:r>
-      <w:r>
-        <w:rPr>
-          <w:rFonts w:ascii="Times New Roman" w:hAnsi="Times New Roman" w:cs="Times New Roman" w:eastAsia="ＭＳ 明朝"/>
-          <w:lang w:val="en-US" w:eastAsia="ja-JP"/>
-        </w:rPr>
-        <w:t xml:space="preserve">——にある、MS をさらに縮めた解である。したがって手法は、フロント全体の hypervolume（HV）[24] だけでなく、</w:t>
-      </w:r>
-      <w:r>
-        <w:rPr>
-          <w:rFonts w:ascii="Times New Roman" w:hAnsi="Times New Roman" w:cs="Times New Roman" w:eastAsia="ＭＳ 明朝"/>
-          <w:b/>
-          <w:lang w:val="en-US" w:eastAsia="ja-JP"/>
-        </w:rPr>
-        <w:t xml:space="preserve">高安定領域に限った HV</w:t>
-      </w:r>
-      <w:r>
-        <w:rPr>
-          <w:rFonts w:ascii="Times New Roman" w:hAnsi="Times New Roman" w:cs="Times New Roman" w:eastAsia="ＭＳ 明朝"/>
-          <w:lang w:val="en-US" w:eastAsia="ja-JP"/>
-        </w:rPr>
-        <w:t xml:space="preserve">（以下、</w:t>
-      </w:r>
-      <w:r>
-        <w:rPr>
-          <w:rFonts w:ascii="Times New Roman" w:hAnsi="Times New Roman" w:cs="Times New Roman" w:eastAsia="ＭＳ 明朝"/>
-          <w:b/>
           <w:lang w:val="en-US" w:eastAsia="ja-JP"/>
         </w:rPr>
         <w:t xml:space="preserve">高安定 HV</w:t>
@@ -638,7 +545,7 @@
           <w:rFonts w:ascii="Times New Roman" w:hAnsi="Times New Roman" w:cs="Times New Roman" w:eastAsia="ＭＳ 明朝"/>
           <w:lang w:val="en-US" w:eastAsia="ja-JP"/>
         </w:rPr>
-        <w:t xml:space="preserve">）でも評価する必要がある。</w:t>
+        <w:t xml:space="preserve">）でも評価する必要がある．</w:t>
       </w:r>
     </w:p>
     <w:p>
@@ -652,7 +559,7 @@
           <w:rFonts w:ascii="Times New Roman" w:hAnsi="Times New Roman" w:cs="Times New Roman" w:eastAsia="ＭＳ 明朝"/>
           <w:lang w:val="en-US" w:eastAsia="ja-JP"/>
         </w:rPr>
-        <w:t xml:space="preserve">本研究が対象とするジョブショップスケジューリング問題（JSSP）は NP 困難であり、実用規模では厳密解法でなくメタヒューリスティクスが用いられる [13]。これらは、1 つの解を少しずつ変更しながら進む</w:t>
+        <w:t xml:space="preserve">本研究が対象とするジョブショップスケジューリング問題（JSSP）は NP 困難であり，実用規模では厳密解法でなくメタヒューリスティクスが用いられる [13]．これらは，1 つの解を少しずつ変更しながら進む</w:t>
       </w:r>
       <w:r>
         <w:rPr>
@@ -667,7 +574,7 @@
           <w:rFonts w:ascii="Times New Roman" w:hAnsi="Times New Roman" w:cs="Times New Roman" w:eastAsia="ＭＳ 明朝"/>
           <w:lang w:val="en-US" w:eastAsia="ja-JP"/>
         </w:rPr>
-        <w:t xml:space="preserve">と、複数の解を保持して互いに組み替えながら進む</w:t>
+        <w:t xml:space="preserve">と，複数の解を保持して互いに組み替えながら進む</w:t>
       </w:r>
       <w:r>
         <w:rPr>
@@ -682,7 +589,7 @@
           <w:rFonts w:ascii="Times New Roman" w:hAnsi="Times New Roman" w:cs="Times New Roman" w:eastAsia="ＭＳ 明朝"/>
           <w:lang w:val="en-US" w:eastAsia="ja-JP"/>
         </w:rPr>
-        <w:t xml:space="preserve">の二系統に大別される [30]。再スケジューリングを含む多目的な JSSP の解法は、遺伝的アルゴリズム（GA）を基軸とする多点探索が主流である（§2）。しかし、</w:t>
+        <w:t xml:space="preserve">の二系統に大別される [30]．再スケジューリングを含む多目的な JSSP の解法は，遺伝的アルゴリズム（GA）を基軸とする多点探索が主流である（§2）．しかし，</w:t>
       </w:r>
       <w:r>
         <w:rPr>
@@ -704,22 +611,7 @@
           <w:rFonts w:ascii="Times New Roman" w:hAnsi="Times New Roman" w:cs="Times New Roman" w:eastAsia="ＭＳ 明朝"/>
           <w:lang w:val="en-US" w:eastAsia="ja-JP"/>
         </w:rPr>
-        <w:t xml:space="preserve"> という高品質な初期解が与えられるこの問題では、</w:t>
-      </w:r>
-      <w:r>
-        <w:rPr>
-          <w:rFonts w:ascii="Times New Roman" w:hAnsi="Times New Roman" w:cs="Times New Roman" w:eastAsia="ＭＳ 明朝"/>
-          <w:b/>
-          <w:lang w:val="en-US" w:eastAsia="ja-JP"/>
-        </w:rPr>
-        <w:t xml:space="preserve">それを少しずつ変更していく単点探索のほうが、高安定領域の非劣解を得るのに適しているのではないか</w:t>
-      </w:r>
-      <w:r>
-        <w:rPr>
-          <w:rFonts w:ascii="Times New Roman" w:hAnsi="Times New Roman" w:cs="Times New Roman" w:eastAsia="ＭＳ 明朝"/>
-          <w:lang w:val="en-US" w:eastAsia="ja-JP"/>
-        </w:rPr>
-        <w:t xml:space="preserve">。これが本研究の出発点である。</w:t>
+        <w:t xml:space="preserve"> という高品質な初期解が与えられるこの問題では，それを少しずつ変更していく単点探索のほうが，高安定領域の非劣解を得るのに適しているのではないか．これが本研究の出発点である．</w:t>
       </w:r>
     </w:p>
     <w:p>
@@ -733,7 +625,7 @@
           <w:rFonts w:ascii="Times New Roman" w:hAnsi="Times New Roman" w:cs="Times New Roman" w:eastAsia="ＭＳ 明朝"/>
           <w:lang w:val="en-US" w:eastAsia="ja-JP"/>
         </w:rPr>
-        <w:t xml:space="preserve">本研究はこれを、局所探索を揃えた ILS（単点探索の代表）と Memetic（GA に局所探索を組み込んだ多点探索の代表）の統制比較で検証し、あわせて、解を </w:t>
+        <w:t xml:space="preserve">本研究はこれを，局所探索を揃えた ILS（単点探索の代表）と Memetic（GA に局所探索を組み込んだ多点探索の代表）の統制比較で検証し，あわせて，解を </w:t>
       </w:r>
       <w:r>
         <w:rPr>
@@ -784,7 +676,7 @@
           <w:rFonts w:ascii="Times New Roman" w:hAnsi="Times New Roman" w:cs="Times New Roman" w:eastAsia="ＭＳ 明朝"/>
           <w:lang w:val="en-US" w:eastAsia="ja-JP"/>
         </w:rPr>
-        <w:t xml:space="preserve">（以下、演算子）を両者に組み込んで、その効果が探索構造によってどう変わるかを調べる。主な知見は次の通りである。</w:t>
+        <w:t xml:space="preserve">（以下，演算子）を両者に組み込んで，その効果が探索構造によってどう変わるかを調べる．主な知見は次の通りである．</w:t>
       </w:r>
     </w:p>
     <w:p>
@@ -806,14 +698,14 @@
           <w:b/>
           <w:lang w:val="en-US" w:eastAsia="ja-JP"/>
         </w:rPr>
-        <w:t xml:space="preserve">高安定 HV は単点探索（ILS）が多点探索（Memetic）より大きい.</w:t>
-      </w:r>
-      <w:r>
-        <w:rPr>
-          <w:rFonts w:ascii="Times New Roman" w:hAnsi="Times New Roman" w:cs="Times New Roman" w:eastAsia="ＭＳ 明朝"/>
-          <w:lang w:val="en-US" w:eastAsia="ja-JP"/>
-        </w:rPr>
-        <w:t xml:space="preserve"> 差は全 8 シナリオの全試行で分離し、3 シナリオでは多点探索が 10 試行中 9〜10 試行で高安定領域に非劣解を得られず、残る 5 つでも 2.0〜4.5 倍の開きがある。</w:t>
+        <w:t xml:space="preserve">高安定 HV は単点探索（ILS）が多点探索（Memetic）より大きい．</w:t>
+      </w:r>
+      <w:r>
+        <w:rPr>
+          <w:rFonts w:ascii="Times New Roman" w:hAnsi="Times New Roman" w:cs="Times New Roman" w:eastAsia="ＭＳ 明朝"/>
+          <w:lang w:val="en-US" w:eastAsia="ja-JP"/>
+        </w:rPr>
+        <w:t xml:space="preserve">差は全 8 シナリオの全試行で分離し，3 シナリオでは多点探索が 10 試行中 9〜10 試行で高安定領域に非劣解を得られず，残る 5 つでも 2.0〜4.5 倍の開きがある．</w:t>
       </w:r>
     </w:p>
     <w:p>
@@ -835,14 +727,14 @@
           <w:b/>
           <w:lang w:val="en-US" w:eastAsia="ja-JP"/>
         </w:rPr>
-        <w:t xml:space="preserve">演算子は多点探索の高安定 HV を単点探索と同程度まで向上させ、単点探索ではほとんど向上させない.</w:t>
-      </w:r>
-      <w:r>
-        <w:rPr>
-          <w:rFonts w:ascii="Times New Roman" w:hAnsi="Times New Roman" w:cs="Times New Roman" w:eastAsia="ＭＳ 明朝"/>
-          <w:lang w:val="en-US" w:eastAsia="ja-JP"/>
-        </w:rPr>
-        <w:t xml:space="preserve"> 多点探索は全 8 シナリオの全試行で向上するのに対し、単点探索で向上するのは 8 シナリオ中 2 つにとどまり、その 2 つでも中央値の向上は 7% 未満である。</w:t>
+        <w:t xml:space="preserve">演算子は多点探索の高安定 HV を単点探索と同程度まで向上させ，単点探索ではほとんど向上させない．</w:t>
+      </w:r>
+      <w:r>
+        <w:rPr>
+          <w:rFonts w:ascii="Times New Roman" w:hAnsi="Times New Roman" w:cs="Times New Roman" w:eastAsia="ＭＳ 明朝"/>
+          <w:lang w:val="en-US" w:eastAsia="ja-JP"/>
+        </w:rPr>
+        <w:t xml:space="preserve">多点探索は全 8 シナリオの全試行で向上するのに対し，単点探索で向上するのは 8 シナリオ中 2 つにとどまり，その 2 つでも中央値の向上は約 6% にとどまる．</w:t>
       </w:r>
     </w:p>
     <w:p>
@@ -864,14 +756,14 @@
           <w:b/>
           <w:lang w:val="en-US" w:eastAsia="ja-JP"/>
         </w:rPr>
-        <w:t xml:space="preserve">最良の手法は評価指標によって異なる.</w:t>
-      </w:r>
-      <w:r>
-        <w:rPr>
-          <w:rFonts w:ascii="Times New Roman" w:hAnsi="Times New Roman" w:cs="Times New Roman" w:eastAsia="ＭＳ 明朝"/>
-          <w:lang w:val="en-US" w:eastAsia="ja-JP"/>
-        </w:rPr>
-        <w:t xml:space="preserve"> フロント全体の HV では演算子を組み込んだ Memetic、探索の立ち上がりの速さでは ILS が最良で、高安定 HV では両者が並ぶ。</w:t>
+        <w:t xml:space="preserve">最良の手法は評価指標によって異なる．</w:t>
+      </w:r>
+      <w:r>
+        <w:rPr>
+          <w:rFonts w:ascii="Times New Roman" w:hAnsi="Times New Roman" w:cs="Times New Roman" w:eastAsia="ＭＳ 明朝"/>
+          <w:lang w:val="en-US" w:eastAsia="ja-JP"/>
+        </w:rPr>
+        <w:t xml:space="preserve">フロント全体の HV では演算子を組み込んだ Memetic，探索の立ち上がりの速さでは ILS が最良で，高安定 HV では両者が並ぶ．</w:t>
       </w:r>
     </w:p>
     <w:p>
@@ -885,7 +777,7 @@
           <w:rFonts w:ascii="Times New Roman" w:hAnsi="Times New Roman" w:cs="Times New Roman" w:eastAsia="ＭＳ 明朝"/>
           <w:lang w:val="en-US" w:eastAsia="ja-JP"/>
         </w:rPr>
-        <w:t xml:space="preserve">図 1 はこれらの知見を模式的に示す。</w:t>
+        <w:t xml:space="preserve">図 1 はこれらの知見を模式的に示す．</w:t>
       </w:r>
     </w:p>
     <w:tbl>
@@ -965,7 +857,7 @@
                 <w:rFonts w:ascii="Times New Roman" w:hAnsi="Times New Roman" w:cs="Times New Roman" w:eastAsia="ＭＳ 明朝"/>
                 <w:lang w:val="en-US" w:eastAsia="ja-JP"/>
               </w:rPr>
-              <w:t xml:space="preserve">図1. 本研究の結論の模式図。</w:t>
+              <w:t xml:space="preserve">図1．本研究の結論の模式図．</w:t>
             </w:r>
           </w:p>
         </w:tc>
@@ -990,7 +882,7 @@
           <w:rFonts w:ascii="Times New Roman" w:hAnsi="Times New Roman" w:cs="Times New Roman" w:eastAsia="ＭＳ 明朝"/>
           <w:lang w:val="en-US" w:eastAsia="ja-JP"/>
         </w:rPr>
-        <w:t xml:space="preserve">本研究の主眼は、最先端手法との性能競争ではなく、仮説を立てて条件を統制し、探索構造と演算子の関係を切り分けることにある。</w:t>
+        <w:t xml:space="preserve">本研究の主眼は，最先端手法との性能競争ではなく，仮説を立てて条件を統制し，探索構造と演算子の関係を切り分けることにある．</w:t>
       </w:r>
     </w:p>
     <w:p>
@@ -1021,7 +913,7 @@
           <w:rFonts w:ascii="Times New Roman" w:hAnsi="Times New Roman" w:cs="Times New Roman" w:eastAsia="ＭＳ 明朝"/>
           <w:lang w:val="en-US" w:eastAsia="ja-JP"/>
         </w:rPr>
-        <w:t xml:space="preserve">再スケジューリング研究は、生産効率だけを目的とするものと、安定性もあわせて求めるものに分かれる。前者が多数を占めることは繰り返し指摘されており [3][27]、本研究が前提とする後者では、安定性を確保する方法がさらに二つのアプローチに分かれる。</w:t>
+        <w:t xml:space="preserve">再スケジューリング研究は，生産効率だけを目的とするものと，安定性もあわせて求めるものに分かれる．前者が多数を占めることは繰り返し指摘されており [3][27]，本研究が前提とする後者では，安定性を確保する方法がさらに二つのアプローチに分かれる．</w:t>
       </w:r>
     </w:p>
     <w:p>
@@ -1036,29 +928,14 @@
           <w:b/>
           <w:lang w:val="en-US" w:eastAsia="ja-JP"/>
         </w:rPr>
-        <w:t xml:space="preserve">安定性を目的関数に組み込むアプローチ（併合型）.</w:t>
-      </w:r>
-      <w:r>
-        <w:rPr>
-          <w:rFonts w:ascii="Times New Roman" w:hAnsi="Times New Roman" w:cs="Times New Roman" w:eastAsia="ＭＳ 明朝"/>
-          <w:lang w:val="en-US" w:eastAsia="ja-JP"/>
-        </w:rPr>
-        <w:t xml:space="preserve"> 再スケジューリングで生産効率と安定性を同時に最適化する試みは、単一機械で両者を評価基準として定式化した Wu ら [14] に始まる。JSSP では Rangsaritratsamee ら [3] が GA に局所探索を組み合わせた memetic 構成の解法を、Zhang ら [4] が GA と tabu search のハイブリッドを提案し、フレキシブル JSSP（FJSP）では Fattahi &amp; Fallahi [18] が同じく memetic 構成の解法を適用している。3 件とも生産効率と安定性を重みで一本のスカラーに束ねる。Pareto 支配では、Valledor ら [34] が置換フローショップで 総所要時間・重み付き総納期遅れ・開始時刻偏差の 3 目的を NSGA-II 系で、Luo ら [35] が動的 FJSP で生産効率と安定性の 2 目的を並列 NSGA-II で解いている。いずれも安定性を</w:t>
-      </w:r>
-      <w:r>
-        <w:rPr>
-          <w:rFonts w:ascii="Times New Roman" w:hAnsi="Times New Roman" w:cs="Times New Roman" w:eastAsia="ＭＳ 明朝"/>
-          <w:b/>
-          <w:lang w:val="en-US" w:eastAsia="ja-JP"/>
-        </w:rPr>
-        <w:t xml:space="preserve">目的関数の一項</w:t>
-      </w:r>
-      <w:r>
-        <w:rPr>
-          <w:rFonts w:ascii="Times New Roman" w:hAnsi="Times New Roman" w:cs="Times New Roman" w:eastAsia="ＭＳ 明朝"/>
-          <w:lang w:val="en-US" w:eastAsia="ja-JP"/>
-        </w:rPr>
-        <w:t xml:space="preserve">として扱う点で共通する。</w:t>
+        <w:t xml:space="preserve">安定性を目的関数に組み込むアプローチ（併合型）．</w:t>
+      </w:r>
+      <w:r>
+        <w:rPr>
+          <w:rFonts w:ascii="Times New Roman" w:hAnsi="Times New Roman" w:cs="Times New Roman" w:eastAsia="ＭＳ 明朝"/>
+          <w:lang w:val="en-US" w:eastAsia="ja-JP"/>
+        </w:rPr>
+        <w:t xml:space="preserve">再スケジューリングで生産効率と安定性を同時に最適化する試みは，単一機械で両者を評価基準として定式化した Wu ら [14] に始まる．JSSP では Rangsaritratsamee ら [3] が GA に局所探索を組み合わせた memetic 構成の解法を，Zhang ら [4] が GA と tabu search のハイブリッドを提案し，フレキシブル JSSP（FJSP）では Fattahi &amp; Fallahi [18] が同じく memetic 構成の解法を適用している．3 件とも生産効率と安定性を重みで一本のスカラーに束ねる．Pareto 支配では，Valledor ら [34] が置換フローショップで 総所要時間・重み付き総納期遅れ・開始時刻偏差の 3 目的を NSGA-II 系で，Luo ら [35] が動的 FJSP で生産効率と安定性の 2 目的を並列 NSGA-II で解いている．いずれも安定性を目的関数の一項として扱う点で共通する．</w:t>
       </w:r>
     </w:p>
     <w:p>
@@ -1073,29 +950,14 @@
           <w:b/>
           <w:lang w:val="en-US" w:eastAsia="ja-JP"/>
         </w:rPr>
-        <w:t xml:space="preserve">安定性を探索空間の制限で担うアプローチ（範囲限定型）.</w:t>
-      </w:r>
-      <w:r>
-        <w:rPr>
-          <w:rFonts w:ascii="Times New Roman" w:hAnsi="Times New Roman" w:cs="Times New Roman" w:eastAsia="ＭＳ 明朝"/>
-          <w:lang w:val="en-US" w:eastAsia="ja-JP"/>
-        </w:rPr>
-        <w:t xml:space="preserve"> 一方、Bean ら [15] は復帰時点までを再スケジュールする match-up scheduling を、Abumaizar &amp; Svestka [16] は影響波及作業のみの AOR を提案した。Zakaria &amp; Petrovic [17] は染色体を区間に限定し、Sun ら [27] は再最適化の範囲を 4 段階に整理している。いずれも安定性を</w:t>
-      </w:r>
-      <w:r>
-        <w:rPr>
-          <w:rFonts w:ascii="Times New Roman" w:hAnsi="Times New Roman" w:cs="Times New Roman" w:eastAsia="ＭＳ 明朝"/>
-          <w:b/>
-          <w:lang w:val="en-US" w:eastAsia="ja-JP"/>
-        </w:rPr>
-        <w:t xml:space="preserve">探索空間の制限</w:t>
-      </w:r>
-      <w:r>
-        <w:rPr>
-          <w:rFonts w:ascii="Times New Roman" w:hAnsi="Times New Roman" w:cs="Times New Roman" w:eastAsia="ＭＳ 明朝"/>
-          <w:lang w:val="en-US" w:eastAsia="ja-JP"/>
-        </w:rPr>
-        <w:t xml:space="preserve">で確保する点で共通する。</w:t>
+        <w:t xml:space="preserve">安定性を探索空間の制限で担うアプローチ（範囲限定型）．</w:t>
+      </w:r>
+      <w:r>
+        <w:rPr>
+          <w:rFonts w:ascii="Times New Roman" w:hAnsi="Times New Roman" w:cs="Times New Roman" w:eastAsia="ＭＳ 明朝"/>
+          <w:lang w:val="en-US" w:eastAsia="ja-JP"/>
+        </w:rPr>
+        <w:t xml:space="preserve">一方，Bean ら [15] は復帰時点までを再スケジュールする match-up scheduling を，Abumaizar &amp; Svestka [16] は影響波及作業のみの AOR を提案した．Zakaria &amp; Petrovic [17] は染色体を区間に限定し，Sun ら [27] は再最適化の範囲を 4 段階に整理している．いずれも安定性を探索空間の制限で確保する点で共通する．</w:t>
       </w:r>
     </w:p>
     <w:p>
@@ -1110,14 +972,58 @@
           <w:b/>
           <w:lang w:val="en-US" w:eastAsia="ja-JP"/>
         </w:rPr>
-        <w:t xml:space="preserve">残された課題.</w:t>
-      </w:r>
-      <w:r>
-        <w:rPr>
-          <w:rFonts w:ascii="Times New Roman" w:hAnsi="Times New Roman" w:cs="Times New Roman" w:eastAsia="ＭＳ 明朝"/>
-          <w:lang w:val="en-US" w:eastAsia="ja-JP"/>
-        </w:rPr>
-        <w:t xml:space="preserve"> 上記二つのアプローチを踏まえると、われわれの知る限り、課題は三つ残る。</w:t>
+        <w:t xml:space="preserve">残された課題．</w:t>
+      </w:r>
+      <w:r>
+        <w:rPr>
+          <w:rFonts w:ascii="Times New Roman" w:hAnsi="Times New Roman" w:cs="Times New Roman" w:eastAsia="ＭＳ 明朝"/>
+          <w:lang w:val="en-US" w:eastAsia="ja-JP"/>
+        </w:rPr>
+        <w:t xml:space="preserve">上記二つのアプローチを踏まえると，われわれの知る限り，課題は三つ残る．第一に，探索構造の差が検証されていない． 両アプローチを通して，メタヒューリスティクスによる解法は多点探索に集中しており [3][4][17][18][27][34][35]，「初期スケジュール </w:t>
+      </w:r>
+      <w:r>
+        <w:rPr>
+          <w:rFonts w:ascii="Times New Roman" w:hAnsi="Times New Roman" w:cs="Times New Roman"/>
+          <w:i/>
+        </w:rPr>
+        <w:t xml:space="preserve">S</w:t>
+      </w:r>
+      <w:r>
+        <w:rPr>
+          <w:rFonts w:ascii="Times New Roman" w:hAnsi="Times New Roman" w:cs="Times New Roman"/>
+          <w:i/>
+          <w:vertAlign w:val="subscript"/>
+        </w:rPr>
+        <w:t xml:space="preserve">p</w:t>
+      </w:r>
+      <w:r>
+        <w:rPr>
+          <w:rFonts w:ascii="Times New Roman" w:hAnsi="Times New Roman" w:cs="Times New Roman" w:eastAsia="ＭＳ 明朝"/>
+          <w:lang w:val="en-US" w:eastAsia="ja-JP"/>
+        </w:rPr>
+        <w:t xml:space="preserve"> の順序を保った解が，安定性では最適で MS も小さく，探索開始前から手元にある」という再スケジューリング固有の特性が探索構造（単点探索／多点探索）の間にどのような差を生むかは分析されていない．第二に，その差を読み取れる評価の形式がない． 比較は，少数の重み設定でのスカラー値 [3][4]，安定性を併記した生産効率指標 [27]，Pareto フロント全体の hypervolume 等の指標 [34][35] といった形で行われ，高安定領域に限った HV は測られていない．第三に，解を </w:t>
+      </w:r>
+      <w:r>
+        <w:rPr>
+          <w:rFonts w:ascii="Times New Roman" w:hAnsi="Times New Roman" w:cs="Times New Roman"/>
+          <w:i/>
+        </w:rPr>
+        <w:t xml:space="preserve">S</w:t>
+      </w:r>
+      <w:r>
+        <w:rPr>
+          <w:rFonts w:ascii="Times New Roman" w:hAnsi="Times New Roman" w:cs="Times New Roman"/>
+          <w:i/>
+          <w:vertAlign w:val="subscript"/>
+        </w:rPr>
+        <w:t xml:space="preserve">p</w:t>
+      </w:r>
+      <w:r>
+        <w:rPr>
+          <w:rFonts w:ascii="Times New Roman" w:hAnsi="Times New Roman" w:cs="Times New Roman" w:eastAsia="ＭＳ 明朝"/>
+          <w:lang w:val="en-US" w:eastAsia="ja-JP"/>
+        </w:rPr>
+        <w:t xml:space="preserve"> に近づける移動がない． 併合型は安定性を解の</w:t>
       </w:r>
       <w:r>
         <w:rPr>
@@ -1125,14 +1031,29 @@
           <w:b/>
           <w:lang w:val="en-US" w:eastAsia="ja-JP"/>
         </w:rPr>
-        <w:t xml:space="preserve">第一に、探索構造の差が検証されていない。</w:t>
-      </w:r>
-      <w:r>
-        <w:rPr>
-          <w:rFonts w:ascii="Times New Roman" w:hAnsi="Times New Roman" w:cs="Times New Roman" w:eastAsia="ＭＳ 明朝"/>
-          <w:lang w:val="en-US" w:eastAsia="ja-JP"/>
-        </w:rPr>
-        <w:t xml:space="preserve"> 両アプローチを通して、メタヒューリスティクスによる解法は多点探索に集中しており [3][4][17][18][27][34][35]、「初期スケジュール </w:t>
+        <w:t xml:space="preserve">評価</w:t>
+      </w:r>
+      <w:r>
+        <w:rPr>
+          <w:rFonts w:ascii="Times New Roman" w:hAnsi="Times New Roman" w:cs="Times New Roman" w:eastAsia="ＭＳ 明朝"/>
+          <w:lang w:val="en-US" w:eastAsia="ja-JP"/>
+        </w:rPr>
+        <w:t xml:space="preserve">に織り込み，範囲限定型は探索</w:t>
+      </w:r>
+      <w:r>
+        <w:rPr>
+          <w:rFonts w:ascii="Times New Roman" w:hAnsi="Times New Roman" w:cs="Times New Roman" w:eastAsia="ＭＳ 明朝"/>
+          <w:b/>
+          <w:lang w:val="en-US" w:eastAsia="ja-JP"/>
+        </w:rPr>
+        <w:t xml:space="preserve">空間</w:t>
+      </w:r>
+      <w:r>
+        <w:rPr>
+          <w:rFonts w:ascii="Times New Roman" w:hAnsi="Times New Roman" w:cs="Times New Roman" w:eastAsia="ＭＳ 明朝"/>
+          <w:lang w:val="en-US" w:eastAsia="ja-JP"/>
+        </w:rPr>
+        <w:t xml:space="preserve">を切って構造的に保証する（その代わり，制限の外側にある生産効率‒安定性トレードオフ解を探索対象から外す）．どちらも，解を </w:t>
       </w:r>
       <w:r>
         <w:rPr>
@@ -1154,7 +1075,7 @@
           <w:rFonts w:ascii="Times New Roman" w:hAnsi="Times New Roman" w:cs="Times New Roman" w:eastAsia="ＭＳ 明朝"/>
           <w:lang w:val="en-US" w:eastAsia="ja-JP"/>
         </w:rPr>
-        <w:t xml:space="preserve"> の順序を保った解が、安定性では最適で MS も小さく、探索開始前から手元にある」という再スケジューリング固有の特性が探索構造（単点探索／多点探索）の間にどのような差を生むかは分析されていない。</w:t>
+        <w:t xml:space="preserve"> に近づける</w:t>
       </w:r>
       <w:r>
         <w:rPr>
@@ -1162,113 +1083,6 @@
           <w:b/>
           <w:lang w:val="en-US" w:eastAsia="ja-JP"/>
         </w:rPr>
-        <w:t xml:space="preserve">第二に、その差を読み取れる評価の形式がない。</w:t>
-      </w:r>
-      <w:r>
-        <w:rPr>
-          <w:rFonts w:ascii="Times New Roman" w:hAnsi="Times New Roman" w:cs="Times New Roman" w:eastAsia="ＭＳ 明朝"/>
-          <w:lang w:val="en-US" w:eastAsia="ja-JP"/>
-        </w:rPr>
-        <w:t xml:space="preserve"> 比較は、少数の重み設定でのスカラー値 [3][4]、安定性を併記した生産効率指標 [27]、Pareto フロント全体の hypervolume 等の指標 [34][35] といった形で行われ、高安定領域に限った HV は測られていない。</w:t>
-      </w:r>
-      <w:r>
-        <w:rPr>
-          <w:rFonts w:ascii="Times New Roman" w:hAnsi="Times New Roman" w:cs="Times New Roman" w:eastAsia="ＭＳ 明朝"/>
-          <w:b/>
-          <w:lang w:val="en-US" w:eastAsia="ja-JP"/>
-        </w:rPr>
-        <w:t xml:space="preserve">第三に、解を </w:t>
-      </w:r>
-      <w:r>
-        <w:rPr>
-          <w:rFonts w:ascii="Times New Roman" w:hAnsi="Times New Roman" w:cs="Times New Roman"/>
-          <w:b/>
-          <w:i/>
-        </w:rPr>
-        <w:t xml:space="preserve">S</w:t>
-      </w:r>
-      <w:r>
-        <w:rPr>
-          <w:rFonts w:ascii="Times New Roman" w:hAnsi="Times New Roman" w:cs="Times New Roman"/>
-          <w:b/>
-          <w:i/>
-          <w:vertAlign w:val="subscript"/>
-        </w:rPr>
-        <w:t xml:space="preserve">p</w:t>
-      </w:r>
-      <w:r>
-        <w:rPr>
-          <w:rFonts w:ascii="Times New Roman" w:hAnsi="Times New Roman" w:cs="Times New Roman" w:eastAsia="ＭＳ 明朝"/>
-          <w:b/>
-          <w:lang w:val="en-US" w:eastAsia="ja-JP"/>
-        </w:rPr>
-        <w:t xml:space="preserve"> に近づける移動がない。</w:t>
-      </w:r>
-      <w:r>
-        <w:rPr>
-          <w:rFonts w:ascii="Times New Roman" w:hAnsi="Times New Roman" w:cs="Times New Roman" w:eastAsia="ＭＳ 明朝"/>
-          <w:lang w:val="en-US" w:eastAsia="ja-JP"/>
-        </w:rPr>
-        <w:t xml:space="preserve"> 併合型は安定性を解の</w:t>
-      </w:r>
-      <w:r>
-        <w:rPr>
-          <w:rFonts w:ascii="Times New Roman" w:hAnsi="Times New Roman" w:cs="Times New Roman" w:eastAsia="ＭＳ 明朝"/>
-          <w:b/>
-          <w:lang w:val="en-US" w:eastAsia="ja-JP"/>
-        </w:rPr>
-        <w:t xml:space="preserve">評価</w:t>
-      </w:r>
-      <w:r>
-        <w:rPr>
-          <w:rFonts w:ascii="Times New Roman" w:hAnsi="Times New Roman" w:cs="Times New Roman" w:eastAsia="ＭＳ 明朝"/>
-          <w:lang w:val="en-US" w:eastAsia="ja-JP"/>
-        </w:rPr>
-        <w:t xml:space="preserve">に織り込み、範囲限定型は探索</w:t>
-      </w:r>
-      <w:r>
-        <w:rPr>
-          <w:rFonts w:ascii="Times New Roman" w:hAnsi="Times New Roman" w:cs="Times New Roman" w:eastAsia="ＭＳ 明朝"/>
-          <w:b/>
-          <w:lang w:val="en-US" w:eastAsia="ja-JP"/>
-        </w:rPr>
-        <w:t xml:space="preserve">空間</w:t>
-      </w:r>
-      <w:r>
-        <w:rPr>
-          <w:rFonts w:ascii="Times New Roman" w:hAnsi="Times New Roman" w:cs="Times New Roman" w:eastAsia="ＭＳ 明朝"/>
-          <w:lang w:val="en-US" w:eastAsia="ja-JP"/>
-        </w:rPr>
-        <w:t xml:space="preserve">を切って構造的に保証する（その代わり、制限の外側にある生産効率‒安定性トレードオフ解を探索対象から外す）。どちらも、解を </w:t>
-      </w:r>
-      <w:r>
-        <w:rPr>
-          <w:rFonts w:ascii="Times New Roman" w:hAnsi="Times New Roman" w:cs="Times New Roman"/>
-          <w:i/>
-        </w:rPr>
-        <w:t xml:space="preserve">S</w:t>
-      </w:r>
-      <w:r>
-        <w:rPr>
-          <w:rFonts w:ascii="Times New Roman" w:hAnsi="Times New Roman" w:cs="Times New Roman"/>
-          <w:i/>
-          <w:vertAlign w:val="subscript"/>
-        </w:rPr>
-        <w:t xml:space="preserve">p</w:t>
-      </w:r>
-      <w:r>
-        <w:rPr>
-          <w:rFonts w:ascii="Times New Roman" w:hAnsi="Times New Roman" w:cs="Times New Roman" w:eastAsia="ＭＳ 明朝"/>
-          <w:lang w:val="en-US" w:eastAsia="ja-JP"/>
-        </w:rPr>
-        <w:t xml:space="preserve"> に近づける</w:t>
-      </w:r>
-      <w:r>
-        <w:rPr>
-          <w:rFonts w:ascii="Times New Roman" w:hAnsi="Times New Roman" w:cs="Times New Roman" w:eastAsia="ＭＳ 明朝"/>
-          <w:b/>
-          <w:lang w:val="en-US" w:eastAsia="ja-JP"/>
-        </w:rPr>
         <w:t xml:space="preserve">移動</w:t>
       </w:r>
       <w:r>
@@ -1276,7 +1090,7 @@
           <w:rFonts w:ascii="Times New Roman" w:hAnsi="Times New Roman" w:cs="Times New Roman" w:eastAsia="ＭＳ 明朝"/>
           <w:lang w:val="en-US" w:eastAsia="ja-JP"/>
         </w:rPr>
-        <w:t xml:space="preserve">自体は持たない。</w:t>
+        <w:t xml:space="preserve">自体は持たない．</w:t>
       </w:r>
     </w:p>
     <w:p>
@@ -1291,29 +1105,14 @@
           <w:b/>
           <w:lang w:val="en-US" w:eastAsia="ja-JP"/>
         </w:rPr>
-        <w:t xml:space="preserve">二つの仮説.</w:t>
-      </w:r>
-      <w:r>
-        <w:rPr>
-          <w:rFonts w:ascii="Times New Roman" w:hAnsi="Times New Roman" w:cs="Times New Roman" w:eastAsia="ＭＳ 明朝"/>
-          <w:lang w:val="en-US" w:eastAsia="ja-JP"/>
-        </w:rPr>
-        <w:t xml:space="preserve"> これらの課題に対し、本研究は §1 で述べた</w:t>
-      </w:r>
-      <w:r>
-        <w:rPr>
-          <w:rFonts w:ascii="Times New Roman" w:hAnsi="Times New Roman" w:cs="Times New Roman" w:eastAsia="ＭＳ 明朝"/>
-          <w:b/>
-          <w:lang w:val="en-US" w:eastAsia="ja-JP"/>
-        </w:rPr>
-        <w:t xml:space="preserve">高安定 HV</w:t>
-      </w:r>
-      <w:r>
-        <w:rPr>
-          <w:rFonts w:ascii="Times New Roman" w:hAnsi="Times New Roman" w:cs="Times New Roman" w:eastAsia="ＭＳ 明朝"/>
-          <w:lang w:val="en-US" w:eastAsia="ja-JP"/>
-        </w:rPr>
-        <w:t xml:space="preserve">（高安定領域に限った HV, §3.4）を応答として、次の二つの仮説を立てる。</w:t>
+        <w:t xml:space="preserve">二つの仮説．</w:t>
+      </w:r>
+      <w:r>
+        <w:rPr>
+          <w:rFonts w:ascii="Times New Roman" w:hAnsi="Times New Roman" w:cs="Times New Roman" w:eastAsia="ＭＳ 明朝"/>
+          <w:lang w:val="en-US" w:eastAsia="ja-JP"/>
+        </w:rPr>
+        <w:t xml:space="preserve">これらの課題に対し，本研究は §1 で述べた高安定 HV（高安定領域に限った HV，§3.4）を応答として，次の二つの仮説を立てる．</w:t>
       </w:r>
     </w:p>
     <w:p>
@@ -1357,7 +1156,7 @@
           <w:rFonts w:ascii="Times New Roman" w:hAnsi="Times New Roman" w:cs="Times New Roman" w:eastAsia="ＭＳ 明朝"/>
           <w:lang w:val="en-US" w:eastAsia="ja-JP"/>
         </w:rPr>
-        <w:t xml:space="preserve"> を初期解として小さな変更を積み重ねるので、高安定領域の解を数多く生成する。これに対し多点探索（Memetic）は、交叉で 2 親の染色体を組み替えて子個体を作るが、組み替えは </w:t>
+        <w:t xml:space="preserve"> を初期解として小さな変更を積み重ねるので，高安定領域の解を数多く生成する．これに対し多点探索（Memetic）は，交叉で 2 親の染色体を組み替えて子個体を作るが，組み替えは </w:t>
       </w:r>
       <w:r>
         <w:rPr>
@@ -1379,7 +1178,7 @@
           <w:rFonts w:ascii="Times New Roman" w:hAnsi="Times New Roman" w:cs="Times New Roman" w:eastAsia="ＭＳ 明朝"/>
           <w:lang w:val="en-US" w:eastAsia="ja-JP"/>
         </w:rPr>
-        <w:t xml:space="preserve"> からの小さな変更では表せない飛躍を伴うため、高安定領域の解をほとんど生成できない。したがって、同じ局所探索を備えても</w:t>
+        <w:t xml:space="preserve"> からの小さな変更では表せない飛躍を伴うため，高安定領域の解をほとんど生成できない．したがって，同じ局所探索を備えても</w:t>
       </w:r>
       <w:r>
         <w:rPr>
@@ -1394,7 +1193,7 @@
           <w:rFonts w:ascii="Times New Roman" w:hAnsi="Times New Roman" w:cs="Times New Roman" w:eastAsia="ＭＳ 明朝"/>
           <w:lang w:val="en-US" w:eastAsia="ja-JP"/>
         </w:rPr>
-        <w:t xml:space="preserve">。</w:t>
+        <w:t xml:space="preserve">．</w:t>
       </w:r>
     </w:p>
     <w:p>
@@ -1416,7 +1215,7 @@
           <w:rFonts w:ascii="Times New Roman" w:hAnsi="Times New Roman" w:cs="Times New Roman" w:eastAsia="ＭＳ 明朝"/>
           <w:lang w:val="en-US" w:eastAsia="ja-JP"/>
         </w:rPr>
-        <w:t xml:space="preserve">（図 1(b)）：仮説1 が成り立つなら、多点探索は高安定領域の解を得られていない。本研究は、これを得る手段として、解を </w:t>
+        <w:t xml:space="preserve">（図 1(b)）：仮説1 が成り立つなら，多点探索は高安定領域の解を得られていない．本研究は，これを得る手段として，解を </w:t>
       </w:r>
       <w:r>
         <w:rPr>
@@ -1438,7 +1237,7 @@
           <w:rFonts w:ascii="Times New Roman" w:hAnsi="Times New Roman" w:cs="Times New Roman" w:eastAsia="ＭＳ 明朝"/>
           <w:lang w:val="en-US" w:eastAsia="ja-JP"/>
         </w:rPr>
-        <w:t xml:space="preserve"> に近づける移動を安定性誘導演算子として設計する（§3.3）。</w:t>
+        <w:t xml:space="preserve"> に近づける移動を安定性誘導演算子として設計する（§3.3）．</w:t>
       </w:r>
       <w:r>
         <w:rPr>
@@ -1482,7 +1281,7 @@
           <w:rFonts w:ascii="Times New Roman" w:hAnsi="Times New Roman" w:cs="Times New Roman" w:eastAsia="ＭＳ 明朝"/>
           <w:lang w:val="en-US" w:eastAsia="ja-JP"/>
         </w:rPr>
-        <w:t xml:space="preserve"> へ戻す経路上には、順序偏差が小さく MS の劣化も小さい解が現れる。したがって、これを多点探索に組み込めば</w:t>
+        <w:t xml:space="preserve"> へ戻す経路上には，順序偏差が小さく MS の劣化も小さい解が現れる．したがって，</w:t>
       </w:r>
       <w:r>
         <w:rPr>
@@ -1490,14 +1289,14 @@
           <w:b/>
           <w:lang w:val="en-US" w:eastAsia="ja-JP"/>
         </w:rPr>
-        <w:t xml:space="preserve">その高安定 HV は向上する</w:t>
-      </w:r>
-      <w:r>
-        <w:rPr>
-          <w:rFonts w:ascii="Times New Roman" w:hAnsi="Times New Roman" w:cs="Times New Roman" w:eastAsia="ＭＳ 明朝"/>
-          <w:lang w:val="en-US" w:eastAsia="ja-JP"/>
-        </w:rPr>
-        <w:t xml:space="preserve">。</w:t>
+        <w:t xml:space="preserve">安定性誘導演算子を組み込めば多点探索の高安定 HV は向上する</w:t>
+      </w:r>
+      <w:r>
+        <w:rPr>
+          <w:rFonts w:ascii="Times New Roman" w:hAnsi="Times New Roman" w:cs="Times New Roman" w:eastAsia="ＭＳ 明朝"/>
+          <w:lang w:val="en-US" w:eastAsia="ja-JP"/>
+        </w:rPr>
+        <w:t xml:space="preserve">．</w:t>
       </w:r>
     </w:p>
     <w:p>
@@ -1511,7 +1310,7 @@
           <w:rFonts w:ascii="Times New Roman" w:hAnsi="Times New Roman" w:cs="Times New Roman" w:eastAsia="ＭＳ 明朝"/>
           <w:lang w:val="en-US" w:eastAsia="ja-JP"/>
         </w:rPr>
-        <w:t xml:space="preserve">なお、単点探索は演算子なしでも高安定領域の解を得ているため、単点探索側には仮説を置かず、同一の演算子を両探索構造に組み込んで効果を比較する（§4.2）。</w:t>
+        <w:t xml:space="preserve">なお，単点探索は演算子なしでも高安定領域の解を得ているため，単点探索側には仮説を置かず，同一の演算子を両探索構造に組み込んで効果を比較する（§4.2）．</w:t>
       </w:r>
     </w:p>
     <w:p>
@@ -1542,7 +1341,7 @@
           <w:rFonts w:ascii="Times New Roman" w:hAnsi="Times New Roman" w:cs="Times New Roman" w:eastAsia="ＭＳ 明朝"/>
           <w:lang w:val="en-US" w:eastAsia="ja-JP"/>
         </w:rPr>
-        <w:t xml:space="preserve">本節は、問題設定（§3.1）と 2 つの因子・応答の設計（§3.2〜§3.4）によって、§2 の仮説を検定可能な形に落とす。</w:t>
+        <w:t xml:space="preserve">本節は，問題設定（§3.1）と 2 つの因子・応答の設計（§3.2〜§3.4）によって，§2 の仮説を検定可能な形に落とす．</w:t>
       </w:r>
     </w:p>
     <w:p>
@@ -1573,7 +1372,7 @@
           <w:rFonts w:ascii="Times New Roman" w:hAnsi="Times New Roman" w:cs="Times New Roman" w:eastAsia="ＭＳ 明朝"/>
           <w:lang w:val="en-US" w:eastAsia="ja-JP"/>
         </w:rPr>
-        <w:t xml:space="preserve">作業遅延は作業集合を変えず処理順序の再調整だけで対処でき、修正スケジュールを高安定領域に保つ前提が最も素直に成立する外乱である。そこで本研究は、外乱を単一の作業遅延（遅延量 </w:t>
+        <w:t xml:space="preserve">作業遅延は作業集合を変えず処理順序の再調整だけで対処でき，修正スケジュールを高安定領域に保つ前提が最も素直に成立する外乱である．そこで本研究は，外乱を単一の作業遅延（遅延量 </w:t>
       </w:r>
       <w:r>
         <w:rPr>
@@ -1587,7 +1386,7 @@
           <w:rFonts w:ascii="Times New Roman" w:hAnsi="Times New Roman" w:cs="Times New Roman" w:eastAsia="ＭＳ 明朝"/>
           <w:lang w:val="en-US" w:eastAsia="ja-JP"/>
         </w:rPr>
-        <w:t xml:space="preserve">）に限定する。</w:t>
+        <w:t xml:space="preserve">）に限定する．</w:t>
       </w:r>
       <w:r>
         <w:rPr>
@@ -1615,7 +1414,7 @@
           <w:rFonts w:ascii="Times New Roman" w:hAnsi="Times New Roman" w:cs="Times New Roman" w:eastAsia="ＭＳ 明朝"/>
           <w:lang w:val="en-US" w:eastAsia="ja-JP"/>
         </w:rPr>
-        <w:t xml:space="preserve"> 機械の JSSP でこの遅延が生じた後、初期スケジュール </w:t>
+        <w:t xml:space="preserve"> 機械の JSSP でこの遅延が生じた後，初期スケジュール </w:t>
       </w:r>
       <w:r>
         <w:rPr>
@@ -1659,7 +1458,7 @@
           <w:rFonts w:ascii="Times New Roman" w:hAnsi="Times New Roman" w:cs="Times New Roman" w:eastAsia="ＭＳ 明朝"/>
           <w:lang w:val="en-US" w:eastAsia="ja-JP"/>
         </w:rPr>
-        <w:t xml:space="preserve"> を求める。遅延の発生から再スケジューリング時刻 </w:t>
+        <w:t xml:space="preserve"> を求める．遅延の発生から再スケジューリング時刻 </w:t>
       </w:r>
       <w:r>
         <w:rPr>
@@ -1681,7 +1480,7 @@
           <w:rFonts w:ascii="Times New Roman" w:hAnsi="Times New Roman" w:cs="Times New Roman" w:eastAsia="ＭＳ 明朝"/>
           <w:lang w:val="en-US" w:eastAsia="ja-JP"/>
         </w:rPr>
-        <w:t xml:space="preserve">（遅延解消時刻）までの間、現場は機械上の順序を </w:t>
+        <w:t xml:space="preserve">（遅延解消時刻）までの間，現場は機械上の順序を </w:t>
       </w:r>
       <w:r>
         <w:rPr>
@@ -1703,7 +1502,7 @@
           <w:rFonts w:ascii="Times New Roman" w:hAnsi="Times New Roman" w:cs="Times New Roman" w:eastAsia="ＭＳ 明朝"/>
           <w:lang w:val="en-US" w:eastAsia="ja-JP"/>
         </w:rPr>
-        <w:t xml:space="preserve"> から変えずに遅延を吸収して実行を続ける（right-shift）。この実行で </w:t>
+        <w:t xml:space="preserve"> から変えずに遅延を吸収して実行を続ける（right-shift）．この実行で </w:t>
       </w:r>
       <w:r>
         <w:rPr>
@@ -1725,22 +1524,7 @@
           <w:rFonts w:ascii="Times New Roman" w:hAnsi="Times New Roman" w:cs="Times New Roman" w:eastAsia="ＭＳ 明朝"/>
           <w:lang w:val="en-US" w:eastAsia="ja-JP"/>
         </w:rPr>
-        <w:t xml:space="preserve"> より前に開始した作業はもう変更できないため、これらを</w:t>
-      </w:r>
-      <w:r>
-        <w:rPr>
-          <w:rFonts w:ascii="Times New Roman" w:hAnsi="Times New Roman" w:cs="Times New Roman" w:eastAsia="ＭＳ 明朝"/>
-          <w:b/>
-          <w:lang w:val="en-US" w:eastAsia="ja-JP"/>
-        </w:rPr>
-        <w:t xml:space="preserve">凍結</w:t>
-      </w:r>
-      <w:r>
-        <w:rPr>
-          <w:rFonts w:ascii="Times New Roman" w:hAnsi="Times New Roman" w:cs="Times New Roman" w:eastAsia="ＭＳ 明朝"/>
-          <w:lang w:val="en-US" w:eastAsia="ja-JP"/>
-        </w:rPr>
-        <w:t xml:space="preserve">する。</w:t>
+        <w:t xml:space="preserve"> より前に開始した作業はもう変更できないため，これらを凍結する．</w:t>
       </w:r>
       <w:r>
         <w:rPr>
@@ -1762,22 +1546,7 @@
           <w:rFonts w:ascii="Times New Roman" w:hAnsi="Times New Roman" w:cs="Times New Roman" w:eastAsia="ＭＳ 明朝"/>
           <w:lang w:val="en-US" w:eastAsia="ja-JP"/>
         </w:rPr>
-        <w:t xml:space="preserve"> 以降の作業を</w:t>
-      </w:r>
-      <w:r>
-        <w:rPr>
-          <w:rFonts w:ascii="Times New Roman" w:hAnsi="Times New Roman" w:cs="Times New Roman" w:eastAsia="ＭＳ 明朝"/>
-          <w:b/>
-          <w:lang w:val="en-US" w:eastAsia="ja-JP"/>
-        </w:rPr>
-        <w:t xml:space="preserve">最適化対象</w:t>
-      </w:r>
-      <w:r>
-        <w:rPr>
-          <w:rFonts w:ascii="Times New Roman" w:hAnsi="Times New Roman" w:cs="Times New Roman" w:eastAsia="ＭＳ 明朝"/>
-          <w:lang w:val="en-US" w:eastAsia="ja-JP"/>
-        </w:rPr>
-        <w:t xml:space="preserve">とし、その機械ごとの処理順序のみを決定変数とする。</w:t>
+        <w:t xml:space="preserve"> 以降の作業を最適化対象とし，その機械ごとの処理順序のみを決定変数とする．</w:t>
       </w:r>
     </w:p>
     <w:p>
@@ -1792,14 +1561,14 @@
           <w:b/>
           <w:lang w:val="en-US" w:eastAsia="ja-JP"/>
         </w:rPr>
-        <w:t xml:space="preserve">安定性指標.</w:t>
-      </w:r>
-      <w:r>
-        <w:rPr>
-          <w:rFonts w:ascii="Times New Roman" w:hAnsi="Times New Roman" w:cs="Times New Roman" w:eastAsia="ＭＳ 明朝"/>
-          <w:lang w:val="en-US" w:eastAsia="ja-JP"/>
-        </w:rPr>
-        <w:t xml:space="preserve"> 変更量の測り方は (i) 開始時刻偏差と (ii) 順序偏差の二系統に大別される。たとえば Sun ら [27] は両者を明示的に区別したうえで前者（開始時刻の絶対偏差和）を安定性指標に採る。本研究は、探索で用いる操作（N5 近傍と安定性誘導演算子の swap 移動, §3.2–3.3）がいずれも順列操作であること、および MS との独立性が高いことから後者を採用する。</w:t>
+        <w:t xml:space="preserve">安定性指標．</w:t>
+      </w:r>
+      <w:r>
+        <w:rPr>
+          <w:rFonts w:ascii="Times New Roman" w:hAnsi="Times New Roman" w:cs="Times New Roman" w:eastAsia="ＭＳ 明朝"/>
+          <w:lang w:val="en-US" w:eastAsia="ja-JP"/>
+        </w:rPr>
+        <w:t xml:space="preserve">変更量の測り方は (i) 開始時刻偏差と (ii) 順序偏差の二系統に大別される．たとえば Sun ら [27] は両者を明示的に区別したうえで前者（開始時刻の絶対偏差和）を安定性指標に採る．本研究は，探索で用いる操作（N5 近傍と安定性誘導演算子の swap 移動，§3.2–3.3）がいずれも順列操作であること，および MS との独立性が高いことから後者を採用する．</w:t>
       </w:r>
     </w:p>
     <w:p>
@@ -2116,7 +1885,7 @@
           <w:rFonts w:ascii="Times New Roman" w:hAnsi="Times New Roman" w:cs="Times New Roman" w:eastAsia="ＭＳ 明朝"/>
           <w:lang w:val="en-US" w:eastAsia="ja-JP"/>
         </w:rPr>
-        <w:t xml:space="preserve"> の処理順位、</w:t>
+        <w:t xml:space="preserve"> の処理順位，</w:t>
       </w:r>
       <w:r>
         <w:rPr>
@@ -2159,7 +1928,7 @@
           <w:rFonts w:ascii="Times New Roman" w:hAnsi="Times New Roman" w:cs="Times New Roman" w:eastAsia="ＭＳ 明朝"/>
           <w:lang w:val="en-US" w:eastAsia="ja-JP"/>
         </w:rPr>
-        <w:t xml:space="preserve"> 以降）の作業集合である。</w:t>
+        <w:t xml:space="preserve"> 以降）の作業集合である．</w:t>
       </w:r>
       <w:r>
         <w:rPr>
@@ -2207,7 +1976,7 @@
           <w:rFonts w:ascii="Times New Roman" w:hAnsi="Times New Roman" w:cs="Times New Roman" w:eastAsia="ＭＳ 明朝"/>
           <w:lang w:val="en-US" w:eastAsia="ja-JP"/>
         </w:rPr>
-        <w:t xml:space="preserve"> の機械順序を保った解に対応する。</w:t>
+        <w:t xml:space="preserve"> の機械順序を保った解に対応する．</w:t>
       </w:r>
     </w:p>
     <w:p>
@@ -2222,14 +1991,7 @@
           <w:b/>
           <w:lang w:val="en-US" w:eastAsia="ja-JP"/>
         </w:rPr>
-        <w:t xml:space="preserve">多目的とスカラー化.</w:t>
-      </w:r>
-      <w:r>
-        <w:rPr>
-          <w:rFonts w:ascii="Times New Roman" w:hAnsi="Times New Roman" w:cs="Times New Roman" w:eastAsia="ＭＳ 明朝"/>
-          <w:lang w:val="en-US" w:eastAsia="ja-JP"/>
-        </w:rPr>
-        <w:t xml:space="preserve"> </w:t>
+        <w:t xml:space="preserve">多目的とスカラー化．</w:t>
       </w:r>
       <w:r>
         <w:rPr>
@@ -2375,7 +2137,7 @@
           <w:rFonts w:ascii="Times New Roman" w:hAnsi="Times New Roman" w:cs="Times New Roman" w:eastAsia="ＭＳ 明朝"/>
           <w:lang w:val="en-US" w:eastAsia="ja-JP"/>
         </w:rPr>
-        <w:t xml:space="preserve"> を、重み </w:t>
+        <w:t xml:space="preserve"> を，重み </w:t>
       </w:r>
       <w:r>
         <w:rPr>
@@ -2425,7 +2187,7 @@
           <w:rFonts w:ascii="Times New Roman" w:hAnsi="Times New Roman" w:cs="Times New Roman" w:eastAsia="ＭＳ 明朝"/>
           <w:lang w:val="en-US" w:eastAsia="ja-JP"/>
         </w:rPr>
-        <w:t xml:space="preserve"> の重み付き和で解く。</w:t>
+        <w:t xml:space="preserve"> の重み付き和で解く．</w:t>
       </w:r>
     </w:p>
     <w:p>
@@ -2668,7 +2430,7 @@
           <w:rFonts w:ascii="Times New Roman" w:hAnsi="Times New Roman" w:cs="Times New Roman" w:eastAsia="ＭＳ 明朝"/>
           <w:lang w:val="en-US" w:eastAsia="ja-JP"/>
         </w:rPr>
-        <w:t xml:space="preserve"> は min-max 正規化値であり、</w:t>
+        <w:t xml:space="preserve"> は min-max 正規化値であり，</w:t>
       </w:r>
       <w:r>
         <w:rPr>
@@ -2682,7 +2444,7 @@
           <w:rFonts w:ascii="Times New Roman" w:hAnsi="Times New Roman" w:cs="Times New Roman" w:eastAsia="ＭＳ 明朝"/>
           <w:lang w:val="en-US" w:eastAsia="ja-JP"/>
         </w:rPr>
-        <w:t xml:space="preserve"> が大きいほど安定性を重視する。本研究は </w:t>
+        <w:t xml:space="preserve"> が大きいほど安定性を重視する．本研究は </w:t>
       </w:r>
       <w:r>
         <w:rPr>
@@ -2696,7 +2458,7 @@
           <w:rFonts w:ascii="Times New Roman" w:hAnsi="Times New Roman" w:cs="Times New Roman" w:eastAsia="ＭＳ 明朝"/>
           <w:lang w:val="en-US" w:eastAsia="ja-JP"/>
         </w:rPr>
-        <w:t xml:space="preserve"> を複数点で掃引し（weighted-sum sweep）、各点で独立に探索を走らせる。1 点ぶんの探索は、重みが定まった状態で再スケジューリングを 1 回行う実運用に対応する [3]。そのため、各点の探索を時間で追えば実運用での立ち上がりの速さが、全点の解を合わせればフロント全体の HV が、同じ実験から測れる（§3.4）。重み付き和は非凸フロントの凹部に届かない [8] が、全手法が同じスカラー化を共有し、探索中に訪問した凹部の解も UEA（§3.4）で記録されるため、構造差の比較への影響は限定的と考える。</w:t>
+        <w:t xml:space="preserve"> を複数点で掃引し（weighted-sum sweep），各点で独立に探索を走らせる．1 点ぶんの探索は，重みが定まった状態で再スケジューリングを 1 回行う実運用に対応する [3]．そのため，各点の探索を時間で追えば実運用での立ち上がりの速さが，全点の解を合わせればフロント全体の HV が，同じ実験から測れる（§3.4）．重み付き和は非凸フロントの凹部に届かない [8] が，全手法が同じスカラー化を共有し，探索中に訪問した凹部の解も UEA（§3.4）で記録されるため，構造差の比較への影響は限定的と考える．</w:t>
       </w:r>
     </w:p>
     <w:p>
@@ -2727,22 +2489,7 @@
           <w:rFonts w:ascii="Times New Roman" w:hAnsi="Times New Roman" w:cs="Times New Roman" w:eastAsia="ＭＳ 明朝"/>
           <w:lang w:val="en-US" w:eastAsia="ja-JP"/>
         </w:rPr>
-        <w:t xml:space="preserve">仮説1（§2）を検定するため、比較の中核を</w:t>
-      </w:r>
-      <w:r>
-        <w:rPr>
-          <w:rFonts w:ascii="Times New Roman" w:hAnsi="Times New Roman" w:cs="Times New Roman" w:eastAsia="ＭＳ 明朝"/>
-          <w:b/>
-          <w:lang w:val="en-US" w:eastAsia="ja-JP"/>
-        </w:rPr>
-        <w:t xml:space="preserve">ILS と Memetic の対比</w:t>
-      </w:r>
-      <w:r>
-        <w:rPr>
-          <w:rFonts w:ascii="Times New Roman" w:hAnsi="Times New Roman" w:cs="Times New Roman" w:eastAsia="ＭＳ 明朝"/>
-          <w:lang w:val="en-US" w:eastAsia="ja-JP"/>
-        </w:rPr>
-        <w:t xml:space="preserve">に置き、局所探索の有無という交絡を排して探索構造（単点探索 vs 多点探索）だけを対比する。</w:t>
+        <w:t xml:space="preserve">仮説1（§2）を検定するため，比較の中核を ILS と Memetic の対比に置き，局所探索の有無という交絡を排して探索構造（単点探索 vs 多点探索）だけを対比する．</w:t>
       </w:r>
     </w:p>
     <w:p>
@@ -2757,29 +2504,14 @@
           <w:b/>
           <w:lang w:val="en-US" w:eastAsia="ja-JP"/>
         </w:rPr>
-        <w:t xml:space="preserve">単点探索（ILS）.</w:t>
-      </w:r>
-      <w:r>
-        <w:rPr>
-          <w:rFonts w:ascii="Times New Roman" w:hAnsi="Times New Roman" w:cs="Times New Roman" w:eastAsia="ＭＳ 明朝"/>
-          <w:lang w:val="en-US" w:eastAsia="ja-JP"/>
-        </w:rPr>
-        <w:t xml:space="preserve"> ILS [22] は、現在解に摂動を加え、そこから局所探索で解を改善し、得られた解を受理するかを判定する、という反復で 1 つの解を改善していく枠組みである。単点探索の中で ILS を採る理由は、局所探索と摂動が独立した段に分離されている点にある。摂動の強度——現在解から一度にどれだけ離すか——を明示的に設定でき、安定性誘導演算子（§3.3）も、局所探索や受理判定を変えずに摂動の段へ組み込める。</w:t>
-      </w:r>
-      <w:r>
-        <w:rPr>
-          <w:rFonts w:ascii="Times New Roman" w:hAnsi="Times New Roman" w:cs="Times New Roman" w:eastAsia="ＭＳ 明朝"/>
-          <w:b/>
-          <w:lang w:val="en-US" w:eastAsia="ja-JP"/>
-        </w:rPr>
-        <w:t xml:space="preserve">初期解</w:t>
-      </w:r>
-      <w:r>
-        <w:rPr>
-          <w:rFonts w:ascii="Times New Roman" w:hAnsi="Times New Roman" w:cs="Times New Roman" w:eastAsia="ＭＳ 明朝"/>
-          <w:lang w:val="en-US" w:eastAsia="ja-JP"/>
-        </w:rPr>
-        <w:t xml:space="preserve">は </w:t>
+        <w:t xml:space="preserve">単点探索（ILS）．</w:t>
+      </w:r>
+      <w:r>
+        <w:rPr>
+          <w:rFonts w:ascii="Times New Roman" w:hAnsi="Times New Roman" w:cs="Times New Roman" w:eastAsia="ＭＳ 明朝"/>
+          <w:lang w:val="en-US" w:eastAsia="ja-JP"/>
+        </w:rPr>
+        <w:t xml:space="preserve">ILS [22] は，現在解に摂動を加え，そこから局所探索で解を改善し，得られた解を受理するかを判定する，という反復で 1 つの解を改善していく枠組みである．単点探索の中で ILS を採る理由は，局所探索と摂動が独立した段に分離されている点にある．摂動の強度——現在解から一度にどれだけ離すか——を明示的に設定でき，安定性誘導演算子（§3.3）も，局所探索や受理判定を変えずに摂動の段へ組み込める．初期解は </w:t>
       </w:r>
       <w:r>
         <w:rPr>
@@ -2801,22 +2533,7 @@
           <w:rFonts w:ascii="Times New Roman" w:hAnsi="Times New Roman" w:cs="Times New Roman" w:eastAsia="ＭＳ 明朝"/>
           <w:lang w:val="en-US" w:eastAsia="ja-JP"/>
         </w:rPr>
-        <w:t xml:space="preserve"> とする。</w:t>
-      </w:r>
-      <w:r>
-        <w:rPr>
-          <w:rFonts w:ascii="Times New Roman" w:hAnsi="Times New Roman" w:cs="Times New Roman" w:eastAsia="ＭＳ 明朝"/>
-          <w:b/>
-          <w:lang w:val="en-US" w:eastAsia="ja-JP"/>
-        </w:rPr>
-        <w:t xml:space="preserve">局所探索</w:t>
-      </w:r>
-      <w:r>
-        <w:rPr>
-          <w:rFonts w:ascii="Times New Roman" w:hAnsi="Times New Roman" w:cs="Times New Roman" w:eastAsia="ＭＳ 明朝"/>
-          <w:lang w:val="en-US" w:eastAsia="ja-JP"/>
-        </w:rPr>
-        <w:t xml:space="preserve">は ILS と Memetic で共有する JSSP 標準の N5 近傍 [1] で、候補をクリティカルブロック端の隣接 swap（MS 改善見込みのある手）に絞り、採否は </w:t>
+        <w:t xml:space="preserve"> とする．局所探索は ILS と Memetic で共有する JSSP 標準の N5 近傍 [1] で，候補をクリティカルブロック端の隣接 swap（MS 改善見込みのある手）に絞り，採否は </w:t>
       </w:r>
       <w:r>
         <w:rPr>
@@ -2849,37 +2566,7 @@
           <w:rFonts w:ascii="Times New Roman" w:hAnsi="Times New Roman" w:cs="Times New Roman" w:eastAsia="ＭＳ 明朝"/>
           <w:lang w:val="en-US" w:eastAsia="ja-JP"/>
         </w:rPr>
-        <w:t xml:space="preserve"> で評価する。</w:t>
-      </w:r>
-      <w:r>
-        <w:rPr>
-          <w:rFonts w:ascii="Times New Roman" w:hAnsi="Times New Roman" w:cs="Times New Roman" w:eastAsia="ＭＳ 明朝"/>
-          <w:b/>
-          <w:lang w:val="en-US" w:eastAsia="ja-JP"/>
-        </w:rPr>
-        <w:t xml:space="preserve">摂動</w:t>
-      </w:r>
-      <w:r>
-        <w:rPr>
-          <w:rFonts w:ascii="Times New Roman" w:hAnsi="Times New Roman" w:cs="Times New Roman" w:eastAsia="ＭＳ 明朝"/>
-          <w:lang w:val="en-US" w:eastAsia="ja-JP"/>
-        </w:rPr>
-        <w:t xml:space="preserve">は insert 移動で、強度（挿入手数）を停滞度に応じ鋸歯状に巡回させる。</w:t>
-      </w:r>
-      <w:r>
-        <w:rPr>
-          <w:rFonts w:ascii="Times New Roman" w:hAnsi="Times New Roman" w:cs="Times New Roman" w:eastAsia="ＭＳ 明朝"/>
-          <w:b/>
-          <w:lang w:val="en-US" w:eastAsia="ja-JP"/>
-        </w:rPr>
-        <w:t xml:space="preserve">受理判定</w:t>
-      </w:r>
-      <w:r>
-        <w:rPr>
-          <w:rFonts w:ascii="Times New Roman" w:hAnsi="Times New Roman" w:cs="Times New Roman" w:eastAsia="ＭＳ 明朝"/>
-          <w:lang w:val="en-US" w:eastAsia="ja-JP"/>
-        </w:rPr>
-        <w:t xml:space="preserve">は改善時受理（better acceptance）で、摂動後に得た局所最適が best の </w:t>
+        <w:t xml:space="preserve"> で評価する．摂動は insert 移動で，強度（挿入手数）を停滞度に応じ鋸歯状に巡回させる．受理判定は改善時受理（better acceptance）で，摂動後に得た局所最適が best の </w:t>
       </w:r>
       <w:r>
         <w:rPr>
@@ -2912,7 +2599,7 @@
           <w:rFonts w:ascii="Times New Roman" w:hAnsi="Times New Roman" w:cs="Times New Roman" w:eastAsia="ＭＳ 明朝"/>
           <w:lang w:val="en-US" w:eastAsia="ja-JP"/>
         </w:rPr>
-        <w:t xml:space="preserve"> を厳密改善したときのみ現在解を置き換える。</w:t>
+        <w:t xml:space="preserve"> を厳密改善したときのみ現在解を置き換える．</w:t>
       </w:r>
     </w:p>
     <w:p>
@@ -2927,29 +2614,14 @@
           <w:b/>
           <w:lang w:val="en-US" w:eastAsia="ja-JP"/>
         </w:rPr>
-        <w:t xml:space="preserve">多点探索（GA / Memetic）.</w:t>
-      </w:r>
-      <w:r>
-        <w:rPr>
-          <w:rFonts w:ascii="Times New Roman" w:hAnsi="Times New Roman" w:cs="Times New Roman" w:eastAsia="ＭＳ 明朝"/>
-          <w:lang w:val="en-US" w:eastAsia="ja-JP"/>
-        </w:rPr>
-        <w:t xml:space="preserve"> 仮説1の比較相手となる多点探索は、先行研究で標準的な、GA に局所探索を統合した </w:t>
-      </w:r>
-      <w:r>
-        <w:rPr>
-          <w:rFonts w:ascii="Times New Roman" w:hAnsi="Times New Roman" w:cs="Times New Roman" w:eastAsia="ＭＳ 明朝"/>
-          <w:b/>
-          <w:lang w:val="en-US" w:eastAsia="ja-JP"/>
-        </w:rPr>
-        <w:t xml:space="preserve">Memetic</w:t>
-      </w:r>
-      <w:r>
-        <w:rPr>
-          <w:rFonts w:ascii="Times New Roman" w:hAnsi="Times New Roman" w:cs="Times New Roman" w:eastAsia="ＭＳ 明朝"/>
-          <w:lang w:val="en-US" w:eastAsia="ja-JP"/>
-        </w:rPr>
-        <w:t xml:space="preserve"> [29] とする。土台とする GA は operation-based 表現 [25] の標準的なもので、染色体は作業の並び、GT 法 [23] でスケジュールにデコードし </w:t>
+        <w:t xml:space="preserve">多点探索（GA / Memetic）．</w:t>
+      </w:r>
+      <w:r>
+        <w:rPr>
+          <w:rFonts w:ascii="Times New Roman" w:hAnsi="Times New Roman" w:cs="Times New Roman" w:eastAsia="ＭＳ 明朝"/>
+          <w:lang w:val="en-US" w:eastAsia="ja-JP"/>
+        </w:rPr>
+        <w:t xml:space="preserve">仮説1の比較相手となる多点探索は，先行研究で標準的な，GA に局所探索を統合した Memetic [29] とする．土台とする GA は operation-based 表現 [25] の標準的なもので，染色体は作業の並び，GT 法 [23] でスケジュールにデコードし </w:t>
       </w:r>
       <w:r>
         <w:rPr>
@@ -2982,22 +2654,7 @@
           <w:rFonts w:ascii="Times New Roman" w:hAnsi="Times New Roman" w:cs="Times New Roman" w:eastAsia="ＭＳ 明朝"/>
           <w:lang w:val="en-US" w:eastAsia="ja-JP"/>
         </w:rPr>
-        <w:t xml:space="preserve"> で評価する。</w:t>
-      </w:r>
-      <w:r>
-        <w:rPr>
-          <w:rFonts w:ascii="Times New Roman" w:hAnsi="Times New Roman" w:cs="Times New Roman" w:eastAsia="ＭＳ 明朝"/>
-          <w:b/>
-          <w:lang w:val="en-US" w:eastAsia="ja-JP"/>
-        </w:rPr>
-        <w:t xml:space="preserve">初期集団</w:t>
-      </w:r>
-      <w:r>
-        <w:rPr>
-          <w:rFonts w:ascii="Times New Roman" w:hAnsi="Times New Roman" w:cs="Times New Roman" w:eastAsia="ＭＳ 明朝"/>
-          <w:lang w:val="en-US" w:eastAsia="ja-JP"/>
-        </w:rPr>
-        <w:t xml:space="preserve">には ILS と同じく </w:t>
+        <w:t xml:space="preserve"> で評価する．初期集団には ILS と同じく </w:t>
       </w:r>
       <w:r>
         <w:rPr>
@@ -3019,7 +2676,7 @@
           <w:rFonts w:ascii="Times New Roman" w:hAnsi="Times New Roman" w:cs="Times New Roman" w:eastAsia="ＭＳ 明朝"/>
           <w:lang w:val="en-US" w:eastAsia="ja-JP"/>
         </w:rPr>
-        <w:t xml:space="preserve"> を 1 個体として含める。各世代は、エリート保存付きトーナメント選択で親を選び、PPX 交叉 [11] と逆位突然変異で子個体を作る。Memetic は、この GA の各個体へ上記 N5 を適用し、得られた改善解を染色体に書き戻す（Lamarckian）。局所探索をもたない素の GA は参考ベースラインとする。</w:t>
+        <w:t xml:space="preserve"> を 1 個体として含める．各世代は，エリート保存付きトーナメント選択で親を選び，PPX 交叉 [11] と逆位突然変異で子個体を作る．Memetic は，この GA の各個体へ上記 N5 を適用し，得られた改善解を染色体に書き戻す（Lamarckian）．局所探索をもたない素の GA は参考ベースラインとする．</w:t>
       </w:r>
     </w:p>
     <w:p>
@@ -3069,14 +2726,14 @@
           <w:b/>
           <w:lang w:val="en-US" w:eastAsia="ja-JP"/>
         </w:rPr>
-        <w:t xml:space="preserve">Path Relinking（PR）.</w:t>
-      </w:r>
-      <w:r>
-        <w:rPr>
-          <w:rFonts w:ascii="Times New Roman" w:hAnsi="Times New Roman" w:cs="Times New Roman" w:eastAsia="ＭＳ 明朝"/>
-          <w:lang w:val="en-US" w:eastAsia="ja-JP"/>
-        </w:rPr>
-        <w:t xml:space="preserve"> PR は 2 つの高品質解を結ぶ経路上に優れた中間解が存在するという考えに基づく探索法で、一般には Scatter Search 等と組み合わせ、エリート解プール内の解どうしを結ぶ形で用いられる [5][6]。本研究はこれを再スケジューリングの構造に合わせ、</w:t>
+        <w:t xml:space="preserve">Path Relinking（PR）．</w:t>
+      </w:r>
+      <w:r>
+        <w:rPr>
+          <w:rFonts w:ascii="Times New Roman" w:hAnsi="Times New Roman" w:cs="Times New Roman" w:eastAsia="ＭＳ 明朝"/>
+          <w:lang w:val="en-US" w:eastAsia="ja-JP"/>
+        </w:rPr>
+        <w:t xml:space="preserve">PR は 2 つの高品質解を結ぶ経路上に優れた中間解が存在するという考えに基づく探索法で，一般には Scatter Search 等と組み合わせ，エリート解プール内の解どうしを結ぶ形で用いられる [5][6]．本研究はこれを再スケジューリングの構造に合わせ，</w:t>
       </w:r>
       <w:r>
         <w:rPr>
@@ -3116,7 +2773,7 @@
           <w:rFonts w:ascii="Times New Roman" w:hAnsi="Times New Roman" w:cs="Times New Roman" w:eastAsia="ＭＳ 明朝"/>
           <w:lang w:val="en-US" w:eastAsia="ja-JP"/>
         </w:rPr>
-        <w:t xml:space="preserve">点が特徴である。すなわち現在の局所最適解（出発解）から </w:t>
+        <w:t xml:space="preserve">点が特徴である．すなわち現在の局所最適解（出発解）から </w:t>
       </w:r>
       <w:r>
         <w:rPr>
@@ -3138,7 +2795,7 @@
           <w:rFonts w:ascii="Times New Roman" w:hAnsi="Times New Roman" w:cs="Times New Roman" w:eastAsia="ＭＳ 明朝"/>
           <w:lang w:val="en-US" w:eastAsia="ja-JP"/>
         </w:rPr>
-        <w:t xml:space="preserve">（誘導解）へ向かう。両者の隔たりは、式 (1) の順位が異なる作業の数 </w:t>
+        <w:t xml:space="preserve">（誘導解）へ向かう．両者の隔たりは，式 (1) の順位が異なる作業の数 </w:t>
       </w:r>
       <w:r>
         <w:rPr>
@@ -3334,7 +2991,7 @@
           <w:rFonts w:ascii="Times New Roman" w:hAnsi="Times New Roman" w:cs="Times New Roman" w:eastAsia="ＭＳ 明朝"/>
           <w:lang w:val="en-US" w:eastAsia="ja-JP"/>
         </w:rPr>
-        <w:t xml:space="preserve"> で測る。1 ステップでは順位が異なる作業を 1 つ選び、その作業が </w:t>
+        <w:t xml:space="preserve"> で測る．1 ステップでは順位が異なる作業を 1 つ選び，その作業が </w:t>
       </w:r>
       <w:r>
         <w:rPr>
@@ -3401,7 +3058,7 @@
           <w:rFonts w:ascii="Times New Roman" w:hAnsi="Times New Roman" w:cs="Times New Roman" w:eastAsia="ＭＳ 明朝"/>
           <w:lang w:val="en-US" w:eastAsia="ja-JP"/>
         </w:rPr>
-        <w:t xml:space="preserve"> に来るよう、同じ機械上でいまその順位にある作業と入れ替える。これを繰り返せば </w:t>
+        <w:t xml:space="preserve"> に来るよう，同じ機械上でいまその順位にある作業と入れ替える．これを繰り返せば </w:t>
       </w:r>
       <w:r>
         <w:rPr>
@@ -3441,7 +3098,7 @@
           <w:rFonts w:ascii="Times New Roman" w:hAnsi="Times New Roman" w:cs="Times New Roman" w:eastAsia="ＭＳ 明朝"/>
           <w:lang w:val="en-US" w:eastAsia="ja-JP"/>
         </w:rPr>
-        <w:t xml:space="preserve"> に達し、この経路上で </w:t>
+        <w:t xml:space="preserve"> に達し，この経路上で </w:t>
       </w:r>
       <w:r>
         <w:rPr>
@@ -3474,7 +3131,7 @@
           <w:rFonts w:ascii="Times New Roman" w:hAnsi="Times New Roman" w:cs="Times New Roman" w:eastAsia="ＭＳ 明朝"/>
           <w:lang w:val="en-US" w:eastAsia="ja-JP"/>
         </w:rPr>
-        <w:t xml:space="preserve"> の小さい中間解を選ぶ。</w:t>
+        <w:t xml:space="preserve"> の小さい中間解を選ぶ．</w:t>
       </w:r>
       <w:r>
         <w:rPr>
@@ -3496,7 +3153,7 @@
           <w:rFonts w:ascii="Times New Roman" w:hAnsi="Times New Roman" w:cs="Times New Roman" w:eastAsia="ＭＳ 明朝"/>
           <w:lang w:val="en-US" w:eastAsia="ja-JP"/>
         </w:rPr>
-        <w:t xml:space="preserve"> を誘導解とする理由は、(a) </w:t>
+        <w:t xml:space="preserve"> を誘導解とする理由は，(a) </w:t>
       </w:r>
       <w:r>
         <w:rPr>
@@ -3532,7 +3189,7 @@
           <w:rFonts w:ascii="Times New Roman" w:hAnsi="Times New Roman" w:cs="Times New Roman" w:eastAsia="ＭＳ 明朝"/>
           <w:lang w:val="en-US" w:eastAsia="ja-JP"/>
         </w:rPr>
-        <w:t xml:space="preserve"> を最小にする解であるため、PR を「</w:t>
+        <w:t xml:space="preserve"> を最小にする解であるため，PR を「</w:t>
       </w:r>
       <w:r>
         <w:rPr>
@@ -3546,7 +3203,7 @@
           <w:rFonts w:ascii="Times New Roman" w:hAnsi="Times New Roman" w:cs="Times New Roman" w:eastAsia="ＭＳ 明朝"/>
           <w:lang w:val="en-US" w:eastAsia="ja-JP"/>
         </w:rPr>
-        <w:t xml:space="preserve"> を最小にする解へ向かう移動」として一意に解釈できること、(b) </w:t>
+        <w:t xml:space="preserve"> を最小にする解へ向かう移動」として一意に解釈できること，(b) </w:t>
       </w:r>
       <w:r>
         <w:rPr>
@@ -3568,7 +3225,7 @@
           <w:rFonts w:ascii="Times New Roman" w:hAnsi="Times New Roman" w:cs="Times New Roman" w:eastAsia="ＭＳ 明朝"/>
           <w:lang w:val="en-US" w:eastAsia="ja-JP"/>
         </w:rPr>
-        <w:t xml:space="preserve"> へ向かう経路上には、</w:t>
+        <w:t xml:space="preserve"> へ向かう経路上には，</w:t>
       </w:r>
       <w:r>
         <w:rPr>
@@ -3582,7 +3239,7 @@
           <w:rFonts w:ascii="Times New Roman" w:hAnsi="Times New Roman" w:cs="Times New Roman" w:eastAsia="ＭＳ 明朝"/>
           <w:lang w:val="en-US" w:eastAsia="ja-JP"/>
         </w:rPr>
-        <w:t xml:space="preserve"> が小さく MS の劣化も小さい解が現れると期待でき、それが高安定領域の非劣解になること、である。入れ替える作業は実行可能な候補からランダムに選び、評価回数を </w:t>
+        <w:t xml:space="preserve"> が小さく MS の劣化も小さい解が現れると期待でき，それが高安定領域の非劣解になること，である．入れ替える作業は実行可能な候補からランダムに選び，評価回数を </w:t>
       </w:r>
       <w:r>
         <w:rPr>
@@ -3615,7 +3272,7 @@
           <w:rFonts w:ascii="Times New Roman" w:hAnsi="Times New Roman" w:cs="Times New Roman" w:eastAsia="ＭＳ 明朝"/>
           <w:lang w:val="en-US" w:eastAsia="ja-JP"/>
         </w:rPr>
-        <w:t xml:space="preserve"> に抑える。全候補を評価する best 選択は </w:t>
+        <w:t xml:space="preserve"> に抑える．全候補を評価する best 選択は </w:t>
       </w:r>
       <w:r>
         <w:rPr>
@@ -3655,7 +3312,7 @@
           <w:rFonts w:ascii="Times New Roman" w:hAnsi="Times New Roman" w:cs="Times New Roman" w:eastAsia="ＭＳ 明朝"/>
           <w:lang w:val="en-US" w:eastAsia="ja-JP"/>
         </w:rPr>
-        <w:t xml:space="preserve"> で、フロント全体の HV で約 +1% の利得に対し最大で約 8 倍の時間を要したため採らない（予備実験）。</w:t>
+        <w:t xml:space="preserve"> で，フロント全体の HV で約 +1% の利得に対し最大で約 8 倍の時間を要したため採らない（予備実験）．</w:t>
       </w:r>
     </w:p>
     <w:p>
@@ -3686,14 +3343,14 @@
           <w:b/>
           <w:lang w:val="en-US" w:eastAsia="ja-JP"/>
         </w:rPr>
-        <w:t xml:space="preserve">.</w:t>
-      </w:r>
-      <w:r>
-        <w:rPr>
-          <w:rFonts w:ascii="Times New Roman" w:hAnsi="Times New Roman" w:cs="Times New Roman" w:eastAsia="ＭＳ 明朝"/>
-          <w:lang w:val="en-US" w:eastAsia="ja-JP"/>
-        </w:rPr>
-        <w:t xml:space="preserve"> PR を途中で打ち切った安定性誘導演算子である。同じ swap 移動を深さ </w:t>
+        <w:t xml:space="preserve">．</w:t>
+      </w:r>
+      <w:r>
+        <w:rPr>
+          <w:rFonts w:ascii="Times New Roman" w:hAnsi="Times New Roman" w:cs="Times New Roman" w:eastAsia="ＭＳ 明朝"/>
+          <w:lang w:val="en-US" w:eastAsia="ja-JP"/>
+        </w:rPr>
+        <w:t xml:space="preserve">PR を途中で打ち切った安定性誘導演算子である．同じ swap 移動を深さ </w:t>
       </w:r>
       <w:r>
         <w:rPr>
@@ -3768,7 +3425,7 @@
           <w:rFonts w:ascii="Times New Roman" w:hAnsi="Times New Roman" w:cs="Times New Roman" w:eastAsia="ＭＳ 明朝"/>
           <w:lang w:val="en-US" w:eastAsia="ja-JP"/>
         </w:rPr>
-        <w:t xml:space="preserve"> に近づけ、経路上の中間解は評価せずに到達点を局所探索で再最適化する。</w:t>
+        <w:t xml:space="preserve"> に近づけ，経路上の中間解は評価せずに到達点を局所探索で再最適化する．</w:t>
       </w:r>
       <w:r>
         <w:rPr>
@@ -3818,7 +3475,7 @@
           <w:rFonts w:ascii="Times New Roman" w:hAnsi="Times New Roman" w:cs="Times New Roman" w:eastAsia="ＭＳ 明朝"/>
           <w:lang w:val="en-US" w:eastAsia="ja-JP"/>
         </w:rPr>
-        <w:t xml:space="preserve"> まで戻り、小さければ現在解の近くに留まるため、</w:t>
+        <w:t xml:space="preserve"> まで戻り，小さければ現在解の近くに留まるため，</w:t>
       </w:r>
       <w:r>
         <w:rPr>
@@ -3854,7 +3511,7 @@
           <w:rFonts w:ascii="Times New Roman" w:hAnsi="Times New Roman" w:cs="Times New Roman" w:eastAsia="ＭＳ 明朝"/>
           <w:lang w:val="en-US" w:eastAsia="ja-JP"/>
         </w:rPr>
-        <w:t xml:space="preserve"> の間の広い範囲に解を得る。</w:t>
+        <w:t xml:space="preserve"> の間の広い範囲に解を得る．</w:t>
       </w:r>
     </w:p>
     <w:p>
@@ -3869,14 +3526,14 @@
           <w:b/>
           <w:lang w:val="en-US" w:eastAsia="ja-JP"/>
         </w:rPr>
-        <w:t xml:space="preserve">両探索構造への組み込み.</w:t>
-      </w:r>
-      <w:r>
-        <w:rPr>
-          <w:rFonts w:ascii="Times New Roman" w:hAnsi="Times New Roman" w:cs="Times New Roman" w:eastAsia="ＭＳ 明朝"/>
-          <w:lang w:val="en-US" w:eastAsia="ja-JP"/>
-        </w:rPr>
-        <w:t xml:space="preserve"> 単点探索と多点探索には、</w:t>
+        <w:t xml:space="preserve">両探索構造への組み込み．</w:t>
+      </w:r>
+      <w:r>
+        <w:rPr>
+          <w:rFonts w:ascii="Times New Roman" w:hAnsi="Times New Roman" w:cs="Times New Roman" w:eastAsia="ＭＳ 明朝"/>
+          <w:lang w:val="en-US" w:eastAsia="ja-JP"/>
+        </w:rPr>
+        <w:t xml:space="preserve">単点探索と多点探索には，</w:t>
       </w:r>
       <w:r>
         <w:rPr>
@@ -3898,7 +3555,91 @@
           <w:rFonts w:ascii="Times New Roman" w:hAnsi="Times New Roman" w:cs="Times New Roman" w:eastAsia="ＭＳ 明朝"/>
           <w:lang w:val="en-US" w:eastAsia="ja-JP"/>
         </w:rPr>
-        <w:t xml:space="preserve"> に近づける swap 移動という</w:t>
+        <w:t xml:space="preserve"> に近づける swap 移動という安定性誘導演算子の核を共有させ，発動の契機と返し方は各構造の標準的な組み込み方に合わせる（表 1）．単点探索（ILS）では両演算子は摂動として働く：停滞時に発動し，PR-</w:t>
+      </w:r>
+      <w:r>
+        <w:rPr>
+          <w:rFonts w:ascii="Times New Roman" w:hAnsi="Times New Roman" w:cs="Times New Roman"/>
+          <w:i/>
+        </w:rPr>
+        <w:t xml:space="preserve">k</w:t>
+      </w:r>
+      <w:r>
+        <w:rPr>
+          <w:rFonts w:ascii="Times New Roman" w:hAnsi="Times New Roman" w:cs="Times New Roman" w:eastAsia="ＭＳ 明朝"/>
+          <w:lang w:val="en-US" w:eastAsia="ja-JP"/>
+        </w:rPr>
+        <w:t xml:space="preserve"> の深さ </w:t>
+      </w:r>
+      <w:r>
+        <w:rPr>
+          <w:rFonts w:ascii="Times New Roman" w:hAnsi="Times New Roman" w:cs="Times New Roman"/>
+          <w:i/>
+        </w:rPr>
+        <w:t xml:space="preserve">k</w:t>
+      </w:r>
+      <w:r>
+        <w:rPr>
+          <w:rFonts w:ascii="Times New Roman" w:hAnsi="Times New Roman" w:cs="Times New Roman" w:eastAsia="ＭＳ 明朝"/>
+          <w:lang w:val="en-US" w:eastAsia="ja-JP"/>
+        </w:rPr>
+        <w:t xml:space="preserve"> は発動のたびに 1 から </w:t>
+      </w:r>
+      <w:r>
+        <w:rPr>
+          <w:rFonts w:ascii="Times New Roman" w:hAnsi="Times New Roman" w:cs="Times New Roman"/>
+          <w:i/>
+        </w:rPr>
+        <w:t xml:space="preserve">d</w:t>
+      </w:r>
+      <w:r>
+        <w:rPr>
+          <w:rFonts w:ascii="Times New Roman" w:hAnsi="Times New Roman" w:cs="Times New Roman" w:eastAsia="ＭＳ 明朝"/>
+          <w:lang w:val="en-US" w:eastAsia="ja-JP"/>
+        </w:rPr>
+        <w:t xml:space="preserve"> まで 1 ずつ増やし，上限に達するか best が改善したら 1 に戻す（鋸歯状）．多点探索（Memetic）では各個体への改善操作として組み込む：局所探索の後，演算子を個体ごとに確率的に適用し（PR-</w:t>
+      </w:r>
+      <w:r>
+        <w:rPr>
+          <w:rFonts w:ascii="Times New Roman" w:hAnsi="Times New Roman" w:cs="Times New Roman"/>
+          <w:i/>
+        </w:rPr>
+        <w:t xml:space="preserve">k</w:t>
+      </w:r>
+      <w:r>
+        <w:rPr>
+          <w:rFonts w:ascii="Times New Roman" w:hAnsi="Times New Roman" w:cs="Times New Roman" w:eastAsia="ＭＳ 明朝"/>
+          <w:lang w:val="en-US" w:eastAsia="ja-JP"/>
+        </w:rPr>
+        <w:t xml:space="preserve"> の深さ </w:t>
+      </w:r>
+      <w:r>
+        <w:rPr>
+          <w:rFonts w:ascii="Times New Roman" w:hAnsi="Times New Roman" w:cs="Times New Roman"/>
+          <w:i/>
+        </w:rPr>
+        <w:t xml:space="preserve">k</w:t>
+      </w:r>
+      <w:r>
+        <w:rPr>
+          <w:rFonts w:ascii="Times New Roman" w:hAnsi="Times New Roman" w:cs="Times New Roman" w:eastAsia="ＭＳ 明朝"/>
+          <w:lang w:val="en-US" w:eastAsia="ja-JP"/>
+        </w:rPr>
+        <w:t xml:space="preserve"> は 1〜</w:t>
+      </w:r>
+      <w:r>
+        <w:rPr>
+          <w:rFonts w:ascii="Times New Roman" w:hAnsi="Times New Roman" w:cs="Times New Roman"/>
+          <w:i/>
+        </w:rPr>
+        <w:t xml:space="preserve">d</w:t>
+      </w:r>
+      <w:r>
+        <w:rPr>
+          <w:rFonts w:ascii="Times New Roman" w:hAnsi="Times New Roman" w:cs="Times New Roman" w:eastAsia="ＭＳ 明朝"/>
+          <w:lang w:val="en-US" w:eastAsia="ja-JP"/>
+        </w:rPr>
+        <w:t xml:space="preserve"> から一様に引く），結果を N5 で再最適化して無条件に集団へ戻す——採否はトーナメント選択に委ねる．以下，安定性誘導演算子を組み込まない構成を </w:t>
       </w:r>
       <w:r>
         <w:rPr>
@@ -3906,14 +3647,29 @@
           <w:b/>
           <w:lang w:val="en-US" w:eastAsia="ja-JP"/>
         </w:rPr>
-        <w:t xml:space="preserve">安定性誘導演算子の核を共有させ</w:t>
-      </w:r>
-      <w:r>
-        <w:rPr>
-          <w:rFonts w:ascii="Times New Roman" w:hAnsi="Times New Roman" w:cs="Times New Roman" w:eastAsia="ＭＳ 明朝"/>
-          <w:lang w:val="en-US" w:eastAsia="ja-JP"/>
-        </w:rPr>
-        <w:t xml:space="preserve">、発動の契機と返し方は各構造の標準的な組み込み方に合わせる（表 1）。単点探索（ILS）では両演算子は摂動として働く：停滞時に発動し、PR-</w:t>
+        <w:t xml:space="preserve">ILS-baseline</w:t>
+      </w:r>
+      <w:r>
+        <w:rPr>
+          <w:rFonts w:ascii="Times New Roman" w:hAnsi="Times New Roman" w:cs="Times New Roman" w:eastAsia="ＭＳ 明朝"/>
+          <w:lang w:val="en-US" w:eastAsia="ja-JP"/>
+        </w:rPr>
+        <w:t xml:space="preserve">・</w:t>
+      </w:r>
+      <w:r>
+        <w:rPr>
+          <w:rFonts w:ascii="Times New Roman" w:hAnsi="Times New Roman" w:cs="Times New Roman" w:eastAsia="ＭＳ 明朝"/>
+          <w:b/>
+          <w:lang w:val="en-US" w:eastAsia="ja-JP"/>
+        </w:rPr>
+        <w:t xml:space="preserve">Memetic-baseline</w:t>
+      </w:r>
+      <w:r>
+        <w:rPr>
+          <w:rFonts w:ascii="Times New Roman" w:hAnsi="Times New Roman" w:cs="Times New Roman" w:eastAsia="ＭＳ 明朝"/>
+          <w:lang w:val="en-US" w:eastAsia="ja-JP"/>
+        </w:rPr>
+        <w:t xml:space="preserve"> と呼び，組み込んだ構成は Memetic+PR のように baseline 名に演算子名を付して表す．各 baseline と PR・PR-</w:t>
       </w:r>
       <w:r>
         <w:rPr>
@@ -3927,77 +3683,7 @@
           <w:rFonts w:ascii="Times New Roman" w:hAnsi="Times New Roman" w:cs="Times New Roman" w:eastAsia="ＭＳ 明朝"/>
           <w:lang w:val="en-US" w:eastAsia="ja-JP"/>
         </w:rPr>
-        <w:t xml:space="preserve"> の深さ </w:t>
-      </w:r>
-      <w:r>
-        <w:rPr>
-          <w:rFonts w:ascii="Times New Roman" w:hAnsi="Times New Roman" w:cs="Times New Roman"/>
-          <w:i/>
-        </w:rPr>
-        <w:t xml:space="preserve">k</w:t>
-      </w:r>
-      <w:r>
-        <w:rPr>
-          <w:rFonts w:ascii="Times New Roman" w:hAnsi="Times New Roman" w:cs="Times New Roman" w:eastAsia="ＭＳ 明朝"/>
-          <w:lang w:val="en-US" w:eastAsia="ja-JP"/>
-        </w:rPr>
-        <w:t xml:space="preserve"> は発動のたびに 1 から </w:t>
-      </w:r>
-      <w:r>
-        <w:rPr>
-          <w:rFonts w:ascii="Times New Roman" w:hAnsi="Times New Roman" w:cs="Times New Roman"/>
-          <w:i/>
-        </w:rPr>
-        <w:t xml:space="preserve">d</w:t>
-      </w:r>
-      <w:r>
-        <w:rPr>
-          <w:rFonts w:ascii="Times New Roman" w:hAnsi="Times New Roman" w:cs="Times New Roman" w:eastAsia="ＭＳ 明朝"/>
-          <w:lang w:val="en-US" w:eastAsia="ja-JP"/>
-        </w:rPr>
-        <w:t xml:space="preserve"> まで 1 ずつ増やし、上限に達するか best が改善したら 1 に戻す（鋸歯状）。多点探索（Memetic）では各個体への改善操作として組み込む：局所探索の後、演算子を個体ごとに確率的に適用し（PR-</w:t>
-      </w:r>
-      <w:r>
-        <w:rPr>
-          <w:rFonts w:ascii="Times New Roman" w:hAnsi="Times New Roman" w:cs="Times New Roman"/>
-          <w:i/>
-        </w:rPr>
-        <w:t xml:space="preserve">k</w:t>
-      </w:r>
-      <w:r>
-        <w:rPr>
-          <w:rFonts w:ascii="Times New Roman" w:hAnsi="Times New Roman" w:cs="Times New Roman" w:eastAsia="ＭＳ 明朝"/>
-          <w:lang w:val="en-US" w:eastAsia="ja-JP"/>
-        </w:rPr>
-        <w:t xml:space="preserve"> の深さ </w:t>
-      </w:r>
-      <w:r>
-        <w:rPr>
-          <w:rFonts w:ascii="Times New Roman" w:hAnsi="Times New Roman" w:cs="Times New Roman"/>
-          <w:i/>
-        </w:rPr>
-        <w:t xml:space="preserve">k</w:t>
-      </w:r>
-      <w:r>
-        <w:rPr>
-          <w:rFonts w:ascii="Times New Roman" w:hAnsi="Times New Roman" w:cs="Times New Roman" w:eastAsia="ＭＳ 明朝"/>
-          <w:lang w:val="en-US" w:eastAsia="ja-JP"/>
-        </w:rPr>
-        <w:t xml:space="preserve"> は 1〜</w:t>
-      </w:r>
-      <w:r>
-        <w:rPr>
-          <w:rFonts w:ascii="Times New Roman" w:hAnsi="Times New Roman" w:cs="Times New Roman"/>
-          <w:i/>
-        </w:rPr>
-        <w:t xml:space="preserve">d</w:t>
-      </w:r>
-      <w:r>
-        <w:rPr>
-          <w:rFonts w:ascii="Times New Roman" w:hAnsi="Times New Roman" w:cs="Times New Roman" w:eastAsia="ＭＳ 明朝"/>
-          <w:lang w:val="en-US" w:eastAsia="ja-JP"/>
-        </w:rPr>
-        <w:t xml:space="preserve"> から一様に引く）、結果を N5 で再最適化して無条件に集団へ戻す——採否はトーナメント選択に委ねる。以下、安定性誘導演算子を組み込まない構成を </w:t>
+        <w:t xml:space="preserve"> を組み込んだ 2 版を合わせた 3 手法ずつを </w:t>
       </w:r>
       <w:r>
         <w:rPr>
@@ -4005,7 +3691,7 @@
           <w:b/>
           <w:lang w:val="en-US" w:eastAsia="ja-JP"/>
         </w:rPr>
-        <w:t xml:space="preserve">ILS-baseline</w:t>
+        <w:t xml:space="preserve">ILS 系</w:t>
       </w:r>
       <w:r>
         <w:rPr>
@@ -4020,65 +3706,6 @@
           <w:b/>
           <w:lang w:val="en-US" w:eastAsia="ja-JP"/>
         </w:rPr>
-        <w:t xml:space="preserve">Memetic-baseline</w:t>
-      </w:r>
-      <w:r>
-        <w:rPr>
-          <w:rFonts w:ascii="Times New Roman" w:hAnsi="Times New Roman" w:cs="Times New Roman" w:eastAsia="ＭＳ 明朝"/>
-          <w:lang w:val="en-US" w:eastAsia="ja-JP"/>
-        </w:rPr>
-        <w:t xml:space="preserve"> と呼び、組み込んだ構成は </w:t>
-      </w:r>
-      <w:r>
-        <w:rPr>
-          <w:rFonts w:ascii="Times New Roman" w:hAnsi="Times New Roman" w:cs="Times New Roman" w:eastAsia="ＭＳ 明朝"/>
-          <w:b/>
-          <w:lang w:val="en-US" w:eastAsia="ja-JP"/>
-        </w:rPr>
-        <w:t xml:space="preserve">Memetic+PR</w:t>
-      </w:r>
-      <w:r>
-        <w:rPr>
-          <w:rFonts w:ascii="Times New Roman" w:hAnsi="Times New Roman" w:cs="Times New Roman" w:eastAsia="ＭＳ 明朝"/>
-          <w:lang w:val="en-US" w:eastAsia="ja-JP"/>
-        </w:rPr>
-        <w:t xml:space="preserve"> のように baseline 名に演算子名を付して表す。各 baseline と PR・PR-</w:t>
-      </w:r>
-      <w:r>
-        <w:rPr>
-          <w:rFonts w:ascii="Times New Roman" w:hAnsi="Times New Roman" w:cs="Times New Roman"/>
-          <w:i/>
-        </w:rPr>
-        <w:t xml:space="preserve">k</w:t>
-      </w:r>
-      <w:r>
-        <w:rPr>
-          <w:rFonts w:ascii="Times New Roman" w:hAnsi="Times New Roman" w:cs="Times New Roman" w:eastAsia="ＭＳ 明朝"/>
-          <w:lang w:val="en-US" w:eastAsia="ja-JP"/>
-        </w:rPr>
-        <w:t xml:space="preserve"> を組み込んだ 2 版を合わせた 3 手法ずつを </w:t>
-      </w:r>
-      <w:r>
-        <w:rPr>
-          <w:rFonts w:ascii="Times New Roman" w:hAnsi="Times New Roman" w:cs="Times New Roman" w:eastAsia="ＭＳ 明朝"/>
-          <w:b/>
-          <w:lang w:val="en-US" w:eastAsia="ja-JP"/>
-        </w:rPr>
-        <w:t xml:space="preserve">ILS 系</w:t>
-      </w:r>
-      <w:r>
-        <w:rPr>
-          <w:rFonts w:ascii="Times New Roman" w:hAnsi="Times New Roman" w:cs="Times New Roman" w:eastAsia="ＭＳ 明朝"/>
-          <w:lang w:val="en-US" w:eastAsia="ja-JP"/>
-        </w:rPr>
-        <w:t xml:space="preserve">・</w:t>
-      </w:r>
-      <w:r>
-        <w:rPr>
-          <w:rFonts w:ascii="Times New Roman" w:hAnsi="Times New Roman" w:cs="Times New Roman" w:eastAsia="ＭＳ 明朝"/>
-          <w:b/>
-          <w:lang w:val="en-US" w:eastAsia="ja-JP"/>
-        </w:rPr>
         <w:t xml:space="preserve">Memetic 系</w:t>
       </w:r>
       <w:r>
@@ -4086,7 +3713,7 @@
           <w:rFonts w:ascii="Times New Roman" w:hAnsi="Times New Roman" w:cs="Times New Roman" w:eastAsia="ＭＳ 明朝"/>
           <w:lang w:val="en-US" w:eastAsia="ja-JP"/>
         </w:rPr>
-        <w:t xml:space="preserve"> と呼ぶ。</w:t>
+        <w:t xml:space="preserve"> と呼ぶ．</w:t>
       </w:r>
     </w:p>
     <w:p>
@@ -4117,37 +3744,7 @@
           <w:rFonts w:ascii="Times New Roman" w:hAnsi="Times New Roman" w:cs="Times New Roman" w:eastAsia="ＭＳ 明朝"/>
           <w:lang w:val="en-US" w:eastAsia="ja-JP"/>
         </w:rPr>
-        <w:t xml:space="preserve">各探索が</w:t>
-      </w:r>
-      <w:r>
-        <w:rPr>
-          <w:rFonts w:ascii="Times New Roman" w:hAnsi="Times New Roman" w:cs="Times New Roman" w:eastAsia="ＭＳ 明朝"/>
-          <w:b/>
-          <w:lang w:val="en-US" w:eastAsia="ja-JP"/>
-        </w:rPr>
-        <w:t xml:space="preserve">選択にかける前に</w:t>
-      </w:r>
-      <w:r>
-        <w:rPr>
-          <w:rFonts w:ascii="Times New Roman" w:hAnsi="Times New Roman" w:cs="Times New Roman" w:eastAsia="ＭＳ 明朝"/>
-          <w:lang w:val="en-US" w:eastAsia="ja-JP"/>
-        </w:rPr>
-        <w:t xml:space="preserve">生成した全解を対象に非劣解を保存する </w:t>
-      </w:r>
-      <w:r>
-        <w:rPr>
-          <w:rFonts w:ascii="Times New Roman" w:hAnsi="Times New Roman" w:cs="Times New Roman" w:eastAsia="ＭＳ 明朝"/>
-          <w:b/>
-          <w:lang w:val="en-US" w:eastAsia="ja-JP"/>
-        </w:rPr>
-        <w:t xml:space="preserve">UEA</w:t>
-      </w:r>
-      <w:r>
-        <w:rPr>
-          <w:rFonts w:ascii="Times New Roman" w:hAnsi="Times New Roman" w:cs="Times New Roman" w:eastAsia="ＭＳ 明朝"/>
-          <w:lang w:val="en-US" w:eastAsia="ja-JP"/>
-        </w:rPr>
-        <w:t xml:space="preserve"> [9] のもとで、Pareto フロントの HV を測る。記録点は両探索構造で揃えており、解を動かす操作（単点探索の摂動、多点探索の交叉・突然変異、両者の安定性誘導演算子）の直後と局所探索後である。フロント全体をまとめて測る HV では、高安定領域に良い非劣解があるかどうかの差は埋もれる。そこで本研究は、この HV に加え、この領域に限った HV と、いつ止めても良い解が得られる anytime 性能を area under the curve（AUC）[26] で測る：</w:t>
+        <w:t xml:space="preserve">各探索が選択にかける前に生成した全解を対象に非劣解を保存する UEA [9] のもとで，Pareto フロントの HV を測る．記録点は両探索構造で揃えており，解を動かす操作（単点探索の摂動，多点探索の交叉・突然変異，両者の安定性誘導演算子）の直後と局所探索後である．フロント全体をまとめて測る HV では，高安定領域に良い非劣解があるかどうかの差は埋もれる．そこで本研究は，この HV に加え，この領域に限った HV と，いつ止めても良い解が得られる anytime 性能を area under the curve（AUC）[26] で測る：</w:t>
       </w:r>
     </w:p>
     <w:p>
@@ -4176,7 +3773,7 @@
           <w:rFonts w:ascii="Times New Roman" w:hAnsi="Times New Roman" w:cs="Times New Roman" w:eastAsia="ＭＳ 明朝"/>
           <w:lang w:val="en-US" w:eastAsia="ja-JP"/>
         </w:rPr>
-        <w:t xml:space="preserve">：非劣解集合全体の hypervolume。</w:t>
+        <w:t xml:space="preserve">：非劣解集合全体の hypervolume．</w:t>
       </w:r>
     </w:p>
     <w:p>
@@ -4240,7 +3837,7 @@
           <w:rFonts w:ascii="Times New Roman" w:hAnsi="Times New Roman" w:cs="Times New Roman" w:eastAsia="ＭＳ 明朝"/>
           <w:lang w:val="en-US" w:eastAsia="ja-JP"/>
         </w:rPr>
-        <w:t xml:space="preserve"> に限った hypervolume。</w:t>
+        <w:t xml:space="preserve"> に限った hypervolume．</w:t>
       </w:r>
       <w:r>
         <w:rPr>
@@ -4290,7 +3887,7 @@
           <w:rFonts w:ascii="Times New Roman" w:hAnsi="Times New Roman" w:cs="Times New Roman" w:eastAsia="ＭＳ 明朝"/>
           <w:lang w:val="en-US" w:eastAsia="ja-JP"/>
         </w:rPr>
-        <w:t xml:space="preserve"> 百分位であり、</w:t>
+        <w:t xml:space="preserve"> 百分位であり，</w:t>
       </w:r>
       <w:r>
         <w:rPr>
@@ -4304,7 +3901,7 @@
           <w:rFonts w:ascii="Times New Roman" w:hAnsi="Times New Roman" w:cs="Times New Roman" w:eastAsia="ＭＳ 明朝"/>
           <w:lang w:val="en-US" w:eastAsia="ja-JP"/>
         </w:rPr>
-        <w:t xml:space="preserve"> の値と感度は §4.1 で扱う（図 1・図 2 の網掛け領域）。</w:t>
+        <w:t xml:space="preserve"> の値と感度は §4.1 で扱う（図 1・図 2 の網掛け領域）．</w:t>
       </w:r>
     </w:p>
     <w:p>
@@ -4333,7 +3930,7 @@
           <w:rFonts w:ascii="Times New Roman" w:hAnsi="Times New Roman" w:cs="Times New Roman" w:eastAsia="ＭＳ 明朝"/>
           <w:lang w:val="en-US" w:eastAsia="ja-JP"/>
         </w:rPr>
-        <w:t xml:space="preserve">：重みごとの HV-対-対数時間曲線の時間平均。対数時間で平均するため、探索の立ち上がりを重く見る。</w:t>
+        <w:t xml:space="preserve">：重みごとの HV-対-対数時間曲線の時間平均．対数時間で平均するため，探索の立ち上がりを重く見る．</w:t>
       </w:r>
     </w:p>
     <w:p>
@@ -4452,7 +4049,7 @@
           <w:rFonts w:ascii="Times New Roman" w:hAnsi="Times New Roman" w:cs="Times New Roman" w:eastAsia="ＭＳ 明朝"/>
           <w:lang w:val="en-US" w:eastAsia="ja-JP"/>
         </w:rPr>
-        <w:t xml:space="preserve"> で算出する。</w:t>
+        <w:t xml:space="preserve"> で算出する．</w:t>
       </w:r>
       <w:r>
         <w:rPr>
@@ -4500,22 +4097,7 @@
           <w:rFonts w:ascii="Times New Roman" w:hAnsi="Times New Roman" w:cs="Times New Roman" w:eastAsia="ＭＳ 明朝"/>
           <w:lang w:val="en-US" w:eastAsia="ja-JP"/>
         </w:rPr>
-        <w:t xml:space="preserve">）は全手法が探索せずに得る自明解なので、HV の算出から除く。全域 HV と高安定 HV は各試行で重み掃引の全点の解を合併して算出し、AUC は逆に</w:t>
-      </w:r>
-      <w:r>
-        <w:rPr>
-          <w:rFonts w:ascii="Times New Roman" w:hAnsi="Times New Roman" w:cs="Times New Roman" w:eastAsia="ＭＳ 明朝"/>
-          <w:b/>
-          <w:lang w:val="en-US" w:eastAsia="ja-JP"/>
-        </w:rPr>
-        <w:t xml:space="preserve">重みごとの探索を単位</w:t>
-      </w:r>
-      <w:r>
-        <w:rPr>
-          <w:rFonts w:ascii="Times New Roman" w:hAnsi="Times New Roman" w:cs="Times New Roman" w:eastAsia="ＭＳ 明朝"/>
-          <w:lang w:val="en-US" w:eastAsia="ja-JP"/>
-        </w:rPr>
-        <w:t xml:space="preserve">として、壁時計の対数時間で平均した値を試行ごとに全重みで平均する（時間窓は各重みで全手法共通）。</w:t>
+        <w:t xml:space="preserve">）は全手法が探索せずに得る自明解なので，HV の算出から除く．全域 HV と高安定 HV は各試行で重み掃引の全点の解を合併して算出し，AUC は逆に重みごとの探索を単位として，壁時計の対数時間で平均した値を試行ごとに全重みで平均する（時間窓は各重みで全手法共通）．</w:t>
       </w:r>
     </w:p>
     <w:p>
@@ -4530,14 +4112,14 @@
           <w:b/>
           <w:lang w:val="en-US" w:eastAsia="ja-JP"/>
         </w:rPr>
-        <w:t xml:space="preserve">統計.</w:t>
-      </w:r>
-      <w:r>
-        <w:rPr>
-          <w:rFonts w:ascii="Times New Roman" w:hAnsi="Times New Roman" w:cs="Times New Roman" w:eastAsia="ＭＳ 明朝"/>
-          <w:lang w:val="en-US" w:eastAsia="ja-JP"/>
-        </w:rPr>
-        <w:t xml:space="preserve"> 各シナリオ内の手法比較は Mann–Whitney の U 検定と効果量 Cliff's </w:t>
+        <w:t xml:space="preserve">統計．</w:t>
+      </w:r>
+      <w:r>
+        <w:rPr>
+          <w:rFonts w:ascii="Times New Roman" w:hAnsi="Times New Roman" w:cs="Times New Roman" w:eastAsia="ＭＳ 明朝"/>
+          <w:lang w:val="en-US" w:eastAsia="ja-JP"/>
+        </w:rPr>
+        <w:t xml:space="preserve">各シナリオ内の手法比較は Mann–Whitney の U 検定と効果量 Cliff's </w:t>
       </w:r>
       <w:r>
         <w:rPr>
@@ -4551,7 +4133,42 @@
           <w:rFonts w:ascii="Times New Roman" w:hAnsi="Times New Roman" w:cs="Times New Roman" w:eastAsia="ＭＳ 明朝"/>
           <w:lang w:val="en-US" w:eastAsia="ja-JP"/>
         </w:rPr>
-        <w:t xml:space="preserve"> で評価し、検定はすべて両側で行う。多重比較は、同じ比較を 8 シナリオに渡したものを 1 族として Holm 補正で扱う。</w:t>
+        <w:t xml:space="preserve"> で評価し，検定はすべて両側で行う．多重比較は，同じ比較を 8 シナリオに渡したものを 1 族として Holm 補正で扱い，補正後の </w:t>
+      </w:r>
+      <w:r>
+        <w:rPr>
+          <w:rFonts w:ascii="Times New Roman" w:hAnsi="Times New Roman" w:cs="Times New Roman"/>
+          <w:i/>
+        </w:rPr>
+        <w:t xml:space="preserve">p</w:t>
+      </w:r>
+      <w:r>
+        <w:rPr>
+          <w:rFonts w:ascii="Times New Roman" w:hAnsi="Times New Roman" w:cs="Times New Roman" w:eastAsia="ＭＳ 明朝"/>
+          <w:lang w:val="en-US" w:eastAsia="ja-JP"/>
+        </w:rPr>
+        <w:t xml:space="preserve"> 値を </w:t>
+      </w:r>
+      <w:r>
+        <w:rPr>
+          <w:rFonts w:ascii="Times New Roman" w:hAnsi="Times New Roman" w:cs="Times New Roman"/>
+          <w:i/>
+        </w:rPr>
+        <w:t xml:space="preserve">p</w:t>
+      </w:r>
+      <w:r>
+        <w:rPr>
+          <w:rFonts w:ascii="Times New Roman" w:hAnsi="Times New Roman" w:cs="Times New Roman"/>
+          <w:vertAlign w:val="subscript"/>
+        </w:rPr>
+        <w:t xml:space="preserve">adj</w:t>
+      </w:r>
+      <w:r>
+        <w:rPr>
+          <w:rFonts w:ascii="Times New Roman" w:hAnsi="Times New Roman" w:cs="Times New Roman" w:eastAsia="ＭＳ 明朝"/>
+          <w:lang w:val="en-US" w:eastAsia="ja-JP"/>
+        </w:rPr>
+        <w:t xml:space="preserve"> と書く．</w:t>
       </w:r>
       <w:r>
         <w:rPr>
@@ -4577,7 +4194,7 @@
           <w:rFonts w:ascii="Times New Roman" w:hAnsi="Times New Roman" w:cs="Times New Roman" w:eastAsia="ＭＳ 明朝"/>
           <w:lang w:val="en-US" w:eastAsia="ja-JP"/>
         </w:rPr>
-        <w:t xml:space="preserve">=1.0 は一方の全 trial が他方の全 trial を上回る完全分離を意味する。差の大きさは中央値の倍率・相対差で示す。</w:t>
+        <w:t xml:space="preserve">=1.0 は一方の全 trial が他方の全 trial を上回る完全分離を意味する．差の大きさは中央値の倍率・相対差で示す．</w:t>
       </w:r>
     </w:p>
     <w:p>
@@ -4592,14 +4209,14 @@
           <w:b/>
           <w:lang w:val="en-US" w:eastAsia="ja-JP"/>
         </w:rPr>
-        <w:t xml:space="preserve">仮説と検定の対応.</w:t>
-      </w:r>
-      <w:r>
-        <w:rPr>
-          <w:rFonts w:ascii="Times New Roman" w:hAnsi="Times New Roman" w:cs="Times New Roman" w:eastAsia="ＭＳ 明朝"/>
-          <w:lang w:val="en-US" w:eastAsia="ja-JP"/>
-        </w:rPr>
-        <w:t xml:space="preserve"> 仮説を置くのは高安定 HV だけである。仮説1は、局所探索を揃えた ILS-baseline と Memetic-baseline の比較で検定し、全 8 シナリオで ILS が有意に上回れば支持されたとみなす。仮説2は、Memetic-baseline に対する Memetic＋演算子の向上を同じ形で検定し、全 8 シナリオで有意に向上すれば支持されたとみなす。仮説を置かない単点探索側（§2）も、ILS-baseline に対する ILS＋演算子を同じ形で検定する。</w:t>
+        <w:t xml:space="preserve">仮説と検定の対応．</w:t>
+      </w:r>
+      <w:r>
+        <w:rPr>
+          <w:rFonts w:ascii="Times New Roman" w:hAnsi="Times New Roman" w:cs="Times New Roman" w:eastAsia="ＭＳ 明朝"/>
+          <w:lang w:val="en-US" w:eastAsia="ja-JP"/>
+        </w:rPr>
+        <w:t xml:space="preserve">仮説を置くのは高安定 HV だけである．仮説1は，局所探索を揃えた ILS-baseline と Memetic-baseline の比較で検定し，全 8 シナリオで ILS が有意に上回れば支持されたとみなす．仮説2は，Memetic-baseline に対する Memetic＋演算子の向上を同じ形で検定し，全 8 シナリオで有意に向上すれば支持されたとみなす．仮説を置かない単点探索側（§2）も，ILS-baseline に対する ILS＋演算子を同じ形で検定する．</w:t>
       </w:r>
     </w:p>
     <w:p>
@@ -4630,7 +4247,7 @@
           <w:rFonts w:ascii="Times New Roman" w:hAnsi="Times New Roman" w:cs="Times New Roman" w:eastAsia="ＭＳ 明朝"/>
           <w:lang w:val="en-US" w:eastAsia="ja-JP"/>
         </w:rPr>
-        <w:t xml:space="preserve">本節では実験設定（§4.1）ののち、結果を指標ごとに示す。</w:t>
+        <w:t xml:space="preserve">本節では実験設定（§4.1）ののち，結果を指標ごとに示す．</w:t>
       </w:r>
     </w:p>
     <w:p>
@@ -4675,7 +4292,7 @@
           <w:rFonts w:ascii="Times New Roman" w:hAnsi="Times New Roman" w:cs="Times New Roman" w:eastAsia="ＭＳ 明朝"/>
           <w:lang w:val="en-US" w:eastAsia="ja-JP"/>
         </w:rPr>
-        <w:t xml:space="preserve">=60〜148＝対象作業の処理時間の約 0.9〜1.5 倍）を与えた計 8 シナリオ＝la36S/la36M/la36L（27/54/73%）・ta21S/ta21L（32/82%）・mt10（72%）・la21（35%）・la40（32%）を用いる。括弧内は</w:t>
+        <w:t xml:space="preserve">=60〜148＝対象作業の処理時間の約 0.9〜1.5 倍）を与えた計 8 シナリオ＝la36S/la36M/la36L（27/54/73%）・ta21S/ta21L（32/82%）・mt10（72%）・la21（35%）・la40（32%）を用いる．括弧内は</w:t>
       </w:r>
       <w:r>
         <w:rPr>
@@ -4708,6 +4325,38 @@
       <w:r>
         <w:rPr>
           <w:rFonts w:ascii="Times New Roman" w:hAnsi="Times New Roman" w:cs="Times New Roman"/>
+        </w:rPr>
+        <w:t xml:space="preserve">|</w:t>
+      </w:r>
+      <w:r>
+        <w:rPr>
+          <w:rFonts w:ascii="Times New Roman" w:hAnsi="Times New Roman" w:cs="Times New Roman"/>
+          <w:i/>
+        </w:rPr>
+        <w:t xml:space="preserve">O</w:t>
+      </w:r>
+      <w:r>
+        <w:rPr>
+          <w:rFonts w:ascii="Times New Roman" w:hAnsi="Times New Roman" w:cs="Times New Roman"/>
+          <w:vertAlign w:val="subscript"/>
+        </w:rPr>
+        <w:t xml:space="preserve">opt</w:t>
+      </w:r>
+      <w:r>
+        <w:rPr>
+          <w:rFonts w:ascii="Times New Roman" w:hAnsi="Times New Roman" w:cs="Times New Roman"/>
+        </w:rPr>
+        <w:t xml:space="preserve">|</w:t>
+      </w:r>
+      <w:r>
+        <w:rPr>
+          <w:rFonts w:ascii="Times New Roman" w:hAnsi="Times New Roman" w:cs="Times New Roman"/>
+        </w:rPr>
+        <w:t xml:space="preserve">/</w:t>
+      </w:r>
+      <w:r>
+        <w:rPr>
+          <w:rFonts w:ascii="Times New Roman" w:hAnsi="Times New Roman" w:cs="Times New Roman"/>
           <w:i/>
         </w:rPr>
         <w:t xml:space="preserve">n</w:t>
@@ -4715,63 +4364,52 @@
       <w:r>
         <w:rPr>
           <w:rFonts w:ascii="Times New Roman" w:hAnsi="Times New Roman" w:cs="Times New Roman"/>
+          <w:i/>
+        </w:rPr>
+        <w:t xml:space="preserve">m</w:t>
+      </w:r>
+      <w:r>
+        <w:rPr>
+          <w:rFonts w:ascii="Times New Roman" w:hAnsi="Times New Roman" w:cs="Times New Roman" w:eastAsia="ＭＳ 明朝"/>
+          <w:lang w:val="en-US" w:eastAsia="ja-JP"/>
+        </w:rPr>
+        <w:t xml:space="preserve">（全作業のうち外乱で最適化対象となる割合）で，8 シナリオは 27〜82% を張る．各インスタンスの初期スケジュール </w:t>
+      </w:r>
+      <w:r>
+        <w:rPr>
+          <w:rFonts w:ascii="Times New Roman" w:hAnsi="Times New Roman" w:cs="Times New Roman"/>
+          <w:i/>
+        </w:rPr>
+        <w:t xml:space="preserve">S</w:t>
+      </w:r>
+      <w:r>
+        <w:rPr>
+          <w:rFonts w:ascii="Times New Roman" w:hAnsi="Times New Roman" w:cs="Times New Roman"/>
+          <w:i/>
           <w:vertAlign w:val="subscript"/>
         </w:rPr>
-        <w:t xml:space="preserve">res</w:t>
-      </w:r>
-      <w:r>
-        <w:rPr>
-          <w:rFonts w:ascii="Times New Roman" w:hAnsi="Times New Roman" w:cs="Times New Roman"/>
-        </w:rPr>
-        <w:t xml:space="preserve">/</w:t>
-      </w:r>
-      <w:r>
-        <w:rPr>
-          <w:rFonts w:ascii="Times New Roman" w:hAnsi="Times New Roman" w:cs="Times New Roman"/>
-        </w:rPr>
-        <w:t xml:space="preserve">ops</w:t>
-      </w:r>
-      <w:r>
-        <w:rPr>
-          <w:rFonts w:ascii="Times New Roman" w:hAnsi="Times New Roman" w:cs="Times New Roman" w:eastAsia="ＭＳ 明朝"/>
-          <w:lang w:val="en-US" w:eastAsia="ja-JP"/>
-        </w:rPr>
-        <w:t xml:space="preserve">（全作業のうち外乱で再最適化対象 </w:t>
-      </w:r>
-      <w:r>
-        <w:rPr>
-          <w:rFonts w:ascii="Times New Roman" w:hAnsi="Times New Roman" w:cs="Times New Roman"/>
-          <w:i/>
-        </w:rPr>
-        <w:t xml:space="preserve">O</w:t>
-      </w:r>
-      <w:r>
-        <w:rPr>
-          <w:rFonts w:ascii="Times New Roman" w:hAnsi="Times New Roman" w:cs="Times New Roman"/>
+        <w:t xml:space="preserve">p</w:t>
+      </w:r>
+      <w:r>
+        <w:rPr>
+          <w:rFonts w:ascii="Times New Roman" w:hAnsi="Times New Roman" w:cs="Times New Roman" w:eastAsia="ＭＳ 明朝"/>
+          <w:lang w:val="en-US" w:eastAsia="ja-JP"/>
+        </w:rPr>
+        <w:t xml:space="preserve"> は 500 世代の GA で生成する．la36 の 3 シナリオと ta21 の 2 シナリオは，同一インスタンス・同一 </w:t>
+      </w:r>
+      <w:r>
+        <w:rPr>
+          <w:rFonts w:ascii="Times New Roman" w:hAnsi="Times New Roman" w:cs="Times New Roman"/>
+          <w:i/>
+        </w:rPr>
+        <w:t xml:space="preserve">S</w:t>
+      </w:r>
+      <w:r>
+        <w:rPr>
+          <w:rFonts w:ascii="Times New Roman" w:hAnsi="Times New Roman" w:cs="Times New Roman"/>
+          <w:i/>
           <w:vertAlign w:val="subscript"/>
         </w:rPr>
-        <w:t xml:space="preserve">opt</w:t>
-      </w:r>
-      <w:r>
-        <w:rPr>
-          <w:rFonts w:ascii="Times New Roman" w:hAnsi="Times New Roman" w:cs="Times New Roman" w:eastAsia="ＭＳ 明朝"/>
-          <w:lang w:val="en-US" w:eastAsia="ja-JP"/>
-        </w:rPr>
-        <w:t xml:space="preserve"> となる割合）で、8 シナリオは 27〜82% を張る。各インスタンスの初期スケジュール </w:t>
-      </w:r>
-      <w:r>
-        <w:rPr>
-          <w:rFonts w:ascii="Times New Roman" w:hAnsi="Times New Roman" w:cs="Times New Roman"/>
-          <w:i/>
-        </w:rPr>
-        <w:t xml:space="preserve">S</w:t>
-      </w:r>
-      <w:r>
-        <w:rPr>
-          <w:rFonts w:ascii="Times New Roman" w:hAnsi="Times New Roman" w:cs="Times New Roman"/>
-          <w:i/>
-          <w:vertAlign w:val="subscript"/>
-        </w:rPr>
         <w:t xml:space="preserve">p</w:t>
       </w:r>
       <w:r>
@@ -4779,59 +4417,7 @@
           <w:rFonts w:ascii="Times New Roman" w:hAnsi="Times New Roman" w:cs="Times New Roman" w:eastAsia="ＭＳ 明朝"/>
           <w:lang w:val="en-US" w:eastAsia="ja-JP"/>
         </w:rPr>
-        <w:t xml:space="preserve"> は 500 世代の GA で生成する。</w:t>
-      </w:r>
-      <w:r>
-        <w:rPr>
-          <w:rFonts w:ascii="Times New Roman" w:hAnsi="Times New Roman" w:cs="Times New Roman" w:eastAsia="ＭＳ 明朝"/>
-          <w:b/>
-          <w:lang w:val="en-US" w:eastAsia="ja-JP"/>
-        </w:rPr>
-        <w:t xml:space="preserve">la36 ラダー</w:t>
-      </w:r>
-      <w:r>
-        <w:rPr>
-          <w:rFonts w:ascii="Times New Roman" w:hAnsi="Times New Roman" w:cs="Times New Roman" w:eastAsia="ＭＳ 明朝"/>
-          <w:lang w:val="en-US" w:eastAsia="ja-JP"/>
-        </w:rPr>
-        <w:t xml:space="preserve">と </w:t>
-      </w:r>
-      <w:r>
-        <w:rPr>
-          <w:rFonts w:ascii="Times New Roman" w:hAnsi="Times New Roman" w:cs="Times New Roman" w:eastAsia="ＭＳ 明朝"/>
-          <w:b/>
-          <w:lang w:val="en-US" w:eastAsia="ja-JP"/>
-        </w:rPr>
-        <w:t xml:space="preserve">ta21 対</w:t>
-      </w:r>
-      <w:r>
-        <w:rPr>
-          <w:rFonts w:ascii="Times New Roman" w:hAnsi="Times New Roman" w:cs="Times New Roman" w:eastAsia="ＭＳ 明朝"/>
-          <w:lang w:val="en-US" w:eastAsia="ja-JP"/>
-        </w:rPr>
-        <w:t xml:space="preserve">は、同一インスタンス・同一 </w:t>
-      </w:r>
-      <w:r>
-        <w:rPr>
-          <w:rFonts w:ascii="Times New Roman" w:hAnsi="Times New Roman" w:cs="Times New Roman"/>
-          <w:i/>
-        </w:rPr>
-        <w:t xml:space="preserve">S</w:t>
-      </w:r>
-      <w:r>
-        <w:rPr>
-          <w:rFonts w:ascii="Times New Roman" w:hAnsi="Times New Roman" w:cs="Times New Roman"/>
-          <w:i/>
-          <w:vertAlign w:val="subscript"/>
-        </w:rPr>
-        <w:t xml:space="preserve">p</w:t>
-      </w:r>
-      <w:r>
-        <w:rPr>
-          <w:rFonts w:ascii="Times New Roman" w:hAnsi="Times New Roman" w:cs="Times New Roman" w:eastAsia="ＭＳ 明朝"/>
-          <w:lang w:val="en-US" w:eastAsia="ja-JP"/>
-        </w:rPr>
-        <w:t xml:space="preserve"> のまま外乱の規模だけを段階的に変えたシナリオ群であり、</w:t>
+        <w:t xml:space="preserve"> のまま外乱の規模だけを段階的に変えたシナリオ群であり，</w:t>
       </w:r>
       <w:r>
         <w:rPr>
@@ -4845,7 +4431,7 @@
           <w:rFonts w:ascii="Times New Roman" w:hAnsi="Times New Roman" w:cs="Times New Roman" w:eastAsia="ＭＳ 明朝"/>
           <w:lang w:val="en-US" w:eastAsia="ja-JP"/>
         </w:rPr>
-        <w:t xml:space="preserve"> の小さい順に S・M・L を付す。各シナリオの完全な定義と trial 別の生値・検定は公開リポジトリ（https://github.com/kitotakumi/stability_scheduling）に収録する。実験設定は表 1 に示す。</w:t>
+        <w:t xml:space="preserve"> の小さい順に S・M・L を付す．各シナリオの完全な定義と trial 別の生値・検定は公開リポジトリ（https://github.com/kitotakumi/stability_scheduling）に収録する．実験設定は表 1 に示す．</w:t>
       </w:r>
     </w:p>
     <w:p>
@@ -4860,7 +4446,7 @@
           <w:rFonts w:ascii="Times New Roman" w:hAnsi="Times New Roman" w:cs="Times New Roman" w:eastAsia="ＭＳ 明朝"/>
           <w:lang w:val="en-US" w:eastAsia="ja-JP"/>
         </w:rPr>
-        <w:t xml:space="preserve">表 1. 実験設定（全 8 シナリオ共通）</w:t>
+        <w:t xml:space="preserve">表 1．実験設定（全 8 シナリオ共通）</w:t>
       </w:r>
     </w:p>
     <w:tbl>
@@ -5121,7 +4707,7 @@
                 <w:sz w:val="16"/>
                 <w:szCs w:val="16"/>
               </w:rPr>
-              <w:t xml:space="preserve">ILS 系 3000 反復、GA・Memetic 系 500 世代</w:t>
+              <w:t xml:space="preserve">ILS 系 3000 反復，GA・Memetic 系 500 世代</w:t>
             </w:r>
           </w:p>
         </w:tc>
@@ -5204,7 +4790,7 @@
                 <w:sz w:val="16"/>
                 <w:szCs w:val="16"/>
               </w:rPr>
-              <w:t xml:space="preserve">=0.85, </w:t>
+              <w:t xml:space="preserve">=0.85，</w:t>
             </w:r>
             <w:r>
               <w:rPr>
@@ -5249,7 +4835,7 @@
                 <w:sz w:val="16"/>
                 <w:szCs w:val="16"/>
               </w:rPr>
-              <w:t xml:space="preserve">=0.1, pop=50（</w:t>
+              <w:t xml:space="preserve">=0.1，pop=50（</w:t>
             </w:r>
             <w:r>
               <w:rPr>
@@ -5277,7 +4863,7 @@
                 <w:sz w:val="16"/>
                 <w:szCs w:val="16"/>
               </w:rPr>
-              <w:t xml:space="preserve"> 以外の 49 個体は無作為生成）。ILS 系: insert 摂動 2〜5 手を鋸歯状に巡回</w:t>
+              <w:t xml:space="preserve"> 以外の 49 個体は無作為生成）．ILS 系: insert 摂動 2〜5 手を鋸歯状に巡回</w:t>
             </w:r>
           </w:p>
         </w:tc>
@@ -5324,7 +4910,7 @@
                 <w:sz w:val="16"/>
                 <w:szCs w:val="16"/>
               </w:rPr>
-              <w:t xml:space="preserve">Memetic 系: 各個体に発動確率 0.3、PR は経路上位 3 中間解を局所探索して最良を返す。ILS 系: 無改善 400 反復で初回・以降 10 反復ごとに発動、PR は経路上の最良 1 解を返す</w:t>
+              <w:t xml:space="preserve">Memetic 系: 各個体に発動確率 0.3，PR は経路上位 3 中間解を局所探索して最良を返す．ILS 系: 無改善 400 反復で初回・以降 10 反復ごとに発動，PR は経路上の最良 1 解を返す</w:t>
             </w:r>
           </w:p>
         </w:tc>
@@ -5373,7 +4959,7 @@
                 <w:sz w:val="16"/>
                 <w:szCs w:val="16"/>
               </w:rPr>
-              <w:t xml:space="preserve">AMD Ryzen 5 7530U／Python 3.12（NumPy・DEAP・SciPy）。全乱数シード固定</w:t>
+              <w:t xml:space="preserve">AMD Ryzen 5 7530U／Python 3.12（NumPy・DEAP・SciPy）．全乱数シード固定</w:t>
             </w:r>
           </w:p>
         </w:tc>
@@ -5396,14 +4982,14 @@
           <w:b/>
           <w:lang w:val="en-US" w:eastAsia="ja-JP"/>
         </w:rPr>
-        <w:t xml:space="preserve">妥当性の確認.</w:t>
-      </w:r>
-      <w:r>
-        <w:rPr>
-          <w:rFonts w:ascii="Times New Roman" w:hAnsi="Times New Roman" w:cs="Times New Roman" w:eastAsia="ＭＳ 明朝"/>
-          <w:lang w:val="en-US" w:eastAsia="ja-JP"/>
-        </w:rPr>
-        <w:t xml:space="preserve"> 高安定領域の境界は </w:t>
+        <w:t xml:space="preserve">妥当性の確認．</w:t>
+      </w:r>
+      <w:r>
+        <w:rPr>
+          <w:rFonts w:ascii="Times New Roman" w:hAnsi="Times New Roman" w:cs="Times New Roman" w:eastAsia="ＭＳ 明朝"/>
+          <w:lang w:val="en-US" w:eastAsia="ja-JP"/>
+        </w:rPr>
+        <w:t xml:space="preserve">高安定領域の境界は </w:t>
       </w:r>
       <w:r>
         <w:rPr>
@@ -5417,7 +5003,7 @@
           <w:rFonts w:ascii="Times New Roman" w:hAnsi="Times New Roman" w:cs="Times New Roman" w:eastAsia="ＭＳ 明朝"/>
           <w:lang w:val="en-US" w:eastAsia="ja-JP"/>
         </w:rPr>
-        <w:t xml:space="preserve">=50 とし、</w:t>
+        <w:t xml:space="preserve">=50 とし，</w:t>
       </w:r>
       <w:r>
         <w:rPr>
@@ -5459,7 +5045,7 @@
           <w:rFonts w:ascii="Times New Roman" w:hAnsi="Times New Roman" w:cs="Times New Roman" w:eastAsia="ＭＳ 明朝"/>
           <w:lang w:val="en-US" w:eastAsia="ja-JP"/>
         </w:rPr>
-        <w:t xml:space="preserve"> の中央値である。この境界は手法プールから定まるが、</w:t>
+        <w:t xml:space="preserve"> の中央値である．この境界は手法プールから定まるが，</w:t>
       </w:r>
       <w:r>
         <w:rPr>
@@ -5473,27 +5059,7 @@
           <w:rFonts w:ascii="Times New Roman" w:hAnsi="Times New Roman" w:cs="Times New Roman" w:eastAsia="ＭＳ 明朝"/>
           <w:lang w:val="en-US" w:eastAsia="ja-JP"/>
         </w:rPr>
-        <w:t xml:space="preserve"> を 33〜67 に振っても仮説1・仮説2の結論は変わらない（全シナリオで完全分離, </w:t>
-      </w:r>
-      <w:r>
-        <w:rPr>
-          <w:rFonts w:ascii="Times New Roman" w:hAnsi="Times New Roman" w:cs="Times New Roman"/>
-          <w:i/>
-        </w:rPr>
-        <w:t xml:space="preserve">p</w:t>
-      </w:r>
-      <w:r>
-        <w:rPr>
-          <w:rFonts w:ascii="Times New Roman" w:hAnsi="Times New Roman" w:cs="Times New Roman"/>
-        </w:rPr>
-        <w:t xml:space="preserve">&lt;</w:t>
-      </w:r>
-      <w:r>
-        <w:rPr>
-          <w:rFonts w:ascii="Times New Roman" w:hAnsi="Times New Roman" w:cs="Times New Roman" w:eastAsia="ＭＳ 明朝"/>
-          <w:lang w:val="en-US" w:eastAsia="ja-JP"/>
-        </w:rPr>
-        <w:t xml:space="preserve">0.001）。壁時計は Memetic+PR が ILS の 4.8〜9.4 倍だが、中央値 run は全手法とも予算の 7 割以内で最終 HV の 99% に達しており、全域 HV の差は計算時間によらない。手法パラメータは標準値で固定し、挙動を定める 11 軸（ベース探索構造側を含む）を 2 シナリオで一要因ずつ上下に振ったが、感度は全域 HV で +0.5〜2% と手法間の差（+7〜54%）より一桁小さい。</w:t>
+        <w:t xml:space="preserve"> を 33〜67 に振っても仮説1・仮説2の結論は変わらない（全シナリオで完全分離）．壁時計は Memetic+PR が ILS の 4.8〜9.4 倍だが，中央値 run は全手法とも予算の 7 割以内で最終 HV の 99% に達しており，全域 HV の差は計算時間によらない．手法パラメータは標準値で固定し，挙動を定める 11 軸（ベース探索構造側を含む）を 2 シナリオで一要因ずつ上下に振ったが，感度は全域 HV で +0.5〜2% と手法間の差（+7〜54%）より一桁小さい．</w:t>
       </w:r>
     </w:p>
     <w:p>
@@ -5524,7 +5090,7 @@
           <w:rFonts w:ascii="Times New Roman" w:hAnsi="Times New Roman" w:cs="Times New Roman" w:eastAsia="ＭＳ 明朝"/>
           <w:lang w:val="en-US" w:eastAsia="ja-JP"/>
         </w:rPr>
-        <w:t xml:space="preserve">図 2 に実フロントを示す。(a) ta21S では、Memetic-baseline は高安定領域に非劣解を 1 点も持たず、ILS が </w:t>
+        <w:t xml:space="preserve">まず代表 2 シナリオ（同一インスタンスで外乱の規模が異なる ta21S・ta21L）の Pareto フロントで，高安定領域にどの手法の非劣解が並ぶかを見る（図 2）．(a) ta21S では，Memetic-baseline は高安定領域に非劣解を 1 点も持たず，ILS が </w:t>
       </w:r>
       <w:r>
         <w:rPr>
@@ -5552,7 +5118,7 @@
           <w:rFonts w:ascii="Times New Roman" w:hAnsi="Times New Roman" w:cs="Times New Roman" w:eastAsia="ＭＳ 明朝"/>
           <w:lang w:val="en-US" w:eastAsia="ja-JP"/>
         </w:rPr>
-        <w:t xml:space="preserve">=16 を要する。(b) ta21L では、高安定領域に非劣解は入るが MS で ILS に劣り、両者が並ぶのは MS が最小の端だけである。どちらのシナリオでも安定性誘導演算子を組み込むと両探索構造のフロントは高安定領域で重なり、この領域内では 8 シナリオ中 5 つで ILS+PR と Memetic+PR の非劣解が点集合まで一致する。</w:t>
+        <w:t xml:space="preserve">=16 を要する．(b) ta21L では，高安定領域に非劣解は入るが MS で ILS に劣り，両者が並ぶのは MS が最小の端だけである．どちらのシナリオでも安定性誘導演算子を組み込むと両探索構造のフロントは高安定領域で重なる．</w:t>
       </w:r>
     </w:p>
     <w:tbl>
@@ -5632,7 +5198,7 @@
                 <w:rFonts w:ascii="Times New Roman" w:hAnsi="Times New Roman" w:cs="Times New Roman" w:eastAsia="ＭＳ 明朝"/>
                 <w:lang w:val="en-US" w:eastAsia="ja-JP"/>
               </w:rPr>
-              <w:t xml:space="preserve">図2. ta21 対の実 Pareto フロント（全域 HV が中央値の trial の非劣解）。PR-</w:t>
+              <w:t xml:space="preserve">図2．ta21S・ta21L の実 Pareto フロント（全域 HV が中央値の trial の非劣解）．PR-</w:t>
             </w:r>
             <w:r>
               <w:rPr>
@@ -5646,7 +5212,7 @@
                 <w:rFonts w:ascii="Times New Roman" w:hAnsi="Times New Roman" w:cs="Times New Roman" w:eastAsia="ＭＳ 明朝"/>
                 <w:lang w:val="en-US" w:eastAsia="ja-JP"/>
               </w:rPr>
-              <w:t xml:space="preserve"> は高安定領域で PR とほぼ同じフロントを与えるため省く。</w:t>
+              <w:t xml:space="preserve"> は高安定領域で PR とほぼ同じフロントを与えるため省く．</w:t>
             </w:r>
           </w:p>
         </w:tc>
@@ -5671,7 +5237,7 @@
           <w:rFonts w:ascii="Times New Roman" w:hAnsi="Times New Roman" w:cs="Times New Roman" w:eastAsia="ＭＳ 明朝"/>
           <w:lang w:val="en-US" w:eastAsia="ja-JP"/>
         </w:rPr>
-        <w:t xml:space="preserve">この構図が全 8 シナリオで成り立つかを確かめる（図 3）。演算子なしの点の差が仮説1、Memetic の線の傾きが仮説2に対応する。</w:t>
+        <w:t xml:space="preserve">この構図が全 8 シナリオで成り立つかを確かめる（図 3）．演算子なしの点の差が仮説1，Memetic の線の傾きが仮説2に対応する．</w:t>
       </w:r>
     </w:p>
     <w:p>
@@ -5712,6 +5278,13 @@
       <w:r>
         <w:rPr>
           <w:rFonts w:ascii="Times New Roman" w:hAnsi="Times New Roman" w:cs="Times New Roman"/>
+          <w:vertAlign w:val="subscript"/>
+        </w:rPr>
+        <w:t xml:space="preserve">adj</w:t>
+      </w:r>
+      <w:r>
+        <w:rPr>
+          <w:rFonts w:ascii="Times New Roman" w:hAnsi="Times New Roman" w:cs="Times New Roman"/>
         </w:rPr>
         <w:t xml:space="preserve">&lt;</w:t>
       </w:r>
@@ -5720,7 +5293,7 @@
           <w:rFonts w:ascii="Times New Roman" w:hAnsi="Times New Roman" w:cs="Times New Roman" w:eastAsia="ＭＳ 明朝"/>
           <w:lang w:val="en-US" w:eastAsia="ja-JP"/>
         </w:rPr>
-        <w:t xml:space="preserve">0.001, </w:t>
+        <w:t xml:space="preserve">0.001，</w:t>
       </w:r>
       <w:r>
         <w:rPr>
@@ -5746,7 +5319,7 @@
           <w:rFonts w:ascii="Times New Roman" w:hAnsi="Times New Roman" w:cs="Times New Roman" w:eastAsia="ＭＳ 明朝"/>
           <w:lang w:val="en-US" w:eastAsia="ja-JP"/>
         </w:rPr>
-        <w:t xml:space="preserve">=1.0）。3 シナリオ（la36S・ta21S・la40）では Memetic-baseline が高安定領域にほぼ非劣解を持てず（10 trial 中 9〜10 で 0 点。図 2(a)）、ILS のみが高安定領域に非劣解を得る。残る 5 シナリオでも ILS が 2.0〜4.5 倍。Holm 補正後も全シナリオで有意であり、仮説1は支持された。</w:t>
+        <w:t xml:space="preserve">=1.0）．3 シナリオ（la36S・ta21S・la40）では Memetic-baseline が高安定領域にほぼ非劣解を持てず（10 trial 中 9〜10 で 0 点．図 2(a)），ILS のみが高安定領域に非劣解を得る．残る 5 シナリオでも ILS が 2.0〜4.5 倍．仮説1は支持された．</w:t>
       </w:r>
     </w:p>
     <w:p>
@@ -5768,14 +5341,14 @@
           <w:b/>
           <w:lang w:val="en-US" w:eastAsia="ja-JP"/>
         </w:rPr>
-        <w:t xml:space="preserve">仮説2：安定性誘導演算子は Memetic の高安定 HV を全 8 シナリオの全試行で向上させる</w:t>
-      </w:r>
-      <w:r>
-        <w:rPr>
-          <w:rFonts w:ascii="Times New Roman" w:hAnsi="Times New Roman" w:cs="Times New Roman" w:eastAsia="ＭＳ 明朝"/>
-          <w:lang w:val="en-US" w:eastAsia="ja-JP"/>
-        </w:rPr>
-        <w:t xml:space="preserve">。向上は全シナリオで完全分離（</w:t>
+        <w:t xml:space="preserve">仮説2：演算子を組み込んだ Memetic は Memetic-baseline を全 8 シナリオで完全分離で上回る</w:t>
+      </w:r>
+      <w:r>
+        <w:rPr>
+          <w:rFonts w:ascii="Times New Roman" w:hAnsi="Times New Roman" w:cs="Times New Roman" w:eastAsia="ＭＳ 明朝"/>
+          <w:lang w:val="en-US" w:eastAsia="ja-JP"/>
+        </w:rPr>
+        <w:t xml:space="preserve">（</w:t>
       </w:r>
       <w:r>
         <w:rPr>
@@ -5787,6 +5360,13 @@
       <w:r>
         <w:rPr>
           <w:rFonts w:ascii="Times New Roman" w:hAnsi="Times New Roman" w:cs="Times New Roman"/>
+          <w:vertAlign w:val="subscript"/>
+        </w:rPr>
+        <w:t xml:space="preserve">adj</w:t>
+      </w:r>
+      <w:r>
+        <w:rPr>
+          <w:rFonts w:ascii="Times New Roman" w:hAnsi="Times New Roman" w:cs="Times New Roman"/>
         </w:rPr>
         <w:t xml:space="preserve">&lt;</w:t>
       </w:r>
@@ -5795,7 +5375,7 @@
           <w:rFonts w:ascii="Times New Roman" w:hAnsi="Times New Roman" w:cs="Times New Roman" w:eastAsia="ＭＳ 明朝"/>
           <w:lang w:val="en-US" w:eastAsia="ja-JP"/>
         </w:rPr>
-        <w:t xml:space="preserve">0.001, </w:t>
+        <w:t xml:space="preserve">0.001，</w:t>
       </w:r>
       <w:r>
         <w:rPr>
@@ -5821,7 +5401,7 @@
           <w:rFonts w:ascii="Times New Roman" w:hAnsi="Times New Roman" w:cs="Times New Roman" w:eastAsia="ＭＳ 明朝"/>
           <w:lang w:val="en-US" w:eastAsia="ja-JP"/>
         </w:rPr>
-        <w:t xml:space="preserve">=1.0）であり、仮説2は支持された。演算子なしでは高安定領域にほぼ解を持てなかった 3 シナリオで解が現れ、残る 5 シナリオでは高安定 HV が 2.1〜4.7 倍になる。なお、到達した値を ILS-baseline と比べると、6 シナリオでは有意差がなく（うち 5 つは中央値の差が 1% 以内）、ta21L では 4〜5% 上回り、la40 では 5〜10% 下回る（Holm 補正後 </w:t>
+        <w:t xml:space="preserve">=1.0）．演算子なしでは高安定領域にほぼ解を持てなかった 3 シナリオで解が現れ，残る 5 シナリオでは高安定 HV が 2.1〜4.7 倍になる．仮説2は支持された．なお，到達した値を ILS-baseline と比べると，6 シナリオでは有意差がなく（うち 5 つは中央値の差が 1% 以内），ta21L では 4〜5% 上回り，la40 では 5〜10% 下回る（</w:t>
       </w:r>
       <w:r>
         <w:rPr>
@@ -5848,7 +5428,7 @@
           <w:rFonts w:ascii="Times New Roman" w:hAnsi="Times New Roman" w:cs="Times New Roman" w:eastAsia="ＭＳ 明朝"/>
           <w:lang w:val="en-US" w:eastAsia="ja-JP"/>
         </w:rPr>
-        <w:t xml:space="preserve">0.015）。すなわち、演算子を組み込んだ Memetic は 8 シナリオ中 7 つで ILS-baseline と同程度以上の高安定 HV に達する。この向上が摂動一般の効果か、</w:t>
+        <w:t xml:space="preserve">0.015）．すなわち，演算子を組み込んだ Memetic は 8 シナリオ中 7 つで ILS-baseline と同程度以上の高安定 HV に達する．この向上が摂動一般の効果か，</w:t>
       </w:r>
       <w:r>
         <w:rPr>
@@ -5870,27 +5450,7 @@
           <w:rFonts w:ascii="Times New Roman" w:hAnsi="Times New Roman" w:cs="Times New Roman" w:eastAsia="ＭＳ 明朝"/>
           <w:lang w:val="en-US" w:eastAsia="ja-JP"/>
         </w:rPr>
-        <w:t xml:space="preserve"> に近づける方向に固有の効果かは、強度を揃えて方向だけをランダム化した対照実験を 2 シナリオ（mt10・la36S）で回して確かめた：ランダム方向は向上幅の 7 割前後しか再現せず、高安定 HV では演算子に完全分離で及ばず（</w:t>
-      </w:r>
-      <w:r>
-        <w:rPr>
-          <w:rFonts w:ascii="Times New Roman" w:hAnsi="Times New Roman" w:cs="Times New Roman"/>
-          <w:i/>
-        </w:rPr>
-        <w:t xml:space="preserve">p</w:t>
-      </w:r>
-      <w:r>
-        <w:rPr>
-          <w:rFonts w:ascii="Times New Roman" w:hAnsi="Times New Roman" w:cs="Times New Roman"/>
-        </w:rPr>
-        <w:t xml:space="preserve">&lt;</w:t>
-      </w:r>
-      <w:r>
-        <w:rPr>
-          <w:rFonts w:ascii="Times New Roman" w:hAnsi="Times New Roman" w:cs="Times New Roman" w:eastAsia="ＭＳ 明朝"/>
-          <w:lang w:val="en-US" w:eastAsia="ja-JP"/>
-        </w:rPr>
-        <w:t xml:space="preserve">0.001）、同じ高安定 HV に達するには 1.7〜2.4 倍の時間を要する。</w:t>
+        <w:t xml:space="preserve"> に近づける方向に固有の効果かは，強度を揃えて方向だけをランダム化した対照実験を 2 シナリオ（mt10・la36S）で回して確かめた：ランダム方向は向上幅の 7 割前後しか再現せず，高安定 HV では演算子に完全分離で及ばず，同じ高安定 HV に達するには 1.7〜2.4 倍の時間を要する．</w:t>
       </w:r>
     </w:p>
     <w:p>
@@ -5919,7 +5479,7 @@
           <w:rFonts w:ascii="Times New Roman" w:hAnsi="Times New Roman" w:cs="Times New Roman" w:eastAsia="ＭＳ 明朝"/>
           <w:lang w:val="en-US" w:eastAsia="ja-JP"/>
         </w:rPr>
-        <w:t xml:space="preserve">。演算子を組み込んだ ILS が baseline を上回るのは 8 シナリオ中 2 つ（la36L・ta21L）にとどまる。PR・PR-</w:t>
+        <w:t xml:space="preserve">．演算子を組み込んだ ILS が baseline を上回るのは 8 シナリオ中 2 つ（la36L・ta21L）にとどまる．PR・PR-</w:t>
       </w:r>
       <w:r>
         <w:rPr>
@@ -5947,7 +5507,7 @@
           <w:rFonts w:ascii="Times New Roman" w:hAnsi="Times New Roman" w:cs="Times New Roman" w:eastAsia="ＭＳ 明朝"/>
           <w:lang w:val="en-US" w:eastAsia="ja-JP"/>
         </w:rPr>
-        <w:t xml:space="preserve">=0.013、ta21L で </w:t>
+        <w:t xml:space="preserve">=0.013，ta21L で </w:t>
       </w:r>
       <w:r>
         <w:rPr>
@@ -5967,7 +5527,7 @@
           <w:rFonts w:ascii="Times New Roman" w:hAnsi="Times New Roman" w:cs="Times New Roman" w:eastAsia="ＭＳ 明朝"/>
           <w:lang w:val="en-US" w:eastAsia="ja-JP"/>
         </w:rPr>
-        <w:t xml:space="preserve">0.001 だが、Holm 補正を施すと残るのは ta21L のみである（</w:t>
+        <w:t xml:space="preserve">0.001 だが，Holm 補正を施すと残るのは ta21L のみである（</w:t>
       </w:r>
       <w:r>
         <w:rPr>
@@ -5994,7 +5554,7 @@
           <w:rFonts w:ascii="Times New Roman" w:hAnsi="Times New Roman" w:cs="Times New Roman" w:eastAsia="ＭＳ 明朝"/>
           <w:lang w:val="en-US" w:eastAsia="ja-JP"/>
         </w:rPr>
-        <w:t xml:space="preserve">0.002。la36L は 0.091）。その ta21L でも改善幅は中央値 0.029→0.031 と小さい（ただし演算子込みの全 trial が baseline の全 trial を上回る, </w:t>
+        <w:t xml:space="preserve">0.002．la36L は 0.091）．2 シナリオとも改善幅は小さく，中央値の向上は 6.3〜6.5% にとどまる．ただし ta21L では，幅は小さくても演算子の有無で完全分離する（</w:t>
       </w:r>
       <w:r>
         <w:rPr>
@@ -6020,7 +5580,7 @@
           <w:rFonts w:ascii="Times New Roman" w:hAnsi="Times New Roman" w:cs="Times New Roman" w:eastAsia="ＭＳ 明朝"/>
           <w:lang w:val="en-US" w:eastAsia="ja-JP"/>
         </w:rPr>
-        <w:t xml:space="preserve">=1.0）。残る 6 シナリオでは差がない。</w:t>
+        <w:t xml:space="preserve">=1.0）．残る 6 シナリオでは差がない．</w:t>
       </w:r>
     </w:p>
     <w:p>
@@ -6035,14 +5595,14 @@
           <w:b/>
           <w:lang w:val="en-US" w:eastAsia="ja-JP"/>
         </w:rPr>
-        <w:t xml:space="preserve">安定性誘導演算子が効く条件.</w:t>
-      </w:r>
-      <w:r>
-        <w:rPr>
-          <w:rFonts w:ascii="Times New Roman" w:hAnsi="Times New Roman" w:cs="Times New Roman" w:eastAsia="ＭＳ 明朝"/>
-          <w:lang w:val="en-US" w:eastAsia="ja-JP"/>
-        </w:rPr>
-        <w:t xml:space="preserve"> 効きが探索構造で非対称なのは、構造そのものの違いというより、組み込む前にその構造が高安定 HV の上限に達しているか否かで説明できる。どのシナリオでも 7 手法中 3〜5 手法が最良値の 2% 以内に集まり、この帯が本実験で比較した手法の到達上限にあたる（図 3）。Memetic-baseline は全 8 シナリオで帯の外にあり、演算子を組み込むと 7 つで帯に入る。ILS-baseline は演算子なしのまま 6 シナリオで帯の中にあり、向上したのは帯の外にある残りの 2 シナリオだけである。発動設計が同じ ILS 系の中でも帯の内外で効きが分かれるので、非対称は構造ごとに異なる発動設計（表 1）では説明できない。</w:t>
+        <w:t xml:space="preserve">安定性誘導演算子が効く条件．</w:t>
+      </w:r>
+      <w:r>
+        <w:rPr>
+          <w:rFonts w:ascii="Times New Roman" w:hAnsi="Times New Roman" w:cs="Times New Roman" w:eastAsia="ＭＳ 明朝"/>
+          <w:lang w:val="en-US" w:eastAsia="ja-JP"/>
+        </w:rPr>
+        <w:t xml:space="preserve">効きが探索構造で非対称なのは，構造そのものの違いというより，組み込む前にその構造が高安定 HV の上限に達しているか否かで説明できる．どのシナリオでも 7 手法中 3〜5 手法が最良値の 2% 以内に集まり，この帯が本実験で比較した手法の到達上限にあたる（図 3）．Memetic-baseline は全 8 シナリオで帯の外にあり，演算子を組み込むと 7 つで帯に入る．ILS-baseline は演算子なしのまま 6 シナリオで帯の中にあり，向上したのは帯の外にある残りの 2 シナリオだけである．発動設計が同じ ILS 系の中でも帯の内外で効きが分かれるので，非対称は構造ごとに異なる発動設計（表 1）では説明できない．</w:t>
       </w:r>
     </w:p>
     <w:tbl>
@@ -6122,7 +5682,7 @@
                 <w:rFonts w:ascii="Times New Roman" w:hAnsi="Times New Roman" w:cs="Times New Roman" w:eastAsia="ＭＳ 明朝"/>
                 <w:lang w:val="en-US" w:eastAsia="ja-JP"/>
               </w:rPr>
-              <w:t xml:space="preserve">図3. 探索構造 × 安定性誘導演算子（高安定 HV、中央値と四分位範囲、n=10）。記号は演算子なしに対する有意水準（* </w:t>
+              <w:t xml:space="preserve">図3．探索構造 × 安定性誘導演算子（高安定 HV，中央値と四分位範囲，n=10）．記号は演算子なしに対する有意水準（* </w:t>
             </w:r>
             <w:r>
               <w:rPr>
@@ -6142,7 +5702,7 @@
                 <w:rFonts w:ascii="Times New Roman" w:hAnsi="Times New Roman" w:cs="Times New Roman" w:eastAsia="ＭＳ 明朝"/>
                 <w:lang w:val="en-US" w:eastAsia="ja-JP"/>
               </w:rPr>
-              <w:t xml:space="preserve">0.05, ** </w:t>
+              <w:t xml:space="preserve">0.05，** </w:t>
             </w:r>
             <w:r>
               <w:rPr>
@@ -6162,7 +5722,7 @@
                 <w:rFonts w:ascii="Times New Roman" w:hAnsi="Times New Roman" w:cs="Times New Roman" w:eastAsia="ＭＳ 明朝"/>
                 <w:lang w:val="en-US" w:eastAsia="ja-JP"/>
               </w:rPr>
-              <w:t xml:space="preserve">0.01, *** </w:t>
+              <w:t xml:space="preserve">0.01，*** </w:t>
             </w:r>
             <w:r>
               <w:rPr>
@@ -6182,7 +5742,7 @@
                 <w:rFonts w:ascii="Times New Roman" w:hAnsi="Times New Roman" w:cs="Times New Roman" w:eastAsia="ＭＳ 明朝"/>
                 <w:lang w:val="en-US" w:eastAsia="ja-JP"/>
               </w:rPr>
-              <w:t xml:space="preserve">0.001、多重比較補正なし）。</w:t>
+              <w:t xml:space="preserve">0.001，多重比較補正なし）．</w:t>
             </w:r>
           </w:p>
         </w:tc>
@@ -6224,7 +5784,7 @@
           <w:rFonts w:ascii="Times New Roman" w:hAnsi="Times New Roman" w:cs="Times New Roman" w:eastAsia="ＭＳ 明朝"/>
           <w:lang w:val="en-US" w:eastAsia="ja-JP"/>
         </w:rPr>
-        <w:t xml:space="preserve">まず代表 2 シナリオの anytime 全域 HV 曲線で、到達点と到達の速さを同時に見る（図 4）。</w:t>
+        <w:t xml:space="preserve">まず代表 2 シナリオの anytime 全域 HV 曲線で，到達点と到達の速さを同時に見る（図 4）．</w:t>
       </w:r>
     </w:p>
     <w:p>
@@ -6238,7 +5798,7 @@
           <w:rFonts w:ascii="Times New Roman" w:hAnsi="Times New Roman" w:cs="Times New Roman" w:eastAsia="ＭＳ 明朝"/>
           <w:lang w:val="en-US" w:eastAsia="ja-JP"/>
         </w:rPr>
-        <w:t xml:space="preserve">ta21S では Memetic＋安定性誘導演算子が ILS と同じ値（1.17）に達するが、到達は ILS の 2.5 秒に対し 6.6〜7.8 秒を要する。la36L では Memetic が 7〜10 秒で ILS を追い越し、ILS が 0.80 で止まるのに対し 0.94 に達する。曲線の終点と立ち上がりの速さは別の手法を最良と指す。</w:t>
+        <w:t xml:space="preserve">ta21S では Memetic＋安定性誘導演算子が ILS と同じ値（1.17）に達するが，到達は ILS の 2.5 秒に対し 6.6〜7.8 秒を要する．la36L では Memetic が 7〜10 秒で ILS を追い越し，ILS が 0.80 で止まるのに対し 0.94 に達する．どちらのシナリオでも，立ち上がりは ILS が速く，到達値は演算子を組み込んだ Memetic が同等以上である．全 8 シナリオでの比較を表 2 に示す．</w:t>
       </w:r>
     </w:p>
     <w:p>
@@ -6253,7 +5813,7 @@
           <w:rFonts w:ascii="Times New Roman" w:hAnsi="Times New Roman" w:cs="Times New Roman" w:eastAsia="ＭＳ 明朝"/>
           <w:lang w:val="en-US" w:eastAsia="ja-JP"/>
         </w:rPr>
-        <w:t xml:space="preserve">表 2. 各セルは「平均順位／ARPD%（最良手法からの平均相対偏差率）／そのシナリオの最良手法と有意差がないシナリオ数 /8（補正なし）」である。前 2 者は互いに独立でない 8 シナリオ（§4.1）の平均であり、これらの横断値は探索的な要約である。</w:t>
+        <w:t xml:space="preserve">表 2．各セルは「平均順位／ARPD%（最良手法からの平均相対偏差率）／最良に並ぶ（中央値が最良手法の中央値から 2% 以内にある）シナリオ数 /8」である．前 2 者は互いに独立でない 8 シナリオ（§4.1）の平均であり，これらの横断値は探索的な要約である．</w:t>
       </w:r>
     </w:p>
     <w:tbl>
@@ -6411,7 +5971,7 @@
                 <w:sz w:val="16"/>
                 <w:szCs w:val="16"/>
               </w:rPr>
-              <w:t xml:space="preserve">4.44 ／ 10 ／ 1</w:t>
+              <w:t xml:space="preserve">4.44 ／ 10 ／ 4</w:t>
             </w:r>
           </w:p>
         </w:tc>
@@ -6509,7 +6069,7 @@
                 <w:sz w:val="16"/>
                 <w:szCs w:val="16"/>
               </w:rPr>
-              <w:t xml:space="preserve">3.56 ／ 9 ／ 2</w:t>
+              <w:t xml:space="preserve">3.56 ／ 9 ／ 4</w:t>
             </w:r>
           </w:p>
         </w:tc>
@@ -6598,7 +6158,7 @@
                 <w:sz w:val="16"/>
                 <w:szCs w:val="16"/>
               </w:rPr>
-              <w:t xml:space="preserve">3.75 ／ 10 ／ 3</w:t>
+              <w:t xml:space="preserve">3.75 ／ 10 ／ 4</w:t>
             </w:r>
           </w:p>
         </w:tc>
@@ -6776,7 +6336,7 @@
                 <w:sz w:val="16"/>
                 <w:szCs w:val="16"/>
               </w:rPr>
-              <w:t xml:space="preserve">4.81 ／ 5 ／ 2</w:t>
+              <w:t xml:space="preserve">4.81 ／ 5 ／ 1</w:t>
             </w:r>
           </w:p>
         </w:tc>
@@ -6874,7 +6434,7 @@
                 <w:sz w:val="16"/>
                 <w:szCs w:val="16"/>
               </w:rPr>
-              <w:t xml:space="preserve">2.50 ／ 1 ／ 6</w:t>
+              <w:t xml:space="preserve">2.50 ／ 1 ／ 7</w:t>
             </w:r>
           </w:p>
         </w:tc>
@@ -6895,7 +6455,7 @@
                 <w:sz w:val="16"/>
                 <w:szCs w:val="16"/>
               </w:rPr>
-              <w:t xml:space="preserve">3.31 ／ 2 ／ 6</w:t>
+              <w:t xml:space="preserve">3.31 ／ 2 ／ 7</w:t>
             </w:r>
           </w:p>
         </w:tc>
@@ -6987,7 +6547,7 @@
                 <w:sz w:val="16"/>
                 <w:szCs w:val="16"/>
               </w:rPr>
-              <w:t xml:space="preserve">2.88 ／ 1 ／ 6</w:t>
+              <w:t xml:space="preserve">2.88 ／ 1 ／ 7</w:t>
             </w:r>
           </w:p>
         </w:tc>
@@ -7009,7 +6569,7 @@
                 <w:sz w:val="16"/>
                 <w:szCs w:val="16"/>
               </w:rPr>
-              <w:t xml:space="preserve">5.62 ／ 27 ／ 1</w:t>
+              <w:t xml:space="preserve">5.62 ／ 27 ／ 0</w:t>
             </w:r>
           </w:p>
         </w:tc>
@@ -7032,34 +6592,14 @@
           <w:b/>
           <w:lang w:val="en-US" w:eastAsia="ja-JP"/>
         </w:rPr>
-        <w:t xml:space="preserve">全域 HV.</w:t>
-      </w:r>
-      <w:r>
-        <w:rPr>
-          <w:rFonts w:ascii="Times New Roman" w:hAnsi="Times New Roman" w:cs="Times New Roman" w:eastAsia="ＭＳ 明朝"/>
-          <w:lang w:val="en-US" w:eastAsia="ja-JP"/>
-        </w:rPr>
-        <w:t xml:space="preserve"> 最良となるのは安定性誘導演算子を組み込んだ Memetic で、表 2 でも首位群を占める。演算子が有意に向上させるのは §4.2 と同じく Memetic だけで、その全域 HV を 8 シナリオ中 6 つで有意に上げる（+2.8〜11.7%）のに対し、ILS では全シナリオで ±0.5% 以内にとどまる。構造どうしの勝敗はシナリオによって異なり、la36S・ta21S・la40・la21（以下 A 群）では ILS-baseline が Memetic-baseline を有意に上回るのに対し、la36M・la36L・mt10・ta21L（以下 B 群）では逆に Memetic-baseline が上回る（うち 1 つは有意差なし）。ILS 系が最良に並ぶのは A 群だけで、B 群では 5〜38% 下回る。ゆえに §4.2 の高安定領域の差は、ILS が全体として優れていることの反映ではない。同じ分かれ方は掃引全体で到達した最小 MS にも現れ、A 群では GA を除く全手法が同じ値に達するのに対し、B 群の la36M・la36L・mt10 では Memetic 系が 1.2〜2.2% 低い（演算子の有無を揃えた 3 対すべてで有意, </w:t>
-      </w:r>
-      <w:r>
-        <w:rPr>
-          <w:rFonts w:ascii="Times New Roman" w:hAnsi="Times New Roman" w:cs="Times New Roman"/>
-          <w:i/>
-        </w:rPr>
-        <w:t xml:space="preserve">p</w:t>
-      </w:r>
-      <w:r>
-        <w:rPr>
-          <w:rFonts w:ascii="Times New Roman" w:hAnsi="Times New Roman" w:cs="Times New Roman"/>
-        </w:rPr>
-        <w:t xml:space="preserve">&lt;</w:t>
-      </w:r>
-      <w:r>
-        <w:rPr>
-          <w:rFonts w:ascii="Times New Roman" w:hAnsi="Times New Roman" w:cs="Times New Roman" w:eastAsia="ＭＳ 明朝"/>
-          <w:lang w:val="en-US" w:eastAsia="ja-JP"/>
-        </w:rPr>
-        <w:t xml:space="preserve">0.01。ta21L では 0.6% 以内）。</w:t>
+        <w:t xml:space="preserve">全域 HV．</w:t>
+      </w:r>
+      <w:r>
+        <w:rPr>
+          <w:rFonts w:ascii="Times New Roman" w:hAnsi="Times New Roman" w:cs="Times New Roman" w:eastAsia="ＭＳ 明朝"/>
+          <w:lang w:val="en-US" w:eastAsia="ja-JP"/>
+        </w:rPr>
+        <w:t xml:space="preserve">演算子を組み込んだ Memetic が 8 シナリオ中 7 つで最良に並ぶ（表 2）．演算子が全域 HV を有意に向上させるのは §4.2 と同じく Memetic だけで（8 シナリオ中 5 つ，+3.6〜11.7%），ILS では全シナリオで ±0.5% 以内にとどまる．ILS 系が最良に並ぶのは 4 シナリオだけで，残る 4 つでは 5〜38% 下回る．ゆえに §4.2 の高安定領域の差は，ILS が全体として優れていることの反映ではない．</w:t>
       </w:r>
     </w:p>
     <w:tbl>
@@ -7139,7 +6679,7 @@
                 <w:rFonts w:ascii="Times New Roman" w:hAnsi="Times New Roman" w:cs="Times New Roman" w:eastAsia="ＭＳ 明朝"/>
                 <w:lang w:val="en-US" w:eastAsia="ja-JP"/>
               </w:rPr>
-              <w:t xml:space="preserve">図4. 時刻 </w:t>
+              <w:t xml:space="preserve">図4．時刻 </w:t>
             </w:r>
             <w:r>
               <w:rPr>
@@ -7153,7 +6693,7 @@
                 <w:rFonts w:ascii="Times New Roman" w:hAnsi="Times New Roman" w:cs="Times New Roman" w:eastAsia="ＭＳ 明朝"/>
                 <w:lang w:val="en-US" w:eastAsia="ja-JP"/>
               </w:rPr>
-              <w:t xml:space="preserve"> までに訪問した点で測った全域 HV の anytime 曲線（trial の中央値）。AUC は重みごとの曲線を平均した値で、重みを合併した本図の面積とは一致しない。</w:t>
+              <w:t xml:space="preserve"> までに訪問した点で測った全域 HV の anytime 曲線（trial の中央値）．AUC は重みごとの曲線を平均した値で，重みを合併した本図の面積とは一致しない．</w:t>
             </w:r>
           </w:p>
         </w:tc>
@@ -7179,14 +6719,14 @@
           <w:b/>
           <w:lang w:val="en-US" w:eastAsia="ja-JP"/>
         </w:rPr>
-        <w:t xml:space="preserve">AUC.</w:t>
-      </w:r>
-      <w:r>
-        <w:rPr>
-          <w:rFonts w:ascii="Times New Roman" w:hAnsi="Times New Roman" w:cs="Times New Roman" w:eastAsia="ＭＳ 明朝"/>
-          <w:lang w:val="en-US" w:eastAsia="ja-JP"/>
-        </w:rPr>
-        <w:t xml:space="preserve"> 最良に並ぶのは ILS 系 3 手法で、6 シナリオで最良から 2% 以内にある（表 2。残る la36S・mt10 では Memetic-baseline が最良で、ILS 系は 10〜22% 下回る）。ILS 系の立ち上がりの速さは、</w:t>
+        <w:t xml:space="preserve">AUC．</w:t>
+      </w:r>
+      <w:r>
+        <w:rPr>
+          <w:rFonts w:ascii="Times New Roman" w:hAnsi="Times New Roman" w:cs="Times New Roman" w:eastAsia="ＭＳ 明朝"/>
+          <w:lang w:val="en-US" w:eastAsia="ja-JP"/>
+        </w:rPr>
+        <w:t xml:space="preserve">ILS 系 3 手法が 8 シナリオ中 6 つで最良に並ぶ（表 2）．ILS 系の立ち上がりの速さは，</w:t>
       </w:r>
       <w:r>
         <w:rPr>
@@ -7208,7 +6748,7 @@
           <w:rFonts w:ascii="Times New Roman" w:hAnsi="Times New Roman" w:cs="Times New Roman" w:eastAsia="ＭＳ 明朝"/>
           <w:lang w:val="en-US" w:eastAsia="ja-JP"/>
         </w:rPr>
-        <w:t xml:space="preserve"> という良解 1 点を少しずつ改善していく軌道に由来すると考えられる（図 4）。安定性誘導演算子はこの速さを損なわない：停滞時にしか発動しない ILS では、3 手法の差が全シナリオで 3% 以内かつ有意でない。Memetic では逆にコストになる：PR は </w:t>
+        <w:t xml:space="preserve"> という良解 1 点を少しずつ改善していく軌道に由来すると考えられる（図 4）．安定性誘導演算子はこの速さを損なわない：停滞時にしか発動しない ILS では，3 手法の差が全シナリオで 3% 以内かつ有意でない．Memetic では逆にコストになる：PR は </w:t>
       </w:r>
       <w:r>
         <w:rPr>
@@ -7230,7 +6770,7 @@
           <w:rFonts w:ascii="Times New Roman" w:hAnsi="Times New Roman" w:cs="Times New Roman" w:eastAsia="ＭＳ 明朝"/>
           <w:lang w:val="en-US" w:eastAsia="ja-JP"/>
         </w:rPr>
-        <w:t xml:space="preserve"> までの経路を辿り切って中間解を再最適化するため 1 回が重く、個体ごとに発動するため AUC を 8 シナリオ中 5 つで有意に下げる（7〜26%）。</w:t>
+        <w:t xml:space="preserve"> までの経路を辿り切って中間解を再最適化するため 1 回が重く，個体ごとに発動するため AUC を 8 シナリオ中 5 つで有意に下げる（7〜26%）．</w:t>
       </w:r>
     </w:p>
     <w:p>
@@ -7261,14 +6801,14 @@
           <w:b/>
           <w:lang w:val="en-US" w:eastAsia="ja-JP"/>
         </w:rPr>
-        <w:t xml:space="preserve"> か.</w:t>
-      </w:r>
-      <w:r>
-        <w:rPr>
-          <w:rFonts w:ascii="Times New Roman" w:hAnsi="Times New Roman" w:cs="Times New Roman" w:eastAsia="ＭＳ 明朝"/>
-          <w:lang w:val="en-US" w:eastAsia="ja-JP"/>
-        </w:rPr>
-        <w:t xml:space="preserve"> ILS ではどちらを組み込んでもほぼ同じで、3 指標とも差は 2% 以内にとどまる。Memetic では指標によって異なり、探索終了時の HV は有意差のあった 5 例（全域 HV 2/8、高安定 HV 3/8）がいずれも PR 優位、AUC では逆に PR-</w:t>
+        <w:t xml:space="preserve"> か．</w:t>
+      </w:r>
+      <w:r>
+        <w:rPr>
+          <w:rFonts w:ascii="Times New Roman" w:hAnsi="Times New Roman" w:cs="Times New Roman" w:eastAsia="ＭＳ 明朝"/>
+          <w:lang w:val="en-US" w:eastAsia="ja-JP"/>
+        </w:rPr>
+        <w:t xml:space="preserve">ILS ではどちらを組み込んでも 3 指標とも差は 2% 以内である．Memetic では，全域 HV と高安定 HV は PR がわずかに上回り（有意差はそれぞれ 2 シナリオで，いずれも PR 優位），AUC は 1 回が軽い PR-</w:t>
       </w:r>
       <w:r>
         <w:rPr>
@@ -7282,7 +6822,7 @@
           <w:rFonts w:ascii="Times New Roman" w:hAnsi="Times New Roman" w:cs="Times New Roman" w:eastAsia="ＭＳ 明朝"/>
           <w:lang w:val="en-US" w:eastAsia="ja-JP"/>
         </w:rPr>
-        <w:t xml:space="preserve"> が 6/8 で有意に上回る。</w:t>
+        <w:t xml:space="preserve"> が 8 シナリオ中 6 つで有意に上回る．</w:t>
       </w:r>
     </w:p>
     <w:p>
@@ -7313,7 +6853,7 @@
           <w:rFonts w:ascii="Times New Roman" w:hAnsi="Times New Roman" w:cs="Times New Roman" w:eastAsia="ＭＳ 明朝"/>
           <w:lang w:val="en-US" w:eastAsia="ja-JP"/>
         </w:rPr>
-        <w:t xml:space="preserve">再スケジューリングでは、外乱前の初期スケジュール </w:t>
+        <w:t xml:space="preserve">再スケジューリングでは，外乱前の初期スケジュール </w:t>
       </w:r>
       <w:r>
         <w:rPr>
@@ -7335,7 +6875,7 @@
           <w:rFonts w:ascii="Times New Roman" w:hAnsi="Times New Roman" w:cs="Times New Roman" w:eastAsia="ＭＳ 明朝"/>
           <w:lang w:val="en-US" w:eastAsia="ja-JP"/>
         </w:rPr>
-        <w:t xml:space="preserve"> が探索を開始する前から手元にある。本研究は、これを活かして安定性を確保するという目的のもとで、探索構造と安定性誘導演算子の関係を、局所探索・目的関数・</w:t>
+        <w:t xml:space="preserve"> が探索を開始する前から手元にある．本研究は，これを活かして安定性を確保するという目的のもとで，探索構造と安定性誘導演算子の関係を，局所探索・目的関数・</w:t>
       </w:r>
       <w:r>
         <w:rPr>
@@ -7357,7 +6897,7 @@
           <w:rFonts w:ascii="Times New Roman" w:hAnsi="Times New Roman" w:cs="Times New Roman" w:eastAsia="ＭＳ 明朝"/>
           <w:lang w:val="en-US" w:eastAsia="ja-JP"/>
         </w:rPr>
-        <w:t xml:space="preserve"> の供給・予算を揃えた 8 シナリオ × 7 手法 × n=10 の統制比較で検証した。主な知見は次の通りである。</w:t>
+        <w:t xml:space="preserve"> の供給を揃えた 8 シナリオ × 7 手法 × n=10 の統制比較で検証した．主な知見は次の通りである．</w:t>
       </w:r>
     </w:p>
     <w:p>
@@ -7379,14 +6919,14 @@
           <w:b/>
           <w:lang w:val="en-US" w:eastAsia="ja-JP"/>
         </w:rPr>
-        <w:t xml:space="preserve">仮説1：高安定 HV は単点探索（ILS）が多点探索（Memetic）より大きい.</w:t>
-      </w:r>
-      <w:r>
-        <w:rPr>
-          <w:rFonts w:ascii="Times New Roman" w:hAnsi="Times New Roman" w:cs="Times New Roman" w:eastAsia="ＭＳ 明朝"/>
-          <w:lang w:val="en-US" w:eastAsia="ja-JP"/>
-        </w:rPr>
-        <w:t xml:space="preserve"> 全 8 シナリオの全試行で単点探索が上回った。3 シナリオでは多点探索が高安定領域に非劣解をほとんど得られず、残る 5 つでも 2.0〜4.5 倍の開きがある。</w:t>
+        <w:t xml:space="preserve">仮説1：高安定 HV は単点探索（ILS）が多点探索（Memetic）より大きい．</w:t>
+      </w:r>
+      <w:r>
+        <w:rPr>
+          <w:rFonts w:ascii="Times New Roman" w:hAnsi="Times New Roman" w:cs="Times New Roman" w:eastAsia="ＭＳ 明朝"/>
+          <w:lang w:val="en-US" w:eastAsia="ja-JP"/>
+        </w:rPr>
+        <w:t xml:space="preserve">全 8 シナリオの全試行で単点探索が上回った．3 シナリオでは多点探索が高安定領域に非劣解をほとんど得られず，残る 5 つでも 2.0〜4.5 倍の開きがある．</w:t>
       </w:r>
     </w:p>
     <w:p>
@@ -7408,14 +6948,14 @@
           <w:b/>
           <w:lang w:val="en-US" w:eastAsia="ja-JP"/>
         </w:rPr>
-        <w:t xml:space="preserve">仮説2と構造間比較：演算子は多点探索の高安定 HV を単点探索と同程度まで向上させ、単点探索ではほとんど向上させない.</w:t>
-      </w:r>
-      <w:r>
-        <w:rPr>
-          <w:rFonts w:ascii="Times New Roman" w:hAnsi="Times New Roman" w:cs="Times New Roman" w:eastAsia="ＭＳ 明朝"/>
-          <w:lang w:val="en-US" w:eastAsia="ja-JP"/>
-        </w:rPr>
-        <w:t xml:space="preserve"> 高安定 HV には、複数の手法が最良値の 2% 以内に集まる帯があり、これが本実験における到達上限にあたる。多点探索は安定性誘導演算子なしでは全 8 シナリオで帯の外にあるが、組み込むと全試行で高安定 HV が向上し、8 シナリオ中 7 つで帯に入る。一方、演算子なしのまま 6 シナリオで帯の中にある単点探索では、組み込んでもほとんど向上せず、向上したのは帯の外にある残りの 2 シナリオに限られる。効きが分かれるのは構造の違いそのものではなく、組み込む前に上限に達しているか否かである。</w:t>
+        <w:t xml:space="preserve">仮説2と構造間比較：演算子は多点探索の高安定 HV を単点探索と同程度まで向上させ，単点探索ではほとんど向上させない．</w:t>
+      </w:r>
+      <w:r>
+        <w:rPr>
+          <w:rFonts w:ascii="Times New Roman" w:hAnsi="Times New Roman" w:cs="Times New Roman" w:eastAsia="ＭＳ 明朝"/>
+          <w:lang w:val="en-US" w:eastAsia="ja-JP"/>
+        </w:rPr>
+        <w:t xml:space="preserve">高安定 HV には，複数の手法が最良値の 2% 以内に集まる帯があり，これが本実験における到達上限にあたる．多点探索は安定性誘導演算子なしでは全 8 シナリオで帯の外にあるが，組み込むと全試行で高安定 HV が向上し，8 シナリオ中 7 つで帯に入る．一方，演算子なしのまま 6 シナリオで帯の中にある単点探索では，組み込んでもほとんど向上せず，向上したのは帯の外にある残りの 2 シナリオ（中央値で約 6%）に限られる．効きが分かれるのは構造の違いそのものではなく，組み込む前に上限に達しているか否かである．</w:t>
       </w:r>
     </w:p>
     <w:p>
@@ -7437,14 +6977,14 @@
           <w:b/>
           <w:lang w:val="en-US" w:eastAsia="ja-JP"/>
         </w:rPr>
-        <w:t xml:space="preserve">実務上の含意：最良の手法は評価指標によって異なる.</w:t>
-      </w:r>
-      <w:r>
-        <w:rPr>
-          <w:rFonts w:ascii="Times New Roman" w:hAnsi="Times New Roman" w:cs="Times New Roman" w:eastAsia="ＭＳ 明朝"/>
-          <w:lang w:val="en-US" w:eastAsia="ja-JP"/>
-        </w:rPr>
-        <w:t xml:space="preserve"> 全域 HV は Memetic＋安定性誘導演算子、高安定 HV は ILS と Memetic＋演算子の双方、AUC は ILS 系が優れる。ゆえに計算時間を許容して全域 HV を追求するなら Memetic＋演算子、変更の少ない修正スケジュールを短い計算時間で得たいなら ILS を選ぶ。Memetic に組み込む演算子は、全域 HV と高安定 HV ではわずかに PR、AUC では PR-</w:t>
+        <w:t xml:space="preserve">実務上の含意：最良の手法は評価指標によって異なる．</w:t>
+      </w:r>
+      <w:r>
+        <w:rPr>
+          <w:rFonts w:ascii="Times New Roman" w:hAnsi="Times New Roman" w:cs="Times New Roman" w:eastAsia="ＭＳ 明朝"/>
+          <w:lang w:val="en-US" w:eastAsia="ja-JP"/>
+        </w:rPr>
+        <w:t xml:space="preserve">全域 HV は Memetic＋安定性誘導演算子，高安定 HV は ILS と Memetic＋演算子の双方，AUC は ILS 系が優れる．ゆえに計算時間を許容して全域 HV を追求するなら Memetic＋演算子，変更の少ない修正スケジュールを短い計算時間で得たいなら ILS を選ぶ．Memetic に組み込む演算子は，全域 HV と高安定 HV ではわずかに PR，AUC では PR-</w:t>
       </w:r>
       <w:r>
         <w:rPr>
@@ -7458,7 +6998,7 @@
           <w:rFonts w:ascii="Times New Roman" w:hAnsi="Times New Roman" w:cs="Times New Roman" w:eastAsia="ＭＳ 明朝"/>
           <w:lang w:val="en-US" w:eastAsia="ja-JP"/>
         </w:rPr>
-        <w:t xml:space="preserve"> が上回る（§4.3）。</w:t>
+        <w:t xml:space="preserve"> が上回る（§4.3）．</w:t>
       </w:r>
     </w:p>
     <w:p>
@@ -7472,22 +7012,7 @@
           <w:rFonts w:ascii="Times New Roman" w:hAnsi="Times New Roman" w:cs="Times New Roman" w:eastAsia="ＭＳ 明朝"/>
           <w:lang w:val="en-US" w:eastAsia="ja-JP"/>
         </w:rPr>
-        <w:t xml:space="preserve">本研究の中心的貢献は、再スケジューリングの手法を</w:t>
-      </w:r>
-      <w:r>
-        <w:rPr>
-          <w:rFonts w:ascii="Times New Roman" w:hAnsi="Times New Roman" w:cs="Times New Roman" w:eastAsia="ＭＳ 明朝"/>
-          <w:b/>
-          <w:lang w:val="en-US" w:eastAsia="ja-JP"/>
-        </w:rPr>
-        <w:t xml:space="preserve">高安定領域に限った HV</w:t>
-      </w:r>
-      <w:r>
-        <w:rPr>
-          <w:rFonts w:ascii="Times New Roman" w:hAnsi="Times New Roman" w:cs="Times New Roman" w:eastAsia="ＭＳ 明朝"/>
-          <w:lang w:val="en-US" w:eastAsia="ja-JP"/>
-        </w:rPr>
-        <w:t xml:space="preserve">で評価する形式を置き、その上で、主流である多点探索がこの領域の非劣解を十分に得られないこと、そして </w:t>
+        <w:t xml:space="preserve">本研究の中心的貢献は，再スケジューリングの手法を高安定領域に限った HV で評価する形式を置き，その上で，主流である多点探索がこの領域の非劣解を十分に得られないこと，そして </w:t>
       </w:r>
       <w:r>
         <w:rPr>
@@ -7509,22 +7034,7 @@
           <w:rFonts w:ascii="Times New Roman" w:hAnsi="Times New Roman" w:cs="Times New Roman" w:eastAsia="ＭＳ 明朝"/>
           <w:lang w:val="en-US" w:eastAsia="ja-JP"/>
         </w:rPr>
-        <w:t xml:space="preserve"> に近づける移動を</w:t>
-      </w:r>
-      <w:r>
-        <w:rPr>
-          <w:rFonts w:ascii="Times New Roman" w:hAnsi="Times New Roman" w:cs="Times New Roman" w:eastAsia="ＭＳ 明朝"/>
-          <w:b/>
-          <w:lang w:val="en-US" w:eastAsia="ja-JP"/>
-        </w:rPr>
-        <w:t xml:space="preserve">安定性誘導演算子</w:t>
-      </w:r>
-      <w:r>
-        <w:rPr>
-          <w:rFonts w:ascii="Times New Roman" w:hAnsi="Times New Roman" w:cs="Times New Roman" w:eastAsia="ＭＳ 明朝"/>
-          <w:lang w:val="en-US" w:eastAsia="ja-JP"/>
-        </w:rPr>
-        <w:t xml:space="preserve">として与えればその不足が補われることを、局所探索を揃えた統制下で示した点にある。演算子の効果は、組み込む前にその構造が高安定 HV の上限に達しているかで決まる。ある演算子が有効だという報告は、どの探索構造に組み込んだかを抜きにしては一般化できない。</w:t>
+        <w:t xml:space="preserve"> に近づける移動を安定性誘導演算子として与えればその不足が補われることを，局所探索を揃えた統制下で示した点にある．演算子の効果は，組み込む前にその構造が高安定 HV の上限に達しているかで決まる．ある演算子が有効だという報告は，どの探索構造に組み込んだかを抜きにしては一般化できない．</w:t>
       </w:r>
     </w:p>
     <w:p>
@@ -7539,14 +7049,14 @@
           <w:b/>
           <w:lang w:val="en-US" w:eastAsia="ja-JP"/>
         </w:rPr>
-        <w:t xml:space="preserve">限界.</w:t>
-      </w:r>
-      <w:r>
-        <w:rPr>
-          <w:rFonts w:ascii="Times New Roman" w:hAnsi="Times New Roman" w:cs="Times New Roman" w:eastAsia="ＭＳ 明朝"/>
-          <w:lang w:val="en-US" w:eastAsia="ja-JP"/>
-        </w:rPr>
-        <w:t xml:space="preserve"> (i) </w:t>
+        <w:t xml:space="preserve">限界．</w:t>
+      </w:r>
+      <w:r>
+        <w:rPr>
+          <w:rFonts w:ascii="Times New Roman" w:hAnsi="Times New Roman" w:cs="Times New Roman" w:eastAsia="ＭＳ 明朝"/>
+          <w:lang w:val="en-US" w:eastAsia="ja-JP"/>
+        </w:rPr>
+        <w:t xml:space="preserve">(i) </w:t>
       </w:r>
       <w:r>
         <w:rPr>
@@ -7560,7 +7070,7 @@
           <w:rFonts w:ascii="Times New Roman" w:hAnsi="Times New Roman" w:cs="Times New Roman" w:eastAsia="ＭＳ 明朝"/>
           <w:lang w:val="en-US" w:eastAsia="ja-JP"/>
         </w:rPr>
-        <w:t xml:space="preserve"> が有意水準のきわにある比較は n=10 では決着していない。(ii) 開始時刻偏差の下での妥当性は検証していない。(iii) 外乱は作業遅延に限る。(iv) 初期スケジュール </w:t>
+        <w:t xml:space="preserve"> が有意水準のきわにある比較は n=10 では決着していない．(ii) 開始時刻偏差の下での妥当性は検証していない．(iii) 外乱は作業遅延に限る．(iv) 初期スケジュール </w:t>
       </w:r>
       <w:r>
         <w:rPr>
@@ -7582,7 +7092,7 @@
           <w:rFonts w:ascii="Times New Roman" w:hAnsi="Times New Roman" w:cs="Times New Roman" w:eastAsia="ＭＳ 明朝"/>
           <w:lang w:val="en-US" w:eastAsia="ja-JP"/>
         </w:rPr>
-        <w:t xml:space="preserve"> がどの程度最適化されているかが結果に与える影響は検証していない。(v) 各探索構造の代表は 1 手法ずつである。これらの条件を変えた再検証に加え、範囲限定型と演算子の統合、安定性を交叉自体に持たせる方式の検証、および Pareto-native 手法（NSGA-II 等）での再検証が今後の課題である。</w:t>
+        <w:t xml:space="preserve"> がどの程度最適化されているかが結果に与える影響は検証していない．(v) 各探索構造の代表は 1 手法ずつである．これらの条件を変えた再検証に加え，範囲限定型と演算子の統合，安定性を交叉自体に持たせる方式の検証，および Pareto-native 手法（NSGA-II 等）での再検証が今後の課題である．</w:t>
       </w:r>
     </w:p>
     <w:p>
